--- a/docx/11-acl-seguridad/11-acl-seguridad.docx
+++ b/docx/11-acl-seguridad/11-acl-seguridad.docx
@@ -28,7 +28,7 @@
         </w:p>
       </w:sdtContent>
     </w:sdt>
-    <w:bookmarkStart w:id="24" w:name="acls-y-seguridad-de-red"/>
+    <w:bookmarkStart w:id="35" w:name="acls-y-seguridad-de-red"/>
     <w:p>
       <w:pPr>
         <w:pStyle w:val="Heading1"/>
@@ -115,20 +115,34 @@
           <w:i/>
           <w:iCs/>
         </w:rPr>
-        <w:t xml:space="preserve">“Tu nombre no está en la lista.”</w:t>
+        <w:t xml:space="preserve">“</w:t>
       </w:r>
       <w:r>
         <w:rPr>
           <w:i/>
           <w:iCs/>
         </w:rPr>
-        <w:t xml:space="preserve"> </w:t>
+        <w:t xml:space="preserve">Tu nombre no está en la lista.</w:t>
       </w:r>
       <w:r>
         <w:rPr>
           <w:i/>
           <w:iCs/>
         </w:rPr>
+        <w:t xml:space="preserve">”</w:t>
+      </w:r>
+      <w:r>
+        <w:rPr>
+          <w:i/>
+          <w:iCs/>
+        </w:rPr>
+        <w:t xml:space="preserve"> </w:t>
+      </w:r>
+      <w:r>
+        <w:rPr>
+          <w:i/>
+          <w:iCs/>
+        </w:rPr>
         <w:t xml:space="preserve">El paquete se desvanece y nadie, ni siquiera el remitente, recibirá confirmación.</w:t>
       </w:r>
     </w:p>
@@ -142,7 +156,7 @@
       <w:r>
         <w:t xml:space="preserve"> </w:t>
       </w:r>
-      <w:hyperlink r:id="rId9">
+      <w:hyperlink r:id="rId20">
         <w:r>
           <w:rPr>
             <w:rStyle w:val="Hyperlink"/>
@@ -159,7 +173,7 @@
       <w:r>
         <w:t xml:space="preserve"> </w:t>
       </w:r>
-      <w:hyperlink r:id="rId10">
+      <w:hyperlink r:id="rId21">
         <w:r>
           <w:rPr>
             <w:rStyle w:val="Hyperlink"/>
@@ -215,7 +229,7 @@
         </w:pict>
       </w:r>
     </w:p>
-    <w:bookmarkStart w:id="11" w:name="objetivo-de-la-unidad"/>
+    <w:bookmarkStart w:id="22" w:name="objetivo-de-la-unidad"/>
     <w:p>
       <w:pPr>
         <w:pStyle w:val="Heading2"/>
@@ -311,8 +325,8 @@
         </w:pict>
       </w:r>
     </w:p>
-    <w:bookmarkEnd w:id="11"/>
-    <w:bookmarkStart w:id="18" w:name="mapa-de-la-unidad"/>
+    <w:bookmarkEnd w:id="22"/>
+    <w:bookmarkStart w:id="29" w:name="mapa-de-la-unidad"/>
     <w:p>
       <w:pPr>
         <w:pStyle w:val="Heading2"/>
@@ -325,6 +339,7 @@
       <w:tblPr>
         <w:tblStyle w:val="Table"/>
         <w:tblW w:type="pct" w:w="5000"/>
+        <w:jc w:val="left"/>
         <w:tblLayout w:type="fixed"/>
         <w:tblLook w:firstRow="1" w:lastRow="0" w:firstColumn="0" w:lastColumn="0" w:noHBand="0" w:noVBand="0" w:val="0020"/>
       </w:tblPr>
@@ -342,6 +357,7 @@
           <w:p>
             <w:pPr>
               <w:pStyle w:val="Compact"/>
+              <w:jc w:val="left"/>
             </w:pPr>
             <w:r>
               <w:t xml:space="preserve">Punto</w:t>
@@ -353,6 +369,7 @@
           <w:p>
             <w:pPr>
               <w:pStyle w:val="Compact"/>
+              <w:jc w:val="left"/>
             </w:pPr>
             <w:r>
               <w:t xml:space="preserve">Qué aprenderás</w:t>
@@ -364,6 +381,7 @@
           <w:p>
             <w:pPr>
               <w:pStyle w:val="Compact"/>
+              <w:jc w:val="left"/>
             </w:pPr>
             <w:r>
               <w:t xml:space="preserve">Nivel</w:t>
@@ -377,8 +395,9 @@
           <w:p>
             <w:pPr>
               <w:pStyle w:val="Compact"/>
-            </w:pPr>
-            <w:hyperlink r:id="rId12">
+              <w:jc w:val="left"/>
+            </w:pPr>
+            <w:hyperlink r:id="rId23">
               <w:r>
                 <w:rPr>
                   <w:rStyle w:val="Hyperlink"/>
@@ -393,6 +412,7 @@
           <w:p>
             <w:pPr>
               <w:pStyle w:val="Compact"/>
+              <w:jc w:val="left"/>
             </w:pPr>
             <w:r>
               <w:t xml:space="preserve">El flujo del paquete y las dos aduanas del router</w:t>
@@ -404,6 +424,7 @@
           <w:p>
             <w:pPr>
               <w:pStyle w:val="Compact"/>
+              <w:jc w:val="left"/>
             </w:pPr>
             <w:r>
               <w:t xml:space="preserve">Todos</w:t>
@@ -417,8 +438,9 @@
           <w:p>
             <w:pPr>
               <w:pStyle w:val="Compact"/>
-            </w:pPr>
-            <w:hyperlink r:id="rId13">
+              <w:jc w:val="left"/>
+            </w:pPr>
+            <w:hyperlink r:id="rId24">
               <w:r>
                 <w:rPr>
                   <w:rStyle w:val="Hyperlink"/>
@@ -433,6 +455,7 @@
           <w:p>
             <w:pPr>
               <w:pStyle w:val="Compact"/>
+              <w:jc w:val="left"/>
             </w:pPr>
             <w:r>
               <w:t xml:space="preserve">Qué es una ACL, estándar vs extendida, deny implícito</w:t>
@@ -444,6 +467,7 @@
           <w:p>
             <w:pPr>
               <w:pStyle w:val="Compact"/>
+              <w:jc w:val="left"/>
             </w:pPr>
             <w:r>
               <w:t xml:space="preserve">Todos</w:t>
@@ -457,8 +481,9 @@
           <w:p>
             <w:pPr>
               <w:pStyle w:val="Compact"/>
-            </w:pPr>
-            <w:hyperlink r:id="rId14">
+              <w:jc w:val="left"/>
+            </w:pPr>
+            <w:hyperlink r:id="rId25">
               <w:r>
                 <w:rPr>
                   <w:rStyle w:val="Hyperlink"/>
@@ -473,6 +498,7 @@
           <w:p>
             <w:pPr>
               <w:pStyle w:val="Compact"/>
+              <w:jc w:val="left"/>
             </w:pPr>
             <w:r>
               <w:t xml:space="preserve">Wildcards, colocación y verificación</w:t>
@@ -484,6 +510,7 @@
           <w:p>
             <w:pPr>
               <w:pStyle w:val="Compact"/>
+              <w:jc w:val="left"/>
             </w:pPr>
             <w:r>
               <w:t xml:space="preserve">Todos</w:t>
@@ -497,8 +524,9 @@
           <w:p>
             <w:pPr>
               <w:pStyle w:val="Compact"/>
-            </w:pPr>
-            <w:hyperlink r:id="rId15">
+              <w:jc w:val="left"/>
+            </w:pPr>
+            <w:hyperlink r:id="rId26">
               <w:r>
                 <w:rPr>
                   <w:rStyle w:val="Hyperlink"/>
@@ -513,6 +541,7 @@
           <w:p>
             <w:pPr>
               <w:pStyle w:val="Compact"/>
+              <w:jc w:val="left"/>
             </w:pPr>
             <w:r>
               <w:rPr>
@@ -530,6 +559,7 @@
           <w:p>
             <w:pPr>
               <w:pStyle w:val="Compact"/>
+              <w:jc w:val="left"/>
             </w:pPr>
             <w:r>
               <w:t xml:space="preserve">Avanzado</w:t>
@@ -543,8 +573,9 @@
           <w:p>
             <w:pPr>
               <w:pStyle w:val="Compact"/>
-            </w:pPr>
-            <w:hyperlink r:id="rId16">
+              <w:jc w:val="left"/>
+            </w:pPr>
+            <w:hyperlink r:id="rId27">
               <w:r>
                 <w:rPr>
                   <w:rStyle w:val="Hyperlink"/>
@@ -559,6 +590,7 @@
           <w:p>
             <w:pPr>
               <w:pStyle w:val="Compact"/>
+              <w:jc w:val="left"/>
             </w:pPr>
             <w:r>
               <w:t xml:space="preserve">Seguridad de capa 2: MACs por puerto y modos de violación</w:t>
@@ -570,6 +602,7 @@
           <w:p>
             <w:pPr>
               <w:pStyle w:val="Compact"/>
+              <w:jc w:val="left"/>
             </w:pPr>
             <w:r>
               <w:t xml:space="preserve">Todos</w:t>
@@ -583,8 +616,9 @@
           <w:p>
             <w:pPr>
               <w:pStyle w:val="Compact"/>
-            </w:pPr>
-            <w:hyperlink r:id="rId17">
+              <w:jc w:val="left"/>
+            </w:pPr>
+            <w:hyperlink r:id="rId28">
               <w:r>
                 <w:rPr>
                   <w:rStyle w:val="Hyperlink"/>
@@ -599,6 +633,7 @@
           <w:p>
             <w:pPr>
               <w:pStyle w:val="Compact"/>
+              <w:jc w:val="left"/>
             </w:pPr>
             <w:r>
               <w:t xml:space="preserve">Sé el Paquete, Fireside, Laboratorio, Crucigrama…</w:t>
@@ -610,6 +645,7 @@
           <w:p>
             <w:pPr>
               <w:pStyle w:val="Compact"/>
+              <w:jc w:val="left"/>
             </w:pPr>
             <w:r>
               <w:t xml:space="preserve">Todos</w:t>
@@ -649,8 +685,8 @@
         </w:pict>
       </w:r>
     </w:p>
-    <w:bookmarkEnd w:id="18"/>
-    <w:bookmarkStart w:id="19" w:name="boletines-de-la-unidad"/>
+    <w:bookmarkEnd w:id="29"/>
+    <w:bookmarkStart w:id="30" w:name="boletines-de-la-unidad"/>
     <w:p>
       <w:pPr>
         <w:pStyle w:val="Heading2"/>
@@ -700,8 +736,8 @@
         </w:pict>
       </w:r>
     </w:p>
-    <w:bookmarkEnd w:id="19"/>
-    <w:bookmarkStart w:id="20" w:name="criterios-de-evaluación-cubiertos-ra4"/>
+    <w:bookmarkEnd w:id="30"/>
+    <w:bookmarkStart w:id="31" w:name="criterios-de-evaluación-cubiertos-ra4"/>
     <w:p>
       <w:pPr>
         <w:pStyle w:val="Heading2"/>
@@ -726,6 +762,7 @@
       <w:tblPr>
         <w:tblStyle w:val="Table"/>
         <w:tblW w:type="pct" w:w="5000"/>
+        <w:jc w:val="left"/>
         <w:tblLayout w:type="fixed"/>
         <w:tblLook w:firstRow="1" w:lastRow="0" w:firstColumn="0" w:lastColumn="0" w:noHBand="0" w:noVBand="0" w:val="0020"/>
       </w:tblPr>
@@ -743,6 +780,7 @@
           <w:p>
             <w:pPr>
               <w:pStyle w:val="Compact"/>
+              <w:jc w:val="left"/>
             </w:pPr>
             <w:r>
               <w:t xml:space="preserve">CE</w:t>
@@ -754,6 +792,7 @@
           <w:p>
             <w:pPr>
               <w:pStyle w:val="Compact"/>
+              <w:jc w:val="left"/>
             </w:pPr>
             <w:r>
               <w:t xml:space="preserve">Criterio</w:t>
@@ -765,6 +804,7 @@
           <w:p>
             <w:pPr>
               <w:pStyle w:val="Compact"/>
+              <w:jc w:val="left"/>
             </w:pPr>
             <w:r>
               <w:t xml:space="preserve">Dónde se cubre</w:t>
@@ -778,6 +818,7 @@
           <w:p>
             <w:pPr>
               <w:pStyle w:val="Compact"/>
+              <w:jc w:val="left"/>
             </w:pPr>
             <w:r>
               <w:t xml:space="preserve">i)</w:t>
@@ -789,6 +830,7 @@
           <w:p>
             <w:pPr>
               <w:pStyle w:val="Compact"/>
+              <w:jc w:val="left"/>
             </w:pPr>
             <w:r>
               <w:t xml:space="preserve">Filtrado de tráfico (ACLs)</w:t>
@@ -800,6 +842,7 @@
           <w:p>
             <w:pPr>
               <w:pStyle w:val="Compact"/>
+              <w:jc w:val="left"/>
             </w:pPr>
             <w:r>
               <w:t xml:space="preserve">✅ Puntos 1-4 + ⚡ Laboratorio (punto 6)</w:t>
@@ -813,6 +856,7 @@
           <w:p>
             <w:pPr>
               <w:pStyle w:val="Compact"/>
+              <w:jc w:val="left"/>
             </w:pPr>
             <w:r>
               <w:t xml:space="preserve">j)</w:t>
@@ -824,6 +868,7 @@
           <w:p>
             <w:pPr>
               <w:pStyle w:val="Compact"/>
+              <w:jc w:val="left"/>
             </w:pPr>
             <w:r>
               <w:t xml:space="preserve">Listas de control de acceso</w:t>
@@ -835,6 +880,7 @@
           <w:p>
             <w:pPr>
               <w:pStyle w:val="Compact"/>
+              <w:jc w:val="left"/>
             </w:pPr>
             <w:r>
               <w:t xml:space="preserve">✅ Puntos 2-4 + 🧠 Atrévete a pensar (punto 6)</w:t>
@@ -850,8 +896,8 @@
         </w:pict>
       </w:r>
     </w:p>
-    <w:bookmarkEnd w:id="20"/>
-    <w:bookmarkStart w:id="23" w:name="por-dónde-empiezo"/>
+    <w:bookmarkEnd w:id="31"/>
+    <w:bookmarkStart w:id="34" w:name="por-dónde-empiezo"/>
     <w:p>
       <w:pPr>
         <w:pStyle w:val="Heading2"/>
@@ -874,7 +920,7 @@
       <w:r>
         <w:t xml:space="preserve"> </w:t>
       </w:r>
-      <w:hyperlink r:id="rId21">
+      <w:hyperlink r:id="rId32">
         <w:r>
           <w:rPr>
             <w:rStyle w:val="Hyperlink"/>
@@ -903,7 +949,7 @@
       <w:r>
         <w:t xml:space="preserve"> </w:t>
       </w:r>
-      <w:hyperlink r:id="rId15">
+      <w:hyperlink r:id="rId26">
         <w:r>
           <w:rPr>
             <w:rStyle w:val="Hyperlink"/>
@@ -929,7 +975,7 @@
       <w:r>
         <w:t xml:space="preserve"> </w:t>
       </w:r>
-      <w:hyperlink r:id="rId12">
+      <w:hyperlink r:id="rId23">
         <w:r>
           <w:rPr>
             <w:rStyle w:val="Hyperlink"/>
@@ -954,7 +1000,7 @@
         </w:rPr>
         <w:t xml:space="preserve"> </w:t>
       </w:r>
-      <w:hyperlink r:id="rId22">
+      <w:hyperlink r:id="rId33">
         <w:r>
           <w:rPr>
             <w:rStyle w:val="Hyperlink"/>
@@ -972,9 +1018,9 @@
         <w:t xml:space="preserve">.</w:t>
       </w:r>
     </w:p>
-    <w:bookmarkEnd w:id="23"/>
-    <w:bookmarkEnd w:id="24"/>
-    <w:bookmarkStart w:id="34" w:name="de-las-rutas-a-las-acls"/>
+    <w:bookmarkEnd w:id="34"/>
+    <w:bookmarkEnd w:id="35"/>
+    <w:bookmarkStart w:id="45" w:name="de-las-rutas-a-las-acls"/>
     <w:p>
       <w:pPr>
         <w:pStyle w:val="Heading1"/>
@@ -1038,7 +1084,7 @@
         </w:pict>
       </w:r>
     </w:p>
-    <w:bookmarkStart w:id="25" w:name="la-idea-en-una-frase"/>
+    <w:bookmarkStart w:id="36" w:name="la-idea-en-una-frase"/>
     <w:p>
       <w:pPr>
         <w:pStyle w:val="Heading2"/>
@@ -1075,8 +1121,8 @@
         </w:pict>
       </w:r>
     </w:p>
-    <w:bookmarkEnd w:id="25"/>
-    <w:bookmarkStart w:id="26" w:name="el-mapa-mental-del-router"/>
+    <w:bookmarkEnd w:id="36"/>
+    <w:bookmarkStart w:id="37" w:name="el-mapa-mental-del-router"/>
     <w:p>
       <w:pPr>
         <w:pStyle w:val="Heading2"/>
@@ -1095,7 +1141,7 @@
       <w:r>
         <w:t xml:space="preserve"> </w:t>
       </w:r>
-      <w:hyperlink r:id="rId9">
+      <w:hyperlink r:id="rId20">
         <w:r>
           <w:rPr>
             <w:rStyle w:val="Hyperlink"/>
@@ -1202,7 +1248,13 @@
         <w:t xml:space="preserve"> </w:t>
       </w:r>
       <w:r>
-        <w:t xml:space="preserve">“¿te dejo pasar?”</w:t>
+        <w:t xml:space="preserve">“</w:t>
+      </w:r>
+      <w:r>
+        <w:t xml:space="preserve">¿te dejo pasar?</w:t>
+      </w:r>
+      <w:r>
+        <w:t xml:space="preserve">”</w:t>
       </w:r>
       <w:r>
         <w:t xml:space="preserve">. Todo el resto de la unidad gira alrededor de entender ese flujo: qué es</w:t>
@@ -1211,7 +1263,13 @@
         <w:t xml:space="preserve"> </w:t>
       </w:r>
       <w:r>
-        <w:t xml:space="preserve">“entrada”</w:t>
+        <w:t xml:space="preserve">“</w:t>
+      </w:r>
+      <w:r>
+        <w:t xml:space="preserve">entrada</w:t>
+      </w:r>
+      <w:r>
+        <w:t xml:space="preserve">”</w:t>
       </w:r>
       <w:r>
         <w:t xml:space="preserve"> </w:t>
@@ -1223,7 +1281,13 @@
         <w:t xml:space="preserve"> </w:t>
       </w:r>
       <w:r>
-        <w:t xml:space="preserve">“salida”</w:t>
+        <w:t xml:space="preserve">“</w:t>
+      </w:r>
+      <w:r>
+        <w:t xml:space="preserve">salida</w:t>
+      </w:r>
+      <w:r>
+        <w:t xml:space="preserve">”</w:t>
       </w:r>
       <w:r>
         <w:t xml:space="preserve"> </w:t>
@@ -1252,8 +1316,8 @@
         </w:pict>
       </w:r>
     </w:p>
-    <w:bookmarkEnd w:id="26"/>
-    <w:bookmarkStart w:id="27" w:name="X56462977f6126b3ea09b59ce4dde5f6b16e99bb"/>
+    <w:bookmarkEnd w:id="37"/>
+    <w:bookmarkStart w:id="38" w:name="X56462977f6126b3ea09b59ce4dde5f6b16e99bb"/>
     <w:p>
       <w:pPr>
         <w:pStyle w:val="Heading2"/>
@@ -1273,7 +1337,13 @@
         <w:t xml:space="preserve"> </w:t>
       </w:r>
       <w:r>
-        <w:t xml:space="preserve">“hacia dentro de la empresa”</w:t>
+        <w:t xml:space="preserve">“</w:t>
+      </w:r>
+      <w:r>
+        <w:t xml:space="preserve">hacia dentro de la empresa</w:t>
+      </w:r>
+      <w:r>
+        <w:t xml:space="preserve">”</w:t>
       </w:r>
       <w:r>
         <w:t xml:space="preserve"> </w:t>
@@ -1285,7 +1355,13 @@
         <w:t xml:space="preserve"> </w:t>
       </w:r>
       <w:r>
-        <w:t xml:space="preserve">“hacia Internet”</w:t>
+        <w:t xml:space="preserve">“</w:t>
+      </w:r>
+      <w:r>
+        <w:t xml:space="preserve">hacia Internet</w:t>
+      </w:r>
+      <w:r>
+        <w:t xml:space="preserve">”</w:t>
       </w:r>
       <w:r>
         <w:t xml:space="preserve">: son</w:t>
@@ -1308,6 +1384,7 @@
       <w:tblPr>
         <w:tblStyle w:val="Table"/>
         <w:tblW w:type="pct" w:w="5000"/>
+        <w:jc w:val="left"/>
         <w:tblLayout w:type="fixed"/>
         <w:tblLook w:firstRow="1" w:lastRow="0" w:firstColumn="0" w:lastColumn="0" w:noHBand="0" w:noVBand="0" w:val="0020"/>
       </w:tblPr>
@@ -1324,6 +1401,7 @@
           <w:p>
             <w:pPr>
               <w:pStyle w:val="Compact"/>
+              <w:jc w:val="left"/>
             </w:pPr>
             <w:r>
               <w:t xml:space="preserve">Dirección</w:t>
@@ -1335,6 +1413,7 @@
           <w:p>
             <w:pPr>
               <w:pStyle w:val="Compact"/>
+              <w:jc w:val="left"/>
             </w:pPr>
             <w:r>
               <w:t xml:space="preserve">Significado real</w:t>
@@ -1348,6 +1427,7 @@
           <w:p>
             <w:pPr>
               <w:pStyle w:val="Compact"/>
+              <w:jc w:val="left"/>
             </w:pPr>
             <w:r>
               <w:rPr>
@@ -1369,6 +1449,7 @@
           <w:p>
             <w:pPr>
               <w:pStyle w:val="Compact"/>
+              <w:jc w:val="left"/>
             </w:pPr>
             <w:r>
               <w:t xml:space="preserve">El paquete</w:t>
@@ -1398,6 +1479,7 @@
           <w:p>
             <w:pPr>
               <w:pStyle w:val="Compact"/>
+              <w:jc w:val="left"/>
             </w:pPr>
             <w:r>
               <w:rPr>
@@ -1419,6 +1501,7 @@
           <w:p>
             <w:pPr>
               <w:pStyle w:val="Compact"/>
+              <w:jc w:val="left"/>
             </w:pPr>
             <w:r>
               <w:t xml:space="preserve">El paquete</w:t>
@@ -1490,7 +1573,13 @@
         </w:numPr>
       </w:pPr>
       <w:r>
-        <w:t xml:space="preserve">“Bloquear que la LAN salga a Internet”</w:t>
+        <w:t xml:space="preserve">“</w:t>
+      </w:r>
+      <w:r>
+        <w:t xml:space="preserve">Bloquear que la LAN salga a Internet</w:t>
+      </w:r>
+      <w:r>
+        <w:t xml:space="preserve">”</w:t>
       </w:r>
       <w:r>
         <w:t xml:space="preserve"> </w:t>
@@ -1567,7 +1656,13 @@
         </w:numPr>
       </w:pPr>
       <w:r>
-        <w:t xml:space="preserve">“Proteger la LAN del exterior”</w:t>
+        <w:t xml:space="preserve">“</w:t>
+      </w:r>
+      <w:r>
+        <w:t xml:space="preserve">Proteger la LAN del exterior</w:t>
+      </w:r>
+      <w:r>
+        <w:t xml:space="preserve">”</w:t>
       </w:r>
       <w:r>
         <w:t xml:space="preserve"> </w:t>
@@ -1676,8 +1771,8 @@
         </w:pict>
       </w:r>
     </w:p>
-    <w:bookmarkEnd w:id="27"/>
-    <w:bookmarkStart w:id="29" w:name="X3b40dd5ed4b08057f797b77e92d32d4a85f4bf4"/>
+    <w:bookmarkEnd w:id="38"/>
+    <w:bookmarkStart w:id="40" w:name="X3b40dd5ed4b08057f797b77e92d32d4a85f4bf4"/>
     <w:p>
       <w:pPr>
         <w:pStyle w:val="Heading2"/>
@@ -1698,6 +1793,7 @@
       <w:tblPr>
         <w:tblStyle w:val="Table"/>
         <w:tblW w:type="pct" w:w="5000"/>
+        <w:jc w:val="left"/>
         <w:tblLayout w:type="fixed"/>
         <w:tblLook w:firstRow="1" w:lastRow="0" w:firstColumn="0" w:lastColumn="0" w:noHBand="0" w:noVBand="0" w:val="0020"/>
       </w:tblPr>
@@ -1715,6 +1811,7 @@
           <w:p>
             <w:pPr>
               <w:pStyle w:val="Compact"/>
+              <w:jc w:val="left"/>
             </w:pPr>
             <w:r>
               <w:t xml:space="preserve">Capa</w:t>
@@ -1726,6 +1823,7 @@
           <w:p>
             <w:pPr>
               <w:pStyle w:val="Compact"/>
+              <w:jc w:val="left"/>
             </w:pPr>
             <w:r>
               <w:t xml:space="preserve">Herramienta</w:t>
@@ -1737,6 +1835,7 @@
           <w:p>
             <w:pPr>
               <w:pStyle w:val="Compact"/>
+              <w:jc w:val="left"/>
             </w:pPr>
             <w:r>
               <w:t xml:space="preserve">Qué controla</w:t>
@@ -1750,6 +1849,7 @@
           <w:p>
             <w:pPr>
               <w:pStyle w:val="Compact"/>
+              <w:jc w:val="left"/>
             </w:pPr>
             <w:r>
               <w:rPr>
@@ -1765,6 +1865,7 @@
           <w:p>
             <w:pPr>
               <w:pStyle w:val="Compact"/>
+              <w:jc w:val="left"/>
             </w:pPr>
             <w:r>
               <w:t xml:space="preserve">Contraseñas, SSH, listas de acceso a la VTY</w:t>
@@ -1776,6 +1877,7 @@
           <w:p>
             <w:pPr>
               <w:pStyle w:val="Compact"/>
+              <w:jc w:val="left"/>
             </w:pPr>
             <w:r>
               <w:t xml:space="preserve">Quién administra los equipos</w:t>
@@ -1789,6 +1891,7 @@
           <w:p>
             <w:pPr>
               <w:pStyle w:val="Compact"/>
+              <w:jc w:val="left"/>
             </w:pPr>
             <w:r>
               <w:rPr>
@@ -1804,6 +1907,7 @@
           <w:p>
             <w:pPr>
               <w:pStyle w:val="Compact"/>
+              <w:jc w:val="left"/>
             </w:pPr>
             <w:r>
               <w:t xml:space="preserve">ACLs en routers/switches L3</w:t>
@@ -1815,6 +1919,7 @@
           <w:p>
             <w:pPr>
               <w:pStyle w:val="Compact"/>
+              <w:jc w:val="left"/>
             </w:pPr>
             <w:r>
               <w:t xml:space="preserve">Qué red habla con qué red (y qué puertos)</w:t>
@@ -1828,6 +1933,7 @@
           <w:p>
             <w:pPr>
               <w:pStyle w:val="Compact"/>
+              <w:jc w:val="left"/>
             </w:pPr>
             <w:r>
               <w:rPr>
@@ -1843,6 +1949,7 @@
           <w:p>
             <w:pPr>
               <w:pStyle w:val="Compact"/>
+              <w:jc w:val="left"/>
             </w:pPr>
             <w:r>
               <w:t xml:space="preserve">Port Security, firewall, NAC</w:t>
@@ -1854,6 +1961,7 @@
           <w:p>
             <w:pPr>
               <w:pStyle w:val="Compact"/>
+              <w:jc w:val="left"/>
             </w:pPr>
             <w:r>
               <w:t xml:space="preserve">Qué equipo se enchufa y qué servicios usa</w:t>
@@ -1872,7 +1980,7 @@
       <w:r>
         <w:t xml:space="preserve"> </w:t>
       </w:r>
-      <w:hyperlink r:id="rId28">
+      <w:hyperlink r:id="rId39">
         <w:r>
           <w:rPr>
             <w:rStyle w:val="Hyperlink"/>
@@ -1891,8 +1999,8 @@
         </w:pict>
       </w:r>
     </w:p>
-    <w:bookmarkEnd w:id="29"/>
-    <w:bookmarkStart w:id="30" w:name="mini-chequeo"/>
+    <w:bookmarkEnd w:id="40"/>
+    <w:bookmarkStart w:id="41" w:name="mini-chequeo"/>
     <w:p>
       <w:pPr>
         <w:pStyle w:val="Heading2"/>
@@ -1970,7 +2078,13 @@
         <w:t xml:space="preserve"> </w:t>
       </w:r>
       <w:r>
-        <w:t xml:space="preserve">“in”</w:t>
+        <w:t xml:space="preserve">“</w:t>
+      </w:r>
+      <w:r>
+        <w:t xml:space="preserve">in</w:t>
+      </w:r>
+      <w:r>
+        <w:t xml:space="preserve">”</w:t>
       </w:r>
       <w:r>
         <w:t xml:space="preserve"> </w:t>
@@ -1982,7 +2096,13 @@
         <w:t xml:space="preserve"> </w:t>
       </w:r>
       <w:r>
-        <w:t xml:space="preserve">“out”</w:t>
+        <w:t xml:space="preserve">“</w:t>
+      </w:r>
+      <w:r>
+        <w:t xml:space="preserve">out</w:t>
+      </w:r>
+      <w:r>
+        <w:t xml:space="preserve">”</w:t>
       </w:r>
       <w:r>
         <w:t xml:space="preserve"> </w:t>
@@ -1994,7 +2114,13 @@
         <w:t xml:space="preserve"> </w:t>
       </w:r>
       <w:r>
-        <w:t xml:space="preserve">“de dentro”</w:t>
+        <w:t xml:space="preserve">“</w:t>
+      </w:r>
+      <w:r>
+        <w:t xml:space="preserve">de dentro</w:t>
+      </w:r>
+      <w:r>
+        <w:t xml:space="preserve">”</w:t>
       </w:r>
       <w:r>
         <w:t xml:space="preserve"> </w:t>
@@ -2006,7 +2132,13 @@
         <w:t xml:space="preserve"> </w:t>
       </w:r>
       <w:r>
-        <w:t xml:space="preserve">“de fuera”</w:t>
+        <w:t xml:space="preserve">“</w:t>
+      </w:r>
+      <w:r>
+        <w:t xml:space="preserve">de fuera</w:t>
+      </w:r>
+      <w:r>
+        <w:t xml:space="preserve">”</w:t>
       </w:r>
       <w:r>
         <w:t xml:space="preserve"> </w:t>
@@ -2138,7 +2270,13 @@
         <w:t xml:space="preserve"> </w:t>
       </w:r>
       <w:r>
-        <w:t xml:space="preserve">“in”</w:t>
+        <w:t xml:space="preserve">“</w:t>
+      </w:r>
+      <w:r>
+        <w:t xml:space="preserve">in</w:t>
+      </w:r>
+      <w:r>
+        <w:t xml:space="preserve">”</w:t>
       </w:r>
       <w:r>
         <w:t xml:space="preserve"> </w:t>
@@ -2150,7 +2288,13 @@
         <w:t xml:space="preserve"> </w:t>
       </w:r>
       <w:r>
-        <w:t xml:space="preserve">“out”</w:t>
+        <w:t xml:space="preserve">“</w:t>
+      </w:r>
+      <w:r>
+        <w:t xml:space="preserve">out</w:t>
+      </w:r>
+      <w:r>
+        <w:t xml:space="preserve">”</w:t>
       </w:r>
       <w:r>
         <w:t xml:space="preserve"> </w:t>
@@ -2162,7 +2306,13 @@
         <w:t xml:space="preserve"> </w:t>
       </w:r>
       <w:r>
-        <w:t xml:space="preserve">“dentro”</w:t>
+        <w:t xml:space="preserve">“</w:t>
+      </w:r>
+      <w:r>
+        <w:t xml:space="preserve">dentro</w:t>
+      </w:r>
+      <w:r>
+        <w:t xml:space="preserve">”</w:t>
       </w:r>
       <w:r>
         <w:t xml:space="preserve"> </w:t>
@@ -2174,7 +2324,13 @@
         <w:t xml:space="preserve"> </w:t>
       </w:r>
       <w:r>
-        <w:t xml:space="preserve">“fuera”</w:t>
+        <w:t xml:space="preserve">“</w:t>
+      </w:r>
+      <w:r>
+        <w:t xml:space="preserve">fuera</w:t>
+      </w:r>
+      <w:r>
+        <w:t xml:space="preserve">”</w:t>
       </w:r>
       <w:r>
         <w:t xml:space="preserve"> </w:t>
@@ -2190,8 +2346,8 @@
         </w:pict>
       </w:r>
     </w:p>
-    <w:bookmarkEnd w:id="30"/>
-    <w:bookmarkStart w:id="31" w:name="resumen-en-3-frases"/>
+    <w:bookmarkEnd w:id="41"/>
+    <w:bookmarkStart w:id="42" w:name="resumen-en-3-frases"/>
     <w:p>
       <w:pPr>
         <w:pStyle w:val="Heading2"/>
@@ -2259,8 +2415,8 @@
         <w:t xml:space="preserve">Las ACLs controlan el tráfico entre segmentos dentro de las tres capas de seguridad de la red.</w:t>
       </w:r>
     </w:p>
-    <w:bookmarkEnd w:id="31"/>
-    <w:bookmarkStart w:id="33" w:name="vocabulario-rápido"/>
+    <w:bookmarkEnd w:id="42"/>
+    <w:bookmarkStart w:id="44" w:name="vocabulario-rápido"/>
     <w:p>
       <w:pPr>
         <w:pStyle w:val="Heading2"/>
@@ -2273,6 +2429,7 @@
       <w:tblPr>
         <w:tblStyle w:val="Table"/>
         <w:tblW w:type="auto" w:w="0"/>
+        <w:jc w:val="left"/>
         <w:tblLook w:firstRow="1" w:lastRow="0" w:firstColumn="0" w:lastColumn="0" w:noHBand="0" w:noVBand="0" w:val="0020"/>
       </w:tblPr>
       <w:tblGrid>
@@ -2288,6 +2445,7 @@
           <w:p>
             <w:pPr>
               <w:pStyle w:val="Compact"/>
+              <w:jc w:val="left"/>
             </w:pPr>
             <w:r>
               <w:t xml:space="preserve">Término</w:t>
@@ -2299,6 +2457,7 @@
           <w:p>
             <w:pPr>
               <w:pStyle w:val="Compact"/>
+              <w:jc w:val="left"/>
             </w:pPr>
             <w:r>
               <w:t xml:space="preserve">Idea general</w:t>
@@ -2312,6 +2471,7 @@
           <w:p>
             <w:pPr>
               <w:pStyle w:val="Compact"/>
+              <w:jc w:val="left"/>
             </w:pPr>
             <w:r>
               <w:t xml:space="preserve">ACL in/out</w:t>
@@ -2323,6 +2483,7 @@
           <w:p>
             <w:pPr>
               <w:pStyle w:val="Compact"/>
+              <w:jc w:val="left"/>
             </w:pPr>
             <w:r>
               <w:t xml:space="preserve">Filtro en la entrada/salida de una interfaz del router</w:t>
@@ -2336,6 +2497,7 @@
           <w:p>
             <w:pPr>
               <w:pStyle w:val="Compact"/>
+              <w:jc w:val="left"/>
             </w:pPr>
             <w:r>
               <w:t xml:space="preserve">Longest prefix match</w:t>
@@ -2347,6 +2509,7 @@
           <w:p>
             <w:pPr>
               <w:pStyle w:val="Compact"/>
+              <w:jc w:val="left"/>
             </w:pPr>
             <w:r>
               <w:t xml:space="preserve">La ruta más específica gana</w:t>
@@ -2360,6 +2523,7 @@
           <w:p>
             <w:pPr>
               <w:pStyle w:val="Compact"/>
+              <w:jc w:val="left"/>
             </w:pPr>
             <w:r>
               <w:t xml:space="preserve">VTY</w:t>
@@ -2371,6 +2535,7 @@
           <w:p>
             <w:pPr>
               <w:pStyle w:val="Compact"/>
+              <w:jc w:val="left"/>
             </w:pPr>
             <w:r>
               <w:t xml:space="preserve">Las líneas de acceso de administración del equipo</w:t>
@@ -2384,6 +2549,7 @@
           <w:p>
             <w:pPr>
               <w:pStyle w:val="Compact"/>
+              <w:jc w:val="left"/>
             </w:pPr>
             <w:r>
               <w:t xml:space="preserve">Hardening</w:t>
@@ -2395,6 +2561,7 @@
           <w:p>
             <w:pPr>
               <w:pStyle w:val="Compact"/>
+              <w:jc w:val="left"/>
             </w:pPr>
             <w:r>
               <w:t xml:space="preserve">Endurecer la configuración de un equipo</w:t>
@@ -2408,6 +2575,7 @@
           <w:p>
             <w:pPr>
               <w:pStyle w:val="Compact"/>
+              <w:jc w:val="left"/>
             </w:pPr>
             <w:r>
               <w:t xml:space="preserve">Perímetro</w:t>
@@ -2419,6 +2587,7 @@
           <w:p>
             <w:pPr>
               <w:pStyle w:val="Compact"/>
+              <w:jc w:val="left"/>
             </w:pPr>
             <w:r>
               <w:t xml:space="preserve">La frontera entre tu red y el resto del mundo</w:t>
@@ -2444,7 +2613,7 @@
       <w:r>
         <w:t xml:space="preserve"> </w:t>
       </w:r>
-      <w:hyperlink r:id="rId32">
+      <w:hyperlink r:id="rId43">
         <w:r>
           <w:rPr>
             <w:rStyle w:val="Hyperlink"/>
@@ -2471,7 +2640,7 @@
       <w:r>
         <w:t xml:space="preserve"> </w:t>
       </w:r>
-      <w:hyperlink r:id="rId32">
+      <w:hyperlink r:id="rId43">
         <w:r>
           <w:rPr>
             <w:rStyle w:val="Hyperlink"/>
@@ -2498,7 +2667,7 @@
       <w:r>
         <w:t xml:space="preserve"> </w:t>
       </w:r>
-      <w:hyperlink r:id="rId13">
+      <w:hyperlink r:id="rId24">
         <w:r>
           <w:rPr>
             <w:rStyle w:val="Hyperlink"/>
@@ -2507,9 +2676,9 @@
         </w:r>
       </w:hyperlink>
     </w:p>
-    <w:bookmarkEnd w:id="33"/>
-    <w:bookmarkEnd w:id="34"/>
-    <w:bookmarkStart w:id="43" w:name="acls-concepto-y-tipos"/>
+    <w:bookmarkEnd w:id="44"/>
+    <w:bookmarkEnd w:id="45"/>
+    <w:bookmarkStart w:id="54" w:name="acls-concepto-y-tipos"/>
     <w:p>
       <w:pPr>
         <w:pStyle w:val="Heading1"/>
@@ -2573,7 +2742,7 @@
         </w:pict>
       </w:r>
     </w:p>
-    <w:bookmarkStart w:id="35" w:name="la-idea-en-una-frase-1"/>
+    <w:bookmarkStart w:id="46" w:name="la-idea-en-una-frase-1"/>
     <w:p>
       <w:pPr>
         <w:pStyle w:val="Heading2"/>
@@ -2690,8 +2859,8 @@
         </w:pict>
       </w:r>
     </w:p>
-    <w:bookmarkEnd w:id="35"/>
-    <w:bookmarkStart w:id="36" w:name="qué-es-una-acl-y-cómo-se-evalúa"/>
+    <w:bookmarkEnd w:id="46"/>
+    <w:bookmarkStart w:id="47" w:name="qué-es-una-acl-y-cómo-se-evalúa"/>
     <w:p>
       <w:pPr>
         <w:pStyle w:val="Heading2"/>
@@ -2711,7 +2880,13 @@
         <w:t xml:space="preserve"> </w:t>
       </w:r>
       <w:r>
-        <w:t xml:space="preserve">“concepto”</w:t>
+        <w:t xml:space="preserve">“</w:t>
+      </w:r>
+      <w:r>
+        <w:t xml:space="preserve">concepto</w:t>
+      </w:r>
+      <w:r>
+        <w:t xml:space="preserve">”</w:t>
       </w:r>
       <w:r>
         <w:t xml:space="preserve">: es una</w:t>
@@ -2871,7 +3046,13 @@
         <w:t xml:space="preserve"> </w:t>
       </w:r>
       <w:r>
-        <w:t xml:space="preserve">“no entra nada”</w:t>
+        <w:t xml:space="preserve">“</w:t>
+      </w:r>
+      <w:r>
+        <w:t xml:space="preserve">no entra nada</w:t>
+      </w:r>
+      <w:r>
+        <w:t xml:space="preserve">”</w:t>
       </w:r>
       <w:r>
         <w:t xml:space="preserve"> </w:t>
@@ -2916,7 +3097,13 @@
         <w:t xml:space="preserve"> </w:t>
       </w:r>
       <w:r>
-        <w:t xml:space="preserve">“come”</w:t>
+        <w:t xml:space="preserve">“</w:t>
+      </w:r>
+      <w:r>
+        <w:t xml:space="preserve">come</w:t>
+      </w:r>
+      <w:r>
+        <w:t xml:space="preserve">”</w:t>
       </w:r>
       <w:r>
         <w:t xml:space="preserve"> </w:t>
@@ -2974,8 +3161,8 @@
         </w:pict>
       </w:r>
     </w:p>
-    <w:bookmarkEnd w:id="36"/>
-    <w:bookmarkStart w:id="37" w:name="Xe57f2347a56df5d3ea3c0e60299c78b573962c1"/>
+    <w:bookmarkEnd w:id="47"/>
+    <w:bookmarkStart w:id="48" w:name="Xe57f2347a56df5d3ea3c0e60299c78b573962c1"/>
     <w:p>
       <w:pPr>
         <w:pStyle w:val="Heading2"/>
@@ -2988,6 +3175,7 @@
       <w:tblPr>
         <w:tblStyle w:val="Table"/>
         <w:tblW w:type="pct" w:w="5000"/>
+        <w:jc w:val="left"/>
         <w:tblLayout w:type="fixed"/>
         <w:tblLook w:firstRow="1" w:lastRow="0" w:firstColumn="0" w:lastColumn="0" w:noHBand="0" w:noVBand="0" w:val="0020"/>
       </w:tblPr>
@@ -3006,6 +3194,7 @@
           <w:p>
             <w:pPr>
               <w:pStyle w:val="Compact"/>
+              <w:jc w:val="left"/>
             </w:pPr>
             <w:r>
               <w:t xml:space="preserve">Tipo</w:t>
@@ -3017,6 +3206,7 @@
           <w:p>
             <w:pPr>
               <w:pStyle w:val="Compact"/>
+              <w:jc w:val="left"/>
             </w:pPr>
             <w:r>
               <w:t xml:space="preserve">Rango de números</w:t>
@@ -3028,6 +3218,7 @@
           <w:p>
             <w:pPr>
               <w:pStyle w:val="Compact"/>
+              <w:jc w:val="left"/>
             </w:pPr>
             <w:r>
               <w:t xml:space="preserve">Filtra por</w:t>
@@ -3039,6 +3230,7 @@
           <w:p>
             <w:pPr>
               <w:pStyle w:val="Compact"/>
+              <w:jc w:val="left"/>
             </w:pPr>
             <w:r>
               <w:t xml:space="preserve">Regla de colocación</w:t>
@@ -3052,6 +3244,7 @@
           <w:p>
             <w:pPr>
               <w:pStyle w:val="Compact"/>
+              <w:jc w:val="left"/>
             </w:pPr>
             <w:r>
               <w:rPr>
@@ -3067,6 +3260,7 @@
           <w:p>
             <w:pPr>
               <w:pStyle w:val="Compact"/>
+              <w:jc w:val="left"/>
             </w:pPr>
             <w:r>
               <w:t xml:space="preserve">1-99, 1300-1999</w:t>
@@ -3078,6 +3272,7 @@
           <w:p>
             <w:pPr>
               <w:pStyle w:val="Compact"/>
+              <w:jc w:val="left"/>
             </w:pPr>
             <w:r>
               <w:t xml:space="preserve">Solo IP</w:t>
@@ -3099,6 +3294,7 @@
           <w:p>
             <w:pPr>
               <w:pStyle w:val="Compact"/>
+              <w:jc w:val="left"/>
             </w:pPr>
             <w:r>
               <w:t xml:space="preserve">Lo más cerca posible del</w:t>
@@ -3122,6 +3318,7 @@
           <w:p>
             <w:pPr>
               <w:pStyle w:val="Compact"/>
+              <w:jc w:val="left"/>
             </w:pPr>
             <w:r>
               <w:rPr>
@@ -3137,6 +3334,7 @@
           <w:p>
             <w:pPr>
               <w:pStyle w:val="Compact"/>
+              <w:jc w:val="left"/>
             </w:pPr>
             <w:r>
               <w:t xml:space="preserve">100-199, 2000-2699</w:t>
@@ -3148,6 +3346,7 @@
           <w:p>
             <w:pPr>
               <w:pStyle w:val="Compact"/>
+              <w:jc w:val="left"/>
             </w:pPr>
             <w:r>
               <w:t xml:space="preserve">Origen,</w:t>
@@ -3182,6 +3381,7 @@
           <w:p>
             <w:pPr>
               <w:pStyle w:val="Compact"/>
+              <w:jc w:val="left"/>
             </w:pPr>
             <w:r>
               <w:t xml:space="preserve">Lo más cerca posible del</w:t>
@@ -3205,6 +3405,7 @@
           <w:p>
             <w:pPr>
               <w:pStyle w:val="Compact"/>
+              <w:jc w:val="left"/>
             </w:pPr>
             <w:r>
               <w:rPr>
@@ -3220,6 +3421,7 @@
           <w:p>
             <w:pPr>
               <w:pStyle w:val="Compact"/>
+              <w:jc w:val="left"/>
             </w:pPr>
             <w:r>
               <w:t xml:space="preserve">Nombre personalizado</w:t>
@@ -3231,6 +3433,7 @@
           <w:p>
             <w:pPr>
               <w:pStyle w:val="Compact"/>
+              <w:jc w:val="left"/>
             </w:pPr>
             <w:r>
               <w:t xml:space="preserve">Igual que la extendida (o estándar)</w:t>
@@ -3242,6 +3445,7 @@
           <w:p>
             <w:pPr>
               <w:pStyle w:val="Compact"/>
+              <w:jc w:val="left"/>
             </w:pPr>
             <w:r>
               <w:t xml:space="preserve">Según el tipo que use</w:t>
@@ -3281,7 +3485,13 @@
         <w:t xml:space="preserve"> </w:t>
       </w:r>
       <w:r>
-        <w:t xml:space="preserve">“permito a los de esta IP”</w:t>
+        <w:t xml:space="preserve">“</w:t>
+      </w:r>
+      <w:r>
+        <w:t xml:space="preserve">permito a los de esta IP</w:t>
+      </w:r>
+      <w:r>
+        <w:t xml:space="preserve">”</w:t>
       </w:r>
       <w:r>
         <w:t xml:space="preserve">. Pero como solo mira el origen, si la colocas cerca del origen, bloquea todo lo que venga de esa fuente (aunque vaya a una víctima inocente). Por eso se coloca</w:t>
@@ -3331,7 +3541,13 @@
         <w:t xml:space="preserve"> </w:t>
       </w:r>
       <w:r>
-        <w:t xml:space="preserve">“permito HTTP desde la 192.168.1.0/24 hacia 8.8.8.8”</w:t>
+        <w:t xml:space="preserve">“</w:t>
+      </w:r>
+      <w:r>
+        <w:t xml:space="preserve">permito HTTP desde la 192.168.1.0/24 hacia 8.8.8.8</w:t>
+      </w:r>
+      <w:r>
+        <w:t xml:space="preserve">”</w:t>
       </w:r>
       <w:r>
         <w:t xml:space="preserve">. Como puede ser tan precisa, se coloca</w:t>
@@ -3394,8 +3610,8 @@
         </w:pict>
       </w:r>
     </w:p>
-    <w:bookmarkEnd w:id="37"/>
-    <w:bookmarkStart w:id="38" w:name="dónde-aplicar-la-acl-inbound-u-outbound"/>
+    <w:bookmarkEnd w:id="48"/>
+    <w:bookmarkStart w:id="49" w:name="dónde-aplicar-la-acl-inbound-u-outbound"/>
     <w:p>
       <w:pPr>
         <w:pStyle w:val="Heading2"/>
@@ -3444,6 +3660,7 @@
       <w:tblPr>
         <w:tblStyle w:val="Table"/>
         <w:tblW w:type="pct" w:w="5000"/>
+        <w:jc w:val="left"/>
         <w:tblLayout w:type="fixed"/>
         <w:tblLook w:firstRow="1" w:lastRow="0" w:firstColumn="0" w:lastColumn="0" w:noHBand="0" w:noVBand="0" w:val="0020"/>
       </w:tblPr>
@@ -3461,6 +3678,7 @@
           <w:p>
             <w:pPr>
               <w:pStyle w:val="Compact"/>
+              <w:jc w:val="left"/>
             </w:pPr>
             <w:r>
               <w:t xml:space="preserve">Aplicación</w:t>
@@ -3472,6 +3690,7 @@
           <w:p>
             <w:pPr>
               <w:pStyle w:val="Compact"/>
+              <w:jc w:val="left"/>
             </w:pPr>
             <w:r>
               <w:t xml:space="preserve">Cuándo se evalúa</w:t>
@@ -3483,6 +3702,7 @@
           <w:p>
             <w:pPr>
               <w:pStyle w:val="Compact"/>
+              <w:jc w:val="left"/>
             </w:pPr>
             <w:r>
               <w:t xml:space="preserve">Ejemplo de uso</w:t>
@@ -3496,6 +3716,7 @@
           <w:p>
             <w:pPr>
               <w:pStyle w:val="Compact"/>
+              <w:jc w:val="left"/>
             </w:pPr>
             <w:r>
               <w:rPr>
@@ -3511,6 +3732,7 @@
           <w:p>
             <w:pPr>
               <w:pStyle w:val="Compact"/>
+              <w:jc w:val="left"/>
             </w:pPr>
             <w:r>
               <w:t xml:space="preserve">Antes de que el router enrute (a la entrada de la interfaz)</w:t>
@@ -3522,6 +3744,7 @@
           <w:p>
             <w:pPr>
               <w:pStyle w:val="Compact"/>
+              <w:jc w:val="left"/>
             </w:pPr>
             <w:r>
               <w:t xml:space="preserve">Filtrar tráfico que entra a tu red desde el exterior</w:t>
@@ -3535,6 +3758,7 @@
           <w:p>
             <w:pPr>
               <w:pStyle w:val="Compact"/>
+              <w:jc w:val="left"/>
             </w:pPr>
             <w:r>
               <w:rPr>
@@ -3550,6 +3774,7 @@
           <w:p>
             <w:pPr>
               <w:pStyle w:val="Compact"/>
+              <w:jc w:val="left"/>
             </w:pPr>
             <w:r>
               <w:t xml:space="preserve">Después de que el router enrute, antes de salir por la interfaz</w:t>
@@ -3561,6 +3786,7 @@
           <w:p>
             <w:pPr>
               <w:pStyle w:val="Compact"/>
+              <w:jc w:val="left"/>
             </w:pPr>
             <w:r>
               <w:t xml:space="preserve">Restringir qué sale de tu red hacia fuera</w:t>
@@ -3775,7 +4001,13 @@
         <w:t xml:space="preserve"> </w:t>
       </w:r>
       <w:r>
-        <w:t xml:space="preserve">“Una ACL por sentido por interfaz: que convivan la in y la out de una interfaz es normal. Lo que sí debes perder de vista es que evalúan en sitios distintos de la cadena. Piensa si quieres trocear antes o después de enrutar.”</w:t>
+        <w:t xml:space="preserve">“</w:t>
+      </w:r>
+      <w:r>
+        <w:t xml:space="preserve">Una ACL por sentido por interfaz: que convivan la in y la out de una interfaz es normal. Lo que sí debes perder de vista es que evalúan en sitios distintos de la cadena. Piensa si quieres trocear antes o después de enrutar.</w:t>
+      </w:r>
+      <w:r>
+        <w:t xml:space="preserve">”</w:t>
       </w:r>
     </w:p>
     <w:p>
@@ -3785,8 +4017,8 @@
         </w:pict>
       </w:r>
     </w:p>
-    <w:bookmarkEnd w:id="38"/>
-    <w:bookmarkStart w:id="39" w:name="X4b15b3fcbb3004a11c8619bd1bab79840b4b26f"/>
+    <w:bookmarkEnd w:id="49"/>
+    <w:bookmarkStart w:id="50" w:name="X4b15b3fcbb3004a11c8619bd1bab79840b4b26f"/>
     <w:p>
       <w:pPr>
         <w:pStyle w:val="Heading2"/>
@@ -3826,7 +4058,13 @@
         <w:t xml:space="preserve"> </w:t>
       </w:r>
       <w:r>
-        <w:t xml:space="preserve">“¿dónde aplico esta ACL?”</w:t>
+        <w:t xml:space="preserve">“</w:t>
+      </w:r>
+      <w:r>
+        <w:t xml:space="preserve">¿dónde aplico esta ACL?</w:t>
+      </w:r>
+      <w:r>
+        <w:t xml:space="preserve">”</w:t>
       </w:r>
       <w:r>
         <w:t xml:space="preserve">, responde con eso y tendrás medio ejercicio ganado.</w:t>
@@ -3839,8 +4077,8 @@
         </w:pict>
       </w:r>
     </w:p>
-    <w:bookmarkEnd w:id="39"/>
-    <w:bookmarkStart w:id="40" w:name="mini-chequeo-1"/>
+    <w:bookmarkEnd w:id="50"/>
+    <w:bookmarkStart w:id="51" w:name="mini-chequeo-1"/>
     <w:p>
       <w:pPr>
         <w:pStyle w:val="Heading2"/>
@@ -3864,7 +4102,13 @@
         <w:t xml:space="preserve"> </w:t>
       </w:r>
       <w:r>
-        <w:t xml:space="preserve">“todas las ACLs llevan escondida al final”</w:t>
+        <w:t xml:space="preserve">“</w:t>
+      </w:r>
+      <w:r>
+        <w:t xml:space="preserve">todas las ACLs llevan escondida al final</w:t>
+      </w:r>
+      <w:r>
+        <w:t xml:space="preserve">”</w:t>
       </w:r>
       <w:r>
         <w:t xml:space="preserve">?</w:t>
@@ -3897,7 +4141,13 @@
         <w:t xml:space="preserve"> </w:t>
       </w:r>
       <w:r>
-        <w:t xml:space="preserve">“inbound”</w:t>
+        <w:t xml:space="preserve">“</w:t>
+      </w:r>
+      <w:r>
+        <w:t xml:space="preserve">inbound</w:t>
+      </w:r>
+      <w:r>
+        <w:t xml:space="preserve">”</w:t>
       </w:r>
       <w:r>
         <w:t xml:space="preserve"> </w:t>
@@ -3909,7 +4159,13 @@
         <w:t xml:space="preserve"> </w:t>
       </w:r>
       <w:r>
-        <w:t xml:space="preserve">“outbound”</w:t>
+        <w:t xml:space="preserve">“</w:t>
+      </w:r>
+      <w:r>
+        <w:t xml:space="preserve">outbound</w:t>
+      </w:r>
+      <w:r>
+        <w:t xml:space="preserve">”</w:t>
       </w:r>
       <w:r>
         <w:t xml:space="preserve"> </w:t>
@@ -4049,8 +4305,8 @@
         </w:pict>
       </w:r>
     </w:p>
-    <w:bookmarkEnd w:id="40"/>
-    <w:bookmarkStart w:id="41" w:name="resumen-en-3-frases-1"/>
+    <w:bookmarkEnd w:id="51"/>
+    <w:bookmarkStart w:id="52" w:name="resumen-en-3-frases-1"/>
     <w:p>
       <w:pPr>
         <w:pStyle w:val="Heading2"/>
@@ -4204,8 +4460,8 @@
         <w:t xml:space="preserve">(después de enrutar).</w:t>
       </w:r>
     </w:p>
-    <w:bookmarkEnd w:id="41"/>
-    <w:bookmarkStart w:id="42" w:name="vocabulario-rápido-1"/>
+    <w:bookmarkEnd w:id="52"/>
+    <w:bookmarkStart w:id="53" w:name="vocabulario-rápido-1"/>
     <w:p>
       <w:pPr>
         <w:pStyle w:val="Heading2"/>
@@ -4218,6 +4474,7 @@
       <w:tblPr>
         <w:tblStyle w:val="Table"/>
         <w:tblW w:type="pct" w:w="5000"/>
+        <w:jc w:val="left"/>
         <w:tblLayout w:type="fixed"/>
         <w:tblLook w:firstRow="1" w:lastRow="0" w:firstColumn="0" w:lastColumn="0" w:noHBand="0" w:noVBand="0" w:val="0020"/>
       </w:tblPr>
@@ -4234,6 +4491,7 @@
           <w:p>
             <w:pPr>
               <w:pStyle w:val="Compact"/>
+              <w:jc w:val="left"/>
             </w:pPr>
             <w:r>
               <w:t xml:space="preserve">Término</w:t>
@@ -4245,6 +4503,7 @@
           <w:p>
             <w:pPr>
               <w:pStyle w:val="Compact"/>
+              <w:jc w:val="left"/>
             </w:pPr>
             <w:r>
               <w:t xml:space="preserve">Idea general</w:t>
@@ -4258,6 +4517,7 @@
           <w:p>
             <w:pPr>
               <w:pStyle w:val="Compact"/>
+              <w:jc w:val="left"/>
             </w:pPr>
             <w:r>
               <w:t xml:space="preserve">ACL</w:t>
@@ -4269,6 +4529,7 @@
           <w:p>
             <w:pPr>
               <w:pStyle w:val="Compact"/>
+              <w:jc w:val="left"/>
             </w:pPr>
             <w:r>
               <w:t xml:space="preserve">Lista secuencial de reglas permit/deny</w:t>
@@ -4282,6 +4543,7 @@
           <w:p>
             <w:pPr>
               <w:pStyle w:val="Compact"/>
+              <w:jc w:val="left"/>
             </w:pPr>
             <w:r>
               <w:t xml:space="preserve">Deny any implícito</w:t>
@@ -4293,6 +4555,7 @@
           <w:p>
             <w:pPr>
               <w:pStyle w:val="Compact"/>
+              <w:jc w:val="left"/>
             </w:pPr>
             <w:r>
               <w:t xml:space="preserve">Regla final invisible que descarta lo no permitido</w:t>
@@ -4306,6 +4569,7 @@
           <w:p>
             <w:pPr>
               <w:pStyle w:val="Compact"/>
+              <w:jc w:val="left"/>
             </w:pPr>
             <w:r>
               <w:t xml:space="preserve">ACL estándar</w:t>
@@ -4317,6 +4581,7 @@
           <w:p>
             <w:pPr>
               <w:pStyle w:val="Compact"/>
+              <w:jc w:val="left"/>
             </w:pPr>
             <w:r>
               <w:t xml:space="preserve">Filtra solo por IP origen (números 1-99)</w:t>
@@ -4330,6 +4595,7 @@
           <w:p>
             <w:pPr>
               <w:pStyle w:val="Compact"/>
+              <w:jc w:val="left"/>
             </w:pPr>
             <w:r>
               <w:t xml:space="preserve">ACL extendida</w:t>
@@ -4341,6 +4607,7 @@
           <w:p>
             <w:pPr>
               <w:pStyle w:val="Compact"/>
+              <w:jc w:val="left"/>
             </w:pPr>
             <w:r>
               <w:t xml:space="preserve">Filtra por origen, destino, protocolo y puerto (100-199)</w:t>
@@ -4354,6 +4621,7 @@
           <w:p>
             <w:pPr>
               <w:pStyle w:val="Compact"/>
+              <w:jc w:val="left"/>
             </w:pPr>
             <w:r>
               <w:t xml:space="preserve">ip access-group</w:t>
@@ -4365,6 +4633,7 @@
           <w:p>
             <w:pPr>
               <w:pStyle w:val="Compact"/>
+              <w:jc w:val="left"/>
             </w:pPr>
             <w:r>
               <w:t xml:space="preserve">Comando que aplica la ACL a una interfaz</w:t>
@@ -4378,6 +4647,7 @@
           <w:p>
             <w:pPr>
               <w:pStyle w:val="Compact"/>
+              <w:jc w:val="left"/>
             </w:pPr>
             <w:r>
               <w:t xml:space="preserve">Inbound / Outbound</w:t>
@@ -4389,6 +4659,7 @@
           <w:p>
             <w:pPr>
               <w:pStyle w:val="Compact"/>
+              <w:jc w:val="left"/>
             </w:pPr>
             <w:r>
               <w:t xml:space="preserve">Sentido (entrada / salida) en que se evalúa</w:t>
@@ -4414,7 +4685,7 @@
       <w:r>
         <w:t xml:space="preserve"> </w:t>
       </w:r>
-      <w:hyperlink r:id="rId32">
+      <w:hyperlink r:id="rId43">
         <w:r>
           <w:rPr>
             <w:rStyle w:val="Hyperlink"/>
@@ -4441,7 +4712,7 @@
       <w:r>
         <w:t xml:space="preserve"> </w:t>
       </w:r>
-      <w:hyperlink r:id="rId12">
+      <w:hyperlink r:id="rId23">
         <w:r>
           <w:rPr>
             <w:rStyle w:val="Hyperlink"/>
@@ -4468,7 +4739,7 @@
       <w:r>
         <w:t xml:space="preserve"> </w:t>
       </w:r>
-      <w:hyperlink r:id="rId14">
+      <w:hyperlink r:id="rId25">
         <w:r>
           <w:rPr>
             <w:rStyle w:val="Hyperlink"/>
@@ -4477,9 +4748,9 @@
         </w:r>
       </w:hyperlink>
     </w:p>
-    <w:bookmarkEnd w:id="42"/>
-    <w:bookmarkEnd w:id="43"/>
-    <w:bookmarkStart w:id="52" w:name="acl-estándar"/>
+    <w:bookmarkEnd w:id="53"/>
+    <w:bookmarkEnd w:id="54"/>
+    <w:bookmarkStart w:id="63" w:name="acl-estándar"/>
     <w:p>
       <w:pPr>
         <w:pStyle w:val="Heading1"/>
@@ -4543,7 +4814,7 @@
         </w:pict>
       </w:r>
     </w:p>
-    <w:bookmarkStart w:id="44" w:name="la-idea-en-una-frase-2"/>
+    <w:bookmarkStart w:id="55" w:name="la-idea-en-una-frase-2"/>
     <w:p>
       <w:pPr>
         <w:pStyle w:val="Heading2"/>
@@ -4620,8 +4891,8 @@
         </w:pict>
       </w:r>
     </w:p>
-    <w:bookmarkEnd w:id="44"/>
-    <w:bookmarkStart w:id="45" w:name="sintaxis-y-wildcard-los-números-al-revés"/>
+    <w:bookmarkEnd w:id="55"/>
+    <w:bookmarkStart w:id="56" w:name="sintaxis-y-wildcard-los-números-al-revés"/>
     <w:p>
       <w:pPr>
         <w:pStyle w:val="Heading2"/>
@@ -4719,7 +4990,13 @@
         <w:t xml:space="preserve"> </w:t>
       </w:r>
       <w:r>
-        <w:t xml:space="preserve">“1 = fijo”</w:t>
+        <w:t xml:space="preserve">“</w:t>
+      </w:r>
+      <w:r>
+        <w:t xml:space="preserve">1 = fijo</w:t>
+      </w:r>
+      <w:r>
+        <w:t xml:space="preserve">”</w:t>
       </w:r>
       <w:r>
         <w:t xml:space="preserve">, la wildcard pone</w:t>
@@ -4728,7 +5005,13 @@
         <w:t xml:space="preserve"> </w:t>
       </w:r>
       <w:r>
-        <w:t xml:space="preserve">“0 = fijo”</w:t>
+        <w:t xml:space="preserve">“</w:t>
+      </w:r>
+      <w:r>
+        <w:t xml:space="preserve">0 = fijo</w:t>
+      </w:r>
+      <w:r>
+        <w:t xml:space="preserve">”</w:t>
       </w:r>
       <w:r>
         <w:t xml:space="preserve">; donde la subred dice</w:t>
@@ -4737,7 +5020,13 @@
         <w:t xml:space="preserve"> </w:t>
       </w:r>
       <w:r>
-        <w:t xml:space="preserve">“0 = libre”</w:t>
+        <w:t xml:space="preserve">“</w:t>
+      </w:r>
+      <w:r>
+        <w:t xml:space="preserve">0 = libre</w:t>
+      </w:r>
+      <w:r>
+        <w:t xml:space="preserve">”</w:t>
       </w:r>
       <w:r>
         <w:t xml:space="preserve">, la wildcard pone</w:t>
@@ -4746,7 +5035,13 @@
         <w:t xml:space="preserve"> </w:t>
       </w:r>
       <w:r>
-        <w:t xml:space="preserve">“1 = cualquier valor”</w:t>
+        <w:t xml:space="preserve">“</w:t>
+      </w:r>
+      <w:r>
+        <w:t xml:space="preserve">1 = cualquier valor</w:t>
+      </w:r>
+      <w:r>
+        <w:t xml:space="preserve">”</w:t>
       </w:r>
       <w:r>
         <w:t xml:space="preserve">. Es el espejo:</w:t>
@@ -4756,6 +5051,7 @@
       <w:tblPr>
         <w:tblStyle w:val="Table"/>
         <w:tblW w:type="pct" w:w="5000"/>
+        <w:jc w:val="left"/>
         <w:tblLayout w:type="fixed"/>
         <w:tblLook w:firstRow="1" w:lastRow="0" w:firstColumn="0" w:lastColumn="0" w:noHBand="0" w:noVBand="0" w:val="0020"/>
       </w:tblPr>
@@ -4773,6 +5069,7 @@
           <w:p>
             <w:pPr>
               <w:pStyle w:val="Compact"/>
+              <w:jc w:val="left"/>
             </w:pPr>
             <w:r>
               <w:t xml:space="preserve">Máscara de subred</w:t>
@@ -4784,6 +5081,7 @@
           <w:p>
             <w:pPr>
               <w:pStyle w:val="Compact"/>
+              <w:jc w:val="left"/>
             </w:pPr>
             <w:r>
               <w:t xml:space="preserve">Wildcard equivalente</w:t>
@@ -4795,6 +5093,7 @@
           <w:p>
             <w:pPr>
               <w:pStyle w:val="Compact"/>
+              <w:jc w:val="left"/>
             </w:pPr>
             <w:r>
               <w:t xml:space="preserve">Qué coincide</w:t>
@@ -4808,6 +5107,7 @@
           <w:p>
             <w:pPr>
               <w:pStyle w:val="Compact"/>
+              <w:jc w:val="left"/>
             </w:pPr>
             <w:r>
               <w:rPr>
@@ -4822,6 +5122,7 @@
           <w:p>
             <w:pPr>
               <w:pStyle w:val="Compact"/>
+              <w:jc w:val="left"/>
             </w:pPr>
             <w:r>
               <w:rPr>
@@ -4836,6 +5137,7 @@
           <w:p>
             <w:pPr>
               <w:pStyle w:val="Compact"/>
+              <w:jc w:val="left"/>
             </w:pPr>
             <w:r>
               <w:t xml:space="preserve">Los primeros 24 bits fijos → toda una /24</w:t>
@@ -4849,6 +5151,7 @@
           <w:p>
             <w:pPr>
               <w:pStyle w:val="Compact"/>
+              <w:jc w:val="left"/>
             </w:pPr>
             <w:r>
               <w:rPr>
@@ -4863,6 +5166,7 @@
           <w:p>
             <w:pPr>
               <w:pStyle w:val="Compact"/>
+              <w:jc w:val="left"/>
             </w:pPr>
             <w:r>
               <w:rPr>
@@ -4877,6 +5181,7 @@
           <w:p>
             <w:pPr>
               <w:pStyle w:val="Compact"/>
+              <w:jc w:val="left"/>
             </w:pPr>
             <w:r>
               <w:t xml:space="preserve">Todos los bits fijos →</w:t>
@@ -4906,6 +5211,7 @@
           <w:p>
             <w:pPr>
               <w:pStyle w:val="Compact"/>
+              <w:jc w:val="left"/>
             </w:pPr>
             <w:r>
               <w:rPr>
@@ -4920,6 +5226,7 @@
           <w:p>
             <w:pPr>
               <w:pStyle w:val="Compact"/>
+              <w:jc w:val="left"/>
             </w:pPr>
             <w:r>
               <w:rPr>
@@ -4934,6 +5241,7 @@
           <w:p>
             <w:pPr>
               <w:pStyle w:val="Compact"/>
+              <w:jc w:val="left"/>
             </w:pPr>
             <w:r>
               <w:t xml:space="preserve">Los primeros 16 bits fijos → una /16</w:t>
@@ -4947,6 +5255,7 @@
           <w:p>
             <w:pPr>
               <w:pStyle w:val="Compact"/>
+              <w:jc w:val="left"/>
             </w:pPr>
             <w:r>
               <w:rPr>
@@ -4961,6 +5270,7 @@
           <w:p>
             <w:pPr>
               <w:pStyle w:val="Compact"/>
+              <w:jc w:val="left"/>
             </w:pPr>
             <w:r>
               <w:rPr>
@@ -4975,6 +5285,7 @@
           <w:p>
             <w:pPr>
               <w:pStyle w:val="Compact"/>
+              <w:jc w:val="left"/>
             </w:pPr>
             <w:r>
               <w:t xml:space="preserve">Los primeros 25 bits fijos → una /25</w:t>
@@ -5055,7 +5366,10 @@
         <w:t xml:space="preserve"> </w:t>
       </w:r>
       <w:r>
-        <w:t xml:space="preserve">“¿Crees que en</w:t>
+        <w:t xml:space="preserve">“</w:t>
+      </w:r>
+      <w:r>
+        <w:t xml:space="preserve">¿Crees que en</w:t>
       </w:r>
       <w:r>
         <w:t xml:space="preserve"> </w:t>
@@ -5082,7 +5396,10 @@
         <w:t xml:space="preserve">ip route</w:t>
       </w:r>
       <w:r>
-        <w:t xml:space="preserve">, en la unidad de enrutamiento estático. Dos mundos, dos vocabularios.”</w:t>
+        <w:t xml:space="preserve">, en la unidad de enrutamiento estático. Dos mundos, dos vocabularios.</w:t>
+      </w:r>
+      <w:r>
+        <w:t xml:space="preserve">”</w:t>
       </w:r>
     </w:p>
     <w:p>
@@ -5092,8 +5409,8 @@
         </w:pict>
       </w:r>
     </w:p>
-    <w:bookmarkEnd w:id="45"/>
-    <w:bookmarkStart w:id="46" w:name="X31e71285a26b28f29f4f2418e27db68185ed2b7"/>
+    <w:bookmarkEnd w:id="56"/>
+    <w:bookmarkStart w:id="57" w:name="X31e71285a26b28f29f4f2418e27db68185ed2b7"/>
     <w:p>
       <w:pPr>
         <w:pStyle w:val="Heading2"/>
@@ -5255,7 +5572,10 @@
         <w:t xml:space="preserve"> </w:t>
       </w:r>
       <w:r>
-        <w:t xml:space="preserve">“permite el tráfico</w:t>
+        <w:t xml:space="preserve">“</w:t>
+      </w:r>
+      <w:r>
+        <w:t xml:space="preserve">permite el tráfico</w:t>
       </w:r>
       <w:r>
         <w:t xml:space="preserve"> </w:t>
@@ -5271,7 +5591,10 @@
         <w:t xml:space="preserve"> </w:t>
       </w:r>
       <w:r>
-        <w:t xml:space="preserve">en cualquier IP de 192.168.1.0/24; el resto, a la calle.”</w:t>
+        <w:t xml:space="preserve">en cualquier IP de 192.168.1.0/24; el resto, a la calle.</w:t>
+      </w:r>
+      <w:r>
+        <w:t xml:space="preserve">”</w:t>
       </w:r>
       <w:r>
         <w:t xml:space="preserve"> </w:t>
@@ -5362,8 +5685,8 @@
         </w:pict>
       </w:r>
     </w:p>
-    <w:bookmarkEnd w:id="46"/>
-    <w:bookmarkStart w:id="47" w:name="X9b4467ff7f12537396d7347840b7dbbd0643b6f"/>
+    <w:bookmarkEnd w:id="57"/>
+    <w:bookmarkStart w:id="58" w:name="X9b4467ff7f12537396d7347840b7dbbd0643b6f"/>
     <w:p>
       <w:pPr>
         <w:pStyle w:val="Heading2"/>
@@ -5556,7 +5879,13 @@
         <w:t xml:space="preserve"> </w:t>
       </w:r>
       <w:r>
-        <w:t xml:space="preserve">“a quién dejo llegar aquí”</w:t>
+        <w:t xml:space="preserve">“</w:t>
+      </w:r>
+      <w:r>
+        <w:t xml:space="preserve">a quién dejo llegar aquí</w:t>
+      </w:r>
+      <w:r>
+        <w:t xml:space="preserve">”</w:t>
       </w:r>
       <w:r>
         <w:t xml:space="preserve">.</w:t>
@@ -5569,8 +5898,8 @@
         </w:pict>
       </w:r>
     </w:p>
-    <w:bookmarkEnd w:id="47"/>
-    <w:bookmarkStart w:id="48" w:name="X57743ff297e5cbce9364e80914a2fc5ab0856dd"/>
+    <w:bookmarkEnd w:id="58"/>
+    <w:bookmarkStart w:id="59" w:name="X57743ff297e5cbce9364e80914a2fc5ab0856dd"/>
     <w:p>
       <w:pPr>
         <w:pStyle w:val="Heading2"/>
@@ -5591,6 +5920,7 @@
       <w:tblPr>
         <w:tblStyle w:val="Table"/>
         <w:tblW w:type="pct" w:w="5000"/>
+        <w:jc w:val="left"/>
         <w:tblLayout w:type="fixed"/>
         <w:tblLook w:firstRow="1" w:lastRow="0" w:firstColumn="0" w:lastColumn="0" w:noHBand="0" w:noVBand="0" w:val="0020"/>
       </w:tblPr>
@@ -5607,6 +5937,7 @@
           <w:p>
             <w:pPr>
               <w:pStyle w:val="Compact"/>
+              <w:jc w:val="left"/>
             </w:pPr>
             <w:r>
               <w:t xml:space="preserve">Comando</w:t>
@@ -5618,6 +5949,7 @@
           <w:p>
             <w:pPr>
               <w:pStyle w:val="Compact"/>
+              <w:jc w:val="left"/>
             </w:pPr>
             <w:r>
               <w:t xml:space="preserve">Qué te dice</w:t>
@@ -5631,6 +5963,7 @@
           <w:p>
             <w:pPr>
               <w:pStyle w:val="Compact"/>
+              <w:jc w:val="left"/>
             </w:pPr>
             <w:r>
               <w:rPr>
@@ -5645,6 +5978,7 @@
           <w:p>
             <w:pPr>
               <w:pStyle w:val="Compact"/>
+              <w:jc w:val="left"/>
             </w:pPr>
             <w:r>
               <w:t xml:space="preserve">Las listas y sus</w:t>
@@ -5674,6 +6008,7 @@
           <w:p>
             <w:pPr>
               <w:pStyle w:val="Compact"/>
+              <w:jc w:val="left"/>
             </w:pPr>
             <w:r>
               <w:rPr>
@@ -5688,6 +6023,7 @@
           <w:p>
             <w:pPr>
               <w:pStyle w:val="Compact"/>
+              <w:jc w:val="left"/>
             </w:pPr>
             <w:r>
               <w:t xml:space="preserve">Solo la ACL 10</w:t>
@@ -5701,6 +6037,7 @@
           <w:p>
             <w:pPr>
               <w:pStyle w:val="Compact"/>
+              <w:jc w:val="left"/>
             </w:pPr>
             <w:r>
               <w:rPr>
@@ -5715,6 +6052,7 @@
           <w:p>
             <w:pPr>
               <w:pStyle w:val="Compact"/>
+              <w:jc w:val="left"/>
             </w:pPr>
             <w:r>
               <w:t xml:space="preserve">Qué ACL está aplicada a esa interfaz (y en qué sentido)</w:t>
@@ -5856,7 +6194,13 @@
         <w:t xml:space="preserve"> </w:t>
       </w:r>
       <w:r>
-        <w:t xml:space="preserve">“matches”</w:t>
+        <w:t xml:space="preserve">“</w:t>
+      </w:r>
+      <w:r>
+        <w:t xml:space="preserve">matches</w:t>
+      </w:r>
+      <w:r>
+        <w:t xml:space="preserve">”</w:t>
       </w:r>
       <w:r>
         <w:t xml:space="preserve">? O no pasa tráfico por ahí, o está mal colocada/escrita: diagnóstico instantáneo.</w:t>
@@ -5869,8 +6213,8 @@
         </w:pict>
       </w:r>
     </w:p>
-    <w:bookmarkEnd w:id="48"/>
-    <w:bookmarkStart w:id="49" w:name="mini-chequeo-2"/>
+    <w:bookmarkEnd w:id="59"/>
+    <w:bookmarkStart w:id="60" w:name="mini-chequeo-2"/>
     <w:p>
       <w:pPr>
         <w:pStyle w:val="Heading2"/>
@@ -5906,7 +6250,13 @@
         <w:t xml:space="preserve"> </w:t>
       </w:r>
       <w:r>
-        <w:t xml:space="preserve">“libres”</w:t>
+        <w:t xml:space="preserve">“</w:t>
+      </w:r>
+      <w:r>
+        <w:t xml:space="preserve">libres</w:t>
+      </w:r>
+      <w:r>
+        <w:t xml:space="preserve">”</w:t>
       </w:r>
       <w:r>
         <w:t xml:space="preserve">?</w:t>
@@ -6052,8 +6402,8 @@
         </w:pict>
       </w:r>
     </w:p>
-    <w:bookmarkEnd w:id="49"/>
-    <w:bookmarkStart w:id="50" w:name="resumen-en-3-frases-2"/>
+    <w:bookmarkEnd w:id="60"/>
+    <w:bookmarkStart w:id="61" w:name="resumen-en-3-frases-2"/>
     <w:p>
       <w:pPr>
         <w:pStyle w:val="Heading2"/>
@@ -6181,8 +6531,8 @@
         <w:t xml:space="preserve">te enseña quién cae en cada línea.</w:t>
       </w:r>
     </w:p>
-    <w:bookmarkEnd w:id="50"/>
-    <w:bookmarkStart w:id="51" w:name="vocabulario-rápido-2"/>
+    <w:bookmarkEnd w:id="61"/>
+    <w:bookmarkStart w:id="62" w:name="vocabulario-rápido-2"/>
     <w:p>
       <w:pPr>
         <w:pStyle w:val="Heading2"/>
@@ -6195,6 +6545,7 @@
       <w:tblPr>
         <w:tblStyle w:val="Table"/>
         <w:tblW w:type="auto" w:w="0"/>
+        <w:jc w:val="left"/>
         <w:tblLook w:firstRow="1" w:lastRow="0" w:firstColumn="0" w:lastColumn="0" w:noHBand="0" w:noVBand="0" w:val="0020"/>
       </w:tblPr>
       <w:tblGrid>
@@ -6210,6 +6561,7 @@
           <w:p>
             <w:pPr>
               <w:pStyle w:val="Compact"/>
+              <w:jc w:val="left"/>
             </w:pPr>
             <w:r>
               <w:t xml:space="preserve">Término</w:t>
@@ -6221,6 +6573,7 @@
           <w:p>
             <w:pPr>
               <w:pStyle w:val="Compact"/>
+              <w:jc w:val="left"/>
             </w:pPr>
             <w:r>
               <w:t xml:space="preserve">Idea general</w:t>
@@ -6234,6 +6587,7 @@
           <w:p>
             <w:pPr>
               <w:pStyle w:val="Compact"/>
+              <w:jc w:val="left"/>
             </w:pPr>
             <w:r>
               <w:t xml:space="preserve">Wildcard mask</w:t>
@@ -6245,6 +6599,7 @@
           <w:p>
             <w:pPr>
               <w:pStyle w:val="Compact"/>
+              <w:jc w:val="left"/>
             </w:pPr>
             <w:r>
               <w:t xml:space="preserve">Inverso de la máscara de subred (0=fijo, 1=libre)</w:t>
@@ -6258,6 +6613,7 @@
           <w:p>
             <w:pPr>
               <w:pStyle w:val="Compact"/>
+              <w:jc w:val="left"/>
             </w:pPr>
             <w:r>
               <w:t xml:space="preserve">Host exacto</w:t>
@@ -6269,6 +6625,7 @@
           <w:p>
             <w:pPr>
               <w:pStyle w:val="Compact"/>
+              <w:jc w:val="left"/>
             </w:pPr>
             <w:r>
               <w:t xml:space="preserve">Wildcard</w:t>
@@ -6294,6 +6651,7 @@
           <w:p>
             <w:pPr>
               <w:pStyle w:val="Compact"/>
+              <w:jc w:val="left"/>
             </w:pPr>
             <w:r>
               <w:t xml:space="preserve">Contadores de hits</w:t>
@@ -6305,6 +6663,7 @@
           <w:p>
             <w:pPr>
               <w:pStyle w:val="Compact"/>
+              <w:jc w:val="left"/>
             </w:pPr>
             <w:r>
               <w:t xml:space="preserve">Paquetes que han coincidido con cada línea</w:t>
@@ -6318,6 +6677,7 @@
           <w:p>
             <w:pPr>
               <w:pStyle w:val="Compact"/>
+              <w:jc w:val="left"/>
             </w:pPr>
             <w:r>
               <w:t xml:space="preserve">ip access-group</w:t>
@@ -6329,6 +6689,7 @@
           <w:p>
             <w:pPr>
               <w:pStyle w:val="Compact"/>
+              <w:jc w:val="left"/>
             </w:pPr>
             <w:r>
               <w:t xml:space="preserve">Aplica la ACL numerada a la interfaz</w:t>
@@ -6342,6 +6703,7 @@
           <w:p>
             <w:pPr>
               <w:pStyle w:val="Compact"/>
+              <w:jc w:val="left"/>
             </w:pPr>
             <w:r>
               <w:t xml:space="preserve">ACL estándar</w:t>
@@ -6353,6 +6715,7 @@
           <w:p>
             <w:pPr>
               <w:pStyle w:val="Compact"/>
+              <w:jc w:val="left"/>
             </w:pPr>
             <w:r>
               <w:t xml:space="preserve">Filtra por IP origen, rango 1-99</w:t>
@@ -6378,7 +6741,7 @@
       <w:r>
         <w:t xml:space="preserve"> </w:t>
       </w:r>
-      <w:hyperlink r:id="rId32">
+      <w:hyperlink r:id="rId43">
         <w:r>
           <w:rPr>
             <w:rStyle w:val="Hyperlink"/>
@@ -6405,7 +6768,7 @@
       <w:r>
         <w:t xml:space="preserve"> </w:t>
       </w:r>
-      <w:hyperlink r:id="rId13">
+      <w:hyperlink r:id="rId24">
         <w:r>
           <w:rPr>
             <w:rStyle w:val="Hyperlink"/>
@@ -6432,7 +6795,7 @@
       <w:r>
         <w:t xml:space="preserve"> </w:t>
       </w:r>
-      <w:hyperlink r:id="rId15">
+      <w:hyperlink r:id="rId26">
         <w:r>
           <w:rPr>
             <w:rStyle w:val="Hyperlink"/>
@@ -6441,9 +6804,9 @@
         </w:r>
       </w:hyperlink>
     </w:p>
-    <w:bookmarkEnd w:id="51"/>
-    <w:bookmarkEnd w:id="52"/>
-    <w:bookmarkStart w:id="62" w:name="acl-extendida-y-nombrada"/>
+    <w:bookmarkEnd w:id="62"/>
+    <w:bookmarkEnd w:id="63"/>
+    <w:bookmarkStart w:id="73" w:name="acl-extendida-y-nombrada"/>
     <w:p>
       <w:pPr>
         <w:pStyle w:val="Heading1"/>
@@ -6507,7 +6870,7 @@
         </w:pict>
       </w:r>
     </w:p>
-    <w:bookmarkStart w:id="53" w:name="la-idea-en-una-frase-3"/>
+    <w:bookmarkStart w:id="64" w:name="la-idea-en-una-frase-3"/>
     <w:p>
       <w:pPr>
         <w:pStyle w:val="Heading2"/>
@@ -6627,7 +6990,13 @@
         <w:t xml:space="preserve"> </w:t>
       </w:r>
       <w:r>
-        <w:t xml:space="preserve">“HTTP solo hacia Google, en horario laboral, y que vuelva el tráfico de retorno”</w:t>
+        <w:t xml:space="preserve">“</w:t>
+      </w:r>
+      <w:r>
+        <w:t xml:space="preserve">HTTP solo hacia Google, en horario laboral, y que vuelva el tráfico de retorno</w:t>
+      </w:r>
+      <w:r>
+        <w:t xml:space="preserve">”</w:t>
       </w:r>
       <w:r>
         <w:t xml:space="preserve">.</w:t>
@@ -6640,8 +7009,8 @@
         </w:pict>
       </w:r>
     </w:p>
-    <w:bookmarkEnd w:id="53"/>
-    <w:bookmarkStart w:id="54" w:name="sintaxis-extendida-más-campos-más-poder"/>
+    <w:bookmarkEnd w:id="64"/>
+    <w:bookmarkStart w:id="65" w:name="sintaxis-extendida-más-campos-más-poder"/>
     <w:p>
       <w:pPr>
         <w:pStyle w:val="Heading2"/>
@@ -6931,6 +7300,7 @@
       <w:tblPr>
         <w:tblStyle w:val="Table"/>
         <w:tblW w:type="pct" w:w="5000"/>
+        <w:jc w:val="left"/>
         <w:tblLayout w:type="fixed"/>
         <w:tblLook w:firstRow="1" w:lastRow="0" w:firstColumn="0" w:lastColumn="0" w:noHBand="0" w:noVBand="0" w:val="0020"/>
       </w:tblPr>
@@ -6947,6 +7317,7 @@
           <w:p>
             <w:pPr>
               <w:pStyle w:val="Compact"/>
+              <w:jc w:val="left"/>
             </w:pPr>
             <w:r>
               <w:t xml:space="preserve">Trozo del comando</w:t>
@@ -6958,6 +7329,7 @@
           <w:p>
             <w:pPr>
               <w:pStyle w:val="Compact"/>
+              <w:jc w:val="left"/>
             </w:pPr>
             <w:r>
               <w:t xml:space="preserve">Significado</w:t>
@@ -6971,6 +7343,7 @@
           <w:p>
             <w:pPr>
               <w:pStyle w:val="Compact"/>
+              <w:jc w:val="left"/>
             </w:pPr>
             <w:r>
               <w:rPr>
@@ -6985,6 +7358,7 @@
           <w:p>
             <w:pPr>
               <w:pStyle w:val="Compact"/>
+              <w:jc w:val="left"/>
             </w:pPr>
             <w:r>
               <w:t xml:space="preserve">Deja pasar TCP originado en la /24</w:t>
@@ -6998,6 +7372,7 @@
           <w:p>
             <w:pPr>
               <w:pStyle w:val="Compact"/>
+              <w:jc w:val="left"/>
             </w:pPr>
             <w:r>
               <w:rPr>
@@ -7012,6 +7387,7 @@
           <w:p>
             <w:pPr>
               <w:pStyle w:val="Compact"/>
+              <w:jc w:val="left"/>
             </w:pPr>
             <w:r>
               <w:t xml:space="preserve">Con destino</w:t>
@@ -7057,6 +7433,7 @@
           <w:p>
             <w:pPr>
               <w:pStyle w:val="Compact"/>
+              <w:jc w:val="left"/>
             </w:pPr>
             <w:r>
               <w:rPr>
@@ -7071,6 +7448,7 @@
           <w:p>
             <w:pPr>
               <w:pStyle w:val="Compact"/>
+              <w:jc w:val="left"/>
             </w:pPr>
             <w:r>
               <w:t xml:space="preserve">Y UDP a cualquier destino en el puerto 53 (DNS)</w:t>
@@ -7084,6 +7462,7 @@
           <w:p>
             <w:pPr>
               <w:pStyle w:val="Compact"/>
+              <w:jc w:val="left"/>
             </w:pPr>
             <w:r>
               <w:rPr>
@@ -7098,6 +7477,7 @@
           <w:p>
             <w:pPr>
               <w:pStyle w:val="Compact"/>
+              <w:jc w:val="left"/>
             </w:pPr>
             <w:r>
               <w:t xml:space="preserve">El resto, fuera (un deny final explícito con el que cerramos)</w:t>
@@ -7163,8 +7543,8 @@
         </w:pict>
       </w:r>
     </w:p>
-    <w:bookmarkEnd w:id="54"/>
-    <w:bookmarkStart w:id="55" w:name="acl-nombrada-la-lista-con-nombre-propio"/>
+    <w:bookmarkEnd w:id="65"/>
+    <w:bookmarkStart w:id="66" w:name="acl-nombrada-la-lista-con-nombre-propio"/>
     <w:p>
       <w:pPr>
         <w:pStyle w:val="Heading2"/>
@@ -7560,8 +7940,8 @@
         </w:pict>
       </w:r>
     </w:p>
-    <w:bookmarkEnd w:id="55"/>
-    <w:bookmarkStart w:id="56" w:name="Xbb13bda028c8fcdd865b5db5556c3dd2c129e77"/>
+    <w:bookmarkEnd w:id="66"/>
+    <w:bookmarkStart w:id="67" w:name="Xbb13bda028c8fcdd865b5db5556c3dd2c129e77"/>
     <w:p>
       <w:pPr>
         <w:pStyle w:val="Heading2"/>
@@ -8090,8 +8470,8 @@
         </w:pict>
       </w:r>
     </w:p>
-    <w:bookmarkEnd w:id="56"/>
-    <w:bookmarkStart w:id="57" w:name="X8f724c9cfefc35c27d8385403e56e68dd86a5d1"/>
+    <w:bookmarkEnd w:id="67"/>
+    <w:bookmarkStart w:id="68" w:name="X8f724c9cfefc35c27d8385403e56e68dd86a5d1"/>
     <w:p>
       <w:pPr>
         <w:pStyle w:val="Heading2"/>
@@ -8265,6 +8645,7 @@
       <w:tblPr>
         <w:tblStyle w:val="Table"/>
         <w:tblW w:type="auto" w:w="0"/>
+        <w:jc w:val="left"/>
         <w:tblLook w:firstRow="1" w:lastRow="0" w:firstColumn="0" w:lastColumn="0" w:noHBand="0" w:noVBand="0" w:val="0020"/>
       </w:tblPr>
       <w:tblGrid>
@@ -8281,6 +8662,7 @@
           <w:p>
             <w:pPr>
               <w:pStyle w:val="Compact"/>
+              <w:jc w:val="left"/>
             </w:pPr>
             <w:r>
               <w:t xml:space="preserve">Estado del paquete</w:t>
@@ -8292,6 +8674,7 @@
           <w:p>
             <w:pPr>
               <w:pStyle w:val="Compact"/>
+              <w:jc w:val="left"/>
             </w:pPr>
             <w:r>
               <w:t xml:space="preserve">Flag</w:t>
@@ -8303,6 +8686,7 @@
           <w:p>
             <w:pPr>
               <w:pStyle w:val="Compact"/>
+              <w:jc w:val="left"/>
             </w:pPr>
             <w:r>
               <w:t xml:space="preserve">¿Pasa con</w:t>
@@ -8328,6 +8712,7 @@
           <w:p>
             <w:pPr>
               <w:pStyle w:val="Compact"/>
+              <w:jc w:val="left"/>
             </w:pPr>
             <w:r>
               <w:t xml:space="preserve">Nueva conexión entrante</w:t>
@@ -8339,6 +8724,7 @@
           <w:p>
             <w:pPr>
               <w:pStyle w:val="Compact"/>
+              <w:jc w:val="left"/>
             </w:pPr>
             <w:r>
               <w:t xml:space="preserve">SYN</w:t>
@@ -8350,6 +8736,7 @@
           <w:p>
             <w:pPr>
               <w:pStyle w:val="Compact"/>
+              <w:jc w:val="left"/>
             </w:pPr>
             <w:r>
               <w:t xml:space="preserve">❌ Se bloquea</w:t>
@@ -8363,6 +8750,7 @@
           <w:p>
             <w:pPr>
               <w:pStyle w:val="Compact"/>
+              <w:jc w:val="left"/>
             </w:pPr>
             <w:r>
               <w:t xml:space="preserve">Retorno de conexión iniciada por ti</w:t>
@@ -8374,6 +8762,7 @@
           <w:p>
             <w:pPr>
               <w:pStyle w:val="Compact"/>
+              <w:jc w:val="left"/>
             </w:pPr>
             <w:r>
               <w:t xml:space="preserve">ACK</w:t>
@@ -8385,6 +8774,7 @@
           <w:p>
             <w:pPr>
               <w:pStyle w:val="Compact"/>
+              <w:jc w:val="left"/>
             </w:pPr>
             <w:r>
               <w:t xml:space="preserve">✅ Pasa</w:t>
@@ -8400,8 +8790,8 @@
         </w:pict>
       </w:r>
     </w:p>
-    <w:bookmarkEnd w:id="57"/>
-    <w:bookmarkStart w:id="58" w:name="verificación-y-troubleshooting"/>
+    <w:bookmarkEnd w:id="68"/>
+    <w:bookmarkStart w:id="69" w:name="verificación-y-troubleshooting"/>
     <w:p>
       <w:pPr>
         <w:pStyle w:val="Heading2"/>
@@ -8640,7 +9030,13 @@
         <w:t xml:space="preserve"> </w:t>
       </w:r>
       <w:r>
-        <w:t xml:space="preserve">“lo no listado”</w:t>
+        <w:t xml:space="preserve">“</w:t>
+      </w:r>
+      <w:r>
+        <w:t xml:space="preserve">lo no listado</w:t>
+      </w:r>
+      <w:r>
+        <w:t xml:space="preserve">”</w:t>
       </w:r>
       <w:r>
         <w:t xml:space="preserve"> </w:t>
@@ -8676,7 +9072,21 @@
           <w:b/>
           <w:bCs/>
         </w:rPr>
-        <w:t xml:space="preserve">“no funciona”</w:t>
+        <w:t xml:space="preserve">“</w:t>
+      </w:r>
+      <w:r>
+        <w:rPr>
+          <w:b/>
+          <w:bCs/>
+        </w:rPr>
+        <w:t xml:space="preserve">no funciona</w:t>
+      </w:r>
+      <w:r>
+        <w:rPr>
+          <w:b/>
+          <w:bCs/>
+        </w:rPr>
+        <w:t xml:space="preserve">”</w:t>
       </w:r>
       <w:r>
         <w:t xml:space="preserve"> </w:t>
@@ -8704,8 +9114,8 @@
         </w:pict>
       </w:r>
     </w:p>
-    <w:bookmarkEnd w:id="58"/>
-    <w:bookmarkStart w:id="59" w:name="mini-chequeo-3"/>
+    <w:bookmarkEnd w:id="69"/>
+    <w:bookmarkStart w:id="70" w:name="mini-chequeo-3"/>
     <w:p>
       <w:pPr>
         <w:pStyle w:val="Heading2"/>
@@ -8917,8 +9327,8 @@
         </w:pict>
       </w:r>
     </w:p>
-    <w:bookmarkEnd w:id="59"/>
-    <w:bookmarkStart w:id="60" w:name="resumen-en-3-frases-3"/>
+    <w:bookmarkEnd w:id="70"/>
+    <w:bookmarkStart w:id="71" w:name="resumen-en-3-frases-3"/>
     <w:p>
       <w:pPr>
         <w:pStyle w:val="Heading2"/>
@@ -9034,8 +9444,8 @@
         <w:t xml:space="preserve">revelan dónde se resuelve cada paquete.</w:t>
       </w:r>
     </w:p>
-    <w:bookmarkEnd w:id="60"/>
-    <w:bookmarkStart w:id="61" w:name="vocabulario-rápido-3"/>
+    <w:bookmarkEnd w:id="71"/>
+    <w:bookmarkStart w:id="72" w:name="vocabulario-rápido-3"/>
     <w:p>
       <w:pPr>
         <w:pStyle w:val="Heading2"/>
@@ -9048,6 +9458,7 @@
       <w:tblPr>
         <w:tblStyle w:val="Table"/>
         <w:tblW w:type="pct" w:w="5000"/>
+        <w:jc w:val="left"/>
         <w:tblLayout w:type="fixed"/>
         <w:tblLook w:firstRow="1" w:lastRow="0" w:firstColumn="0" w:lastColumn="0" w:noHBand="0" w:noVBand="0" w:val="0020"/>
       </w:tblPr>
@@ -9064,6 +9475,7 @@
           <w:p>
             <w:pPr>
               <w:pStyle w:val="Compact"/>
+              <w:jc w:val="left"/>
             </w:pPr>
             <w:r>
               <w:t xml:space="preserve">Término</w:t>
@@ -9075,6 +9487,7 @@
           <w:p>
             <w:pPr>
               <w:pStyle w:val="Compact"/>
+              <w:jc w:val="left"/>
             </w:pPr>
             <w:r>
               <w:t xml:space="preserve">Idea general</w:t>
@@ -9088,6 +9501,7 @@
           <w:p>
             <w:pPr>
               <w:pStyle w:val="Compact"/>
+              <w:jc w:val="left"/>
             </w:pPr>
             <w:r>
               <w:t xml:space="preserve">ACL extendida</w:t>
@@ -9099,6 +9513,7 @@
           <w:p>
             <w:pPr>
               <w:pStyle w:val="Compact"/>
+              <w:jc w:val="left"/>
             </w:pPr>
             <w:r>
               <w:t xml:space="preserve">Filtra por origen, destino, protocolo y puerto</w:t>
@@ -9112,6 +9527,7 @@
           <w:p>
             <w:pPr>
               <w:pStyle w:val="Compact"/>
+              <w:jc w:val="left"/>
             </w:pPr>
             <w:r>
               <w:t xml:space="preserve">ACL nombrada</w:t>
@@ -9123,6 +9539,7 @@
           <w:p>
             <w:pPr>
               <w:pStyle w:val="Compact"/>
+              <w:jc w:val="left"/>
             </w:pPr>
             <w:r>
               <w:t xml:space="preserve">Usa un nombre (</w:t>
@@ -9145,6 +9562,7 @@
           <w:p>
             <w:pPr>
               <w:pStyle w:val="Compact"/>
+              <w:jc w:val="left"/>
             </w:pPr>
             <w:r>
               <w:rPr>
@@ -9159,6 +9577,7 @@
           <w:p>
             <w:pPr>
               <w:pStyle w:val="Compact"/>
+              <w:jc w:val="left"/>
             </w:pPr>
             <w:r>
               <w:t xml:space="preserve">Filtra por puerto destino (80, 443, 53…)</w:t>
@@ -9172,6 +9591,7 @@
           <w:p>
             <w:pPr>
               <w:pStyle w:val="Compact"/>
+              <w:jc w:val="left"/>
             </w:pPr>
             <w:r>
               <w:t xml:space="preserve">time-range</w:t>
@@ -9183,6 +9603,7 @@
           <w:p>
             <w:pPr>
               <w:pStyle w:val="Compact"/>
+              <w:jc w:val="left"/>
             </w:pPr>
             <w:r>
               <w:t xml:space="preserve">Ventana horaria (periodic/absolute) que activa o duerme una regla</w:t>
@@ -9196,6 +9617,7 @@
           <w:p>
             <w:pPr>
               <w:pStyle w:val="Compact"/>
+              <w:jc w:val="left"/>
             </w:pPr>
             <w:r>
               <w:t xml:space="preserve">established</w:t>
@@ -9207,6 +9629,7 @@
           <w:p>
             <w:pPr>
               <w:pStyle w:val="Compact"/>
+              <w:jc w:val="left"/>
             </w:pPr>
             <w:r>
               <w:t xml:space="preserve">Permite tráfico TCP de conversaciones ya iniciadas (ACK)</w:t>
@@ -9220,6 +9643,7 @@
           <w:p>
             <w:pPr>
               <w:pStyle w:val="Compact"/>
+              <w:jc w:val="left"/>
             </w:pPr>
             <w:r>
               <w:t xml:space="preserve">Submodo config-ext-nacl</w:t>
@@ -9231,6 +9655,7 @@
           <w:p>
             <w:pPr>
               <w:pStyle w:val="Compact"/>
+              <w:jc w:val="left"/>
             </w:pPr>
             <w:r>
               <w:t xml:space="preserve">Modo para escribir reglas de una ACL nombrada</w:t>
@@ -9256,7 +9681,7 @@
       <w:r>
         <w:t xml:space="preserve"> </w:t>
       </w:r>
-      <w:hyperlink r:id="rId32">
+      <w:hyperlink r:id="rId43">
         <w:r>
           <w:rPr>
             <w:rStyle w:val="Hyperlink"/>
@@ -9283,7 +9708,7 @@
       <w:r>
         <w:t xml:space="preserve"> </w:t>
       </w:r>
-      <w:hyperlink r:id="rId14">
+      <w:hyperlink r:id="rId25">
         <w:r>
           <w:rPr>
             <w:rStyle w:val="Hyperlink"/>
@@ -9310,7 +9735,7 @@
       <w:r>
         <w:t xml:space="preserve"> </w:t>
       </w:r>
-      <w:hyperlink r:id="rId16">
+      <w:hyperlink r:id="rId27">
         <w:r>
           <w:rPr>
             <w:rStyle w:val="Hyperlink"/>
@@ -9319,9 +9744,9 @@
         </w:r>
       </w:hyperlink>
     </w:p>
-    <w:bookmarkEnd w:id="61"/>
-    <w:bookmarkEnd w:id="62"/>
-    <w:bookmarkStart w:id="73" w:name="port-security"/>
+    <w:bookmarkEnd w:id="72"/>
+    <w:bookmarkEnd w:id="73"/>
+    <w:bookmarkStart w:id="84" w:name="port-security"/>
     <w:p>
       <w:pPr>
         <w:pStyle w:val="Heading1"/>
@@ -9385,7 +9810,7 @@
         </w:pict>
       </w:r>
     </w:p>
-    <w:bookmarkStart w:id="64" w:name="la-idea-en-una-frase-4"/>
+    <w:bookmarkStart w:id="75" w:name="la-idea-en-una-frase-4"/>
     <w:p>
       <w:pPr>
         <w:pStyle w:val="Heading2"/>
@@ -9422,7 +9847,7 @@
       <w:r>
         <w:t xml:space="preserve"> </w:t>
       </w:r>
-      <w:hyperlink r:id="rId63">
+      <w:hyperlink r:id="rId74">
         <w:r>
           <w:rPr>
             <w:rStyle w:val="Hyperlink"/>
@@ -9441,8 +9866,8 @@
         </w:pict>
       </w:r>
     </w:p>
-    <w:bookmarkEnd w:id="64"/>
-    <w:bookmarkStart w:id="65" w:name="qué-problema-resuelve"/>
+    <w:bookmarkEnd w:id="75"/>
+    <w:bookmarkStart w:id="76" w:name="qué-problema-resuelve"/>
     <w:p>
       <w:pPr>
         <w:pStyle w:val="Heading2"/>
@@ -9476,6 +9901,7 @@
       <w:tblPr>
         <w:tblStyle w:val="Table"/>
         <w:tblW w:type="pct" w:w="5000"/>
+        <w:jc w:val="left"/>
         <w:tblLayout w:type="fixed"/>
         <w:tblLook w:firstRow="1" w:lastRow="0" w:firstColumn="0" w:lastColumn="0" w:noHBand="0" w:noVBand="0" w:val="0020"/>
       </w:tblPr>
@@ -9492,6 +9918,7 @@
           <w:p>
             <w:pPr>
               <w:pStyle w:val="Compact"/>
+              <w:jc w:val="left"/>
             </w:pPr>
             <w:r>
               <w:t xml:space="preserve">Ataque</w:t>
@@ -9503,6 +9930,7 @@
           <w:p>
             <w:pPr>
               <w:pStyle w:val="Compact"/>
+              <w:jc w:val="left"/>
             </w:pPr>
             <w:r>
               <w:t xml:space="preserve">Mitigación de Port Security</w:t>
@@ -9516,6 +9944,7 @@
           <w:p>
             <w:pPr>
               <w:pStyle w:val="Compact"/>
+              <w:jc w:val="left"/>
             </w:pPr>
             <w:r>
               <w:t xml:space="preserve">CAM flooding (llenar la tabla MAC)</w:t>
@@ -9527,6 +9956,7 @@
           <w:p>
             <w:pPr>
               <w:pStyle w:val="Compact"/>
+              <w:jc w:val="left"/>
             </w:pPr>
             <w:r>
               <w:rPr>
@@ -9549,6 +9979,7 @@
           <w:p>
             <w:pPr>
               <w:pStyle w:val="Compact"/>
+              <w:jc w:val="left"/>
             </w:pPr>
             <w:r>
               <w:t xml:space="preserve">Portátil no autorizado</w:t>
@@ -9560,6 +9991,7 @@
           <w:p>
             <w:pPr>
               <w:pStyle w:val="Compact"/>
+              <w:jc w:val="left"/>
             </w:pPr>
             <w:r>
               <w:rPr>
@@ -9582,6 +10014,7 @@
           <w:p>
             <w:pPr>
               <w:pStyle w:val="Compact"/>
+              <w:jc w:val="left"/>
             </w:pPr>
             <w:r>
               <w:t xml:space="preserve">Switch no administrado conectado</w:t>
@@ -9593,6 +10026,7 @@
           <w:p>
             <w:pPr>
               <w:pStyle w:val="Compact"/>
+              <w:jc w:val="left"/>
             </w:pPr>
             <w:r>
               <w:t xml:space="preserve">Se supera el máximo y el puerto se desactiva</w:t>
@@ -9608,8 +10042,8 @@
         </w:pict>
       </w:r>
     </w:p>
-    <w:bookmarkEnd w:id="65"/>
-    <w:bookmarkStart w:id="66" w:name="configuración-básica"/>
+    <w:bookmarkEnd w:id="76"/>
+    <w:bookmarkStart w:id="77" w:name="configuración-básica"/>
     <w:p>
       <w:pPr>
         <w:pStyle w:val="Heading2"/>
@@ -9825,8 +10259,8 @@
         </w:pict>
       </w:r>
     </w:p>
-    <w:bookmarkEnd w:id="66"/>
-    <w:bookmarkStart w:id="67" w:name="los-parámetros-clave"/>
+    <w:bookmarkEnd w:id="77"/>
+    <w:bookmarkStart w:id="78" w:name="los-parámetros-clave"/>
     <w:p>
       <w:pPr>
         <w:pStyle w:val="Heading2"/>
@@ -9839,6 +10273,7 @@
       <w:tblPr>
         <w:tblStyle w:val="Table"/>
         <w:tblW w:type="pct" w:w="5000"/>
+        <w:jc w:val="left"/>
         <w:tblLayout w:type="fixed"/>
         <w:tblLook w:firstRow="1" w:lastRow="0" w:firstColumn="0" w:lastColumn="0" w:noHBand="0" w:noVBand="0" w:val="0020"/>
       </w:tblPr>
@@ -9855,6 +10290,7 @@
           <w:p>
             <w:pPr>
               <w:pStyle w:val="Compact"/>
+              <w:jc w:val="left"/>
             </w:pPr>
             <w:r>
               <w:t xml:space="preserve">Parámetro</w:t>
@@ -9866,6 +10302,7 @@
           <w:p>
             <w:pPr>
               <w:pStyle w:val="Compact"/>
+              <w:jc w:val="left"/>
             </w:pPr>
             <w:r>
               <w:t xml:space="preserve">Descripción</w:t>
@@ -9879,6 +10316,7 @@
           <w:p>
             <w:pPr>
               <w:pStyle w:val="Compact"/>
+              <w:jc w:val="left"/>
             </w:pPr>
             <w:r>
               <w:rPr>
@@ -9893,6 +10331,7 @@
           <w:p>
             <w:pPr>
               <w:pStyle w:val="Compact"/>
+              <w:jc w:val="left"/>
             </w:pPr>
             <w:r>
               <w:t xml:space="preserve">Nº máximo de MACs permitidas en el puerto (</w:t>
@@ -9916,6 +10355,7 @@
           <w:p>
             <w:pPr>
               <w:pStyle w:val="Compact"/>
+              <w:jc w:val="left"/>
             </w:pPr>
             <w:r>
               <w:rPr>
@@ -9930,6 +10370,7 @@
           <w:p>
             <w:pPr>
               <w:pStyle w:val="Compact"/>
+              <w:jc w:val="left"/>
             </w:pPr>
             <w:r>
               <w:t xml:space="preserve">Aprende la MAC automáticamente y la</w:t>
@@ -9959,6 +10400,7 @@
           <w:p>
             <w:pPr>
               <w:pStyle w:val="Compact"/>
+              <w:jc w:val="left"/>
             </w:pPr>
             <w:r>
               <w:rPr>
@@ -9973,6 +10415,7 @@
           <w:p>
             <w:pPr>
               <w:pStyle w:val="Compact"/>
+              <w:jc w:val="left"/>
             </w:pPr>
             <w:r>
               <w:rPr>
@@ -9996,6 +10439,7 @@
           <w:p>
             <w:pPr>
               <w:pStyle w:val="Compact"/>
+              <w:jc w:val="left"/>
             </w:pPr>
             <w:r>
               <w:rPr>
@@ -10010,6 +10454,7 @@
           <w:p>
             <w:pPr>
               <w:pStyle w:val="Compact"/>
+              <w:jc w:val="left"/>
             </w:pPr>
             <w:r>
               <w:t xml:space="preserve">Descarta el tráfico extra, genera log y contadores, pero</w:t>
@@ -10039,6 +10484,7 @@
           <w:p>
             <w:pPr>
               <w:pStyle w:val="Compact"/>
+              <w:jc w:val="left"/>
             </w:pPr>
             <w:r>
               <w:rPr>
@@ -10053,6 +10499,7 @@
           <w:p>
             <w:pPr>
               <w:pStyle w:val="Compact"/>
+              <w:jc w:val="left"/>
             </w:pPr>
             <w:r>
               <w:t xml:space="preserve">Descarta el tráfico extra</w:t>
@@ -10145,8 +10592,8 @@
         </w:pict>
       </w:r>
     </w:p>
-    <w:bookmarkEnd w:id="67"/>
-    <w:bookmarkStart w:id="68" w:name="la-violación-en-acción"/>
+    <w:bookmarkEnd w:id="78"/>
+    <w:bookmarkStart w:id="79" w:name="la-violación-en-acción"/>
     <w:p>
       <w:pPr>
         <w:pStyle w:val="Heading2"/>
@@ -10437,8 +10884,8 @@
         </w:pict>
       </w:r>
     </w:p>
-    <w:bookmarkEnd w:id="68"/>
-    <w:bookmarkStart w:id="69" w:name="verificación"/>
+    <w:bookmarkEnd w:id="79"/>
+    <w:bookmarkStart w:id="80" w:name="verificación"/>
     <w:p>
       <w:pPr>
         <w:pStyle w:val="Heading2"/>
@@ -10498,6 +10945,7 @@
       <w:tblPr>
         <w:tblStyle w:val="Table"/>
         <w:tblW w:type="pct" w:w="5000"/>
+        <w:jc w:val="left"/>
         <w:tblLayout w:type="fixed"/>
         <w:tblLook w:firstRow="1" w:lastRow="0" w:firstColumn="0" w:lastColumn="0" w:noHBand="0" w:noVBand="0" w:val="0020"/>
       </w:tblPr>
@@ -10514,6 +10962,7 @@
           <w:p>
             <w:pPr>
               <w:pStyle w:val="Compact"/>
+              <w:jc w:val="left"/>
             </w:pPr>
             <w:r>
               <w:t xml:space="preserve">Comando</w:t>
@@ -10525,6 +10974,7 @@
           <w:p>
             <w:pPr>
               <w:pStyle w:val="Compact"/>
+              <w:jc w:val="left"/>
             </w:pPr>
             <w:r>
               <w:t xml:space="preserve">Qué muestra</w:t>
@@ -10538,6 +10988,7 @@
           <w:p>
             <w:pPr>
               <w:pStyle w:val="Compact"/>
+              <w:jc w:val="left"/>
             </w:pPr>
             <w:r>
               <w:rPr>
@@ -10552,6 +11003,7 @@
           <w:p>
             <w:pPr>
               <w:pStyle w:val="Compact"/>
+              <w:jc w:val="left"/>
             </w:pPr>
             <w:r>
               <w:t xml:space="preserve">Resumen de puertos seguros y violaciones</w:t>
@@ -10565,6 +11017,7 @@
           <w:p>
             <w:pPr>
               <w:pStyle w:val="Compact"/>
+              <w:jc w:val="left"/>
             </w:pPr>
             <w:r>
               <w:rPr>
@@ -10579,6 +11032,7 @@
           <w:p>
             <w:pPr>
               <w:pStyle w:val="Compact"/>
+              <w:jc w:val="left"/>
             </w:pPr>
             <w:r>
               <w:t xml:space="preserve">Estado, máximo, MACs actuales y tipo de violación de un puerto</w:t>
@@ -10592,6 +11046,7 @@
           <w:p>
             <w:pPr>
               <w:pStyle w:val="Compact"/>
+              <w:jc w:val="left"/>
             </w:pPr>
             <w:r>
               <w:rPr>
@@ -10606,6 +11061,7 @@
           <w:p>
             <w:pPr>
               <w:pStyle w:val="Compact"/>
+              <w:jc w:val="left"/>
             </w:pPr>
             <w:r>
               <w:t xml:space="preserve">Las MACs marcadas como SECURE (sticky)</w:t>
@@ -10684,8 +11140,8 @@
         </w:pict>
       </w:r>
     </w:p>
-    <w:bookmarkEnd w:id="69"/>
-    <w:bookmarkStart w:id="70" w:name="mini-chequeo-4"/>
+    <w:bookmarkEnd w:id="80"/>
+    <w:bookmarkStart w:id="81" w:name="mini-chequeo-4"/>
     <w:p>
       <w:pPr>
         <w:pStyle w:val="Heading2"/>
@@ -10861,8 +11317,8 @@
         </w:pict>
       </w:r>
     </w:p>
-    <w:bookmarkEnd w:id="70"/>
-    <w:bookmarkStart w:id="71" w:name="resumen-en-3-frases-4"/>
+    <w:bookmarkEnd w:id="81"/>
+    <w:bookmarkStart w:id="82" w:name="resumen-en-3-frases-4"/>
     <w:p>
       <w:pPr>
         <w:pStyle w:val="Heading2"/>
@@ -10934,8 +11390,8 @@
         <w:t xml:space="preserve">) pone el puerto en errdisable; se recupera a mano o con errdisable recovery.</w:t>
       </w:r>
     </w:p>
-    <w:bookmarkEnd w:id="71"/>
-    <w:bookmarkStart w:id="72" w:name="vocabulario-rápido-4"/>
+    <w:bookmarkEnd w:id="82"/>
+    <w:bookmarkStart w:id="83" w:name="vocabulario-rápido-4"/>
     <w:p>
       <w:pPr>
         <w:pStyle w:val="Heading2"/>
@@ -10948,6 +11404,7 @@
       <w:tblPr>
         <w:tblStyle w:val="Table"/>
         <w:tblW w:type="auto" w:w="0"/>
+        <w:jc w:val="left"/>
         <w:tblLook w:firstRow="1" w:lastRow="0" w:firstColumn="0" w:lastColumn="0" w:noHBand="0" w:noVBand="0" w:val="0020"/>
       </w:tblPr>
       <w:tblGrid>
@@ -10963,6 +11420,7 @@
           <w:p>
             <w:pPr>
               <w:pStyle w:val="Compact"/>
+              <w:jc w:val="left"/>
             </w:pPr>
             <w:r>
               <w:t xml:space="preserve">Término</w:t>
@@ -10974,6 +11432,7 @@
           <w:p>
             <w:pPr>
               <w:pStyle w:val="Compact"/>
+              <w:jc w:val="left"/>
             </w:pPr>
             <w:r>
               <w:t xml:space="preserve">Idea general</w:t>
@@ -10987,6 +11446,7 @@
           <w:p>
             <w:pPr>
               <w:pStyle w:val="Compact"/>
+              <w:jc w:val="left"/>
             </w:pPr>
             <w:r>
               <w:t xml:space="preserve">Port Security</w:t>
@@ -10998,6 +11458,7 @@
           <w:p>
             <w:pPr>
               <w:pStyle w:val="Compact"/>
+              <w:jc w:val="left"/>
             </w:pPr>
             <w:r>
               <w:t xml:space="preserve">Técnica que limita MACs por puerto</w:t>
@@ -11011,6 +11472,7 @@
           <w:p>
             <w:pPr>
               <w:pStyle w:val="Compact"/>
+              <w:jc w:val="left"/>
             </w:pPr>
             <w:r>
               <w:t xml:space="preserve">maximum</w:t>
@@ -11022,6 +11484,7 @@
           <w:p>
             <w:pPr>
               <w:pStyle w:val="Compact"/>
+              <w:jc w:val="left"/>
             </w:pPr>
             <w:r>
               <w:t xml:space="preserve">Nº máximo de MACs permitidas</w:t>
@@ -11035,6 +11498,7 @@
           <w:p>
             <w:pPr>
               <w:pStyle w:val="Compact"/>
+              <w:jc w:val="left"/>
             </w:pPr>
             <w:r>
               <w:t xml:space="preserve">Sticky MAC</w:t>
@@ -11046,6 +11510,7 @@
           <w:p>
             <w:pPr>
               <w:pStyle w:val="Compact"/>
+              <w:jc w:val="left"/>
             </w:pPr>
             <w:r>
               <w:t xml:space="preserve">MAC aprendida y guardada como permanente</w:t>
@@ -11059,6 +11524,7 @@
           <w:p>
             <w:pPr>
               <w:pStyle w:val="Compact"/>
+              <w:jc w:val="left"/>
             </w:pPr>
             <w:r>
               <w:t xml:space="preserve">Violación</w:t>
@@ -11070,6 +11536,7 @@
           <w:p>
             <w:pPr>
               <w:pStyle w:val="Compact"/>
+              <w:jc w:val="left"/>
             </w:pPr>
             <w:r>
               <w:t xml:space="preserve">Superar el máximo permitido en un puerto</w:t>
@@ -11083,6 +11550,7 @@
           <w:p>
             <w:pPr>
               <w:pStyle w:val="Compact"/>
+              <w:jc w:val="left"/>
             </w:pPr>
             <w:r>
               <w:t xml:space="preserve">errdisable</w:t>
@@ -11094,6 +11562,7 @@
           <w:p>
             <w:pPr>
               <w:pStyle w:val="Compact"/>
+              <w:jc w:val="left"/>
             </w:pPr>
             <w:r>
               <w:t xml:space="preserve">Puerto deshabilitado por el switch al detectar un error</w:t>
@@ -11107,6 +11576,7 @@
           <w:p>
             <w:pPr>
               <w:pStyle w:val="Compact"/>
+              <w:jc w:val="left"/>
             </w:pPr>
             <w:r>
               <w:rPr>
@@ -11121,6 +11591,7 @@
           <w:p>
             <w:pPr>
               <w:pStyle w:val="Compact"/>
+              <w:jc w:val="left"/>
             </w:pPr>
             <w:r>
               <w:t xml:space="preserve">Modo que desactiva el puerto al violarse</w:t>
@@ -11146,7 +11617,7 @@
       <w:r>
         <w:t xml:space="preserve"> </w:t>
       </w:r>
-      <w:hyperlink r:id="rId32">
+      <w:hyperlink r:id="rId43">
         <w:r>
           <w:rPr>
             <w:rStyle w:val="Hyperlink"/>
@@ -11173,7 +11644,7 @@
       <w:r>
         <w:t xml:space="preserve"> </w:t>
       </w:r>
-      <w:hyperlink r:id="rId15">
+      <w:hyperlink r:id="rId26">
         <w:r>
           <w:rPr>
             <w:rStyle w:val="Hyperlink"/>
@@ -11200,7 +11671,7 @@
       <w:r>
         <w:t xml:space="preserve"> </w:t>
       </w:r>
-      <w:hyperlink r:id="rId17">
+      <w:hyperlink r:id="rId28">
         <w:r>
           <w:rPr>
             <w:rStyle w:val="Hyperlink"/>
@@ -11209,9 +11680,9 @@
         </w:r>
       </w:hyperlink>
     </w:p>
-    <w:bookmarkEnd w:id="72"/>
-    <w:bookmarkEnd w:id="73"/>
-    <w:bookmarkStart w:id="86" w:name="cierre-consolida-lo-aprendido"/>
+    <w:bookmarkEnd w:id="83"/>
+    <w:bookmarkEnd w:id="84"/>
+    <w:bookmarkStart w:id="97" w:name="cierre-consolida-lo-aprendido"/>
     <w:p>
       <w:pPr>
         <w:pStyle w:val="Heading1"/>
@@ -11285,7 +11756,7 @@
       <w:r>
         <w:t xml:space="preserve"> </w:t>
       </w:r>
-      <w:hyperlink r:id="rId16">
+      <w:hyperlink r:id="rId27">
         <w:r>
           <w:rPr>
             <w:rStyle w:val="Hyperlink"/>
@@ -11307,7 +11778,7 @@
         </w:pict>
       </w:r>
     </w:p>
-    <w:bookmarkStart w:id="74" w:name="sé-el-paquete"/>
+    <w:bookmarkStart w:id="85" w:name="sé-el-paquete"/>
     <w:p>
       <w:pPr>
         <w:pStyle w:val="Heading2"/>
@@ -11550,8 +12021,8 @@
         </w:pict>
       </w:r>
     </w:p>
-    <w:bookmarkEnd w:id="74"/>
-    <w:bookmarkStart w:id="75" w:name="Xa65b68670f24f5cb6d00a714fcd9e709a61a4cb"/>
+    <w:bookmarkEnd w:id="85"/>
+    <w:bookmarkStart w:id="86" w:name="Xa65b68670f24f5cb6d00a714fcd9e709a61a4cb"/>
     <w:p>
       <w:pPr>
         <w:pStyle w:val="Heading2"/>
@@ -11593,7 +12064,13 @@
         <w:t xml:space="preserve"> </w:t>
       </w:r>
       <w:r>
-        <w:t xml:space="preserve">“que la contabilidad no salga a Internet”</w:t>
+        <w:t xml:space="preserve">“</w:t>
+      </w:r>
+      <w:r>
+        <w:t xml:space="preserve">que la contabilidad no salga a Internet</w:t>
+      </w:r>
+      <w:r>
+        <w:t xml:space="preserve">”</w:t>
       </w:r>
       <w:r>
         <w:t xml:space="preserve">, yo basto.</w:t>
@@ -11620,7 +12097,13 @@
         <w:t xml:space="preserve"> </w:t>
       </w:r>
       <w:r>
-        <w:t xml:space="preserve">“que la contabilidad salga a Internet pero sin FTP, y que nadie de invitados toque el puerto 23”</w:t>
+        <w:t xml:space="preserve">“</w:t>
+      </w:r>
+      <w:r>
+        <w:t xml:space="preserve">que la contabilidad salga a Internet pero sin FTP, y que nadie de invitados toque el puerto 23</w:t>
+      </w:r>
+      <w:r>
+        <w:t xml:space="preserve">”</w:t>
       </w:r>
       <w:r>
         <w:t xml:space="preserve">, me necesitas a mí: origen, destino, protocolo y puerto.</w:t>
@@ -11749,8 +12232,8 @@
         </w:pict>
       </w:r>
     </w:p>
-    <w:bookmarkEnd w:id="75"/>
-    <w:bookmarkStart w:id="76" w:name="quién-soy"/>
+    <w:bookmarkEnd w:id="86"/>
+    <w:bookmarkStart w:id="87" w:name="quién-soy"/>
     <w:p>
       <w:pPr>
         <w:pStyle w:val="Heading2"/>
@@ -11921,8 +12404,8 @@
         </w:pict>
       </w:r>
     </w:p>
-    <w:bookmarkEnd w:id="76"/>
-    <w:bookmarkStart w:id="77" w:name="X180b414e61e00d5cb3d6748bb945e3a6a97a860"/>
+    <w:bookmarkEnd w:id="87"/>
+    <w:bookmarkStart w:id="88" w:name="X180b414e61e00d5cb3d6748bb945e3a6a97a860"/>
     <w:p>
       <w:pPr>
         <w:pStyle w:val="Heading2"/>
@@ -11934,7 +12417,13 @@
         <w:t xml:space="preserve"> </w:t>
       </w:r>
       <w:r>
-        <w:t xml:space="preserve">“Puse la ACL y la red entera se cayó”</w:t>
+        <w:t xml:space="preserve">“</w:t>
+      </w:r>
+      <w:r>
+        <w:t xml:space="preserve">Puse la ACL y la red entera se cayó</w:t>
+      </w:r>
+      <w:r>
+        <w:t xml:space="preserve">”</w:t>
       </w:r>
     </w:p>
     <w:p>
@@ -11991,7 +12480,13 @@
         <w:t xml:space="preserve"> </w:t>
       </w:r>
       <w:r>
-        <w:t xml:space="preserve">“permitir solo X”</w:t>
+        <w:t xml:space="preserve">“</w:t>
+      </w:r>
+      <w:r>
+        <w:t xml:space="preserve">permitir solo X</w:t>
+      </w:r>
+      <w:r>
+        <w:t xml:space="preserve">”</w:t>
       </w:r>
       <w:r>
         <w:t xml:space="preserve"> </w:t>
@@ -12003,7 +12498,13 @@
         <w:t xml:space="preserve"> </w:t>
       </w:r>
       <w:r>
-        <w:t xml:space="preserve">“negar explícitamente el resto o confiar en el implícito”</w:t>
+        <w:t xml:space="preserve">“</w:t>
+      </w:r>
+      <w:r>
+        <w:t xml:space="preserve">negar explícitamente el resto o confiar en el implícito</w:t>
+      </w:r>
+      <w:r>
+        <w:t xml:space="preserve">”</w:t>
       </w:r>
       <w:r>
         <w:t xml:space="preserve">. Y si la escribiste al revés de lo planeado, permitiste lo que querías negar.</w:t>
@@ -12064,7 +12565,13 @@
         <w:t xml:space="preserve"> </w:t>
       </w:r>
       <w:r>
-        <w:t xml:space="preserve">“en caliente”</w:t>
+        <w:t xml:space="preserve">“</w:t>
+      </w:r>
+      <w:r>
+        <w:t xml:space="preserve">en caliente</w:t>
+      </w:r>
+      <w:r>
+        <w:t xml:space="preserve">”</w:t>
       </w:r>
       <w:r>
         <w:t xml:space="preserve">. Los tres errores clásicos, en un solo incidente.</w:t>
@@ -12077,8 +12584,8 @@
         </w:pict>
       </w:r>
     </w:p>
-    <w:bookmarkEnd w:id="77"/>
-    <w:bookmarkStart w:id="78" w:name="X984e5d87c17268288c8a4463e8f0318d93cdfd1"/>
+    <w:bookmarkEnd w:id="88"/>
+    <w:bookmarkStart w:id="89" w:name="X984e5d87c17268288c8a4463e8f0318d93cdfd1"/>
     <w:p>
       <w:pPr>
         <w:pStyle w:val="Heading2"/>
@@ -12533,8 +13040,8 @@
         </w:pict>
       </w:r>
     </w:p>
-    <w:bookmarkEnd w:id="78"/>
-    <w:bookmarkStart w:id="79" w:name="logros-de-esta-unidad"/>
+    <w:bookmarkEnd w:id="89"/>
+    <w:bookmarkStart w:id="90" w:name="logros-de-esta-unidad"/>
     <w:p>
       <w:pPr>
         <w:pStyle w:val="Heading2"/>
@@ -12547,6 +13054,7 @@
       <w:tblPr>
         <w:tblStyle w:val="Table"/>
         <w:tblW w:type="pct" w:w="5000"/>
+        <w:jc w:val="left"/>
         <w:tblLayout w:type="fixed"/>
         <w:tblLook w:firstRow="1" w:lastRow="0" w:firstColumn="0" w:lastColumn="0" w:noHBand="0" w:noVBand="0" w:val="0020"/>
       </w:tblPr>
@@ -12563,6 +13071,7 @@
           <w:p>
             <w:pPr>
               <w:pStyle w:val="Compact"/>
+              <w:jc w:val="left"/>
             </w:pPr>
             <w:r>
               <w:t xml:space="preserve">Logro</w:t>
@@ -12574,6 +13083,7 @@
           <w:p>
             <w:pPr>
               <w:pStyle w:val="Compact"/>
+              <w:jc w:val="left"/>
             </w:pPr>
             <w:r>
               <w:t xml:space="preserve">Cómo conseguirlo</w:t>
@@ -12587,6 +13097,7 @@
           <w:p>
             <w:pPr>
               <w:pStyle w:val="Compact"/>
+              <w:jc w:val="left"/>
             </w:pPr>
             <w:r>
               <w:t xml:space="preserve">🏅</w:t>
@@ -12608,6 +13119,7 @@
           <w:p>
             <w:pPr>
               <w:pStyle w:val="Compact"/>
+              <w:jc w:val="left"/>
             </w:pPr>
             <w:r>
               <w:t xml:space="preserve">Las 4 políticas del laboratorio verificadas a la primera</w:t>
@@ -12621,6 +13133,7 @@
           <w:p>
             <w:pPr>
               <w:pStyle w:val="Compact"/>
+              <w:jc w:val="left"/>
             </w:pPr>
             <w:r>
               <w:t xml:space="preserve">🏅</w:t>
@@ -12642,6 +13155,7 @@
           <w:p>
             <w:pPr>
               <w:pStyle w:val="Compact"/>
+              <w:jc w:val="left"/>
             </w:pPr>
             <w:r>
               <w:t xml:space="preserve">Convertir 5 máscaras a wildcards sin papel</w:t>
@@ -12655,6 +13169,7 @@
           <w:p>
             <w:pPr>
               <w:pStyle w:val="Compact"/>
+              <w:jc w:val="left"/>
             </w:pPr>
             <w:r>
               <w:t xml:space="preserve">🏅</w:t>
@@ -12676,6 +13191,7 @@
           <w:p>
             <w:pPr>
               <w:pStyle w:val="Compact"/>
+              <w:jc w:val="left"/>
             </w:pPr>
             <w:r>
               <w:t xml:space="preserve">Justificar la colocación de cada ACL (estándar cerca del destino, extendida cerca del origen)</w:t>
@@ -12689,6 +13205,7 @@
           <w:p>
             <w:pPr>
               <w:pStyle w:val="Compact"/>
+              <w:jc w:val="left"/>
             </w:pPr>
             <w:r>
               <w:t xml:space="preserve">🏅</w:t>
@@ -12710,6 +13227,7 @@
           <w:p>
             <w:pPr>
               <w:pStyle w:val="Compact"/>
+              <w:jc w:val="left"/>
             </w:pPr>
             <w:r>
               <w:t xml:space="preserve">Port Security con shutdown y violación documentada</w:t>
@@ -12725,8 +13243,8 @@
         </w:pict>
       </w:r>
     </w:p>
-    <w:bookmarkEnd w:id="79"/>
-    <w:bookmarkStart w:id="80" w:name="atrévete-a-pensar"/>
+    <w:bookmarkEnd w:id="90"/>
+    <w:bookmarkStart w:id="91" w:name="atrévete-a-pensar"/>
     <w:p>
       <w:pPr>
         <w:pStyle w:val="Heading2"/>
@@ -12750,7 +13268,13 @@
         <w:t xml:space="preserve"> </w:t>
       </w:r>
       <w:r>
-        <w:t xml:space="preserve">“solo la VLAN 10 puede administrar el router por SSH”</w:t>
+        <w:t xml:space="preserve">“</w:t>
+      </w:r>
+      <w:r>
+        <w:t xml:space="preserve">solo la VLAN 10 puede administrar el router por SSH</w:t>
+      </w:r>
+      <w:r>
+        <w:t xml:space="preserve">”</w:t>
       </w:r>
       <w:r>
         <w:t xml:space="preserve">. ¿Dónde lo implementas: ACL de interfaz o access-class en VTY? ¿Por qué?</w:t>
@@ -12783,7 +13307,13 @@
         <w:t xml:space="preserve"> </w:t>
       </w:r>
       <w:r>
-        <w:t xml:space="preserve">“a medias”</w:t>
+        <w:t xml:space="preserve">“</w:t>
+      </w:r>
+      <w:r>
+        <w:t xml:space="preserve">a medias</w:t>
+      </w:r>
+      <w:r>
+        <w:t xml:space="preserve">”</w:t>
       </w:r>
       <w:r>
         <w:t xml:space="preserve"> </w:t>
@@ -12843,7 +13373,7 @@
         <w:rPr>
           <w:rStyle w:val="VerbatimChar"/>
         </w:rPr>
-        <w:t xml:space="preserve">access-list 130 permit tcp 192.168.99.0 0.0.0.255 host 192.168.20.10 eq 80</w:t>
+        <w:t xml:space="preserve">   access-list 130 permit tcp 192.168.99.0 0.0.0.255 host 192.168.20.10 eq 80</w:t>
       </w:r>
       <w:r>
         <w:br/>
@@ -12852,7 +13382,7 @@
         <w:rPr>
           <w:rStyle w:val="VerbatimChar"/>
         </w:rPr>
-        <w:t xml:space="preserve">access-list 130 permit tcp 192.168.99.0 0.0.0.255 host 192.168.20.10 eq 443</w:t>
+        <w:t xml:space="preserve">   access-list 130 permit tcp 192.168.99.0 0.0.0.255 host 192.168.20.10 eq 443</w:t>
       </w:r>
       <w:r>
         <w:br/>
@@ -12861,7 +13391,7 @@
         <w:rPr>
           <w:rStyle w:val="VerbatimChar"/>
         </w:rPr>
-        <w:t xml:space="preserve">access-list 130 deny   ip  192.168.99.0 0.0.0.255 192.168.20.0 0.0.0.255</w:t>
+        <w:t xml:space="preserve">   access-list 130 deny   ip  192.168.99.0 0.0.0.255 192.168.20.0 0.0.0.255</w:t>
       </w:r>
       <w:r>
         <w:br/>
@@ -12870,7 +13400,7 @@
         <w:rPr>
           <w:rStyle w:val="VerbatimChar"/>
         </w:rPr>
-        <w:t xml:space="preserve">access-list 130 permit ip  192.168.99.0 0.0.0.255 any</w:t>
+        <w:t xml:space="preserve">   access-list 130 permit ip  192.168.99.0 0.0.0.255 any</w:t>
       </w:r>
     </w:p>
     <w:p>
@@ -12945,7 +13475,13 @@
         <w:t xml:space="preserve"> </w:t>
       </w:r>
       <w:r>
-        <w:t xml:space="preserve">“a medias”</w:t>
+        <w:t xml:space="preserve">“</w:t>
+      </w:r>
+      <w:r>
+        <w:t xml:space="preserve">a medias</w:t>
+      </w:r>
+      <w:r>
+        <w:t xml:space="preserve">”</w:t>
       </w:r>
       <w:r>
         <w:t xml:space="preserve">: hay que cuidar qué mensajes ICMP se bloquean (y por eso ICMP no se bloquea a lo bruto).</w:t>
@@ -13006,8 +13542,8 @@
         </w:pict>
       </w:r>
     </w:p>
-    <w:bookmarkEnd w:id="80"/>
-    <w:bookmarkStart w:id="81" w:name="crucigrama-de-bits"/>
+    <w:bookmarkEnd w:id="91"/>
+    <w:bookmarkStart w:id="92" w:name="crucigrama-de-bits"/>
     <w:p>
       <w:pPr>
         <w:pStyle w:val="Heading2"/>
@@ -13153,8 +13689,8 @@
         </w:pict>
       </w:r>
     </w:p>
-    <w:bookmarkEnd w:id="81"/>
-    <w:bookmarkStart w:id="82" w:name="preguntas-de-entrevista-de-trabajo"/>
+    <w:bookmarkEnd w:id="92"/>
+    <w:bookmarkStart w:id="93" w:name="preguntas-de-entrevista-de-trabajo"/>
     <w:p>
       <w:pPr>
         <w:pStyle w:val="Heading2"/>
@@ -13176,7 +13712,21 @@
           <w:b/>
           <w:bCs/>
         </w:rPr>
-        <w:t xml:space="preserve">“¿Diferencia entre ACL estándar y extendida y dónde colocarías cada una?”</w:t>
+        <w:t xml:space="preserve">“</w:t>
+      </w:r>
+      <w:r>
+        <w:rPr>
+          <w:b/>
+          <w:bCs/>
+        </w:rPr>
+        <w:t xml:space="preserve">¿Diferencia entre ACL estándar y extendida y dónde colocarías cada una?</w:t>
+      </w:r>
+      <w:r>
+        <w:rPr>
+          <w:b/>
+          <w:bCs/>
+        </w:rPr>
+        <w:t xml:space="preserve">”</w:t>
       </w:r>
     </w:p>
     <w:p>
@@ -13192,7 +13742,21 @@
           <w:b/>
           <w:bCs/>
         </w:rPr>
-        <w:t xml:space="preserve">“Escríbeme una ACL que bloquee el telnet a un servidor pero permita SSH.”</w:t>
+        <w:t xml:space="preserve">“</w:t>
+      </w:r>
+      <w:r>
+        <w:rPr>
+          <w:b/>
+          <w:bCs/>
+        </w:rPr>
+        <w:t xml:space="preserve">Escríbeme una ACL que bloquee el telnet a un servidor pero permita SSH.</w:t>
+      </w:r>
+      <w:r>
+        <w:rPr>
+          <w:b/>
+          <w:bCs/>
+        </w:rPr>
+        <w:t xml:space="preserve">”</w:t>
       </w:r>
     </w:p>
     <w:p>
@@ -13208,7 +13772,21 @@
           <w:b/>
           <w:bCs/>
         </w:rPr>
-        <w:t xml:space="preserve">“¿Qué es el deny implícito y qué consecuencias tiene al editar una ACL numerada?”</w:t>
+        <w:t xml:space="preserve">“</w:t>
+      </w:r>
+      <w:r>
+        <w:rPr>
+          <w:b/>
+          <w:bCs/>
+        </w:rPr>
+        <w:t xml:space="preserve">¿Qué es el deny implícito y qué consecuencias tiene al editar una ACL numerada?</w:t>
+      </w:r>
+      <w:r>
+        <w:rPr>
+          <w:b/>
+          <w:bCs/>
+        </w:rPr>
+        <w:t xml:space="preserve">”</w:t>
       </w:r>
     </w:p>
     <w:p>
@@ -13224,7 +13802,21 @@
           <w:b/>
           <w:bCs/>
         </w:rPr>
-        <w:t xml:space="preserve">“¿Cómo protegerías el acceso de administración de un router Cisco?”</w:t>
+        <w:t xml:space="preserve">“</w:t>
+      </w:r>
+      <w:r>
+        <w:rPr>
+          <w:b/>
+          <w:bCs/>
+        </w:rPr>
+        <w:t xml:space="preserve">¿Cómo protegerías el acceso de administración de un router Cisco?</w:t>
+      </w:r>
+      <w:r>
+        <w:rPr>
+          <w:b/>
+          <w:bCs/>
+        </w:rPr>
+        <w:t xml:space="preserve">”</w:t>
       </w:r>
     </w:p>
     <w:p>
@@ -13240,7 +13832,21 @@
           <w:b/>
           <w:bCs/>
         </w:rPr>
-        <w:t xml:space="preserve">“¿Qué es Port Security y cuándo lo activarías?”</w:t>
+        <w:t xml:space="preserve">“</w:t>
+      </w:r>
+      <w:r>
+        <w:rPr>
+          <w:b/>
+          <w:bCs/>
+        </w:rPr>
+        <w:t xml:space="preserve">¿Qué es Port Security y cuándo lo activarías?</w:t>
+      </w:r>
+      <w:r>
+        <w:rPr>
+          <w:b/>
+          <w:bCs/>
+        </w:rPr>
+        <w:t xml:space="preserve">”</w:t>
       </w:r>
     </w:p>
     <w:p>
@@ -13320,8 +13926,8 @@
         </w:pict>
       </w:r>
     </w:p>
-    <w:bookmarkEnd w:id="82"/>
-    <w:bookmarkStart w:id="83" w:name="no-hay-preguntas-tontas"/>
+    <w:bookmarkEnd w:id="93"/>
+    <w:bookmarkStart w:id="94" w:name="no-hay-preguntas-tontas"/>
     <w:p>
       <w:pPr>
         <w:pStyle w:val="Heading2"/>
@@ -13427,7 +14033,21 @@
           <w:b/>
           <w:bCs/>
         </w:rPr>
-        <w:t xml:space="preserve">“confiables”</w:t>
+        <w:t xml:space="preserve">“</w:t>
+      </w:r>
+      <w:r>
+        <w:rPr>
+          <w:b/>
+          <w:bCs/>
+        </w:rPr>
+        <w:t xml:space="preserve">confiables</w:t>
+      </w:r>
+      <w:r>
+        <w:rPr>
+          <w:b/>
+          <w:bCs/>
+        </w:rPr>
+        <w:t xml:space="preserve">”</w:t>
       </w:r>
       <w:r>
         <w:rPr>
@@ -13452,8 +14072,8 @@
         </w:pict>
       </w:r>
     </w:p>
-    <w:bookmarkEnd w:id="83"/>
-    <w:bookmarkStart w:id="84" w:name="poscréditos"/>
+    <w:bookmarkEnd w:id="94"/>
+    <w:bookmarkStart w:id="95" w:name="poscréditos"/>
     <w:p>
       <w:pPr>
         <w:pStyle w:val="Heading2"/>
@@ -13477,7 +14097,21 @@
           <w:i/>
           <w:iCs/>
         </w:rPr>
-        <w:t xml:space="preserve">“Las ACLs no son listas de la compra: son leyes con orden, wildcards y un deny implícito que todo lo abarca. Y si tocas lo que no entiendes, la única lista que te espera es la de despidos.”</w:t>
+        <w:t xml:space="preserve">“</w:t>
+      </w:r>
+      <w:r>
+        <w:rPr>
+          <w:i/>
+          <w:iCs/>
+        </w:rPr>
+        <w:t xml:space="preserve">Las ACLs no son listas de la compra: son leyes con orden, wildcards y un deny implícito que todo lo abarca. Y si tocas lo que no entiendes, la única lista que te espera es la de despidos.</w:t>
+      </w:r>
+      <w:r>
+        <w:rPr>
+          <w:i/>
+          <w:iCs/>
+        </w:rPr>
+        <w:t xml:space="preserve">”</w:t>
       </w:r>
     </w:p>
     <w:p>
@@ -13505,8 +14139,8 @@
         </w:pict>
       </w:r>
     </w:p>
-    <w:bookmarkEnd w:id="84"/>
-    <w:bookmarkStart w:id="85" w:name="criterios-de-evaluación-cubiertos-ra4-1"/>
+    <w:bookmarkEnd w:id="95"/>
+    <w:bookmarkStart w:id="96" w:name="criterios-de-evaluación-cubiertos-ra4-1"/>
     <w:p>
       <w:pPr>
         <w:pStyle w:val="Heading2"/>
@@ -13531,6 +14165,7 @@
       <w:tblPr>
         <w:tblStyle w:val="Table"/>
         <w:tblW w:type="pct" w:w="5000"/>
+        <w:jc w:val="left"/>
         <w:tblLayout w:type="fixed"/>
         <w:tblLook w:firstRow="1" w:lastRow="0" w:firstColumn="0" w:lastColumn="0" w:noHBand="0" w:noVBand="0" w:val="0020"/>
       </w:tblPr>
@@ -13548,6 +14183,7 @@
           <w:p>
             <w:pPr>
               <w:pStyle w:val="Compact"/>
+              <w:jc w:val="left"/>
             </w:pPr>
             <w:r>
               <w:t xml:space="preserve">CE</w:t>
@@ -13559,6 +14195,7 @@
           <w:p>
             <w:pPr>
               <w:pStyle w:val="Compact"/>
+              <w:jc w:val="left"/>
             </w:pPr>
             <w:r>
               <w:t xml:space="preserve">Criterio</w:t>
@@ -13570,6 +14207,7 @@
           <w:p>
             <w:pPr>
               <w:pStyle w:val="Compact"/>
+              <w:jc w:val="left"/>
             </w:pPr>
             <w:r>
               <w:t xml:space="preserve">Cubierto</w:t>
@@ -13583,6 +14221,7 @@
           <w:p>
             <w:pPr>
               <w:pStyle w:val="Compact"/>
+              <w:jc w:val="left"/>
             </w:pPr>
             <w:r>
               <w:t xml:space="preserve">i)</w:t>
@@ -13594,6 +14233,7 @@
           <w:p>
             <w:pPr>
               <w:pStyle w:val="Compact"/>
+              <w:jc w:val="left"/>
             </w:pPr>
             <w:r>
               <w:t xml:space="preserve">Filtrado de tráfico (ACLs)</w:t>
@@ -13605,6 +14245,7 @@
           <w:p>
             <w:pPr>
               <w:pStyle w:val="Compact"/>
+              <w:jc w:val="left"/>
             </w:pPr>
             <w:r>
               <w:t xml:space="preserve">✅ Puntos 1-4 + ⚡ Laboratorio (punto 6)</w:t>
@@ -13618,6 +14259,7 @@
           <w:p>
             <w:pPr>
               <w:pStyle w:val="Compact"/>
+              <w:jc w:val="left"/>
             </w:pPr>
             <w:r>
               <w:t xml:space="preserve">j)</w:t>
@@ -13629,6 +14271,7 @@
           <w:p>
             <w:pPr>
               <w:pStyle w:val="Compact"/>
+              <w:jc w:val="left"/>
             </w:pPr>
             <w:r>
               <w:t xml:space="preserve">Listas de control de acceso</w:t>
@@ -13640,6 +14283,7 @@
           <w:p>
             <w:pPr>
               <w:pStyle w:val="Compact"/>
+              <w:jc w:val="left"/>
             </w:pPr>
             <w:r>
               <w:t xml:space="preserve">✅ Puntos 2-4 + 🧠 Atrévete a pensar (punto 6)</w:t>
@@ -13665,7 +14309,7 @@
       <w:r>
         <w:t xml:space="preserve"> </w:t>
       </w:r>
-      <w:hyperlink r:id="rId32">
+      <w:hyperlink r:id="rId43">
         <w:r>
           <w:rPr>
             <w:rStyle w:val="Hyperlink"/>
@@ -13692,7 +14336,7 @@
       <w:r>
         <w:t xml:space="preserve"> </w:t>
       </w:r>
-      <w:hyperlink r:id="rId16">
+      <w:hyperlink r:id="rId27">
         <w:r>
           <w:rPr>
             <w:rStyle w:val="Hyperlink"/>
@@ -13719,7 +14363,7 @@
       <w:r>
         <w:t xml:space="preserve"> </w:t>
       </w:r>
-      <w:hyperlink r:id="rId22">
+      <w:hyperlink r:id="rId33">
         <w:r>
           <w:rPr>
             <w:rStyle w:val="Hyperlink"/>
@@ -13728,13 +14372,9 @@
         </w:r>
       </w:hyperlink>
     </w:p>
-    <w:bookmarkEnd w:id="85"/>
-    <w:bookmarkEnd w:id="86"/>
-    <w:sectPr>
-      <w:footnotePr>
-        <w:numRestart w:val="eachSect"/>
-      </w:footnotePr>
-    </w:sectPr>
+    <w:bookmarkEnd w:id="96"/>
+    <w:bookmarkEnd w:id="97"/>
+    <w:sectPr/>
   </w:body>
 </w:document>
 </file>
@@ -13772,7 +14412,7 @@
       <w:lvlText w:val=" "/>
       <w:lvlJc w:val="left"/>
       <w:pPr>
-        <w:ind w:left="720" w:hanging="360"/>
+        <w:ind w:left="720" w:hanging="480"/>
       </w:pPr>
     </w:lvl>
     <w:lvl w:ilvl="1">
@@ -13780,7 +14420,7 @@
       <w:lvlText w:val=" "/>
       <w:lvlJc w:val="left"/>
       <w:pPr>
-        <w:ind w:left="1440" w:hanging="360"/>
+        <w:ind w:left="1440" w:hanging="480"/>
       </w:pPr>
     </w:lvl>
     <w:lvl w:ilvl="2">
@@ -13788,7 +14428,7 @@
       <w:lvlText w:val=" "/>
       <w:lvlJc w:val="left"/>
       <w:pPr>
-        <w:ind w:left="2160" w:hanging="360"/>
+        <w:ind w:left="2160" w:hanging="480"/>
       </w:pPr>
     </w:lvl>
     <w:lvl w:ilvl="3">
@@ -13796,7 +14436,7 @@
       <w:lvlText w:val=" "/>
       <w:lvlJc w:val="left"/>
       <w:pPr>
-        <w:ind w:left="2880" w:hanging="360"/>
+        <w:ind w:left="2880" w:hanging="480"/>
       </w:pPr>
     </w:lvl>
     <w:lvl w:ilvl="4">
@@ -13804,7 +14444,7 @@
       <w:lvlText w:val=" "/>
       <w:lvlJc w:val="left"/>
       <w:pPr>
-        <w:ind w:left="3600" w:hanging="360"/>
+        <w:ind w:left="3600" w:hanging="480"/>
       </w:pPr>
     </w:lvl>
     <w:lvl w:ilvl="5">
@@ -13812,7 +14452,7 @@
       <w:lvlText w:val=" "/>
       <w:lvlJc w:val="left"/>
       <w:pPr>
-        <w:ind w:left="4320" w:hanging="360"/>
+        <w:ind w:left="4320" w:hanging="480"/>
       </w:pPr>
     </w:lvl>
     <w:lvl w:ilvl="6">
@@ -13820,7 +14460,7 @@
       <w:lvlText w:val=" "/>
       <w:lvlJc w:val="left"/>
       <w:pPr>
-        <w:ind w:left="5040" w:hanging="360"/>
+        <w:ind w:left="5040" w:hanging="480"/>
       </w:pPr>
     </w:lvl>
     <w:lvl w:ilvl="7">
@@ -13828,7 +14468,7 @@
       <w:lvlText w:val=" "/>
       <w:lvlJc w:val="left"/>
       <w:pPr>
-        <w:ind w:left="5760" w:hanging="360"/>
+        <w:ind w:left="5760" w:hanging="480"/>
       </w:pPr>
     </w:lvl>
     <w:lvl w:ilvl="8">
@@ -13836,7 +14476,7 @@
       <w:lvlText w:val=" "/>
       <w:lvlJc w:val="left"/>
       <w:pPr>
-        <w:ind w:left="6480" w:hanging="360"/>
+        <w:ind w:left="6480" w:hanging="480"/>
       </w:pPr>
     </w:lvl>
   </w:abstractNum>
@@ -13845,102 +14485,75 @@
     <w:multiLevelType w:val="multilevel"/>
     <w:lvl w:ilvl="0">
       <w:numFmt w:val="bullet"/>
-      <w:lvlText w:val=""/>
+      <w:lvlText w:val="•"/>
       <w:lvlJc w:val="left"/>
       <w:pPr>
-        <w:ind w:left="720" w:hanging="360"/>
-      </w:pPr>
-      <w:rPr>
-        <w:rFonts w:ascii="Symbol" w:hAnsi="Symbol" w:cs="Symbol" w:hint="default"/>
-      </w:rPr>
+        <w:ind w:left="720" w:hanging="480"/>
+      </w:pPr>
     </w:lvl>
     <w:lvl w:ilvl="1">
       <w:numFmt w:val="bullet"/>
-      <w:lvlText w:val="o"/>
+      <w:lvlText w:val="–"/>
       <w:lvlJc w:val="left"/>
       <w:pPr>
-        <w:ind w:left="1440" w:hanging="360"/>
-      </w:pPr>
-      <w:rPr>
-        <w:rFonts w:ascii="Courier New" w:hAnsi="Courier New" w:cs="Courier New" w:hint="default"/>
-      </w:rPr>
+        <w:ind w:left="1440" w:hanging="480"/>
+      </w:pPr>
     </w:lvl>
     <w:lvl w:ilvl="2">
       <w:numFmt w:val="bullet"/>
-      <w:lvlText w:val=""/>
+      <w:lvlText w:val="•"/>
       <w:lvlJc w:val="left"/>
       <w:pPr>
-        <w:ind w:left="2160" w:hanging="360"/>
-      </w:pPr>
-      <w:rPr>
-        <w:rFonts w:ascii="Wingdings" w:hAnsi="Wingdings" w:cs="Wingdings" w:hint="default"/>
-      </w:rPr>
+        <w:ind w:left="2160" w:hanging="480"/>
+      </w:pPr>
     </w:lvl>
     <w:lvl w:ilvl="3">
       <w:numFmt w:val="bullet"/>
-      <w:lvlText w:val=""/>
+      <w:lvlText w:val="–"/>
       <w:lvlJc w:val="left"/>
       <w:pPr>
-        <w:ind w:left="2880" w:hanging="360"/>
-      </w:pPr>
-      <w:rPr>
-        <w:rFonts w:ascii="Symbol" w:hAnsi="Symbol" w:cs="Symbol" w:hint="default"/>
-      </w:rPr>
+        <w:ind w:left="2880" w:hanging="480"/>
+      </w:pPr>
     </w:lvl>
     <w:lvl w:ilvl="4">
       <w:numFmt w:val="bullet"/>
-      <w:lvlText w:val="o"/>
+      <w:lvlText w:val="•"/>
       <w:lvlJc w:val="left"/>
       <w:pPr>
-        <w:ind w:left="3600" w:hanging="360"/>
-      </w:pPr>
-      <w:rPr>
-        <w:rFonts w:ascii="Courier New" w:hAnsi="Courier New" w:cs="Courier New" w:hint="default"/>
-      </w:rPr>
+        <w:ind w:left="3600" w:hanging="480"/>
+      </w:pPr>
     </w:lvl>
     <w:lvl w:ilvl="5">
       <w:numFmt w:val="bullet"/>
-      <w:lvlText w:val=""/>
+      <w:lvlText w:val="–"/>
       <w:lvlJc w:val="left"/>
       <w:pPr>
-        <w:ind w:left="4320" w:hanging="360"/>
-      </w:pPr>
-      <w:rPr>
-        <w:rFonts w:ascii="Wingdings" w:hAnsi="Wingdings" w:cs="Wingdings" w:hint="default"/>
-      </w:rPr>
+        <w:ind w:left="4320" w:hanging="480"/>
+      </w:pPr>
     </w:lvl>
     <w:lvl w:ilvl="6">
       <w:numFmt w:val="bullet"/>
-      <w:lvlText w:val=""/>
+      <w:lvlText w:val="•"/>
       <w:lvlJc w:val="left"/>
       <w:pPr>
-        <w:ind w:left="5040" w:hanging="360"/>
-      </w:pPr>
-      <w:rPr>
-        <w:rFonts w:ascii="Symbol" w:hAnsi="Symbol" w:cs="Symbol" w:hint="default"/>
-      </w:rPr>
+        <w:ind w:left="5040" w:hanging="480"/>
+      </w:pPr>
     </w:lvl>
     <w:lvl w:ilvl="7">
       <w:numFmt w:val="bullet"/>
-      <w:lvlText w:val="o"/>
+      <w:lvlText w:val="–"/>
       <w:lvlJc w:val="left"/>
       <w:pPr>
-        <w:ind w:left="5760" w:hanging="360"/>
-      </w:pPr>
-      <w:rPr>
-        <w:rFonts w:ascii="Courier New" w:hAnsi="Courier New" w:cs="Courier New" w:hint="default"/>
-      </w:rPr>
+        <w:ind w:left="5760" w:hanging="480"/>
+      </w:pPr>
     </w:lvl>
     <w:lvl w:ilvl="8">
       <w:numFmt w:val="bullet"/>
-      <w:lvlText w:val=""/>
+      <w:lvlText w:val="•"/>
       <w:lvlJc w:val="left"/>
       <w:pPr>
-        <w:ind w:left="6480" w:hanging="360"/>
-      </w:pPr>
-      <w:rPr>
-        <w:rFonts w:ascii="Wingdings" w:hAnsi="Wingdings" w:cs="Wingdings" w:hint="default"/>
-      </w:rPr>
+        <w:ind w:left="6480" w:hanging="480"/>
+      </w:pPr>
     </w:lvl>
   </w:abstractNum>
   <w:abstractNum w:abstractNumId="99411">
@@ -13952,7 +14565,7 @@
       <w:lvlText w:val="%1."/>
       <w:lvlJc w:val="left"/>
       <w:pPr>
-        <w:ind w:left="720" w:hanging="360"/>
+        <w:ind w:left="720" w:hanging="480"/>
       </w:pPr>
     </w:lvl>
     <w:lvl w:ilvl="1">
@@ -13961,7 +14574,7 @@
       <w:lvlText w:val="%2."/>
       <w:lvlJc w:val="left"/>
       <w:pPr>
-        <w:ind w:left="1440" w:hanging="360"/>
+        <w:ind w:left="1440" w:hanging="480"/>
       </w:pPr>
     </w:lvl>
     <w:lvl w:ilvl="2">
@@ -13970,7 +14583,7 @@
       <w:lvlText w:val="%3."/>
       <w:lvlJc w:val="left"/>
       <w:pPr>
-        <w:ind w:left="2160" w:hanging="360"/>
+        <w:ind w:left="2160" w:hanging="480"/>
       </w:pPr>
     </w:lvl>
     <w:lvl w:ilvl="3">
@@ -13979,7 +14592,7 @@
       <w:lvlText w:val="%4."/>
       <w:lvlJc w:val="left"/>
       <w:pPr>
-        <w:ind w:left="2880" w:hanging="360"/>
+        <w:ind w:left="2880" w:hanging="480"/>
       </w:pPr>
     </w:lvl>
     <w:lvl w:ilvl="4">
@@ -13988,7 +14601,7 @@
       <w:lvlText w:val="%5."/>
       <w:lvlJc w:val="left"/>
       <w:pPr>
-        <w:ind w:left="3600" w:hanging="360"/>
+        <w:ind w:left="3600" w:hanging="480"/>
       </w:pPr>
     </w:lvl>
     <w:lvl w:ilvl="5">
@@ -13997,7 +14610,7 @@
       <w:lvlText w:val="%6."/>
       <w:lvlJc w:val="left"/>
       <w:pPr>
-        <w:ind w:left="4320" w:hanging="360"/>
+        <w:ind w:left="4320" w:hanging="480"/>
       </w:pPr>
     </w:lvl>
     <w:lvl w:ilvl="6">
@@ -14006,7 +14619,7 @@
       <w:lvlText w:val="%7."/>
       <w:lvlJc w:val="left"/>
       <w:pPr>
-        <w:ind w:left="5040" w:hanging="360"/>
+        <w:ind w:left="5040" w:hanging="480"/>
       </w:pPr>
     </w:lvl>
     <w:lvl w:ilvl="7">
@@ -14015,7 +14628,7 @@
       <w:lvlText w:val="%8."/>
       <w:lvlJc w:val="left"/>
       <w:pPr>
-        <w:ind w:left="5760" w:hanging="360"/>
+        <w:ind w:left="5760" w:hanging="480"/>
       </w:pPr>
     </w:lvl>
     <w:lvl w:ilvl="8">
@@ -14024,7 +14637,7 @@
       <w:lvlText w:val="%9."/>
       <w:lvlJc w:val="left"/>
       <w:pPr>
-        <w:ind w:left="6480" w:hanging="360"/>
+        <w:ind w:left="6480" w:hanging="480"/>
       </w:pPr>
     </w:lvl>
   </w:abstractNum>
@@ -14537,10 +15150,10 @@
   <w:docDefaults>
     <w:rPrDefault>
       <w:rPr>
-        <w:rFonts w:asciiTheme="minorHAnsi" w:cstheme="minorBidi" w:eastAsiaTheme="minorEastAsia" w:hAnsiTheme="minorHAnsi"/>
+        <w:rFonts w:asciiTheme="minorHAnsi" w:cstheme="minorBidi" w:eastAsiaTheme="minorHAnsi" w:hAnsiTheme="minorHAnsi"/>
         <w:sz w:val="24"/>
         <w:szCs w:val="24"/>
-        <w:lang w:bidi="ar-SA" w:eastAsia="zh-CN" w:val="es-ES"/>
+        <w:lang w:bidi="ar-SA" w:eastAsia="en-US" w:val="es-ES"/>
       </w:rPr>
     </w:rPrDefault>
     <w:pPrDefault>
@@ -14581,94 +15194,57 @@
     <w:name w:val="Title"/>
     <w:basedOn w:val="Normal"/>
     <w:next w:val="BodyText"/>
-    <w:link w:val="TitleChar"/>
-    <w:uiPriority w:val="10"/>
     <w:qFormat/>
-    <w:rsid w:val="00A10FD9"/>
     <w:pPr>
-      <w:spacing w:after="80" w:line="240" w:lineRule="auto"/>
-      <w:contextualSpacing/>
+      <w:keepNext/>
+      <w:keepLines/>
+      <w:spacing w:after="240" w:before="480"/>
       <w:jc w:val="center"/>
     </w:pPr>
     <w:rPr>
       <w:rFonts w:asciiTheme="majorHAnsi" w:cstheme="majorBidi" w:eastAsiaTheme="majorEastAsia" w:hAnsiTheme="majorHAnsi"/>
-      <w:sz w:val="56"/>
-      <w:szCs w:val="56"/>
-    </w:rPr>
-  </w:style>
-  <w:style w:customStyle="1" w:styleId="TitleChar" w:type="character">
-    <w:name w:val="Title Char"/>
-    <w:basedOn w:val="DefaultParagraphFont"/>
-    <w:link w:val="Title"/>
-    <w:uiPriority w:val="10"/>
-    <w:rsid w:val="00A10FD9"/>
-    <w:rPr>
-      <w:rFonts w:asciiTheme="majorHAnsi" w:cstheme="majorBidi" w:eastAsiaTheme="majorEastAsia" w:hAnsiTheme="majorHAnsi"/>
-      <w:sz w:val="56"/>
-      <w:szCs w:val="56"/>
+      <w:b/>
+      <w:bCs/>
+      <w:color w:themeColor="accent1" w:themeShade="B5" w:val="345A8A"/>
+      <w:sz w:val="36"/>
+      <w:szCs w:val="36"/>
     </w:rPr>
   </w:style>
   <w:style w:styleId="Subtitle" w:type="paragraph">
     <w:name w:val="Subtitle"/>
     <w:basedOn w:val="Title"/>
     <w:next w:val="BodyText"/>
-    <w:link w:val="SubtitleChar"/>
-    <w:uiPriority w:val="11"/>
     <w:qFormat/>
-    <w:rsid w:val="00A10FD9"/>
     <w:pPr>
-      <w:numPr>
-        <w:ilvl w:val="1"/>
-      </w:numPr>
+      <w:keepNext/>
+      <w:keepLines/>
+      <w:spacing w:after="240" w:before="240"/>
+      <w:jc w:val="center"/>
     </w:pPr>
     <w:rPr>
-      <w:rFonts w:cstheme="majorBidi" w:eastAsiaTheme="majorEastAsia"/>
-      <w:spacing w:val="15"/>
-      <w:sz w:val="28"/>
-      <w:szCs w:val="28"/>
-    </w:rPr>
-  </w:style>
-  <w:style w:customStyle="1" w:styleId="SubtitleChar" w:type="character">
-    <w:name w:val="Subtitle Char"/>
-    <w:basedOn w:val="DefaultParagraphFont"/>
-    <w:link w:val="Subtitle"/>
-    <w:uiPriority w:val="11"/>
-    <w:rsid w:val="00A10FD9"/>
-    <w:rPr>
-      <w:rFonts w:cstheme="majorBidi" w:eastAsiaTheme="majorEastAsia"/>
-      <w:color w:themeColor="text1" w:themeTint="A6" w:val="595959"/>
-      <w:spacing w:val="15"/>
-      <w:sz w:val="28"/>
-      <w:szCs w:val="28"/>
+      <w:sz w:val="30"/>
+      <w:szCs w:val="30"/>
     </w:rPr>
   </w:style>
   <w:style w:customStyle="1" w:styleId="Author" w:type="paragraph">
     <w:name w:val="Author"/>
-    <w:basedOn w:val="Title"/>
     <w:next w:val="BodyText"/>
     <w:qFormat/>
     <w:pPr>
       <w:keepNext/>
       <w:keepLines/>
+      <w:jc w:val="center"/>
     </w:pPr>
-    <w:rPr>
-      <w:sz w:val="24"/>
-      <w:szCs w:val="24"/>
-    </w:rPr>
   </w:style>
   <w:style w:styleId="Date" w:type="paragraph">
     <w:name w:val="Date"/>
-    <w:basedOn w:val="Title"/>
     <w:next w:val="BodyText"/>
     <w:qFormat/>
     <w:pPr>
       <w:keepNext/>
       <w:keepLines/>
+      <w:jc w:val="center"/>
     </w:pPr>
-    <w:rPr>
-      <w:sz w:val="24"/>
-      <w:szCs w:val="24"/>
-    </w:rPr>
   </w:style>
   <w:style w:customStyle="1" w:styleId="AbstractTitle" w:type="paragraph">
     <w:name w:val="Abstract Title"/>
@@ -14683,6 +15259,7 @@
     </w:pPr>
     <w:rPr>
       <w:b/>
+      <w:color w:val="345A8A"/>
       <w:sz w:val="20"/>
       <w:szCs w:val="20"/>
     </w:rPr>
@@ -14711,321 +15288,191 @@
     <w:rPr/>
   </w:style>
   <w:style w:styleId="Heading1" w:type="paragraph">
-    <w:name w:val="heading 1"/>
+    <w:name w:val="Heading 1"/>
     <w:basedOn w:val="Normal"/>
     <w:next w:val="BodyText"/>
-    <w:link w:val="Heading1Char"/>
     <w:uiPriority w:val="9"/>
     <w:qFormat/>
-    <w:rsid w:val="00A10FD9"/>
     <w:pPr>
       <w:keepNext/>
       <w:keepLines/>
-      <w:spacing w:after="80" w:before="360"/>
+      <w:spacing w:after="0" w:before="480"/>
       <w:outlineLvl w:val="0"/>
     </w:pPr>
     <w:rPr>
       <w:rFonts w:asciiTheme="majorHAnsi" w:cstheme="majorBidi" w:eastAsiaTheme="majorEastAsia" w:hAnsiTheme="majorHAnsi"/>
-      <w:color w:themeColor="accent1" w:themeShade="BF" w:val="0F4761"/>
-      <w:sz w:val="40"/>
-      <w:szCs w:val="40"/>
+      <w:b/>
+      <w:bCs/>
+      <w:color w:themeColor="accent1" w:val="4F81BD"/>
+      <w:sz w:val="32"/>
+      <w:szCs w:val="32"/>
     </w:rPr>
   </w:style>
   <w:style w:styleId="Heading2" w:type="paragraph">
-    <w:name w:val="heading 2"/>
+    <w:name w:val="Heading 2"/>
     <w:basedOn w:val="Normal"/>
     <w:next w:val="BodyText"/>
-    <w:link w:val="Heading2Char"/>
     <w:uiPriority w:val="9"/>
-    <w:semiHidden/>
     <w:unhideWhenUsed/>
     <w:qFormat/>
-    <w:rsid w:val="00A10FD9"/>
     <w:pPr>
       <w:keepNext/>
       <w:keepLines/>
-      <w:spacing w:after="80" w:before="160"/>
+      <w:spacing w:after="0" w:before="200"/>
       <w:outlineLvl w:val="1"/>
     </w:pPr>
     <w:rPr>
       <w:rFonts w:asciiTheme="majorHAnsi" w:cstheme="majorBidi" w:eastAsiaTheme="majorEastAsia" w:hAnsiTheme="majorHAnsi"/>
-      <w:color w:themeColor="accent1" w:themeShade="BF" w:val="0F4761"/>
-      <w:sz w:val="32"/>
-      <w:szCs w:val="32"/>
-    </w:rPr>
-  </w:style>
-  <w:style w:styleId="Heading3" w:type="paragraph">
-    <w:name w:val="heading 3"/>
-    <w:basedOn w:val="Normal"/>
-    <w:next w:val="BodyText"/>
-    <w:link w:val="Heading3Char"/>
-    <w:uiPriority w:val="9"/>
-    <w:semiHidden/>
-    <w:unhideWhenUsed/>
-    <w:qFormat/>
-    <w:rsid w:val="00A10FD9"/>
-    <w:pPr>
-      <w:keepNext/>
-      <w:keepLines/>
-      <w:spacing w:after="80" w:before="160"/>
-      <w:outlineLvl w:val="2"/>
-    </w:pPr>
-    <w:rPr>
-      <w:rFonts w:cstheme="majorBidi" w:eastAsiaTheme="majorEastAsia"/>
-      <w:color w:themeColor="accent1" w:themeShade="BF" w:val="0F4761"/>
+      <w:b/>
+      <w:bCs/>
+      <w:color w:themeColor="accent1" w:val="4F81BD"/>
       <w:sz w:val="28"/>
       <w:szCs w:val="28"/>
     </w:rPr>
   </w:style>
-  <w:style w:styleId="Heading4" w:type="paragraph">
-    <w:name w:val="heading 4"/>
+  <w:style w:styleId="Heading3" w:type="paragraph">
+    <w:name w:val="Heading 3"/>
     <w:basedOn w:val="Normal"/>
     <w:next w:val="BodyText"/>
-    <w:link w:val="Heading4Char"/>
     <w:uiPriority w:val="9"/>
-    <w:semiHidden/>
     <w:unhideWhenUsed/>
     <w:qFormat/>
-    <w:rsid w:val="00A10FD9"/>
     <w:pPr>
       <w:keepNext/>
       <w:keepLines/>
-      <w:spacing w:after="40" w:before="80"/>
+      <w:spacing w:after="0" w:before="200"/>
+      <w:outlineLvl w:val="2"/>
+    </w:pPr>
+    <w:rPr>
+      <w:rFonts w:asciiTheme="majorHAnsi" w:cstheme="majorBidi" w:eastAsiaTheme="majorEastAsia" w:hAnsiTheme="majorHAnsi"/>
+      <w:b/>
+      <w:bCs/>
+      <w:color w:themeColor="accent1" w:val="4F81BD"/>
+      <w:sz w:val="24"/>
+      <w:szCs w:val="24"/>
+    </w:rPr>
+  </w:style>
+  <w:style w:styleId="Heading4" w:type="paragraph">
+    <w:name w:val="Heading 4"/>
+    <w:basedOn w:val="Normal"/>
+    <w:next w:val="BodyText"/>
+    <w:uiPriority w:val="9"/>
+    <w:unhideWhenUsed/>
+    <w:qFormat/>
+    <w:pPr>
+      <w:keepNext/>
+      <w:keepLines/>
+      <w:spacing w:after="0" w:before="200"/>
       <w:outlineLvl w:val="3"/>
     </w:pPr>
     <w:rPr>
-      <w:rFonts w:cstheme="majorBidi" w:eastAsiaTheme="majorEastAsia"/>
+      <w:rFonts w:asciiTheme="majorHAnsi" w:cstheme="majorBidi" w:eastAsiaTheme="majorEastAsia" w:hAnsiTheme="majorHAnsi"/>
+      <w:bCs/>
       <w:i/>
-      <w:iCs/>
-      <w:color w:themeColor="accent1" w:themeShade="BF" w:val="0F4761"/>
+      <w:color w:themeColor="accent1" w:val="4F81BD"/>
+      <w:sz w:val="24"/>
+      <w:szCs w:val="24"/>
     </w:rPr>
   </w:style>
   <w:style w:styleId="Heading5" w:type="paragraph">
-    <w:name w:val="heading 5"/>
+    <w:name w:val="Heading 5"/>
     <w:basedOn w:val="Normal"/>
     <w:next w:val="BodyText"/>
-    <w:link w:val="Heading5Char"/>
     <w:uiPriority w:val="9"/>
-    <w:semiHidden/>
     <w:unhideWhenUsed/>
     <w:qFormat/>
-    <w:rsid w:val="00A10FD9"/>
     <w:pPr>
       <w:keepNext/>
       <w:keepLines/>
-      <w:spacing w:after="40" w:before="80"/>
+      <w:spacing w:after="0" w:before="200"/>
       <w:outlineLvl w:val="4"/>
     </w:pPr>
     <w:rPr>
-      <w:rFonts w:cstheme="majorBidi" w:eastAsiaTheme="majorEastAsia"/>
-      <w:color w:themeColor="accent1" w:themeShade="BF" w:val="0F4761"/>
+      <w:rFonts w:asciiTheme="majorHAnsi" w:cstheme="majorBidi" w:eastAsiaTheme="majorEastAsia" w:hAnsiTheme="majorHAnsi"/>
+      <w:iCs/>
+      <w:color w:themeColor="accent1" w:val="4F81BD"/>
+      <w:sz w:val="24"/>
+      <w:szCs w:val="24"/>
     </w:rPr>
   </w:style>
   <w:style w:styleId="Heading6" w:type="paragraph">
-    <w:name w:val="heading 6"/>
+    <w:name w:val="Heading 6"/>
     <w:basedOn w:val="Normal"/>
     <w:next w:val="BodyText"/>
-    <w:link w:val="Heading6Char"/>
     <w:uiPriority w:val="9"/>
-    <w:semiHidden/>
     <w:unhideWhenUsed/>
     <w:qFormat/>
-    <w:rsid w:val="00A10FD9"/>
     <w:pPr>
       <w:keepNext/>
       <w:keepLines/>
-      <w:spacing w:after="0" w:before="40"/>
+      <w:spacing w:after="0" w:before="200"/>
       <w:outlineLvl w:val="5"/>
     </w:pPr>
     <w:rPr>
-      <w:rFonts w:cstheme="majorBidi" w:eastAsiaTheme="majorEastAsia"/>
-      <w:i/>
-      <w:iCs/>
-      <w:color w:themeColor="text1" w:themeTint="A6" w:val="595959"/>
+      <w:rFonts w:asciiTheme="majorHAnsi" w:cstheme="majorBidi" w:eastAsiaTheme="majorEastAsia" w:hAnsiTheme="majorHAnsi"/>
+      <w:color w:themeColor="accent1" w:val="4F81BD"/>
+      <w:sz w:val="24"/>
+      <w:szCs w:val="24"/>
     </w:rPr>
   </w:style>
   <w:style w:styleId="Heading7" w:type="paragraph">
-    <w:name w:val="heading 7"/>
+    <w:name w:val="Heading 7"/>
     <w:basedOn w:val="Normal"/>
     <w:next w:val="BodyText"/>
-    <w:link w:val="Heading7Char"/>
     <w:uiPriority w:val="9"/>
-    <w:semiHidden/>
     <w:unhideWhenUsed/>
     <w:qFormat/>
-    <w:rsid w:val="00A10FD9"/>
     <w:pPr>
       <w:keepNext/>
       <w:keepLines/>
-      <w:spacing w:after="0" w:before="40"/>
+      <w:spacing w:after="0" w:before="200"/>
       <w:outlineLvl w:val="6"/>
     </w:pPr>
     <w:rPr>
-      <w:rFonts w:cstheme="majorBidi" w:eastAsiaTheme="majorEastAsia"/>
-      <w:color w:themeColor="text1" w:themeTint="A6" w:val="595959"/>
+      <w:rFonts w:asciiTheme="majorHAnsi" w:cstheme="majorBidi" w:eastAsiaTheme="majorEastAsia" w:hAnsiTheme="majorHAnsi"/>
+      <w:color w:themeColor="accent1" w:val="4F81BD"/>
+      <w:sz w:val="24"/>
+      <w:szCs w:val="24"/>
     </w:rPr>
   </w:style>
   <w:style w:styleId="Heading8" w:type="paragraph">
-    <w:name w:val="heading 8"/>
+    <w:name w:val="Heading 8"/>
     <w:basedOn w:val="Normal"/>
     <w:next w:val="BodyText"/>
-    <w:link w:val="Heading8Char"/>
     <w:uiPriority w:val="9"/>
-    <w:semiHidden/>
     <w:unhideWhenUsed/>
     <w:qFormat/>
-    <w:rsid w:val="00A10FD9"/>
     <w:pPr>
       <w:keepNext/>
       <w:keepLines/>
-      <w:spacing w:after="0"/>
+      <w:spacing w:after="0" w:before="200"/>
       <w:outlineLvl w:val="7"/>
     </w:pPr>
     <w:rPr>
-      <w:rFonts w:cstheme="majorBidi" w:eastAsiaTheme="majorEastAsia"/>
-      <w:i/>
-      <w:iCs/>
-      <w:color w:themeColor="text1" w:themeTint="D8" w:val="272727"/>
+      <w:rFonts w:asciiTheme="majorHAnsi" w:cstheme="majorBidi" w:eastAsiaTheme="majorEastAsia" w:hAnsiTheme="majorHAnsi"/>
+      <w:color w:themeColor="accent1" w:val="4F81BD"/>
+      <w:sz w:val="24"/>
+      <w:szCs w:val="24"/>
     </w:rPr>
   </w:style>
   <w:style w:styleId="Heading9" w:type="paragraph">
-    <w:name w:val="heading 9"/>
+    <w:name w:val="Heading 9"/>
     <w:basedOn w:val="Normal"/>
     <w:next w:val="BodyText"/>
-    <w:link w:val="Heading9Char"/>
     <w:uiPriority w:val="9"/>
-    <w:semiHidden/>
     <w:unhideWhenUsed/>
     <w:qFormat/>
-    <w:rsid w:val="00A10FD9"/>
     <w:pPr>
       <w:keepNext/>
       <w:keepLines/>
-      <w:spacing w:after="0"/>
+      <w:spacing w:after="0" w:before="200"/>
       <w:outlineLvl w:val="8"/>
     </w:pPr>
     <w:rPr>
-      <w:rFonts w:cstheme="majorBidi" w:eastAsiaTheme="majorEastAsia"/>
-      <w:color w:themeColor="text1" w:themeTint="D8" w:val="272727"/>
-    </w:rPr>
-  </w:style>
-  <w:style w:customStyle="1" w:styleId="Heading1Char" w:type="character">
-    <w:name w:val="Heading 1 Char"/>
-    <w:basedOn w:val="DefaultParagraphFont"/>
-    <w:link w:val="Heading1"/>
-    <w:uiPriority w:val="9"/>
-    <w:rsid w:val="00A10FD9"/>
-    <w:rPr>
       <w:rFonts w:asciiTheme="majorHAnsi" w:cstheme="majorBidi" w:eastAsiaTheme="majorEastAsia" w:hAnsiTheme="majorHAnsi"/>
-      <w:color w:themeColor="accent1" w:themeShade="BF" w:val="0F4761"/>
-      <w:sz w:val="40"/>
-      <w:szCs w:val="40"/>
-    </w:rPr>
-  </w:style>
-  <w:style w:customStyle="1" w:styleId="Heading2Char" w:type="character">
-    <w:name w:val="Heading 2 Char"/>
-    <w:basedOn w:val="DefaultParagraphFont"/>
-    <w:link w:val="Heading2"/>
-    <w:uiPriority w:val="9"/>
-    <w:semiHidden/>
-    <w:rsid w:val="00A10FD9"/>
-    <w:rPr>
-      <w:rFonts w:asciiTheme="majorHAnsi" w:cstheme="majorBidi" w:eastAsiaTheme="majorEastAsia" w:hAnsiTheme="majorHAnsi"/>
-      <w:color w:themeColor="accent1" w:themeShade="BF" w:val="0F4761"/>
-      <w:sz w:val="32"/>
-      <w:szCs w:val="32"/>
-    </w:rPr>
-  </w:style>
-  <w:style w:customStyle="1" w:styleId="Heading3Char" w:type="character">
-    <w:name w:val="Heading 3 Char"/>
-    <w:basedOn w:val="DefaultParagraphFont"/>
-    <w:link w:val="Heading3"/>
-    <w:uiPriority w:val="9"/>
-    <w:semiHidden/>
-    <w:rsid w:val="00A10FD9"/>
-    <w:rPr>
-      <w:rFonts w:cstheme="majorBidi" w:eastAsiaTheme="majorEastAsia"/>
-      <w:color w:themeColor="accent1" w:themeShade="BF" w:val="0F4761"/>
-      <w:sz w:val="28"/>
-      <w:szCs w:val="28"/>
-    </w:rPr>
-  </w:style>
-  <w:style w:customStyle="1" w:styleId="Heading4Char" w:type="character">
-    <w:name w:val="Heading 4 Char"/>
-    <w:basedOn w:val="DefaultParagraphFont"/>
-    <w:link w:val="Heading4"/>
-    <w:uiPriority w:val="9"/>
-    <w:semiHidden/>
-    <w:rsid w:val="00A10FD9"/>
-    <w:rPr>
-      <w:rFonts w:cstheme="majorBidi" w:eastAsiaTheme="majorEastAsia"/>
-      <w:i/>
-      <w:iCs/>
-      <w:color w:themeColor="accent1" w:themeShade="BF" w:val="0F4761"/>
-    </w:rPr>
-  </w:style>
-  <w:style w:customStyle="1" w:styleId="Heading5Char" w:type="character">
-    <w:name w:val="Heading 5 Char"/>
-    <w:basedOn w:val="DefaultParagraphFont"/>
-    <w:link w:val="Heading5"/>
-    <w:uiPriority w:val="9"/>
-    <w:semiHidden/>
-    <w:rsid w:val="00A10FD9"/>
-    <w:rPr>
-      <w:rFonts w:cstheme="majorBidi" w:eastAsiaTheme="majorEastAsia"/>
-      <w:color w:themeColor="accent1" w:themeShade="BF" w:val="0F4761"/>
-    </w:rPr>
-  </w:style>
-  <w:style w:customStyle="1" w:styleId="Heading6Char" w:type="character">
-    <w:name w:val="Heading 6 Char"/>
-    <w:basedOn w:val="DefaultParagraphFont"/>
-    <w:link w:val="Heading6"/>
-    <w:uiPriority w:val="9"/>
-    <w:semiHidden/>
-    <w:rsid w:val="00A10FD9"/>
-    <w:rPr>
-      <w:rFonts w:cstheme="majorBidi" w:eastAsiaTheme="majorEastAsia"/>
-      <w:i/>
-      <w:iCs/>
-      <w:color w:themeColor="text1" w:themeTint="A6" w:val="595959"/>
-    </w:rPr>
-  </w:style>
-  <w:style w:customStyle="1" w:styleId="Heading7Char" w:type="character">
-    <w:name w:val="Heading 7 Char"/>
-    <w:basedOn w:val="DefaultParagraphFont"/>
-    <w:link w:val="Heading7"/>
-    <w:uiPriority w:val="9"/>
-    <w:semiHidden/>
-    <w:rsid w:val="00A10FD9"/>
-    <w:rPr>
-      <w:rFonts w:cstheme="majorBidi" w:eastAsiaTheme="majorEastAsia"/>
-      <w:color w:themeColor="text1" w:themeTint="A6" w:val="595959"/>
-    </w:rPr>
-  </w:style>
-  <w:style w:customStyle="1" w:styleId="Heading8Char" w:type="character">
-    <w:name w:val="Heading 8 Char"/>
-    <w:basedOn w:val="DefaultParagraphFont"/>
-    <w:link w:val="Heading8"/>
-    <w:uiPriority w:val="9"/>
-    <w:semiHidden/>
-    <w:rsid w:val="00A10FD9"/>
-    <w:rPr>
-      <w:rFonts w:cstheme="majorBidi" w:eastAsiaTheme="majorEastAsia"/>
-      <w:i/>
-      <w:iCs/>
-      <w:color w:themeColor="text1" w:themeTint="D8" w:val="272727"/>
-    </w:rPr>
-  </w:style>
-  <w:style w:customStyle="1" w:styleId="Heading9Char" w:type="character">
-    <w:name w:val="Heading 9 Char"/>
-    <w:basedOn w:val="DefaultParagraphFont"/>
-    <w:link w:val="Heading9"/>
-    <w:uiPriority w:val="9"/>
-    <w:semiHidden/>
-    <w:rsid w:val="00A10FD9"/>
-    <w:rPr>
-      <w:rFonts w:cstheme="majorBidi" w:eastAsiaTheme="majorEastAsia"/>
-      <w:color w:themeColor="text1" w:themeTint="D8" w:val="272727"/>
+      <w:color w:themeColor="accent1" w:val="4F81BD"/>
+      <w:sz w:val="24"/>
+      <w:szCs w:val="24"/>
     </w:rPr>
   </w:style>
   <w:style w:styleId="BlockText" w:type="paragraph">
@@ -15050,8 +15497,8 @@
   </w:style>
   <w:style w:styleId="FootnoteBlockText" w:type="paragraph">
     <w:name w:val="Footnote Block Text"/>
-    <w:basedOn w:val="FootnoteText"/>
-    <w:next w:val="FootnoteText"/>
+    <w:basedOn w:val="Footnote Text"/>
+    <w:next w:val="Footnote Text"/>
     <w:uiPriority w:val="9"/>
     <w:unhideWhenUsed/>
     <w:qFormat/>
@@ -15081,6 +15528,13 @@
       </w:tblCellMar>
     </w:tblPr>
     <w:tblStylePr w:type="firstRow">
+      <w:tblPr>
+        <w:jc w:val="left"/>
+        <w:tblInd w:type="dxa" w:w="0"/>
+      </w:tblPr>
+      <w:trPr>
+        <w:jc w:val="left"/>
+      </w:trPr>
       <w:tcPr>
         <w:tcBorders>
           <w:bottom w:val="single"/>
@@ -15436,44 +15890,44 @@
         <a:sysClr val="window" lastClr="FFFFFF"/>
       </a:lt1>
       <a:dk2>
-        <a:srgbClr val="0E2841"/>
+        <a:srgbClr val="1F497D"/>
       </a:dk2>
       <a:lt2>
-        <a:srgbClr val="E8E8E8"/>
+        <a:srgbClr val="EEECE1"/>
       </a:lt2>
       <a:accent1>
-        <a:srgbClr val="156082"/>
+        <a:srgbClr val="4F81BD"/>
       </a:accent1>
       <a:accent2>
-        <a:srgbClr val="E97132"/>
+        <a:srgbClr val="C0504D"/>
       </a:accent2>
       <a:accent3>
-        <a:srgbClr val="196B24"/>
+        <a:srgbClr val="9BBB59"/>
       </a:accent3>
       <a:accent4>
-        <a:srgbClr val="0F9ED5"/>
+        <a:srgbClr val="8064A2"/>
       </a:accent4>
       <a:accent5>
-        <a:srgbClr val="A02B93"/>
+        <a:srgbClr val="4BACC6"/>
       </a:accent5>
       <a:accent6>
-        <a:srgbClr val="4EA72E"/>
+        <a:srgbClr val="F79646"/>
       </a:accent6>
       <a:hlink>
-        <a:srgbClr val="467886"/>
+        <a:srgbClr val="0000FF"/>
       </a:hlink>
       <a:folHlink>
-        <a:srgbClr val="96607D"/>
+        <a:srgbClr val="800080"/>
       </a:folHlink>
     </a:clrScheme>
     <a:fontScheme name="Office">
       <a:majorFont>
-        <a:latin typeface="Aptos Display" panose="02110004020202020204"/>
+        <a:latin typeface="Calibri"/>
         <a:ea typeface=""/>
         <a:cs typeface=""/>
-        <a:font script="Jpan" typeface="游ゴシック Light"/>
+        <a:font script="Jpan" typeface="ＭＳ ゴシック"/>
         <a:font script="Hang" typeface="맑은 고딕"/>
-        <a:font script="Hans" typeface="等线 Light"/>
+        <a:font script="Hans" typeface="宋体"/>
         <a:font script="Hant" typeface="新細明體"/>
         <a:font script="Arab" typeface="Times New Roman"/>
         <a:font script="Hebr" typeface="Times New Roman"/>
@@ -15500,32 +15954,14 @@
         <a:font script="Mong" typeface="Mongolian Baiti"/>
         <a:font script="Viet" typeface="Times New Roman"/>
         <a:font script="Uigh" typeface="Microsoft Uighur"/>
-        <a:font script="Geor" typeface="Sylfaen"/>
-        <a:font script="Armn" typeface="Arial"/>
-        <a:font script="Bugi" typeface="Leelawadee UI"/>
-        <a:font script="Bopo" typeface="Microsoft JhengHei"/>
-        <a:font script="Java" typeface="Javanese Text"/>
-        <a:font script="Lisu" typeface="Segoe UI"/>
-        <a:font script="Mymr" typeface="Myanmar Text"/>
-        <a:font script="Nkoo" typeface="Ebrima"/>
-        <a:font script="Olck" typeface="Nirmala UI"/>
-        <a:font script="Osma" typeface="Ebrima"/>
-        <a:font script="Phag" typeface="Phagspa"/>
-        <a:font script="Syrn" typeface="Estrangelo Edessa"/>
-        <a:font script="Syrj" typeface="Estrangelo Edessa"/>
-        <a:font script="Syre" typeface="Estrangelo Edessa"/>
-        <a:font script="Sora" typeface="Nirmala UI"/>
-        <a:font script="Tale" typeface="Microsoft Tai Le"/>
-        <a:font script="Talu" typeface="Microsoft New Tai Lue"/>
-        <a:font script="Tfng" typeface="Ebrima"/>
       </a:majorFont>
       <a:minorFont>
-        <a:latin typeface="Aptos" panose="02110004020202020204"/>
+        <a:latin typeface="Cambria"/>
         <a:ea typeface=""/>
         <a:cs typeface=""/>
-        <a:font script="Jpan" typeface="游明朝"/>
+        <a:font script="Jpan" typeface="ＭＳ 明朝"/>
         <a:font script="Hang" typeface="맑은 고딕"/>
-        <a:font script="Hans" typeface="等线"/>
+        <a:font script="Hans" typeface="宋体"/>
         <a:font script="Hant" typeface="新細明體"/>
         <a:font script="Arab" typeface="Arial"/>
         <a:font script="Hebr" typeface="Arial"/>
@@ -15552,24 +15988,6 @@
         <a:font script="Mong" typeface="Mongolian Baiti"/>
         <a:font script="Viet" typeface="Arial"/>
         <a:font script="Uigh" typeface="Microsoft Uighur"/>
-        <a:font script="Geor" typeface="Sylfaen"/>
-        <a:font script="Armn" typeface="Arial"/>
-        <a:font script="Bugi" typeface="Leelawadee UI"/>
-        <a:font script="Bopo" typeface="Microsoft JhengHei"/>
-        <a:font script="Java" typeface="Javanese Text"/>
-        <a:font script="Lisu" typeface="Segoe UI"/>
-        <a:font script="Mymr" typeface="Myanmar Text"/>
-        <a:font script="Nkoo" typeface="Ebrima"/>
-        <a:font script="Olck" typeface="Nirmala UI"/>
-        <a:font script="Osma" typeface="Ebrima"/>
-        <a:font script="Phag" typeface="Phagspa"/>
-        <a:font script="Syrn" typeface="Estrangelo Edessa"/>
-        <a:font script="Syrj" typeface="Estrangelo Edessa"/>
-        <a:font script="Syre" typeface="Estrangelo Edessa"/>
-        <a:font script="Sora" typeface="Nirmala UI"/>
-        <a:font script="Tale" typeface="Microsoft Tai Le"/>
-        <a:font script="Talu" typeface="Microsoft New Tai Lue"/>
-        <a:font script="Tfng" typeface="Ebrima"/>
       </a:minorFont>
     </a:fontScheme>
     <a:fmtScheme name="Office">
@@ -15581,141 +15999,200 @@
           <a:gsLst>
             <a:gs pos="0">
               <a:schemeClr val="phClr">
-                <a:lumMod val="110000"/>
-                <a:satMod val="105000"/>
-                <a:tint val="67000"/>
+                <a:tint val="50000"/>
+                <a:satMod val="300000"/>
               </a:schemeClr>
             </a:gs>
-            <a:gs pos="50000">
+            <a:gs pos="35000">
               <a:schemeClr val="phClr">
-                <a:lumMod val="105000"/>
-                <a:satMod val="103000"/>
-                <a:tint val="73000"/>
+                <a:tint val="37000"/>
+                <a:satMod val="300000"/>
               </a:schemeClr>
             </a:gs>
             <a:gs pos="100000">
               <a:schemeClr val="phClr">
-                <a:lumMod val="105000"/>
-                <a:satMod val="109000"/>
-                <a:tint val="81000"/>
+                <a:tint val="15000"/>
+                <a:satMod val="350000"/>
               </a:schemeClr>
             </a:gs>
           </a:gsLst>
-          <a:lin ang="5400000" scaled="0"/>
+          <a:lin ang="16200000" scaled="1"/>
         </a:gradFill>
         <a:gradFill rotWithShape="1">
           <a:gsLst>
             <a:gs pos="0">
               <a:schemeClr val="phClr">
-                <a:satMod val="103000"/>
-                <a:lumMod val="102000"/>
-                <a:tint val="94000"/>
-              </a:schemeClr>
-            </a:gs>
-            <a:gs pos="50000">
-              <a:schemeClr val="phClr">
-                <a:satMod val="110000"/>
-                <a:lumMod val="100000"/>
+                <a:tint val="100000"/>
                 <a:shade val="100000"/>
+                <a:satMod val="130000"/>
               </a:schemeClr>
             </a:gs>
             <a:gs pos="100000">
               <a:schemeClr val="phClr">
-                <a:lumMod val="99000"/>
-                <a:satMod val="120000"/>
-                <a:shade val="78000"/>
+                <a:tint val="50000"/>
+                <a:shade val="100000"/>
+                <a:satMod val="350000"/>
               </a:schemeClr>
             </a:gs>
           </a:gsLst>
-          <a:lin ang="5400000" scaled="0"/>
+          <a:lin ang="16200000" scaled="0"/>
         </a:gradFill>
       </a:fillStyleLst>
       <a:lnStyleLst>
-        <a:ln w="6350" cap="flat" cmpd="sng" algn="ctr">
+        <a:ln w="9525" cap="flat" cmpd="sng" algn="ctr">
+          <a:solidFill>
+            <a:schemeClr val="phClr">
+              <a:shade val="95000"/>
+              <a:satMod val="105000"/>
+            </a:schemeClr>
+          </a:solidFill>
+          <a:prstDash val="solid"/>
+        </a:ln>
+        <a:ln w="25400" cap="flat" cmpd="sng" algn="ctr">
           <a:solidFill>
             <a:schemeClr val="phClr"/>
           </a:solidFill>
           <a:prstDash val="solid"/>
-          <a:miter lim="800000"/>
         </a:ln>
-        <a:ln w="12700" cap="flat" cmpd="sng" algn="ctr">
+        <a:ln w="38100" cap="flat" cmpd="sng" algn="ctr">
           <a:solidFill>
             <a:schemeClr val="phClr"/>
           </a:solidFill>
           <a:prstDash val="solid"/>
-          <a:miter lim="800000"/>
-        </a:ln>
-        <a:ln w="19050" cap="flat" cmpd="sng" algn="ctr">
-          <a:solidFill>
-            <a:schemeClr val="phClr"/>
-          </a:solidFill>
-          <a:prstDash val="solid"/>
-          <a:miter lim="800000"/>
         </a:ln>
       </a:lnStyleLst>
       <a:effectStyleLst>
         <a:effectStyle>
-          <a:effectLst/>
-        </a:effectStyle>
-        <a:effectStyle>
-          <a:effectLst/>
+          <a:effectLst>
+            <a:outerShdw blurRad="40000" dist="20000" dir="5400000" rotWithShape="0">
+              <a:srgbClr val="000000">
+                <a:alpha val="38000"/>
+              </a:srgbClr>
+            </a:outerShdw>
+          </a:effectLst>
         </a:effectStyle>
         <a:effectStyle>
           <a:effectLst>
-            <a:outerShdw blurRad="57150" dist="19050" dir="5400000" algn="ctr" rotWithShape="0">
+            <a:outerShdw blurRad="40000" dist="23000" dir="5400000" rotWithShape="0">
               <a:srgbClr val="000000">
-                <a:alpha val="63000"/>
+                <a:alpha val="35000"/>
               </a:srgbClr>
             </a:outerShdw>
           </a:effectLst>
+        </a:effectStyle>
+        <a:effectStyle>
+          <a:effectLst>
+            <a:outerShdw blurRad="40000" dist="23000" dir="5400000" rotWithShape="0">
+              <a:srgbClr val="000000">
+                <a:alpha val="35000"/>
+              </a:srgbClr>
+            </a:outerShdw>
+          </a:effectLst>
+          <a:scene3d>
+            <a:camera prst="orthographicFront">
+              <a:rot lat="0" lon="0" rev="0"/>
+            </a:camera>
+            <a:lightRig rig="threePt" dir="t">
+              <a:rot lat="0" lon="0" rev="1200000"/>
+            </a:lightRig>
+          </a:scene3d>
+          <a:sp3d>
+            <a:bevelT w="63500" h="25400"/>
+          </a:sp3d>
         </a:effectStyle>
       </a:effectStyleLst>
       <a:bgFillStyleLst>
         <a:solidFill>
           <a:schemeClr val="phClr"/>
         </a:solidFill>
-        <a:solidFill>
-          <a:schemeClr val="phClr">
-            <a:tint val="95000"/>
-            <a:satMod val="170000"/>
-          </a:schemeClr>
-        </a:solidFill>
         <a:gradFill rotWithShape="1">
           <a:gsLst>
             <a:gs pos="0">
               <a:schemeClr val="phClr">
-                <a:tint val="93000"/>
-                <a:satMod val="150000"/>
-                <a:shade val="98000"/>
-                <a:lumMod val="102000"/>
+                <a:tint val="40000"/>
+                <a:satMod val="350000"/>
               </a:schemeClr>
             </a:gs>
-            <a:gs pos="50000">
+            <a:gs pos="40000">
               <a:schemeClr val="phClr">
-                <a:tint val="98000"/>
-                <a:satMod val="130000"/>
-                <a:shade val="90000"/>
-                <a:lumMod val="103000"/>
+                <a:tint val="45000"/>
+                <a:shade val="99000"/>
+                <a:satMod val="350000"/>
               </a:schemeClr>
             </a:gs>
             <a:gs pos="100000">
               <a:schemeClr val="phClr">
-                <a:shade val="63000"/>
-                <a:satMod val="120000"/>
+                <a:shade val="20000"/>
+                <a:satMod val="255000"/>
               </a:schemeClr>
             </a:gs>
           </a:gsLst>
-          <a:lin ang="5400000" scaled="0"/>
+          <a:path path="circle">
+            <a:fillToRect l="50000" t="-80000" r="50000" b="180000"/>
+          </a:path>
+        </a:gradFill>
+        <a:gradFill rotWithShape="1">
+          <a:gsLst>
+            <a:gs pos="0">
+              <a:schemeClr val="phClr">
+                <a:tint val="80000"/>
+                <a:satMod val="300000"/>
+              </a:schemeClr>
+            </a:gs>
+            <a:gs pos="100000">
+              <a:schemeClr val="phClr">
+                <a:shade val="30000"/>
+                <a:satMod val="200000"/>
+              </a:schemeClr>
+            </a:gs>
+          </a:gsLst>
+          <a:path path="circle">
+            <a:fillToRect l="50000" t="50000" r="50000" b="50000"/>
+          </a:path>
         </a:gradFill>
       </a:bgFillStyleLst>
     </a:fmtScheme>
   </a:themeElements>
-  <a:objectDefaults/>
+  <a:objectDefaults>
+    <a:spDef>
+      <a:spPr/>
+      <a:bodyPr/>
+      <a:lstStyle/>
+      <a:style>
+        <a:lnRef idx="1">
+          <a:schemeClr val="accent1"/>
+        </a:lnRef>
+        <a:fillRef idx="3">
+          <a:schemeClr val="accent1"/>
+        </a:fillRef>
+        <a:effectRef idx="2">
+          <a:schemeClr val="accent1"/>
+        </a:effectRef>
+        <a:fontRef idx="minor">
+          <a:schemeClr val="lt1"/>
+        </a:fontRef>
+      </a:style>
+    </a:spDef>
+    <a:lnDef>
+      <a:spPr/>
+      <a:bodyPr/>
+      <a:lstStyle/>
+      <a:style>
+        <a:lnRef idx="2">
+          <a:schemeClr val="accent1"/>
+        </a:lnRef>
+        <a:fillRef idx="0">
+          <a:schemeClr val="accent1"/>
+        </a:fillRef>
+        <a:effectRef idx="1">
+          <a:schemeClr val="accent1"/>
+        </a:effectRef>
+        <a:fontRef idx="minor">
+          <a:schemeClr val="tx1"/>
+        </a:fontRef>
+      </a:style>
+    </a:lnDef>
+  </a:objectDefaults>
   <a:extraClrSchemeLst/>
-  <a:extLst>
-    <a:ext uri="{05A4C25C-085E-4340-85A3-A5531E510DB2}">
-      <thm15:themeFamily xmlns:thm15="http://schemas.microsoft.com/office/thememl/2012/main" name="Office Theme" id="{2E142A2C-CD16-42D6-873A-C26D2A0506FA}" vid="{1BDDFF52-6CD6-40A5-AB3C-68EB2F1E4D0A}"/>
-    </a:ext>
-  </a:extLst>
 </a:theme>
 </file>
--- a/docx/11-acl-seguridad/11-acl-seguridad.docx
+++ b/docx/11-acl-seguridad/11-acl-seguridad.docx
@@ -28,7 +28,7 @@
         </w:p>
       </w:sdtContent>
     </w:sdt>
-    <w:bookmarkStart w:id="35" w:name="acls-y-seguridad-de-red"/>
+    <w:bookmarkStart w:id="24" w:name="acls-y-seguridad-de-red"/>
     <w:p>
       <w:pPr>
         <w:pStyle w:val="Heading1"/>
@@ -115,34 +115,20 @@
           <w:i/>
           <w:iCs/>
         </w:rPr>
-        <w:t xml:space="preserve">“</w:t>
+        <w:t xml:space="preserve">“Tu nombre no está en la lista.”</w:t>
       </w:r>
       <w:r>
         <w:rPr>
           <w:i/>
           <w:iCs/>
         </w:rPr>
-        <w:t xml:space="preserve">Tu nombre no está en la lista.</w:t>
+        <w:t xml:space="preserve"> </w:t>
       </w:r>
       <w:r>
         <w:rPr>
           <w:i/>
           <w:iCs/>
         </w:rPr>
-        <w:t xml:space="preserve">”</w:t>
-      </w:r>
-      <w:r>
-        <w:rPr>
-          <w:i/>
-          <w:iCs/>
-        </w:rPr>
-        <w:t xml:space="preserve"> </w:t>
-      </w:r>
-      <w:r>
-        <w:rPr>
-          <w:i/>
-          <w:iCs/>
-        </w:rPr>
         <w:t xml:space="preserve">El paquete se desvanece y nadie, ni siquiera el remitente, recibirá confirmación.</w:t>
       </w:r>
     </w:p>
@@ -156,7 +142,7 @@
       <w:r>
         <w:t xml:space="preserve"> </w:t>
       </w:r>
-      <w:hyperlink r:id="rId20">
+      <w:hyperlink r:id="rId9">
         <w:r>
           <w:rPr>
             <w:rStyle w:val="Hyperlink"/>
@@ -173,7 +159,7 @@
       <w:r>
         <w:t xml:space="preserve"> </w:t>
       </w:r>
-      <w:hyperlink r:id="rId21">
+      <w:hyperlink r:id="rId10">
         <w:r>
           <w:rPr>
             <w:rStyle w:val="Hyperlink"/>
@@ -229,7 +215,7 @@
         </w:pict>
       </w:r>
     </w:p>
-    <w:bookmarkStart w:id="22" w:name="objetivo-de-la-unidad"/>
+    <w:bookmarkStart w:id="11" w:name="objetivo-de-la-unidad"/>
     <w:p>
       <w:pPr>
         <w:pStyle w:val="Heading2"/>
@@ -325,8 +311,8 @@
         </w:pict>
       </w:r>
     </w:p>
-    <w:bookmarkEnd w:id="22"/>
-    <w:bookmarkStart w:id="29" w:name="mapa-de-la-unidad"/>
+    <w:bookmarkEnd w:id="11"/>
+    <w:bookmarkStart w:id="18" w:name="mapa-de-la-unidad"/>
     <w:p>
       <w:pPr>
         <w:pStyle w:val="Heading2"/>
@@ -339,7 +325,6 @@
       <w:tblPr>
         <w:tblStyle w:val="Table"/>
         <w:tblW w:type="pct" w:w="5000"/>
-        <w:jc w:val="left"/>
         <w:tblLayout w:type="fixed"/>
         <w:tblLook w:firstRow="1" w:lastRow="0" w:firstColumn="0" w:lastColumn="0" w:noHBand="0" w:noVBand="0" w:val="0020"/>
       </w:tblPr>
@@ -357,7 +342,6 @@
           <w:p>
             <w:pPr>
               <w:pStyle w:val="Compact"/>
-              <w:jc w:val="left"/>
             </w:pPr>
             <w:r>
               <w:t xml:space="preserve">Punto</w:t>
@@ -369,7 +353,6 @@
           <w:p>
             <w:pPr>
               <w:pStyle w:val="Compact"/>
-              <w:jc w:val="left"/>
             </w:pPr>
             <w:r>
               <w:t xml:space="preserve">Qué aprenderás</w:t>
@@ -381,7 +364,6 @@
           <w:p>
             <w:pPr>
               <w:pStyle w:val="Compact"/>
-              <w:jc w:val="left"/>
             </w:pPr>
             <w:r>
               <w:t xml:space="preserve">Nivel</w:t>
@@ -395,9 +377,8 @@
           <w:p>
             <w:pPr>
               <w:pStyle w:val="Compact"/>
-              <w:jc w:val="left"/>
-            </w:pPr>
-            <w:hyperlink r:id="rId23">
+            </w:pPr>
+            <w:hyperlink r:id="rId12">
               <w:r>
                 <w:rPr>
                   <w:rStyle w:val="Hyperlink"/>
@@ -412,7 +393,6 @@
           <w:p>
             <w:pPr>
               <w:pStyle w:val="Compact"/>
-              <w:jc w:val="left"/>
             </w:pPr>
             <w:r>
               <w:t xml:space="preserve">El flujo del paquete y las dos aduanas del router</w:t>
@@ -424,7 +404,6 @@
           <w:p>
             <w:pPr>
               <w:pStyle w:val="Compact"/>
-              <w:jc w:val="left"/>
             </w:pPr>
             <w:r>
               <w:t xml:space="preserve">Todos</w:t>
@@ -438,9 +417,8 @@
           <w:p>
             <w:pPr>
               <w:pStyle w:val="Compact"/>
-              <w:jc w:val="left"/>
-            </w:pPr>
-            <w:hyperlink r:id="rId24">
+            </w:pPr>
+            <w:hyperlink r:id="rId13">
               <w:r>
                 <w:rPr>
                   <w:rStyle w:val="Hyperlink"/>
@@ -455,7 +433,6 @@
           <w:p>
             <w:pPr>
               <w:pStyle w:val="Compact"/>
-              <w:jc w:val="left"/>
             </w:pPr>
             <w:r>
               <w:t xml:space="preserve">Qué es una ACL, estándar vs extendida, deny implícito</w:t>
@@ -467,7 +444,6 @@
           <w:p>
             <w:pPr>
               <w:pStyle w:val="Compact"/>
-              <w:jc w:val="left"/>
             </w:pPr>
             <w:r>
               <w:t xml:space="preserve">Todos</w:t>
@@ -481,9 +457,8 @@
           <w:p>
             <w:pPr>
               <w:pStyle w:val="Compact"/>
-              <w:jc w:val="left"/>
-            </w:pPr>
-            <w:hyperlink r:id="rId25">
+            </w:pPr>
+            <w:hyperlink r:id="rId14">
               <w:r>
                 <w:rPr>
                   <w:rStyle w:val="Hyperlink"/>
@@ -498,7 +473,6 @@
           <w:p>
             <w:pPr>
               <w:pStyle w:val="Compact"/>
-              <w:jc w:val="left"/>
             </w:pPr>
             <w:r>
               <w:t xml:space="preserve">Wildcards, colocación y verificación</w:t>
@@ -510,7 +484,6 @@
           <w:p>
             <w:pPr>
               <w:pStyle w:val="Compact"/>
-              <w:jc w:val="left"/>
             </w:pPr>
             <w:r>
               <w:t xml:space="preserve">Todos</w:t>
@@ -524,9 +497,8 @@
           <w:p>
             <w:pPr>
               <w:pStyle w:val="Compact"/>
-              <w:jc w:val="left"/>
-            </w:pPr>
-            <w:hyperlink r:id="rId26">
+            </w:pPr>
+            <w:hyperlink r:id="rId15">
               <w:r>
                 <w:rPr>
                   <w:rStyle w:val="Hyperlink"/>
@@ -541,7 +513,6 @@
           <w:p>
             <w:pPr>
               <w:pStyle w:val="Compact"/>
-              <w:jc w:val="left"/>
             </w:pPr>
             <w:r>
               <w:rPr>
@@ -559,7 +530,6 @@
           <w:p>
             <w:pPr>
               <w:pStyle w:val="Compact"/>
-              <w:jc w:val="left"/>
             </w:pPr>
             <w:r>
               <w:t xml:space="preserve">Avanzado</w:t>
@@ -573,9 +543,8 @@
           <w:p>
             <w:pPr>
               <w:pStyle w:val="Compact"/>
-              <w:jc w:val="left"/>
-            </w:pPr>
-            <w:hyperlink r:id="rId27">
+            </w:pPr>
+            <w:hyperlink r:id="rId16">
               <w:r>
                 <w:rPr>
                   <w:rStyle w:val="Hyperlink"/>
@@ -590,7 +559,6 @@
           <w:p>
             <w:pPr>
               <w:pStyle w:val="Compact"/>
-              <w:jc w:val="left"/>
             </w:pPr>
             <w:r>
               <w:t xml:space="preserve">Seguridad de capa 2: MACs por puerto y modos de violación</w:t>
@@ -602,7 +570,6 @@
           <w:p>
             <w:pPr>
               <w:pStyle w:val="Compact"/>
-              <w:jc w:val="left"/>
             </w:pPr>
             <w:r>
               <w:t xml:space="preserve">Todos</w:t>
@@ -616,9 +583,8 @@
           <w:p>
             <w:pPr>
               <w:pStyle w:val="Compact"/>
-              <w:jc w:val="left"/>
-            </w:pPr>
-            <w:hyperlink r:id="rId28">
+            </w:pPr>
+            <w:hyperlink r:id="rId17">
               <w:r>
                 <w:rPr>
                   <w:rStyle w:val="Hyperlink"/>
@@ -633,7 +599,6 @@
           <w:p>
             <w:pPr>
               <w:pStyle w:val="Compact"/>
-              <w:jc w:val="left"/>
             </w:pPr>
             <w:r>
               <w:t xml:space="preserve">Sé el Paquete, Fireside, Laboratorio, Crucigrama…</w:t>
@@ -645,7 +610,6 @@
           <w:p>
             <w:pPr>
               <w:pStyle w:val="Compact"/>
-              <w:jc w:val="left"/>
             </w:pPr>
             <w:r>
               <w:t xml:space="preserve">Todos</w:t>
@@ -685,8 +649,8 @@
         </w:pict>
       </w:r>
     </w:p>
-    <w:bookmarkEnd w:id="29"/>
-    <w:bookmarkStart w:id="30" w:name="boletines-de-la-unidad"/>
+    <w:bookmarkEnd w:id="18"/>
+    <w:bookmarkStart w:id="19" w:name="boletines-de-la-unidad"/>
     <w:p>
       <w:pPr>
         <w:pStyle w:val="Heading2"/>
@@ -736,8 +700,8 @@
         </w:pict>
       </w:r>
     </w:p>
-    <w:bookmarkEnd w:id="30"/>
-    <w:bookmarkStart w:id="31" w:name="criterios-de-evaluación-cubiertos-ra4"/>
+    <w:bookmarkEnd w:id="19"/>
+    <w:bookmarkStart w:id="20" w:name="criterios-de-evaluación-cubiertos-ra4"/>
     <w:p>
       <w:pPr>
         <w:pStyle w:val="Heading2"/>
@@ -762,7 +726,6 @@
       <w:tblPr>
         <w:tblStyle w:val="Table"/>
         <w:tblW w:type="pct" w:w="5000"/>
-        <w:jc w:val="left"/>
         <w:tblLayout w:type="fixed"/>
         <w:tblLook w:firstRow="1" w:lastRow="0" w:firstColumn="0" w:lastColumn="0" w:noHBand="0" w:noVBand="0" w:val="0020"/>
       </w:tblPr>
@@ -780,7 +743,6 @@
           <w:p>
             <w:pPr>
               <w:pStyle w:val="Compact"/>
-              <w:jc w:val="left"/>
             </w:pPr>
             <w:r>
               <w:t xml:space="preserve">CE</w:t>
@@ -792,7 +754,6 @@
           <w:p>
             <w:pPr>
               <w:pStyle w:val="Compact"/>
-              <w:jc w:val="left"/>
             </w:pPr>
             <w:r>
               <w:t xml:space="preserve">Criterio</w:t>
@@ -804,7 +765,6 @@
           <w:p>
             <w:pPr>
               <w:pStyle w:val="Compact"/>
-              <w:jc w:val="left"/>
             </w:pPr>
             <w:r>
               <w:t xml:space="preserve">Dónde se cubre</w:t>
@@ -818,7 +778,6 @@
           <w:p>
             <w:pPr>
               <w:pStyle w:val="Compact"/>
-              <w:jc w:val="left"/>
             </w:pPr>
             <w:r>
               <w:t xml:space="preserve">i)</w:t>
@@ -830,7 +789,6 @@
           <w:p>
             <w:pPr>
               <w:pStyle w:val="Compact"/>
-              <w:jc w:val="left"/>
             </w:pPr>
             <w:r>
               <w:t xml:space="preserve">Filtrado de tráfico (ACLs)</w:t>
@@ -842,7 +800,6 @@
           <w:p>
             <w:pPr>
               <w:pStyle w:val="Compact"/>
-              <w:jc w:val="left"/>
             </w:pPr>
             <w:r>
               <w:t xml:space="preserve">✅ Puntos 1-4 + ⚡ Laboratorio (punto 6)</w:t>
@@ -856,7 +813,6 @@
           <w:p>
             <w:pPr>
               <w:pStyle w:val="Compact"/>
-              <w:jc w:val="left"/>
             </w:pPr>
             <w:r>
               <w:t xml:space="preserve">j)</w:t>
@@ -868,7 +824,6 @@
           <w:p>
             <w:pPr>
               <w:pStyle w:val="Compact"/>
-              <w:jc w:val="left"/>
             </w:pPr>
             <w:r>
               <w:t xml:space="preserve">Listas de control de acceso</w:t>
@@ -880,7 +835,6 @@
           <w:p>
             <w:pPr>
               <w:pStyle w:val="Compact"/>
-              <w:jc w:val="left"/>
             </w:pPr>
             <w:r>
               <w:t xml:space="preserve">✅ Puntos 2-4 + 🧠 Atrévete a pensar (punto 6)</w:t>
@@ -896,8 +850,8 @@
         </w:pict>
       </w:r>
     </w:p>
-    <w:bookmarkEnd w:id="31"/>
-    <w:bookmarkStart w:id="34" w:name="por-dónde-empiezo"/>
+    <w:bookmarkEnd w:id="20"/>
+    <w:bookmarkStart w:id="23" w:name="por-dónde-empiezo"/>
     <w:p>
       <w:pPr>
         <w:pStyle w:val="Heading2"/>
@@ -920,7 +874,7 @@
       <w:r>
         <w:t xml:space="preserve"> </w:t>
       </w:r>
-      <w:hyperlink r:id="rId32">
+      <w:hyperlink r:id="rId21">
         <w:r>
           <w:rPr>
             <w:rStyle w:val="Hyperlink"/>
@@ -949,7 +903,7 @@
       <w:r>
         <w:t xml:space="preserve"> </w:t>
       </w:r>
-      <w:hyperlink r:id="rId26">
+      <w:hyperlink r:id="rId15">
         <w:r>
           <w:rPr>
             <w:rStyle w:val="Hyperlink"/>
@@ -975,7 +929,7 @@
       <w:r>
         <w:t xml:space="preserve"> </w:t>
       </w:r>
-      <w:hyperlink r:id="rId23">
+      <w:hyperlink r:id="rId12">
         <w:r>
           <w:rPr>
             <w:rStyle w:val="Hyperlink"/>
@@ -1000,7 +954,7 @@
         </w:rPr>
         <w:t xml:space="preserve"> </w:t>
       </w:r>
-      <w:hyperlink r:id="rId33">
+      <w:hyperlink r:id="rId22">
         <w:r>
           <w:rPr>
             <w:rStyle w:val="Hyperlink"/>
@@ -1018,9 +972,9 @@
         <w:t xml:space="preserve">.</w:t>
       </w:r>
     </w:p>
-    <w:bookmarkEnd w:id="34"/>
-    <w:bookmarkEnd w:id="35"/>
-    <w:bookmarkStart w:id="45" w:name="de-las-rutas-a-las-acls"/>
+    <w:bookmarkEnd w:id="23"/>
+    <w:bookmarkEnd w:id="24"/>
+    <w:bookmarkStart w:id="34" w:name="de-las-rutas-a-las-acls"/>
     <w:p>
       <w:pPr>
         <w:pStyle w:val="Heading1"/>
@@ -1084,7 +1038,7 @@
         </w:pict>
       </w:r>
     </w:p>
-    <w:bookmarkStart w:id="36" w:name="la-idea-en-una-frase"/>
+    <w:bookmarkStart w:id="25" w:name="la-idea-en-una-frase"/>
     <w:p>
       <w:pPr>
         <w:pStyle w:val="Heading2"/>
@@ -1121,8 +1075,8 @@
         </w:pict>
       </w:r>
     </w:p>
-    <w:bookmarkEnd w:id="36"/>
-    <w:bookmarkStart w:id="37" w:name="el-mapa-mental-del-router"/>
+    <w:bookmarkEnd w:id="25"/>
+    <w:bookmarkStart w:id="26" w:name="el-mapa-mental-del-router"/>
     <w:p>
       <w:pPr>
         <w:pStyle w:val="Heading2"/>
@@ -1141,7 +1095,7 @@
       <w:r>
         <w:t xml:space="preserve"> </w:t>
       </w:r>
-      <w:hyperlink r:id="rId20">
+      <w:hyperlink r:id="rId9">
         <w:r>
           <w:rPr>
             <w:rStyle w:val="Hyperlink"/>
@@ -1248,13 +1202,7 @@
         <w:t xml:space="preserve"> </w:t>
       </w:r>
       <w:r>
-        <w:t xml:space="preserve">“</w:t>
-      </w:r>
-      <w:r>
-        <w:t xml:space="preserve">¿te dejo pasar?</w:t>
-      </w:r>
-      <w:r>
-        <w:t xml:space="preserve">”</w:t>
+        <w:t xml:space="preserve">“¿te dejo pasar?”</w:t>
       </w:r>
       <w:r>
         <w:t xml:space="preserve">. Todo el resto de la unidad gira alrededor de entender ese flujo: qué es</w:t>
@@ -1263,13 +1211,7 @@
         <w:t xml:space="preserve"> </w:t>
       </w:r>
       <w:r>
-        <w:t xml:space="preserve">“</w:t>
-      </w:r>
-      <w:r>
-        <w:t xml:space="preserve">entrada</w:t>
-      </w:r>
-      <w:r>
-        <w:t xml:space="preserve">”</w:t>
+        <w:t xml:space="preserve">“entrada”</w:t>
       </w:r>
       <w:r>
         <w:t xml:space="preserve"> </w:t>
@@ -1281,13 +1223,7 @@
         <w:t xml:space="preserve"> </w:t>
       </w:r>
       <w:r>
-        <w:t xml:space="preserve">“</w:t>
-      </w:r>
-      <w:r>
-        <w:t xml:space="preserve">salida</w:t>
-      </w:r>
-      <w:r>
-        <w:t xml:space="preserve">”</w:t>
+        <w:t xml:space="preserve">“salida”</w:t>
       </w:r>
       <w:r>
         <w:t xml:space="preserve"> </w:t>
@@ -1316,8 +1252,8 @@
         </w:pict>
       </w:r>
     </w:p>
-    <w:bookmarkEnd w:id="37"/>
-    <w:bookmarkStart w:id="38" w:name="X56462977f6126b3ea09b59ce4dde5f6b16e99bb"/>
+    <w:bookmarkEnd w:id="26"/>
+    <w:bookmarkStart w:id="27" w:name="X56462977f6126b3ea09b59ce4dde5f6b16e99bb"/>
     <w:p>
       <w:pPr>
         <w:pStyle w:val="Heading2"/>
@@ -1337,13 +1273,7 @@
         <w:t xml:space="preserve"> </w:t>
       </w:r>
       <w:r>
-        <w:t xml:space="preserve">“</w:t>
-      </w:r>
-      <w:r>
-        <w:t xml:space="preserve">hacia dentro de la empresa</w:t>
-      </w:r>
-      <w:r>
-        <w:t xml:space="preserve">”</w:t>
+        <w:t xml:space="preserve">“hacia dentro de la empresa”</w:t>
       </w:r>
       <w:r>
         <w:t xml:space="preserve"> </w:t>
@@ -1355,13 +1285,7 @@
         <w:t xml:space="preserve"> </w:t>
       </w:r>
       <w:r>
-        <w:t xml:space="preserve">“</w:t>
-      </w:r>
-      <w:r>
-        <w:t xml:space="preserve">hacia Internet</w:t>
-      </w:r>
-      <w:r>
-        <w:t xml:space="preserve">”</w:t>
+        <w:t xml:space="preserve">“hacia Internet”</w:t>
       </w:r>
       <w:r>
         <w:t xml:space="preserve">: son</w:t>
@@ -1384,7 +1308,6 @@
       <w:tblPr>
         <w:tblStyle w:val="Table"/>
         <w:tblW w:type="pct" w:w="5000"/>
-        <w:jc w:val="left"/>
         <w:tblLayout w:type="fixed"/>
         <w:tblLook w:firstRow="1" w:lastRow="0" w:firstColumn="0" w:lastColumn="0" w:noHBand="0" w:noVBand="0" w:val="0020"/>
       </w:tblPr>
@@ -1401,7 +1324,6 @@
           <w:p>
             <w:pPr>
               <w:pStyle w:val="Compact"/>
-              <w:jc w:val="left"/>
             </w:pPr>
             <w:r>
               <w:t xml:space="preserve">Dirección</w:t>
@@ -1413,7 +1335,6 @@
           <w:p>
             <w:pPr>
               <w:pStyle w:val="Compact"/>
-              <w:jc w:val="left"/>
             </w:pPr>
             <w:r>
               <w:t xml:space="preserve">Significado real</w:t>
@@ -1427,7 +1348,6 @@
           <w:p>
             <w:pPr>
               <w:pStyle w:val="Compact"/>
-              <w:jc w:val="left"/>
             </w:pPr>
             <w:r>
               <w:rPr>
@@ -1449,7 +1369,6 @@
           <w:p>
             <w:pPr>
               <w:pStyle w:val="Compact"/>
-              <w:jc w:val="left"/>
             </w:pPr>
             <w:r>
               <w:t xml:space="preserve">El paquete</w:t>
@@ -1479,7 +1398,6 @@
           <w:p>
             <w:pPr>
               <w:pStyle w:val="Compact"/>
-              <w:jc w:val="left"/>
             </w:pPr>
             <w:r>
               <w:rPr>
@@ -1501,7 +1419,6 @@
           <w:p>
             <w:pPr>
               <w:pStyle w:val="Compact"/>
-              <w:jc w:val="left"/>
             </w:pPr>
             <w:r>
               <w:t xml:space="preserve">El paquete</w:t>
@@ -1573,13 +1490,7 @@
         </w:numPr>
       </w:pPr>
       <w:r>
-        <w:t xml:space="preserve">“</w:t>
-      </w:r>
-      <w:r>
-        <w:t xml:space="preserve">Bloquear que la LAN salga a Internet</w:t>
-      </w:r>
-      <w:r>
-        <w:t xml:space="preserve">”</w:t>
+        <w:t xml:space="preserve">“Bloquear que la LAN salga a Internet”</w:t>
       </w:r>
       <w:r>
         <w:t xml:space="preserve"> </w:t>
@@ -1656,13 +1567,7 @@
         </w:numPr>
       </w:pPr>
       <w:r>
-        <w:t xml:space="preserve">“</w:t>
-      </w:r>
-      <w:r>
-        <w:t xml:space="preserve">Proteger la LAN del exterior</w:t>
-      </w:r>
-      <w:r>
-        <w:t xml:space="preserve">”</w:t>
+        <w:t xml:space="preserve">“Proteger la LAN del exterior”</w:t>
       </w:r>
       <w:r>
         <w:t xml:space="preserve"> </w:t>
@@ -1771,8 +1676,8 @@
         </w:pict>
       </w:r>
     </w:p>
-    <w:bookmarkEnd w:id="38"/>
-    <w:bookmarkStart w:id="40" w:name="X3b40dd5ed4b08057f797b77e92d32d4a85f4bf4"/>
+    <w:bookmarkEnd w:id="27"/>
+    <w:bookmarkStart w:id="29" w:name="X3b40dd5ed4b08057f797b77e92d32d4a85f4bf4"/>
     <w:p>
       <w:pPr>
         <w:pStyle w:val="Heading2"/>
@@ -1793,7 +1698,6 @@
       <w:tblPr>
         <w:tblStyle w:val="Table"/>
         <w:tblW w:type="pct" w:w="5000"/>
-        <w:jc w:val="left"/>
         <w:tblLayout w:type="fixed"/>
         <w:tblLook w:firstRow="1" w:lastRow="0" w:firstColumn="0" w:lastColumn="0" w:noHBand="0" w:noVBand="0" w:val="0020"/>
       </w:tblPr>
@@ -1811,7 +1715,6 @@
           <w:p>
             <w:pPr>
               <w:pStyle w:val="Compact"/>
-              <w:jc w:val="left"/>
             </w:pPr>
             <w:r>
               <w:t xml:space="preserve">Capa</w:t>
@@ -1823,7 +1726,6 @@
           <w:p>
             <w:pPr>
               <w:pStyle w:val="Compact"/>
-              <w:jc w:val="left"/>
             </w:pPr>
             <w:r>
               <w:t xml:space="preserve">Herramienta</w:t>
@@ -1835,7 +1737,6 @@
           <w:p>
             <w:pPr>
               <w:pStyle w:val="Compact"/>
-              <w:jc w:val="left"/>
             </w:pPr>
             <w:r>
               <w:t xml:space="preserve">Qué controla</w:t>
@@ -1849,7 +1750,6 @@
           <w:p>
             <w:pPr>
               <w:pStyle w:val="Compact"/>
-              <w:jc w:val="left"/>
             </w:pPr>
             <w:r>
               <w:rPr>
@@ -1865,7 +1765,6 @@
           <w:p>
             <w:pPr>
               <w:pStyle w:val="Compact"/>
-              <w:jc w:val="left"/>
             </w:pPr>
             <w:r>
               <w:t xml:space="preserve">Contraseñas, SSH, listas de acceso a la VTY</w:t>
@@ -1877,7 +1776,6 @@
           <w:p>
             <w:pPr>
               <w:pStyle w:val="Compact"/>
-              <w:jc w:val="left"/>
             </w:pPr>
             <w:r>
               <w:t xml:space="preserve">Quién administra los equipos</w:t>
@@ -1891,7 +1789,6 @@
           <w:p>
             <w:pPr>
               <w:pStyle w:val="Compact"/>
-              <w:jc w:val="left"/>
             </w:pPr>
             <w:r>
               <w:rPr>
@@ -1907,7 +1804,6 @@
           <w:p>
             <w:pPr>
               <w:pStyle w:val="Compact"/>
-              <w:jc w:val="left"/>
             </w:pPr>
             <w:r>
               <w:t xml:space="preserve">ACLs en routers/switches L3</w:t>
@@ -1919,7 +1815,6 @@
           <w:p>
             <w:pPr>
               <w:pStyle w:val="Compact"/>
-              <w:jc w:val="left"/>
             </w:pPr>
             <w:r>
               <w:t xml:space="preserve">Qué red habla con qué red (y qué puertos)</w:t>
@@ -1933,7 +1828,6 @@
           <w:p>
             <w:pPr>
               <w:pStyle w:val="Compact"/>
-              <w:jc w:val="left"/>
             </w:pPr>
             <w:r>
               <w:rPr>
@@ -1949,7 +1843,6 @@
           <w:p>
             <w:pPr>
               <w:pStyle w:val="Compact"/>
-              <w:jc w:val="left"/>
             </w:pPr>
             <w:r>
               <w:t xml:space="preserve">Port Security, firewall, NAC</w:t>
@@ -1961,7 +1854,6 @@
           <w:p>
             <w:pPr>
               <w:pStyle w:val="Compact"/>
-              <w:jc w:val="left"/>
             </w:pPr>
             <w:r>
               <w:t xml:space="preserve">Qué equipo se enchufa y qué servicios usa</w:t>
@@ -1980,7 +1872,7 @@
       <w:r>
         <w:t xml:space="preserve"> </w:t>
       </w:r>
-      <w:hyperlink r:id="rId39">
+      <w:hyperlink r:id="rId28">
         <w:r>
           <w:rPr>
             <w:rStyle w:val="Hyperlink"/>
@@ -1999,8 +1891,8 @@
         </w:pict>
       </w:r>
     </w:p>
-    <w:bookmarkEnd w:id="40"/>
-    <w:bookmarkStart w:id="41" w:name="mini-chequeo"/>
+    <w:bookmarkEnd w:id="29"/>
+    <w:bookmarkStart w:id="30" w:name="mini-chequeo"/>
     <w:p>
       <w:pPr>
         <w:pStyle w:val="Heading2"/>
@@ -2078,13 +1970,7 @@
         <w:t xml:space="preserve"> </w:t>
       </w:r>
       <w:r>
-        <w:t xml:space="preserve">“</w:t>
-      </w:r>
-      <w:r>
-        <w:t xml:space="preserve">in</w:t>
-      </w:r>
-      <w:r>
-        <w:t xml:space="preserve">”</w:t>
+        <w:t xml:space="preserve">“in”</w:t>
       </w:r>
       <w:r>
         <w:t xml:space="preserve"> </w:t>
@@ -2096,13 +1982,7 @@
         <w:t xml:space="preserve"> </w:t>
       </w:r>
       <w:r>
-        <w:t xml:space="preserve">“</w:t>
-      </w:r>
-      <w:r>
-        <w:t xml:space="preserve">out</w:t>
-      </w:r>
-      <w:r>
-        <w:t xml:space="preserve">”</w:t>
+        <w:t xml:space="preserve">“out”</w:t>
       </w:r>
       <w:r>
         <w:t xml:space="preserve"> </w:t>
@@ -2114,13 +1994,7 @@
         <w:t xml:space="preserve"> </w:t>
       </w:r>
       <w:r>
-        <w:t xml:space="preserve">“</w:t>
-      </w:r>
-      <w:r>
-        <w:t xml:space="preserve">de dentro</w:t>
-      </w:r>
-      <w:r>
-        <w:t xml:space="preserve">”</w:t>
+        <w:t xml:space="preserve">“de dentro”</w:t>
       </w:r>
       <w:r>
         <w:t xml:space="preserve"> </w:t>
@@ -2132,13 +2006,7 @@
         <w:t xml:space="preserve"> </w:t>
       </w:r>
       <w:r>
-        <w:t xml:space="preserve">“</w:t>
-      </w:r>
-      <w:r>
-        <w:t xml:space="preserve">de fuera</w:t>
-      </w:r>
-      <w:r>
-        <w:t xml:space="preserve">”</w:t>
+        <w:t xml:space="preserve">“de fuera”</w:t>
       </w:r>
       <w:r>
         <w:t xml:space="preserve"> </w:t>
@@ -2270,13 +2138,7 @@
         <w:t xml:space="preserve"> </w:t>
       </w:r>
       <w:r>
-        <w:t xml:space="preserve">“</w:t>
-      </w:r>
-      <w:r>
-        <w:t xml:space="preserve">in</w:t>
-      </w:r>
-      <w:r>
-        <w:t xml:space="preserve">”</w:t>
+        <w:t xml:space="preserve">“in”</w:t>
       </w:r>
       <w:r>
         <w:t xml:space="preserve"> </w:t>
@@ -2288,13 +2150,7 @@
         <w:t xml:space="preserve"> </w:t>
       </w:r>
       <w:r>
-        <w:t xml:space="preserve">“</w:t>
-      </w:r>
-      <w:r>
-        <w:t xml:space="preserve">out</w:t>
-      </w:r>
-      <w:r>
-        <w:t xml:space="preserve">”</w:t>
+        <w:t xml:space="preserve">“out”</w:t>
       </w:r>
       <w:r>
         <w:t xml:space="preserve"> </w:t>
@@ -2306,13 +2162,7 @@
         <w:t xml:space="preserve"> </w:t>
       </w:r>
       <w:r>
-        <w:t xml:space="preserve">“</w:t>
-      </w:r>
-      <w:r>
-        <w:t xml:space="preserve">dentro</w:t>
-      </w:r>
-      <w:r>
-        <w:t xml:space="preserve">”</w:t>
+        <w:t xml:space="preserve">“dentro”</w:t>
       </w:r>
       <w:r>
         <w:t xml:space="preserve"> </w:t>
@@ -2324,13 +2174,7 @@
         <w:t xml:space="preserve"> </w:t>
       </w:r>
       <w:r>
-        <w:t xml:space="preserve">“</w:t>
-      </w:r>
-      <w:r>
-        <w:t xml:space="preserve">fuera</w:t>
-      </w:r>
-      <w:r>
-        <w:t xml:space="preserve">”</w:t>
+        <w:t xml:space="preserve">“fuera”</w:t>
       </w:r>
       <w:r>
         <w:t xml:space="preserve"> </w:t>
@@ -2346,8 +2190,8 @@
         </w:pict>
       </w:r>
     </w:p>
-    <w:bookmarkEnd w:id="41"/>
-    <w:bookmarkStart w:id="42" w:name="resumen-en-3-frases"/>
+    <w:bookmarkEnd w:id="30"/>
+    <w:bookmarkStart w:id="31" w:name="resumen-en-3-frases"/>
     <w:p>
       <w:pPr>
         <w:pStyle w:val="Heading2"/>
@@ -2415,8 +2259,8 @@
         <w:t xml:space="preserve">Las ACLs controlan el tráfico entre segmentos dentro de las tres capas de seguridad de la red.</w:t>
       </w:r>
     </w:p>
-    <w:bookmarkEnd w:id="42"/>
-    <w:bookmarkStart w:id="44" w:name="vocabulario-rápido"/>
+    <w:bookmarkEnd w:id="31"/>
+    <w:bookmarkStart w:id="33" w:name="vocabulario-rápido"/>
     <w:p>
       <w:pPr>
         <w:pStyle w:val="Heading2"/>
@@ -2429,7 +2273,6 @@
       <w:tblPr>
         <w:tblStyle w:val="Table"/>
         <w:tblW w:type="auto" w:w="0"/>
-        <w:jc w:val="left"/>
         <w:tblLook w:firstRow="1" w:lastRow="0" w:firstColumn="0" w:lastColumn="0" w:noHBand="0" w:noVBand="0" w:val="0020"/>
       </w:tblPr>
       <w:tblGrid>
@@ -2445,7 +2288,6 @@
           <w:p>
             <w:pPr>
               <w:pStyle w:val="Compact"/>
-              <w:jc w:val="left"/>
             </w:pPr>
             <w:r>
               <w:t xml:space="preserve">Término</w:t>
@@ -2457,7 +2299,6 @@
           <w:p>
             <w:pPr>
               <w:pStyle w:val="Compact"/>
-              <w:jc w:val="left"/>
             </w:pPr>
             <w:r>
               <w:t xml:space="preserve">Idea general</w:t>
@@ -2471,7 +2312,6 @@
           <w:p>
             <w:pPr>
               <w:pStyle w:val="Compact"/>
-              <w:jc w:val="left"/>
             </w:pPr>
             <w:r>
               <w:t xml:space="preserve">ACL in/out</w:t>
@@ -2483,7 +2323,6 @@
           <w:p>
             <w:pPr>
               <w:pStyle w:val="Compact"/>
-              <w:jc w:val="left"/>
             </w:pPr>
             <w:r>
               <w:t xml:space="preserve">Filtro en la entrada/salida de una interfaz del router</w:t>
@@ -2497,7 +2336,6 @@
           <w:p>
             <w:pPr>
               <w:pStyle w:val="Compact"/>
-              <w:jc w:val="left"/>
             </w:pPr>
             <w:r>
               <w:t xml:space="preserve">Longest prefix match</w:t>
@@ -2509,7 +2347,6 @@
           <w:p>
             <w:pPr>
               <w:pStyle w:val="Compact"/>
-              <w:jc w:val="left"/>
             </w:pPr>
             <w:r>
               <w:t xml:space="preserve">La ruta más específica gana</w:t>
@@ -2523,7 +2360,6 @@
           <w:p>
             <w:pPr>
               <w:pStyle w:val="Compact"/>
-              <w:jc w:val="left"/>
             </w:pPr>
             <w:r>
               <w:t xml:space="preserve">VTY</w:t>
@@ -2535,7 +2371,6 @@
           <w:p>
             <w:pPr>
               <w:pStyle w:val="Compact"/>
-              <w:jc w:val="left"/>
             </w:pPr>
             <w:r>
               <w:t xml:space="preserve">Las líneas de acceso de administración del equipo</w:t>
@@ -2549,7 +2384,6 @@
           <w:p>
             <w:pPr>
               <w:pStyle w:val="Compact"/>
-              <w:jc w:val="left"/>
             </w:pPr>
             <w:r>
               <w:t xml:space="preserve">Hardening</w:t>
@@ -2561,7 +2395,6 @@
           <w:p>
             <w:pPr>
               <w:pStyle w:val="Compact"/>
-              <w:jc w:val="left"/>
             </w:pPr>
             <w:r>
               <w:t xml:space="preserve">Endurecer la configuración de un equipo</w:t>
@@ -2575,7 +2408,6 @@
           <w:p>
             <w:pPr>
               <w:pStyle w:val="Compact"/>
-              <w:jc w:val="left"/>
             </w:pPr>
             <w:r>
               <w:t xml:space="preserve">Perímetro</w:t>
@@ -2587,7 +2419,6 @@
           <w:p>
             <w:pPr>
               <w:pStyle w:val="Compact"/>
-              <w:jc w:val="left"/>
             </w:pPr>
             <w:r>
               <w:t xml:space="preserve">La frontera entre tu red y el resto del mundo</w:t>
@@ -2613,7 +2444,7 @@
       <w:r>
         <w:t xml:space="preserve"> </w:t>
       </w:r>
-      <w:hyperlink r:id="rId43">
+      <w:hyperlink r:id="rId32">
         <w:r>
           <w:rPr>
             <w:rStyle w:val="Hyperlink"/>
@@ -2640,7 +2471,7 @@
       <w:r>
         <w:t xml:space="preserve"> </w:t>
       </w:r>
-      <w:hyperlink r:id="rId43">
+      <w:hyperlink r:id="rId32">
         <w:r>
           <w:rPr>
             <w:rStyle w:val="Hyperlink"/>
@@ -2667,7 +2498,7 @@
       <w:r>
         <w:t xml:space="preserve"> </w:t>
       </w:r>
-      <w:hyperlink r:id="rId24">
+      <w:hyperlink r:id="rId13">
         <w:r>
           <w:rPr>
             <w:rStyle w:val="Hyperlink"/>
@@ -2676,9 +2507,9 @@
         </w:r>
       </w:hyperlink>
     </w:p>
-    <w:bookmarkEnd w:id="44"/>
-    <w:bookmarkEnd w:id="45"/>
-    <w:bookmarkStart w:id="54" w:name="acls-concepto-y-tipos"/>
+    <w:bookmarkEnd w:id="33"/>
+    <w:bookmarkEnd w:id="34"/>
+    <w:bookmarkStart w:id="46" w:name="acls-concepto-y-tipos"/>
     <w:p>
       <w:pPr>
         <w:pStyle w:val="Heading1"/>
@@ -2742,7 +2573,7 @@
         </w:pict>
       </w:r>
     </w:p>
-    <w:bookmarkStart w:id="46" w:name="la-idea-en-una-frase-1"/>
+    <w:bookmarkStart w:id="35" w:name="la-idea-en-una-frase-1"/>
     <w:p>
       <w:pPr>
         <w:pStyle w:val="Heading2"/>
@@ -2859,8 +2690,8 @@
         </w:pict>
       </w:r>
     </w:p>
-    <w:bookmarkEnd w:id="46"/>
-    <w:bookmarkStart w:id="47" w:name="qué-es-una-acl-y-cómo-se-evalúa"/>
+    <w:bookmarkEnd w:id="35"/>
+    <w:bookmarkStart w:id="39" w:name="qué-es-una-acl-y-cómo-se-evalúa"/>
     <w:p>
       <w:pPr>
         <w:pStyle w:val="Heading2"/>
@@ -2880,13 +2711,7 @@
         <w:t xml:space="preserve"> </w:t>
       </w:r>
       <w:r>
-        <w:t xml:space="preserve">“</w:t>
-      </w:r>
-      <w:r>
-        <w:t xml:space="preserve">concepto</w:t>
-      </w:r>
-      <w:r>
-        <w:t xml:space="preserve">”</w:t>
+        <w:t xml:space="preserve">“concepto”</w:t>
       </w:r>
       <w:r>
         <w:t xml:space="preserve">: es una</w:t>
@@ -2933,107 +2758,124 @@
     </w:p>
     <w:p>
       <w:pPr>
-        <w:pStyle w:val="SourceCode"/>
-      </w:pPr>
+        <w:pStyle w:val="CaptionedFigure"/>
+      </w:pPr>
+      <w:r>
+        <w:drawing>
+          <wp:inline>
+            <wp:extent cx="5334000" cy="2274545"/>
+            <wp:effectExtent b="0" l="0" r="0" t="0"/>
+            <wp:docPr descr="Evaluación de ACL: cada línea se comprueba en orden y la primera coincidencia manda" title="" id="37" name="Picture"/>
+            <a:graphic>
+              <a:graphicData uri="http://schemas.openxmlformats.org/drawingml/2006/picture">
+                <pic:pic>
+                  <pic:nvPicPr>
+                    <pic:cNvPr descr="public/diagrams/u11-flujo-acl.svg" id="38" name="Picture"/>
+                    <pic:cNvPicPr>
+                      <a:picLocks noChangeArrowheads="1" noChangeAspect="1"/>
+                    </pic:cNvPicPr>
+                  </pic:nvPicPr>
+                  <pic:blipFill>
+                    <a:blip>
+                      <a:extLst>
+                        <a:ext uri="{28A0092B-C50C-407E-A947-70E740481C1C}">
+                          <a14:useLocalDpi xmlns:a14="http://schemas.microsoft.com/office/drawing/2010/main" val="0"/>
+                        </a:ext>
+                        <a:ext uri="{96DAC541-7B7A-43D3-8B79-37D633B846F1}">
+                          <asvg:svgBlip xmlns:asvg="http://schemas.microsoft.com/office/drawing/2016/SVG/main" r:embed="rId36"/>
+                        </a:ext>
+                      </a:extLst>
+                    </a:blip>
+                    <a:stretch>
+                      <a:fillRect/>
+                    </a:stretch>
+                  </pic:blipFill>
+                  <pic:spPr bwMode="auto">
+                    <a:xfrm>
+                      <a:off x="0" y="0"/>
+                      <a:ext cx="5334000" cy="2274545"/>
+                    </a:xfrm>
+                    <a:prstGeom prst="rect">
+                      <a:avLst/>
+                    </a:prstGeom>
+                    <a:noFill/>
+                    <a:ln w="9525">
+                      <a:noFill/>
+                      <a:headEnd/>
+                      <a:tailEnd/>
+                    </a:ln>
+                  </pic:spPr>
+                </pic:pic>
+              </a:graphicData>
+            </a:graphic>
+          </wp:inline>
+        </w:drawing>
+      </w:r>
+    </w:p>
+    <w:p>
+      <w:pPr>
+        <w:pStyle w:val="ImageCaption"/>
+      </w:pPr>
+      <w:r>
+        <w:t xml:space="preserve">Evaluación de ACL: cada línea se comprueba en orden y la primera coincidencia manda</w:t>
+      </w:r>
+    </w:p>
+    <w:p>
+      <w:pPr>
+        <w:pStyle w:val="BlockText"/>
+      </w:pPr>
+      <w:r>
+        <w:t xml:space="preserve">⚠️</w:t>
+      </w:r>
+      <w:r>
+        <w:t xml:space="preserve"> </w:t>
+      </w:r>
+      <w:r>
+        <w:rPr>
+          <w:b/>
+          <w:bCs/>
+        </w:rPr>
+        <w:t xml:space="preserve">La regla más importante de toda la unidad — DENY ANY IMPLÍCITO:</w:t>
+      </w:r>
+      <w:r>
+        <w:t xml:space="preserve"> </w:t>
+      </w:r>
+      <w:r>
+        <w:t xml:space="preserve">Al final de toda ACL hay un</w:t>
+      </w:r>
+      <w:r>
+        <w:t xml:space="preserve"> </w:t>
+      </w:r>
+      <w:r>
+        <w:rPr>
+          <w:b/>
+          <w:bCs/>
+        </w:rPr>
+        <w:t xml:space="preserve">deny any implícito</w:t>
+      </w:r>
+      <w:r>
+        <w:t xml:space="preserve">. Si el tráfico no coincide con NINGUNA línea, se</w:t>
+      </w:r>
+      <w:r>
+        <w:t xml:space="preserve"> </w:t>
+      </w:r>
+      <w:r>
+        <w:rPr>
+          <w:b/>
+          <w:bCs/>
+        </w:rPr>
+        <w:t xml:space="preserve">descarta</w:t>
+      </w:r>
+      <w:r>
+        <w:t xml:space="preserve">. Por eso, una ACL sin un</w:t>
+      </w:r>
+      <w:r>
+        <w:t xml:space="preserve"> </w:t>
+      </w:r>
       <w:r>
         <w:rPr>
           <w:rStyle w:val="VerbatimChar"/>
         </w:rPr>
-        <w:t xml:space="preserve">Trafico → ¿coincide línea 1? ──sí──▶ permit/deny (FIN)</w:t>
-      </w:r>
-      <w:r>
-        <w:br/>
-      </w:r>
-      <w:r>
-        <w:rPr>
-          <w:rStyle w:val="VerbatimChar"/>
-        </w:rPr>
-        <w:t xml:space="preserve">    │</w:t>
-      </w:r>
-      <w:r>
-        <w:br/>
-      </w:r>
-      <w:r>
-        <w:rPr>
-          <w:rStyle w:val="VerbatimChar"/>
-        </w:rPr>
-        <w:t xml:space="preserve">    └no── ¿coincide línea 2? ──sí──▶ permit/deny (FIN)</w:t>
-      </w:r>
-      <w:r>
-        <w:br/>
-      </w:r>
-      <w:r>
-        <w:rPr>
-          <w:rStyle w:val="VerbatimChar"/>
-        </w:rPr>
-        <w:t xml:space="preserve">              │</w:t>
-      </w:r>
-      <w:r>
-        <w:br/>
-      </w:r>
-      <w:r>
-        <w:rPr>
-          <w:rStyle w:val="VerbatimChar"/>
-        </w:rPr>
-        <w:t xml:space="preserve">              └no── ... hasta llegar al final</w:t>
-      </w:r>
-    </w:p>
-    <w:p>
-      <w:pPr>
-        <w:pStyle w:val="BlockText"/>
-      </w:pPr>
-      <w:r>
-        <w:t xml:space="preserve">⚠️</w:t>
-      </w:r>
-      <w:r>
-        <w:t xml:space="preserve"> </w:t>
-      </w:r>
-      <w:r>
-        <w:rPr>
-          <w:b/>
-          <w:bCs/>
-        </w:rPr>
-        <w:t xml:space="preserve">La regla más importante de toda la unidad — DENY ANY IMPLÍCITO:</w:t>
-      </w:r>
-      <w:r>
-        <w:t xml:space="preserve"> </w:t>
-      </w:r>
-      <w:r>
-        <w:t xml:space="preserve">Al final de toda ACL hay un</w:t>
-      </w:r>
-      <w:r>
-        <w:t xml:space="preserve"> </w:t>
-      </w:r>
-      <w:r>
-        <w:rPr>
-          <w:b/>
-          <w:bCs/>
-        </w:rPr>
-        <w:t xml:space="preserve">deny any implícito</w:t>
-      </w:r>
-      <w:r>
-        <w:t xml:space="preserve">. Si el tráfico no coincide con NINGUNA línea, se</w:t>
-      </w:r>
-      <w:r>
-        <w:t xml:space="preserve"> </w:t>
-      </w:r>
-      <w:r>
-        <w:rPr>
-          <w:b/>
-          <w:bCs/>
-        </w:rPr>
-        <w:t xml:space="preserve">descarta</w:t>
-      </w:r>
-      <w:r>
-        <w:t xml:space="preserve">. Por eso, una ACL sin un</w:t>
-      </w:r>
-      <w:r>
-        <w:t xml:space="preserve"> </w:t>
-      </w:r>
-      <w:r>
-        <w:rPr>
-          <w:rStyle w:val="VerbatimChar"/>
-        </w:rPr>
         <w:t xml:space="preserve">permit any</w:t>
       </w:r>
       <w:r>
@@ -3046,13 +2888,7 @@
         <w:t xml:space="preserve"> </w:t>
       </w:r>
       <w:r>
-        <w:t xml:space="preserve">“</w:t>
-      </w:r>
-      <w:r>
-        <w:t xml:space="preserve">no entra nada</w:t>
-      </w:r>
-      <w:r>
-        <w:t xml:space="preserve">”</w:t>
+        <w:t xml:space="preserve">“no entra nada”</w:t>
       </w:r>
       <w:r>
         <w:t xml:space="preserve"> </w:t>
@@ -3097,13 +2933,7 @@
         <w:t xml:space="preserve"> </w:t>
       </w:r>
       <w:r>
-        <w:t xml:space="preserve">“</w:t>
-      </w:r>
-      <w:r>
-        <w:t xml:space="preserve">come</w:t>
-      </w:r>
-      <w:r>
-        <w:t xml:space="preserve">”</w:t>
+        <w:t xml:space="preserve">“come”</w:t>
       </w:r>
       <w:r>
         <w:t xml:space="preserve"> </w:t>
@@ -3161,8 +2991,8 @@
         </w:pict>
       </w:r>
     </w:p>
-    <w:bookmarkEnd w:id="47"/>
-    <w:bookmarkStart w:id="48" w:name="Xe57f2347a56df5d3ea3c0e60299c78b573962c1"/>
+    <w:bookmarkEnd w:id="39"/>
+    <w:bookmarkStart w:id="40" w:name="Xe57f2347a56df5d3ea3c0e60299c78b573962c1"/>
     <w:p>
       <w:pPr>
         <w:pStyle w:val="Heading2"/>
@@ -3175,7 +3005,6 @@
       <w:tblPr>
         <w:tblStyle w:val="Table"/>
         <w:tblW w:type="pct" w:w="5000"/>
-        <w:jc w:val="left"/>
         <w:tblLayout w:type="fixed"/>
         <w:tblLook w:firstRow="1" w:lastRow="0" w:firstColumn="0" w:lastColumn="0" w:noHBand="0" w:noVBand="0" w:val="0020"/>
       </w:tblPr>
@@ -3194,7 +3023,6 @@
           <w:p>
             <w:pPr>
               <w:pStyle w:val="Compact"/>
-              <w:jc w:val="left"/>
             </w:pPr>
             <w:r>
               <w:t xml:space="preserve">Tipo</w:t>
@@ -3206,7 +3034,6 @@
           <w:p>
             <w:pPr>
               <w:pStyle w:val="Compact"/>
-              <w:jc w:val="left"/>
             </w:pPr>
             <w:r>
               <w:t xml:space="preserve">Rango de números</w:t>
@@ -3218,7 +3045,6 @@
           <w:p>
             <w:pPr>
               <w:pStyle w:val="Compact"/>
-              <w:jc w:val="left"/>
             </w:pPr>
             <w:r>
               <w:t xml:space="preserve">Filtra por</w:t>
@@ -3230,7 +3056,6 @@
           <w:p>
             <w:pPr>
               <w:pStyle w:val="Compact"/>
-              <w:jc w:val="left"/>
             </w:pPr>
             <w:r>
               <w:t xml:space="preserve">Regla de colocación</w:t>
@@ -3244,7 +3069,6 @@
           <w:p>
             <w:pPr>
               <w:pStyle w:val="Compact"/>
-              <w:jc w:val="left"/>
             </w:pPr>
             <w:r>
               <w:rPr>
@@ -3260,7 +3084,6 @@
           <w:p>
             <w:pPr>
               <w:pStyle w:val="Compact"/>
-              <w:jc w:val="left"/>
             </w:pPr>
             <w:r>
               <w:t xml:space="preserve">1-99, 1300-1999</w:t>
@@ -3272,7 +3095,6 @@
           <w:p>
             <w:pPr>
               <w:pStyle w:val="Compact"/>
-              <w:jc w:val="left"/>
             </w:pPr>
             <w:r>
               <w:t xml:space="preserve">Solo IP</w:t>
@@ -3294,7 +3116,6 @@
           <w:p>
             <w:pPr>
               <w:pStyle w:val="Compact"/>
-              <w:jc w:val="left"/>
             </w:pPr>
             <w:r>
               <w:t xml:space="preserve">Lo más cerca posible del</w:t>
@@ -3318,7 +3139,6 @@
           <w:p>
             <w:pPr>
               <w:pStyle w:val="Compact"/>
-              <w:jc w:val="left"/>
             </w:pPr>
             <w:r>
               <w:rPr>
@@ -3334,7 +3154,6 @@
           <w:p>
             <w:pPr>
               <w:pStyle w:val="Compact"/>
-              <w:jc w:val="left"/>
             </w:pPr>
             <w:r>
               <w:t xml:space="preserve">100-199, 2000-2699</w:t>
@@ -3346,7 +3165,6 @@
           <w:p>
             <w:pPr>
               <w:pStyle w:val="Compact"/>
-              <w:jc w:val="left"/>
             </w:pPr>
             <w:r>
               <w:t xml:space="preserve">Origen,</w:t>
@@ -3381,7 +3199,6 @@
           <w:p>
             <w:pPr>
               <w:pStyle w:val="Compact"/>
-              <w:jc w:val="left"/>
             </w:pPr>
             <w:r>
               <w:t xml:space="preserve">Lo más cerca posible del</w:t>
@@ -3405,7 +3222,6 @@
           <w:p>
             <w:pPr>
               <w:pStyle w:val="Compact"/>
-              <w:jc w:val="left"/>
             </w:pPr>
             <w:r>
               <w:rPr>
@@ -3421,7 +3237,6 @@
           <w:p>
             <w:pPr>
               <w:pStyle w:val="Compact"/>
-              <w:jc w:val="left"/>
             </w:pPr>
             <w:r>
               <w:t xml:space="preserve">Nombre personalizado</w:t>
@@ -3433,7 +3248,6 @@
           <w:p>
             <w:pPr>
               <w:pStyle w:val="Compact"/>
-              <w:jc w:val="left"/>
             </w:pPr>
             <w:r>
               <w:t xml:space="preserve">Igual que la extendida (o estándar)</w:t>
@@ -3445,7 +3259,6 @@
           <w:p>
             <w:pPr>
               <w:pStyle w:val="Compact"/>
-              <w:jc w:val="left"/>
             </w:pPr>
             <w:r>
               <w:t xml:space="preserve">Según el tipo que use</w:t>
@@ -3485,13 +3298,7 @@
         <w:t xml:space="preserve"> </w:t>
       </w:r>
       <w:r>
-        <w:t xml:space="preserve">“</w:t>
-      </w:r>
-      <w:r>
-        <w:t xml:space="preserve">permito a los de esta IP</w:t>
-      </w:r>
-      <w:r>
-        <w:t xml:space="preserve">”</w:t>
+        <w:t xml:space="preserve">“permito a los de esta IP”</w:t>
       </w:r>
       <w:r>
         <w:t xml:space="preserve">. Pero como solo mira el origen, si la colocas cerca del origen, bloquea todo lo que venga de esa fuente (aunque vaya a una víctima inocente). Por eso se coloca</w:t>
@@ -3541,13 +3348,7 @@
         <w:t xml:space="preserve"> </w:t>
       </w:r>
       <w:r>
-        <w:t xml:space="preserve">“</w:t>
-      </w:r>
-      <w:r>
-        <w:t xml:space="preserve">permito HTTP desde la 192.168.1.0/24 hacia 8.8.8.8</w:t>
-      </w:r>
-      <w:r>
-        <w:t xml:space="preserve">”</w:t>
+        <w:t xml:space="preserve">“permito HTTP desde la 192.168.1.0/24 hacia 8.8.8.8”</w:t>
       </w:r>
       <w:r>
         <w:t xml:space="preserve">. Como puede ser tan precisa, se coloca</w:t>
@@ -3610,8 +3411,8 @@
         </w:pict>
       </w:r>
     </w:p>
-    <w:bookmarkEnd w:id="48"/>
-    <w:bookmarkStart w:id="49" w:name="dónde-aplicar-la-acl-inbound-u-outbound"/>
+    <w:bookmarkEnd w:id="40"/>
+    <w:bookmarkStart w:id="41" w:name="dónde-aplicar-la-acl-inbound-u-outbound"/>
     <w:p>
       <w:pPr>
         <w:pStyle w:val="Heading2"/>
@@ -3660,7 +3461,6 @@
       <w:tblPr>
         <w:tblStyle w:val="Table"/>
         <w:tblW w:type="pct" w:w="5000"/>
-        <w:jc w:val="left"/>
         <w:tblLayout w:type="fixed"/>
         <w:tblLook w:firstRow="1" w:lastRow="0" w:firstColumn="0" w:lastColumn="0" w:noHBand="0" w:noVBand="0" w:val="0020"/>
       </w:tblPr>
@@ -3678,7 +3478,6 @@
           <w:p>
             <w:pPr>
               <w:pStyle w:val="Compact"/>
-              <w:jc w:val="left"/>
             </w:pPr>
             <w:r>
               <w:t xml:space="preserve">Aplicación</w:t>
@@ -3690,7 +3489,6 @@
           <w:p>
             <w:pPr>
               <w:pStyle w:val="Compact"/>
-              <w:jc w:val="left"/>
             </w:pPr>
             <w:r>
               <w:t xml:space="preserve">Cuándo se evalúa</w:t>
@@ -3702,7 +3500,6 @@
           <w:p>
             <w:pPr>
               <w:pStyle w:val="Compact"/>
-              <w:jc w:val="left"/>
             </w:pPr>
             <w:r>
               <w:t xml:space="preserve">Ejemplo de uso</w:t>
@@ -3716,7 +3513,6 @@
           <w:p>
             <w:pPr>
               <w:pStyle w:val="Compact"/>
-              <w:jc w:val="left"/>
             </w:pPr>
             <w:r>
               <w:rPr>
@@ -3732,7 +3528,6 @@
           <w:p>
             <w:pPr>
               <w:pStyle w:val="Compact"/>
-              <w:jc w:val="left"/>
             </w:pPr>
             <w:r>
               <w:t xml:space="preserve">Antes de que el router enrute (a la entrada de la interfaz)</w:t>
@@ -3744,7 +3539,6 @@
           <w:p>
             <w:pPr>
               <w:pStyle w:val="Compact"/>
-              <w:jc w:val="left"/>
             </w:pPr>
             <w:r>
               <w:t xml:space="preserve">Filtrar tráfico que entra a tu red desde el exterior</w:t>
@@ -3758,7 +3552,6 @@
           <w:p>
             <w:pPr>
               <w:pStyle w:val="Compact"/>
-              <w:jc w:val="left"/>
             </w:pPr>
             <w:r>
               <w:rPr>
@@ -3774,7 +3567,6 @@
           <w:p>
             <w:pPr>
               <w:pStyle w:val="Compact"/>
-              <w:jc w:val="left"/>
             </w:pPr>
             <w:r>
               <w:t xml:space="preserve">Después de que el router enrute, antes de salir por la interfaz</w:t>
@@ -3786,7 +3578,6 @@
           <w:p>
             <w:pPr>
               <w:pStyle w:val="Compact"/>
-              <w:jc w:val="left"/>
             </w:pPr>
             <w:r>
               <w:t xml:space="preserve">Restringir qué sale de tu red hacia fuera</w:t>
@@ -4001,13 +3792,7 @@
         <w:t xml:space="preserve"> </w:t>
       </w:r>
       <w:r>
-        <w:t xml:space="preserve">“</w:t>
-      </w:r>
-      <w:r>
-        <w:t xml:space="preserve">Una ACL por sentido por interfaz: que convivan la in y la out de una interfaz es normal. Lo que sí debes perder de vista es que evalúan en sitios distintos de la cadena. Piensa si quieres trocear antes o después de enrutar.</w:t>
-      </w:r>
-      <w:r>
-        <w:t xml:space="preserve">”</w:t>
+        <w:t xml:space="preserve">“Una ACL por sentido por interfaz: que convivan la in y la out de una interfaz es normal. Lo que sí debes perder de vista es que evalúan en sitios distintos de la cadena. Piensa si quieres trocear antes o después de enrutar.”</w:t>
       </w:r>
     </w:p>
     <w:p>
@@ -4017,8 +3802,8 @@
         </w:pict>
       </w:r>
     </w:p>
-    <w:bookmarkEnd w:id="49"/>
-    <w:bookmarkStart w:id="50" w:name="X4b15b3fcbb3004a11c8619bd1bab79840b4b26f"/>
+    <w:bookmarkEnd w:id="41"/>
+    <w:bookmarkStart w:id="42" w:name="X4b15b3fcbb3004a11c8619bd1bab79840b4b26f"/>
     <w:p>
       <w:pPr>
         <w:pStyle w:val="Heading2"/>
@@ -4058,13 +3843,7 @@
         <w:t xml:space="preserve"> </w:t>
       </w:r>
       <w:r>
-        <w:t xml:space="preserve">“</w:t>
-      </w:r>
-      <w:r>
-        <w:t xml:space="preserve">¿dónde aplico esta ACL?</w:t>
-      </w:r>
-      <w:r>
-        <w:t xml:space="preserve">”</w:t>
+        <w:t xml:space="preserve">“¿dónde aplico esta ACL?”</w:t>
       </w:r>
       <w:r>
         <w:t xml:space="preserve">, responde con eso y tendrás medio ejercicio ganado.</w:t>
@@ -4077,8 +3856,8 @@
         </w:pict>
       </w:r>
     </w:p>
-    <w:bookmarkEnd w:id="50"/>
-    <w:bookmarkStart w:id="51" w:name="mini-chequeo-1"/>
+    <w:bookmarkEnd w:id="42"/>
+    <w:bookmarkStart w:id="43" w:name="mini-chequeo-1"/>
     <w:p>
       <w:pPr>
         <w:pStyle w:val="Heading2"/>
@@ -4102,13 +3881,7 @@
         <w:t xml:space="preserve"> </w:t>
       </w:r>
       <w:r>
-        <w:t xml:space="preserve">“</w:t>
-      </w:r>
-      <w:r>
-        <w:t xml:space="preserve">todas las ACLs llevan escondida al final</w:t>
-      </w:r>
-      <w:r>
-        <w:t xml:space="preserve">”</w:t>
+        <w:t xml:space="preserve">“todas las ACLs llevan escondida al final”</w:t>
       </w:r>
       <w:r>
         <w:t xml:space="preserve">?</w:t>
@@ -4141,13 +3914,7 @@
         <w:t xml:space="preserve"> </w:t>
       </w:r>
       <w:r>
-        <w:t xml:space="preserve">“</w:t>
-      </w:r>
-      <w:r>
-        <w:t xml:space="preserve">inbound</w:t>
-      </w:r>
-      <w:r>
-        <w:t xml:space="preserve">”</w:t>
+        <w:t xml:space="preserve">“inbound”</w:t>
       </w:r>
       <w:r>
         <w:t xml:space="preserve"> </w:t>
@@ -4159,13 +3926,7 @@
         <w:t xml:space="preserve"> </w:t>
       </w:r>
       <w:r>
-        <w:t xml:space="preserve">“</w:t>
-      </w:r>
-      <w:r>
-        <w:t xml:space="preserve">outbound</w:t>
-      </w:r>
-      <w:r>
-        <w:t xml:space="preserve">”</w:t>
+        <w:t xml:space="preserve">“outbound”</w:t>
       </w:r>
       <w:r>
         <w:t xml:space="preserve"> </w:t>
@@ -4305,8 +4066,8 @@
         </w:pict>
       </w:r>
     </w:p>
-    <w:bookmarkEnd w:id="51"/>
-    <w:bookmarkStart w:id="52" w:name="resumen-en-3-frases-1"/>
+    <w:bookmarkEnd w:id="43"/>
+    <w:bookmarkStart w:id="44" w:name="resumen-en-3-frases-1"/>
     <w:p>
       <w:pPr>
         <w:pStyle w:val="Heading2"/>
@@ -4460,8 +4221,8 @@
         <w:t xml:space="preserve">(después de enrutar).</w:t>
       </w:r>
     </w:p>
-    <w:bookmarkEnd w:id="52"/>
-    <w:bookmarkStart w:id="53" w:name="vocabulario-rápido-1"/>
+    <w:bookmarkEnd w:id="44"/>
+    <w:bookmarkStart w:id="45" w:name="vocabulario-rápido-1"/>
     <w:p>
       <w:pPr>
         <w:pStyle w:val="Heading2"/>
@@ -4474,7 +4235,6 @@
       <w:tblPr>
         <w:tblStyle w:val="Table"/>
         <w:tblW w:type="pct" w:w="5000"/>
-        <w:jc w:val="left"/>
         <w:tblLayout w:type="fixed"/>
         <w:tblLook w:firstRow="1" w:lastRow="0" w:firstColumn="0" w:lastColumn="0" w:noHBand="0" w:noVBand="0" w:val="0020"/>
       </w:tblPr>
@@ -4491,7 +4251,6 @@
           <w:p>
             <w:pPr>
               <w:pStyle w:val="Compact"/>
-              <w:jc w:val="left"/>
             </w:pPr>
             <w:r>
               <w:t xml:space="preserve">Término</w:t>
@@ -4503,7 +4262,6 @@
           <w:p>
             <w:pPr>
               <w:pStyle w:val="Compact"/>
-              <w:jc w:val="left"/>
             </w:pPr>
             <w:r>
               <w:t xml:space="preserve">Idea general</w:t>
@@ -4517,7 +4275,6 @@
           <w:p>
             <w:pPr>
               <w:pStyle w:val="Compact"/>
-              <w:jc w:val="left"/>
             </w:pPr>
             <w:r>
               <w:t xml:space="preserve">ACL</w:t>
@@ -4529,7 +4286,6 @@
           <w:p>
             <w:pPr>
               <w:pStyle w:val="Compact"/>
-              <w:jc w:val="left"/>
             </w:pPr>
             <w:r>
               <w:t xml:space="preserve">Lista secuencial de reglas permit/deny</w:t>
@@ -4543,7 +4299,6 @@
           <w:p>
             <w:pPr>
               <w:pStyle w:val="Compact"/>
-              <w:jc w:val="left"/>
             </w:pPr>
             <w:r>
               <w:t xml:space="preserve">Deny any implícito</w:t>
@@ -4555,7 +4310,6 @@
           <w:p>
             <w:pPr>
               <w:pStyle w:val="Compact"/>
-              <w:jc w:val="left"/>
             </w:pPr>
             <w:r>
               <w:t xml:space="preserve">Regla final invisible que descarta lo no permitido</w:t>
@@ -4569,7 +4323,6 @@
           <w:p>
             <w:pPr>
               <w:pStyle w:val="Compact"/>
-              <w:jc w:val="left"/>
             </w:pPr>
             <w:r>
               <w:t xml:space="preserve">ACL estándar</w:t>
@@ -4581,7 +4334,6 @@
           <w:p>
             <w:pPr>
               <w:pStyle w:val="Compact"/>
-              <w:jc w:val="left"/>
             </w:pPr>
             <w:r>
               <w:t xml:space="preserve">Filtra solo por IP origen (números 1-99)</w:t>
@@ -4595,7 +4347,6 @@
           <w:p>
             <w:pPr>
               <w:pStyle w:val="Compact"/>
-              <w:jc w:val="left"/>
             </w:pPr>
             <w:r>
               <w:t xml:space="preserve">ACL extendida</w:t>
@@ -4607,7 +4358,6 @@
           <w:p>
             <w:pPr>
               <w:pStyle w:val="Compact"/>
-              <w:jc w:val="left"/>
             </w:pPr>
             <w:r>
               <w:t xml:space="preserve">Filtra por origen, destino, protocolo y puerto (100-199)</w:t>
@@ -4621,7 +4371,6 @@
           <w:p>
             <w:pPr>
               <w:pStyle w:val="Compact"/>
-              <w:jc w:val="left"/>
             </w:pPr>
             <w:r>
               <w:t xml:space="preserve">ip access-group</w:t>
@@ -4633,7 +4382,6 @@
           <w:p>
             <w:pPr>
               <w:pStyle w:val="Compact"/>
-              <w:jc w:val="left"/>
             </w:pPr>
             <w:r>
               <w:t xml:space="preserve">Comando que aplica la ACL a una interfaz</w:t>
@@ -4647,7 +4395,6 @@
           <w:p>
             <w:pPr>
               <w:pStyle w:val="Compact"/>
-              <w:jc w:val="left"/>
             </w:pPr>
             <w:r>
               <w:t xml:space="preserve">Inbound / Outbound</w:t>
@@ -4659,7 +4406,6 @@
           <w:p>
             <w:pPr>
               <w:pStyle w:val="Compact"/>
-              <w:jc w:val="left"/>
             </w:pPr>
             <w:r>
               <w:t xml:space="preserve">Sentido (entrada / salida) en que se evalúa</w:t>
@@ -4685,7 +4431,7 @@
       <w:r>
         <w:t xml:space="preserve"> </w:t>
       </w:r>
-      <w:hyperlink r:id="rId43">
+      <w:hyperlink r:id="rId32">
         <w:r>
           <w:rPr>
             <w:rStyle w:val="Hyperlink"/>
@@ -4712,7 +4458,7 @@
       <w:r>
         <w:t xml:space="preserve"> </w:t>
       </w:r>
-      <w:hyperlink r:id="rId23">
+      <w:hyperlink r:id="rId12">
         <w:r>
           <w:rPr>
             <w:rStyle w:val="Hyperlink"/>
@@ -4739,7 +4485,7 @@
       <w:r>
         <w:t xml:space="preserve"> </w:t>
       </w:r>
-      <w:hyperlink r:id="rId25">
+      <w:hyperlink r:id="rId14">
         <w:r>
           <w:rPr>
             <w:rStyle w:val="Hyperlink"/>
@@ -4748,9 +4494,9 @@
         </w:r>
       </w:hyperlink>
     </w:p>
-    <w:bookmarkEnd w:id="53"/>
-    <w:bookmarkEnd w:id="54"/>
-    <w:bookmarkStart w:id="63" w:name="acl-estándar"/>
+    <w:bookmarkEnd w:id="45"/>
+    <w:bookmarkEnd w:id="46"/>
+    <w:bookmarkStart w:id="58" w:name="acl-estándar"/>
     <w:p>
       <w:pPr>
         <w:pStyle w:val="Heading1"/>
@@ -4814,7 +4560,7 @@
         </w:pict>
       </w:r>
     </w:p>
-    <w:bookmarkStart w:id="55" w:name="la-idea-en-una-frase-2"/>
+    <w:bookmarkStart w:id="47" w:name="la-idea-en-una-frase-2"/>
     <w:p>
       <w:pPr>
         <w:pStyle w:val="Heading2"/>
@@ -4891,8 +4637,8 @@
         </w:pict>
       </w:r>
     </w:p>
-    <w:bookmarkEnd w:id="55"/>
-    <w:bookmarkStart w:id="56" w:name="sintaxis-y-wildcard-los-números-al-revés"/>
+    <w:bookmarkEnd w:id="47"/>
+    <w:bookmarkStart w:id="48" w:name="sintaxis-y-wildcard-los-números-al-revés"/>
     <w:p>
       <w:pPr>
         <w:pStyle w:val="Heading2"/>
@@ -4990,13 +4736,7 @@
         <w:t xml:space="preserve"> </w:t>
       </w:r>
       <w:r>
-        <w:t xml:space="preserve">“</w:t>
-      </w:r>
-      <w:r>
-        <w:t xml:space="preserve">1 = fijo</w:t>
-      </w:r>
-      <w:r>
-        <w:t xml:space="preserve">”</w:t>
+        <w:t xml:space="preserve">“1 = fijo”</w:t>
       </w:r>
       <w:r>
         <w:t xml:space="preserve">, la wildcard pone</w:t>
@@ -5005,13 +4745,7 @@
         <w:t xml:space="preserve"> </w:t>
       </w:r>
       <w:r>
-        <w:t xml:space="preserve">“</w:t>
-      </w:r>
-      <w:r>
-        <w:t xml:space="preserve">0 = fijo</w:t>
-      </w:r>
-      <w:r>
-        <w:t xml:space="preserve">”</w:t>
+        <w:t xml:space="preserve">“0 = fijo”</w:t>
       </w:r>
       <w:r>
         <w:t xml:space="preserve">; donde la subred dice</w:t>
@@ -5020,13 +4754,7 @@
         <w:t xml:space="preserve"> </w:t>
       </w:r>
       <w:r>
-        <w:t xml:space="preserve">“</w:t>
-      </w:r>
-      <w:r>
-        <w:t xml:space="preserve">0 = libre</w:t>
-      </w:r>
-      <w:r>
-        <w:t xml:space="preserve">”</w:t>
+        <w:t xml:space="preserve">“0 = libre”</w:t>
       </w:r>
       <w:r>
         <w:t xml:space="preserve">, la wildcard pone</w:t>
@@ -5035,13 +4763,7 @@
         <w:t xml:space="preserve"> </w:t>
       </w:r>
       <w:r>
-        <w:t xml:space="preserve">“</w:t>
-      </w:r>
-      <w:r>
-        <w:t xml:space="preserve">1 = cualquier valor</w:t>
-      </w:r>
-      <w:r>
-        <w:t xml:space="preserve">”</w:t>
+        <w:t xml:space="preserve">“1 = cualquier valor”</w:t>
       </w:r>
       <w:r>
         <w:t xml:space="preserve">. Es el espejo:</w:t>
@@ -5051,7 +4773,6 @@
       <w:tblPr>
         <w:tblStyle w:val="Table"/>
         <w:tblW w:type="pct" w:w="5000"/>
-        <w:jc w:val="left"/>
         <w:tblLayout w:type="fixed"/>
         <w:tblLook w:firstRow="1" w:lastRow="0" w:firstColumn="0" w:lastColumn="0" w:noHBand="0" w:noVBand="0" w:val="0020"/>
       </w:tblPr>
@@ -5069,7 +4790,6 @@
           <w:p>
             <w:pPr>
               <w:pStyle w:val="Compact"/>
-              <w:jc w:val="left"/>
             </w:pPr>
             <w:r>
               <w:t xml:space="preserve">Máscara de subred</w:t>
@@ -5081,7 +4801,6 @@
           <w:p>
             <w:pPr>
               <w:pStyle w:val="Compact"/>
-              <w:jc w:val="left"/>
             </w:pPr>
             <w:r>
               <w:t xml:space="preserve">Wildcard equivalente</w:t>
@@ -5093,7 +4812,6 @@
           <w:p>
             <w:pPr>
               <w:pStyle w:val="Compact"/>
-              <w:jc w:val="left"/>
             </w:pPr>
             <w:r>
               <w:t xml:space="preserve">Qué coincide</w:t>
@@ -5107,7 +4825,6 @@
           <w:p>
             <w:pPr>
               <w:pStyle w:val="Compact"/>
-              <w:jc w:val="left"/>
             </w:pPr>
             <w:r>
               <w:rPr>
@@ -5122,7 +4839,6 @@
           <w:p>
             <w:pPr>
               <w:pStyle w:val="Compact"/>
-              <w:jc w:val="left"/>
             </w:pPr>
             <w:r>
               <w:rPr>
@@ -5137,7 +4853,6 @@
           <w:p>
             <w:pPr>
               <w:pStyle w:val="Compact"/>
-              <w:jc w:val="left"/>
             </w:pPr>
             <w:r>
               <w:t xml:space="preserve">Los primeros 24 bits fijos → toda una /24</w:t>
@@ -5151,7 +4866,6 @@
           <w:p>
             <w:pPr>
               <w:pStyle w:val="Compact"/>
-              <w:jc w:val="left"/>
             </w:pPr>
             <w:r>
               <w:rPr>
@@ -5166,7 +4880,6 @@
           <w:p>
             <w:pPr>
               <w:pStyle w:val="Compact"/>
-              <w:jc w:val="left"/>
             </w:pPr>
             <w:r>
               <w:rPr>
@@ -5181,7 +4894,6 @@
           <w:p>
             <w:pPr>
               <w:pStyle w:val="Compact"/>
-              <w:jc w:val="left"/>
             </w:pPr>
             <w:r>
               <w:t xml:space="preserve">Todos los bits fijos →</w:t>
@@ -5211,7 +4923,6 @@
           <w:p>
             <w:pPr>
               <w:pStyle w:val="Compact"/>
-              <w:jc w:val="left"/>
             </w:pPr>
             <w:r>
               <w:rPr>
@@ -5226,7 +4937,6 @@
           <w:p>
             <w:pPr>
               <w:pStyle w:val="Compact"/>
-              <w:jc w:val="left"/>
             </w:pPr>
             <w:r>
               <w:rPr>
@@ -5241,7 +4951,6 @@
           <w:p>
             <w:pPr>
               <w:pStyle w:val="Compact"/>
-              <w:jc w:val="left"/>
             </w:pPr>
             <w:r>
               <w:t xml:space="preserve">Los primeros 16 bits fijos → una /16</w:t>
@@ -5255,7 +4964,6 @@
           <w:p>
             <w:pPr>
               <w:pStyle w:val="Compact"/>
-              <w:jc w:val="left"/>
             </w:pPr>
             <w:r>
               <w:rPr>
@@ -5270,7 +4978,6 @@
           <w:p>
             <w:pPr>
               <w:pStyle w:val="Compact"/>
-              <w:jc w:val="left"/>
             </w:pPr>
             <w:r>
               <w:rPr>
@@ -5285,7 +4992,6 @@
           <w:p>
             <w:pPr>
               <w:pStyle w:val="Compact"/>
-              <w:jc w:val="left"/>
             </w:pPr>
             <w:r>
               <w:t xml:space="preserve">Los primeros 25 bits fijos → una /25</w:t>
@@ -5366,10 +5072,7 @@
         <w:t xml:space="preserve"> </w:t>
       </w:r>
       <w:r>
-        <w:t xml:space="preserve">“</w:t>
-      </w:r>
-      <w:r>
-        <w:t xml:space="preserve">¿Crees que en</w:t>
+        <w:t xml:space="preserve">“¿Crees que en</w:t>
       </w:r>
       <w:r>
         <w:t xml:space="preserve"> </w:t>
@@ -5396,10 +5099,7 @@
         <w:t xml:space="preserve">ip route</w:t>
       </w:r>
       <w:r>
-        <w:t xml:space="preserve">, en la unidad de enrutamiento estático. Dos mundos, dos vocabularios.</w:t>
-      </w:r>
-      <w:r>
-        <w:t xml:space="preserve">”</w:t>
+        <w:t xml:space="preserve">, en la unidad de enrutamiento estático. Dos mundos, dos vocabularios.”</w:t>
       </w:r>
     </w:p>
     <w:p>
@@ -5409,8 +5109,8 @@
         </w:pict>
       </w:r>
     </w:p>
-    <w:bookmarkEnd w:id="56"/>
-    <w:bookmarkStart w:id="57" w:name="X31e71285a26b28f29f4f2418e27db68185ed2b7"/>
+    <w:bookmarkEnd w:id="48"/>
+    <w:bookmarkStart w:id="49" w:name="X31e71285a26b28f29f4f2418e27db68185ed2b7"/>
     <w:p>
       <w:pPr>
         <w:pStyle w:val="Heading2"/>
@@ -5572,10 +5272,7 @@
         <w:t xml:space="preserve"> </w:t>
       </w:r>
       <w:r>
-        <w:t xml:space="preserve">“</w:t>
-      </w:r>
-      <w:r>
-        <w:t xml:space="preserve">permite el tráfico</w:t>
+        <w:t xml:space="preserve">“permite el tráfico</w:t>
       </w:r>
       <w:r>
         <w:t xml:space="preserve"> </w:t>
@@ -5591,10 +5288,7 @@
         <w:t xml:space="preserve"> </w:t>
       </w:r>
       <w:r>
-        <w:t xml:space="preserve">en cualquier IP de 192.168.1.0/24; el resto, a la calle.</w:t>
-      </w:r>
-      <w:r>
-        <w:t xml:space="preserve">”</w:t>
+        <w:t xml:space="preserve">en cualquier IP de 192.168.1.0/24; el resto, a la calle.”</w:t>
       </w:r>
       <w:r>
         <w:t xml:space="preserve"> </w:t>
@@ -5685,8 +5379,8 @@
         </w:pict>
       </w:r>
     </w:p>
-    <w:bookmarkEnd w:id="57"/>
-    <w:bookmarkStart w:id="58" w:name="X9b4467ff7f12537396d7347840b7dbbd0643b6f"/>
+    <w:bookmarkEnd w:id="49"/>
+    <w:bookmarkStart w:id="53" w:name="X9b4467ff7f12537396d7347840b7dbbd0643b6f"/>
     <w:p>
       <w:pPr>
         <w:pStyle w:val="Heading2"/>
@@ -5802,22 +5496,66 @@
     </w:p>
     <w:p>
       <w:pPr>
-        <w:pStyle w:val="SourceCode"/>
-      </w:pPr>
-      <w:r>
-        <w:rPr>
-          <w:rStyle w:val="VerbatimChar"/>
-        </w:rPr>
-        <w:t xml:space="preserve">                    (colocación A: cerca de origen)        (colocación B: cerca de destino)</w:t>
-      </w:r>
-      <w:r>
-        <w:br/>
-      </w:r>
-      <w:r>
-        <w:rPr>
-          <w:rStyle w:val="VerbatimChar"/>
-        </w:rPr>
-        <w:t xml:space="preserve">origen ─── routerA ──── routerB ──── routerC ──── destino</w:t>
+        <w:pStyle w:val="CaptionedFigure"/>
+      </w:pPr>
+      <w:r>
+        <w:drawing>
+          <wp:inline>
+            <wp:extent cx="5334000" cy="2111195"/>
+            <wp:effectExtent b="0" l="0" r="0" t="0"/>
+            <wp:docPr descr="Colocación A (cerca del origen, incorrecta) frente a B (cerca del destino, correcta)" title="" id="51" name="Picture"/>
+            <a:graphic>
+              <a:graphicData uri="http://schemas.openxmlformats.org/drawingml/2006/picture">
+                <pic:pic>
+                  <pic:nvPicPr>
+                    <pic:cNvPr descr="public/diagrams/u11-colocacion-acl.svg" id="52" name="Picture"/>
+                    <pic:cNvPicPr>
+                      <a:picLocks noChangeArrowheads="1" noChangeAspect="1"/>
+                    </pic:cNvPicPr>
+                  </pic:nvPicPr>
+                  <pic:blipFill>
+                    <a:blip>
+                      <a:extLst>
+                        <a:ext uri="{28A0092B-C50C-407E-A947-70E740481C1C}">
+                          <a14:useLocalDpi xmlns:a14="http://schemas.microsoft.com/office/drawing/2010/main" val="0"/>
+                        </a:ext>
+                        <a:ext uri="{96DAC541-7B7A-43D3-8B79-37D633B846F1}">
+                          <asvg:svgBlip xmlns:asvg="http://schemas.microsoft.com/office/drawing/2016/SVG/main" r:embed="rId50"/>
+                        </a:ext>
+                      </a:extLst>
+                    </a:blip>
+                    <a:stretch>
+                      <a:fillRect/>
+                    </a:stretch>
+                  </pic:blipFill>
+                  <pic:spPr bwMode="auto">
+                    <a:xfrm>
+                      <a:off x="0" y="0"/>
+                      <a:ext cx="5334000" cy="2111195"/>
+                    </a:xfrm>
+                    <a:prstGeom prst="rect">
+                      <a:avLst/>
+                    </a:prstGeom>
+                    <a:noFill/>
+                    <a:ln w="9525">
+                      <a:noFill/>
+                      <a:headEnd/>
+                      <a:tailEnd/>
+                    </a:ln>
+                  </pic:spPr>
+                </pic:pic>
+              </a:graphicData>
+            </a:graphic>
+          </wp:inline>
+        </w:drawing>
+      </w:r>
+    </w:p>
+    <w:p>
+      <w:pPr>
+        <w:pStyle w:val="ImageCaption"/>
+      </w:pPr>
+      <w:r>
+        <w:t xml:space="preserve">Colocación A (cerca del origen, incorrecta) frente a B (cerca del destino, correcta)</w:t>
       </w:r>
     </w:p>
     <w:p>
@@ -5879,13 +5617,7 @@
         <w:t xml:space="preserve"> </w:t>
       </w:r>
       <w:r>
-        <w:t xml:space="preserve">“</w:t>
-      </w:r>
-      <w:r>
-        <w:t xml:space="preserve">a quién dejo llegar aquí</w:t>
-      </w:r>
-      <w:r>
-        <w:t xml:space="preserve">”</w:t>
+        <w:t xml:space="preserve">“a quién dejo llegar aquí”</w:t>
       </w:r>
       <w:r>
         <w:t xml:space="preserve">.</w:t>
@@ -5898,8 +5630,8 @@
         </w:pict>
       </w:r>
     </w:p>
-    <w:bookmarkEnd w:id="58"/>
-    <w:bookmarkStart w:id="59" w:name="X57743ff297e5cbce9364e80914a2fc5ab0856dd"/>
+    <w:bookmarkEnd w:id="53"/>
+    <w:bookmarkStart w:id="54" w:name="X57743ff297e5cbce9364e80914a2fc5ab0856dd"/>
     <w:p>
       <w:pPr>
         <w:pStyle w:val="Heading2"/>
@@ -5920,7 +5652,6 @@
       <w:tblPr>
         <w:tblStyle w:val="Table"/>
         <w:tblW w:type="pct" w:w="5000"/>
-        <w:jc w:val="left"/>
         <w:tblLayout w:type="fixed"/>
         <w:tblLook w:firstRow="1" w:lastRow="0" w:firstColumn="0" w:lastColumn="0" w:noHBand="0" w:noVBand="0" w:val="0020"/>
       </w:tblPr>
@@ -5937,7 +5668,6 @@
           <w:p>
             <w:pPr>
               <w:pStyle w:val="Compact"/>
-              <w:jc w:val="left"/>
             </w:pPr>
             <w:r>
               <w:t xml:space="preserve">Comando</w:t>
@@ -5949,7 +5679,6 @@
           <w:p>
             <w:pPr>
               <w:pStyle w:val="Compact"/>
-              <w:jc w:val="left"/>
             </w:pPr>
             <w:r>
               <w:t xml:space="preserve">Qué te dice</w:t>
@@ -5963,7 +5692,6 @@
           <w:p>
             <w:pPr>
               <w:pStyle w:val="Compact"/>
-              <w:jc w:val="left"/>
             </w:pPr>
             <w:r>
               <w:rPr>
@@ -5978,7 +5706,6 @@
           <w:p>
             <w:pPr>
               <w:pStyle w:val="Compact"/>
-              <w:jc w:val="left"/>
             </w:pPr>
             <w:r>
               <w:t xml:space="preserve">Las listas y sus</w:t>
@@ -6008,7 +5735,6 @@
           <w:p>
             <w:pPr>
               <w:pStyle w:val="Compact"/>
-              <w:jc w:val="left"/>
             </w:pPr>
             <w:r>
               <w:rPr>
@@ -6023,7 +5749,6 @@
           <w:p>
             <w:pPr>
               <w:pStyle w:val="Compact"/>
-              <w:jc w:val="left"/>
             </w:pPr>
             <w:r>
               <w:t xml:space="preserve">Solo la ACL 10</w:t>
@@ -6037,7 +5762,6 @@
           <w:p>
             <w:pPr>
               <w:pStyle w:val="Compact"/>
-              <w:jc w:val="left"/>
             </w:pPr>
             <w:r>
               <w:rPr>
@@ -6052,7 +5776,6 @@
           <w:p>
             <w:pPr>
               <w:pStyle w:val="Compact"/>
-              <w:jc w:val="left"/>
             </w:pPr>
             <w:r>
               <w:t xml:space="preserve">Qué ACL está aplicada a esa interfaz (y en qué sentido)</w:t>
@@ -6194,13 +5917,7 @@
         <w:t xml:space="preserve"> </w:t>
       </w:r>
       <w:r>
-        <w:t xml:space="preserve">“</w:t>
-      </w:r>
-      <w:r>
-        <w:t xml:space="preserve">matches</w:t>
-      </w:r>
-      <w:r>
-        <w:t xml:space="preserve">”</w:t>
+        <w:t xml:space="preserve">“matches”</w:t>
       </w:r>
       <w:r>
         <w:t xml:space="preserve">? O no pasa tráfico por ahí, o está mal colocada/escrita: diagnóstico instantáneo.</w:t>
@@ -6213,8 +5930,8 @@
         </w:pict>
       </w:r>
     </w:p>
-    <w:bookmarkEnd w:id="59"/>
-    <w:bookmarkStart w:id="60" w:name="mini-chequeo-2"/>
+    <w:bookmarkEnd w:id="54"/>
+    <w:bookmarkStart w:id="55" w:name="mini-chequeo-2"/>
     <w:p>
       <w:pPr>
         <w:pStyle w:val="Heading2"/>
@@ -6250,13 +5967,7 @@
         <w:t xml:space="preserve"> </w:t>
       </w:r>
       <w:r>
-        <w:t xml:space="preserve">“</w:t>
-      </w:r>
-      <w:r>
-        <w:t xml:space="preserve">libres</w:t>
-      </w:r>
-      <w:r>
-        <w:t xml:space="preserve">”</w:t>
+        <w:t xml:space="preserve">“libres”</w:t>
       </w:r>
       <w:r>
         <w:t xml:space="preserve">?</w:t>
@@ -6402,8 +6113,8 @@
         </w:pict>
       </w:r>
     </w:p>
-    <w:bookmarkEnd w:id="60"/>
-    <w:bookmarkStart w:id="61" w:name="resumen-en-3-frases-2"/>
+    <w:bookmarkEnd w:id="55"/>
+    <w:bookmarkStart w:id="56" w:name="resumen-en-3-frases-2"/>
     <w:p>
       <w:pPr>
         <w:pStyle w:val="Heading2"/>
@@ -6531,8 +6242,8 @@
         <w:t xml:space="preserve">te enseña quién cae en cada línea.</w:t>
       </w:r>
     </w:p>
-    <w:bookmarkEnd w:id="61"/>
-    <w:bookmarkStart w:id="62" w:name="vocabulario-rápido-2"/>
+    <w:bookmarkEnd w:id="56"/>
+    <w:bookmarkStart w:id="57" w:name="vocabulario-rápido-2"/>
     <w:p>
       <w:pPr>
         <w:pStyle w:val="Heading2"/>
@@ -6545,7 +6256,6 @@
       <w:tblPr>
         <w:tblStyle w:val="Table"/>
         <w:tblW w:type="auto" w:w="0"/>
-        <w:jc w:val="left"/>
         <w:tblLook w:firstRow="1" w:lastRow="0" w:firstColumn="0" w:lastColumn="0" w:noHBand="0" w:noVBand="0" w:val="0020"/>
       </w:tblPr>
       <w:tblGrid>
@@ -6561,7 +6271,6 @@
           <w:p>
             <w:pPr>
               <w:pStyle w:val="Compact"/>
-              <w:jc w:val="left"/>
             </w:pPr>
             <w:r>
               <w:t xml:space="preserve">Término</w:t>
@@ -6573,7 +6282,6 @@
           <w:p>
             <w:pPr>
               <w:pStyle w:val="Compact"/>
-              <w:jc w:val="left"/>
             </w:pPr>
             <w:r>
               <w:t xml:space="preserve">Idea general</w:t>
@@ -6587,7 +6295,6 @@
           <w:p>
             <w:pPr>
               <w:pStyle w:val="Compact"/>
-              <w:jc w:val="left"/>
             </w:pPr>
             <w:r>
               <w:t xml:space="preserve">Wildcard mask</w:t>
@@ -6599,7 +6306,6 @@
           <w:p>
             <w:pPr>
               <w:pStyle w:val="Compact"/>
-              <w:jc w:val="left"/>
             </w:pPr>
             <w:r>
               <w:t xml:space="preserve">Inverso de la máscara de subred (0=fijo, 1=libre)</w:t>
@@ -6613,7 +6319,6 @@
           <w:p>
             <w:pPr>
               <w:pStyle w:val="Compact"/>
-              <w:jc w:val="left"/>
             </w:pPr>
             <w:r>
               <w:t xml:space="preserve">Host exacto</w:t>
@@ -6625,7 +6330,6 @@
           <w:p>
             <w:pPr>
               <w:pStyle w:val="Compact"/>
-              <w:jc w:val="left"/>
             </w:pPr>
             <w:r>
               <w:t xml:space="preserve">Wildcard</w:t>
@@ -6651,7 +6355,6 @@
           <w:p>
             <w:pPr>
               <w:pStyle w:val="Compact"/>
-              <w:jc w:val="left"/>
             </w:pPr>
             <w:r>
               <w:t xml:space="preserve">Contadores de hits</w:t>
@@ -6663,7 +6366,6 @@
           <w:p>
             <w:pPr>
               <w:pStyle w:val="Compact"/>
-              <w:jc w:val="left"/>
             </w:pPr>
             <w:r>
               <w:t xml:space="preserve">Paquetes que han coincidido con cada línea</w:t>
@@ -6677,7 +6379,6 @@
           <w:p>
             <w:pPr>
               <w:pStyle w:val="Compact"/>
-              <w:jc w:val="left"/>
             </w:pPr>
             <w:r>
               <w:t xml:space="preserve">ip access-group</w:t>
@@ -6689,7 +6390,6 @@
           <w:p>
             <w:pPr>
               <w:pStyle w:val="Compact"/>
-              <w:jc w:val="left"/>
             </w:pPr>
             <w:r>
               <w:t xml:space="preserve">Aplica la ACL numerada a la interfaz</w:t>
@@ -6703,7 +6403,6 @@
           <w:p>
             <w:pPr>
               <w:pStyle w:val="Compact"/>
-              <w:jc w:val="left"/>
             </w:pPr>
             <w:r>
               <w:t xml:space="preserve">ACL estándar</w:t>
@@ -6715,7 +6414,6 @@
           <w:p>
             <w:pPr>
               <w:pStyle w:val="Compact"/>
-              <w:jc w:val="left"/>
             </w:pPr>
             <w:r>
               <w:t xml:space="preserve">Filtra por IP origen, rango 1-99</w:t>
@@ -6741,7 +6439,7 @@
       <w:r>
         <w:t xml:space="preserve"> </w:t>
       </w:r>
-      <w:hyperlink r:id="rId43">
+      <w:hyperlink r:id="rId32">
         <w:r>
           <w:rPr>
             <w:rStyle w:val="Hyperlink"/>
@@ -6768,7 +6466,7 @@
       <w:r>
         <w:t xml:space="preserve"> </w:t>
       </w:r>
-      <w:hyperlink r:id="rId24">
+      <w:hyperlink r:id="rId13">
         <w:r>
           <w:rPr>
             <w:rStyle w:val="Hyperlink"/>
@@ -6795,7 +6493,7 @@
       <w:r>
         <w:t xml:space="preserve"> </w:t>
       </w:r>
-      <w:hyperlink r:id="rId26">
+      <w:hyperlink r:id="rId15">
         <w:r>
           <w:rPr>
             <w:rStyle w:val="Hyperlink"/>
@@ -6804,9 +6502,9 @@
         </w:r>
       </w:hyperlink>
     </w:p>
-    <w:bookmarkEnd w:id="62"/>
-    <w:bookmarkEnd w:id="63"/>
-    <w:bookmarkStart w:id="73" w:name="acl-extendida-y-nombrada"/>
+    <w:bookmarkEnd w:id="57"/>
+    <w:bookmarkEnd w:id="58"/>
+    <w:bookmarkStart w:id="68" w:name="acl-extendida-y-nombrada"/>
     <w:p>
       <w:pPr>
         <w:pStyle w:val="Heading1"/>
@@ -6870,7 +6568,7 @@
         </w:pict>
       </w:r>
     </w:p>
-    <w:bookmarkStart w:id="64" w:name="la-idea-en-una-frase-3"/>
+    <w:bookmarkStart w:id="59" w:name="la-idea-en-una-frase-3"/>
     <w:p>
       <w:pPr>
         <w:pStyle w:val="Heading2"/>
@@ -6990,13 +6688,7 @@
         <w:t xml:space="preserve"> </w:t>
       </w:r>
       <w:r>
-        <w:t xml:space="preserve">“</w:t>
-      </w:r>
-      <w:r>
-        <w:t xml:space="preserve">HTTP solo hacia Google, en horario laboral, y que vuelva el tráfico de retorno</w:t>
-      </w:r>
-      <w:r>
-        <w:t xml:space="preserve">”</w:t>
+        <w:t xml:space="preserve">“HTTP solo hacia Google, en horario laboral, y que vuelva el tráfico de retorno”</w:t>
       </w:r>
       <w:r>
         <w:t xml:space="preserve">.</w:t>
@@ -7009,8 +6701,8 @@
         </w:pict>
       </w:r>
     </w:p>
-    <w:bookmarkEnd w:id="64"/>
-    <w:bookmarkStart w:id="65" w:name="sintaxis-extendida-más-campos-más-poder"/>
+    <w:bookmarkEnd w:id="59"/>
+    <w:bookmarkStart w:id="60" w:name="sintaxis-extendida-más-campos-más-poder"/>
     <w:p>
       <w:pPr>
         <w:pStyle w:val="Heading2"/>
@@ -7300,7 +6992,6 @@
       <w:tblPr>
         <w:tblStyle w:val="Table"/>
         <w:tblW w:type="pct" w:w="5000"/>
-        <w:jc w:val="left"/>
         <w:tblLayout w:type="fixed"/>
         <w:tblLook w:firstRow="1" w:lastRow="0" w:firstColumn="0" w:lastColumn="0" w:noHBand="0" w:noVBand="0" w:val="0020"/>
       </w:tblPr>
@@ -7317,7 +7008,6 @@
           <w:p>
             <w:pPr>
               <w:pStyle w:val="Compact"/>
-              <w:jc w:val="left"/>
             </w:pPr>
             <w:r>
               <w:t xml:space="preserve">Trozo del comando</w:t>
@@ -7329,7 +7019,6 @@
           <w:p>
             <w:pPr>
               <w:pStyle w:val="Compact"/>
-              <w:jc w:val="left"/>
             </w:pPr>
             <w:r>
               <w:t xml:space="preserve">Significado</w:t>
@@ -7343,7 +7032,6 @@
           <w:p>
             <w:pPr>
               <w:pStyle w:val="Compact"/>
-              <w:jc w:val="left"/>
             </w:pPr>
             <w:r>
               <w:rPr>
@@ -7358,7 +7046,6 @@
           <w:p>
             <w:pPr>
               <w:pStyle w:val="Compact"/>
-              <w:jc w:val="left"/>
             </w:pPr>
             <w:r>
               <w:t xml:space="preserve">Deja pasar TCP originado en la /24</w:t>
@@ -7372,7 +7059,6 @@
           <w:p>
             <w:pPr>
               <w:pStyle w:val="Compact"/>
-              <w:jc w:val="left"/>
             </w:pPr>
             <w:r>
               <w:rPr>
@@ -7387,7 +7073,6 @@
           <w:p>
             <w:pPr>
               <w:pStyle w:val="Compact"/>
-              <w:jc w:val="left"/>
             </w:pPr>
             <w:r>
               <w:t xml:space="preserve">Con destino</w:t>
@@ -7433,7 +7118,6 @@
           <w:p>
             <w:pPr>
               <w:pStyle w:val="Compact"/>
-              <w:jc w:val="left"/>
             </w:pPr>
             <w:r>
               <w:rPr>
@@ -7448,7 +7132,6 @@
           <w:p>
             <w:pPr>
               <w:pStyle w:val="Compact"/>
-              <w:jc w:val="left"/>
             </w:pPr>
             <w:r>
               <w:t xml:space="preserve">Y UDP a cualquier destino en el puerto 53 (DNS)</w:t>
@@ -7462,7 +7145,6 @@
           <w:p>
             <w:pPr>
               <w:pStyle w:val="Compact"/>
-              <w:jc w:val="left"/>
             </w:pPr>
             <w:r>
               <w:rPr>
@@ -7477,7 +7159,6 @@
           <w:p>
             <w:pPr>
               <w:pStyle w:val="Compact"/>
-              <w:jc w:val="left"/>
             </w:pPr>
             <w:r>
               <w:t xml:space="preserve">El resto, fuera (un deny final explícito con el que cerramos)</w:t>
@@ -7543,8 +7224,8 @@
         </w:pict>
       </w:r>
     </w:p>
-    <w:bookmarkEnd w:id="65"/>
-    <w:bookmarkStart w:id="66" w:name="acl-nombrada-la-lista-con-nombre-propio"/>
+    <w:bookmarkEnd w:id="60"/>
+    <w:bookmarkStart w:id="61" w:name="acl-nombrada-la-lista-con-nombre-propio"/>
     <w:p>
       <w:pPr>
         <w:pStyle w:val="Heading2"/>
@@ -7940,8 +7621,8 @@
         </w:pict>
       </w:r>
     </w:p>
-    <w:bookmarkEnd w:id="66"/>
-    <w:bookmarkStart w:id="67" w:name="Xbb13bda028c8fcdd865b5db5556c3dd2c129e77"/>
+    <w:bookmarkEnd w:id="61"/>
+    <w:bookmarkStart w:id="62" w:name="Xbb13bda028c8fcdd865b5db5556c3dd2c129e77"/>
     <w:p>
       <w:pPr>
         <w:pStyle w:val="Heading2"/>
@@ -8470,8 +8151,8 @@
         </w:pict>
       </w:r>
     </w:p>
-    <w:bookmarkEnd w:id="67"/>
-    <w:bookmarkStart w:id="68" w:name="X8f724c9cfefc35c27d8385403e56e68dd86a5d1"/>
+    <w:bookmarkEnd w:id="62"/>
+    <w:bookmarkStart w:id="63" w:name="X8f724c9cfefc35c27d8385403e56e68dd86a5d1"/>
     <w:p>
       <w:pPr>
         <w:pStyle w:val="Heading2"/>
@@ -8645,7 +8326,6 @@
       <w:tblPr>
         <w:tblStyle w:val="Table"/>
         <w:tblW w:type="auto" w:w="0"/>
-        <w:jc w:val="left"/>
         <w:tblLook w:firstRow="1" w:lastRow="0" w:firstColumn="0" w:lastColumn="0" w:noHBand="0" w:noVBand="0" w:val="0020"/>
       </w:tblPr>
       <w:tblGrid>
@@ -8662,7 +8342,6 @@
           <w:p>
             <w:pPr>
               <w:pStyle w:val="Compact"/>
-              <w:jc w:val="left"/>
             </w:pPr>
             <w:r>
               <w:t xml:space="preserve">Estado del paquete</w:t>
@@ -8674,7 +8353,6 @@
           <w:p>
             <w:pPr>
               <w:pStyle w:val="Compact"/>
-              <w:jc w:val="left"/>
             </w:pPr>
             <w:r>
               <w:t xml:space="preserve">Flag</w:t>
@@ -8686,7 +8364,6 @@
           <w:p>
             <w:pPr>
               <w:pStyle w:val="Compact"/>
-              <w:jc w:val="left"/>
             </w:pPr>
             <w:r>
               <w:t xml:space="preserve">¿Pasa con</w:t>
@@ -8712,7 +8389,6 @@
           <w:p>
             <w:pPr>
               <w:pStyle w:val="Compact"/>
-              <w:jc w:val="left"/>
             </w:pPr>
             <w:r>
               <w:t xml:space="preserve">Nueva conexión entrante</w:t>
@@ -8724,7 +8400,6 @@
           <w:p>
             <w:pPr>
               <w:pStyle w:val="Compact"/>
-              <w:jc w:val="left"/>
             </w:pPr>
             <w:r>
               <w:t xml:space="preserve">SYN</w:t>
@@ -8736,7 +8411,6 @@
           <w:p>
             <w:pPr>
               <w:pStyle w:val="Compact"/>
-              <w:jc w:val="left"/>
             </w:pPr>
             <w:r>
               <w:t xml:space="preserve">❌ Se bloquea</w:t>
@@ -8750,7 +8424,6 @@
           <w:p>
             <w:pPr>
               <w:pStyle w:val="Compact"/>
-              <w:jc w:val="left"/>
             </w:pPr>
             <w:r>
               <w:t xml:space="preserve">Retorno de conexión iniciada por ti</w:t>
@@ -8762,7 +8435,6 @@
           <w:p>
             <w:pPr>
               <w:pStyle w:val="Compact"/>
-              <w:jc w:val="left"/>
             </w:pPr>
             <w:r>
               <w:t xml:space="preserve">ACK</w:t>
@@ -8774,7 +8446,6 @@
           <w:p>
             <w:pPr>
               <w:pStyle w:val="Compact"/>
-              <w:jc w:val="left"/>
             </w:pPr>
             <w:r>
               <w:t xml:space="preserve">✅ Pasa</w:t>
@@ -8790,8 +8461,8 @@
         </w:pict>
       </w:r>
     </w:p>
-    <w:bookmarkEnd w:id="68"/>
-    <w:bookmarkStart w:id="69" w:name="verificación-y-troubleshooting"/>
+    <w:bookmarkEnd w:id="63"/>
+    <w:bookmarkStart w:id="64" w:name="verificación-y-troubleshooting"/>
     <w:p>
       <w:pPr>
         <w:pStyle w:val="Heading2"/>
@@ -9030,13 +8701,7 @@
         <w:t xml:space="preserve"> </w:t>
       </w:r>
       <w:r>
-        <w:t xml:space="preserve">“</w:t>
-      </w:r>
-      <w:r>
-        <w:t xml:space="preserve">lo no listado</w:t>
-      </w:r>
-      <w:r>
-        <w:t xml:space="preserve">”</w:t>
+        <w:t xml:space="preserve">“lo no listado”</w:t>
       </w:r>
       <w:r>
         <w:t xml:space="preserve"> </w:t>
@@ -9072,21 +8737,7 @@
           <w:b/>
           <w:bCs/>
         </w:rPr>
-        <w:t xml:space="preserve">“</w:t>
-      </w:r>
-      <w:r>
-        <w:rPr>
-          <w:b/>
-          <w:bCs/>
-        </w:rPr>
-        <w:t xml:space="preserve">no funciona</w:t>
-      </w:r>
-      <w:r>
-        <w:rPr>
-          <w:b/>
-          <w:bCs/>
-        </w:rPr>
-        <w:t xml:space="preserve">”</w:t>
+        <w:t xml:space="preserve">“no funciona”</w:t>
       </w:r>
       <w:r>
         <w:t xml:space="preserve"> </w:t>
@@ -9114,8 +8765,8 @@
         </w:pict>
       </w:r>
     </w:p>
-    <w:bookmarkEnd w:id="69"/>
-    <w:bookmarkStart w:id="70" w:name="mini-chequeo-3"/>
+    <w:bookmarkEnd w:id="64"/>
+    <w:bookmarkStart w:id="65" w:name="mini-chequeo-3"/>
     <w:p>
       <w:pPr>
         <w:pStyle w:val="Heading2"/>
@@ -9327,8 +8978,8 @@
         </w:pict>
       </w:r>
     </w:p>
-    <w:bookmarkEnd w:id="70"/>
-    <w:bookmarkStart w:id="71" w:name="resumen-en-3-frases-3"/>
+    <w:bookmarkEnd w:id="65"/>
+    <w:bookmarkStart w:id="66" w:name="resumen-en-3-frases-3"/>
     <w:p>
       <w:pPr>
         <w:pStyle w:val="Heading2"/>
@@ -9444,8 +9095,8 @@
         <w:t xml:space="preserve">revelan dónde se resuelve cada paquete.</w:t>
       </w:r>
     </w:p>
-    <w:bookmarkEnd w:id="71"/>
-    <w:bookmarkStart w:id="72" w:name="vocabulario-rápido-3"/>
+    <w:bookmarkEnd w:id="66"/>
+    <w:bookmarkStart w:id="67" w:name="vocabulario-rápido-3"/>
     <w:p>
       <w:pPr>
         <w:pStyle w:val="Heading2"/>
@@ -9458,7 +9109,6 @@
       <w:tblPr>
         <w:tblStyle w:val="Table"/>
         <w:tblW w:type="pct" w:w="5000"/>
-        <w:jc w:val="left"/>
         <w:tblLayout w:type="fixed"/>
         <w:tblLook w:firstRow="1" w:lastRow="0" w:firstColumn="0" w:lastColumn="0" w:noHBand="0" w:noVBand="0" w:val="0020"/>
       </w:tblPr>
@@ -9475,7 +9125,6 @@
           <w:p>
             <w:pPr>
               <w:pStyle w:val="Compact"/>
-              <w:jc w:val="left"/>
             </w:pPr>
             <w:r>
               <w:t xml:space="preserve">Término</w:t>
@@ -9487,7 +9136,6 @@
           <w:p>
             <w:pPr>
               <w:pStyle w:val="Compact"/>
-              <w:jc w:val="left"/>
             </w:pPr>
             <w:r>
               <w:t xml:space="preserve">Idea general</w:t>
@@ -9501,7 +9149,6 @@
           <w:p>
             <w:pPr>
               <w:pStyle w:val="Compact"/>
-              <w:jc w:val="left"/>
             </w:pPr>
             <w:r>
               <w:t xml:space="preserve">ACL extendida</w:t>
@@ -9513,7 +9160,6 @@
           <w:p>
             <w:pPr>
               <w:pStyle w:val="Compact"/>
-              <w:jc w:val="left"/>
             </w:pPr>
             <w:r>
               <w:t xml:space="preserve">Filtra por origen, destino, protocolo y puerto</w:t>
@@ -9527,7 +9173,6 @@
           <w:p>
             <w:pPr>
               <w:pStyle w:val="Compact"/>
-              <w:jc w:val="left"/>
             </w:pPr>
             <w:r>
               <w:t xml:space="preserve">ACL nombrada</w:t>
@@ -9539,7 +9184,6 @@
           <w:p>
             <w:pPr>
               <w:pStyle w:val="Compact"/>
-              <w:jc w:val="left"/>
             </w:pPr>
             <w:r>
               <w:t xml:space="preserve">Usa un nombre (</w:t>
@@ -9562,7 +9206,6 @@
           <w:p>
             <w:pPr>
               <w:pStyle w:val="Compact"/>
-              <w:jc w:val="left"/>
             </w:pPr>
             <w:r>
               <w:rPr>
@@ -9577,7 +9220,6 @@
           <w:p>
             <w:pPr>
               <w:pStyle w:val="Compact"/>
-              <w:jc w:val="left"/>
             </w:pPr>
             <w:r>
               <w:t xml:space="preserve">Filtra por puerto destino (80, 443, 53…)</w:t>
@@ -9591,7 +9233,6 @@
           <w:p>
             <w:pPr>
               <w:pStyle w:val="Compact"/>
-              <w:jc w:val="left"/>
             </w:pPr>
             <w:r>
               <w:t xml:space="preserve">time-range</w:t>
@@ -9603,7 +9244,6 @@
           <w:p>
             <w:pPr>
               <w:pStyle w:val="Compact"/>
-              <w:jc w:val="left"/>
             </w:pPr>
             <w:r>
               <w:t xml:space="preserve">Ventana horaria (periodic/absolute) que activa o duerme una regla</w:t>
@@ -9617,7 +9257,6 @@
           <w:p>
             <w:pPr>
               <w:pStyle w:val="Compact"/>
-              <w:jc w:val="left"/>
             </w:pPr>
             <w:r>
               <w:t xml:space="preserve">established</w:t>
@@ -9629,7 +9268,6 @@
           <w:p>
             <w:pPr>
               <w:pStyle w:val="Compact"/>
-              <w:jc w:val="left"/>
             </w:pPr>
             <w:r>
               <w:t xml:space="preserve">Permite tráfico TCP de conversaciones ya iniciadas (ACK)</w:t>
@@ -9643,7 +9281,6 @@
           <w:p>
             <w:pPr>
               <w:pStyle w:val="Compact"/>
-              <w:jc w:val="left"/>
             </w:pPr>
             <w:r>
               <w:t xml:space="preserve">Submodo config-ext-nacl</w:t>
@@ -9655,7 +9292,6 @@
           <w:p>
             <w:pPr>
               <w:pStyle w:val="Compact"/>
-              <w:jc w:val="left"/>
             </w:pPr>
             <w:r>
               <w:t xml:space="preserve">Modo para escribir reglas de una ACL nombrada</w:t>
@@ -9681,7 +9317,7 @@
       <w:r>
         <w:t xml:space="preserve"> </w:t>
       </w:r>
-      <w:hyperlink r:id="rId43">
+      <w:hyperlink r:id="rId32">
         <w:r>
           <w:rPr>
             <w:rStyle w:val="Hyperlink"/>
@@ -9708,7 +9344,7 @@
       <w:r>
         <w:t xml:space="preserve"> </w:t>
       </w:r>
-      <w:hyperlink r:id="rId25">
+      <w:hyperlink r:id="rId14">
         <w:r>
           <w:rPr>
             <w:rStyle w:val="Hyperlink"/>
@@ -9735,7 +9371,7 @@
       <w:r>
         <w:t xml:space="preserve"> </w:t>
       </w:r>
-      <w:hyperlink r:id="rId27">
+      <w:hyperlink r:id="rId16">
         <w:r>
           <w:rPr>
             <w:rStyle w:val="Hyperlink"/>
@@ -9744,9 +9380,9 @@
         </w:r>
       </w:hyperlink>
     </w:p>
-    <w:bookmarkEnd w:id="72"/>
-    <w:bookmarkEnd w:id="73"/>
-    <w:bookmarkStart w:id="84" w:name="port-security"/>
+    <w:bookmarkEnd w:id="67"/>
+    <w:bookmarkEnd w:id="68"/>
+    <w:bookmarkStart w:id="79" w:name="port-security"/>
     <w:p>
       <w:pPr>
         <w:pStyle w:val="Heading1"/>
@@ -9810,7 +9446,7 @@
         </w:pict>
       </w:r>
     </w:p>
-    <w:bookmarkStart w:id="75" w:name="la-idea-en-una-frase-4"/>
+    <w:bookmarkStart w:id="70" w:name="la-idea-en-una-frase-4"/>
     <w:p>
       <w:pPr>
         <w:pStyle w:val="Heading2"/>
@@ -9847,7 +9483,7 @@
       <w:r>
         <w:t xml:space="preserve"> </w:t>
       </w:r>
-      <w:hyperlink r:id="rId74">
+      <w:hyperlink r:id="rId69">
         <w:r>
           <w:rPr>
             <w:rStyle w:val="Hyperlink"/>
@@ -9866,8 +9502,8 @@
         </w:pict>
       </w:r>
     </w:p>
-    <w:bookmarkEnd w:id="75"/>
-    <w:bookmarkStart w:id="76" w:name="qué-problema-resuelve"/>
+    <w:bookmarkEnd w:id="70"/>
+    <w:bookmarkStart w:id="71" w:name="qué-problema-resuelve"/>
     <w:p>
       <w:pPr>
         <w:pStyle w:val="Heading2"/>
@@ -9901,7 +9537,6 @@
       <w:tblPr>
         <w:tblStyle w:val="Table"/>
         <w:tblW w:type="pct" w:w="5000"/>
-        <w:jc w:val="left"/>
         <w:tblLayout w:type="fixed"/>
         <w:tblLook w:firstRow="1" w:lastRow="0" w:firstColumn="0" w:lastColumn="0" w:noHBand="0" w:noVBand="0" w:val="0020"/>
       </w:tblPr>
@@ -9918,7 +9553,6 @@
           <w:p>
             <w:pPr>
               <w:pStyle w:val="Compact"/>
-              <w:jc w:val="left"/>
             </w:pPr>
             <w:r>
               <w:t xml:space="preserve">Ataque</w:t>
@@ -9930,7 +9564,6 @@
           <w:p>
             <w:pPr>
               <w:pStyle w:val="Compact"/>
-              <w:jc w:val="left"/>
             </w:pPr>
             <w:r>
               <w:t xml:space="preserve">Mitigación de Port Security</w:t>
@@ -9944,7 +9577,6 @@
           <w:p>
             <w:pPr>
               <w:pStyle w:val="Compact"/>
-              <w:jc w:val="left"/>
             </w:pPr>
             <w:r>
               <w:t xml:space="preserve">CAM flooding (llenar la tabla MAC)</w:t>
@@ -9956,7 +9588,6 @@
           <w:p>
             <w:pPr>
               <w:pStyle w:val="Compact"/>
-              <w:jc w:val="left"/>
             </w:pPr>
             <w:r>
               <w:rPr>
@@ -9979,7 +9610,6 @@
           <w:p>
             <w:pPr>
               <w:pStyle w:val="Compact"/>
-              <w:jc w:val="left"/>
             </w:pPr>
             <w:r>
               <w:t xml:space="preserve">Portátil no autorizado</w:t>
@@ -9991,7 +9621,6 @@
           <w:p>
             <w:pPr>
               <w:pStyle w:val="Compact"/>
-              <w:jc w:val="left"/>
             </w:pPr>
             <w:r>
               <w:rPr>
@@ -10014,7 +9643,6 @@
           <w:p>
             <w:pPr>
               <w:pStyle w:val="Compact"/>
-              <w:jc w:val="left"/>
             </w:pPr>
             <w:r>
               <w:t xml:space="preserve">Switch no administrado conectado</w:t>
@@ -10026,7 +9654,6 @@
           <w:p>
             <w:pPr>
               <w:pStyle w:val="Compact"/>
-              <w:jc w:val="left"/>
             </w:pPr>
             <w:r>
               <w:t xml:space="preserve">Se supera el máximo y el puerto se desactiva</w:t>
@@ -10042,8 +9669,8 @@
         </w:pict>
       </w:r>
     </w:p>
-    <w:bookmarkEnd w:id="76"/>
-    <w:bookmarkStart w:id="77" w:name="configuración-básica"/>
+    <w:bookmarkEnd w:id="71"/>
+    <w:bookmarkStart w:id="72" w:name="configuración-básica"/>
     <w:p>
       <w:pPr>
         <w:pStyle w:val="Heading2"/>
@@ -10259,8 +9886,8 @@
         </w:pict>
       </w:r>
     </w:p>
-    <w:bookmarkEnd w:id="77"/>
-    <w:bookmarkStart w:id="78" w:name="los-parámetros-clave"/>
+    <w:bookmarkEnd w:id="72"/>
+    <w:bookmarkStart w:id="73" w:name="los-parámetros-clave"/>
     <w:p>
       <w:pPr>
         <w:pStyle w:val="Heading2"/>
@@ -10273,7 +9900,6 @@
       <w:tblPr>
         <w:tblStyle w:val="Table"/>
         <w:tblW w:type="pct" w:w="5000"/>
-        <w:jc w:val="left"/>
         <w:tblLayout w:type="fixed"/>
         <w:tblLook w:firstRow="1" w:lastRow="0" w:firstColumn="0" w:lastColumn="0" w:noHBand="0" w:noVBand="0" w:val="0020"/>
       </w:tblPr>
@@ -10290,7 +9916,6 @@
           <w:p>
             <w:pPr>
               <w:pStyle w:val="Compact"/>
-              <w:jc w:val="left"/>
             </w:pPr>
             <w:r>
               <w:t xml:space="preserve">Parámetro</w:t>
@@ -10302,7 +9927,6 @@
           <w:p>
             <w:pPr>
               <w:pStyle w:val="Compact"/>
-              <w:jc w:val="left"/>
             </w:pPr>
             <w:r>
               <w:t xml:space="preserve">Descripción</w:t>
@@ -10316,7 +9940,6 @@
           <w:p>
             <w:pPr>
               <w:pStyle w:val="Compact"/>
-              <w:jc w:val="left"/>
             </w:pPr>
             <w:r>
               <w:rPr>
@@ -10331,7 +9954,6 @@
           <w:p>
             <w:pPr>
               <w:pStyle w:val="Compact"/>
-              <w:jc w:val="left"/>
             </w:pPr>
             <w:r>
               <w:t xml:space="preserve">Nº máximo de MACs permitidas en el puerto (</w:t>
@@ -10355,7 +9977,6 @@
           <w:p>
             <w:pPr>
               <w:pStyle w:val="Compact"/>
-              <w:jc w:val="left"/>
             </w:pPr>
             <w:r>
               <w:rPr>
@@ -10370,7 +9991,6 @@
           <w:p>
             <w:pPr>
               <w:pStyle w:val="Compact"/>
-              <w:jc w:val="left"/>
             </w:pPr>
             <w:r>
               <w:t xml:space="preserve">Aprende la MAC automáticamente y la</w:t>
@@ -10400,7 +10020,6 @@
           <w:p>
             <w:pPr>
               <w:pStyle w:val="Compact"/>
-              <w:jc w:val="left"/>
             </w:pPr>
             <w:r>
               <w:rPr>
@@ -10415,7 +10034,6 @@
           <w:p>
             <w:pPr>
               <w:pStyle w:val="Compact"/>
-              <w:jc w:val="left"/>
             </w:pPr>
             <w:r>
               <w:rPr>
@@ -10439,7 +10057,6 @@
           <w:p>
             <w:pPr>
               <w:pStyle w:val="Compact"/>
-              <w:jc w:val="left"/>
             </w:pPr>
             <w:r>
               <w:rPr>
@@ -10454,7 +10071,6 @@
           <w:p>
             <w:pPr>
               <w:pStyle w:val="Compact"/>
-              <w:jc w:val="left"/>
             </w:pPr>
             <w:r>
               <w:t xml:space="preserve">Descarta el tráfico extra, genera log y contadores, pero</w:t>
@@ -10484,7 +10100,6 @@
           <w:p>
             <w:pPr>
               <w:pStyle w:val="Compact"/>
-              <w:jc w:val="left"/>
             </w:pPr>
             <w:r>
               <w:rPr>
@@ -10499,7 +10114,6 @@
           <w:p>
             <w:pPr>
               <w:pStyle w:val="Compact"/>
-              <w:jc w:val="left"/>
             </w:pPr>
             <w:r>
               <w:t xml:space="preserve">Descarta el tráfico extra</w:t>
@@ -10592,8 +10206,8 @@
         </w:pict>
       </w:r>
     </w:p>
-    <w:bookmarkEnd w:id="78"/>
-    <w:bookmarkStart w:id="79" w:name="la-violación-en-acción"/>
+    <w:bookmarkEnd w:id="73"/>
+    <w:bookmarkStart w:id="74" w:name="la-violación-en-acción"/>
     <w:p>
       <w:pPr>
         <w:pStyle w:val="Heading2"/>
@@ -10884,8 +10498,8 @@
         </w:pict>
       </w:r>
     </w:p>
-    <w:bookmarkEnd w:id="79"/>
-    <w:bookmarkStart w:id="80" w:name="verificación"/>
+    <w:bookmarkEnd w:id="74"/>
+    <w:bookmarkStart w:id="75" w:name="verificación"/>
     <w:p>
       <w:pPr>
         <w:pStyle w:val="Heading2"/>
@@ -10945,7 +10559,6 @@
       <w:tblPr>
         <w:tblStyle w:val="Table"/>
         <w:tblW w:type="pct" w:w="5000"/>
-        <w:jc w:val="left"/>
         <w:tblLayout w:type="fixed"/>
         <w:tblLook w:firstRow="1" w:lastRow="0" w:firstColumn="0" w:lastColumn="0" w:noHBand="0" w:noVBand="0" w:val="0020"/>
       </w:tblPr>
@@ -10962,7 +10575,6 @@
           <w:p>
             <w:pPr>
               <w:pStyle w:val="Compact"/>
-              <w:jc w:val="left"/>
             </w:pPr>
             <w:r>
               <w:t xml:space="preserve">Comando</w:t>
@@ -10974,7 +10586,6 @@
           <w:p>
             <w:pPr>
               <w:pStyle w:val="Compact"/>
-              <w:jc w:val="left"/>
             </w:pPr>
             <w:r>
               <w:t xml:space="preserve">Qué muestra</w:t>
@@ -10988,7 +10599,6 @@
           <w:p>
             <w:pPr>
               <w:pStyle w:val="Compact"/>
-              <w:jc w:val="left"/>
             </w:pPr>
             <w:r>
               <w:rPr>
@@ -11003,7 +10613,6 @@
           <w:p>
             <w:pPr>
               <w:pStyle w:val="Compact"/>
-              <w:jc w:val="left"/>
             </w:pPr>
             <w:r>
               <w:t xml:space="preserve">Resumen de puertos seguros y violaciones</w:t>
@@ -11017,7 +10626,6 @@
           <w:p>
             <w:pPr>
               <w:pStyle w:val="Compact"/>
-              <w:jc w:val="left"/>
             </w:pPr>
             <w:r>
               <w:rPr>
@@ -11032,7 +10640,6 @@
           <w:p>
             <w:pPr>
               <w:pStyle w:val="Compact"/>
-              <w:jc w:val="left"/>
             </w:pPr>
             <w:r>
               <w:t xml:space="preserve">Estado, máximo, MACs actuales y tipo de violación de un puerto</w:t>
@@ -11046,7 +10653,6 @@
           <w:p>
             <w:pPr>
               <w:pStyle w:val="Compact"/>
-              <w:jc w:val="left"/>
             </w:pPr>
             <w:r>
               <w:rPr>
@@ -11061,7 +10667,6 @@
           <w:p>
             <w:pPr>
               <w:pStyle w:val="Compact"/>
-              <w:jc w:val="left"/>
             </w:pPr>
             <w:r>
               <w:t xml:space="preserve">Las MACs marcadas como SECURE (sticky)</w:t>
@@ -11140,8 +10745,8 @@
         </w:pict>
       </w:r>
     </w:p>
-    <w:bookmarkEnd w:id="80"/>
-    <w:bookmarkStart w:id="81" w:name="mini-chequeo-4"/>
+    <w:bookmarkEnd w:id="75"/>
+    <w:bookmarkStart w:id="76" w:name="mini-chequeo-4"/>
     <w:p>
       <w:pPr>
         <w:pStyle w:val="Heading2"/>
@@ -11317,8 +10922,8 @@
         </w:pict>
       </w:r>
     </w:p>
-    <w:bookmarkEnd w:id="81"/>
-    <w:bookmarkStart w:id="82" w:name="resumen-en-3-frases-4"/>
+    <w:bookmarkEnd w:id="76"/>
+    <w:bookmarkStart w:id="77" w:name="resumen-en-3-frases-4"/>
     <w:p>
       <w:pPr>
         <w:pStyle w:val="Heading2"/>
@@ -11390,8 +10995,8 @@
         <w:t xml:space="preserve">) pone el puerto en errdisable; se recupera a mano o con errdisable recovery.</w:t>
       </w:r>
     </w:p>
-    <w:bookmarkEnd w:id="82"/>
-    <w:bookmarkStart w:id="83" w:name="vocabulario-rápido-4"/>
+    <w:bookmarkEnd w:id="77"/>
+    <w:bookmarkStart w:id="78" w:name="vocabulario-rápido-4"/>
     <w:p>
       <w:pPr>
         <w:pStyle w:val="Heading2"/>
@@ -11404,7 +11009,6 @@
       <w:tblPr>
         <w:tblStyle w:val="Table"/>
         <w:tblW w:type="auto" w:w="0"/>
-        <w:jc w:val="left"/>
         <w:tblLook w:firstRow="1" w:lastRow="0" w:firstColumn="0" w:lastColumn="0" w:noHBand="0" w:noVBand="0" w:val="0020"/>
       </w:tblPr>
       <w:tblGrid>
@@ -11420,7 +11024,6 @@
           <w:p>
             <w:pPr>
               <w:pStyle w:val="Compact"/>
-              <w:jc w:val="left"/>
             </w:pPr>
             <w:r>
               <w:t xml:space="preserve">Término</w:t>
@@ -11432,7 +11035,6 @@
           <w:p>
             <w:pPr>
               <w:pStyle w:val="Compact"/>
-              <w:jc w:val="left"/>
             </w:pPr>
             <w:r>
               <w:t xml:space="preserve">Idea general</w:t>
@@ -11446,7 +11048,6 @@
           <w:p>
             <w:pPr>
               <w:pStyle w:val="Compact"/>
-              <w:jc w:val="left"/>
             </w:pPr>
             <w:r>
               <w:t xml:space="preserve">Port Security</w:t>
@@ -11458,7 +11059,6 @@
           <w:p>
             <w:pPr>
               <w:pStyle w:val="Compact"/>
-              <w:jc w:val="left"/>
             </w:pPr>
             <w:r>
               <w:t xml:space="preserve">Técnica que limita MACs por puerto</w:t>
@@ -11472,7 +11072,6 @@
           <w:p>
             <w:pPr>
               <w:pStyle w:val="Compact"/>
-              <w:jc w:val="left"/>
             </w:pPr>
             <w:r>
               <w:t xml:space="preserve">maximum</w:t>
@@ -11484,7 +11083,6 @@
           <w:p>
             <w:pPr>
               <w:pStyle w:val="Compact"/>
-              <w:jc w:val="left"/>
             </w:pPr>
             <w:r>
               <w:t xml:space="preserve">Nº máximo de MACs permitidas</w:t>
@@ -11498,7 +11096,6 @@
           <w:p>
             <w:pPr>
               <w:pStyle w:val="Compact"/>
-              <w:jc w:val="left"/>
             </w:pPr>
             <w:r>
               <w:t xml:space="preserve">Sticky MAC</w:t>
@@ -11510,7 +11107,6 @@
           <w:p>
             <w:pPr>
               <w:pStyle w:val="Compact"/>
-              <w:jc w:val="left"/>
             </w:pPr>
             <w:r>
               <w:t xml:space="preserve">MAC aprendida y guardada como permanente</w:t>
@@ -11524,7 +11120,6 @@
           <w:p>
             <w:pPr>
               <w:pStyle w:val="Compact"/>
-              <w:jc w:val="left"/>
             </w:pPr>
             <w:r>
               <w:t xml:space="preserve">Violación</w:t>
@@ -11536,7 +11131,6 @@
           <w:p>
             <w:pPr>
               <w:pStyle w:val="Compact"/>
-              <w:jc w:val="left"/>
             </w:pPr>
             <w:r>
               <w:t xml:space="preserve">Superar el máximo permitido en un puerto</w:t>
@@ -11550,7 +11144,6 @@
           <w:p>
             <w:pPr>
               <w:pStyle w:val="Compact"/>
-              <w:jc w:val="left"/>
             </w:pPr>
             <w:r>
               <w:t xml:space="preserve">errdisable</w:t>
@@ -11562,7 +11155,6 @@
           <w:p>
             <w:pPr>
               <w:pStyle w:val="Compact"/>
-              <w:jc w:val="left"/>
             </w:pPr>
             <w:r>
               <w:t xml:space="preserve">Puerto deshabilitado por el switch al detectar un error</w:t>
@@ -11576,7 +11168,6 @@
           <w:p>
             <w:pPr>
               <w:pStyle w:val="Compact"/>
-              <w:jc w:val="left"/>
             </w:pPr>
             <w:r>
               <w:rPr>
@@ -11591,7 +11182,6 @@
           <w:p>
             <w:pPr>
               <w:pStyle w:val="Compact"/>
-              <w:jc w:val="left"/>
             </w:pPr>
             <w:r>
               <w:t xml:space="preserve">Modo que desactiva el puerto al violarse</w:t>
@@ -11617,7 +11207,7 @@
       <w:r>
         <w:t xml:space="preserve"> </w:t>
       </w:r>
-      <w:hyperlink r:id="rId43">
+      <w:hyperlink r:id="rId32">
         <w:r>
           <w:rPr>
             <w:rStyle w:val="Hyperlink"/>
@@ -11644,7 +11234,7 @@
       <w:r>
         <w:t xml:space="preserve"> </w:t>
       </w:r>
-      <w:hyperlink r:id="rId26">
+      <w:hyperlink r:id="rId15">
         <w:r>
           <w:rPr>
             <w:rStyle w:val="Hyperlink"/>
@@ -11671,7 +11261,7 @@
       <w:r>
         <w:t xml:space="preserve"> </w:t>
       </w:r>
-      <w:hyperlink r:id="rId28">
+      <w:hyperlink r:id="rId17">
         <w:r>
           <w:rPr>
             <w:rStyle w:val="Hyperlink"/>
@@ -11680,9 +11270,9 @@
         </w:r>
       </w:hyperlink>
     </w:p>
-    <w:bookmarkEnd w:id="83"/>
-    <w:bookmarkEnd w:id="84"/>
-    <w:bookmarkStart w:id="97" w:name="cierre-consolida-lo-aprendido"/>
+    <w:bookmarkEnd w:id="78"/>
+    <w:bookmarkEnd w:id="79"/>
+    <w:bookmarkStart w:id="92" w:name="cierre-consolida-lo-aprendido"/>
     <w:p>
       <w:pPr>
         <w:pStyle w:val="Heading1"/>
@@ -11756,7 +11346,7 @@
       <w:r>
         <w:t xml:space="preserve"> </w:t>
       </w:r>
-      <w:hyperlink r:id="rId27">
+      <w:hyperlink r:id="rId16">
         <w:r>
           <w:rPr>
             <w:rStyle w:val="Hyperlink"/>
@@ -11778,7 +11368,7 @@
         </w:pict>
       </w:r>
     </w:p>
-    <w:bookmarkStart w:id="85" w:name="sé-el-paquete"/>
+    <w:bookmarkStart w:id="80" w:name="sé-el-paquete"/>
     <w:p>
       <w:pPr>
         <w:pStyle w:val="Heading2"/>
@@ -12021,8 +11611,8 @@
         </w:pict>
       </w:r>
     </w:p>
-    <w:bookmarkEnd w:id="85"/>
-    <w:bookmarkStart w:id="86" w:name="Xa65b68670f24f5cb6d00a714fcd9e709a61a4cb"/>
+    <w:bookmarkEnd w:id="80"/>
+    <w:bookmarkStart w:id="81" w:name="Xa65b68670f24f5cb6d00a714fcd9e709a61a4cb"/>
     <w:p>
       <w:pPr>
         <w:pStyle w:val="Heading2"/>
@@ -12064,13 +11654,7 @@
         <w:t xml:space="preserve"> </w:t>
       </w:r>
       <w:r>
-        <w:t xml:space="preserve">“</w:t>
-      </w:r>
-      <w:r>
-        <w:t xml:space="preserve">que la contabilidad no salga a Internet</w:t>
-      </w:r>
-      <w:r>
-        <w:t xml:space="preserve">”</w:t>
+        <w:t xml:space="preserve">“que la contabilidad no salga a Internet”</w:t>
       </w:r>
       <w:r>
         <w:t xml:space="preserve">, yo basto.</w:t>
@@ -12097,13 +11681,7 @@
         <w:t xml:space="preserve"> </w:t>
       </w:r>
       <w:r>
-        <w:t xml:space="preserve">“</w:t>
-      </w:r>
-      <w:r>
-        <w:t xml:space="preserve">que la contabilidad salga a Internet pero sin FTP, y que nadie de invitados toque el puerto 23</w:t>
-      </w:r>
-      <w:r>
-        <w:t xml:space="preserve">”</w:t>
+        <w:t xml:space="preserve">“que la contabilidad salga a Internet pero sin FTP, y que nadie de invitados toque el puerto 23”</w:t>
       </w:r>
       <w:r>
         <w:t xml:space="preserve">, me necesitas a mí: origen, destino, protocolo y puerto.</w:t>
@@ -12232,8 +11810,8 @@
         </w:pict>
       </w:r>
     </w:p>
-    <w:bookmarkEnd w:id="86"/>
-    <w:bookmarkStart w:id="87" w:name="quién-soy"/>
+    <w:bookmarkEnd w:id="81"/>
+    <w:bookmarkStart w:id="82" w:name="quién-soy"/>
     <w:p>
       <w:pPr>
         <w:pStyle w:val="Heading2"/>
@@ -12404,8 +11982,8 @@
         </w:pict>
       </w:r>
     </w:p>
-    <w:bookmarkEnd w:id="87"/>
-    <w:bookmarkStart w:id="88" w:name="X180b414e61e00d5cb3d6748bb945e3a6a97a860"/>
+    <w:bookmarkEnd w:id="82"/>
+    <w:bookmarkStart w:id="83" w:name="X180b414e61e00d5cb3d6748bb945e3a6a97a860"/>
     <w:p>
       <w:pPr>
         <w:pStyle w:val="Heading2"/>
@@ -12417,13 +11995,7 @@
         <w:t xml:space="preserve"> </w:t>
       </w:r>
       <w:r>
-        <w:t xml:space="preserve">“</w:t>
-      </w:r>
-      <w:r>
-        <w:t xml:space="preserve">Puse la ACL y la red entera se cayó</w:t>
-      </w:r>
-      <w:r>
-        <w:t xml:space="preserve">”</w:t>
+        <w:t xml:space="preserve">“Puse la ACL y la red entera se cayó”</w:t>
       </w:r>
     </w:p>
     <w:p>
@@ -12480,13 +12052,7 @@
         <w:t xml:space="preserve"> </w:t>
       </w:r>
       <w:r>
-        <w:t xml:space="preserve">“</w:t>
-      </w:r>
-      <w:r>
-        <w:t xml:space="preserve">permitir solo X</w:t>
-      </w:r>
-      <w:r>
-        <w:t xml:space="preserve">”</w:t>
+        <w:t xml:space="preserve">“permitir solo X”</w:t>
       </w:r>
       <w:r>
         <w:t xml:space="preserve"> </w:t>
@@ -12498,13 +12064,7 @@
         <w:t xml:space="preserve"> </w:t>
       </w:r>
       <w:r>
-        <w:t xml:space="preserve">“</w:t>
-      </w:r>
-      <w:r>
-        <w:t xml:space="preserve">negar explícitamente el resto o confiar en el implícito</w:t>
-      </w:r>
-      <w:r>
-        <w:t xml:space="preserve">”</w:t>
+        <w:t xml:space="preserve">“negar explícitamente el resto o confiar en el implícito”</w:t>
       </w:r>
       <w:r>
         <w:t xml:space="preserve">. Y si la escribiste al revés de lo planeado, permitiste lo que querías negar.</w:t>
@@ -12565,13 +12125,7 @@
         <w:t xml:space="preserve"> </w:t>
       </w:r>
       <w:r>
-        <w:t xml:space="preserve">“</w:t>
-      </w:r>
-      <w:r>
-        <w:t xml:space="preserve">en caliente</w:t>
-      </w:r>
-      <w:r>
-        <w:t xml:space="preserve">”</w:t>
+        <w:t xml:space="preserve">“en caliente”</w:t>
       </w:r>
       <w:r>
         <w:t xml:space="preserve">. Los tres errores clásicos, en un solo incidente.</w:t>
@@ -12584,8 +12138,8 @@
         </w:pict>
       </w:r>
     </w:p>
-    <w:bookmarkEnd w:id="88"/>
-    <w:bookmarkStart w:id="89" w:name="X984e5d87c17268288c8a4463e8f0318d93cdfd1"/>
+    <w:bookmarkEnd w:id="83"/>
+    <w:bookmarkStart w:id="84" w:name="X984e5d87c17268288c8a4463e8f0318d93cdfd1"/>
     <w:p>
       <w:pPr>
         <w:pStyle w:val="Heading2"/>
@@ -13040,8 +12594,8 @@
         </w:pict>
       </w:r>
     </w:p>
-    <w:bookmarkEnd w:id="89"/>
-    <w:bookmarkStart w:id="90" w:name="logros-de-esta-unidad"/>
+    <w:bookmarkEnd w:id="84"/>
+    <w:bookmarkStart w:id="85" w:name="logros-de-esta-unidad"/>
     <w:p>
       <w:pPr>
         <w:pStyle w:val="Heading2"/>
@@ -13054,7 +12608,6 @@
       <w:tblPr>
         <w:tblStyle w:val="Table"/>
         <w:tblW w:type="pct" w:w="5000"/>
-        <w:jc w:val="left"/>
         <w:tblLayout w:type="fixed"/>
         <w:tblLook w:firstRow="1" w:lastRow="0" w:firstColumn="0" w:lastColumn="0" w:noHBand="0" w:noVBand="0" w:val="0020"/>
       </w:tblPr>
@@ -13071,7 +12624,6 @@
           <w:p>
             <w:pPr>
               <w:pStyle w:val="Compact"/>
-              <w:jc w:val="left"/>
             </w:pPr>
             <w:r>
               <w:t xml:space="preserve">Logro</w:t>
@@ -13083,7 +12635,6 @@
           <w:p>
             <w:pPr>
               <w:pStyle w:val="Compact"/>
-              <w:jc w:val="left"/>
             </w:pPr>
             <w:r>
               <w:t xml:space="preserve">Cómo conseguirlo</w:t>
@@ -13097,7 +12648,6 @@
           <w:p>
             <w:pPr>
               <w:pStyle w:val="Compact"/>
-              <w:jc w:val="left"/>
             </w:pPr>
             <w:r>
               <w:t xml:space="preserve">🏅</w:t>
@@ -13119,7 +12669,6 @@
           <w:p>
             <w:pPr>
               <w:pStyle w:val="Compact"/>
-              <w:jc w:val="left"/>
             </w:pPr>
             <w:r>
               <w:t xml:space="preserve">Las 4 políticas del laboratorio verificadas a la primera</w:t>
@@ -13133,7 +12682,6 @@
           <w:p>
             <w:pPr>
               <w:pStyle w:val="Compact"/>
-              <w:jc w:val="left"/>
             </w:pPr>
             <w:r>
               <w:t xml:space="preserve">🏅</w:t>
@@ -13155,7 +12703,6 @@
           <w:p>
             <w:pPr>
               <w:pStyle w:val="Compact"/>
-              <w:jc w:val="left"/>
             </w:pPr>
             <w:r>
               <w:t xml:space="preserve">Convertir 5 máscaras a wildcards sin papel</w:t>
@@ -13169,7 +12716,6 @@
           <w:p>
             <w:pPr>
               <w:pStyle w:val="Compact"/>
-              <w:jc w:val="left"/>
             </w:pPr>
             <w:r>
               <w:t xml:space="preserve">🏅</w:t>
@@ -13191,7 +12737,6 @@
           <w:p>
             <w:pPr>
               <w:pStyle w:val="Compact"/>
-              <w:jc w:val="left"/>
             </w:pPr>
             <w:r>
               <w:t xml:space="preserve">Justificar la colocación de cada ACL (estándar cerca del destino, extendida cerca del origen)</w:t>
@@ -13205,7 +12750,6 @@
           <w:p>
             <w:pPr>
               <w:pStyle w:val="Compact"/>
-              <w:jc w:val="left"/>
             </w:pPr>
             <w:r>
               <w:t xml:space="preserve">🏅</w:t>
@@ -13227,7 +12771,6 @@
           <w:p>
             <w:pPr>
               <w:pStyle w:val="Compact"/>
-              <w:jc w:val="left"/>
             </w:pPr>
             <w:r>
               <w:t xml:space="preserve">Port Security con shutdown y violación documentada</w:t>
@@ -13243,8 +12786,8 @@
         </w:pict>
       </w:r>
     </w:p>
-    <w:bookmarkEnd w:id="90"/>
-    <w:bookmarkStart w:id="91" w:name="atrévete-a-pensar"/>
+    <w:bookmarkEnd w:id="85"/>
+    <w:bookmarkStart w:id="86" w:name="atrévete-a-pensar"/>
     <w:p>
       <w:pPr>
         <w:pStyle w:val="Heading2"/>
@@ -13268,13 +12811,7 @@
         <w:t xml:space="preserve"> </w:t>
       </w:r>
       <w:r>
-        <w:t xml:space="preserve">“</w:t>
-      </w:r>
-      <w:r>
-        <w:t xml:space="preserve">solo la VLAN 10 puede administrar el router por SSH</w:t>
-      </w:r>
-      <w:r>
-        <w:t xml:space="preserve">”</w:t>
+        <w:t xml:space="preserve">“solo la VLAN 10 puede administrar el router por SSH”</w:t>
       </w:r>
       <w:r>
         <w:t xml:space="preserve">. ¿Dónde lo implementas: ACL de interfaz o access-class en VTY? ¿Por qué?</w:t>
@@ -13307,13 +12844,7 @@
         <w:t xml:space="preserve"> </w:t>
       </w:r>
       <w:r>
-        <w:t xml:space="preserve">“</w:t>
-      </w:r>
-      <w:r>
-        <w:t xml:space="preserve">a medias</w:t>
-      </w:r>
-      <w:r>
-        <w:t xml:space="preserve">”</w:t>
+        <w:t xml:space="preserve">“a medias”</w:t>
       </w:r>
       <w:r>
         <w:t xml:space="preserve"> </w:t>
@@ -13373,7 +12904,7 @@
         <w:rPr>
           <w:rStyle w:val="VerbatimChar"/>
         </w:rPr>
-        <w:t xml:space="preserve">   access-list 130 permit tcp 192.168.99.0 0.0.0.255 host 192.168.20.10 eq 80</w:t>
+        <w:t xml:space="preserve">access-list 130 permit tcp 192.168.99.0 0.0.0.255 host 192.168.20.10 eq 80</w:t>
       </w:r>
       <w:r>
         <w:br/>
@@ -13382,7 +12913,7 @@
         <w:rPr>
           <w:rStyle w:val="VerbatimChar"/>
         </w:rPr>
-        <w:t xml:space="preserve">   access-list 130 permit tcp 192.168.99.0 0.0.0.255 host 192.168.20.10 eq 443</w:t>
+        <w:t xml:space="preserve">access-list 130 permit tcp 192.168.99.0 0.0.0.255 host 192.168.20.10 eq 443</w:t>
       </w:r>
       <w:r>
         <w:br/>
@@ -13391,7 +12922,7 @@
         <w:rPr>
           <w:rStyle w:val="VerbatimChar"/>
         </w:rPr>
-        <w:t xml:space="preserve">   access-list 130 deny   ip  192.168.99.0 0.0.0.255 192.168.20.0 0.0.0.255</w:t>
+        <w:t xml:space="preserve">access-list 130 deny   ip  192.168.99.0 0.0.0.255 192.168.20.0 0.0.0.255</w:t>
       </w:r>
       <w:r>
         <w:br/>
@@ -13400,7 +12931,7 @@
         <w:rPr>
           <w:rStyle w:val="VerbatimChar"/>
         </w:rPr>
-        <w:t xml:space="preserve">   access-list 130 permit ip  192.168.99.0 0.0.0.255 any</w:t>
+        <w:t xml:space="preserve">access-list 130 permit ip  192.168.99.0 0.0.0.255 any</w:t>
       </w:r>
     </w:p>
     <w:p>
@@ -13475,13 +13006,7 @@
         <w:t xml:space="preserve"> </w:t>
       </w:r>
       <w:r>
-        <w:t xml:space="preserve">“</w:t>
-      </w:r>
-      <w:r>
-        <w:t xml:space="preserve">a medias</w:t>
-      </w:r>
-      <w:r>
-        <w:t xml:space="preserve">”</w:t>
+        <w:t xml:space="preserve">“a medias”</w:t>
       </w:r>
       <w:r>
         <w:t xml:space="preserve">: hay que cuidar qué mensajes ICMP se bloquean (y por eso ICMP no se bloquea a lo bruto).</w:t>
@@ -13542,8 +13067,8 @@
         </w:pict>
       </w:r>
     </w:p>
-    <w:bookmarkEnd w:id="91"/>
-    <w:bookmarkStart w:id="92" w:name="crucigrama-de-bits"/>
+    <w:bookmarkEnd w:id="86"/>
+    <w:bookmarkStart w:id="87" w:name="crucigrama-de-bits"/>
     <w:p>
       <w:pPr>
         <w:pStyle w:val="Heading2"/>
@@ -13689,8 +13214,8 @@
         </w:pict>
       </w:r>
     </w:p>
-    <w:bookmarkEnd w:id="92"/>
-    <w:bookmarkStart w:id="93" w:name="preguntas-de-entrevista-de-trabajo"/>
+    <w:bookmarkEnd w:id="87"/>
+    <w:bookmarkStart w:id="88" w:name="preguntas-de-entrevista-de-trabajo"/>
     <w:p>
       <w:pPr>
         <w:pStyle w:val="Heading2"/>
@@ -13712,21 +13237,7 @@
           <w:b/>
           <w:bCs/>
         </w:rPr>
-        <w:t xml:space="preserve">“</w:t>
-      </w:r>
-      <w:r>
-        <w:rPr>
-          <w:b/>
-          <w:bCs/>
-        </w:rPr>
-        <w:t xml:space="preserve">¿Diferencia entre ACL estándar y extendida y dónde colocarías cada una?</w:t>
-      </w:r>
-      <w:r>
-        <w:rPr>
-          <w:b/>
-          <w:bCs/>
-        </w:rPr>
-        <w:t xml:space="preserve">”</w:t>
+        <w:t xml:space="preserve">“¿Diferencia entre ACL estándar y extendida y dónde colocarías cada una?”</w:t>
       </w:r>
     </w:p>
     <w:p>
@@ -13742,21 +13253,7 @@
           <w:b/>
           <w:bCs/>
         </w:rPr>
-        <w:t xml:space="preserve">“</w:t>
-      </w:r>
-      <w:r>
-        <w:rPr>
-          <w:b/>
-          <w:bCs/>
-        </w:rPr>
-        <w:t xml:space="preserve">Escríbeme una ACL que bloquee el telnet a un servidor pero permita SSH.</w:t>
-      </w:r>
-      <w:r>
-        <w:rPr>
-          <w:b/>
-          <w:bCs/>
-        </w:rPr>
-        <w:t xml:space="preserve">”</w:t>
+        <w:t xml:space="preserve">“Escríbeme una ACL que bloquee el telnet a un servidor pero permita SSH.”</w:t>
       </w:r>
     </w:p>
     <w:p>
@@ -13772,21 +13269,7 @@
           <w:b/>
           <w:bCs/>
         </w:rPr>
-        <w:t xml:space="preserve">“</w:t>
-      </w:r>
-      <w:r>
-        <w:rPr>
-          <w:b/>
-          <w:bCs/>
-        </w:rPr>
-        <w:t xml:space="preserve">¿Qué es el deny implícito y qué consecuencias tiene al editar una ACL numerada?</w:t>
-      </w:r>
-      <w:r>
-        <w:rPr>
-          <w:b/>
-          <w:bCs/>
-        </w:rPr>
-        <w:t xml:space="preserve">”</w:t>
+        <w:t xml:space="preserve">“¿Qué es el deny implícito y qué consecuencias tiene al editar una ACL numerada?”</w:t>
       </w:r>
     </w:p>
     <w:p>
@@ -13802,21 +13285,7 @@
           <w:b/>
           <w:bCs/>
         </w:rPr>
-        <w:t xml:space="preserve">“</w:t>
-      </w:r>
-      <w:r>
-        <w:rPr>
-          <w:b/>
-          <w:bCs/>
-        </w:rPr>
-        <w:t xml:space="preserve">¿Cómo protegerías el acceso de administración de un router Cisco?</w:t>
-      </w:r>
-      <w:r>
-        <w:rPr>
-          <w:b/>
-          <w:bCs/>
-        </w:rPr>
-        <w:t xml:space="preserve">”</w:t>
+        <w:t xml:space="preserve">“¿Cómo protegerías el acceso de administración de un router Cisco?”</w:t>
       </w:r>
     </w:p>
     <w:p>
@@ -13832,21 +13301,7 @@
           <w:b/>
           <w:bCs/>
         </w:rPr>
-        <w:t xml:space="preserve">“</w:t>
-      </w:r>
-      <w:r>
-        <w:rPr>
-          <w:b/>
-          <w:bCs/>
-        </w:rPr>
-        <w:t xml:space="preserve">¿Qué es Port Security y cuándo lo activarías?</w:t>
-      </w:r>
-      <w:r>
-        <w:rPr>
-          <w:b/>
-          <w:bCs/>
-        </w:rPr>
-        <w:t xml:space="preserve">”</w:t>
+        <w:t xml:space="preserve">“¿Qué es Port Security y cuándo lo activarías?”</w:t>
       </w:r>
     </w:p>
     <w:p>
@@ -13926,8 +13381,8 @@
         </w:pict>
       </w:r>
     </w:p>
-    <w:bookmarkEnd w:id="93"/>
-    <w:bookmarkStart w:id="94" w:name="no-hay-preguntas-tontas"/>
+    <w:bookmarkEnd w:id="88"/>
+    <w:bookmarkStart w:id="89" w:name="no-hay-preguntas-tontas"/>
     <w:p>
       <w:pPr>
         <w:pStyle w:val="Heading2"/>
@@ -14033,21 +13488,7 @@
           <w:b/>
           <w:bCs/>
         </w:rPr>
-        <w:t xml:space="preserve">“</w:t>
-      </w:r>
-      <w:r>
-        <w:rPr>
-          <w:b/>
-          <w:bCs/>
-        </w:rPr>
-        <w:t xml:space="preserve">confiables</w:t>
-      </w:r>
-      <w:r>
-        <w:rPr>
-          <w:b/>
-          <w:bCs/>
-        </w:rPr>
-        <w:t xml:space="preserve">”</w:t>
+        <w:t xml:space="preserve">“confiables”</w:t>
       </w:r>
       <w:r>
         <w:rPr>
@@ -14072,8 +13513,8 @@
         </w:pict>
       </w:r>
     </w:p>
-    <w:bookmarkEnd w:id="94"/>
-    <w:bookmarkStart w:id="95" w:name="poscréditos"/>
+    <w:bookmarkEnd w:id="89"/>
+    <w:bookmarkStart w:id="90" w:name="poscréditos"/>
     <w:p>
       <w:pPr>
         <w:pStyle w:val="Heading2"/>
@@ -14097,21 +13538,7 @@
           <w:i/>
           <w:iCs/>
         </w:rPr>
-        <w:t xml:space="preserve">“</w:t>
-      </w:r>
-      <w:r>
-        <w:rPr>
-          <w:i/>
-          <w:iCs/>
-        </w:rPr>
-        <w:t xml:space="preserve">Las ACLs no son listas de la compra: son leyes con orden, wildcards y un deny implícito que todo lo abarca. Y si tocas lo que no entiendes, la única lista que te espera es la de despidos.</w:t>
-      </w:r>
-      <w:r>
-        <w:rPr>
-          <w:i/>
-          <w:iCs/>
-        </w:rPr>
-        <w:t xml:space="preserve">”</w:t>
+        <w:t xml:space="preserve">“Las ACLs no son listas de la compra: son leyes con orden, wildcards y un deny implícito que todo lo abarca. Y si tocas lo que no entiendes, la única lista que te espera es la de despidos.”</w:t>
       </w:r>
     </w:p>
     <w:p>
@@ -14139,8 +13566,8 @@
         </w:pict>
       </w:r>
     </w:p>
-    <w:bookmarkEnd w:id="95"/>
-    <w:bookmarkStart w:id="96" w:name="criterios-de-evaluación-cubiertos-ra4-1"/>
+    <w:bookmarkEnd w:id="90"/>
+    <w:bookmarkStart w:id="91" w:name="criterios-de-evaluación-cubiertos-ra4-1"/>
     <w:p>
       <w:pPr>
         <w:pStyle w:val="Heading2"/>
@@ -14165,7 +13592,6 @@
       <w:tblPr>
         <w:tblStyle w:val="Table"/>
         <w:tblW w:type="pct" w:w="5000"/>
-        <w:jc w:val="left"/>
         <w:tblLayout w:type="fixed"/>
         <w:tblLook w:firstRow="1" w:lastRow="0" w:firstColumn="0" w:lastColumn="0" w:noHBand="0" w:noVBand="0" w:val="0020"/>
       </w:tblPr>
@@ -14183,7 +13609,6 @@
           <w:p>
             <w:pPr>
               <w:pStyle w:val="Compact"/>
-              <w:jc w:val="left"/>
             </w:pPr>
             <w:r>
               <w:t xml:space="preserve">CE</w:t>
@@ -14195,7 +13620,6 @@
           <w:p>
             <w:pPr>
               <w:pStyle w:val="Compact"/>
-              <w:jc w:val="left"/>
             </w:pPr>
             <w:r>
               <w:t xml:space="preserve">Criterio</w:t>
@@ -14207,7 +13631,6 @@
           <w:p>
             <w:pPr>
               <w:pStyle w:val="Compact"/>
-              <w:jc w:val="left"/>
             </w:pPr>
             <w:r>
               <w:t xml:space="preserve">Cubierto</w:t>
@@ -14221,7 +13644,6 @@
           <w:p>
             <w:pPr>
               <w:pStyle w:val="Compact"/>
-              <w:jc w:val="left"/>
             </w:pPr>
             <w:r>
               <w:t xml:space="preserve">i)</w:t>
@@ -14233,7 +13655,6 @@
           <w:p>
             <w:pPr>
               <w:pStyle w:val="Compact"/>
-              <w:jc w:val="left"/>
             </w:pPr>
             <w:r>
               <w:t xml:space="preserve">Filtrado de tráfico (ACLs)</w:t>
@@ -14245,7 +13666,6 @@
           <w:p>
             <w:pPr>
               <w:pStyle w:val="Compact"/>
-              <w:jc w:val="left"/>
             </w:pPr>
             <w:r>
               <w:t xml:space="preserve">✅ Puntos 1-4 + ⚡ Laboratorio (punto 6)</w:t>
@@ -14259,7 +13679,6 @@
           <w:p>
             <w:pPr>
               <w:pStyle w:val="Compact"/>
-              <w:jc w:val="left"/>
             </w:pPr>
             <w:r>
               <w:t xml:space="preserve">j)</w:t>
@@ -14271,7 +13690,6 @@
           <w:p>
             <w:pPr>
               <w:pStyle w:val="Compact"/>
-              <w:jc w:val="left"/>
             </w:pPr>
             <w:r>
               <w:t xml:space="preserve">Listas de control de acceso</w:t>
@@ -14283,7 +13701,6 @@
           <w:p>
             <w:pPr>
               <w:pStyle w:val="Compact"/>
-              <w:jc w:val="left"/>
             </w:pPr>
             <w:r>
               <w:t xml:space="preserve">✅ Puntos 2-4 + 🧠 Atrévete a pensar (punto 6)</w:t>
@@ -14309,7 +13726,7 @@
       <w:r>
         <w:t xml:space="preserve"> </w:t>
       </w:r>
-      <w:hyperlink r:id="rId43">
+      <w:hyperlink r:id="rId32">
         <w:r>
           <w:rPr>
             <w:rStyle w:val="Hyperlink"/>
@@ -14336,7 +13753,7 @@
       <w:r>
         <w:t xml:space="preserve"> </w:t>
       </w:r>
-      <w:hyperlink r:id="rId27">
+      <w:hyperlink r:id="rId16">
         <w:r>
           <w:rPr>
             <w:rStyle w:val="Hyperlink"/>
@@ -14363,7 +13780,7 @@
       <w:r>
         <w:t xml:space="preserve"> </w:t>
       </w:r>
-      <w:hyperlink r:id="rId33">
+      <w:hyperlink r:id="rId22">
         <w:r>
           <w:rPr>
             <w:rStyle w:val="Hyperlink"/>
@@ -14372,9 +13789,13 @@
         </w:r>
       </w:hyperlink>
     </w:p>
-    <w:bookmarkEnd w:id="96"/>
-    <w:bookmarkEnd w:id="97"/>
-    <w:sectPr/>
+    <w:bookmarkEnd w:id="91"/>
+    <w:bookmarkEnd w:id="92"/>
+    <w:sectPr>
+      <w:footnotePr>
+        <w:numRestart w:val="eachSect"/>
+      </w:footnotePr>
+    </w:sectPr>
   </w:body>
 </w:document>
 </file>
@@ -14412,7 +13833,7 @@
       <w:lvlText w:val=" "/>
       <w:lvlJc w:val="left"/>
       <w:pPr>
-        <w:ind w:left="720" w:hanging="480"/>
+        <w:ind w:left="720" w:hanging="360"/>
       </w:pPr>
     </w:lvl>
     <w:lvl w:ilvl="1">
@@ -14420,7 +13841,7 @@
       <w:lvlText w:val=" "/>
       <w:lvlJc w:val="left"/>
       <w:pPr>
-        <w:ind w:left="1440" w:hanging="480"/>
+        <w:ind w:left="1440" w:hanging="360"/>
       </w:pPr>
     </w:lvl>
     <w:lvl w:ilvl="2">
@@ -14428,7 +13849,7 @@
       <w:lvlText w:val=" "/>
       <w:lvlJc w:val="left"/>
       <w:pPr>
-        <w:ind w:left="2160" w:hanging="480"/>
+        <w:ind w:left="2160" w:hanging="360"/>
       </w:pPr>
     </w:lvl>
     <w:lvl w:ilvl="3">
@@ -14436,7 +13857,7 @@
       <w:lvlText w:val=" "/>
       <w:lvlJc w:val="left"/>
       <w:pPr>
-        <w:ind w:left="2880" w:hanging="480"/>
+        <w:ind w:left="2880" w:hanging="360"/>
       </w:pPr>
     </w:lvl>
     <w:lvl w:ilvl="4">
@@ -14444,7 +13865,7 @@
       <w:lvlText w:val=" "/>
       <w:lvlJc w:val="left"/>
       <w:pPr>
-        <w:ind w:left="3600" w:hanging="480"/>
+        <w:ind w:left="3600" w:hanging="360"/>
       </w:pPr>
     </w:lvl>
     <w:lvl w:ilvl="5">
@@ -14452,7 +13873,7 @@
       <w:lvlText w:val=" "/>
       <w:lvlJc w:val="left"/>
       <w:pPr>
-        <w:ind w:left="4320" w:hanging="480"/>
+        <w:ind w:left="4320" w:hanging="360"/>
       </w:pPr>
     </w:lvl>
     <w:lvl w:ilvl="6">
@@ -14460,7 +13881,7 @@
       <w:lvlText w:val=" "/>
       <w:lvlJc w:val="left"/>
       <w:pPr>
-        <w:ind w:left="5040" w:hanging="480"/>
+        <w:ind w:left="5040" w:hanging="360"/>
       </w:pPr>
     </w:lvl>
     <w:lvl w:ilvl="7">
@@ -14468,7 +13889,7 @@
       <w:lvlText w:val=" "/>
       <w:lvlJc w:val="left"/>
       <w:pPr>
-        <w:ind w:left="5760" w:hanging="480"/>
+        <w:ind w:left="5760" w:hanging="360"/>
       </w:pPr>
     </w:lvl>
     <w:lvl w:ilvl="8">
@@ -14476,7 +13897,7 @@
       <w:lvlText w:val=" "/>
       <w:lvlJc w:val="left"/>
       <w:pPr>
-        <w:ind w:left="6480" w:hanging="480"/>
+        <w:ind w:left="6480" w:hanging="360"/>
       </w:pPr>
     </w:lvl>
   </w:abstractNum>
@@ -14485,75 +13906,102 @@
     <w:multiLevelType w:val="multilevel"/>
     <w:lvl w:ilvl="0">
       <w:numFmt w:val="bullet"/>
-      <w:lvlText w:val="•"/>
+      <w:lvlText w:val=""/>
       <w:lvlJc w:val="left"/>
       <w:pPr>
-        <w:ind w:left="720" w:hanging="480"/>
-      </w:pPr>
+        <w:ind w:left="720" w:hanging="360"/>
+      </w:pPr>
+      <w:rPr>
+        <w:rFonts w:ascii="Symbol" w:hAnsi="Symbol" w:cs="Symbol" w:hint="default"/>
+      </w:rPr>
     </w:lvl>
     <w:lvl w:ilvl="1">
       <w:numFmt w:val="bullet"/>
-      <w:lvlText w:val="–"/>
+      <w:lvlText w:val="o"/>
       <w:lvlJc w:val="left"/>
       <w:pPr>
-        <w:ind w:left="1440" w:hanging="480"/>
-      </w:pPr>
+        <w:ind w:left="1440" w:hanging="360"/>
+      </w:pPr>
+      <w:rPr>
+        <w:rFonts w:ascii="Courier New" w:hAnsi="Courier New" w:cs="Courier New" w:hint="default"/>
+      </w:rPr>
     </w:lvl>
     <w:lvl w:ilvl="2">
       <w:numFmt w:val="bullet"/>
-      <w:lvlText w:val="•"/>
+      <w:lvlText w:val=""/>
       <w:lvlJc w:val="left"/>
       <w:pPr>
-        <w:ind w:left="2160" w:hanging="480"/>
-      </w:pPr>
+        <w:ind w:left="2160" w:hanging="360"/>
+      </w:pPr>
+      <w:rPr>
+        <w:rFonts w:ascii="Wingdings" w:hAnsi="Wingdings" w:cs="Wingdings" w:hint="default"/>
+      </w:rPr>
     </w:lvl>
     <w:lvl w:ilvl="3">
       <w:numFmt w:val="bullet"/>
-      <w:lvlText w:val="–"/>
+      <w:lvlText w:val=""/>
       <w:lvlJc w:val="left"/>
       <w:pPr>
-        <w:ind w:left="2880" w:hanging="480"/>
-      </w:pPr>
+        <w:ind w:left="2880" w:hanging="360"/>
+      </w:pPr>
+      <w:rPr>
+        <w:rFonts w:ascii="Symbol" w:hAnsi="Symbol" w:cs="Symbol" w:hint="default"/>
+      </w:rPr>
     </w:lvl>
     <w:lvl w:ilvl="4">
       <w:numFmt w:val="bullet"/>
-      <w:lvlText w:val="•"/>
+      <w:lvlText w:val="o"/>
       <w:lvlJc w:val="left"/>
       <w:pPr>
-        <w:ind w:left="3600" w:hanging="480"/>
-      </w:pPr>
+        <w:ind w:left="3600" w:hanging="360"/>
+      </w:pPr>
+      <w:rPr>
+        <w:rFonts w:ascii="Courier New" w:hAnsi="Courier New" w:cs="Courier New" w:hint="default"/>
+      </w:rPr>
     </w:lvl>
     <w:lvl w:ilvl="5">
       <w:numFmt w:val="bullet"/>
-      <w:lvlText w:val="–"/>
+      <w:lvlText w:val=""/>
       <w:lvlJc w:val="left"/>
       <w:pPr>
-        <w:ind w:left="4320" w:hanging="480"/>
-      </w:pPr>
+        <w:ind w:left="4320" w:hanging="360"/>
+      </w:pPr>
+      <w:rPr>
+        <w:rFonts w:ascii="Wingdings" w:hAnsi="Wingdings" w:cs="Wingdings" w:hint="default"/>
+      </w:rPr>
     </w:lvl>
     <w:lvl w:ilvl="6">
       <w:numFmt w:val="bullet"/>
-      <w:lvlText w:val="•"/>
+      <w:lvlText w:val=""/>
       <w:lvlJc w:val="left"/>
       <w:pPr>
-        <w:ind w:left="5040" w:hanging="480"/>
-      </w:pPr>
+        <w:ind w:left="5040" w:hanging="360"/>
+      </w:pPr>
+      <w:rPr>
+        <w:rFonts w:ascii="Symbol" w:hAnsi="Symbol" w:cs="Symbol" w:hint="default"/>
+      </w:rPr>
     </w:lvl>
     <w:lvl w:ilvl="7">
       <w:numFmt w:val="bullet"/>
-      <w:lvlText w:val="–"/>
+      <w:lvlText w:val="o"/>
       <w:lvlJc w:val="left"/>
       <w:pPr>
-        <w:ind w:left="5760" w:hanging="480"/>
-      </w:pPr>
+        <w:ind w:left="5760" w:hanging="360"/>
+      </w:pPr>
+      <w:rPr>
+        <w:rFonts w:ascii="Courier New" w:hAnsi="Courier New" w:cs="Courier New" w:hint="default"/>
+      </w:rPr>
     </w:lvl>
     <w:lvl w:ilvl="8">
       <w:numFmt w:val="bullet"/>
-      <w:lvlText w:val="•"/>
+      <w:lvlText w:val=""/>
       <w:lvlJc w:val="left"/>
       <w:pPr>
-        <w:ind w:left="6480" w:hanging="480"/>
-      </w:pPr>
+        <w:ind w:left="6480" w:hanging="360"/>
+      </w:pPr>
+      <w:rPr>
+        <w:rFonts w:ascii="Wingdings" w:hAnsi="Wingdings" w:cs="Wingdings" w:hint="default"/>
+      </w:rPr>
     </w:lvl>
   </w:abstractNum>
   <w:abstractNum w:abstractNumId="99411">
@@ -14565,7 +14013,7 @@
       <w:lvlText w:val="%1."/>
       <w:lvlJc w:val="left"/>
       <w:pPr>
-        <w:ind w:left="720" w:hanging="480"/>
+        <w:ind w:left="720" w:hanging="360"/>
       </w:pPr>
     </w:lvl>
     <w:lvl w:ilvl="1">
@@ -14574,7 +14022,7 @@
       <w:lvlText w:val="%2."/>
       <w:lvlJc w:val="left"/>
       <w:pPr>
-        <w:ind w:left="1440" w:hanging="480"/>
+        <w:ind w:left="1440" w:hanging="360"/>
       </w:pPr>
     </w:lvl>
     <w:lvl w:ilvl="2">
@@ -14583,7 +14031,7 @@
       <w:lvlText w:val="%3."/>
       <w:lvlJc w:val="left"/>
       <w:pPr>
-        <w:ind w:left="2160" w:hanging="480"/>
+        <w:ind w:left="2160" w:hanging="360"/>
       </w:pPr>
     </w:lvl>
     <w:lvl w:ilvl="3">
@@ -14592,7 +14040,7 @@
       <w:lvlText w:val="%4."/>
       <w:lvlJc w:val="left"/>
       <w:pPr>
-        <w:ind w:left="2880" w:hanging="480"/>
+        <w:ind w:left="2880" w:hanging="360"/>
       </w:pPr>
     </w:lvl>
     <w:lvl w:ilvl="4">
@@ -14601,7 +14049,7 @@
       <w:lvlText w:val="%5."/>
       <w:lvlJc w:val="left"/>
       <w:pPr>
-        <w:ind w:left="3600" w:hanging="480"/>
+        <w:ind w:left="3600" w:hanging="360"/>
       </w:pPr>
     </w:lvl>
     <w:lvl w:ilvl="5">
@@ -14610,7 +14058,7 @@
       <w:lvlText w:val="%6."/>
       <w:lvlJc w:val="left"/>
       <w:pPr>
-        <w:ind w:left="4320" w:hanging="480"/>
+        <w:ind w:left="4320" w:hanging="360"/>
       </w:pPr>
     </w:lvl>
     <w:lvl w:ilvl="6">
@@ -14619,7 +14067,7 @@
       <w:lvlText w:val="%7."/>
       <w:lvlJc w:val="left"/>
       <w:pPr>
-        <w:ind w:left="5040" w:hanging="480"/>
+        <w:ind w:left="5040" w:hanging="360"/>
       </w:pPr>
     </w:lvl>
     <w:lvl w:ilvl="7">
@@ -14628,7 +14076,7 @@
       <w:lvlText w:val="%8."/>
       <w:lvlJc w:val="left"/>
       <w:pPr>
-        <w:ind w:left="5760" w:hanging="480"/>
+        <w:ind w:left="5760" w:hanging="360"/>
       </w:pPr>
     </w:lvl>
     <w:lvl w:ilvl="8">
@@ -14637,7 +14085,7 @@
       <w:lvlText w:val="%9."/>
       <w:lvlJc w:val="left"/>
       <w:pPr>
-        <w:ind w:left="6480" w:hanging="480"/>
+        <w:ind w:left="6480" w:hanging="360"/>
       </w:pPr>
     </w:lvl>
   </w:abstractNum>
@@ -15150,10 +14598,10 @@
   <w:docDefaults>
     <w:rPrDefault>
       <w:rPr>
-        <w:rFonts w:asciiTheme="minorHAnsi" w:cstheme="minorBidi" w:eastAsiaTheme="minorHAnsi" w:hAnsiTheme="minorHAnsi"/>
+        <w:rFonts w:asciiTheme="minorHAnsi" w:cstheme="minorBidi" w:eastAsiaTheme="minorEastAsia" w:hAnsiTheme="minorHAnsi"/>
         <w:sz w:val="24"/>
         <w:szCs w:val="24"/>
-        <w:lang w:bidi="ar-SA" w:eastAsia="en-US" w:val="es-ES"/>
+        <w:lang w:bidi="ar-SA" w:eastAsia="zh-CN" w:val="es-ES"/>
       </w:rPr>
     </w:rPrDefault>
     <w:pPrDefault>
@@ -15194,57 +14642,94 @@
     <w:name w:val="Title"/>
     <w:basedOn w:val="Normal"/>
     <w:next w:val="BodyText"/>
+    <w:link w:val="TitleChar"/>
+    <w:uiPriority w:val="10"/>
     <w:qFormat/>
+    <w:rsid w:val="00A10FD9"/>
     <w:pPr>
-      <w:keepNext/>
-      <w:keepLines/>
-      <w:spacing w:after="240" w:before="480"/>
+      <w:spacing w:after="80" w:line="240" w:lineRule="auto"/>
+      <w:contextualSpacing/>
       <w:jc w:val="center"/>
     </w:pPr>
     <w:rPr>
       <w:rFonts w:asciiTheme="majorHAnsi" w:cstheme="majorBidi" w:eastAsiaTheme="majorEastAsia" w:hAnsiTheme="majorHAnsi"/>
-      <w:b/>
-      <w:bCs/>
-      <w:color w:themeColor="accent1" w:themeShade="B5" w:val="345A8A"/>
-      <w:sz w:val="36"/>
-      <w:szCs w:val="36"/>
+      <w:sz w:val="56"/>
+      <w:szCs w:val="56"/>
+    </w:rPr>
+  </w:style>
+  <w:style w:customStyle="1" w:styleId="TitleChar" w:type="character">
+    <w:name w:val="Title Char"/>
+    <w:basedOn w:val="DefaultParagraphFont"/>
+    <w:link w:val="Title"/>
+    <w:uiPriority w:val="10"/>
+    <w:rsid w:val="00A10FD9"/>
+    <w:rPr>
+      <w:rFonts w:asciiTheme="majorHAnsi" w:cstheme="majorBidi" w:eastAsiaTheme="majorEastAsia" w:hAnsiTheme="majorHAnsi"/>
+      <w:sz w:val="56"/>
+      <w:szCs w:val="56"/>
     </w:rPr>
   </w:style>
   <w:style w:styleId="Subtitle" w:type="paragraph">
     <w:name w:val="Subtitle"/>
     <w:basedOn w:val="Title"/>
     <w:next w:val="BodyText"/>
+    <w:link w:val="SubtitleChar"/>
+    <w:uiPriority w:val="11"/>
     <w:qFormat/>
+    <w:rsid w:val="00A10FD9"/>
     <w:pPr>
-      <w:keepNext/>
-      <w:keepLines/>
-      <w:spacing w:after="240" w:before="240"/>
-      <w:jc w:val="center"/>
+      <w:numPr>
+        <w:ilvl w:val="1"/>
+      </w:numPr>
     </w:pPr>
     <w:rPr>
-      <w:sz w:val="30"/>
-      <w:szCs w:val="30"/>
+      <w:rFonts w:cstheme="majorBidi" w:eastAsiaTheme="majorEastAsia"/>
+      <w:spacing w:val="15"/>
+      <w:sz w:val="28"/>
+      <w:szCs w:val="28"/>
+    </w:rPr>
+  </w:style>
+  <w:style w:customStyle="1" w:styleId="SubtitleChar" w:type="character">
+    <w:name w:val="Subtitle Char"/>
+    <w:basedOn w:val="DefaultParagraphFont"/>
+    <w:link w:val="Subtitle"/>
+    <w:uiPriority w:val="11"/>
+    <w:rsid w:val="00A10FD9"/>
+    <w:rPr>
+      <w:rFonts w:cstheme="majorBidi" w:eastAsiaTheme="majorEastAsia"/>
+      <w:color w:themeColor="text1" w:themeTint="A6" w:val="595959"/>
+      <w:spacing w:val="15"/>
+      <w:sz w:val="28"/>
+      <w:szCs w:val="28"/>
     </w:rPr>
   </w:style>
   <w:style w:customStyle="1" w:styleId="Author" w:type="paragraph">
     <w:name w:val="Author"/>
+    <w:basedOn w:val="Title"/>
     <w:next w:val="BodyText"/>
     <w:qFormat/>
     <w:pPr>
       <w:keepNext/>
       <w:keepLines/>
-      <w:jc w:val="center"/>
     </w:pPr>
+    <w:rPr>
+      <w:sz w:val="24"/>
+      <w:szCs w:val="24"/>
+    </w:rPr>
   </w:style>
   <w:style w:styleId="Date" w:type="paragraph">
     <w:name w:val="Date"/>
+    <w:basedOn w:val="Title"/>
     <w:next w:val="BodyText"/>
     <w:qFormat/>
     <w:pPr>
       <w:keepNext/>
       <w:keepLines/>
-      <w:jc w:val="center"/>
     </w:pPr>
+    <w:rPr>
+      <w:sz w:val="24"/>
+      <w:szCs w:val="24"/>
+    </w:rPr>
   </w:style>
   <w:style w:customStyle="1" w:styleId="AbstractTitle" w:type="paragraph">
     <w:name w:val="Abstract Title"/>
@@ -15259,7 +14744,6 @@
     </w:pPr>
     <w:rPr>
       <w:b/>
-      <w:color w:val="345A8A"/>
       <w:sz w:val="20"/>
       <w:szCs w:val="20"/>
     </w:rPr>
@@ -15288,191 +14772,321 @@
     <w:rPr/>
   </w:style>
   <w:style w:styleId="Heading1" w:type="paragraph">
-    <w:name w:val="Heading 1"/>
+    <w:name w:val="heading 1"/>
     <w:basedOn w:val="Normal"/>
     <w:next w:val="BodyText"/>
+    <w:link w:val="Heading1Char"/>
     <w:uiPriority w:val="9"/>
     <w:qFormat/>
+    <w:rsid w:val="00A10FD9"/>
     <w:pPr>
       <w:keepNext/>
       <w:keepLines/>
-      <w:spacing w:after="0" w:before="480"/>
+      <w:spacing w:after="80" w:before="360"/>
       <w:outlineLvl w:val="0"/>
     </w:pPr>
     <w:rPr>
       <w:rFonts w:asciiTheme="majorHAnsi" w:cstheme="majorBidi" w:eastAsiaTheme="majorEastAsia" w:hAnsiTheme="majorHAnsi"/>
-      <w:b/>
-      <w:bCs/>
-      <w:color w:themeColor="accent1" w:val="4F81BD"/>
+      <w:color w:themeColor="accent1" w:themeShade="BF" w:val="0F4761"/>
+      <w:sz w:val="40"/>
+      <w:szCs w:val="40"/>
+    </w:rPr>
+  </w:style>
+  <w:style w:styleId="Heading2" w:type="paragraph">
+    <w:name w:val="heading 2"/>
+    <w:basedOn w:val="Normal"/>
+    <w:next w:val="BodyText"/>
+    <w:link w:val="Heading2Char"/>
+    <w:uiPriority w:val="9"/>
+    <w:semiHidden/>
+    <w:unhideWhenUsed/>
+    <w:qFormat/>
+    <w:rsid w:val="00A10FD9"/>
+    <w:pPr>
+      <w:keepNext/>
+      <w:keepLines/>
+      <w:spacing w:after="80" w:before="160"/>
+      <w:outlineLvl w:val="1"/>
+    </w:pPr>
+    <w:rPr>
+      <w:rFonts w:asciiTheme="majorHAnsi" w:cstheme="majorBidi" w:eastAsiaTheme="majorEastAsia" w:hAnsiTheme="majorHAnsi"/>
+      <w:color w:themeColor="accent1" w:themeShade="BF" w:val="0F4761"/>
       <w:sz w:val="32"/>
       <w:szCs w:val="32"/>
     </w:rPr>
   </w:style>
-  <w:style w:styleId="Heading2" w:type="paragraph">
-    <w:name w:val="Heading 2"/>
+  <w:style w:styleId="Heading3" w:type="paragraph">
+    <w:name w:val="heading 3"/>
     <w:basedOn w:val="Normal"/>
     <w:next w:val="BodyText"/>
+    <w:link w:val="Heading3Char"/>
     <w:uiPriority w:val="9"/>
+    <w:semiHidden/>
     <w:unhideWhenUsed/>
     <w:qFormat/>
+    <w:rsid w:val="00A10FD9"/>
     <w:pPr>
       <w:keepNext/>
       <w:keepLines/>
-      <w:spacing w:after="0" w:before="200"/>
-      <w:outlineLvl w:val="1"/>
+      <w:spacing w:after="80" w:before="160"/>
+      <w:outlineLvl w:val="2"/>
     </w:pPr>
     <w:rPr>
-      <w:rFonts w:asciiTheme="majorHAnsi" w:cstheme="majorBidi" w:eastAsiaTheme="majorEastAsia" w:hAnsiTheme="majorHAnsi"/>
-      <w:b/>
-      <w:bCs/>
-      <w:color w:themeColor="accent1" w:val="4F81BD"/>
+      <w:rFonts w:cstheme="majorBidi" w:eastAsiaTheme="majorEastAsia"/>
+      <w:color w:themeColor="accent1" w:themeShade="BF" w:val="0F4761"/>
       <w:sz w:val="28"/>
       <w:szCs w:val="28"/>
     </w:rPr>
   </w:style>
-  <w:style w:styleId="Heading3" w:type="paragraph">
-    <w:name w:val="Heading 3"/>
+  <w:style w:styleId="Heading4" w:type="paragraph">
+    <w:name w:val="heading 4"/>
     <w:basedOn w:val="Normal"/>
     <w:next w:val="BodyText"/>
+    <w:link w:val="Heading4Char"/>
     <w:uiPriority w:val="9"/>
+    <w:semiHidden/>
     <w:unhideWhenUsed/>
     <w:qFormat/>
+    <w:rsid w:val="00A10FD9"/>
     <w:pPr>
       <w:keepNext/>
       <w:keepLines/>
-      <w:spacing w:after="0" w:before="200"/>
-      <w:outlineLvl w:val="2"/>
+      <w:spacing w:after="40" w:before="80"/>
+      <w:outlineLvl w:val="3"/>
     </w:pPr>
     <w:rPr>
-      <w:rFonts w:asciiTheme="majorHAnsi" w:cstheme="majorBidi" w:eastAsiaTheme="majorEastAsia" w:hAnsiTheme="majorHAnsi"/>
-      <w:b/>
-      <w:bCs/>
-      <w:color w:themeColor="accent1" w:val="4F81BD"/>
-      <w:sz w:val="24"/>
-      <w:szCs w:val="24"/>
+      <w:rFonts w:cstheme="majorBidi" w:eastAsiaTheme="majorEastAsia"/>
+      <w:i/>
+      <w:iCs/>
+      <w:color w:themeColor="accent1" w:themeShade="BF" w:val="0F4761"/>
     </w:rPr>
   </w:style>
-  <w:style w:styleId="Heading4" w:type="paragraph">
-    <w:name w:val="Heading 4"/>
+  <w:style w:styleId="Heading5" w:type="paragraph">
+    <w:name w:val="heading 5"/>
     <w:basedOn w:val="Normal"/>
     <w:next w:val="BodyText"/>
+    <w:link w:val="Heading5Char"/>
     <w:uiPriority w:val="9"/>
+    <w:semiHidden/>
     <w:unhideWhenUsed/>
     <w:qFormat/>
+    <w:rsid w:val="00A10FD9"/>
     <w:pPr>
       <w:keepNext/>
       <w:keepLines/>
-      <w:spacing w:after="0" w:before="200"/>
-      <w:outlineLvl w:val="3"/>
+      <w:spacing w:after="40" w:before="80"/>
+      <w:outlineLvl w:val="4"/>
     </w:pPr>
     <w:rPr>
-      <w:rFonts w:asciiTheme="majorHAnsi" w:cstheme="majorBidi" w:eastAsiaTheme="majorEastAsia" w:hAnsiTheme="majorHAnsi"/>
-      <w:bCs/>
-      <w:i/>
-      <w:color w:themeColor="accent1" w:val="4F81BD"/>
-      <w:sz w:val="24"/>
-      <w:szCs w:val="24"/>
+      <w:rFonts w:cstheme="majorBidi" w:eastAsiaTheme="majorEastAsia"/>
+      <w:color w:themeColor="accent1" w:themeShade="BF" w:val="0F4761"/>
     </w:rPr>
   </w:style>
-  <w:style w:styleId="Heading5" w:type="paragraph">
-    <w:name w:val="Heading 5"/>
+  <w:style w:styleId="Heading6" w:type="paragraph">
+    <w:name w:val="heading 6"/>
     <w:basedOn w:val="Normal"/>
     <w:next w:val="BodyText"/>
+    <w:link w:val="Heading6Char"/>
     <w:uiPriority w:val="9"/>
+    <w:semiHidden/>
     <w:unhideWhenUsed/>
     <w:qFormat/>
+    <w:rsid w:val="00A10FD9"/>
     <w:pPr>
       <w:keepNext/>
       <w:keepLines/>
-      <w:spacing w:after="0" w:before="200"/>
-      <w:outlineLvl w:val="4"/>
+      <w:spacing w:after="0" w:before="40"/>
+      <w:outlineLvl w:val="5"/>
     </w:pPr>
     <w:rPr>
-      <w:rFonts w:asciiTheme="majorHAnsi" w:cstheme="majorBidi" w:eastAsiaTheme="majorEastAsia" w:hAnsiTheme="majorHAnsi"/>
+      <w:rFonts w:cstheme="majorBidi" w:eastAsiaTheme="majorEastAsia"/>
+      <w:i/>
       <w:iCs/>
-      <w:color w:themeColor="accent1" w:val="4F81BD"/>
-      <w:sz w:val="24"/>
-      <w:szCs w:val="24"/>
+      <w:color w:themeColor="text1" w:themeTint="A6" w:val="595959"/>
     </w:rPr>
   </w:style>
-  <w:style w:styleId="Heading6" w:type="paragraph">
-    <w:name w:val="Heading 6"/>
+  <w:style w:styleId="Heading7" w:type="paragraph">
+    <w:name w:val="heading 7"/>
     <w:basedOn w:val="Normal"/>
     <w:next w:val="BodyText"/>
+    <w:link w:val="Heading7Char"/>
     <w:uiPriority w:val="9"/>
+    <w:semiHidden/>
     <w:unhideWhenUsed/>
     <w:qFormat/>
+    <w:rsid w:val="00A10FD9"/>
     <w:pPr>
       <w:keepNext/>
       <w:keepLines/>
-      <w:spacing w:after="0" w:before="200"/>
-      <w:outlineLvl w:val="5"/>
+      <w:spacing w:after="0" w:before="40"/>
+      <w:outlineLvl w:val="6"/>
     </w:pPr>
     <w:rPr>
-      <w:rFonts w:asciiTheme="majorHAnsi" w:cstheme="majorBidi" w:eastAsiaTheme="majorEastAsia" w:hAnsiTheme="majorHAnsi"/>
-      <w:color w:themeColor="accent1" w:val="4F81BD"/>
-      <w:sz w:val="24"/>
-      <w:szCs w:val="24"/>
+      <w:rFonts w:cstheme="majorBidi" w:eastAsiaTheme="majorEastAsia"/>
+      <w:color w:themeColor="text1" w:themeTint="A6" w:val="595959"/>
     </w:rPr>
   </w:style>
-  <w:style w:styleId="Heading7" w:type="paragraph">
-    <w:name w:val="Heading 7"/>
+  <w:style w:styleId="Heading8" w:type="paragraph">
+    <w:name w:val="heading 8"/>
     <w:basedOn w:val="Normal"/>
     <w:next w:val="BodyText"/>
+    <w:link w:val="Heading8Char"/>
     <w:uiPriority w:val="9"/>
+    <w:semiHidden/>
     <w:unhideWhenUsed/>
     <w:qFormat/>
+    <w:rsid w:val="00A10FD9"/>
     <w:pPr>
       <w:keepNext/>
       <w:keepLines/>
-      <w:spacing w:after="0" w:before="200"/>
-      <w:outlineLvl w:val="6"/>
+      <w:spacing w:after="0"/>
+      <w:outlineLvl w:val="7"/>
     </w:pPr>
     <w:rPr>
-      <w:rFonts w:asciiTheme="majorHAnsi" w:cstheme="majorBidi" w:eastAsiaTheme="majorEastAsia" w:hAnsiTheme="majorHAnsi"/>
-      <w:color w:themeColor="accent1" w:val="4F81BD"/>
-      <w:sz w:val="24"/>
-      <w:szCs w:val="24"/>
+      <w:rFonts w:cstheme="majorBidi" w:eastAsiaTheme="majorEastAsia"/>
+      <w:i/>
+      <w:iCs/>
+      <w:color w:themeColor="text1" w:themeTint="D8" w:val="272727"/>
     </w:rPr>
   </w:style>
-  <w:style w:styleId="Heading8" w:type="paragraph">
-    <w:name w:val="Heading 8"/>
+  <w:style w:styleId="Heading9" w:type="paragraph">
+    <w:name w:val="heading 9"/>
     <w:basedOn w:val="Normal"/>
     <w:next w:val="BodyText"/>
+    <w:link w:val="Heading9Char"/>
     <w:uiPriority w:val="9"/>
+    <w:semiHidden/>
     <w:unhideWhenUsed/>
     <w:qFormat/>
+    <w:rsid w:val="00A10FD9"/>
     <w:pPr>
       <w:keepNext/>
       <w:keepLines/>
-      <w:spacing w:after="0" w:before="200"/>
-      <w:outlineLvl w:val="7"/>
-    </w:pPr>
-    <w:rPr>
-      <w:rFonts w:asciiTheme="majorHAnsi" w:cstheme="majorBidi" w:eastAsiaTheme="majorEastAsia" w:hAnsiTheme="majorHAnsi"/>
-      <w:color w:themeColor="accent1" w:val="4F81BD"/>
-      <w:sz w:val="24"/>
-      <w:szCs w:val="24"/>
-    </w:rPr>
-  </w:style>
-  <w:style w:styleId="Heading9" w:type="paragraph">
-    <w:name w:val="Heading 9"/>
-    <w:basedOn w:val="Normal"/>
-    <w:next w:val="BodyText"/>
-    <w:uiPriority w:val="9"/>
-    <w:unhideWhenUsed/>
-    <w:qFormat/>
-    <w:pPr>
-      <w:keepNext/>
-      <w:keepLines/>
-      <w:spacing w:after="0" w:before="200"/>
+      <w:spacing w:after="0"/>
       <w:outlineLvl w:val="8"/>
     </w:pPr>
     <w:rPr>
+      <w:rFonts w:cstheme="majorBidi" w:eastAsiaTheme="majorEastAsia"/>
+      <w:color w:themeColor="text1" w:themeTint="D8" w:val="272727"/>
+    </w:rPr>
+  </w:style>
+  <w:style w:customStyle="1" w:styleId="Heading1Char" w:type="character">
+    <w:name w:val="Heading 1 Char"/>
+    <w:basedOn w:val="DefaultParagraphFont"/>
+    <w:link w:val="Heading1"/>
+    <w:uiPriority w:val="9"/>
+    <w:rsid w:val="00A10FD9"/>
+    <w:rPr>
       <w:rFonts w:asciiTheme="majorHAnsi" w:cstheme="majorBidi" w:eastAsiaTheme="majorEastAsia" w:hAnsiTheme="majorHAnsi"/>
-      <w:color w:themeColor="accent1" w:val="4F81BD"/>
-      <w:sz w:val="24"/>
-      <w:szCs w:val="24"/>
+      <w:color w:themeColor="accent1" w:themeShade="BF" w:val="0F4761"/>
+      <w:sz w:val="40"/>
+      <w:szCs w:val="40"/>
+    </w:rPr>
+  </w:style>
+  <w:style w:customStyle="1" w:styleId="Heading2Char" w:type="character">
+    <w:name w:val="Heading 2 Char"/>
+    <w:basedOn w:val="DefaultParagraphFont"/>
+    <w:link w:val="Heading2"/>
+    <w:uiPriority w:val="9"/>
+    <w:semiHidden/>
+    <w:rsid w:val="00A10FD9"/>
+    <w:rPr>
+      <w:rFonts w:asciiTheme="majorHAnsi" w:cstheme="majorBidi" w:eastAsiaTheme="majorEastAsia" w:hAnsiTheme="majorHAnsi"/>
+      <w:color w:themeColor="accent1" w:themeShade="BF" w:val="0F4761"/>
+      <w:sz w:val="32"/>
+      <w:szCs w:val="32"/>
+    </w:rPr>
+  </w:style>
+  <w:style w:customStyle="1" w:styleId="Heading3Char" w:type="character">
+    <w:name w:val="Heading 3 Char"/>
+    <w:basedOn w:val="DefaultParagraphFont"/>
+    <w:link w:val="Heading3"/>
+    <w:uiPriority w:val="9"/>
+    <w:semiHidden/>
+    <w:rsid w:val="00A10FD9"/>
+    <w:rPr>
+      <w:rFonts w:cstheme="majorBidi" w:eastAsiaTheme="majorEastAsia"/>
+      <w:color w:themeColor="accent1" w:themeShade="BF" w:val="0F4761"/>
+      <w:sz w:val="28"/>
+      <w:szCs w:val="28"/>
+    </w:rPr>
+  </w:style>
+  <w:style w:customStyle="1" w:styleId="Heading4Char" w:type="character">
+    <w:name w:val="Heading 4 Char"/>
+    <w:basedOn w:val="DefaultParagraphFont"/>
+    <w:link w:val="Heading4"/>
+    <w:uiPriority w:val="9"/>
+    <w:semiHidden/>
+    <w:rsid w:val="00A10FD9"/>
+    <w:rPr>
+      <w:rFonts w:cstheme="majorBidi" w:eastAsiaTheme="majorEastAsia"/>
+      <w:i/>
+      <w:iCs/>
+      <w:color w:themeColor="accent1" w:themeShade="BF" w:val="0F4761"/>
+    </w:rPr>
+  </w:style>
+  <w:style w:customStyle="1" w:styleId="Heading5Char" w:type="character">
+    <w:name w:val="Heading 5 Char"/>
+    <w:basedOn w:val="DefaultParagraphFont"/>
+    <w:link w:val="Heading5"/>
+    <w:uiPriority w:val="9"/>
+    <w:semiHidden/>
+    <w:rsid w:val="00A10FD9"/>
+    <w:rPr>
+      <w:rFonts w:cstheme="majorBidi" w:eastAsiaTheme="majorEastAsia"/>
+      <w:color w:themeColor="accent1" w:themeShade="BF" w:val="0F4761"/>
+    </w:rPr>
+  </w:style>
+  <w:style w:customStyle="1" w:styleId="Heading6Char" w:type="character">
+    <w:name w:val="Heading 6 Char"/>
+    <w:basedOn w:val="DefaultParagraphFont"/>
+    <w:link w:val="Heading6"/>
+    <w:uiPriority w:val="9"/>
+    <w:semiHidden/>
+    <w:rsid w:val="00A10FD9"/>
+    <w:rPr>
+      <w:rFonts w:cstheme="majorBidi" w:eastAsiaTheme="majorEastAsia"/>
+      <w:i/>
+      <w:iCs/>
+      <w:color w:themeColor="text1" w:themeTint="A6" w:val="595959"/>
+    </w:rPr>
+  </w:style>
+  <w:style w:customStyle="1" w:styleId="Heading7Char" w:type="character">
+    <w:name w:val="Heading 7 Char"/>
+    <w:basedOn w:val="DefaultParagraphFont"/>
+    <w:link w:val="Heading7"/>
+    <w:uiPriority w:val="9"/>
+    <w:semiHidden/>
+    <w:rsid w:val="00A10FD9"/>
+    <w:rPr>
+      <w:rFonts w:cstheme="majorBidi" w:eastAsiaTheme="majorEastAsia"/>
+      <w:color w:themeColor="text1" w:themeTint="A6" w:val="595959"/>
+    </w:rPr>
+  </w:style>
+  <w:style w:customStyle="1" w:styleId="Heading8Char" w:type="character">
+    <w:name w:val="Heading 8 Char"/>
+    <w:basedOn w:val="DefaultParagraphFont"/>
+    <w:link w:val="Heading8"/>
+    <w:uiPriority w:val="9"/>
+    <w:semiHidden/>
+    <w:rsid w:val="00A10FD9"/>
+    <w:rPr>
+      <w:rFonts w:cstheme="majorBidi" w:eastAsiaTheme="majorEastAsia"/>
+      <w:i/>
+      <w:iCs/>
+      <w:color w:themeColor="text1" w:themeTint="D8" w:val="272727"/>
+    </w:rPr>
+  </w:style>
+  <w:style w:customStyle="1" w:styleId="Heading9Char" w:type="character">
+    <w:name w:val="Heading 9 Char"/>
+    <w:basedOn w:val="DefaultParagraphFont"/>
+    <w:link w:val="Heading9"/>
+    <w:uiPriority w:val="9"/>
+    <w:semiHidden/>
+    <w:rsid w:val="00A10FD9"/>
+    <w:rPr>
+      <w:rFonts w:cstheme="majorBidi" w:eastAsiaTheme="majorEastAsia"/>
+      <w:color w:themeColor="text1" w:themeTint="D8" w:val="272727"/>
     </w:rPr>
   </w:style>
   <w:style w:styleId="BlockText" w:type="paragraph">
@@ -15497,8 +15111,8 @@
   </w:style>
   <w:style w:styleId="FootnoteBlockText" w:type="paragraph">
     <w:name w:val="Footnote Block Text"/>
-    <w:basedOn w:val="Footnote Text"/>
-    <w:next w:val="Footnote Text"/>
+    <w:basedOn w:val="FootnoteText"/>
+    <w:next w:val="FootnoteText"/>
     <w:uiPriority w:val="9"/>
     <w:unhideWhenUsed/>
     <w:qFormat/>
@@ -15528,13 +15142,6 @@
       </w:tblCellMar>
     </w:tblPr>
     <w:tblStylePr w:type="firstRow">
-      <w:tblPr>
-        <w:jc w:val="left"/>
-        <w:tblInd w:type="dxa" w:w="0"/>
-      </w:tblPr>
-      <w:trPr>
-        <w:jc w:val="left"/>
-      </w:trPr>
       <w:tcPr>
         <w:tcBorders>
           <w:bottom w:val="single"/>
@@ -15890,44 +15497,44 @@
         <a:sysClr val="window" lastClr="FFFFFF"/>
       </a:lt1>
       <a:dk2>
-        <a:srgbClr val="1F497D"/>
+        <a:srgbClr val="0E2841"/>
       </a:dk2>
       <a:lt2>
-        <a:srgbClr val="EEECE1"/>
+        <a:srgbClr val="E8E8E8"/>
       </a:lt2>
       <a:accent1>
-        <a:srgbClr val="4F81BD"/>
+        <a:srgbClr val="156082"/>
       </a:accent1>
       <a:accent2>
-        <a:srgbClr val="C0504D"/>
+        <a:srgbClr val="E97132"/>
       </a:accent2>
       <a:accent3>
-        <a:srgbClr val="9BBB59"/>
+        <a:srgbClr val="196B24"/>
       </a:accent3>
       <a:accent4>
-        <a:srgbClr val="8064A2"/>
+        <a:srgbClr val="0F9ED5"/>
       </a:accent4>
       <a:accent5>
-        <a:srgbClr val="4BACC6"/>
+        <a:srgbClr val="A02B93"/>
       </a:accent5>
       <a:accent6>
-        <a:srgbClr val="F79646"/>
+        <a:srgbClr val="4EA72E"/>
       </a:accent6>
       <a:hlink>
-        <a:srgbClr val="0000FF"/>
+        <a:srgbClr val="467886"/>
       </a:hlink>
       <a:folHlink>
-        <a:srgbClr val="800080"/>
+        <a:srgbClr val="96607D"/>
       </a:folHlink>
     </a:clrScheme>
     <a:fontScheme name="Office">
       <a:majorFont>
-        <a:latin typeface="Calibri"/>
+        <a:latin typeface="Aptos Display" panose="02110004020202020204"/>
         <a:ea typeface=""/>
         <a:cs typeface=""/>
-        <a:font script="Jpan" typeface="ＭＳ ゴシック"/>
+        <a:font script="Jpan" typeface="游ゴシック Light"/>
         <a:font script="Hang" typeface="맑은 고딕"/>
-        <a:font script="Hans" typeface="宋体"/>
+        <a:font script="Hans" typeface="等线 Light"/>
         <a:font script="Hant" typeface="新細明體"/>
         <a:font script="Arab" typeface="Times New Roman"/>
         <a:font script="Hebr" typeface="Times New Roman"/>
@@ -15954,14 +15561,32 @@
         <a:font script="Mong" typeface="Mongolian Baiti"/>
         <a:font script="Viet" typeface="Times New Roman"/>
         <a:font script="Uigh" typeface="Microsoft Uighur"/>
+        <a:font script="Geor" typeface="Sylfaen"/>
+        <a:font script="Armn" typeface="Arial"/>
+        <a:font script="Bugi" typeface="Leelawadee UI"/>
+        <a:font script="Bopo" typeface="Microsoft JhengHei"/>
+        <a:font script="Java" typeface="Javanese Text"/>
+        <a:font script="Lisu" typeface="Segoe UI"/>
+        <a:font script="Mymr" typeface="Myanmar Text"/>
+        <a:font script="Nkoo" typeface="Ebrima"/>
+        <a:font script="Olck" typeface="Nirmala UI"/>
+        <a:font script="Osma" typeface="Ebrima"/>
+        <a:font script="Phag" typeface="Phagspa"/>
+        <a:font script="Syrn" typeface="Estrangelo Edessa"/>
+        <a:font script="Syrj" typeface="Estrangelo Edessa"/>
+        <a:font script="Syre" typeface="Estrangelo Edessa"/>
+        <a:font script="Sora" typeface="Nirmala UI"/>
+        <a:font script="Tale" typeface="Microsoft Tai Le"/>
+        <a:font script="Talu" typeface="Microsoft New Tai Lue"/>
+        <a:font script="Tfng" typeface="Ebrima"/>
       </a:majorFont>
       <a:minorFont>
-        <a:latin typeface="Cambria"/>
+        <a:latin typeface="Aptos" panose="02110004020202020204"/>
         <a:ea typeface=""/>
         <a:cs typeface=""/>
-        <a:font script="Jpan" typeface="ＭＳ 明朝"/>
+        <a:font script="Jpan" typeface="游明朝"/>
         <a:font script="Hang" typeface="맑은 고딕"/>
-        <a:font script="Hans" typeface="宋体"/>
+        <a:font script="Hans" typeface="等线"/>
         <a:font script="Hant" typeface="新細明體"/>
         <a:font script="Arab" typeface="Arial"/>
         <a:font script="Hebr" typeface="Arial"/>
@@ -15988,6 +15613,24 @@
         <a:font script="Mong" typeface="Mongolian Baiti"/>
         <a:font script="Viet" typeface="Arial"/>
         <a:font script="Uigh" typeface="Microsoft Uighur"/>
+        <a:font script="Geor" typeface="Sylfaen"/>
+        <a:font script="Armn" typeface="Arial"/>
+        <a:font script="Bugi" typeface="Leelawadee UI"/>
+        <a:font script="Bopo" typeface="Microsoft JhengHei"/>
+        <a:font script="Java" typeface="Javanese Text"/>
+        <a:font script="Lisu" typeface="Segoe UI"/>
+        <a:font script="Mymr" typeface="Myanmar Text"/>
+        <a:font script="Nkoo" typeface="Ebrima"/>
+        <a:font script="Olck" typeface="Nirmala UI"/>
+        <a:font script="Osma" typeface="Ebrima"/>
+        <a:font script="Phag" typeface="Phagspa"/>
+        <a:font script="Syrn" typeface="Estrangelo Edessa"/>
+        <a:font script="Syrj" typeface="Estrangelo Edessa"/>
+        <a:font script="Syre" typeface="Estrangelo Edessa"/>
+        <a:font script="Sora" typeface="Nirmala UI"/>
+        <a:font script="Tale" typeface="Microsoft Tai Le"/>
+        <a:font script="Talu" typeface="Microsoft New Tai Lue"/>
+        <a:font script="Tfng" typeface="Ebrima"/>
       </a:minorFont>
     </a:fontScheme>
     <a:fmtScheme name="Office">
@@ -15999,200 +15642,141 @@
           <a:gsLst>
             <a:gs pos="0">
               <a:schemeClr val="phClr">
-                <a:tint val="50000"/>
-                <a:satMod val="300000"/>
+                <a:lumMod val="110000"/>
+                <a:satMod val="105000"/>
+                <a:tint val="67000"/>
               </a:schemeClr>
             </a:gs>
-            <a:gs pos="35000">
+            <a:gs pos="50000">
               <a:schemeClr val="phClr">
-                <a:tint val="37000"/>
-                <a:satMod val="300000"/>
+                <a:lumMod val="105000"/>
+                <a:satMod val="103000"/>
+                <a:tint val="73000"/>
               </a:schemeClr>
             </a:gs>
             <a:gs pos="100000">
               <a:schemeClr val="phClr">
-                <a:tint val="15000"/>
-                <a:satMod val="350000"/>
+                <a:lumMod val="105000"/>
+                <a:satMod val="109000"/>
+                <a:tint val="81000"/>
               </a:schemeClr>
             </a:gs>
           </a:gsLst>
-          <a:lin ang="16200000" scaled="1"/>
+          <a:lin ang="5400000" scaled="0"/>
         </a:gradFill>
         <a:gradFill rotWithShape="1">
           <a:gsLst>
             <a:gs pos="0">
               <a:schemeClr val="phClr">
-                <a:tint val="100000"/>
+                <a:satMod val="103000"/>
+                <a:lumMod val="102000"/>
+                <a:tint val="94000"/>
+              </a:schemeClr>
+            </a:gs>
+            <a:gs pos="50000">
+              <a:schemeClr val="phClr">
+                <a:satMod val="110000"/>
+                <a:lumMod val="100000"/>
                 <a:shade val="100000"/>
-                <a:satMod val="130000"/>
               </a:schemeClr>
             </a:gs>
             <a:gs pos="100000">
               <a:schemeClr val="phClr">
-                <a:tint val="50000"/>
-                <a:shade val="100000"/>
-                <a:satMod val="350000"/>
+                <a:lumMod val="99000"/>
+                <a:satMod val="120000"/>
+                <a:shade val="78000"/>
               </a:schemeClr>
             </a:gs>
           </a:gsLst>
-          <a:lin ang="16200000" scaled="0"/>
+          <a:lin ang="5400000" scaled="0"/>
         </a:gradFill>
       </a:fillStyleLst>
       <a:lnStyleLst>
-        <a:ln w="9525" cap="flat" cmpd="sng" algn="ctr">
-          <a:solidFill>
-            <a:schemeClr val="phClr">
-              <a:shade val="95000"/>
-              <a:satMod val="105000"/>
-            </a:schemeClr>
-          </a:solidFill>
-          <a:prstDash val="solid"/>
-        </a:ln>
-        <a:ln w="25400" cap="flat" cmpd="sng" algn="ctr">
+        <a:ln w="6350" cap="flat" cmpd="sng" algn="ctr">
           <a:solidFill>
             <a:schemeClr val="phClr"/>
           </a:solidFill>
           <a:prstDash val="solid"/>
+          <a:miter lim="800000"/>
         </a:ln>
-        <a:ln w="38100" cap="flat" cmpd="sng" algn="ctr">
+        <a:ln w="12700" cap="flat" cmpd="sng" algn="ctr">
           <a:solidFill>
             <a:schemeClr val="phClr"/>
           </a:solidFill>
           <a:prstDash val="solid"/>
+          <a:miter lim="800000"/>
+        </a:ln>
+        <a:ln w="19050" cap="flat" cmpd="sng" algn="ctr">
+          <a:solidFill>
+            <a:schemeClr val="phClr"/>
+          </a:solidFill>
+          <a:prstDash val="solid"/>
+          <a:miter lim="800000"/>
         </a:ln>
       </a:lnStyleLst>
       <a:effectStyleLst>
         <a:effectStyle>
+          <a:effectLst/>
+        </a:effectStyle>
+        <a:effectStyle>
+          <a:effectLst/>
+        </a:effectStyle>
+        <a:effectStyle>
           <a:effectLst>
-            <a:outerShdw blurRad="40000" dist="20000" dir="5400000" rotWithShape="0">
+            <a:outerShdw blurRad="57150" dist="19050" dir="5400000" algn="ctr" rotWithShape="0">
               <a:srgbClr val="000000">
-                <a:alpha val="38000"/>
+                <a:alpha val="63000"/>
               </a:srgbClr>
             </a:outerShdw>
           </a:effectLst>
-        </a:effectStyle>
-        <a:effectStyle>
-          <a:effectLst>
-            <a:outerShdw blurRad="40000" dist="23000" dir="5400000" rotWithShape="0">
-              <a:srgbClr val="000000">
-                <a:alpha val="35000"/>
-              </a:srgbClr>
-            </a:outerShdw>
-          </a:effectLst>
-        </a:effectStyle>
-        <a:effectStyle>
-          <a:effectLst>
-            <a:outerShdw blurRad="40000" dist="23000" dir="5400000" rotWithShape="0">
-              <a:srgbClr val="000000">
-                <a:alpha val="35000"/>
-              </a:srgbClr>
-            </a:outerShdw>
-          </a:effectLst>
-          <a:scene3d>
-            <a:camera prst="orthographicFront">
-              <a:rot lat="0" lon="0" rev="0"/>
-            </a:camera>
-            <a:lightRig rig="threePt" dir="t">
-              <a:rot lat="0" lon="0" rev="1200000"/>
-            </a:lightRig>
-          </a:scene3d>
-          <a:sp3d>
-            <a:bevelT w="63500" h="25400"/>
-          </a:sp3d>
         </a:effectStyle>
       </a:effectStyleLst>
       <a:bgFillStyleLst>
         <a:solidFill>
           <a:schemeClr val="phClr"/>
         </a:solidFill>
+        <a:solidFill>
+          <a:schemeClr val="phClr">
+            <a:tint val="95000"/>
+            <a:satMod val="170000"/>
+          </a:schemeClr>
+        </a:solidFill>
         <a:gradFill rotWithShape="1">
           <a:gsLst>
             <a:gs pos="0">
               <a:schemeClr val="phClr">
-                <a:tint val="40000"/>
-                <a:satMod val="350000"/>
+                <a:tint val="93000"/>
+                <a:satMod val="150000"/>
+                <a:shade val="98000"/>
+                <a:lumMod val="102000"/>
               </a:schemeClr>
             </a:gs>
-            <a:gs pos="40000">
+            <a:gs pos="50000">
               <a:schemeClr val="phClr">
-                <a:tint val="45000"/>
-                <a:shade val="99000"/>
-                <a:satMod val="350000"/>
+                <a:tint val="98000"/>
+                <a:satMod val="130000"/>
+                <a:shade val="90000"/>
+                <a:lumMod val="103000"/>
               </a:schemeClr>
             </a:gs>
             <a:gs pos="100000">
               <a:schemeClr val="phClr">
-                <a:shade val="20000"/>
-                <a:satMod val="255000"/>
+                <a:shade val="63000"/>
+                <a:satMod val="120000"/>
               </a:schemeClr>
             </a:gs>
           </a:gsLst>
-          <a:path path="circle">
-            <a:fillToRect l="50000" t="-80000" r="50000" b="180000"/>
-          </a:path>
-        </a:gradFill>
-        <a:gradFill rotWithShape="1">
-          <a:gsLst>
-            <a:gs pos="0">
-              <a:schemeClr val="phClr">
-                <a:tint val="80000"/>
-                <a:satMod val="300000"/>
-              </a:schemeClr>
-            </a:gs>
-            <a:gs pos="100000">
-              <a:schemeClr val="phClr">
-                <a:shade val="30000"/>
-                <a:satMod val="200000"/>
-              </a:schemeClr>
-            </a:gs>
-          </a:gsLst>
-          <a:path path="circle">
-            <a:fillToRect l="50000" t="50000" r="50000" b="50000"/>
-          </a:path>
+          <a:lin ang="5400000" scaled="0"/>
         </a:gradFill>
       </a:bgFillStyleLst>
     </a:fmtScheme>
   </a:themeElements>
-  <a:objectDefaults>
-    <a:spDef>
-      <a:spPr/>
-      <a:bodyPr/>
-      <a:lstStyle/>
-      <a:style>
-        <a:lnRef idx="1">
-          <a:schemeClr val="accent1"/>
-        </a:lnRef>
-        <a:fillRef idx="3">
-          <a:schemeClr val="accent1"/>
-        </a:fillRef>
-        <a:effectRef idx="2">
-          <a:schemeClr val="accent1"/>
-        </a:effectRef>
-        <a:fontRef idx="minor">
-          <a:schemeClr val="lt1"/>
-        </a:fontRef>
-      </a:style>
-    </a:spDef>
-    <a:lnDef>
-      <a:spPr/>
-      <a:bodyPr/>
-      <a:lstStyle/>
-      <a:style>
-        <a:lnRef idx="2">
-          <a:schemeClr val="accent1"/>
-        </a:lnRef>
-        <a:fillRef idx="0">
-          <a:schemeClr val="accent1"/>
-        </a:fillRef>
-        <a:effectRef idx="1">
-          <a:schemeClr val="accent1"/>
-        </a:effectRef>
-        <a:fontRef idx="minor">
-          <a:schemeClr val="tx1"/>
-        </a:fontRef>
-      </a:style>
-    </a:lnDef>
-  </a:objectDefaults>
+  <a:objectDefaults/>
   <a:extraClrSchemeLst/>
+  <a:extLst>
+    <a:ext uri="{05A4C25C-085E-4340-85A3-A5531E510DB2}">
+      <thm15:themeFamily xmlns:thm15="http://schemas.microsoft.com/office/thememl/2012/main" name="Office Theme" id="{2E142A2C-CD16-42D6-873A-C26D2A0506FA}" vid="{1BDDFF52-6CD6-40A5-AB3C-68EB2F1E4D0A}"/>
+    </a:ext>
+  </a:extLst>
 </a:theme>
 </file>
--- a/docx/11-acl-seguridad/11-acl-seguridad.docx
+++ b/docx/11-acl-seguridad/11-acl-seguridad.docx
@@ -28,7 +28,7 @@
         </w:p>
       </w:sdtContent>
     </w:sdt>
-    <w:bookmarkStart w:id="24" w:name="acls-y-seguridad-de-red"/>
+    <w:bookmarkStart w:id="35" w:name="acls-y-seguridad-de-red"/>
     <w:p>
       <w:pPr>
         <w:pStyle w:val="Heading1"/>
@@ -115,20 +115,34 @@
           <w:i/>
           <w:iCs/>
         </w:rPr>
-        <w:t xml:space="preserve">“Tu nombre no está en la lista.”</w:t>
+        <w:t xml:space="preserve">“</w:t>
       </w:r>
       <w:r>
         <w:rPr>
           <w:i/>
           <w:iCs/>
         </w:rPr>
-        <w:t xml:space="preserve"> </w:t>
+        <w:t xml:space="preserve">Tu nombre no está en la lista.</w:t>
       </w:r>
       <w:r>
         <w:rPr>
           <w:i/>
           <w:iCs/>
         </w:rPr>
+        <w:t xml:space="preserve">”</w:t>
+      </w:r>
+      <w:r>
+        <w:rPr>
+          <w:i/>
+          <w:iCs/>
+        </w:rPr>
+        <w:t xml:space="preserve"> </w:t>
+      </w:r>
+      <w:r>
+        <w:rPr>
+          <w:i/>
+          <w:iCs/>
+        </w:rPr>
         <w:t xml:space="preserve">El paquete se desvanece y nadie, ni siquiera el remitente, recibirá confirmación.</w:t>
       </w:r>
     </w:p>
@@ -142,7 +156,7 @@
       <w:r>
         <w:t xml:space="preserve"> </w:t>
       </w:r>
-      <w:hyperlink r:id="rId9">
+      <w:hyperlink r:id="rId20">
         <w:r>
           <w:rPr>
             <w:rStyle w:val="Hyperlink"/>
@@ -159,7 +173,7 @@
       <w:r>
         <w:t xml:space="preserve"> </w:t>
       </w:r>
-      <w:hyperlink r:id="rId10">
+      <w:hyperlink r:id="rId21">
         <w:r>
           <w:rPr>
             <w:rStyle w:val="Hyperlink"/>
@@ -215,7 +229,7 @@
         </w:pict>
       </w:r>
     </w:p>
-    <w:bookmarkStart w:id="11" w:name="objetivo-de-la-unidad"/>
+    <w:bookmarkStart w:id="22" w:name="objetivo-de-la-unidad"/>
     <w:p>
       <w:pPr>
         <w:pStyle w:val="Heading2"/>
@@ -311,8 +325,8 @@
         </w:pict>
       </w:r>
     </w:p>
-    <w:bookmarkEnd w:id="11"/>
-    <w:bookmarkStart w:id="18" w:name="mapa-de-la-unidad"/>
+    <w:bookmarkEnd w:id="22"/>
+    <w:bookmarkStart w:id="29" w:name="mapa-de-la-unidad"/>
     <w:p>
       <w:pPr>
         <w:pStyle w:val="Heading2"/>
@@ -325,6 +339,7 @@
       <w:tblPr>
         <w:tblStyle w:val="Table"/>
         <w:tblW w:type="pct" w:w="5000"/>
+        <w:jc w:val="left"/>
         <w:tblLayout w:type="fixed"/>
         <w:tblLook w:firstRow="1" w:lastRow="0" w:firstColumn="0" w:lastColumn="0" w:noHBand="0" w:noVBand="0" w:val="0020"/>
       </w:tblPr>
@@ -342,6 +357,7 @@
           <w:p>
             <w:pPr>
               <w:pStyle w:val="Compact"/>
+              <w:jc w:val="left"/>
             </w:pPr>
             <w:r>
               <w:t xml:space="preserve">Punto</w:t>
@@ -353,6 +369,7 @@
           <w:p>
             <w:pPr>
               <w:pStyle w:val="Compact"/>
+              <w:jc w:val="left"/>
             </w:pPr>
             <w:r>
               <w:t xml:space="preserve">Qué aprenderás</w:t>
@@ -364,6 +381,7 @@
           <w:p>
             <w:pPr>
               <w:pStyle w:val="Compact"/>
+              <w:jc w:val="left"/>
             </w:pPr>
             <w:r>
               <w:t xml:space="preserve">Nivel</w:t>
@@ -377,8 +395,9 @@
           <w:p>
             <w:pPr>
               <w:pStyle w:val="Compact"/>
-            </w:pPr>
-            <w:hyperlink r:id="rId12">
+              <w:jc w:val="left"/>
+            </w:pPr>
+            <w:hyperlink r:id="rId23">
               <w:r>
                 <w:rPr>
                   <w:rStyle w:val="Hyperlink"/>
@@ -393,6 +412,7 @@
           <w:p>
             <w:pPr>
               <w:pStyle w:val="Compact"/>
+              <w:jc w:val="left"/>
             </w:pPr>
             <w:r>
               <w:t xml:space="preserve">El flujo del paquete y las dos aduanas del router</w:t>
@@ -404,6 +424,7 @@
           <w:p>
             <w:pPr>
               <w:pStyle w:val="Compact"/>
+              <w:jc w:val="left"/>
             </w:pPr>
             <w:r>
               <w:t xml:space="preserve">Todos</w:t>
@@ -417,8 +438,9 @@
           <w:p>
             <w:pPr>
               <w:pStyle w:val="Compact"/>
-            </w:pPr>
-            <w:hyperlink r:id="rId13">
+              <w:jc w:val="left"/>
+            </w:pPr>
+            <w:hyperlink r:id="rId24">
               <w:r>
                 <w:rPr>
                   <w:rStyle w:val="Hyperlink"/>
@@ -433,6 +455,7 @@
           <w:p>
             <w:pPr>
               <w:pStyle w:val="Compact"/>
+              <w:jc w:val="left"/>
             </w:pPr>
             <w:r>
               <w:t xml:space="preserve">Qué es una ACL, estándar vs extendida, deny implícito</w:t>
@@ -444,6 +467,7 @@
           <w:p>
             <w:pPr>
               <w:pStyle w:val="Compact"/>
+              <w:jc w:val="left"/>
             </w:pPr>
             <w:r>
               <w:t xml:space="preserve">Todos</w:t>
@@ -457,8 +481,9 @@
           <w:p>
             <w:pPr>
               <w:pStyle w:val="Compact"/>
-            </w:pPr>
-            <w:hyperlink r:id="rId14">
+              <w:jc w:val="left"/>
+            </w:pPr>
+            <w:hyperlink r:id="rId25">
               <w:r>
                 <w:rPr>
                   <w:rStyle w:val="Hyperlink"/>
@@ -473,6 +498,7 @@
           <w:p>
             <w:pPr>
               <w:pStyle w:val="Compact"/>
+              <w:jc w:val="left"/>
             </w:pPr>
             <w:r>
               <w:t xml:space="preserve">Wildcards, colocación y verificación</w:t>
@@ -484,6 +510,7 @@
           <w:p>
             <w:pPr>
               <w:pStyle w:val="Compact"/>
+              <w:jc w:val="left"/>
             </w:pPr>
             <w:r>
               <w:t xml:space="preserve">Todos</w:t>
@@ -497,8 +524,9 @@
           <w:p>
             <w:pPr>
               <w:pStyle w:val="Compact"/>
-            </w:pPr>
-            <w:hyperlink r:id="rId15">
+              <w:jc w:val="left"/>
+            </w:pPr>
+            <w:hyperlink r:id="rId26">
               <w:r>
                 <w:rPr>
                   <w:rStyle w:val="Hyperlink"/>
@@ -513,6 +541,7 @@
           <w:p>
             <w:pPr>
               <w:pStyle w:val="Compact"/>
+              <w:jc w:val="left"/>
             </w:pPr>
             <w:r>
               <w:rPr>
@@ -530,6 +559,7 @@
           <w:p>
             <w:pPr>
               <w:pStyle w:val="Compact"/>
+              <w:jc w:val="left"/>
             </w:pPr>
             <w:r>
               <w:t xml:space="preserve">Avanzado</w:t>
@@ -543,8 +573,9 @@
           <w:p>
             <w:pPr>
               <w:pStyle w:val="Compact"/>
-            </w:pPr>
-            <w:hyperlink r:id="rId16">
+              <w:jc w:val="left"/>
+            </w:pPr>
+            <w:hyperlink r:id="rId27">
               <w:r>
                 <w:rPr>
                   <w:rStyle w:val="Hyperlink"/>
@@ -559,6 +590,7 @@
           <w:p>
             <w:pPr>
               <w:pStyle w:val="Compact"/>
+              <w:jc w:val="left"/>
             </w:pPr>
             <w:r>
               <w:t xml:space="preserve">Seguridad de capa 2: MACs por puerto y modos de violación</w:t>
@@ -570,6 +602,7 @@
           <w:p>
             <w:pPr>
               <w:pStyle w:val="Compact"/>
+              <w:jc w:val="left"/>
             </w:pPr>
             <w:r>
               <w:t xml:space="preserve">Todos</w:t>
@@ -583,8 +616,9 @@
           <w:p>
             <w:pPr>
               <w:pStyle w:val="Compact"/>
-            </w:pPr>
-            <w:hyperlink r:id="rId17">
+              <w:jc w:val="left"/>
+            </w:pPr>
+            <w:hyperlink r:id="rId28">
               <w:r>
                 <w:rPr>
                   <w:rStyle w:val="Hyperlink"/>
@@ -599,6 +633,7 @@
           <w:p>
             <w:pPr>
               <w:pStyle w:val="Compact"/>
+              <w:jc w:val="left"/>
             </w:pPr>
             <w:r>
               <w:t xml:space="preserve">Sé el Paquete, Fireside, Laboratorio, Crucigrama…</w:t>
@@ -610,6 +645,7 @@
           <w:p>
             <w:pPr>
               <w:pStyle w:val="Compact"/>
+              <w:jc w:val="left"/>
             </w:pPr>
             <w:r>
               <w:t xml:space="preserve">Todos</w:t>
@@ -649,8 +685,8 @@
         </w:pict>
       </w:r>
     </w:p>
-    <w:bookmarkEnd w:id="18"/>
-    <w:bookmarkStart w:id="19" w:name="boletines-de-la-unidad"/>
+    <w:bookmarkEnd w:id="29"/>
+    <w:bookmarkStart w:id="30" w:name="boletines-de-la-unidad"/>
     <w:p>
       <w:pPr>
         <w:pStyle w:val="Heading2"/>
@@ -700,8 +736,8 @@
         </w:pict>
       </w:r>
     </w:p>
-    <w:bookmarkEnd w:id="19"/>
-    <w:bookmarkStart w:id="20" w:name="criterios-de-evaluación-cubiertos-ra4"/>
+    <w:bookmarkEnd w:id="30"/>
+    <w:bookmarkStart w:id="31" w:name="criterios-de-evaluación-cubiertos-ra4"/>
     <w:p>
       <w:pPr>
         <w:pStyle w:val="Heading2"/>
@@ -726,6 +762,7 @@
       <w:tblPr>
         <w:tblStyle w:val="Table"/>
         <w:tblW w:type="pct" w:w="5000"/>
+        <w:jc w:val="left"/>
         <w:tblLayout w:type="fixed"/>
         <w:tblLook w:firstRow="1" w:lastRow="0" w:firstColumn="0" w:lastColumn="0" w:noHBand="0" w:noVBand="0" w:val="0020"/>
       </w:tblPr>
@@ -743,6 +780,7 @@
           <w:p>
             <w:pPr>
               <w:pStyle w:val="Compact"/>
+              <w:jc w:val="left"/>
             </w:pPr>
             <w:r>
               <w:t xml:space="preserve">CE</w:t>
@@ -754,6 +792,7 @@
           <w:p>
             <w:pPr>
               <w:pStyle w:val="Compact"/>
+              <w:jc w:val="left"/>
             </w:pPr>
             <w:r>
               <w:t xml:space="preserve">Criterio</w:t>
@@ -765,6 +804,7 @@
           <w:p>
             <w:pPr>
               <w:pStyle w:val="Compact"/>
+              <w:jc w:val="left"/>
             </w:pPr>
             <w:r>
               <w:t xml:space="preserve">Dónde se cubre</w:t>
@@ -778,6 +818,7 @@
           <w:p>
             <w:pPr>
               <w:pStyle w:val="Compact"/>
+              <w:jc w:val="left"/>
             </w:pPr>
             <w:r>
               <w:t xml:space="preserve">i)</w:t>
@@ -789,6 +830,7 @@
           <w:p>
             <w:pPr>
               <w:pStyle w:val="Compact"/>
+              <w:jc w:val="left"/>
             </w:pPr>
             <w:r>
               <w:t xml:space="preserve">Filtrado de tráfico (ACLs)</w:t>
@@ -800,6 +842,7 @@
           <w:p>
             <w:pPr>
               <w:pStyle w:val="Compact"/>
+              <w:jc w:val="left"/>
             </w:pPr>
             <w:r>
               <w:t xml:space="preserve">✅ Puntos 1-4 + ⚡ Laboratorio (punto 6)</w:t>
@@ -813,6 +856,7 @@
           <w:p>
             <w:pPr>
               <w:pStyle w:val="Compact"/>
+              <w:jc w:val="left"/>
             </w:pPr>
             <w:r>
               <w:t xml:space="preserve">j)</w:t>
@@ -824,6 +868,7 @@
           <w:p>
             <w:pPr>
               <w:pStyle w:val="Compact"/>
+              <w:jc w:val="left"/>
             </w:pPr>
             <w:r>
               <w:t xml:space="preserve">Listas de control de acceso</w:t>
@@ -835,6 +880,7 @@
           <w:p>
             <w:pPr>
               <w:pStyle w:val="Compact"/>
+              <w:jc w:val="left"/>
             </w:pPr>
             <w:r>
               <w:t xml:space="preserve">✅ Puntos 2-4 + 🧠 Atrévete a pensar (punto 6)</w:t>
@@ -850,8 +896,8 @@
         </w:pict>
       </w:r>
     </w:p>
-    <w:bookmarkEnd w:id="20"/>
-    <w:bookmarkStart w:id="23" w:name="por-dónde-empiezo"/>
+    <w:bookmarkEnd w:id="31"/>
+    <w:bookmarkStart w:id="34" w:name="por-dónde-empiezo"/>
     <w:p>
       <w:pPr>
         <w:pStyle w:val="Heading2"/>
@@ -874,7 +920,7 @@
       <w:r>
         <w:t xml:space="preserve"> </w:t>
       </w:r>
-      <w:hyperlink r:id="rId21">
+      <w:hyperlink r:id="rId32">
         <w:r>
           <w:rPr>
             <w:rStyle w:val="Hyperlink"/>
@@ -903,7 +949,7 @@
       <w:r>
         <w:t xml:space="preserve"> </w:t>
       </w:r>
-      <w:hyperlink r:id="rId15">
+      <w:hyperlink r:id="rId26">
         <w:r>
           <w:rPr>
             <w:rStyle w:val="Hyperlink"/>
@@ -929,7 +975,7 @@
       <w:r>
         <w:t xml:space="preserve"> </w:t>
       </w:r>
-      <w:hyperlink r:id="rId12">
+      <w:hyperlink r:id="rId23">
         <w:r>
           <w:rPr>
             <w:rStyle w:val="Hyperlink"/>
@@ -954,7 +1000,7 @@
         </w:rPr>
         <w:t xml:space="preserve"> </w:t>
       </w:r>
-      <w:hyperlink r:id="rId22">
+      <w:hyperlink r:id="rId33">
         <w:r>
           <w:rPr>
             <w:rStyle w:val="Hyperlink"/>
@@ -972,9 +1018,9 @@
         <w:t xml:space="preserve">.</w:t>
       </w:r>
     </w:p>
-    <w:bookmarkEnd w:id="23"/>
-    <w:bookmarkEnd w:id="24"/>
-    <w:bookmarkStart w:id="34" w:name="de-las-rutas-a-las-acls"/>
+    <w:bookmarkEnd w:id="34"/>
+    <w:bookmarkEnd w:id="35"/>
+    <w:bookmarkStart w:id="45" w:name="de-las-rutas-a-las-acls"/>
     <w:p>
       <w:pPr>
         <w:pStyle w:val="Heading1"/>
@@ -1038,7 +1084,7 @@
         </w:pict>
       </w:r>
     </w:p>
-    <w:bookmarkStart w:id="25" w:name="la-idea-en-una-frase"/>
+    <w:bookmarkStart w:id="36" w:name="la-idea-en-una-frase"/>
     <w:p>
       <w:pPr>
         <w:pStyle w:val="Heading2"/>
@@ -1075,8 +1121,8 @@
         </w:pict>
       </w:r>
     </w:p>
-    <w:bookmarkEnd w:id="25"/>
-    <w:bookmarkStart w:id="26" w:name="el-mapa-mental-del-router"/>
+    <w:bookmarkEnd w:id="36"/>
+    <w:bookmarkStart w:id="37" w:name="el-mapa-mental-del-router"/>
     <w:p>
       <w:pPr>
         <w:pStyle w:val="Heading2"/>
@@ -1095,7 +1141,7 @@
       <w:r>
         <w:t xml:space="preserve"> </w:t>
       </w:r>
-      <w:hyperlink r:id="rId9">
+      <w:hyperlink r:id="rId20">
         <w:r>
           <w:rPr>
             <w:rStyle w:val="Hyperlink"/>
@@ -1202,7 +1248,13 @@
         <w:t xml:space="preserve"> </w:t>
       </w:r>
       <w:r>
-        <w:t xml:space="preserve">“¿te dejo pasar?”</w:t>
+        <w:t xml:space="preserve">“</w:t>
+      </w:r>
+      <w:r>
+        <w:t xml:space="preserve">¿te dejo pasar?</w:t>
+      </w:r>
+      <w:r>
+        <w:t xml:space="preserve">”</w:t>
       </w:r>
       <w:r>
         <w:t xml:space="preserve">. Todo el resto de la unidad gira alrededor de entender ese flujo: qué es</w:t>
@@ -1211,7 +1263,13 @@
         <w:t xml:space="preserve"> </w:t>
       </w:r>
       <w:r>
-        <w:t xml:space="preserve">“entrada”</w:t>
+        <w:t xml:space="preserve">“</w:t>
+      </w:r>
+      <w:r>
+        <w:t xml:space="preserve">entrada</w:t>
+      </w:r>
+      <w:r>
+        <w:t xml:space="preserve">”</w:t>
       </w:r>
       <w:r>
         <w:t xml:space="preserve"> </w:t>
@@ -1223,7 +1281,13 @@
         <w:t xml:space="preserve"> </w:t>
       </w:r>
       <w:r>
-        <w:t xml:space="preserve">“salida”</w:t>
+        <w:t xml:space="preserve">“</w:t>
+      </w:r>
+      <w:r>
+        <w:t xml:space="preserve">salida</w:t>
+      </w:r>
+      <w:r>
+        <w:t xml:space="preserve">”</w:t>
       </w:r>
       <w:r>
         <w:t xml:space="preserve"> </w:t>
@@ -1252,8 +1316,8 @@
         </w:pict>
       </w:r>
     </w:p>
-    <w:bookmarkEnd w:id="26"/>
-    <w:bookmarkStart w:id="27" w:name="X56462977f6126b3ea09b59ce4dde5f6b16e99bb"/>
+    <w:bookmarkEnd w:id="37"/>
+    <w:bookmarkStart w:id="38" w:name="X56462977f6126b3ea09b59ce4dde5f6b16e99bb"/>
     <w:p>
       <w:pPr>
         <w:pStyle w:val="Heading2"/>
@@ -1273,7 +1337,13 @@
         <w:t xml:space="preserve"> </w:t>
       </w:r>
       <w:r>
-        <w:t xml:space="preserve">“hacia dentro de la empresa”</w:t>
+        <w:t xml:space="preserve">“</w:t>
+      </w:r>
+      <w:r>
+        <w:t xml:space="preserve">hacia dentro de la empresa</w:t>
+      </w:r>
+      <w:r>
+        <w:t xml:space="preserve">”</w:t>
       </w:r>
       <w:r>
         <w:t xml:space="preserve"> </w:t>
@@ -1285,7 +1355,13 @@
         <w:t xml:space="preserve"> </w:t>
       </w:r>
       <w:r>
-        <w:t xml:space="preserve">“hacia Internet”</w:t>
+        <w:t xml:space="preserve">“</w:t>
+      </w:r>
+      <w:r>
+        <w:t xml:space="preserve">hacia Internet</w:t>
+      </w:r>
+      <w:r>
+        <w:t xml:space="preserve">”</w:t>
       </w:r>
       <w:r>
         <w:t xml:space="preserve">: son</w:t>
@@ -1308,6 +1384,7 @@
       <w:tblPr>
         <w:tblStyle w:val="Table"/>
         <w:tblW w:type="pct" w:w="5000"/>
+        <w:jc w:val="left"/>
         <w:tblLayout w:type="fixed"/>
         <w:tblLook w:firstRow="1" w:lastRow="0" w:firstColumn="0" w:lastColumn="0" w:noHBand="0" w:noVBand="0" w:val="0020"/>
       </w:tblPr>
@@ -1324,6 +1401,7 @@
           <w:p>
             <w:pPr>
               <w:pStyle w:val="Compact"/>
+              <w:jc w:val="left"/>
             </w:pPr>
             <w:r>
               <w:t xml:space="preserve">Dirección</w:t>
@@ -1335,6 +1413,7 @@
           <w:p>
             <w:pPr>
               <w:pStyle w:val="Compact"/>
+              <w:jc w:val="left"/>
             </w:pPr>
             <w:r>
               <w:t xml:space="preserve">Significado real</w:t>
@@ -1348,6 +1427,7 @@
           <w:p>
             <w:pPr>
               <w:pStyle w:val="Compact"/>
+              <w:jc w:val="left"/>
             </w:pPr>
             <w:r>
               <w:rPr>
@@ -1369,6 +1449,7 @@
           <w:p>
             <w:pPr>
               <w:pStyle w:val="Compact"/>
+              <w:jc w:val="left"/>
             </w:pPr>
             <w:r>
               <w:t xml:space="preserve">El paquete</w:t>
@@ -1398,6 +1479,7 @@
           <w:p>
             <w:pPr>
               <w:pStyle w:val="Compact"/>
+              <w:jc w:val="left"/>
             </w:pPr>
             <w:r>
               <w:rPr>
@@ -1419,6 +1501,7 @@
           <w:p>
             <w:pPr>
               <w:pStyle w:val="Compact"/>
+              <w:jc w:val="left"/>
             </w:pPr>
             <w:r>
               <w:t xml:space="preserve">El paquete</w:t>
@@ -1490,7 +1573,13 @@
         </w:numPr>
       </w:pPr>
       <w:r>
-        <w:t xml:space="preserve">“Bloquear que la LAN salga a Internet”</w:t>
+        <w:t xml:space="preserve">“</w:t>
+      </w:r>
+      <w:r>
+        <w:t xml:space="preserve">Bloquear que la LAN salga a Internet</w:t>
+      </w:r>
+      <w:r>
+        <w:t xml:space="preserve">”</w:t>
       </w:r>
       <w:r>
         <w:t xml:space="preserve"> </w:t>
@@ -1567,7 +1656,13 @@
         </w:numPr>
       </w:pPr>
       <w:r>
-        <w:t xml:space="preserve">“Proteger la LAN del exterior”</w:t>
+        <w:t xml:space="preserve">“</w:t>
+      </w:r>
+      <w:r>
+        <w:t xml:space="preserve">Proteger la LAN del exterior</w:t>
+      </w:r>
+      <w:r>
+        <w:t xml:space="preserve">”</w:t>
       </w:r>
       <w:r>
         <w:t xml:space="preserve"> </w:t>
@@ -1676,8 +1771,8 @@
         </w:pict>
       </w:r>
     </w:p>
-    <w:bookmarkEnd w:id="27"/>
-    <w:bookmarkStart w:id="29" w:name="X3b40dd5ed4b08057f797b77e92d32d4a85f4bf4"/>
+    <w:bookmarkEnd w:id="38"/>
+    <w:bookmarkStart w:id="40" w:name="X3b40dd5ed4b08057f797b77e92d32d4a85f4bf4"/>
     <w:p>
       <w:pPr>
         <w:pStyle w:val="Heading2"/>
@@ -1698,6 +1793,7 @@
       <w:tblPr>
         <w:tblStyle w:val="Table"/>
         <w:tblW w:type="pct" w:w="5000"/>
+        <w:jc w:val="left"/>
         <w:tblLayout w:type="fixed"/>
         <w:tblLook w:firstRow="1" w:lastRow="0" w:firstColumn="0" w:lastColumn="0" w:noHBand="0" w:noVBand="0" w:val="0020"/>
       </w:tblPr>
@@ -1715,6 +1811,7 @@
           <w:p>
             <w:pPr>
               <w:pStyle w:val="Compact"/>
+              <w:jc w:val="left"/>
             </w:pPr>
             <w:r>
               <w:t xml:space="preserve">Capa</w:t>
@@ -1726,6 +1823,7 @@
           <w:p>
             <w:pPr>
               <w:pStyle w:val="Compact"/>
+              <w:jc w:val="left"/>
             </w:pPr>
             <w:r>
               <w:t xml:space="preserve">Herramienta</w:t>
@@ -1737,6 +1835,7 @@
           <w:p>
             <w:pPr>
               <w:pStyle w:val="Compact"/>
+              <w:jc w:val="left"/>
             </w:pPr>
             <w:r>
               <w:t xml:space="preserve">Qué controla</w:t>
@@ -1750,6 +1849,7 @@
           <w:p>
             <w:pPr>
               <w:pStyle w:val="Compact"/>
+              <w:jc w:val="left"/>
             </w:pPr>
             <w:r>
               <w:rPr>
@@ -1765,6 +1865,7 @@
           <w:p>
             <w:pPr>
               <w:pStyle w:val="Compact"/>
+              <w:jc w:val="left"/>
             </w:pPr>
             <w:r>
               <w:t xml:space="preserve">Contraseñas, SSH, listas de acceso a la VTY</w:t>
@@ -1776,6 +1877,7 @@
           <w:p>
             <w:pPr>
               <w:pStyle w:val="Compact"/>
+              <w:jc w:val="left"/>
             </w:pPr>
             <w:r>
               <w:t xml:space="preserve">Quién administra los equipos</w:t>
@@ -1789,6 +1891,7 @@
           <w:p>
             <w:pPr>
               <w:pStyle w:val="Compact"/>
+              <w:jc w:val="left"/>
             </w:pPr>
             <w:r>
               <w:rPr>
@@ -1804,6 +1907,7 @@
           <w:p>
             <w:pPr>
               <w:pStyle w:val="Compact"/>
+              <w:jc w:val="left"/>
             </w:pPr>
             <w:r>
               <w:t xml:space="preserve">ACLs en routers/switches L3</w:t>
@@ -1815,6 +1919,7 @@
           <w:p>
             <w:pPr>
               <w:pStyle w:val="Compact"/>
+              <w:jc w:val="left"/>
             </w:pPr>
             <w:r>
               <w:t xml:space="preserve">Qué red habla con qué red (y qué puertos)</w:t>
@@ -1828,6 +1933,7 @@
           <w:p>
             <w:pPr>
               <w:pStyle w:val="Compact"/>
+              <w:jc w:val="left"/>
             </w:pPr>
             <w:r>
               <w:rPr>
@@ -1843,6 +1949,7 @@
           <w:p>
             <w:pPr>
               <w:pStyle w:val="Compact"/>
+              <w:jc w:val="left"/>
             </w:pPr>
             <w:r>
               <w:t xml:space="preserve">Port Security, firewall, NAC</w:t>
@@ -1854,6 +1961,7 @@
           <w:p>
             <w:pPr>
               <w:pStyle w:val="Compact"/>
+              <w:jc w:val="left"/>
             </w:pPr>
             <w:r>
               <w:t xml:space="preserve">Qué equipo se enchufa y qué servicios usa</w:t>
@@ -1872,7 +1980,7 @@
       <w:r>
         <w:t xml:space="preserve"> </w:t>
       </w:r>
-      <w:hyperlink r:id="rId28">
+      <w:hyperlink r:id="rId39">
         <w:r>
           <w:rPr>
             <w:rStyle w:val="Hyperlink"/>
@@ -1891,8 +1999,8 @@
         </w:pict>
       </w:r>
     </w:p>
-    <w:bookmarkEnd w:id="29"/>
-    <w:bookmarkStart w:id="30" w:name="mini-chequeo"/>
+    <w:bookmarkEnd w:id="40"/>
+    <w:bookmarkStart w:id="41" w:name="mini-chequeo"/>
     <w:p>
       <w:pPr>
         <w:pStyle w:val="Heading2"/>
@@ -1970,7 +2078,13 @@
         <w:t xml:space="preserve"> </w:t>
       </w:r>
       <w:r>
-        <w:t xml:space="preserve">“in”</w:t>
+        <w:t xml:space="preserve">“</w:t>
+      </w:r>
+      <w:r>
+        <w:t xml:space="preserve">in</w:t>
+      </w:r>
+      <w:r>
+        <w:t xml:space="preserve">”</w:t>
       </w:r>
       <w:r>
         <w:t xml:space="preserve"> </w:t>
@@ -1982,7 +2096,13 @@
         <w:t xml:space="preserve"> </w:t>
       </w:r>
       <w:r>
-        <w:t xml:space="preserve">“out”</w:t>
+        <w:t xml:space="preserve">“</w:t>
+      </w:r>
+      <w:r>
+        <w:t xml:space="preserve">out</w:t>
+      </w:r>
+      <w:r>
+        <w:t xml:space="preserve">”</w:t>
       </w:r>
       <w:r>
         <w:t xml:space="preserve"> </w:t>
@@ -1994,7 +2114,13 @@
         <w:t xml:space="preserve"> </w:t>
       </w:r>
       <w:r>
-        <w:t xml:space="preserve">“de dentro”</w:t>
+        <w:t xml:space="preserve">“</w:t>
+      </w:r>
+      <w:r>
+        <w:t xml:space="preserve">de dentro</w:t>
+      </w:r>
+      <w:r>
+        <w:t xml:space="preserve">”</w:t>
       </w:r>
       <w:r>
         <w:t xml:space="preserve"> </w:t>
@@ -2006,7 +2132,13 @@
         <w:t xml:space="preserve"> </w:t>
       </w:r>
       <w:r>
-        <w:t xml:space="preserve">“de fuera”</w:t>
+        <w:t xml:space="preserve">“</w:t>
+      </w:r>
+      <w:r>
+        <w:t xml:space="preserve">de fuera</w:t>
+      </w:r>
+      <w:r>
+        <w:t xml:space="preserve">”</w:t>
       </w:r>
       <w:r>
         <w:t xml:space="preserve"> </w:t>
@@ -2138,7 +2270,13 @@
         <w:t xml:space="preserve"> </w:t>
       </w:r>
       <w:r>
-        <w:t xml:space="preserve">“in”</w:t>
+        <w:t xml:space="preserve">“</w:t>
+      </w:r>
+      <w:r>
+        <w:t xml:space="preserve">in</w:t>
+      </w:r>
+      <w:r>
+        <w:t xml:space="preserve">”</w:t>
       </w:r>
       <w:r>
         <w:t xml:space="preserve"> </w:t>
@@ -2150,7 +2288,13 @@
         <w:t xml:space="preserve"> </w:t>
       </w:r>
       <w:r>
-        <w:t xml:space="preserve">“out”</w:t>
+        <w:t xml:space="preserve">“</w:t>
+      </w:r>
+      <w:r>
+        <w:t xml:space="preserve">out</w:t>
+      </w:r>
+      <w:r>
+        <w:t xml:space="preserve">”</w:t>
       </w:r>
       <w:r>
         <w:t xml:space="preserve"> </w:t>
@@ -2162,7 +2306,13 @@
         <w:t xml:space="preserve"> </w:t>
       </w:r>
       <w:r>
-        <w:t xml:space="preserve">“dentro”</w:t>
+        <w:t xml:space="preserve">“</w:t>
+      </w:r>
+      <w:r>
+        <w:t xml:space="preserve">dentro</w:t>
+      </w:r>
+      <w:r>
+        <w:t xml:space="preserve">”</w:t>
       </w:r>
       <w:r>
         <w:t xml:space="preserve"> </w:t>
@@ -2174,7 +2324,13 @@
         <w:t xml:space="preserve"> </w:t>
       </w:r>
       <w:r>
-        <w:t xml:space="preserve">“fuera”</w:t>
+        <w:t xml:space="preserve">“</w:t>
+      </w:r>
+      <w:r>
+        <w:t xml:space="preserve">fuera</w:t>
+      </w:r>
+      <w:r>
+        <w:t xml:space="preserve">”</w:t>
       </w:r>
       <w:r>
         <w:t xml:space="preserve"> </w:t>
@@ -2190,8 +2346,8 @@
         </w:pict>
       </w:r>
     </w:p>
-    <w:bookmarkEnd w:id="30"/>
-    <w:bookmarkStart w:id="31" w:name="resumen-en-3-frases"/>
+    <w:bookmarkEnd w:id="41"/>
+    <w:bookmarkStart w:id="42" w:name="resumen-en-3-frases"/>
     <w:p>
       <w:pPr>
         <w:pStyle w:val="Heading2"/>
@@ -2259,8 +2415,8 @@
         <w:t xml:space="preserve">Las ACLs controlan el tráfico entre segmentos dentro de las tres capas de seguridad de la red.</w:t>
       </w:r>
     </w:p>
-    <w:bookmarkEnd w:id="31"/>
-    <w:bookmarkStart w:id="33" w:name="vocabulario-rápido"/>
+    <w:bookmarkEnd w:id="42"/>
+    <w:bookmarkStart w:id="44" w:name="vocabulario-rápido"/>
     <w:p>
       <w:pPr>
         <w:pStyle w:val="Heading2"/>
@@ -2273,6 +2429,7 @@
       <w:tblPr>
         <w:tblStyle w:val="Table"/>
         <w:tblW w:type="auto" w:w="0"/>
+        <w:jc w:val="left"/>
         <w:tblLook w:firstRow="1" w:lastRow="0" w:firstColumn="0" w:lastColumn="0" w:noHBand="0" w:noVBand="0" w:val="0020"/>
       </w:tblPr>
       <w:tblGrid>
@@ -2288,6 +2445,7 @@
           <w:p>
             <w:pPr>
               <w:pStyle w:val="Compact"/>
+              <w:jc w:val="left"/>
             </w:pPr>
             <w:r>
               <w:t xml:space="preserve">Término</w:t>
@@ -2299,6 +2457,7 @@
           <w:p>
             <w:pPr>
               <w:pStyle w:val="Compact"/>
+              <w:jc w:val="left"/>
             </w:pPr>
             <w:r>
               <w:t xml:space="preserve">Idea general</w:t>
@@ -2312,6 +2471,7 @@
           <w:p>
             <w:pPr>
               <w:pStyle w:val="Compact"/>
+              <w:jc w:val="left"/>
             </w:pPr>
             <w:r>
               <w:t xml:space="preserve">ACL in/out</w:t>
@@ -2323,6 +2483,7 @@
           <w:p>
             <w:pPr>
               <w:pStyle w:val="Compact"/>
+              <w:jc w:val="left"/>
             </w:pPr>
             <w:r>
               <w:t xml:space="preserve">Filtro en la entrada/salida de una interfaz del router</w:t>
@@ -2336,6 +2497,7 @@
           <w:p>
             <w:pPr>
               <w:pStyle w:val="Compact"/>
+              <w:jc w:val="left"/>
             </w:pPr>
             <w:r>
               <w:t xml:space="preserve">Longest prefix match</w:t>
@@ -2347,6 +2509,7 @@
           <w:p>
             <w:pPr>
               <w:pStyle w:val="Compact"/>
+              <w:jc w:val="left"/>
             </w:pPr>
             <w:r>
               <w:t xml:space="preserve">La ruta más específica gana</w:t>
@@ -2360,6 +2523,7 @@
           <w:p>
             <w:pPr>
               <w:pStyle w:val="Compact"/>
+              <w:jc w:val="left"/>
             </w:pPr>
             <w:r>
               <w:t xml:space="preserve">VTY</w:t>
@@ -2371,6 +2535,7 @@
           <w:p>
             <w:pPr>
               <w:pStyle w:val="Compact"/>
+              <w:jc w:val="left"/>
             </w:pPr>
             <w:r>
               <w:t xml:space="preserve">Las líneas de acceso de administración del equipo</w:t>
@@ -2384,6 +2549,7 @@
           <w:p>
             <w:pPr>
               <w:pStyle w:val="Compact"/>
+              <w:jc w:val="left"/>
             </w:pPr>
             <w:r>
               <w:t xml:space="preserve">Hardening</w:t>
@@ -2395,6 +2561,7 @@
           <w:p>
             <w:pPr>
               <w:pStyle w:val="Compact"/>
+              <w:jc w:val="left"/>
             </w:pPr>
             <w:r>
               <w:t xml:space="preserve">Endurecer la configuración de un equipo</w:t>
@@ -2408,6 +2575,7 @@
           <w:p>
             <w:pPr>
               <w:pStyle w:val="Compact"/>
+              <w:jc w:val="left"/>
             </w:pPr>
             <w:r>
               <w:t xml:space="preserve">Perímetro</w:t>
@@ -2419,6 +2587,7 @@
           <w:p>
             <w:pPr>
               <w:pStyle w:val="Compact"/>
+              <w:jc w:val="left"/>
             </w:pPr>
             <w:r>
               <w:t xml:space="preserve">La frontera entre tu red y el resto del mundo</w:t>
@@ -2444,7 +2613,7 @@
       <w:r>
         <w:t xml:space="preserve"> </w:t>
       </w:r>
-      <w:hyperlink r:id="rId32">
+      <w:hyperlink r:id="rId43">
         <w:r>
           <w:rPr>
             <w:rStyle w:val="Hyperlink"/>
@@ -2471,7 +2640,7 @@
       <w:r>
         <w:t xml:space="preserve"> </w:t>
       </w:r>
-      <w:hyperlink r:id="rId32">
+      <w:hyperlink r:id="rId43">
         <w:r>
           <w:rPr>
             <w:rStyle w:val="Hyperlink"/>
@@ -2498,7 +2667,7 @@
       <w:r>
         <w:t xml:space="preserve"> </w:t>
       </w:r>
-      <w:hyperlink r:id="rId13">
+      <w:hyperlink r:id="rId24">
         <w:r>
           <w:rPr>
             <w:rStyle w:val="Hyperlink"/>
@@ -2507,9 +2676,9 @@
         </w:r>
       </w:hyperlink>
     </w:p>
-    <w:bookmarkEnd w:id="33"/>
-    <w:bookmarkEnd w:id="34"/>
-    <w:bookmarkStart w:id="46" w:name="acls-concepto-y-tipos"/>
+    <w:bookmarkEnd w:id="44"/>
+    <w:bookmarkEnd w:id="45"/>
+    <w:bookmarkStart w:id="57" w:name="acls-concepto-y-tipos"/>
     <w:p>
       <w:pPr>
         <w:pStyle w:val="Heading1"/>
@@ -2573,7 +2742,7 @@
         </w:pict>
       </w:r>
     </w:p>
-    <w:bookmarkStart w:id="35" w:name="la-idea-en-una-frase-1"/>
+    <w:bookmarkStart w:id="46" w:name="la-idea-en-una-frase-1"/>
     <w:p>
       <w:pPr>
         <w:pStyle w:val="Heading2"/>
@@ -2690,8 +2859,8 @@
         </w:pict>
       </w:r>
     </w:p>
-    <w:bookmarkEnd w:id="35"/>
-    <w:bookmarkStart w:id="39" w:name="qué-es-una-acl-y-cómo-se-evalúa"/>
+    <w:bookmarkEnd w:id="46"/>
+    <w:bookmarkStart w:id="50" w:name="qué-es-una-acl-y-cómo-se-evalúa"/>
     <w:p>
       <w:pPr>
         <w:pStyle w:val="Heading2"/>
@@ -2711,7 +2880,13 @@
         <w:t xml:space="preserve"> </w:t>
       </w:r>
       <w:r>
-        <w:t xml:space="preserve">“concepto”</w:t>
+        <w:t xml:space="preserve">“</w:t>
+      </w:r>
+      <w:r>
+        <w:t xml:space="preserve">concepto</w:t>
+      </w:r>
+      <w:r>
+        <w:t xml:space="preserve">”</w:t>
       </w:r>
       <w:r>
         <w:t xml:space="preserve">: es una</w:t>
@@ -2765,12 +2940,12 @@
           <wp:inline>
             <wp:extent cx="5334000" cy="2274545"/>
             <wp:effectExtent b="0" l="0" r="0" t="0"/>
-            <wp:docPr descr="Evaluación de ACL: cada línea se comprueba en orden y la primera coincidencia manda" title="" id="37" name="Picture"/>
+            <wp:docPr descr="Evaluación de ACL: cada línea se comprueba en orden y la primera coincidencia manda" title="" id="48" name="Picture"/>
             <a:graphic>
               <a:graphicData uri="http://schemas.openxmlformats.org/drawingml/2006/picture">
                 <pic:pic>
                   <pic:nvPicPr>
-                    <pic:cNvPr descr="public/diagrams/u11-flujo-acl.svg" id="38" name="Picture"/>
+                    <pic:cNvPr descr="public/diagrams/u11-flujo-acl.svg" id="49" name="Picture"/>
                     <pic:cNvPicPr>
                       <a:picLocks noChangeArrowheads="1" noChangeAspect="1"/>
                     </pic:cNvPicPr>
@@ -2782,7 +2957,7 @@
                           <a14:useLocalDpi xmlns:a14="http://schemas.microsoft.com/office/drawing/2010/main" val="0"/>
                         </a:ext>
                         <a:ext uri="{96DAC541-7B7A-43D3-8B79-37D633B846F1}">
-                          <asvg:svgBlip xmlns:asvg="http://schemas.microsoft.com/office/drawing/2016/SVG/main" r:embed="rId36"/>
+                          <asvg:svgBlip xmlns:asvg="http://schemas.microsoft.com/office/drawing/2016/SVG/main" r:embed="rId47"/>
                         </a:ext>
                       </a:extLst>
                     </a:blip>
@@ -2888,7 +3063,13 @@
         <w:t xml:space="preserve"> </w:t>
       </w:r>
       <w:r>
-        <w:t xml:space="preserve">“no entra nada”</w:t>
+        <w:t xml:space="preserve">“</w:t>
+      </w:r>
+      <w:r>
+        <w:t xml:space="preserve">no entra nada</w:t>
+      </w:r>
+      <w:r>
+        <w:t xml:space="preserve">”</w:t>
       </w:r>
       <w:r>
         <w:t xml:space="preserve"> </w:t>
@@ -2933,7 +3114,13 @@
         <w:t xml:space="preserve"> </w:t>
       </w:r>
       <w:r>
-        <w:t xml:space="preserve">“come”</w:t>
+        <w:t xml:space="preserve">“</w:t>
+      </w:r>
+      <w:r>
+        <w:t xml:space="preserve">come</w:t>
+      </w:r>
+      <w:r>
+        <w:t xml:space="preserve">”</w:t>
       </w:r>
       <w:r>
         <w:t xml:space="preserve"> </w:t>
@@ -2991,8 +3178,8 @@
         </w:pict>
       </w:r>
     </w:p>
-    <w:bookmarkEnd w:id="39"/>
-    <w:bookmarkStart w:id="40" w:name="Xe57f2347a56df5d3ea3c0e60299c78b573962c1"/>
+    <w:bookmarkEnd w:id="50"/>
+    <w:bookmarkStart w:id="51" w:name="Xe57f2347a56df5d3ea3c0e60299c78b573962c1"/>
     <w:p>
       <w:pPr>
         <w:pStyle w:val="Heading2"/>
@@ -3005,6 +3192,7 @@
       <w:tblPr>
         <w:tblStyle w:val="Table"/>
         <w:tblW w:type="pct" w:w="5000"/>
+        <w:jc w:val="left"/>
         <w:tblLayout w:type="fixed"/>
         <w:tblLook w:firstRow="1" w:lastRow="0" w:firstColumn="0" w:lastColumn="0" w:noHBand="0" w:noVBand="0" w:val="0020"/>
       </w:tblPr>
@@ -3023,6 +3211,7 @@
           <w:p>
             <w:pPr>
               <w:pStyle w:val="Compact"/>
+              <w:jc w:val="left"/>
             </w:pPr>
             <w:r>
               <w:t xml:space="preserve">Tipo</w:t>
@@ -3034,6 +3223,7 @@
           <w:p>
             <w:pPr>
               <w:pStyle w:val="Compact"/>
+              <w:jc w:val="left"/>
             </w:pPr>
             <w:r>
               <w:t xml:space="preserve">Rango de números</w:t>
@@ -3045,6 +3235,7 @@
           <w:p>
             <w:pPr>
               <w:pStyle w:val="Compact"/>
+              <w:jc w:val="left"/>
             </w:pPr>
             <w:r>
               <w:t xml:space="preserve">Filtra por</w:t>
@@ -3056,6 +3247,7 @@
           <w:p>
             <w:pPr>
               <w:pStyle w:val="Compact"/>
+              <w:jc w:val="left"/>
             </w:pPr>
             <w:r>
               <w:t xml:space="preserve">Regla de colocación</w:t>
@@ -3069,6 +3261,7 @@
           <w:p>
             <w:pPr>
               <w:pStyle w:val="Compact"/>
+              <w:jc w:val="left"/>
             </w:pPr>
             <w:r>
               <w:rPr>
@@ -3084,6 +3277,7 @@
           <w:p>
             <w:pPr>
               <w:pStyle w:val="Compact"/>
+              <w:jc w:val="left"/>
             </w:pPr>
             <w:r>
               <w:t xml:space="preserve">1-99, 1300-1999</w:t>
@@ -3095,6 +3289,7 @@
           <w:p>
             <w:pPr>
               <w:pStyle w:val="Compact"/>
+              <w:jc w:val="left"/>
             </w:pPr>
             <w:r>
               <w:t xml:space="preserve">Solo IP</w:t>
@@ -3116,6 +3311,7 @@
           <w:p>
             <w:pPr>
               <w:pStyle w:val="Compact"/>
+              <w:jc w:val="left"/>
             </w:pPr>
             <w:r>
               <w:t xml:space="preserve">Lo más cerca posible del</w:t>
@@ -3139,6 +3335,7 @@
           <w:p>
             <w:pPr>
               <w:pStyle w:val="Compact"/>
+              <w:jc w:val="left"/>
             </w:pPr>
             <w:r>
               <w:rPr>
@@ -3154,6 +3351,7 @@
           <w:p>
             <w:pPr>
               <w:pStyle w:val="Compact"/>
+              <w:jc w:val="left"/>
             </w:pPr>
             <w:r>
               <w:t xml:space="preserve">100-199, 2000-2699</w:t>
@@ -3165,6 +3363,7 @@
           <w:p>
             <w:pPr>
               <w:pStyle w:val="Compact"/>
+              <w:jc w:val="left"/>
             </w:pPr>
             <w:r>
               <w:t xml:space="preserve">Origen,</w:t>
@@ -3199,6 +3398,7 @@
           <w:p>
             <w:pPr>
               <w:pStyle w:val="Compact"/>
+              <w:jc w:val="left"/>
             </w:pPr>
             <w:r>
               <w:t xml:space="preserve">Lo más cerca posible del</w:t>
@@ -3222,6 +3422,7 @@
           <w:p>
             <w:pPr>
               <w:pStyle w:val="Compact"/>
+              <w:jc w:val="left"/>
             </w:pPr>
             <w:r>
               <w:rPr>
@@ -3237,6 +3438,7 @@
           <w:p>
             <w:pPr>
               <w:pStyle w:val="Compact"/>
+              <w:jc w:val="left"/>
             </w:pPr>
             <w:r>
               <w:t xml:space="preserve">Nombre personalizado</w:t>
@@ -3248,6 +3450,7 @@
           <w:p>
             <w:pPr>
               <w:pStyle w:val="Compact"/>
+              <w:jc w:val="left"/>
             </w:pPr>
             <w:r>
               <w:t xml:space="preserve">Igual que la extendida (o estándar)</w:t>
@@ -3259,6 +3462,7 @@
           <w:p>
             <w:pPr>
               <w:pStyle w:val="Compact"/>
+              <w:jc w:val="left"/>
             </w:pPr>
             <w:r>
               <w:t xml:space="preserve">Según el tipo que use</w:t>
@@ -3298,7 +3502,13 @@
         <w:t xml:space="preserve"> </w:t>
       </w:r>
       <w:r>
-        <w:t xml:space="preserve">“permito a los de esta IP”</w:t>
+        <w:t xml:space="preserve">“</w:t>
+      </w:r>
+      <w:r>
+        <w:t xml:space="preserve">permito a los de esta IP</w:t>
+      </w:r>
+      <w:r>
+        <w:t xml:space="preserve">”</w:t>
       </w:r>
       <w:r>
         <w:t xml:space="preserve">. Pero como solo mira el origen, si la colocas cerca del origen, bloquea todo lo que venga de esa fuente (aunque vaya a una víctima inocente). Por eso se coloca</w:t>
@@ -3348,7 +3558,13 @@
         <w:t xml:space="preserve"> </w:t>
       </w:r>
       <w:r>
-        <w:t xml:space="preserve">“permito HTTP desde la 192.168.1.0/24 hacia 8.8.8.8”</w:t>
+        <w:t xml:space="preserve">“</w:t>
+      </w:r>
+      <w:r>
+        <w:t xml:space="preserve">permito HTTP desde la 192.168.1.0/24 hacia 8.8.8.8</w:t>
+      </w:r>
+      <w:r>
+        <w:t xml:space="preserve">”</w:t>
       </w:r>
       <w:r>
         <w:t xml:space="preserve">. Como puede ser tan precisa, se coloca</w:t>
@@ -3411,8 +3627,8 @@
         </w:pict>
       </w:r>
     </w:p>
-    <w:bookmarkEnd w:id="40"/>
-    <w:bookmarkStart w:id="41" w:name="dónde-aplicar-la-acl-inbound-u-outbound"/>
+    <w:bookmarkEnd w:id="51"/>
+    <w:bookmarkStart w:id="52" w:name="dónde-aplicar-la-acl-inbound-u-outbound"/>
     <w:p>
       <w:pPr>
         <w:pStyle w:val="Heading2"/>
@@ -3461,6 +3677,7 @@
       <w:tblPr>
         <w:tblStyle w:val="Table"/>
         <w:tblW w:type="pct" w:w="5000"/>
+        <w:jc w:val="left"/>
         <w:tblLayout w:type="fixed"/>
         <w:tblLook w:firstRow="1" w:lastRow="0" w:firstColumn="0" w:lastColumn="0" w:noHBand="0" w:noVBand="0" w:val="0020"/>
       </w:tblPr>
@@ -3478,6 +3695,7 @@
           <w:p>
             <w:pPr>
               <w:pStyle w:val="Compact"/>
+              <w:jc w:val="left"/>
             </w:pPr>
             <w:r>
               <w:t xml:space="preserve">Aplicación</w:t>
@@ -3489,6 +3707,7 @@
           <w:p>
             <w:pPr>
               <w:pStyle w:val="Compact"/>
+              <w:jc w:val="left"/>
             </w:pPr>
             <w:r>
               <w:t xml:space="preserve">Cuándo se evalúa</w:t>
@@ -3500,6 +3719,7 @@
           <w:p>
             <w:pPr>
               <w:pStyle w:val="Compact"/>
+              <w:jc w:val="left"/>
             </w:pPr>
             <w:r>
               <w:t xml:space="preserve">Ejemplo de uso</w:t>
@@ -3513,6 +3733,7 @@
           <w:p>
             <w:pPr>
               <w:pStyle w:val="Compact"/>
+              <w:jc w:val="left"/>
             </w:pPr>
             <w:r>
               <w:rPr>
@@ -3528,6 +3749,7 @@
           <w:p>
             <w:pPr>
               <w:pStyle w:val="Compact"/>
+              <w:jc w:val="left"/>
             </w:pPr>
             <w:r>
               <w:t xml:space="preserve">Antes de que el router enrute (a la entrada de la interfaz)</w:t>
@@ -3539,6 +3761,7 @@
           <w:p>
             <w:pPr>
               <w:pStyle w:val="Compact"/>
+              <w:jc w:val="left"/>
             </w:pPr>
             <w:r>
               <w:t xml:space="preserve">Filtrar tráfico que entra a tu red desde el exterior</w:t>
@@ -3552,6 +3775,7 @@
           <w:p>
             <w:pPr>
               <w:pStyle w:val="Compact"/>
+              <w:jc w:val="left"/>
             </w:pPr>
             <w:r>
               <w:rPr>
@@ -3567,6 +3791,7 @@
           <w:p>
             <w:pPr>
               <w:pStyle w:val="Compact"/>
+              <w:jc w:val="left"/>
             </w:pPr>
             <w:r>
               <w:t xml:space="preserve">Después de que el router enrute, antes de salir por la interfaz</w:t>
@@ -3578,6 +3803,7 @@
           <w:p>
             <w:pPr>
               <w:pStyle w:val="Compact"/>
+              <w:jc w:val="left"/>
             </w:pPr>
             <w:r>
               <w:t xml:space="preserve">Restringir qué sale de tu red hacia fuera</w:t>
@@ -3792,7 +4018,13 @@
         <w:t xml:space="preserve"> </w:t>
       </w:r>
       <w:r>
-        <w:t xml:space="preserve">“Una ACL por sentido por interfaz: que convivan la in y la out de una interfaz es normal. Lo que sí debes perder de vista es que evalúan en sitios distintos de la cadena. Piensa si quieres trocear antes o después de enrutar.”</w:t>
+        <w:t xml:space="preserve">“</w:t>
+      </w:r>
+      <w:r>
+        <w:t xml:space="preserve">Una ACL por sentido por interfaz: que convivan la in y la out de una interfaz es normal. Lo que sí debes perder de vista es que evalúan en sitios distintos de la cadena. Piensa si quieres trocear antes o después de enrutar.</w:t>
+      </w:r>
+      <w:r>
+        <w:t xml:space="preserve">”</w:t>
       </w:r>
     </w:p>
     <w:p>
@@ -3802,8 +4034,8 @@
         </w:pict>
       </w:r>
     </w:p>
-    <w:bookmarkEnd w:id="41"/>
-    <w:bookmarkStart w:id="42" w:name="X4b15b3fcbb3004a11c8619bd1bab79840b4b26f"/>
+    <w:bookmarkEnd w:id="52"/>
+    <w:bookmarkStart w:id="53" w:name="X4b15b3fcbb3004a11c8619bd1bab79840b4b26f"/>
     <w:p>
       <w:pPr>
         <w:pStyle w:val="Heading2"/>
@@ -3843,7 +4075,13 @@
         <w:t xml:space="preserve"> </w:t>
       </w:r>
       <w:r>
-        <w:t xml:space="preserve">“¿dónde aplico esta ACL?”</w:t>
+        <w:t xml:space="preserve">“</w:t>
+      </w:r>
+      <w:r>
+        <w:t xml:space="preserve">¿dónde aplico esta ACL?</w:t>
+      </w:r>
+      <w:r>
+        <w:t xml:space="preserve">”</w:t>
       </w:r>
       <w:r>
         <w:t xml:space="preserve">, responde con eso y tendrás medio ejercicio ganado.</w:t>
@@ -3856,8 +4094,8 @@
         </w:pict>
       </w:r>
     </w:p>
-    <w:bookmarkEnd w:id="42"/>
-    <w:bookmarkStart w:id="43" w:name="mini-chequeo-1"/>
+    <w:bookmarkEnd w:id="53"/>
+    <w:bookmarkStart w:id="54" w:name="mini-chequeo-1"/>
     <w:p>
       <w:pPr>
         <w:pStyle w:val="Heading2"/>
@@ -3881,7 +4119,13 @@
         <w:t xml:space="preserve"> </w:t>
       </w:r>
       <w:r>
-        <w:t xml:space="preserve">“todas las ACLs llevan escondida al final”</w:t>
+        <w:t xml:space="preserve">“</w:t>
+      </w:r>
+      <w:r>
+        <w:t xml:space="preserve">todas las ACLs llevan escondida al final</w:t>
+      </w:r>
+      <w:r>
+        <w:t xml:space="preserve">”</w:t>
       </w:r>
       <w:r>
         <w:t xml:space="preserve">?</w:t>
@@ -3914,7 +4158,13 @@
         <w:t xml:space="preserve"> </w:t>
       </w:r>
       <w:r>
-        <w:t xml:space="preserve">“inbound”</w:t>
+        <w:t xml:space="preserve">“</w:t>
+      </w:r>
+      <w:r>
+        <w:t xml:space="preserve">inbound</w:t>
+      </w:r>
+      <w:r>
+        <w:t xml:space="preserve">”</w:t>
       </w:r>
       <w:r>
         <w:t xml:space="preserve"> </w:t>
@@ -3926,7 +4176,13 @@
         <w:t xml:space="preserve"> </w:t>
       </w:r>
       <w:r>
-        <w:t xml:space="preserve">“outbound”</w:t>
+        <w:t xml:space="preserve">“</w:t>
+      </w:r>
+      <w:r>
+        <w:t xml:space="preserve">outbound</w:t>
+      </w:r>
+      <w:r>
+        <w:t xml:space="preserve">”</w:t>
       </w:r>
       <w:r>
         <w:t xml:space="preserve"> </w:t>
@@ -4066,8 +4322,8 @@
         </w:pict>
       </w:r>
     </w:p>
-    <w:bookmarkEnd w:id="43"/>
-    <w:bookmarkStart w:id="44" w:name="resumen-en-3-frases-1"/>
+    <w:bookmarkEnd w:id="54"/>
+    <w:bookmarkStart w:id="55" w:name="resumen-en-3-frases-1"/>
     <w:p>
       <w:pPr>
         <w:pStyle w:val="Heading2"/>
@@ -4221,8 +4477,8 @@
         <w:t xml:space="preserve">(después de enrutar).</w:t>
       </w:r>
     </w:p>
-    <w:bookmarkEnd w:id="44"/>
-    <w:bookmarkStart w:id="45" w:name="vocabulario-rápido-1"/>
+    <w:bookmarkEnd w:id="55"/>
+    <w:bookmarkStart w:id="56" w:name="vocabulario-rápido-1"/>
     <w:p>
       <w:pPr>
         <w:pStyle w:val="Heading2"/>
@@ -4235,6 +4491,7 @@
       <w:tblPr>
         <w:tblStyle w:val="Table"/>
         <w:tblW w:type="pct" w:w="5000"/>
+        <w:jc w:val="left"/>
         <w:tblLayout w:type="fixed"/>
         <w:tblLook w:firstRow="1" w:lastRow="0" w:firstColumn="0" w:lastColumn="0" w:noHBand="0" w:noVBand="0" w:val="0020"/>
       </w:tblPr>
@@ -4251,6 +4508,7 @@
           <w:p>
             <w:pPr>
               <w:pStyle w:val="Compact"/>
+              <w:jc w:val="left"/>
             </w:pPr>
             <w:r>
               <w:t xml:space="preserve">Término</w:t>
@@ -4262,6 +4520,7 @@
           <w:p>
             <w:pPr>
               <w:pStyle w:val="Compact"/>
+              <w:jc w:val="left"/>
             </w:pPr>
             <w:r>
               <w:t xml:space="preserve">Idea general</w:t>
@@ -4275,6 +4534,7 @@
           <w:p>
             <w:pPr>
               <w:pStyle w:val="Compact"/>
+              <w:jc w:val="left"/>
             </w:pPr>
             <w:r>
               <w:t xml:space="preserve">ACL</w:t>
@@ -4286,6 +4546,7 @@
           <w:p>
             <w:pPr>
               <w:pStyle w:val="Compact"/>
+              <w:jc w:val="left"/>
             </w:pPr>
             <w:r>
               <w:t xml:space="preserve">Lista secuencial de reglas permit/deny</w:t>
@@ -4299,6 +4560,7 @@
           <w:p>
             <w:pPr>
               <w:pStyle w:val="Compact"/>
+              <w:jc w:val="left"/>
             </w:pPr>
             <w:r>
               <w:t xml:space="preserve">Deny any implícito</w:t>
@@ -4310,6 +4572,7 @@
           <w:p>
             <w:pPr>
               <w:pStyle w:val="Compact"/>
+              <w:jc w:val="left"/>
             </w:pPr>
             <w:r>
               <w:t xml:space="preserve">Regla final invisible que descarta lo no permitido</w:t>
@@ -4323,6 +4586,7 @@
           <w:p>
             <w:pPr>
               <w:pStyle w:val="Compact"/>
+              <w:jc w:val="left"/>
             </w:pPr>
             <w:r>
               <w:t xml:space="preserve">ACL estándar</w:t>
@@ -4334,6 +4598,7 @@
           <w:p>
             <w:pPr>
               <w:pStyle w:val="Compact"/>
+              <w:jc w:val="left"/>
             </w:pPr>
             <w:r>
               <w:t xml:space="preserve">Filtra solo por IP origen (números 1-99)</w:t>
@@ -4347,6 +4612,7 @@
           <w:p>
             <w:pPr>
               <w:pStyle w:val="Compact"/>
+              <w:jc w:val="left"/>
             </w:pPr>
             <w:r>
               <w:t xml:space="preserve">ACL extendida</w:t>
@@ -4358,6 +4624,7 @@
           <w:p>
             <w:pPr>
               <w:pStyle w:val="Compact"/>
+              <w:jc w:val="left"/>
             </w:pPr>
             <w:r>
               <w:t xml:space="preserve">Filtra por origen, destino, protocolo y puerto (100-199)</w:t>
@@ -4371,6 +4638,7 @@
           <w:p>
             <w:pPr>
               <w:pStyle w:val="Compact"/>
+              <w:jc w:val="left"/>
             </w:pPr>
             <w:r>
               <w:t xml:space="preserve">ip access-group</w:t>
@@ -4382,6 +4650,7 @@
           <w:p>
             <w:pPr>
               <w:pStyle w:val="Compact"/>
+              <w:jc w:val="left"/>
             </w:pPr>
             <w:r>
               <w:t xml:space="preserve">Comando que aplica la ACL a una interfaz</w:t>
@@ -4395,6 +4664,7 @@
           <w:p>
             <w:pPr>
               <w:pStyle w:val="Compact"/>
+              <w:jc w:val="left"/>
             </w:pPr>
             <w:r>
               <w:t xml:space="preserve">Inbound / Outbound</w:t>
@@ -4406,6 +4676,7 @@
           <w:p>
             <w:pPr>
               <w:pStyle w:val="Compact"/>
+              <w:jc w:val="left"/>
             </w:pPr>
             <w:r>
               <w:t xml:space="preserve">Sentido (entrada / salida) en que se evalúa</w:t>
@@ -4431,7 +4702,7 @@
       <w:r>
         <w:t xml:space="preserve"> </w:t>
       </w:r>
-      <w:hyperlink r:id="rId32">
+      <w:hyperlink r:id="rId43">
         <w:r>
           <w:rPr>
             <w:rStyle w:val="Hyperlink"/>
@@ -4458,7 +4729,7 @@
       <w:r>
         <w:t xml:space="preserve"> </w:t>
       </w:r>
-      <w:hyperlink r:id="rId12">
+      <w:hyperlink r:id="rId23">
         <w:r>
           <w:rPr>
             <w:rStyle w:val="Hyperlink"/>
@@ -4485,7 +4756,7 @@
       <w:r>
         <w:t xml:space="preserve"> </w:t>
       </w:r>
-      <w:hyperlink r:id="rId14">
+      <w:hyperlink r:id="rId25">
         <w:r>
           <w:rPr>
             <w:rStyle w:val="Hyperlink"/>
@@ -4494,9 +4765,9 @@
         </w:r>
       </w:hyperlink>
     </w:p>
-    <w:bookmarkEnd w:id="45"/>
-    <w:bookmarkEnd w:id="46"/>
-    <w:bookmarkStart w:id="58" w:name="acl-estándar"/>
+    <w:bookmarkEnd w:id="56"/>
+    <w:bookmarkEnd w:id="57"/>
+    <w:bookmarkStart w:id="69" w:name="acl-estándar"/>
     <w:p>
       <w:pPr>
         <w:pStyle w:val="Heading1"/>
@@ -4560,7 +4831,7 @@
         </w:pict>
       </w:r>
     </w:p>
-    <w:bookmarkStart w:id="47" w:name="la-idea-en-una-frase-2"/>
+    <w:bookmarkStart w:id="58" w:name="la-idea-en-una-frase-2"/>
     <w:p>
       <w:pPr>
         <w:pStyle w:val="Heading2"/>
@@ -4637,8 +4908,8 @@
         </w:pict>
       </w:r>
     </w:p>
-    <w:bookmarkEnd w:id="47"/>
-    <w:bookmarkStart w:id="48" w:name="sintaxis-y-wildcard-los-números-al-revés"/>
+    <w:bookmarkEnd w:id="58"/>
+    <w:bookmarkStart w:id="59" w:name="sintaxis-y-wildcard-los-números-al-revés"/>
     <w:p>
       <w:pPr>
         <w:pStyle w:val="Heading2"/>
@@ -4736,7 +5007,13 @@
         <w:t xml:space="preserve"> </w:t>
       </w:r>
       <w:r>
-        <w:t xml:space="preserve">“1 = fijo”</w:t>
+        <w:t xml:space="preserve">“</w:t>
+      </w:r>
+      <w:r>
+        <w:t xml:space="preserve">1 = fijo</w:t>
+      </w:r>
+      <w:r>
+        <w:t xml:space="preserve">”</w:t>
       </w:r>
       <w:r>
         <w:t xml:space="preserve">, la wildcard pone</w:t>
@@ -4745,7 +5022,13 @@
         <w:t xml:space="preserve"> </w:t>
       </w:r>
       <w:r>
-        <w:t xml:space="preserve">“0 = fijo”</w:t>
+        <w:t xml:space="preserve">“</w:t>
+      </w:r>
+      <w:r>
+        <w:t xml:space="preserve">0 = fijo</w:t>
+      </w:r>
+      <w:r>
+        <w:t xml:space="preserve">”</w:t>
       </w:r>
       <w:r>
         <w:t xml:space="preserve">; donde la subred dice</w:t>
@@ -4754,7 +5037,13 @@
         <w:t xml:space="preserve"> </w:t>
       </w:r>
       <w:r>
-        <w:t xml:space="preserve">“0 = libre”</w:t>
+        <w:t xml:space="preserve">“</w:t>
+      </w:r>
+      <w:r>
+        <w:t xml:space="preserve">0 = libre</w:t>
+      </w:r>
+      <w:r>
+        <w:t xml:space="preserve">”</w:t>
       </w:r>
       <w:r>
         <w:t xml:space="preserve">, la wildcard pone</w:t>
@@ -4763,7 +5052,13 @@
         <w:t xml:space="preserve"> </w:t>
       </w:r>
       <w:r>
-        <w:t xml:space="preserve">“1 = cualquier valor”</w:t>
+        <w:t xml:space="preserve">“</w:t>
+      </w:r>
+      <w:r>
+        <w:t xml:space="preserve">1 = cualquier valor</w:t>
+      </w:r>
+      <w:r>
+        <w:t xml:space="preserve">”</w:t>
       </w:r>
       <w:r>
         <w:t xml:space="preserve">. Es el espejo:</w:t>
@@ -4773,6 +5068,7 @@
       <w:tblPr>
         <w:tblStyle w:val="Table"/>
         <w:tblW w:type="pct" w:w="5000"/>
+        <w:jc w:val="left"/>
         <w:tblLayout w:type="fixed"/>
         <w:tblLook w:firstRow="1" w:lastRow="0" w:firstColumn="0" w:lastColumn="0" w:noHBand="0" w:noVBand="0" w:val="0020"/>
       </w:tblPr>
@@ -4790,6 +5086,7 @@
           <w:p>
             <w:pPr>
               <w:pStyle w:val="Compact"/>
+              <w:jc w:val="left"/>
             </w:pPr>
             <w:r>
               <w:t xml:space="preserve">Máscara de subred</w:t>
@@ -4801,6 +5098,7 @@
           <w:p>
             <w:pPr>
               <w:pStyle w:val="Compact"/>
+              <w:jc w:val="left"/>
             </w:pPr>
             <w:r>
               <w:t xml:space="preserve">Wildcard equivalente</w:t>
@@ -4812,6 +5110,7 @@
           <w:p>
             <w:pPr>
               <w:pStyle w:val="Compact"/>
+              <w:jc w:val="left"/>
             </w:pPr>
             <w:r>
               <w:t xml:space="preserve">Qué coincide</w:t>
@@ -4825,6 +5124,7 @@
           <w:p>
             <w:pPr>
               <w:pStyle w:val="Compact"/>
+              <w:jc w:val="left"/>
             </w:pPr>
             <w:r>
               <w:rPr>
@@ -4839,6 +5139,7 @@
           <w:p>
             <w:pPr>
               <w:pStyle w:val="Compact"/>
+              <w:jc w:val="left"/>
             </w:pPr>
             <w:r>
               <w:rPr>
@@ -4853,6 +5154,7 @@
           <w:p>
             <w:pPr>
               <w:pStyle w:val="Compact"/>
+              <w:jc w:val="left"/>
             </w:pPr>
             <w:r>
               <w:t xml:space="preserve">Los primeros 24 bits fijos → toda una /24</w:t>
@@ -4866,6 +5168,7 @@
           <w:p>
             <w:pPr>
               <w:pStyle w:val="Compact"/>
+              <w:jc w:val="left"/>
             </w:pPr>
             <w:r>
               <w:rPr>
@@ -4880,6 +5183,7 @@
           <w:p>
             <w:pPr>
               <w:pStyle w:val="Compact"/>
+              <w:jc w:val="left"/>
             </w:pPr>
             <w:r>
               <w:rPr>
@@ -4894,6 +5198,7 @@
           <w:p>
             <w:pPr>
               <w:pStyle w:val="Compact"/>
+              <w:jc w:val="left"/>
             </w:pPr>
             <w:r>
               <w:t xml:space="preserve">Todos los bits fijos →</w:t>
@@ -4923,6 +5228,7 @@
           <w:p>
             <w:pPr>
               <w:pStyle w:val="Compact"/>
+              <w:jc w:val="left"/>
             </w:pPr>
             <w:r>
               <w:rPr>
@@ -4937,6 +5243,7 @@
           <w:p>
             <w:pPr>
               <w:pStyle w:val="Compact"/>
+              <w:jc w:val="left"/>
             </w:pPr>
             <w:r>
               <w:rPr>
@@ -4951,6 +5258,7 @@
           <w:p>
             <w:pPr>
               <w:pStyle w:val="Compact"/>
+              <w:jc w:val="left"/>
             </w:pPr>
             <w:r>
               <w:t xml:space="preserve">Los primeros 16 bits fijos → una /16</w:t>
@@ -4964,6 +5272,7 @@
           <w:p>
             <w:pPr>
               <w:pStyle w:val="Compact"/>
+              <w:jc w:val="left"/>
             </w:pPr>
             <w:r>
               <w:rPr>
@@ -4978,6 +5287,7 @@
           <w:p>
             <w:pPr>
               <w:pStyle w:val="Compact"/>
+              <w:jc w:val="left"/>
             </w:pPr>
             <w:r>
               <w:rPr>
@@ -4992,6 +5302,7 @@
           <w:p>
             <w:pPr>
               <w:pStyle w:val="Compact"/>
+              <w:jc w:val="left"/>
             </w:pPr>
             <w:r>
               <w:t xml:space="preserve">Los primeros 25 bits fijos → una /25</w:t>
@@ -5072,7 +5383,10 @@
         <w:t xml:space="preserve"> </w:t>
       </w:r>
       <w:r>
-        <w:t xml:space="preserve">“¿Crees que en</w:t>
+        <w:t xml:space="preserve">“</w:t>
+      </w:r>
+      <w:r>
+        <w:t xml:space="preserve">¿Crees que en</w:t>
       </w:r>
       <w:r>
         <w:t xml:space="preserve"> </w:t>
@@ -5099,7 +5413,10 @@
         <w:t xml:space="preserve">ip route</w:t>
       </w:r>
       <w:r>
-        <w:t xml:space="preserve">, en la unidad de enrutamiento estático. Dos mundos, dos vocabularios.”</w:t>
+        <w:t xml:space="preserve">, en la unidad de enrutamiento estático. Dos mundos, dos vocabularios.</w:t>
+      </w:r>
+      <w:r>
+        <w:t xml:space="preserve">”</w:t>
       </w:r>
     </w:p>
     <w:p>
@@ -5109,8 +5426,8 @@
         </w:pict>
       </w:r>
     </w:p>
-    <w:bookmarkEnd w:id="48"/>
-    <w:bookmarkStart w:id="49" w:name="X31e71285a26b28f29f4f2418e27db68185ed2b7"/>
+    <w:bookmarkEnd w:id="59"/>
+    <w:bookmarkStart w:id="60" w:name="X31e71285a26b28f29f4f2418e27db68185ed2b7"/>
     <w:p>
       <w:pPr>
         <w:pStyle w:val="Heading2"/>
@@ -5272,7 +5589,10 @@
         <w:t xml:space="preserve"> </w:t>
       </w:r>
       <w:r>
-        <w:t xml:space="preserve">“permite el tráfico</w:t>
+        <w:t xml:space="preserve">“</w:t>
+      </w:r>
+      <w:r>
+        <w:t xml:space="preserve">permite el tráfico</w:t>
       </w:r>
       <w:r>
         <w:t xml:space="preserve"> </w:t>
@@ -5288,7 +5608,10 @@
         <w:t xml:space="preserve"> </w:t>
       </w:r>
       <w:r>
-        <w:t xml:space="preserve">en cualquier IP de 192.168.1.0/24; el resto, a la calle.”</w:t>
+        <w:t xml:space="preserve">en cualquier IP de 192.168.1.0/24; el resto, a la calle.</w:t>
+      </w:r>
+      <w:r>
+        <w:t xml:space="preserve">”</w:t>
       </w:r>
       <w:r>
         <w:t xml:space="preserve"> </w:t>
@@ -5379,8 +5702,8 @@
         </w:pict>
       </w:r>
     </w:p>
-    <w:bookmarkEnd w:id="49"/>
-    <w:bookmarkStart w:id="53" w:name="X9b4467ff7f12537396d7347840b7dbbd0643b6f"/>
+    <w:bookmarkEnd w:id="60"/>
+    <w:bookmarkStart w:id="64" w:name="X9b4467ff7f12537396d7347840b7dbbd0643b6f"/>
     <w:p>
       <w:pPr>
         <w:pStyle w:val="Heading2"/>
@@ -5503,12 +5826,12 @@
           <wp:inline>
             <wp:extent cx="5334000" cy="2111195"/>
             <wp:effectExtent b="0" l="0" r="0" t="0"/>
-            <wp:docPr descr="Colocación A (cerca del origen, incorrecta) frente a B (cerca del destino, correcta)" title="" id="51" name="Picture"/>
+            <wp:docPr descr="Colocación A (cerca del origen, incorrecta) frente a B (cerca del destino, correcta)" title="" id="62" name="Picture"/>
             <a:graphic>
               <a:graphicData uri="http://schemas.openxmlformats.org/drawingml/2006/picture">
                 <pic:pic>
                   <pic:nvPicPr>
-                    <pic:cNvPr descr="public/diagrams/u11-colocacion-acl.svg" id="52" name="Picture"/>
+                    <pic:cNvPr descr="public/diagrams/u11-colocacion-acl.svg" id="63" name="Picture"/>
                     <pic:cNvPicPr>
                       <a:picLocks noChangeArrowheads="1" noChangeAspect="1"/>
                     </pic:cNvPicPr>
@@ -5520,7 +5843,7 @@
                           <a14:useLocalDpi xmlns:a14="http://schemas.microsoft.com/office/drawing/2010/main" val="0"/>
                         </a:ext>
                         <a:ext uri="{96DAC541-7B7A-43D3-8B79-37D633B846F1}">
-                          <asvg:svgBlip xmlns:asvg="http://schemas.microsoft.com/office/drawing/2016/SVG/main" r:embed="rId50"/>
+                          <asvg:svgBlip xmlns:asvg="http://schemas.microsoft.com/office/drawing/2016/SVG/main" r:embed="rId61"/>
                         </a:ext>
                       </a:extLst>
                     </a:blip>
@@ -5617,7 +5940,13 @@
         <w:t xml:space="preserve"> </w:t>
       </w:r>
       <w:r>
-        <w:t xml:space="preserve">“a quién dejo llegar aquí”</w:t>
+        <w:t xml:space="preserve">“</w:t>
+      </w:r>
+      <w:r>
+        <w:t xml:space="preserve">a quién dejo llegar aquí</w:t>
+      </w:r>
+      <w:r>
+        <w:t xml:space="preserve">”</w:t>
       </w:r>
       <w:r>
         <w:t xml:space="preserve">.</w:t>
@@ -5630,8 +5959,8 @@
         </w:pict>
       </w:r>
     </w:p>
-    <w:bookmarkEnd w:id="53"/>
-    <w:bookmarkStart w:id="54" w:name="X57743ff297e5cbce9364e80914a2fc5ab0856dd"/>
+    <w:bookmarkEnd w:id="64"/>
+    <w:bookmarkStart w:id="65" w:name="X57743ff297e5cbce9364e80914a2fc5ab0856dd"/>
     <w:p>
       <w:pPr>
         <w:pStyle w:val="Heading2"/>
@@ -5652,6 +5981,7 @@
       <w:tblPr>
         <w:tblStyle w:val="Table"/>
         <w:tblW w:type="pct" w:w="5000"/>
+        <w:jc w:val="left"/>
         <w:tblLayout w:type="fixed"/>
         <w:tblLook w:firstRow="1" w:lastRow="0" w:firstColumn="0" w:lastColumn="0" w:noHBand="0" w:noVBand="0" w:val="0020"/>
       </w:tblPr>
@@ -5668,6 +5998,7 @@
           <w:p>
             <w:pPr>
               <w:pStyle w:val="Compact"/>
+              <w:jc w:val="left"/>
             </w:pPr>
             <w:r>
               <w:t xml:space="preserve">Comando</w:t>
@@ -5679,6 +6010,7 @@
           <w:p>
             <w:pPr>
               <w:pStyle w:val="Compact"/>
+              <w:jc w:val="left"/>
             </w:pPr>
             <w:r>
               <w:t xml:space="preserve">Qué te dice</w:t>
@@ -5692,6 +6024,7 @@
           <w:p>
             <w:pPr>
               <w:pStyle w:val="Compact"/>
+              <w:jc w:val="left"/>
             </w:pPr>
             <w:r>
               <w:rPr>
@@ -5706,6 +6039,7 @@
           <w:p>
             <w:pPr>
               <w:pStyle w:val="Compact"/>
+              <w:jc w:val="left"/>
             </w:pPr>
             <w:r>
               <w:t xml:space="preserve">Las listas y sus</w:t>
@@ -5735,6 +6069,7 @@
           <w:p>
             <w:pPr>
               <w:pStyle w:val="Compact"/>
+              <w:jc w:val="left"/>
             </w:pPr>
             <w:r>
               <w:rPr>
@@ -5749,6 +6084,7 @@
           <w:p>
             <w:pPr>
               <w:pStyle w:val="Compact"/>
+              <w:jc w:val="left"/>
             </w:pPr>
             <w:r>
               <w:t xml:space="preserve">Solo la ACL 10</w:t>
@@ -5762,6 +6098,7 @@
           <w:p>
             <w:pPr>
               <w:pStyle w:val="Compact"/>
+              <w:jc w:val="left"/>
             </w:pPr>
             <w:r>
               <w:rPr>
@@ -5776,6 +6113,7 @@
           <w:p>
             <w:pPr>
               <w:pStyle w:val="Compact"/>
+              <w:jc w:val="left"/>
             </w:pPr>
             <w:r>
               <w:t xml:space="preserve">Qué ACL está aplicada a esa interfaz (y en qué sentido)</w:t>
@@ -5917,7 +6255,13 @@
         <w:t xml:space="preserve"> </w:t>
       </w:r>
       <w:r>
-        <w:t xml:space="preserve">“matches”</w:t>
+        <w:t xml:space="preserve">“</w:t>
+      </w:r>
+      <w:r>
+        <w:t xml:space="preserve">matches</w:t>
+      </w:r>
+      <w:r>
+        <w:t xml:space="preserve">”</w:t>
       </w:r>
       <w:r>
         <w:t xml:space="preserve">? O no pasa tráfico por ahí, o está mal colocada/escrita: diagnóstico instantáneo.</w:t>
@@ -5930,8 +6274,8 @@
         </w:pict>
       </w:r>
     </w:p>
-    <w:bookmarkEnd w:id="54"/>
-    <w:bookmarkStart w:id="55" w:name="mini-chequeo-2"/>
+    <w:bookmarkEnd w:id="65"/>
+    <w:bookmarkStart w:id="66" w:name="mini-chequeo-2"/>
     <w:p>
       <w:pPr>
         <w:pStyle w:val="Heading2"/>
@@ -5967,7 +6311,13 @@
         <w:t xml:space="preserve"> </w:t>
       </w:r>
       <w:r>
-        <w:t xml:space="preserve">“libres”</w:t>
+        <w:t xml:space="preserve">“</w:t>
+      </w:r>
+      <w:r>
+        <w:t xml:space="preserve">libres</w:t>
+      </w:r>
+      <w:r>
+        <w:t xml:space="preserve">”</w:t>
       </w:r>
       <w:r>
         <w:t xml:space="preserve">?</w:t>
@@ -6113,8 +6463,8 @@
         </w:pict>
       </w:r>
     </w:p>
-    <w:bookmarkEnd w:id="55"/>
-    <w:bookmarkStart w:id="56" w:name="resumen-en-3-frases-2"/>
+    <w:bookmarkEnd w:id="66"/>
+    <w:bookmarkStart w:id="67" w:name="resumen-en-3-frases-2"/>
     <w:p>
       <w:pPr>
         <w:pStyle w:val="Heading2"/>
@@ -6242,8 +6592,8 @@
         <w:t xml:space="preserve">te enseña quién cae en cada línea.</w:t>
       </w:r>
     </w:p>
-    <w:bookmarkEnd w:id="56"/>
-    <w:bookmarkStart w:id="57" w:name="vocabulario-rápido-2"/>
+    <w:bookmarkEnd w:id="67"/>
+    <w:bookmarkStart w:id="68" w:name="vocabulario-rápido-2"/>
     <w:p>
       <w:pPr>
         <w:pStyle w:val="Heading2"/>
@@ -6256,6 +6606,7 @@
       <w:tblPr>
         <w:tblStyle w:val="Table"/>
         <w:tblW w:type="auto" w:w="0"/>
+        <w:jc w:val="left"/>
         <w:tblLook w:firstRow="1" w:lastRow="0" w:firstColumn="0" w:lastColumn="0" w:noHBand="0" w:noVBand="0" w:val="0020"/>
       </w:tblPr>
       <w:tblGrid>
@@ -6271,6 +6622,7 @@
           <w:p>
             <w:pPr>
               <w:pStyle w:val="Compact"/>
+              <w:jc w:val="left"/>
             </w:pPr>
             <w:r>
               <w:t xml:space="preserve">Término</w:t>
@@ -6282,6 +6634,7 @@
           <w:p>
             <w:pPr>
               <w:pStyle w:val="Compact"/>
+              <w:jc w:val="left"/>
             </w:pPr>
             <w:r>
               <w:t xml:space="preserve">Idea general</w:t>
@@ -6295,6 +6648,7 @@
           <w:p>
             <w:pPr>
               <w:pStyle w:val="Compact"/>
+              <w:jc w:val="left"/>
             </w:pPr>
             <w:r>
               <w:t xml:space="preserve">Wildcard mask</w:t>
@@ -6306,6 +6660,7 @@
           <w:p>
             <w:pPr>
               <w:pStyle w:val="Compact"/>
+              <w:jc w:val="left"/>
             </w:pPr>
             <w:r>
               <w:t xml:space="preserve">Inverso de la máscara de subred (0=fijo, 1=libre)</w:t>
@@ -6319,6 +6674,7 @@
           <w:p>
             <w:pPr>
               <w:pStyle w:val="Compact"/>
+              <w:jc w:val="left"/>
             </w:pPr>
             <w:r>
               <w:t xml:space="preserve">Host exacto</w:t>
@@ -6330,6 +6686,7 @@
           <w:p>
             <w:pPr>
               <w:pStyle w:val="Compact"/>
+              <w:jc w:val="left"/>
             </w:pPr>
             <w:r>
               <w:t xml:space="preserve">Wildcard</w:t>
@@ -6355,6 +6712,7 @@
           <w:p>
             <w:pPr>
               <w:pStyle w:val="Compact"/>
+              <w:jc w:val="left"/>
             </w:pPr>
             <w:r>
               <w:t xml:space="preserve">Contadores de hits</w:t>
@@ -6366,6 +6724,7 @@
           <w:p>
             <w:pPr>
               <w:pStyle w:val="Compact"/>
+              <w:jc w:val="left"/>
             </w:pPr>
             <w:r>
               <w:t xml:space="preserve">Paquetes que han coincidido con cada línea</w:t>
@@ -6379,6 +6738,7 @@
           <w:p>
             <w:pPr>
               <w:pStyle w:val="Compact"/>
+              <w:jc w:val="left"/>
             </w:pPr>
             <w:r>
               <w:t xml:space="preserve">ip access-group</w:t>
@@ -6390,6 +6750,7 @@
           <w:p>
             <w:pPr>
               <w:pStyle w:val="Compact"/>
+              <w:jc w:val="left"/>
             </w:pPr>
             <w:r>
               <w:t xml:space="preserve">Aplica la ACL numerada a la interfaz</w:t>
@@ -6403,6 +6764,7 @@
           <w:p>
             <w:pPr>
               <w:pStyle w:val="Compact"/>
+              <w:jc w:val="left"/>
             </w:pPr>
             <w:r>
               <w:t xml:space="preserve">ACL estándar</w:t>
@@ -6414,6 +6776,7 @@
           <w:p>
             <w:pPr>
               <w:pStyle w:val="Compact"/>
+              <w:jc w:val="left"/>
             </w:pPr>
             <w:r>
               <w:t xml:space="preserve">Filtra por IP origen, rango 1-99</w:t>
@@ -6439,7 +6802,7 @@
       <w:r>
         <w:t xml:space="preserve"> </w:t>
       </w:r>
-      <w:hyperlink r:id="rId32">
+      <w:hyperlink r:id="rId43">
         <w:r>
           <w:rPr>
             <w:rStyle w:val="Hyperlink"/>
@@ -6466,7 +6829,7 @@
       <w:r>
         <w:t xml:space="preserve"> </w:t>
       </w:r>
-      <w:hyperlink r:id="rId13">
+      <w:hyperlink r:id="rId24">
         <w:r>
           <w:rPr>
             <w:rStyle w:val="Hyperlink"/>
@@ -6493,7 +6856,7 @@
       <w:r>
         <w:t xml:space="preserve"> </w:t>
       </w:r>
-      <w:hyperlink r:id="rId15">
+      <w:hyperlink r:id="rId26">
         <w:r>
           <w:rPr>
             <w:rStyle w:val="Hyperlink"/>
@@ -6502,9 +6865,9 @@
         </w:r>
       </w:hyperlink>
     </w:p>
-    <w:bookmarkEnd w:id="57"/>
-    <w:bookmarkEnd w:id="58"/>
-    <w:bookmarkStart w:id="68" w:name="acl-extendida-y-nombrada"/>
+    <w:bookmarkEnd w:id="68"/>
+    <w:bookmarkEnd w:id="69"/>
+    <w:bookmarkStart w:id="79" w:name="acl-extendida-y-nombrada"/>
     <w:p>
       <w:pPr>
         <w:pStyle w:val="Heading1"/>
@@ -6568,7 +6931,7 @@
         </w:pict>
       </w:r>
     </w:p>
-    <w:bookmarkStart w:id="59" w:name="la-idea-en-una-frase-3"/>
+    <w:bookmarkStart w:id="70" w:name="la-idea-en-una-frase-3"/>
     <w:p>
       <w:pPr>
         <w:pStyle w:val="Heading2"/>
@@ -6688,7 +7051,13 @@
         <w:t xml:space="preserve"> </w:t>
       </w:r>
       <w:r>
-        <w:t xml:space="preserve">“HTTP solo hacia Google, en horario laboral, y que vuelva el tráfico de retorno”</w:t>
+        <w:t xml:space="preserve">“</w:t>
+      </w:r>
+      <w:r>
+        <w:t xml:space="preserve">HTTP solo hacia Google, en horario laboral, y que vuelva el tráfico de retorno</w:t>
+      </w:r>
+      <w:r>
+        <w:t xml:space="preserve">”</w:t>
       </w:r>
       <w:r>
         <w:t xml:space="preserve">.</w:t>
@@ -6701,8 +7070,8 @@
         </w:pict>
       </w:r>
     </w:p>
-    <w:bookmarkEnd w:id="59"/>
-    <w:bookmarkStart w:id="60" w:name="sintaxis-extendida-más-campos-más-poder"/>
+    <w:bookmarkEnd w:id="70"/>
+    <w:bookmarkStart w:id="71" w:name="sintaxis-extendida-más-campos-más-poder"/>
     <w:p>
       <w:pPr>
         <w:pStyle w:val="Heading2"/>
@@ -6992,6 +7361,7 @@
       <w:tblPr>
         <w:tblStyle w:val="Table"/>
         <w:tblW w:type="pct" w:w="5000"/>
+        <w:jc w:val="left"/>
         <w:tblLayout w:type="fixed"/>
         <w:tblLook w:firstRow="1" w:lastRow="0" w:firstColumn="0" w:lastColumn="0" w:noHBand="0" w:noVBand="0" w:val="0020"/>
       </w:tblPr>
@@ -7008,6 +7378,7 @@
           <w:p>
             <w:pPr>
               <w:pStyle w:val="Compact"/>
+              <w:jc w:val="left"/>
             </w:pPr>
             <w:r>
               <w:t xml:space="preserve">Trozo del comando</w:t>
@@ -7019,6 +7390,7 @@
           <w:p>
             <w:pPr>
               <w:pStyle w:val="Compact"/>
+              <w:jc w:val="left"/>
             </w:pPr>
             <w:r>
               <w:t xml:space="preserve">Significado</w:t>
@@ -7032,6 +7404,7 @@
           <w:p>
             <w:pPr>
               <w:pStyle w:val="Compact"/>
+              <w:jc w:val="left"/>
             </w:pPr>
             <w:r>
               <w:rPr>
@@ -7046,6 +7419,7 @@
           <w:p>
             <w:pPr>
               <w:pStyle w:val="Compact"/>
+              <w:jc w:val="left"/>
             </w:pPr>
             <w:r>
               <w:t xml:space="preserve">Deja pasar TCP originado en la /24</w:t>
@@ -7059,6 +7433,7 @@
           <w:p>
             <w:pPr>
               <w:pStyle w:val="Compact"/>
+              <w:jc w:val="left"/>
             </w:pPr>
             <w:r>
               <w:rPr>
@@ -7073,6 +7448,7 @@
           <w:p>
             <w:pPr>
               <w:pStyle w:val="Compact"/>
+              <w:jc w:val="left"/>
             </w:pPr>
             <w:r>
               <w:t xml:space="preserve">Con destino</w:t>
@@ -7118,6 +7494,7 @@
           <w:p>
             <w:pPr>
               <w:pStyle w:val="Compact"/>
+              <w:jc w:val="left"/>
             </w:pPr>
             <w:r>
               <w:rPr>
@@ -7132,6 +7509,7 @@
           <w:p>
             <w:pPr>
               <w:pStyle w:val="Compact"/>
+              <w:jc w:val="left"/>
             </w:pPr>
             <w:r>
               <w:t xml:space="preserve">Y UDP a cualquier destino en el puerto 53 (DNS)</w:t>
@@ -7145,6 +7523,7 @@
           <w:p>
             <w:pPr>
               <w:pStyle w:val="Compact"/>
+              <w:jc w:val="left"/>
             </w:pPr>
             <w:r>
               <w:rPr>
@@ -7159,6 +7538,7 @@
           <w:p>
             <w:pPr>
               <w:pStyle w:val="Compact"/>
+              <w:jc w:val="left"/>
             </w:pPr>
             <w:r>
               <w:t xml:space="preserve">El resto, fuera (un deny final explícito con el que cerramos)</w:t>
@@ -7224,8 +7604,8 @@
         </w:pict>
       </w:r>
     </w:p>
-    <w:bookmarkEnd w:id="60"/>
-    <w:bookmarkStart w:id="61" w:name="acl-nombrada-la-lista-con-nombre-propio"/>
+    <w:bookmarkEnd w:id="71"/>
+    <w:bookmarkStart w:id="72" w:name="acl-nombrada-la-lista-con-nombre-propio"/>
     <w:p>
       <w:pPr>
         <w:pStyle w:val="Heading2"/>
@@ -7621,8 +8001,8 @@
         </w:pict>
       </w:r>
     </w:p>
-    <w:bookmarkEnd w:id="61"/>
-    <w:bookmarkStart w:id="62" w:name="Xbb13bda028c8fcdd865b5db5556c3dd2c129e77"/>
+    <w:bookmarkEnd w:id="72"/>
+    <w:bookmarkStart w:id="73" w:name="Xbb13bda028c8fcdd865b5db5556c3dd2c129e77"/>
     <w:p>
       <w:pPr>
         <w:pStyle w:val="Heading2"/>
@@ -8151,8 +8531,8 @@
         </w:pict>
       </w:r>
     </w:p>
-    <w:bookmarkEnd w:id="62"/>
-    <w:bookmarkStart w:id="63" w:name="X8f724c9cfefc35c27d8385403e56e68dd86a5d1"/>
+    <w:bookmarkEnd w:id="73"/>
+    <w:bookmarkStart w:id="74" w:name="X8f724c9cfefc35c27d8385403e56e68dd86a5d1"/>
     <w:p>
       <w:pPr>
         <w:pStyle w:val="Heading2"/>
@@ -8326,6 +8706,7 @@
       <w:tblPr>
         <w:tblStyle w:val="Table"/>
         <w:tblW w:type="auto" w:w="0"/>
+        <w:jc w:val="left"/>
         <w:tblLook w:firstRow="1" w:lastRow="0" w:firstColumn="0" w:lastColumn="0" w:noHBand="0" w:noVBand="0" w:val="0020"/>
       </w:tblPr>
       <w:tblGrid>
@@ -8342,6 +8723,7 @@
           <w:p>
             <w:pPr>
               <w:pStyle w:val="Compact"/>
+              <w:jc w:val="left"/>
             </w:pPr>
             <w:r>
               <w:t xml:space="preserve">Estado del paquete</w:t>
@@ -8353,6 +8735,7 @@
           <w:p>
             <w:pPr>
               <w:pStyle w:val="Compact"/>
+              <w:jc w:val="left"/>
             </w:pPr>
             <w:r>
               <w:t xml:space="preserve">Flag</w:t>
@@ -8364,6 +8747,7 @@
           <w:p>
             <w:pPr>
               <w:pStyle w:val="Compact"/>
+              <w:jc w:val="left"/>
             </w:pPr>
             <w:r>
               <w:t xml:space="preserve">¿Pasa con</w:t>
@@ -8389,6 +8773,7 @@
           <w:p>
             <w:pPr>
               <w:pStyle w:val="Compact"/>
+              <w:jc w:val="left"/>
             </w:pPr>
             <w:r>
               <w:t xml:space="preserve">Nueva conexión entrante</w:t>
@@ -8400,6 +8785,7 @@
           <w:p>
             <w:pPr>
               <w:pStyle w:val="Compact"/>
+              <w:jc w:val="left"/>
             </w:pPr>
             <w:r>
               <w:t xml:space="preserve">SYN</w:t>
@@ -8411,6 +8797,7 @@
           <w:p>
             <w:pPr>
               <w:pStyle w:val="Compact"/>
+              <w:jc w:val="left"/>
             </w:pPr>
             <w:r>
               <w:t xml:space="preserve">❌ Se bloquea</w:t>
@@ -8424,6 +8811,7 @@
           <w:p>
             <w:pPr>
               <w:pStyle w:val="Compact"/>
+              <w:jc w:val="left"/>
             </w:pPr>
             <w:r>
               <w:t xml:space="preserve">Retorno de conexión iniciada por ti</w:t>
@@ -8435,6 +8823,7 @@
           <w:p>
             <w:pPr>
               <w:pStyle w:val="Compact"/>
+              <w:jc w:val="left"/>
             </w:pPr>
             <w:r>
               <w:t xml:space="preserve">ACK</w:t>
@@ -8446,6 +8835,7 @@
           <w:p>
             <w:pPr>
               <w:pStyle w:val="Compact"/>
+              <w:jc w:val="left"/>
             </w:pPr>
             <w:r>
               <w:t xml:space="preserve">✅ Pasa</w:t>
@@ -8461,8 +8851,8 @@
         </w:pict>
       </w:r>
     </w:p>
-    <w:bookmarkEnd w:id="63"/>
-    <w:bookmarkStart w:id="64" w:name="verificación-y-troubleshooting"/>
+    <w:bookmarkEnd w:id="74"/>
+    <w:bookmarkStart w:id="75" w:name="verificación-y-troubleshooting"/>
     <w:p>
       <w:pPr>
         <w:pStyle w:val="Heading2"/>
@@ -8701,7 +9091,13 @@
         <w:t xml:space="preserve"> </w:t>
       </w:r>
       <w:r>
-        <w:t xml:space="preserve">“lo no listado”</w:t>
+        <w:t xml:space="preserve">“</w:t>
+      </w:r>
+      <w:r>
+        <w:t xml:space="preserve">lo no listado</w:t>
+      </w:r>
+      <w:r>
+        <w:t xml:space="preserve">”</w:t>
       </w:r>
       <w:r>
         <w:t xml:space="preserve"> </w:t>
@@ -8737,7 +9133,21 @@
           <w:b/>
           <w:bCs/>
         </w:rPr>
-        <w:t xml:space="preserve">“no funciona”</w:t>
+        <w:t xml:space="preserve">“</w:t>
+      </w:r>
+      <w:r>
+        <w:rPr>
+          <w:b/>
+          <w:bCs/>
+        </w:rPr>
+        <w:t xml:space="preserve">no funciona</w:t>
+      </w:r>
+      <w:r>
+        <w:rPr>
+          <w:b/>
+          <w:bCs/>
+        </w:rPr>
+        <w:t xml:space="preserve">”</w:t>
       </w:r>
       <w:r>
         <w:t xml:space="preserve"> </w:t>
@@ -8765,8 +9175,8 @@
         </w:pict>
       </w:r>
     </w:p>
-    <w:bookmarkEnd w:id="64"/>
-    <w:bookmarkStart w:id="65" w:name="mini-chequeo-3"/>
+    <w:bookmarkEnd w:id="75"/>
+    <w:bookmarkStart w:id="76" w:name="mini-chequeo-3"/>
     <w:p>
       <w:pPr>
         <w:pStyle w:val="Heading2"/>
@@ -8978,8 +9388,8 @@
         </w:pict>
       </w:r>
     </w:p>
-    <w:bookmarkEnd w:id="65"/>
-    <w:bookmarkStart w:id="66" w:name="resumen-en-3-frases-3"/>
+    <w:bookmarkEnd w:id="76"/>
+    <w:bookmarkStart w:id="77" w:name="resumen-en-3-frases-3"/>
     <w:p>
       <w:pPr>
         <w:pStyle w:val="Heading2"/>
@@ -9095,8 +9505,8 @@
         <w:t xml:space="preserve">revelan dónde se resuelve cada paquete.</w:t>
       </w:r>
     </w:p>
-    <w:bookmarkEnd w:id="66"/>
-    <w:bookmarkStart w:id="67" w:name="vocabulario-rápido-3"/>
+    <w:bookmarkEnd w:id="77"/>
+    <w:bookmarkStart w:id="78" w:name="vocabulario-rápido-3"/>
     <w:p>
       <w:pPr>
         <w:pStyle w:val="Heading2"/>
@@ -9109,6 +9519,7 @@
       <w:tblPr>
         <w:tblStyle w:val="Table"/>
         <w:tblW w:type="pct" w:w="5000"/>
+        <w:jc w:val="left"/>
         <w:tblLayout w:type="fixed"/>
         <w:tblLook w:firstRow="1" w:lastRow="0" w:firstColumn="0" w:lastColumn="0" w:noHBand="0" w:noVBand="0" w:val="0020"/>
       </w:tblPr>
@@ -9125,6 +9536,7 @@
           <w:p>
             <w:pPr>
               <w:pStyle w:val="Compact"/>
+              <w:jc w:val="left"/>
             </w:pPr>
             <w:r>
               <w:t xml:space="preserve">Término</w:t>
@@ -9136,6 +9548,7 @@
           <w:p>
             <w:pPr>
               <w:pStyle w:val="Compact"/>
+              <w:jc w:val="left"/>
             </w:pPr>
             <w:r>
               <w:t xml:space="preserve">Idea general</w:t>
@@ -9149,6 +9562,7 @@
           <w:p>
             <w:pPr>
               <w:pStyle w:val="Compact"/>
+              <w:jc w:val="left"/>
             </w:pPr>
             <w:r>
               <w:t xml:space="preserve">ACL extendida</w:t>
@@ -9160,6 +9574,7 @@
           <w:p>
             <w:pPr>
               <w:pStyle w:val="Compact"/>
+              <w:jc w:val="left"/>
             </w:pPr>
             <w:r>
               <w:t xml:space="preserve">Filtra por origen, destino, protocolo y puerto</w:t>
@@ -9173,6 +9588,7 @@
           <w:p>
             <w:pPr>
               <w:pStyle w:val="Compact"/>
+              <w:jc w:val="left"/>
             </w:pPr>
             <w:r>
               <w:t xml:space="preserve">ACL nombrada</w:t>
@@ -9184,6 +9600,7 @@
           <w:p>
             <w:pPr>
               <w:pStyle w:val="Compact"/>
+              <w:jc w:val="left"/>
             </w:pPr>
             <w:r>
               <w:t xml:space="preserve">Usa un nombre (</w:t>
@@ -9206,6 +9623,7 @@
           <w:p>
             <w:pPr>
               <w:pStyle w:val="Compact"/>
+              <w:jc w:val="left"/>
             </w:pPr>
             <w:r>
               <w:rPr>
@@ -9220,6 +9638,7 @@
           <w:p>
             <w:pPr>
               <w:pStyle w:val="Compact"/>
+              <w:jc w:val="left"/>
             </w:pPr>
             <w:r>
               <w:t xml:space="preserve">Filtra por puerto destino (80, 443, 53…)</w:t>
@@ -9233,6 +9652,7 @@
           <w:p>
             <w:pPr>
               <w:pStyle w:val="Compact"/>
+              <w:jc w:val="left"/>
             </w:pPr>
             <w:r>
               <w:t xml:space="preserve">time-range</w:t>
@@ -9244,6 +9664,7 @@
           <w:p>
             <w:pPr>
               <w:pStyle w:val="Compact"/>
+              <w:jc w:val="left"/>
             </w:pPr>
             <w:r>
               <w:t xml:space="preserve">Ventana horaria (periodic/absolute) que activa o duerme una regla</w:t>
@@ -9257,6 +9678,7 @@
           <w:p>
             <w:pPr>
               <w:pStyle w:val="Compact"/>
+              <w:jc w:val="left"/>
             </w:pPr>
             <w:r>
               <w:t xml:space="preserve">established</w:t>
@@ -9268,6 +9690,7 @@
           <w:p>
             <w:pPr>
               <w:pStyle w:val="Compact"/>
+              <w:jc w:val="left"/>
             </w:pPr>
             <w:r>
               <w:t xml:space="preserve">Permite tráfico TCP de conversaciones ya iniciadas (ACK)</w:t>
@@ -9281,6 +9704,7 @@
           <w:p>
             <w:pPr>
               <w:pStyle w:val="Compact"/>
+              <w:jc w:val="left"/>
             </w:pPr>
             <w:r>
               <w:t xml:space="preserve">Submodo config-ext-nacl</w:t>
@@ -9292,6 +9716,7 @@
           <w:p>
             <w:pPr>
               <w:pStyle w:val="Compact"/>
+              <w:jc w:val="left"/>
             </w:pPr>
             <w:r>
               <w:t xml:space="preserve">Modo para escribir reglas de una ACL nombrada</w:t>
@@ -9317,7 +9742,7 @@
       <w:r>
         <w:t xml:space="preserve"> </w:t>
       </w:r>
-      <w:hyperlink r:id="rId32">
+      <w:hyperlink r:id="rId43">
         <w:r>
           <w:rPr>
             <w:rStyle w:val="Hyperlink"/>
@@ -9344,7 +9769,7 @@
       <w:r>
         <w:t xml:space="preserve"> </w:t>
       </w:r>
-      <w:hyperlink r:id="rId14">
+      <w:hyperlink r:id="rId25">
         <w:r>
           <w:rPr>
             <w:rStyle w:val="Hyperlink"/>
@@ -9371,7 +9796,7 @@
       <w:r>
         <w:t xml:space="preserve"> </w:t>
       </w:r>
-      <w:hyperlink r:id="rId16">
+      <w:hyperlink r:id="rId27">
         <w:r>
           <w:rPr>
             <w:rStyle w:val="Hyperlink"/>
@@ -9380,9 +9805,9 @@
         </w:r>
       </w:hyperlink>
     </w:p>
-    <w:bookmarkEnd w:id="67"/>
-    <w:bookmarkEnd w:id="68"/>
-    <w:bookmarkStart w:id="79" w:name="port-security"/>
+    <w:bookmarkEnd w:id="78"/>
+    <w:bookmarkEnd w:id="79"/>
+    <w:bookmarkStart w:id="90" w:name="port-security"/>
     <w:p>
       <w:pPr>
         <w:pStyle w:val="Heading1"/>
@@ -9446,7 +9871,7 @@
         </w:pict>
       </w:r>
     </w:p>
-    <w:bookmarkStart w:id="70" w:name="la-idea-en-una-frase-4"/>
+    <w:bookmarkStart w:id="81" w:name="la-idea-en-una-frase-4"/>
     <w:p>
       <w:pPr>
         <w:pStyle w:val="Heading2"/>
@@ -9483,7 +9908,7 @@
       <w:r>
         <w:t xml:space="preserve"> </w:t>
       </w:r>
-      <w:hyperlink r:id="rId69">
+      <w:hyperlink r:id="rId80">
         <w:r>
           <w:rPr>
             <w:rStyle w:val="Hyperlink"/>
@@ -9502,8 +9927,8 @@
         </w:pict>
       </w:r>
     </w:p>
-    <w:bookmarkEnd w:id="70"/>
-    <w:bookmarkStart w:id="71" w:name="qué-problema-resuelve"/>
+    <w:bookmarkEnd w:id="81"/>
+    <w:bookmarkStart w:id="82" w:name="qué-problema-resuelve"/>
     <w:p>
       <w:pPr>
         <w:pStyle w:val="Heading2"/>
@@ -9537,6 +9962,7 @@
       <w:tblPr>
         <w:tblStyle w:val="Table"/>
         <w:tblW w:type="pct" w:w="5000"/>
+        <w:jc w:val="left"/>
         <w:tblLayout w:type="fixed"/>
         <w:tblLook w:firstRow="1" w:lastRow="0" w:firstColumn="0" w:lastColumn="0" w:noHBand="0" w:noVBand="0" w:val="0020"/>
       </w:tblPr>
@@ -9553,6 +9979,7 @@
           <w:p>
             <w:pPr>
               <w:pStyle w:val="Compact"/>
+              <w:jc w:val="left"/>
             </w:pPr>
             <w:r>
               <w:t xml:space="preserve">Ataque</w:t>
@@ -9564,6 +9991,7 @@
           <w:p>
             <w:pPr>
               <w:pStyle w:val="Compact"/>
+              <w:jc w:val="left"/>
             </w:pPr>
             <w:r>
               <w:t xml:space="preserve">Mitigación de Port Security</w:t>
@@ -9577,6 +10005,7 @@
           <w:p>
             <w:pPr>
               <w:pStyle w:val="Compact"/>
+              <w:jc w:val="left"/>
             </w:pPr>
             <w:r>
               <w:t xml:space="preserve">CAM flooding (llenar la tabla MAC)</w:t>
@@ -9588,6 +10017,7 @@
           <w:p>
             <w:pPr>
               <w:pStyle w:val="Compact"/>
+              <w:jc w:val="left"/>
             </w:pPr>
             <w:r>
               <w:rPr>
@@ -9610,6 +10040,7 @@
           <w:p>
             <w:pPr>
               <w:pStyle w:val="Compact"/>
+              <w:jc w:val="left"/>
             </w:pPr>
             <w:r>
               <w:t xml:space="preserve">Portátil no autorizado</w:t>
@@ -9621,6 +10052,7 @@
           <w:p>
             <w:pPr>
               <w:pStyle w:val="Compact"/>
+              <w:jc w:val="left"/>
             </w:pPr>
             <w:r>
               <w:rPr>
@@ -9643,6 +10075,7 @@
           <w:p>
             <w:pPr>
               <w:pStyle w:val="Compact"/>
+              <w:jc w:val="left"/>
             </w:pPr>
             <w:r>
               <w:t xml:space="preserve">Switch no administrado conectado</w:t>
@@ -9654,6 +10087,7 @@
           <w:p>
             <w:pPr>
               <w:pStyle w:val="Compact"/>
+              <w:jc w:val="left"/>
             </w:pPr>
             <w:r>
               <w:t xml:space="preserve">Se supera el máximo y el puerto se desactiva</w:t>
@@ -9669,8 +10103,8 @@
         </w:pict>
       </w:r>
     </w:p>
-    <w:bookmarkEnd w:id="71"/>
-    <w:bookmarkStart w:id="72" w:name="configuración-básica"/>
+    <w:bookmarkEnd w:id="82"/>
+    <w:bookmarkStart w:id="83" w:name="configuración-básica"/>
     <w:p>
       <w:pPr>
         <w:pStyle w:val="Heading2"/>
@@ -9886,8 +10320,8 @@
         </w:pict>
       </w:r>
     </w:p>
-    <w:bookmarkEnd w:id="72"/>
-    <w:bookmarkStart w:id="73" w:name="los-parámetros-clave"/>
+    <w:bookmarkEnd w:id="83"/>
+    <w:bookmarkStart w:id="84" w:name="los-parámetros-clave"/>
     <w:p>
       <w:pPr>
         <w:pStyle w:val="Heading2"/>
@@ -9900,6 +10334,7 @@
       <w:tblPr>
         <w:tblStyle w:val="Table"/>
         <w:tblW w:type="pct" w:w="5000"/>
+        <w:jc w:val="left"/>
         <w:tblLayout w:type="fixed"/>
         <w:tblLook w:firstRow="1" w:lastRow="0" w:firstColumn="0" w:lastColumn="0" w:noHBand="0" w:noVBand="0" w:val="0020"/>
       </w:tblPr>
@@ -9916,6 +10351,7 @@
           <w:p>
             <w:pPr>
               <w:pStyle w:val="Compact"/>
+              <w:jc w:val="left"/>
             </w:pPr>
             <w:r>
               <w:t xml:space="preserve">Parámetro</w:t>
@@ -9927,6 +10363,7 @@
           <w:p>
             <w:pPr>
               <w:pStyle w:val="Compact"/>
+              <w:jc w:val="left"/>
             </w:pPr>
             <w:r>
               <w:t xml:space="preserve">Descripción</w:t>
@@ -9940,6 +10377,7 @@
           <w:p>
             <w:pPr>
               <w:pStyle w:val="Compact"/>
+              <w:jc w:val="left"/>
             </w:pPr>
             <w:r>
               <w:rPr>
@@ -9954,6 +10392,7 @@
           <w:p>
             <w:pPr>
               <w:pStyle w:val="Compact"/>
+              <w:jc w:val="left"/>
             </w:pPr>
             <w:r>
               <w:t xml:space="preserve">Nº máximo de MACs permitidas en el puerto (</w:t>
@@ -9977,6 +10416,7 @@
           <w:p>
             <w:pPr>
               <w:pStyle w:val="Compact"/>
+              <w:jc w:val="left"/>
             </w:pPr>
             <w:r>
               <w:rPr>
@@ -9991,6 +10431,7 @@
           <w:p>
             <w:pPr>
               <w:pStyle w:val="Compact"/>
+              <w:jc w:val="left"/>
             </w:pPr>
             <w:r>
               <w:t xml:space="preserve">Aprende la MAC automáticamente y la</w:t>
@@ -10020,6 +10461,7 @@
           <w:p>
             <w:pPr>
               <w:pStyle w:val="Compact"/>
+              <w:jc w:val="left"/>
             </w:pPr>
             <w:r>
               <w:rPr>
@@ -10034,6 +10476,7 @@
           <w:p>
             <w:pPr>
               <w:pStyle w:val="Compact"/>
+              <w:jc w:val="left"/>
             </w:pPr>
             <w:r>
               <w:rPr>
@@ -10057,6 +10500,7 @@
           <w:p>
             <w:pPr>
               <w:pStyle w:val="Compact"/>
+              <w:jc w:val="left"/>
             </w:pPr>
             <w:r>
               <w:rPr>
@@ -10071,6 +10515,7 @@
           <w:p>
             <w:pPr>
               <w:pStyle w:val="Compact"/>
+              <w:jc w:val="left"/>
             </w:pPr>
             <w:r>
               <w:t xml:space="preserve">Descarta el tráfico extra, genera log y contadores, pero</w:t>
@@ -10100,6 +10545,7 @@
           <w:p>
             <w:pPr>
               <w:pStyle w:val="Compact"/>
+              <w:jc w:val="left"/>
             </w:pPr>
             <w:r>
               <w:rPr>
@@ -10114,6 +10560,7 @@
           <w:p>
             <w:pPr>
               <w:pStyle w:val="Compact"/>
+              <w:jc w:val="left"/>
             </w:pPr>
             <w:r>
               <w:t xml:space="preserve">Descarta el tráfico extra</w:t>
@@ -10206,8 +10653,8 @@
         </w:pict>
       </w:r>
     </w:p>
-    <w:bookmarkEnd w:id="73"/>
-    <w:bookmarkStart w:id="74" w:name="la-violación-en-acción"/>
+    <w:bookmarkEnd w:id="84"/>
+    <w:bookmarkStart w:id="85" w:name="la-violación-en-acción"/>
     <w:p>
       <w:pPr>
         <w:pStyle w:val="Heading2"/>
@@ -10498,8 +10945,8 @@
         </w:pict>
       </w:r>
     </w:p>
-    <w:bookmarkEnd w:id="74"/>
-    <w:bookmarkStart w:id="75" w:name="verificación"/>
+    <w:bookmarkEnd w:id="85"/>
+    <w:bookmarkStart w:id="86" w:name="verificación"/>
     <w:p>
       <w:pPr>
         <w:pStyle w:val="Heading2"/>
@@ -10559,6 +11006,7 @@
       <w:tblPr>
         <w:tblStyle w:val="Table"/>
         <w:tblW w:type="pct" w:w="5000"/>
+        <w:jc w:val="left"/>
         <w:tblLayout w:type="fixed"/>
         <w:tblLook w:firstRow="1" w:lastRow="0" w:firstColumn="0" w:lastColumn="0" w:noHBand="0" w:noVBand="0" w:val="0020"/>
       </w:tblPr>
@@ -10575,6 +11023,7 @@
           <w:p>
             <w:pPr>
               <w:pStyle w:val="Compact"/>
+              <w:jc w:val="left"/>
             </w:pPr>
             <w:r>
               <w:t xml:space="preserve">Comando</w:t>
@@ -10586,6 +11035,7 @@
           <w:p>
             <w:pPr>
               <w:pStyle w:val="Compact"/>
+              <w:jc w:val="left"/>
             </w:pPr>
             <w:r>
               <w:t xml:space="preserve">Qué muestra</w:t>
@@ -10599,6 +11049,7 @@
           <w:p>
             <w:pPr>
               <w:pStyle w:val="Compact"/>
+              <w:jc w:val="left"/>
             </w:pPr>
             <w:r>
               <w:rPr>
@@ -10613,6 +11064,7 @@
           <w:p>
             <w:pPr>
               <w:pStyle w:val="Compact"/>
+              <w:jc w:val="left"/>
             </w:pPr>
             <w:r>
               <w:t xml:space="preserve">Resumen de puertos seguros y violaciones</w:t>
@@ -10626,6 +11078,7 @@
           <w:p>
             <w:pPr>
               <w:pStyle w:val="Compact"/>
+              <w:jc w:val="left"/>
             </w:pPr>
             <w:r>
               <w:rPr>
@@ -10640,6 +11093,7 @@
           <w:p>
             <w:pPr>
               <w:pStyle w:val="Compact"/>
+              <w:jc w:val="left"/>
             </w:pPr>
             <w:r>
               <w:t xml:space="preserve">Estado, máximo, MACs actuales y tipo de violación de un puerto</w:t>
@@ -10653,6 +11107,7 @@
           <w:p>
             <w:pPr>
               <w:pStyle w:val="Compact"/>
+              <w:jc w:val="left"/>
             </w:pPr>
             <w:r>
               <w:rPr>
@@ -10667,6 +11122,7 @@
           <w:p>
             <w:pPr>
               <w:pStyle w:val="Compact"/>
+              <w:jc w:val="left"/>
             </w:pPr>
             <w:r>
               <w:t xml:space="preserve">Las MACs marcadas como SECURE (sticky)</w:t>
@@ -10745,8 +11201,8 @@
         </w:pict>
       </w:r>
     </w:p>
-    <w:bookmarkEnd w:id="75"/>
-    <w:bookmarkStart w:id="76" w:name="mini-chequeo-4"/>
+    <w:bookmarkEnd w:id="86"/>
+    <w:bookmarkStart w:id="87" w:name="mini-chequeo-4"/>
     <w:p>
       <w:pPr>
         <w:pStyle w:val="Heading2"/>
@@ -10922,8 +11378,8 @@
         </w:pict>
       </w:r>
     </w:p>
-    <w:bookmarkEnd w:id="76"/>
-    <w:bookmarkStart w:id="77" w:name="resumen-en-3-frases-4"/>
+    <w:bookmarkEnd w:id="87"/>
+    <w:bookmarkStart w:id="88" w:name="resumen-en-3-frases-4"/>
     <w:p>
       <w:pPr>
         <w:pStyle w:val="Heading2"/>
@@ -10995,8 +11451,8 @@
         <w:t xml:space="preserve">) pone el puerto en errdisable; se recupera a mano o con errdisable recovery.</w:t>
       </w:r>
     </w:p>
-    <w:bookmarkEnd w:id="77"/>
-    <w:bookmarkStart w:id="78" w:name="vocabulario-rápido-4"/>
+    <w:bookmarkEnd w:id="88"/>
+    <w:bookmarkStart w:id="89" w:name="vocabulario-rápido-4"/>
     <w:p>
       <w:pPr>
         <w:pStyle w:val="Heading2"/>
@@ -11009,6 +11465,7 @@
       <w:tblPr>
         <w:tblStyle w:val="Table"/>
         <w:tblW w:type="auto" w:w="0"/>
+        <w:jc w:val="left"/>
         <w:tblLook w:firstRow="1" w:lastRow="0" w:firstColumn="0" w:lastColumn="0" w:noHBand="0" w:noVBand="0" w:val="0020"/>
       </w:tblPr>
       <w:tblGrid>
@@ -11024,6 +11481,7 @@
           <w:p>
             <w:pPr>
               <w:pStyle w:val="Compact"/>
+              <w:jc w:val="left"/>
             </w:pPr>
             <w:r>
               <w:t xml:space="preserve">Término</w:t>
@@ -11035,6 +11493,7 @@
           <w:p>
             <w:pPr>
               <w:pStyle w:val="Compact"/>
+              <w:jc w:val="left"/>
             </w:pPr>
             <w:r>
               <w:t xml:space="preserve">Idea general</w:t>
@@ -11048,6 +11507,7 @@
           <w:p>
             <w:pPr>
               <w:pStyle w:val="Compact"/>
+              <w:jc w:val="left"/>
             </w:pPr>
             <w:r>
               <w:t xml:space="preserve">Port Security</w:t>
@@ -11059,6 +11519,7 @@
           <w:p>
             <w:pPr>
               <w:pStyle w:val="Compact"/>
+              <w:jc w:val="left"/>
             </w:pPr>
             <w:r>
               <w:t xml:space="preserve">Técnica que limita MACs por puerto</w:t>
@@ -11072,6 +11533,7 @@
           <w:p>
             <w:pPr>
               <w:pStyle w:val="Compact"/>
+              <w:jc w:val="left"/>
             </w:pPr>
             <w:r>
               <w:t xml:space="preserve">maximum</w:t>
@@ -11083,6 +11545,7 @@
           <w:p>
             <w:pPr>
               <w:pStyle w:val="Compact"/>
+              <w:jc w:val="left"/>
             </w:pPr>
             <w:r>
               <w:t xml:space="preserve">Nº máximo de MACs permitidas</w:t>
@@ -11096,6 +11559,7 @@
           <w:p>
             <w:pPr>
               <w:pStyle w:val="Compact"/>
+              <w:jc w:val="left"/>
             </w:pPr>
             <w:r>
               <w:t xml:space="preserve">Sticky MAC</w:t>
@@ -11107,6 +11571,7 @@
           <w:p>
             <w:pPr>
               <w:pStyle w:val="Compact"/>
+              <w:jc w:val="left"/>
             </w:pPr>
             <w:r>
               <w:t xml:space="preserve">MAC aprendida y guardada como permanente</w:t>
@@ -11120,6 +11585,7 @@
           <w:p>
             <w:pPr>
               <w:pStyle w:val="Compact"/>
+              <w:jc w:val="left"/>
             </w:pPr>
             <w:r>
               <w:t xml:space="preserve">Violación</w:t>
@@ -11131,6 +11597,7 @@
           <w:p>
             <w:pPr>
               <w:pStyle w:val="Compact"/>
+              <w:jc w:val="left"/>
             </w:pPr>
             <w:r>
               <w:t xml:space="preserve">Superar el máximo permitido en un puerto</w:t>
@@ -11144,6 +11611,7 @@
           <w:p>
             <w:pPr>
               <w:pStyle w:val="Compact"/>
+              <w:jc w:val="left"/>
             </w:pPr>
             <w:r>
               <w:t xml:space="preserve">errdisable</w:t>
@@ -11155,6 +11623,7 @@
           <w:p>
             <w:pPr>
               <w:pStyle w:val="Compact"/>
+              <w:jc w:val="left"/>
             </w:pPr>
             <w:r>
               <w:t xml:space="preserve">Puerto deshabilitado por el switch al detectar un error</w:t>
@@ -11168,6 +11637,7 @@
           <w:p>
             <w:pPr>
               <w:pStyle w:val="Compact"/>
+              <w:jc w:val="left"/>
             </w:pPr>
             <w:r>
               <w:rPr>
@@ -11182,6 +11652,7 @@
           <w:p>
             <w:pPr>
               <w:pStyle w:val="Compact"/>
+              <w:jc w:val="left"/>
             </w:pPr>
             <w:r>
               <w:t xml:space="preserve">Modo que desactiva el puerto al violarse</w:t>
@@ -11207,7 +11678,7 @@
       <w:r>
         <w:t xml:space="preserve"> </w:t>
       </w:r>
-      <w:hyperlink r:id="rId32">
+      <w:hyperlink r:id="rId43">
         <w:r>
           <w:rPr>
             <w:rStyle w:val="Hyperlink"/>
@@ -11234,7 +11705,7 @@
       <w:r>
         <w:t xml:space="preserve"> </w:t>
       </w:r>
-      <w:hyperlink r:id="rId15">
+      <w:hyperlink r:id="rId26">
         <w:r>
           <w:rPr>
             <w:rStyle w:val="Hyperlink"/>
@@ -11261,7 +11732,7 @@
       <w:r>
         <w:t xml:space="preserve"> </w:t>
       </w:r>
-      <w:hyperlink r:id="rId17">
+      <w:hyperlink r:id="rId28">
         <w:r>
           <w:rPr>
             <w:rStyle w:val="Hyperlink"/>
@@ -11270,9 +11741,9 @@
         </w:r>
       </w:hyperlink>
     </w:p>
-    <w:bookmarkEnd w:id="78"/>
-    <w:bookmarkEnd w:id="79"/>
-    <w:bookmarkStart w:id="92" w:name="cierre-consolida-lo-aprendido"/>
+    <w:bookmarkEnd w:id="89"/>
+    <w:bookmarkEnd w:id="90"/>
+    <w:bookmarkStart w:id="103" w:name="cierre-consolida-lo-aprendido"/>
     <w:p>
       <w:pPr>
         <w:pStyle w:val="Heading1"/>
@@ -11346,7 +11817,7 @@
       <w:r>
         <w:t xml:space="preserve"> </w:t>
       </w:r>
-      <w:hyperlink r:id="rId16">
+      <w:hyperlink r:id="rId27">
         <w:r>
           <w:rPr>
             <w:rStyle w:val="Hyperlink"/>
@@ -11368,7 +11839,7 @@
         </w:pict>
       </w:r>
     </w:p>
-    <w:bookmarkStart w:id="80" w:name="sé-el-paquete"/>
+    <w:bookmarkStart w:id="91" w:name="sé-el-paquete"/>
     <w:p>
       <w:pPr>
         <w:pStyle w:val="Heading2"/>
@@ -11611,8 +12082,8 @@
         </w:pict>
       </w:r>
     </w:p>
-    <w:bookmarkEnd w:id="80"/>
-    <w:bookmarkStart w:id="81" w:name="Xa65b68670f24f5cb6d00a714fcd9e709a61a4cb"/>
+    <w:bookmarkEnd w:id="91"/>
+    <w:bookmarkStart w:id="92" w:name="Xa65b68670f24f5cb6d00a714fcd9e709a61a4cb"/>
     <w:p>
       <w:pPr>
         <w:pStyle w:val="Heading2"/>
@@ -11654,7 +12125,13 @@
         <w:t xml:space="preserve"> </w:t>
       </w:r>
       <w:r>
-        <w:t xml:space="preserve">“que la contabilidad no salga a Internet”</w:t>
+        <w:t xml:space="preserve">“</w:t>
+      </w:r>
+      <w:r>
+        <w:t xml:space="preserve">que la contabilidad no salga a Internet</w:t>
+      </w:r>
+      <w:r>
+        <w:t xml:space="preserve">”</w:t>
       </w:r>
       <w:r>
         <w:t xml:space="preserve">, yo basto.</w:t>
@@ -11681,7 +12158,13 @@
         <w:t xml:space="preserve"> </w:t>
       </w:r>
       <w:r>
-        <w:t xml:space="preserve">“que la contabilidad salga a Internet pero sin FTP, y que nadie de invitados toque el puerto 23”</w:t>
+        <w:t xml:space="preserve">“</w:t>
+      </w:r>
+      <w:r>
+        <w:t xml:space="preserve">que la contabilidad salga a Internet pero sin FTP, y que nadie de invitados toque el puerto 23</w:t>
+      </w:r>
+      <w:r>
+        <w:t xml:space="preserve">”</w:t>
       </w:r>
       <w:r>
         <w:t xml:space="preserve">, me necesitas a mí: origen, destino, protocolo y puerto.</w:t>
@@ -11810,8 +12293,8 @@
         </w:pict>
       </w:r>
     </w:p>
-    <w:bookmarkEnd w:id="81"/>
-    <w:bookmarkStart w:id="82" w:name="quién-soy"/>
+    <w:bookmarkEnd w:id="92"/>
+    <w:bookmarkStart w:id="93" w:name="quién-soy"/>
     <w:p>
       <w:pPr>
         <w:pStyle w:val="Heading2"/>
@@ -11982,8 +12465,8 @@
         </w:pict>
       </w:r>
     </w:p>
-    <w:bookmarkEnd w:id="82"/>
-    <w:bookmarkStart w:id="83" w:name="X180b414e61e00d5cb3d6748bb945e3a6a97a860"/>
+    <w:bookmarkEnd w:id="93"/>
+    <w:bookmarkStart w:id="94" w:name="X180b414e61e00d5cb3d6748bb945e3a6a97a860"/>
     <w:p>
       <w:pPr>
         <w:pStyle w:val="Heading2"/>
@@ -11995,7 +12478,13 @@
         <w:t xml:space="preserve"> </w:t>
       </w:r>
       <w:r>
-        <w:t xml:space="preserve">“Puse la ACL y la red entera se cayó”</w:t>
+        <w:t xml:space="preserve">“</w:t>
+      </w:r>
+      <w:r>
+        <w:t xml:space="preserve">Puse la ACL y la red entera se cayó</w:t>
+      </w:r>
+      <w:r>
+        <w:t xml:space="preserve">”</w:t>
       </w:r>
     </w:p>
     <w:p>
@@ -12052,7 +12541,13 @@
         <w:t xml:space="preserve"> </w:t>
       </w:r>
       <w:r>
-        <w:t xml:space="preserve">“permitir solo X”</w:t>
+        <w:t xml:space="preserve">“</w:t>
+      </w:r>
+      <w:r>
+        <w:t xml:space="preserve">permitir solo X</w:t>
+      </w:r>
+      <w:r>
+        <w:t xml:space="preserve">”</w:t>
       </w:r>
       <w:r>
         <w:t xml:space="preserve"> </w:t>
@@ -12064,7 +12559,13 @@
         <w:t xml:space="preserve"> </w:t>
       </w:r>
       <w:r>
-        <w:t xml:space="preserve">“negar explícitamente el resto o confiar en el implícito”</w:t>
+        <w:t xml:space="preserve">“</w:t>
+      </w:r>
+      <w:r>
+        <w:t xml:space="preserve">negar explícitamente el resto o confiar en el implícito</w:t>
+      </w:r>
+      <w:r>
+        <w:t xml:space="preserve">”</w:t>
       </w:r>
       <w:r>
         <w:t xml:space="preserve">. Y si la escribiste al revés de lo planeado, permitiste lo que querías negar.</w:t>
@@ -12125,7 +12626,13 @@
         <w:t xml:space="preserve"> </w:t>
       </w:r>
       <w:r>
-        <w:t xml:space="preserve">“en caliente”</w:t>
+        <w:t xml:space="preserve">“</w:t>
+      </w:r>
+      <w:r>
+        <w:t xml:space="preserve">en caliente</w:t>
+      </w:r>
+      <w:r>
+        <w:t xml:space="preserve">”</w:t>
       </w:r>
       <w:r>
         <w:t xml:space="preserve">. Los tres errores clásicos, en un solo incidente.</w:t>
@@ -12138,8 +12645,8 @@
         </w:pict>
       </w:r>
     </w:p>
-    <w:bookmarkEnd w:id="83"/>
-    <w:bookmarkStart w:id="84" w:name="X984e5d87c17268288c8a4463e8f0318d93cdfd1"/>
+    <w:bookmarkEnd w:id="94"/>
+    <w:bookmarkStart w:id="95" w:name="X984e5d87c17268288c8a4463e8f0318d93cdfd1"/>
     <w:p>
       <w:pPr>
         <w:pStyle w:val="Heading2"/>
@@ -12594,8 +13101,8 @@
         </w:pict>
       </w:r>
     </w:p>
-    <w:bookmarkEnd w:id="84"/>
-    <w:bookmarkStart w:id="85" w:name="logros-de-esta-unidad"/>
+    <w:bookmarkEnd w:id="95"/>
+    <w:bookmarkStart w:id="96" w:name="logros-de-esta-unidad"/>
     <w:p>
       <w:pPr>
         <w:pStyle w:val="Heading2"/>
@@ -12608,6 +13115,7 @@
       <w:tblPr>
         <w:tblStyle w:val="Table"/>
         <w:tblW w:type="pct" w:w="5000"/>
+        <w:jc w:val="left"/>
         <w:tblLayout w:type="fixed"/>
         <w:tblLook w:firstRow="1" w:lastRow="0" w:firstColumn="0" w:lastColumn="0" w:noHBand="0" w:noVBand="0" w:val="0020"/>
       </w:tblPr>
@@ -12624,6 +13132,7 @@
           <w:p>
             <w:pPr>
               <w:pStyle w:val="Compact"/>
+              <w:jc w:val="left"/>
             </w:pPr>
             <w:r>
               <w:t xml:space="preserve">Logro</w:t>
@@ -12635,6 +13144,7 @@
           <w:p>
             <w:pPr>
               <w:pStyle w:val="Compact"/>
+              <w:jc w:val="left"/>
             </w:pPr>
             <w:r>
               <w:t xml:space="preserve">Cómo conseguirlo</w:t>
@@ -12648,6 +13158,7 @@
           <w:p>
             <w:pPr>
               <w:pStyle w:val="Compact"/>
+              <w:jc w:val="left"/>
             </w:pPr>
             <w:r>
               <w:t xml:space="preserve">🏅</w:t>
@@ -12669,6 +13180,7 @@
           <w:p>
             <w:pPr>
               <w:pStyle w:val="Compact"/>
+              <w:jc w:val="left"/>
             </w:pPr>
             <w:r>
               <w:t xml:space="preserve">Las 4 políticas del laboratorio verificadas a la primera</w:t>
@@ -12682,6 +13194,7 @@
           <w:p>
             <w:pPr>
               <w:pStyle w:val="Compact"/>
+              <w:jc w:val="left"/>
             </w:pPr>
             <w:r>
               <w:t xml:space="preserve">🏅</w:t>
@@ -12703,6 +13216,7 @@
           <w:p>
             <w:pPr>
               <w:pStyle w:val="Compact"/>
+              <w:jc w:val="left"/>
             </w:pPr>
             <w:r>
               <w:t xml:space="preserve">Convertir 5 máscaras a wildcards sin papel</w:t>
@@ -12716,6 +13230,7 @@
           <w:p>
             <w:pPr>
               <w:pStyle w:val="Compact"/>
+              <w:jc w:val="left"/>
             </w:pPr>
             <w:r>
               <w:t xml:space="preserve">🏅</w:t>
@@ -12737,6 +13252,7 @@
           <w:p>
             <w:pPr>
               <w:pStyle w:val="Compact"/>
+              <w:jc w:val="left"/>
             </w:pPr>
             <w:r>
               <w:t xml:space="preserve">Justificar la colocación de cada ACL (estándar cerca del destino, extendida cerca del origen)</w:t>
@@ -12750,6 +13266,7 @@
           <w:p>
             <w:pPr>
               <w:pStyle w:val="Compact"/>
+              <w:jc w:val="left"/>
             </w:pPr>
             <w:r>
               <w:t xml:space="preserve">🏅</w:t>
@@ -12771,6 +13288,7 @@
           <w:p>
             <w:pPr>
               <w:pStyle w:val="Compact"/>
+              <w:jc w:val="left"/>
             </w:pPr>
             <w:r>
               <w:t xml:space="preserve">Port Security con shutdown y violación documentada</w:t>
@@ -12786,8 +13304,8 @@
         </w:pict>
       </w:r>
     </w:p>
-    <w:bookmarkEnd w:id="85"/>
-    <w:bookmarkStart w:id="86" w:name="atrévete-a-pensar"/>
+    <w:bookmarkEnd w:id="96"/>
+    <w:bookmarkStart w:id="97" w:name="atrévete-a-pensar"/>
     <w:p>
       <w:pPr>
         <w:pStyle w:val="Heading2"/>
@@ -12811,7 +13329,13 @@
         <w:t xml:space="preserve"> </w:t>
       </w:r>
       <w:r>
-        <w:t xml:space="preserve">“solo la VLAN 10 puede administrar el router por SSH”</w:t>
+        <w:t xml:space="preserve">“</w:t>
+      </w:r>
+      <w:r>
+        <w:t xml:space="preserve">solo la VLAN 10 puede administrar el router por SSH</w:t>
+      </w:r>
+      <w:r>
+        <w:t xml:space="preserve">”</w:t>
       </w:r>
       <w:r>
         <w:t xml:space="preserve">. ¿Dónde lo implementas: ACL de interfaz o access-class en VTY? ¿Por qué?</w:t>
@@ -12844,7 +13368,13 @@
         <w:t xml:space="preserve"> </w:t>
       </w:r>
       <w:r>
-        <w:t xml:space="preserve">“a medias”</w:t>
+        <w:t xml:space="preserve">“</w:t>
+      </w:r>
+      <w:r>
+        <w:t xml:space="preserve">a medias</w:t>
+      </w:r>
+      <w:r>
+        <w:t xml:space="preserve">”</w:t>
       </w:r>
       <w:r>
         <w:t xml:space="preserve"> </w:t>
@@ -12904,7 +13434,7 @@
         <w:rPr>
           <w:rStyle w:val="VerbatimChar"/>
         </w:rPr>
-        <w:t xml:space="preserve">access-list 130 permit tcp 192.168.99.0 0.0.0.255 host 192.168.20.10 eq 80</w:t>
+        <w:t xml:space="preserve">   access-list 130 permit tcp 192.168.99.0 0.0.0.255 host 192.168.20.10 eq 80</w:t>
       </w:r>
       <w:r>
         <w:br/>
@@ -12913,7 +13443,7 @@
         <w:rPr>
           <w:rStyle w:val="VerbatimChar"/>
         </w:rPr>
-        <w:t xml:space="preserve">access-list 130 permit tcp 192.168.99.0 0.0.0.255 host 192.168.20.10 eq 443</w:t>
+        <w:t xml:space="preserve">   access-list 130 permit tcp 192.168.99.0 0.0.0.255 host 192.168.20.10 eq 443</w:t>
       </w:r>
       <w:r>
         <w:br/>
@@ -12922,7 +13452,7 @@
         <w:rPr>
           <w:rStyle w:val="VerbatimChar"/>
         </w:rPr>
-        <w:t xml:space="preserve">access-list 130 deny   ip  192.168.99.0 0.0.0.255 192.168.20.0 0.0.0.255</w:t>
+        <w:t xml:space="preserve">   access-list 130 deny   ip  192.168.99.0 0.0.0.255 192.168.20.0 0.0.0.255</w:t>
       </w:r>
       <w:r>
         <w:br/>
@@ -12931,7 +13461,7 @@
         <w:rPr>
           <w:rStyle w:val="VerbatimChar"/>
         </w:rPr>
-        <w:t xml:space="preserve">access-list 130 permit ip  192.168.99.0 0.0.0.255 any</w:t>
+        <w:t xml:space="preserve">   access-list 130 permit ip  192.168.99.0 0.0.0.255 any</w:t>
       </w:r>
     </w:p>
     <w:p>
@@ -13006,7 +13536,13 @@
         <w:t xml:space="preserve"> </w:t>
       </w:r>
       <w:r>
-        <w:t xml:space="preserve">“a medias”</w:t>
+        <w:t xml:space="preserve">“</w:t>
+      </w:r>
+      <w:r>
+        <w:t xml:space="preserve">a medias</w:t>
+      </w:r>
+      <w:r>
+        <w:t xml:space="preserve">”</w:t>
       </w:r>
       <w:r>
         <w:t xml:space="preserve">: hay que cuidar qué mensajes ICMP se bloquean (y por eso ICMP no se bloquea a lo bruto).</w:t>
@@ -13067,8 +13603,8 @@
         </w:pict>
       </w:r>
     </w:p>
-    <w:bookmarkEnd w:id="86"/>
-    <w:bookmarkStart w:id="87" w:name="crucigrama-de-bits"/>
+    <w:bookmarkEnd w:id="97"/>
+    <w:bookmarkStart w:id="98" w:name="crucigrama-de-bits"/>
     <w:p>
       <w:pPr>
         <w:pStyle w:val="Heading2"/>
@@ -13214,8 +13750,8 @@
         </w:pict>
       </w:r>
     </w:p>
-    <w:bookmarkEnd w:id="87"/>
-    <w:bookmarkStart w:id="88" w:name="preguntas-de-entrevista-de-trabajo"/>
+    <w:bookmarkEnd w:id="98"/>
+    <w:bookmarkStart w:id="99" w:name="preguntas-de-entrevista-de-trabajo"/>
     <w:p>
       <w:pPr>
         <w:pStyle w:val="Heading2"/>
@@ -13237,7 +13773,21 @@
           <w:b/>
           <w:bCs/>
         </w:rPr>
-        <w:t xml:space="preserve">“¿Diferencia entre ACL estándar y extendida y dónde colocarías cada una?”</w:t>
+        <w:t xml:space="preserve">“</w:t>
+      </w:r>
+      <w:r>
+        <w:rPr>
+          <w:b/>
+          <w:bCs/>
+        </w:rPr>
+        <w:t xml:space="preserve">¿Diferencia entre ACL estándar y extendida y dónde colocarías cada una?</w:t>
+      </w:r>
+      <w:r>
+        <w:rPr>
+          <w:b/>
+          <w:bCs/>
+        </w:rPr>
+        <w:t xml:space="preserve">”</w:t>
       </w:r>
     </w:p>
     <w:p>
@@ -13253,7 +13803,21 @@
           <w:b/>
           <w:bCs/>
         </w:rPr>
-        <w:t xml:space="preserve">“Escríbeme una ACL que bloquee el telnet a un servidor pero permita SSH.”</w:t>
+        <w:t xml:space="preserve">“</w:t>
+      </w:r>
+      <w:r>
+        <w:rPr>
+          <w:b/>
+          <w:bCs/>
+        </w:rPr>
+        <w:t xml:space="preserve">Escríbeme una ACL que bloquee el telnet a un servidor pero permita SSH.</w:t>
+      </w:r>
+      <w:r>
+        <w:rPr>
+          <w:b/>
+          <w:bCs/>
+        </w:rPr>
+        <w:t xml:space="preserve">”</w:t>
       </w:r>
     </w:p>
     <w:p>
@@ -13269,7 +13833,21 @@
           <w:b/>
           <w:bCs/>
         </w:rPr>
-        <w:t xml:space="preserve">“¿Qué es el deny implícito y qué consecuencias tiene al editar una ACL numerada?”</w:t>
+        <w:t xml:space="preserve">“</w:t>
+      </w:r>
+      <w:r>
+        <w:rPr>
+          <w:b/>
+          <w:bCs/>
+        </w:rPr>
+        <w:t xml:space="preserve">¿Qué es el deny implícito y qué consecuencias tiene al editar una ACL numerada?</w:t>
+      </w:r>
+      <w:r>
+        <w:rPr>
+          <w:b/>
+          <w:bCs/>
+        </w:rPr>
+        <w:t xml:space="preserve">”</w:t>
       </w:r>
     </w:p>
     <w:p>
@@ -13285,7 +13863,21 @@
           <w:b/>
           <w:bCs/>
         </w:rPr>
-        <w:t xml:space="preserve">“¿Cómo protegerías el acceso de administración de un router Cisco?”</w:t>
+        <w:t xml:space="preserve">“</w:t>
+      </w:r>
+      <w:r>
+        <w:rPr>
+          <w:b/>
+          <w:bCs/>
+        </w:rPr>
+        <w:t xml:space="preserve">¿Cómo protegerías el acceso de administración de un router Cisco?</w:t>
+      </w:r>
+      <w:r>
+        <w:rPr>
+          <w:b/>
+          <w:bCs/>
+        </w:rPr>
+        <w:t xml:space="preserve">”</w:t>
       </w:r>
     </w:p>
     <w:p>
@@ -13301,7 +13893,21 @@
           <w:b/>
           <w:bCs/>
         </w:rPr>
-        <w:t xml:space="preserve">“¿Qué es Port Security y cuándo lo activarías?”</w:t>
+        <w:t xml:space="preserve">“</w:t>
+      </w:r>
+      <w:r>
+        <w:rPr>
+          <w:b/>
+          <w:bCs/>
+        </w:rPr>
+        <w:t xml:space="preserve">¿Qué es Port Security y cuándo lo activarías?</w:t>
+      </w:r>
+      <w:r>
+        <w:rPr>
+          <w:b/>
+          <w:bCs/>
+        </w:rPr>
+        <w:t xml:space="preserve">”</w:t>
       </w:r>
     </w:p>
     <w:p>
@@ -13381,8 +13987,8 @@
         </w:pict>
       </w:r>
     </w:p>
-    <w:bookmarkEnd w:id="88"/>
-    <w:bookmarkStart w:id="89" w:name="no-hay-preguntas-tontas"/>
+    <w:bookmarkEnd w:id="99"/>
+    <w:bookmarkStart w:id="100" w:name="no-hay-preguntas-tontas"/>
     <w:p>
       <w:pPr>
         <w:pStyle w:val="Heading2"/>
@@ -13488,7 +14094,21 @@
           <w:b/>
           <w:bCs/>
         </w:rPr>
-        <w:t xml:space="preserve">“confiables”</w:t>
+        <w:t xml:space="preserve">“</w:t>
+      </w:r>
+      <w:r>
+        <w:rPr>
+          <w:b/>
+          <w:bCs/>
+        </w:rPr>
+        <w:t xml:space="preserve">confiables</w:t>
+      </w:r>
+      <w:r>
+        <w:rPr>
+          <w:b/>
+          <w:bCs/>
+        </w:rPr>
+        <w:t xml:space="preserve">”</w:t>
       </w:r>
       <w:r>
         <w:rPr>
@@ -13513,8 +14133,8 @@
         </w:pict>
       </w:r>
     </w:p>
-    <w:bookmarkEnd w:id="89"/>
-    <w:bookmarkStart w:id="90" w:name="poscréditos"/>
+    <w:bookmarkEnd w:id="100"/>
+    <w:bookmarkStart w:id="101" w:name="poscréditos"/>
     <w:p>
       <w:pPr>
         <w:pStyle w:val="Heading2"/>
@@ -13538,7 +14158,21 @@
           <w:i/>
           <w:iCs/>
         </w:rPr>
-        <w:t xml:space="preserve">“Las ACLs no son listas de la compra: son leyes con orden, wildcards y un deny implícito que todo lo abarca. Y si tocas lo que no entiendes, la única lista que te espera es la de despidos.”</w:t>
+        <w:t xml:space="preserve">“</w:t>
+      </w:r>
+      <w:r>
+        <w:rPr>
+          <w:i/>
+          <w:iCs/>
+        </w:rPr>
+        <w:t xml:space="preserve">Las ACLs no son listas de la compra: son leyes con orden, wildcards y un deny implícito que todo lo abarca. Y si tocas lo que no entiendes, la única lista que te espera es la de despidos.</w:t>
+      </w:r>
+      <w:r>
+        <w:rPr>
+          <w:i/>
+          <w:iCs/>
+        </w:rPr>
+        <w:t xml:space="preserve">”</w:t>
       </w:r>
     </w:p>
     <w:p>
@@ -13566,8 +14200,8 @@
         </w:pict>
       </w:r>
     </w:p>
-    <w:bookmarkEnd w:id="90"/>
-    <w:bookmarkStart w:id="91" w:name="criterios-de-evaluación-cubiertos-ra4-1"/>
+    <w:bookmarkEnd w:id="101"/>
+    <w:bookmarkStart w:id="102" w:name="criterios-de-evaluación-cubiertos-ra4-1"/>
     <w:p>
       <w:pPr>
         <w:pStyle w:val="Heading2"/>
@@ -13592,6 +14226,7 @@
       <w:tblPr>
         <w:tblStyle w:val="Table"/>
         <w:tblW w:type="pct" w:w="5000"/>
+        <w:jc w:val="left"/>
         <w:tblLayout w:type="fixed"/>
         <w:tblLook w:firstRow="1" w:lastRow="0" w:firstColumn="0" w:lastColumn="0" w:noHBand="0" w:noVBand="0" w:val="0020"/>
       </w:tblPr>
@@ -13609,6 +14244,7 @@
           <w:p>
             <w:pPr>
               <w:pStyle w:val="Compact"/>
+              <w:jc w:val="left"/>
             </w:pPr>
             <w:r>
               <w:t xml:space="preserve">CE</w:t>
@@ -13620,6 +14256,7 @@
           <w:p>
             <w:pPr>
               <w:pStyle w:val="Compact"/>
+              <w:jc w:val="left"/>
             </w:pPr>
             <w:r>
               <w:t xml:space="preserve">Criterio</w:t>
@@ -13631,6 +14268,7 @@
           <w:p>
             <w:pPr>
               <w:pStyle w:val="Compact"/>
+              <w:jc w:val="left"/>
             </w:pPr>
             <w:r>
               <w:t xml:space="preserve">Cubierto</w:t>
@@ -13644,6 +14282,7 @@
           <w:p>
             <w:pPr>
               <w:pStyle w:val="Compact"/>
+              <w:jc w:val="left"/>
             </w:pPr>
             <w:r>
               <w:t xml:space="preserve">i)</w:t>
@@ -13655,6 +14294,7 @@
           <w:p>
             <w:pPr>
               <w:pStyle w:val="Compact"/>
+              <w:jc w:val="left"/>
             </w:pPr>
             <w:r>
               <w:t xml:space="preserve">Filtrado de tráfico (ACLs)</w:t>
@@ -13666,6 +14306,7 @@
           <w:p>
             <w:pPr>
               <w:pStyle w:val="Compact"/>
+              <w:jc w:val="left"/>
             </w:pPr>
             <w:r>
               <w:t xml:space="preserve">✅ Puntos 1-4 + ⚡ Laboratorio (punto 6)</w:t>
@@ -13679,6 +14320,7 @@
           <w:p>
             <w:pPr>
               <w:pStyle w:val="Compact"/>
+              <w:jc w:val="left"/>
             </w:pPr>
             <w:r>
               <w:t xml:space="preserve">j)</w:t>
@@ -13690,6 +14332,7 @@
           <w:p>
             <w:pPr>
               <w:pStyle w:val="Compact"/>
+              <w:jc w:val="left"/>
             </w:pPr>
             <w:r>
               <w:t xml:space="preserve">Listas de control de acceso</w:t>
@@ -13701,6 +14344,7 @@
           <w:p>
             <w:pPr>
               <w:pStyle w:val="Compact"/>
+              <w:jc w:val="left"/>
             </w:pPr>
             <w:r>
               <w:t xml:space="preserve">✅ Puntos 2-4 + 🧠 Atrévete a pensar (punto 6)</w:t>
@@ -13726,7 +14370,7 @@
       <w:r>
         <w:t xml:space="preserve"> </w:t>
       </w:r>
-      <w:hyperlink r:id="rId32">
+      <w:hyperlink r:id="rId43">
         <w:r>
           <w:rPr>
             <w:rStyle w:val="Hyperlink"/>
@@ -13753,7 +14397,7 @@
       <w:r>
         <w:t xml:space="preserve"> </w:t>
       </w:r>
-      <w:hyperlink r:id="rId16">
+      <w:hyperlink r:id="rId27">
         <w:r>
           <w:rPr>
             <w:rStyle w:val="Hyperlink"/>
@@ -13780,7 +14424,7 @@
       <w:r>
         <w:t xml:space="preserve"> </w:t>
       </w:r>
-      <w:hyperlink r:id="rId22">
+      <w:hyperlink r:id="rId33">
         <w:r>
           <w:rPr>
             <w:rStyle w:val="Hyperlink"/>
@@ -13789,13 +14433,9 @@
         </w:r>
       </w:hyperlink>
     </w:p>
-    <w:bookmarkEnd w:id="91"/>
-    <w:bookmarkEnd w:id="92"/>
-    <w:sectPr>
-      <w:footnotePr>
-        <w:numRestart w:val="eachSect"/>
-      </w:footnotePr>
-    </w:sectPr>
+    <w:bookmarkEnd w:id="102"/>
+    <w:bookmarkEnd w:id="103"/>
+    <w:sectPr/>
   </w:body>
 </w:document>
 </file>
@@ -13833,7 +14473,7 @@
       <w:lvlText w:val=" "/>
       <w:lvlJc w:val="left"/>
       <w:pPr>
-        <w:ind w:left="720" w:hanging="360"/>
+        <w:ind w:left="720" w:hanging="480"/>
       </w:pPr>
     </w:lvl>
     <w:lvl w:ilvl="1">
@@ -13841,7 +14481,7 @@
       <w:lvlText w:val=" "/>
       <w:lvlJc w:val="left"/>
       <w:pPr>
-        <w:ind w:left="1440" w:hanging="360"/>
+        <w:ind w:left="1440" w:hanging="480"/>
       </w:pPr>
     </w:lvl>
     <w:lvl w:ilvl="2">
@@ -13849,7 +14489,7 @@
       <w:lvlText w:val=" "/>
       <w:lvlJc w:val="left"/>
       <w:pPr>
-        <w:ind w:left="2160" w:hanging="360"/>
+        <w:ind w:left="2160" w:hanging="480"/>
       </w:pPr>
     </w:lvl>
     <w:lvl w:ilvl="3">
@@ -13857,7 +14497,7 @@
       <w:lvlText w:val=" "/>
       <w:lvlJc w:val="left"/>
       <w:pPr>
-        <w:ind w:left="2880" w:hanging="360"/>
+        <w:ind w:left="2880" w:hanging="480"/>
       </w:pPr>
     </w:lvl>
     <w:lvl w:ilvl="4">
@@ -13865,7 +14505,7 @@
       <w:lvlText w:val=" "/>
       <w:lvlJc w:val="left"/>
       <w:pPr>
-        <w:ind w:left="3600" w:hanging="360"/>
+        <w:ind w:left="3600" w:hanging="480"/>
       </w:pPr>
     </w:lvl>
     <w:lvl w:ilvl="5">
@@ -13873,7 +14513,7 @@
       <w:lvlText w:val=" "/>
       <w:lvlJc w:val="left"/>
       <w:pPr>
-        <w:ind w:left="4320" w:hanging="360"/>
+        <w:ind w:left="4320" w:hanging="480"/>
       </w:pPr>
     </w:lvl>
     <w:lvl w:ilvl="6">
@@ -13881,7 +14521,7 @@
       <w:lvlText w:val=" "/>
       <w:lvlJc w:val="left"/>
       <w:pPr>
-        <w:ind w:left="5040" w:hanging="360"/>
+        <w:ind w:left="5040" w:hanging="480"/>
       </w:pPr>
     </w:lvl>
     <w:lvl w:ilvl="7">
@@ -13889,7 +14529,7 @@
       <w:lvlText w:val=" "/>
       <w:lvlJc w:val="left"/>
       <w:pPr>
-        <w:ind w:left="5760" w:hanging="360"/>
+        <w:ind w:left="5760" w:hanging="480"/>
       </w:pPr>
     </w:lvl>
     <w:lvl w:ilvl="8">
@@ -13897,7 +14537,7 @@
       <w:lvlText w:val=" "/>
       <w:lvlJc w:val="left"/>
       <w:pPr>
-        <w:ind w:left="6480" w:hanging="360"/>
+        <w:ind w:left="6480" w:hanging="480"/>
       </w:pPr>
     </w:lvl>
   </w:abstractNum>
@@ -13906,102 +14546,75 @@
     <w:multiLevelType w:val="multilevel"/>
     <w:lvl w:ilvl="0">
       <w:numFmt w:val="bullet"/>
-      <w:lvlText w:val=""/>
+      <w:lvlText w:val="•"/>
       <w:lvlJc w:val="left"/>
       <w:pPr>
-        <w:ind w:left="720" w:hanging="360"/>
-      </w:pPr>
-      <w:rPr>
-        <w:rFonts w:ascii="Symbol" w:hAnsi="Symbol" w:cs="Symbol" w:hint="default"/>
-      </w:rPr>
+        <w:ind w:left="720" w:hanging="480"/>
+      </w:pPr>
     </w:lvl>
     <w:lvl w:ilvl="1">
       <w:numFmt w:val="bullet"/>
-      <w:lvlText w:val="o"/>
+      <w:lvlText w:val="–"/>
       <w:lvlJc w:val="left"/>
       <w:pPr>
-        <w:ind w:left="1440" w:hanging="360"/>
-      </w:pPr>
-      <w:rPr>
-        <w:rFonts w:ascii="Courier New" w:hAnsi="Courier New" w:cs="Courier New" w:hint="default"/>
-      </w:rPr>
+        <w:ind w:left="1440" w:hanging="480"/>
+      </w:pPr>
     </w:lvl>
     <w:lvl w:ilvl="2">
       <w:numFmt w:val="bullet"/>
-      <w:lvlText w:val=""/>
+      <w:lvlText w:val="•"/>
       <w:lvlJc w:val="left"/>
       <w:pPr>
-        <w:ind w:left="2160" w:hanging="360"/>
-      </w:pPr>
-      <w:rPr>
-        <w:rFonts w:ascii="Wingdings" w:hAnsi="Wingdings" w:cs="Wingdings" w:hint="default"/>
-      </w:rPr>
+        <w:ind w:left="2160" w:hanging="480"/>
+      </w:pPr>
     </w:lvl>
     <w:lvl w:ilvl="3">
       <w:numFmt w:val="bullet"/>
-      <w:lvlText w:val=""/>
+      <w:lvlText w:val="–"/>
       <w:lvlJc w:val="left"/>
       <w:pPr>
-        <w:ind w:left="2880" w:hanging="360"/>
-      </w:pPr>
-      <w:rPr>
-        <w:rFonts w:ascii="Symbol" w:hAnsi="Symbol" w:cs="Symbol" w:hint="default"/>
-      </w:rPr>
+        <w:ind w:left="2880" w:hanging="480"/>
+      </w:pPr>
     </w:lvl>
     <w:lvl w:ilvl="4">
       <w:numFmt w:val="bullet"/>
-      <w:lvlText w:val="o"/>
+      <w:lvlText w:val="•"/>
       <w:lvlJc w:val="left"/>
       <w:pPr>
-        <w:ind w:left="3600" w:hanging="360"/>
-      </w:pPr>
-      <w:rPr>
-        <w:rFonts w:ascii="Courier New" w:hAnsi="Courier New" w:cs="Courier New" w:hint="default"/>
-      </w:rPr>
+        <w:ind w:left="3600" w:hanging="480"/>
+      </w:pPr>
     </w:lvl>
     <w:lvl w:ilvl="5">
       <w:numFmt w:val="bullet"/>
-      <w:lvlText w:val=""/>
+      <w:lvlText w:val="–"/>
       <w:lvlJc w:val="left"/>
       <w:pPr>
-        <w:ind w:left="4320" w:hanging="360"/>
-      </w:pPr>
-      <w:rPr>
-        <w:rFonts w:ascii="Wingdings" w:hAnsi="Wingdings" w:cs="Wingdings" w:hint="default"/>
-      </w:rPr>
+        <w:ind w:left="4320" w:hanging="480"/>
+      </w:pPr>
     </w:lvl>
     <w:lvl w:ilvl="6">
       <w:numFmt w:val="bullet"/>
-      <w:lvlText w:val=""/>
+      <w:lvlText w:val="•"/>
       <w:lvlJc w:val="left"/>
       <w:pPr>
-        <w:ind w:left="5040" w:hanging="360"/>
-      </w:pPr>
-      <w:rPr>
-        <w:rFonts w:ascii="Symbol" w:hAnsi="Symbol" w:cs="Symbol" w:hint="default"/>
-      </w:rPr>
+        <w:ind w:left="5040" w:hanging="480"/>
+      </w:pPr>
     </w:lvl>
     <w:lvl w:ilvl="7">
       <w:numFmt w:val="bullet"/>
-      <w:lvlText w:val="o"/>
+      <w:lvlText w:val="–"/>
       <w:lvlJc w:val="left"/>
       <w:pPr>
-        <w:ind w:left="5760" w:hanging="360"/>
-      </w:pPr>
-      <w:rPr>
-        <w:rFonts w:ascii="Courier New" w:hAnsi="Courier New" w:cs="Courier New" w:hint="default"/>
-      </w:rPr>
+        <w:ind w:left="5760" w:hanging="480"/>
+      </w:pPr>
     </w:lvl>
     <w:lvl w:ilvl="8">
       <w:numFmt w:val="bullet"/>
-      <w:lvlText w:val=""/>
+      <w:lvlText w:val="•"/>
       <w:lvlJc w:val="left"/>
       <w:pPr>
-        <w:ind w:left="6480" w:hanging="360"/>
-      </w:pPr>
-      <w:rPr>
-        <w:rFonts w:ascii="Wingdings" w:hAnsi="Wingdings" w:cs="Wingdings" w:hint="default"/>
-      </w:rPr>
+        <w:ind w:left="6480" w:hanging="480"/>
+      </w:pPr>
     </w:lvl>
   </w:abstractNum>
   <w:abstractNum w:abstractNumId="99411">
@@ -14013,7 +14626,7 @@
       <w:lvlText w:val="%1."/>
       <w:lvlJc w:val="left"/>
       <w:pPr>
-        <w:ind w:left="720" w:hanging="360"/>
+        <w:ind w:left="720" w:hanging="480"/>
       </w:pPr>
     </w:lvl>
     <w:lvl w:ilvl="1">
@@ -14022,7 +14635,7 @@
       <w:lvlText w:val="%2."/>
       <w:lvlJc w:val="left"/>
       <w:pPr>
-        <w:ind w:left="1440" w:hanging="360"/>
+        <w:ind w:left="1440" w:hanging="480"/>
       </w:pPr>
     </w:lvl>
     <w:lvl w:ilvl="2">
@@ -14031,7 +14644,7 @@
       <w:lvlText w:val="%3."/>
       <w:lvlJc w:val="left"/>
       <w:pPr>
-        <w:ind w:left="2160" w:hanging="360"/>
+        <w:ind w:left="2160" w:hanging="480"/>
       </w:pPr>
     </w:lvl>
     <w:lvl w:ilvl="3">
@@ -14040,7 +14653,7 @@
       <w:lvlText w:val="%4."/>
       <w:lvlJc w:val="left"/>
       <w:pPr>
-        <w:ind w:left="2880" w:hanging="360"/>
+        <w:ind w:left="2880" w:hanging="480"/>
       </w:pPr>
     </w:lvl>
     <w:lvl w:ilvl="4">
@@ -14049,7 +14662,7 @@
       <w:lvlText w:val="%5."/>
       <w:lvlJc w:val="left"/>
       <w:pPr>
-        <w:ind w:left="3600" w:hanging="360"/>
+        <w:ind w:left="3600" w:hanging="480"/>
       </w:pPr>
     </w:lvl>
     <w:lvl w:ilvl="5">
@@ -14058,7 +14671,7 @@
       <w:lvlText w:val="%6."/>
       <w:lvlJc w:val="left"/>
       <w:pPr>
-        <w:ind w:left="4320" w:hanging="360"/>
+        <w:ind w:left="4320" w:hanging="480"/>
       </w:pPr>
     </w:lvl>
     <w:lvl w:ilvl="6">
@@ -14067,7 +14680,7 @@
       <w:lvlText w:val="%7."/>
       <w:lvlJc w:val="left"/>
       <w:pPr>
-        <w:ind w:left="5040" w:hanging="360"/>
+        <w:ind w:left="5040" w:hanging="480"/>
       </w:pPr>
     </w:lvl>
     <w:lvl w:ilvl="7">
@@ -14076,7 +14689,7 @@
       <w:lvlText w:val="%8."/>
       <w:lvlJc w:val="left"/>
       <w:pPr>
-        <w:ind w:left="5760" w:hanging="360"/>
+        <w:ind w:left="5760" w:hanging="480"/>
       </w:pPr>
     </w:lvl>
     <w:lvl w:ilvl="8">
@@ -14085,7 +14698,7 @@
       <w:lvlText w:val="%9."/>
       <w:lvlJc w:val="left"/>
       <w:pPr>
-        <w:ind w:left="6480" w:hanging="360"/>
+        <w:ind w:left="6480" w:hanging="480"/>
       </w:pPr>
     </w:lvl>
   </w:abstractNum>
@@ -14598,10 +15211,10 @@
   <w:docDefaults>
     <w:rPrDefault>
       <w:rPr>
-        <w:rFonts w:asciiTheme="minorHAnsi" w:cstheme="minorBidi" w:eastAsiaTheme="minorEastAsia" w:hAnsiTheme="minorHAnsi"/>
+        <w:rFonts w:asciiTheme="minorHAnsi" w:cstheme="minorBidi" w:eastAsiaTheme="minorHAnsi" w:hAnsiTheme="minorHAnsi"/>
         <w:sz w:val="24"/>
         <w:szCs w:val="24"/>
-        <w:lang w:bidi="ar-SA" w:eastAsia="zh-CN" w:val="es-ES"/>
+        <w:lang w:bidi="ar-SA" w:eastAsia="en-US" w:val="es-ES"/>
       </w:rPr>
     </w:rPrDefault>
     <w:pPrDefault>
@@ -14642,94 +15255,57 @@
     <w:name w:val="Title"/>
     <w:basedOn w:val="Normal"/>
     <w:next w:val="BodyText"/>
-    <w:link w:val="TitleChar"/>
-    <w:uiPriority w:val="10"/>
     <w:qFormat/>
-    <w:rsid w:val="00A10FD9"/>
     <w:pPr>
-      <w:spacing w:after="80" w:line="240" w:lineRule="auto"/>
-      <w:contextualSpacing/>
+      <w:keepNext/>
+      <w:keepLines/>
+      <w:spacing w:after="240" w:before="480"/>
       <w:jc w:val="center"/>
     </w:pPr>
     <w:rPr>
       <w:rFonts w:asciiTheme="majorHAnsi" w:cstheme="majorBidi" w:eastAsiaTheme="majorEastAsia" w:hAnsiTheme="majorHAnsi"/>
-      <w:sz w:val="56"/>
-      <w:szCs w:val="56"/>
-    </w:rPr>
-  </w:style>
-  <w:style w:customStyle="1" w:styleId="TitleChar" w:type="character">
-    <w:name w:val="Title Char"/>
-    <w:basedOn w:val="DefaultParagraphFont"/>
-    <w:link w:val="Title"/>
-    <w:uiPriority w:val="10"/>
-    <w:rsid w:val="00A10FD9"/>
-    <w:rPr>
-      <w:rFonts w:asciiTheme="majorHAnsi" w:cstheme="majorBidi" w:eastAsiaTheme="majorEastAsia" w:hAnsiTheme="majorHAnsi"/>
-      <w:sz w:val="56"/>
-      <w:szCs w:val="56"/>
+      <w:b/>
+      <w:bCs/>
+      <w:color w:themeColor="accent1" w:themeShade="B5" w:val="345A8A"/>
+      <w:sz w:val="36"/>
+      <w:szCs w:val="36"/>
     </w:rPr>
   </w:style>
   <w:style w:styleId="Subtitle" w:type="paragraph">
     <w:name w:val="Subtitle"/>
     <w:basedOn w:val="Title"/>
     <w:next w:val="BodyText"/>
-    <w:link w:val="SubtitleChar"/>
-    <w:uiPriority w:val="11"/>
     <w:qFormat/>
-    <w:rsid w:val="00A10FD9"/>
     <w:pPr>
-      <w:numPr>
-        <w:ilvl w:val="1"/>
-      </w:numPr>
+      <w:keepNext/>
+      <w:keepLines/>
+      <w:spacing w:after="240" w:before="240"/>
+      <w:jc w:val="center"/>
     </w:pPr>
     <w:rPr>
-      <w:rFonts w:cstheme="majorBidi" w:eastAsiaTheme="majorEastAsia"/>
-      <w:spacing w:val="15"/>
-      <w:sz w:val="28"/>
-      <w:szCs w:val="28"/>
-    </w:rPr>
-  </w:style>
-  <w:style w:customStyle="1" w:styleId="SubtitleChar" w:type="character">
-    <w:name w:val="Subtitle Char"/>
-    <w:basedOn w:val="DefaultParagraphFont"/>
-    <w:link w:val="Subtitle"/>
-    <w:uiPriority w:val="11"/>
-    <w:rsid w:val="00A10FD9"/>
-    <w:rPr>
-      <w:rFonts w:cstheme="majorBidi" w:eastAsiaTheme="majorEastAsia"/>
-      <w:color w:themeColor="text1" w:themeTint="A6" w:val="595959"/>
-      <w:spacing w:val="15"/>
-      <w:sz w:val="28"/>
-      <w:szCs w:val="28"/>
+      <w:sz w:val="30"/>
+      <w:szCs w:val="30"/>
     </w:rPr>
   </w:style>
   <w:style w:customStyle="1" w:styleId="Author" w:type="paragraph">
     <w:name w:val="Author"/>
-    <w:basedOn w:val="Title"/>
     <w:next w:val="BodyText"/>
     <w:qFormat/>
     <w:pPr>
       <w:keepNext/>
       <w:keepLines/>
+      <w:jc w:val="center"/>
     </w:pPr>
-    <w:rPr>
-      <w:sz w:val="24"/>
-      <w:szCs w:val="24"/>
-    </w:rPr>
   </w:style>
   <w:style w:styleId="Date" w:type="paragraph">
     <w:name w:val="Date"/>
-    <w:basedOn w:val="Title"/>
     <w:next w:val="BodyText"/>
     <w:qFormat/>
     <w:pPr>
       <w:keepNext/>
       <w:keepLines/>
+      <w:jc w:val="center"/>
     </w:pPr>
-    <w:rPr>
-      <w:sz w:val="24"/>
-      <w:szCs w:val="24"/>
-    </w:rPr>
   </w:style>
   <w:style w:customStyle="1" w:styleId="AbstractTitle" w:type="paragraph">
     <w:name w:val="Abstract Title"/>
@@ -14744,6 +15320,7 @@
     </w:pPr>
     <w:rPr>
       <w:b/>
+      <w:color w:val="345A8A"/>
       <w:sz w:val="20"/>
       <w:szCs w:val="20"/>
     </w:rPr>
@@ -14772,321 +15349,191 @@
     <w:rPr/>
   </w:style>
   <w:style w:styleId="Heading1" w:type="paragraph">
-    <w:name w:val="heading 1"/>
+    <w:name w:val="Heading 1"/>
     <w:basedOn w:val="Normal"/>
     <w:next w:val="BodyText"/>
-    <w:link w:val="Heading1Char"/>
     <w:uiPriority w:val="9"/>
     <w:qFormat/>
-    <w:rsid w:val="00A10FD9"/>
     <w:pPr>
       <w:keepNext/>
       <w:keepLines/>
-      <w:spacing w:after="80" w:before="360"/>
+      <w:spacing w:after="0" w:before="480"/>
       <w:outlineLvl w:val="0"/>
     </w:pPr>
     <w:rPr>
       <w:rFonts w:asciiTheme="majorHAnsi" w:cstheme="majorBidi" w:eastAsiaTheme="majorEastAsia" w:hAnsiTheme="majorHAnsi"/>
-      <w:color w:themeColor="accent1" w:themeShade="BF" w:val="0F4761"/>
-      <w:sz w:val="40"/>
-      <w:szCs w:val="40"/>
+      <w:b/>
+      <w:bCs/>
+      <w:color w:themeColor="accent1" w:val="4F81BD"/>
+      <w:sz w:val="32"/>
+      <w:szCs w:val="32"/>
     </w:rPr>
   </w:style>
   <w:style w:styleId="Heading2" w:type="paragraph">
-    <w:name w:val="heading 2"/>
+    <w:name w:val="Heading 2"/>
     <w:basedOn w:val="Normal"/>
     <w:next w:val="BodyText"/>
-    <w:link w:val="Heading2Char"/>
     <w:uiPriority w:val="9"/>
-    <w:semiHidden/>
     <w:unhideWhenUsed/>
     <w:qFormat/>
-    <w:rsid w:val="00A10FD9"/>
     <w:pPr>
       <w:keepNext/>
       <w:keepLines/>
-      <w:spacing w:after="80" w:before="160"/>
+      <w:spacing w:after="0" w:before="200"/>
       <w:outlineLvl w:val="1"/>
     </w:pPr>
     <w:rPr>
       <w:rFonts w:asciiTheme="majorHAnsi" w:cstheme="majorBidi" w:eastAsiaTheme="majorEastAsia" w:hAnsiTheme="majorHAnsi"/>
-      <w:color w:themeColor="accent1" w:themeShade="BF" w:val="0F4761"/>
-      <w:sz w:val="32"/>
-      <w:szCs w:val="32"/>
-    </w:rPr>
-  </w:style>
-  <w:style w:styleId="Heading3" w:type="paragraph">
-    <w:name w:val="heading 3"/>
-    <w:basedOn w:val="Normal"/>
-    <w:next w:val="BodyText"/>
-    <w:link w:val="Heading3Char"/>
-    <w:uiPriority w:val="9"/>
-    <w:semiHidden/>
-    <w:unhideWhenUsed/>
-    <w:qFormat/>
-    <w:rsid w:val="00A10FD9"/>
-    <w:pPr>
-      <w:keepNext/>
-      <w:keepLines/>
-      <w:spacing w:after="80" w:before="160"/>
-      <w:outlineLvl w:val="2"/>
-    </w:pPr>
-    <w:rPr>
-      <w:rFonts w:cstheme="majorBidi" w:eastAsiaTheme="majorEastAsia"/>
-      <w:color w:themeColor="accent1" w:themeShade="BF" w:val="0F4761"/>
+      <w:b/>
+      <w:bCs/>
+      <w:color w:themeColor="accent1" w:val="4F81BD"/>
       <w:sz w:val="28"/>
       <w:szCs w:val="28"/>
     </w:rPr>
   </w:style>
-  <w:style w:styleId="Heading4" w:type="paragraph">
-    <w:name w:val="heading 4"/>
+  <w:style w:styleId="Heading3" w:type="paragraph">
+    <w:name w:val="Heading 3"/>
     <w:basedOn w:val="Normal"/>
     <w:next w:val="BodyText"/>
-    <w:link w:val="Heading4Char"/>
     <w:uiPriority w:val="9"/>
-    <w:semiHidden/>
     <w:unhideWhenUsed/>
     <w:qFormat/>
-    <w:rsid w:val="00A10FD9"/>
     <w:pPr>
       <w:keepNext/>
       <w:keepLines/>
-      <w:spacing w:after="40" w:before="80"/>
+      <w:spacing w:after="0" w:before="200"/>
+      <w:outlineLvl w:val="2"/>
+    </w:pPr>
+    <w:rPr>
+      <w:rFonts w:asciiTheme="majorHAnsi" w:cstheme="majorBidi" w:eastAsiaTheme="majorEastAsia" w:hAnsiTheme="majorHAnsi"/>
+      <w:b/>
+      <w:bCs/>
+      <w:color w:themeColor="accent1" w:val="4F81BD"/>
+      <w:sz w:val="24"/>
+      <w:szCs w:val="24"/>
+    </w:rPr>
+  </w:style>
+  <w:style w:styleId="Heading4" w:type="paragraph">
+    <w:name w:val="Heading 4"/>
+    <w:basedOn w:val="Normal"/>
+    <w:next w:val="BodyText"/>
+    <w:uiPriority w:val="9"/>
+    <w:unhideWhenUsed/>
+    <w:qFormat/>
+    <w:pPr>
+      <w:keepNext/>
+      <w:keepLines/>
+      <w:spacing w:after="0" w:before="200"/>
       <w:outlineLvl w:val="3"/>
     </w:pPr>
     <w:rPr>
-      <w:rFonts w:cstheme="majorBidi" w:eastAsiaTheme="majorEastAsia"/>
+      <w:rFonts w:asciiTheme="majorHAnsi" w:cstheme="majorBidi" w:eastAsiaTheme="majorEastAsia" w:hAnsiTheme="majorHAnsi"/>
+      <w:bCs/>
       <w:i/>
-      <w:iCs/>
-      <w:color w:themeColor="accent1" w:themeShade="BF" w:val="0F4761"/>
+      <w:color w:themeColor="accent1" w:val="4F81BD"/>
+      <w:sz w:val="24"/>
+      <w:szCs w:val="24"/>
     </w:rPr>
   </w:style>
   <w:style w:styleId="Heading5" w:type="paragraph">
-    <w:name w:val="heading 5"/>
+    <w:name w:val="Heading 5"/>
     <w:basedOn w:val="Normal"/>
     <w:next w:val="BodyText"/>
-    <w:link w:val="Heading5Char"/>
     <w:uiPriority w:val="9"/>
-    <w:semiHidden/>
     <w:unhideWhenUsed/>
     <w:qFormat/>
-    <w:rsid w:val="00A10FD9"/>
     <w:pPr>
       <w:keepNext/>
       <w:keepLines/>
-      <w:spacing w:after="40" w:before="80"/>
+      <w:spacing w:after="0" w:before="200"/>
       <w:outlineLvl w:val="4"/>
     </w:pPr>
     <w:rPr>
-      <w:rFonts w:cstheme="majorBidi" w:eastAsiaTheme="majorEastAsia"/>
-      <w:color w:themeColor="accent1" w:themeShade="BF" w:val="0F4761"/>
+      <w:rFonts w:asciiTheme="majorHAnsi" w:cstheme="majorBidi" w:eastAsiaTheme="majorEastAsia" w:hAnsiTheme="majorHAnsi"/>
+      <w:iCs/>
+      <w:color w:themeColor="accent1" w:val="4F81BD"/>
+      <w:sz w:val="24"/>
+      <w:szCs w:val="24"/>
     </w:rPr>
   </w:style>
   <w:style w:styleId="Heading6" w:type="paragraph">
-    <w:name w:val="heading 6"/>
+    <w:name w:val="Heading 6"/>
     <w:basedOn w:val="Normal"/>
     <w:next w:val="BodyText"/>
-    <w:link w:val="Heading6Char"/>
     <w:uiPriority w:val="9"/>
-    <w:semiHidden/>
     <w:unhideWhenUsed/>
     <w:qFormat/>
-    <w:rsid w:val="00A10FD9"/>
     <w:pPr>
       <w:keepNext/>
       <w:keepLines/>
-      <w:spacing w:after="0" w:before="40"/>
+      <w:spacing w:after="0" w:before="200"/>
       <w:outlineLvl w:val="5"/>
     </w:pPr>
     <w:rPr>
-      <w:rFonts w:cstheme="majorBidi" w:eastAsiaTheme="majorEastAsia"/>
-      <w:i/>
-      <w:iCs/>
-      <w:color w:themeColor="text1" w:themeTint="A6" w:val="595959"/>
+      <w:rFonts w:asciiTheme="majorHAnsi" w:cstheme="majorBidi" w:eastAsiaTheme="majorEastAsia" w:hAnsiTheme="majorHAnsi"/>
+      <w:color w:themeColor="accent1" w:val="4F81BD"/>
+      <w:sz w:val="24"/>
+      <w:szCs w:val="24"/>
     </w:rPr>
   </w:style>
   <w:style w:styleId="Heading7" w:type="paragraph">
-    <w:name w:val="heading 7"/>
+    <w:name w:val="Heading 7"/>
     <w:basedOn w:val="Normal"/>
     <w:next w:val="BodyText"/>
-    <w:link w:val="Heading7Char"/>
     <w:uiPriority w:val="9"/>
-    <w:semiHidden/>
     <w:unhideWhenUsed/>
     <w:qFormat/>
-    <w:rsid w:val="00A10FD9"/>
     <w:pPr>
       <w:keepNext/>
       <w:keepLines/>
-      <w:spacing w:after="0" w:before="40"/>
+      <w:spacing w:after="0" w:before="200"/>
       <w:outlineLvl w:val="6"/>
     </w:pPr>
     <w:rPr>
-      <w:rFonts w:cstheme="majorBidi" w:eastAsiaTheme="majorEastAsia"/>
-      <w:color w:themeColor="text1" w:themeTint="A6" w:val="595959"/>
+      <w:rFonts w:asciiTheme="majorHAnsi" w:cstheme="majorBidi" w:eastAsiaTheme="majorEastAsia" w:hAnsiTheme="majorHAnsi"/>
+      <w:color w:themeColor="accent1" w:val="4F81BD"/>
+      <w:sz w:val="24"/>
+      <w:szCs w:val="24"/>
     </w:rPr>
   </w:style>
   <w:style w:styleId="Heading8" w:type="paragraph">
-    <w:name w:val="heading 8"/>
+    <w:name w:val="Heading 8"/>
     <w:basedOn w:val="Normal"/>
     <w:next w:val="BodyText"/>
-    <w:link w:val="Heading8Char"/>
     <w:uiPriority w:val="9"/>
-    <w:semiHidden/>
     <w:unhideWhenUsed/>
     <w:qFormat/>
-    <w:rsid w:val="00A10FD9"/>
     <w:pPr>
       <w:keepNext/>
       <w:keepLines/>
-      <w:spacing w:after="0"/>
+      <w:spacing w:after="0" w:before="200"/>
       <w:outlineLvl w:val="7"/>
     </w:pPr>
     <w:rPr>
-      <w:rFonts w:cstheme="majorBidi" w:eastAsiaTheme="majorEastAsia"/>
-      <w:i/>
-      <w:iCs/>
-      <w:color w:themeColor="text1" w:themeTint="D8" w:val="272727"/>
+      <w:rFonts w:asciiTheme="majorHAnsi" w:cstheme="majorBidi" w:eastAsiaTheme="majorEastAsia" w:hAnsiTheme="majorHAnsi"/>
+      <w:color w:themeColor="accent1" w:val="4F81BD"/>
+      <w:sz w:val="24"/>
+      <w:szCs w:val="24"/>
     </w:rPr>
   </w:style>
   <w:style w:styleId="Heading9" w:type="paragraph">
-    <w:name w:val="heading 9"/>
+    <w:name w:val="Heading 9"/>
     <w:basedOn w:val="Normal"/>
     <w:next w:val="BodyText"/>
-    <w:link w:val="Heading9Char"/>
     <w:uiPriority w:val="9"/>
-    <w:semiHidden/>
     <w:unhideWhenUsed/>
     <w:qFormat/>
-    <w:rsid w:val="00A10FD9"/>
     <w:pPr>
       <w:keepNext/>
       <w:keepLines/>
-      <w:spacing w:after="0"/>
+      <w:spacing w:after="0" w:before="200"/>
       <w:outlineLvl w:val="8"/>
     </w:pPr>
     <w:rPr>
-      <w:rFonts w:cstheme="majorBidi" w:eastAsiaTheme="majorEastAsia"/>
-      <w:color w:themeColor="text1" w:themeTint="D8" w:val="272727"/>
-    </w:rPr>
-  </w:style>
-  <w:style w:customStyle="1" w:styleId="Heading1Char" w:type="character">
-    <w:name w:val="Heading 1 Char"/>
-    <w:basedOn w:val="DefaultParagraphFont"/>
-    <w:link w:val="Heading1"/>
-    <w:uiPriority w:val="9"/>
-    <w:rsid w:val="00A10FD9"/>
-    <w:rPr>
       <w:rFonts w:asciiTheme="majorHAnsi" w:cstheme="majorBidi" w:eastAsiaTheme="majorEastAsia" w:hAnsiTheme="majorHAnsi"/>
-      <w:color w:themeColor="accent1" w:themeShade="BF" w:val="0F4761"/>
-      <w:sz w:val="40"/>
-      <w:szCs w:val="40"/>
-    </w:rPr>
-  </w:style>
-  <w:style w:customStyle="1" w:styleId="Heading2Char" w:type="character">
-    <w:name w:val="Heading 2 Char"/>
-    <w:basedOn w:val="DefaultParagraphFont"/>
-    <w:link w:val="Heading2"/>
-    <w:uiPriority w:val="9"/>
-    <w:semiHidden/>
-    <w:rsid w:val="00A10FD9"/>
-    <w:rPr>
-      <w:rFonts w:asciiTheme="majorHAnsi" w:cstheme="majorBidi" w:eastAsiaTheme="majorEastAsia" w:hAnsiTheme="majorHAnsi"/>
-      <w:color w:themeColor="accent1" w:themeShade="BF" w:val="0F4761"/>
-      <w:sz w:val="32"/>
-      <w:szCs w:val="32"/>
-    </w:rPr>
-  </w:style>
-  <w:style w:customStyle="1" w:styleId="Heading3Char" w:type="character">
-    <w:name w:val="Heading 3 Char"/>
-    <w:basedOn w:val="DefaultParagraphFont"/>
-    <w:link w:val="Heading3"/>
-    <w:uiPriority w:val="9"/>
-    <w:semiHidden/>
-    <w:rsid w:val="00A10FD9"/>
-    <w:rPr>
-      <w:rFonts w:cstheme="majorBidi" w:eastAsiaTheme="majorEastAsia"/>
-      <w:color w:themeColor="accent1" w:themeShade="BF" w:val="0F4761"/>
-      <w:sz w:val="28"/>
-      <w:szCs w:val="28"/>
-    </w:rPr>
-  </w:style>
-  <w:style w:customStyle="1" w:styleId="Heading4Char" w:type="character">
-    <w:name w:val="Heading 4 Char"/>
-    <w:basedOn w:val="DefaultParagraphFont"/>
-    <w:link w:val="Heading4"/>
-    <w:uiPriority w:val="9"/>
-    <w:semiHidden/>
-    <w:rsid w:val="00A10FD9"/>
-    <w:rPr>
-      <w:rFonts w:cstheme="majorBidi" w:eastAsiaTheme="majorEastAsia"/>
-      <w:i/>
-      <w:iCs/>
-      <w:color w:themeColor="accent1" w:themeShade="BF" w:val="0F4761"/>
-    </w:rPr>
-  </w:style>
-  <w:style w:customStyle="1" w:styleId="Heading5Char" w:type="character">
-    <w:name w:val="Heading 5 Char"/>
-    <w:basedOn w:val="DefaultParagraphFont"/>
-    <w:link w:val="Heading5"/>
-    <w:uiPriority w:val="9"/>
-    <w:semiHidden/>
-    <w:rsid w:val="00A10FD9"/>
-    <w:rPr>
-      <w:rFonts w:cstheme="majorBidi" w:eastAsiaTheme="majorEastAsia"/>
-      <w:color w:themeColor="accent1" w:themeShade="BF" w:val="0F4761"/>
-    </w:rPr>
-  </w:style>
-  <w:style w:customStyle="1" w:styleId="Heading6Char" w:type="character">
-    <w:name w:val="Heading 6 Char"/>
-    <w:basedOn w:val="DefaultParagraphFont"/>
-    <w:link w:val="Heading6"/>
-    <w:uiPriority w:val="9"/>
-    <w:semiHidden/>
-    <w:rsid w:val="00A10FD9"/>
-    <w:rPr>
-      <w:rFonts w:cstheme="majorBidi" w:eastAsiaTheme="majorEastAsia"/>
-      <w:i/>
-      <w:iCs/>
-      <w:color w:themeColor="text1" w:themeTint="A6" w:val="595959"/>
-    </w:rPr>
-  </w:style>
-  <w:style w:customStyle="1" w:styleId="Heading7Char" w:type="character">
-    <w:name w:val="Heading 7 Char"/>
-    <w:basedOn w:val="DefaultParagraphFont"/>
-    <w:link w:val="Heading7"/>
-    <w:uiPriority w:val="9"/>
-    <w:semiHidden/>
-    <w:rsid w:val="00A10FD9"/>
-    <w:rPr>
-      <w:rFonts w:cstheme="majorBidi" w:eastAsiaTheme="majorEastAsia"/>
-      <w:color w:themeColor="text1" w:themeTint="A6" w:val="595959"/>
-    </w:rPr>
-  </w:style>
-  <w:style w:customStyle="1" w:styleId="Heading8Char" w:type="character">
-    <w:name w:val="Heading 8 Char"/>
-    <w:basedOn w:val="DefaultParagraphFont"/>
-    <w:link w:val="Heading8"/>
-    <w:uiPriority w:val="9"/>
-    <w:semiHidden/>
-    <w:rsid w:val="00A10FD9"/>
-    <w:rPr>
-      <w:rFonts w:cstheme="majorBidi" w:eastAsiaTheme="majorEastAsia"/>
-      <w:i/>
-      <w:iCs/>
-      <w:color w:themeColor="text1" w:themeTint="D8" w:val="272727"/>
-    </w:rPr>
-  </w:style>
-  <w:style w:customStyle="1" w:styleId="Heading9Char" w:type="character">
-    <w:name w:val="Heading 9 Char"/>
-    <w:basedOn w:val="DefaultParagraphFont"/>
-    <w:link w:val="Heading9"/>
-    <w:uiPriority w:val="9"/>
-    <w:semiHidden/>
-    <w:rsid w:val="00A10FD9"/>
-    <w:rPr>
-      <w:rFonts w:cstheme="majorBidi" w:eastAsiaTheme="majorEastAsia"/>
-      <w:color w:themeColor="text1" w:themeTint="D8" w:val="272727"/>
+      <w:color w:themeColor="accent1" w:val="4F81BD"/>
+      <w:sz w:val="24"/>
+      <w:szCs w:val="24"/>
     </w:rPr>
   </w:style>
   <w:style w:styleId="BlockText" w:type="paragraph">
@@ -15111,8 +15558,8 @@
   </w:style>
   <w:style w:styleId="FootnoteBlockText" w:type="paragraph">
     <w:name w:val="Footnote Block Text"/>
-    <w:basedOn w:val="FootnoteText"/>
-    <w:next w:val="FootnoteText"/>
+    <w:basedOn w:val="Footnote Text"/>
+    <w:next w:val="Footnote Text"/>
     <w:uiPriority w:val="9"/>
     <w:unhideWhenUsed/>
     <w:qFormat/>
@@ -15142,6 +15589,13 @@
       </w:tblCellMar>
     </w:tblPr>
     <w:tblStylePr w:type="firstRow">
+      <w:tblPr>
+        <w:jc w:val="left"/>
+        <w:tblInd w:type="dxa" w:w="0"/>
+      </w:tblPr>
+      <w:trPr>
+        <w:jc w:val="left"/>
+      </w:trPr>
       <w:tcPr>
         <w:tcBorders>
           <w:bottom w:val="single"/>
@@ -15497,44 +15951,44 @@
         <a:sysClr val="window" lastClr="FFFFFF"/>
       </a:lt1>
       <a:dk2>
-        <a:srgbClr val="0E2841"/>
+        <a:srgbClr val="1F497D"/>
       </a:dk2>
       <a:lt2>
-        <a:srgbClr val="E8E8E8"/>
+        <a:srgbClr val="EEECE1"/>
       </a:lt2>
       <a:accent1>
-        <a:srgbClr val="156082"/>
+        <a:srgbClr val="4F81BD"/>
       </a:accent1>
       <a:accent2>
-        <a:srgbClr val="E97132"/>
+        <a:srgbClr val="C0504D"/>
       </a:accent2>
       <a:accent3>
-        <a:srgbClr val="196B24"/>
+        <a:srgbClr val="9BBB59"/>
       </a:accent3>
       <a:accent4>
-        <a:srgbClr val="0F9ED5"/>
+        <a:srgbClr val="8064A2"/>
       </a:accent4>
       <a:accent5>
-        <a:srgbClr val="A02B93"/>
+        <a:srgbClr val="4BACC6"/>
       </a:accent5>
       <a:accent6>
-        <a:srgbClr val="4EA72E"/>
+        <a:srgbClr val="F79646"/>
       </a:accent6>
       <a:hlink>
-        <a:srgbClr val="467886"/>
+        <a:srgbClr val="0000FF"/>
       </a:hlink>
       <a:folHlink>
-        <a:srgbClr val="96607D"/>
+        <a:srgbClr val="800080"/>
       </a:folHlink>
     </a:clrScheme>
     <a:fontScheme name="Office">
       <a:majorFont>
-        <a:latin typeface="Aptos Display" panose="02110004020202020204"/>
+        <a:latin typeface="Calibri"/>
         <a:ea typeface=""/>
         <a:cs typeface=""/>
-        <a:font script="Jpan" typeface="游ゴシック Light"/>
+        <a:font script="Jpan" typeface="ＭＳ ゴシック"/>
         <a:font script="Hang" typeface="맑은 고딕"/>
-        <a:font script="Hans" typeface="等线 Light"/>
+        <a:font script="Hans" typeface="宋体"/>
         <a:font script="Hant" typeface="新細明體"/>
         <a:font script="Arab" typeface="Times New Roman"/>
         <a:font script="Hebr" typeface="Times New Roman"/>
@@ -15561,32 +16015,14 @@
         <a:font script="Mong" typeface="Mongolian Baiti"/>
         <a:font script="Viet" typeface="Times New Roman"/>
         <a:font script="Uigh" typeface="Microsoft Uighur"/>
-        <a:font script="Geor" typeface="Sylfaen"/>
-        <a:font script="Armn" typeface="Arial"/>
-        <a:font script="Bugi" typeface="Leelawadee UI"/>
-        <a:font script="Bopo" typeface="Microsoft JhengHei"/>
-        <a:font script="Java" typeface="Javanese Text"/>
-        <a:font script="Lisu" typeface="Segoe UI"/>
-        <a:font script="Mymr" typeface="Myanmar Text"/>
-        <a:font script="Nkoo" typeface="Ebrima"/>
-        <a:font script="Olck" typeface="Nirmala UI"/>
-        <a:font script="Osma" typeface="Ebrima"/>
-        <a:font script="Phag" typeface="Phagspa"/>
-        <a:font script="Syrn" typeface="Estrangelo Edessa"/>
-        <a:font script="Syrj" typeface="Estrangelo Edessa"/>
-        <a:font script="Syre" typeface="Estrangelo Edessa"/>
-        <a:font script="Sora" typeface="Nirmala UI"/>
-        <a:font script="Tale" typeface="Microsoft Tai Le"/>
-        <a:font script="Talu" typeface="Microsoft New Tai Lue"/>
-        <a:font script="Tfng" typeface="Ebrima"/>
       </a:majorFont>
       <a:minorFont>
-        <a:latin typeface="Aptos" panose="02110004020202020204"/>
+        <a:latin typeface="Cambria"/>
         <a:ea typeface=""/>
         <a:cs typeface=""/>
-        <a:font script="Jpan" typeface="游明朝"/>
+        <a:font script="Jpan" typeface="ＭＳ 明朝"/>
         <a:font script="Hang" typeface="맑은 고딕"/>
-        <a:font script="Hans" typeface="等线"/>
+        <a:font script="Hans" typeface="宋体"/>
         <a:font script="Hant" typeface="新細明體"/>
         <a:font script="Arab" typeface="Arial"/>
         <a:font script="Hebr" typeface="Arial"/>
@@ -15613,24 +16049,6 @@
         <a:font script="Mong" typeface="Mongolian Baiti"/>
         <a:font script="Viet" typeface="Arial"/>
         <a:font script="Uigh" typeface="Microsoft Uighur"/>
-        <a:font script="Geor" typeface="Sylfaen"/>
-        <a:font script="Armn" typeface="Arial"/>
-        <a:font script="Bugi" typeface="Leelawadee UI"/>
-        <a:font script="Bopo" typeface="Microsoft JhengHei"/>
-        <a:font script="Java" typeface="Javanese Text"/>
-        <a:font script="Lisu" typeface="Segoe UI"/>
-        <a:font script="Mymr" typeface="Myanmar Text"/>
-        <a:font script="Nkoo" typeface="Ebrima"/>
-        <a:font script="Olck" typeface="Nirmala UI"/>
-        <a:font script="Osma" typeface="Ebrima"/>
-        <a:font script="Phag" typeface="Phagspa"/>
-        <a:font script="Syrn" typeface="Estrangelo Edessa"/>
-        <a:font script="Syrj" typeface="Estrangelo Edessa"/>
-        <a:font script="Syre" typeface="Estrangelo Edessa"/>
-        <a:font script="Sora" typeface="Nirmala UI"/>
-        <a:font script="Tale" typeface="Microsoft Tai Le"/>
-        <a:font script="Talu" typeface="Microsoft New Tai Lue"/>
-        <a:font script="Tfng" typeface="Ebrima"/>
       </a:minorFont>
     </a:fontScheme>
     <a:fmtScheme name="Office">
@@ -15642,141 +16060,200 @@
           <a:gsLst>
             <a:gs pos="0">
               <a:schemeClr val="phClr">
-                <a:lumMod val="110000"/>
-                <a:satMod val="105000"/>
-                <a:tint val="67000"/>
+                <a:tint val="50000"/>
+                <a:satMod val="300000"/>
               </a:schemeClr>
             </a:gs>
-            <a:gs pos="50000">
+            <a:gs pos="35000">
               <a:schemeClr val="phClr">
-                <a:lumMod val="105000"/>
-                <a:satMod val="103000"/>
-                <a:tint val="73000"/>
+                <a:tint val="37000"/>
+                <a:satMod val="300000"/>
               </a:schemeClr>
             </a:gs>
             <a:gs pos="100000">
               <a:schemeClr val="phClr">
-                <a:lumMod val="105000"/>
-                <a:satMod val="109000"/>
-                <a:tint val="81000"/>
+                <a:tint val="15000"/>
+                <a:satMod val="350000"/>
               </a:schemeClr>
             </a:gs>
           </a:gsLst>
-          <a:lin ang="5400000" scaled="0"/>
+          <a:lin ang="16200000" scaled="1"/>
         </a:gradFill>
         <a:gradFill rotWithShape="1">
           <a:gsLst>
             <a:gs pos="0">
               <a:schemeClr val="phClr">
-                <a:satMod val="103000"/>
-                <a:lumMod val="102000"/>
-                <a:tint val="94000"/>
-              </a:schemeClr>
-            </a:gs>
-            <a:gs pos="50000">
-              <a:schemeClr val="phClr">
-                <a:satMod val="110000"/>
-                <a:lumMod val="100000"/>
+                <a:tint val="100000"/>
                 <a:shade val="100000"/>
+                <a:satMod val="130000"/>
               </a:schemeClr>
             </a:gs>
             <a:gs pos="100000">
               <a:schemeClr val="phClr">
-                <a:lumMod val="99000"/>
-                <a:satMod val="120000"/>
-                <a:shade val="78000"/>
+                <a:tint val="50000"/>
+                <a:shade val="100000"/>
+                <a:satMod val="350000"/>
               </a:schemeClr>
             </a:gs>
           </a:gsLst>
-          <a:lin ang="5400000" scaled="0"/>
+          <a:lin ang="16200000" scaled="0"/>
         </a:gradFill>
       </a:fillStyleLst>
       <a:lnStyleLst>
-        <a:ln w="6350" cap="flat" cmpd="sng" algn="ctr">
+        <a:ln w="9525" cap="flat" cmpd="sng" algn="ctr">
+          <a:solidFill>
+            <a:schemeClr val="phClr">
+              <a:shade val="95000"/>
+              <a:satMod val="105000"/>
+            </a:schemeClr>
+          </a:solidFill>
+          <a:prstDash val="solid"/>
+        </a:ln>
+        <a:ln w="25400" cap="flat" cmpd="sng" algn="ctr">
           <a:solidFill>
             <a:schemeClr val="phClr"/>
           </a:solidFill>
           <a:prstDash val="solid"/>
-          <a:miter lim="800000"/>
         </a:ln>
-        <a:ln w="12700" cap="flat" cmpd="sng" algn="ctr">
+        <a:ln w="38100" cap="flat" cmpd="sng" algn="ctr">
           <a:solidFill>
             <a:schemeClr val="phClr"/>
           </a:solidFill>
           <a:prstDash val="solid"/>
-          <a:miter lim="800000"/>
-        </a:ln>
-        <a:ln w="19050" cap="flat" cmpd="sng" algn="ctr">
-          <a:solidFill>
-            <a:schemeClr val="phClr"/>
-          </a:solidFill>
-          <a:prstDash val="solid"/>
-          <a:miter lim="800000"/>
         </a:ln>
       </a:lnStyleLst>
       <a:effectStyleLst>
         <a:effectStyle>
-          <a:effectLst/>
-        </a:effectStyle>
-        <a:effectStyle>
-          <a:effectLst/>
+          <a:effectLst>
+            <a:outerShdw blurRad="40000" dist="20000" dir="5400000" rotWithShape="0">
+              <a:srgbClr val="000000">
+                <a:alpha val="38000"/>
+              </a:srgbClr>
+            </a:outerShdw>
+          </a:effectLst>
         </a:effectStyle>
         <a:effectStyle>
           <a:effectLst>
-            <a:outerShdw blurRad="57150" dist="19050" dir="5400000" algn="ctr" rotWithShape="0">
+            <a:outerShdw blurRad="40000" dist="23000" dir="5400000" rotWithShape="0">
               <a:srgbClr val="000000">
-                <a:alpha val="63000"/>
+                <a:alpha val="35000"/>
               </a:srgbClr>
             </a:outerShdw>
           </a:effectLst>
+        </a:effectStyle>
+        <a:effectStyle>
+          <a:effectLst>
+            <a:outerShdw blurRad="40000" dist="23000" dir="5400000" rotWithShape="0">
+              <a:srgbClr val="000000">
+                <a:alpha val="35000"/>
+              </a:srgbClr>
+            </a:outerShdw>
+          </a:effectLst>
+          <a:scene3d>
+            <a:camera prst="orthographicFront">
+              <a:rot lat="0" lon="0" rev="0"/>
+            </a:camera>
+            <a:lightRig rig="threePt" dir="t">
+              <a:rot lat="0" lon="0" rev="1200000"/>
+            </a:lightRig>
+          </a:scene3d>
+          <a:sp3d>
+            <a:bevelT w="63500" h="25400"/>
+          </a:sp3d>
         </a:effectStyle>
       </a:effectStyleLst>
       <a:bgFillStyleLst>
         <a:solidFill>
           <a:schemeClr val="phClr"/>
         </a:solidFill>
-        <a:solidFill>
-          <a:schemeClr val="phClr">
-            <a:tint val="95000"/>
-            <a:satMod val="170000"/>
-          </a:schemeClr>
-        </a:solidFill>
         <a:gradFill rotWithShape="1">
           <a:gsLst>
             <a:gs pos="0">
               <a:schemeClr val="phClr">
-                <a:tint val="93000"/>
-                <a:satMod val="150000"/>
-                <a:shade val="98000"/>
-                <a:lumMod val="102000"/>
+                <a:tint val="40000"/>
+                <a:satMod val="350000"/>
               </a:schemeClr>
             </a:gs>
-            <a:gs pos="50000">
+            <a:gs pos="40000">
               <a:schemeClr val="phClr">
-                <a:tint val="98000"/>
-                <a:satMod val="130000"/>
-                <a:shade val="90000"/>
-                <a:lumMod val="103000"/>
+                <a:tint val="45000"/>
+                <a:shade val="99000"/>
+                <a:satMod val="350000"/>
               </a:schemeClr>
             </a:gs>
             <a:gs pos="100000">
               <a:schemeClr val="phClr">
-                <a:shade val="63000"/>
-                <a:satMod val="120000"/>
+                <a:shade val="20000"/>
+                <a:satMod val="255000"/>
               </a:schemeClr>
             </a:gs>
           </a:gsLst>
-          <a:lin ang="5400000" scaled="0"/>
+          <a:path path="circle">
+            <a:fillToRect l="50000" t="-80000" r="50000" b="180000"/>
+          </a:path>
+        </a:gradFill>
+        <a:gradFill rotWithShape="1">
+          <a:gsLst>
+            <a:gs pos="0">
+              <a:schemeClr val="phClr">
+                <a:tint val="80000"/>
+                <a:satMod val="300000"/>
+              </a:schemeClr>
+            </a:gs>
+            <a:gs pos="100000">
+              <a:schemeClr val="phClr">
+                <a:shade val="30000"/>
+                <a:satMod val="200000"/>
+              </a:schemeClr>
+            </a:gs>
+          </a:gsLst>
+          <a:path path="circle">
+            <a:fillToRect l="50000" t="50000" r="50000" b="50000"/>
+          </a:path>
         </a:gradFill>
       </a:bgFillStyleLst>
     </a:fmtScheme>
   </a:themeElements>
-  <a:objectDefaults/>
+  <a:objectDefaults>
+    <a:spDef>
+      <a:spPr/>
+      <a:bodyPr/>
+      <a:lstStyle/>
+      <a:style>
+        <a:lnRef idx="1">
+          <a:schemeClr val="accent1"/>
+        </a:lnRef>
+        <a:fillRef idx="3">
+          <a:schemeClr val="accent1"/>
+        </a:fillRef>
+        <a:effectRef idx="2">
+          <a:schemeClr val="accent1"/>
+        </a:effectRef>
+        <a:fontRef idx="minor">
+          <a:schemeClr val="lt1"/>
+        </a:fontRef>
+      </a:style>
+    </a:spDef>
+    <a:lnDef>
+      <a:spPr/>
+      <a:bodyPr/>
+      <a:lstStyle/>
+      <a:style>
+        <a:lnRef idx="2">
+          <a:schemeClr val="accent1"/>
+        </a:lnRef>
+        <a:fillRef idx="0">
+          <a:schemeClr val="accent1"/>
+        </a:fillRef>
+        <a:effectRef idx="1">
+          <a:schemeClr val="accent1"/>
+        </a:effectRef>
+        <a:fontRef idx="minor">
+          <a:schemeClr val="tx1"/>
+        </a:fontRef>
+      </a:style>
+    </a:lnDef>
+  </a:objectDefaults>
   <a:extraClrSchemeLst/>
-  <a:extLst>
-    <a:ext uri="{05A4C25C-085E-4340-85A3-A5531E510DB2}">
-      <thm15:themeFamily xmlns:thm15="http://schemas.microsoft.com/office/thememl/2012/main" name="Office Theme" id="{2E142A2C-CD16-42D6-873A-C26D2A0506FA}" vid="{1BDDFF52-6CD6-40A5-AB3C-68EB2F1E4D0A}"/>
-    </a:ext>
-  </a:extLst>
 </a:theme>
 </file>
--- a/docx/11-acl-seguridad/11-acl-seguridad.docx
+++ b/docx/11-acl-seguridad/11-acl-seguridad.docx
@@ -28,7 +28,7 @@
         </w:p>
       </w:sdtContent>
     </w:sdt>
-    <w:bookmarkStart w:id="35" w:name="acls-y-seguridad-de-red"/>
+    <w:bookmarkStart w:id="24" w:name="acls-y-seguridad-de-red"/>
     <w:p>
       <w:pPr>
         <w:pStyle w:val="Heading1"/>
@@ -115,34 +115,20 @@
           <w:i/>
           <w:iCs/>
         </w:rPr>
-        <w:t xml:space="preserve">“</w:t>
+        <w:t xml:space="preserve">“Tu nombre no está en la lista.”</w:t>
       </w:r>
       <w:r>
         <w:rPr>
           <w:i/>
           <w:iCs/>
         </w:rPr>
-        <w:t xml:space="preserve">Tu nombre no está en la lista.</w:t>
+        <w:t xml:space="preserve"> </w:t>
       </w:r>
       <w:r>
         <w:rPr>
           <w:i/>
           <w:iCs/>
         </w:rPr>
-        <w:t xml:space="preserve">”</w:t>
-      </w:r>
-      <w:r>
-        <w:rPr>
-          <w:i/>
-          <w:iCs/>
-        </w:rPr>
-        <w:t xml:space="preserve"> </w:t>
-      </w:r>
-      <w:r>
-        <w:rPr>
-          <w:i/>
-          <w:iCs/>
-        </w:rPr>
         <w:t xml:space="preserve">El paquete se desvanece y nadie, ni siquiera el remitente, recibirá confirmación.</w:t>
       </w:r>
     </w:p>
@@ -156,7 +142,7 @@
       <w:r>
         <w:t xml:space="preserve"> </w:t>
       </w:r>
-      <w:hyperlink r:id="rId20">
+      <w:hyperlink r:id="rId9">
         <w:r>
           <w:rPr>
             <w:rStyle w:val="Hyperlink"/>
@@ -173,7 +159,7 @@
       <w:r>
         <w:t xml:space="preserve"> </w:t>
       </w:r>
-      <w:hyperlink r:id="rId21">
+      <w:hyperlink r:id="rId10">
         <w:r>
           <w:rPr>
             <w:rStyle w:val="Hyperlink"/>
@@ -229,7 +215,7 @@
         </w:pict>
       </w:r>
     </w:p>
-    <w:bookmarkStart w:id="22" w:name="objetivo-de-la-unidad"/>
+    <w:bookmarkStart w:id="11" w:name="objetivo-de-la-unidad"/>
     <w:p>
       <w:pPr>
         <w:pStyle w:val="Heading2"/>
@@ -325,8 +311,8 @@
         </w:pict>
       </w:r>
     </w:p>
-    <w:bookmarkEnd w:id="22"/>
-    <w:bookmarkStart w:id="29" w:name="mapa-de-la-unidad"/>
+    <w:bookmarkEnd w:id="11"/>
+    <w:bookmarkStart w:id="18" w:name="mapa-de-la-unidad"/>
     <w:p>
       <w:pPr>
         <w:pStyle w:val="Heading2"/>
@@ -339,7 +325,6 @@
       <w:tblPr>
         <w:tblStyle w:val="Table"/>
         <w:tblW w:type="pct" w:w="5000"/>
-        <w:jc w:val="left"/>
         <w:tblLayout w:type="fixed"/>
         <w:tblLook w:firstRow="1" w:lastRow="0" w:firstColumn="0" w:lastColumn="0" w:noHBand="0" w:noVBand="0" w:val="0020"/>
       </w:tblPr>
@@ -357,7 +342,6 @@
           <w:p>
             <w:pPr>
               <w:pStyle w:val="Compact"/>
-              <w:jc w:val="left"/>
             </w:pPr>
             <w:r>
               <w:t xml:space="preserve">Punto</w:t>
@@ -369,7 +353,6 @@
           <w:p>
             <w:pPr>
               <w:pStyle w:val="Compact"/>
-              <w:jc w:val="left"/>
             </w:pPr>
             <w:r>
               <w:t xml:space="preserve">Qué aprenderás</w:t>
@@ -381,7 +364,6 @@
           <w:p>
             <w:pPr>
               <w:pStyle w:val="Compact"/>
-              <w:jc w:val="left"/>
             </w:pPr>
             <w:r>
               <w:t xml:space="preserve">Nivel</w:t>
@@ -395,9 +377,8 @@
           <w:p>
             <w:pPr>
               <w:pStyle w:val="Compact"/>
-              <w:jc w:val="left"/>
-            </w:pPr>
-            <w:hyperlink r:id="rId23">
+            </w:pPr>
+            <w:hyperlink r:id="rId12">
               <w:r>
                 <w:rPr>
                   <w:rStyle w:val="Hyperlink"/>
@@ -412,7 +393,6 @@
           <w:p>
             <w:pPr>
               <w:pStyle w:val="Compact"/>
-              <w:jc w:val="left"/>
             </w:pPr>
             <w:r>
               <w:t xml:space="preserve">El flujo del paquete y las dos aduanas del router</w:t>
@@ -424,7 +404,6 @@
           <w:p>
             <w:pPr>
               <w:pStyle w:val="Compact"/>
-              <w:jc w:val="left"/>
             </w:pPr>
             <w:r>
               <w:t xml:space="preserve">Todos</w:t>
@@ -438,9 +417,8 @@
           <w:p>
             <w:pPr>
               <w:pStyle w:val="Compact"/>
-              <w:jc w:val="left"/>
-            </w:pPr>
-            <w:hyperlink r:id="rId24">
+            </w:pPr>
+            <w:hyperlink r:id="rId13">
               <w:r>
                 <w:rPr>
                   <w:rStyle w:val="Hyperlink"/>
@@ -455,7 +433,6 @@
           <w:p>
             <w:pPr>
               <w:pStyle w:val="Compact"/>
-              <w:jc w:val="left"/>
             </w:pPr>
             <w:r>
               <w:t xml:space="preserve">Qué es una ACL, estándar vs extendida, deny implícito</w:t>
@@ -467,7 +444,6 @@
           <w:p>
             <w:pPr>
               <w:pStyle w:val="Compact"/>
-              <w:jc w:val="left"/>
             </w:pPr>
             <w:r>
               <w:t xml:space="preserve">Todos</w:t>
@@ -481,9 +457,8 @@
           <w:p>
             <w:pPr>
               <w:pStyle w:val="Compact"/>
-              <w:jc w:val="left"/>
-            </w:pPr>
-            <w:hyperlink r:id="rId25">
+            </w:pPr>
+            <w:hyperlink r:id="rId14">
               <w:r>
                 <w:rPr>
                   <w:rStyle w:val="Hyperlink"/>
@@ -498,7 +473,6 @@
           <w:p>
             <w:pPr>
               <w:pStyle w:val="Compact"/>
-              <w:jc w:val="left"/>
             </w:pPr>
             <w:r>
               <w:t xml:space="preserve">Wildcards, colocación y verificación</w:t>
@@ -510,7 +484,6 @@
           <w:p>
             <w:pPr>
               <w:pStyle w:val="Compact"/>
-              <w:jc w:val="left"/>
             </w:pPr>
             <w:r>
               <w:t xml:space="preserve">Todos</w:t>
@@ -524,9 +497,8 @@
           <w:p>
             <w:pPr>
               <w:pStyle w:val="Compact"/>
-              <w:jc w:val="left"/>
-            </w:pPr>
-            <w:hyperlink r:id="rId26">
+            </w:pPr>
+            <w:hyperlink r:id="rId15">
               <w:r>
                 <w:rPr>
                   <w:rStyle w:val="Hyperlink"/>
@@ -541,7 +513,6 @@
           <w:p>
             <w:pPr>
               <w:pStyle w:val="Compact"/>
-              <w:jc w:val="left"/>
             </w:pPr>
             <w:r>
               <w:rPr>
@@ -559,7 +530,6 @@
           <w:p>
             <w:pPr>
               <w:pStyle w:val="Compact"/>
-              <w:jc w:val="left"/>
             </w:pPr>
             <w:r>
               <w:t xml:space="preserve">Avanzado</w:t>
@@ -573,9 +543,8 @@
           <w:p>
             <w:pPr>
               <w:pStyle w:val="Compact"/>
-              <w:jc w:val="left"/>
-            </w:pPr>
-            <w:hyperlink r:id="rId27">
+            </w:pPr>
+            <w:hyperlink r:id="rId16">
               <w:r>
                 <w:rPr>
                   <w:rStyle w:val="Hyperlink"/>
@@ -590,7 +559,6 @@
           <w:p>
             <w:pPr>
               <w:pStyle w:val="Compact"/>
-              <w:jc w:val="left"/>
             </w:pPr>
             <w:r>
               <w:t xml:space="preserve">Seguridad de capa 2: MACs por puerto y modos de violación</w:t>
@@ -602,7 +570,6 @@
           <w:p>
             <w:pPr>
               <w:pStyle w:val="Compact"/>
-              <w:jc w:val="left"/>
             </w:pPr>
             <w:r>
               <w:t xml:space="preserve">Todos</w:t>
@@ -616,9 +583,8 @@
           <w:p>
             <w:pPr>
               <w:pStyle w:val="Compact"/>
-              <w:jc w:val="left"/>
-            </w:pPr>
-            <w:hyperlink r:id="rId28">
+            </w:pPr>
+            <w:hyperlink r:id="rId17">
               <w:r>
                 <w:rPr>
                   <w:rStyle w:val="Hyperlink"/>
@@ -633,7 +599,6 @@
           <w:p>
             <w:pPr>
               <w:pStyle w:val="Compact"/>
-              <w:jc w:val="left"/>
             </w:pPr>
             <w:r>
               <w:t xml:space="preserve">Sé el Paquete, Fireside, Laboratorio, Crucigrama…</w:t>
@@ -645,7 +610,6 @@
           <w:p>
             <w:pPr>
               <w:pStyle w:val="Compact"/>
-              <w:jc w:val="left"/>
             </w:pPr>
             <w:r>
               <w:t xml:space="preserve">Todos</w:t>
@@ -685,8 +649,8 @@
         </w:pict>
       </w:r>
     </w:p>
-    <w:bookmarkEnd w:id="29"/>
-    <w:bookmarkStart w:id="30" w:name="boletines-de-la-unidad"/>
+    <w:bookmarkEnd w:id="18"/>
+    <w:bookmarkStart w:id="19" w:name="boletines-de-la-unidad"/>
     <w:p>
       <w:pPr>
         <w:pStyle w:val="Heading2"/>
@@ -736,8 +700,8 @@
         </w:pict>
       </w:r>
     </w:p>
-    <w:bookmarkEnd w:id="30"/>
-    <w:bookmarkStart w:id="31" w:name="criterios-de-evaluación-cubiertos-ra4"/>
+    <w:bookmarkEnd w:id="19"/>
+    <w:bookmarkStart w:id="20" w:name="criterios-de-evaluación-cubiertos-ra4"/>
     <w:p>
       <w:pPr>
         <w:pStyle w:val="Heading2"/>
@@ -762,7 +726,6 @@
       <w:tblPr>
         <w:tblStyle w:val="Table"/>
         <w:tblW w:type="pct" w:w="5000"/>
-        <w:jc w:val="left"/>
         <w:tblLayout w:type="fixed"/>
         <w:tblLook w:firstRow="1" w:lastRow="0" w:firstColumn="0" w:lastColumn="0" w:noHBand="0" w:noVBand="0" w:val="0020"/>
       </w:tblPr>
@@ -780,7 +743,6 @@
           <w:p>
             <w:pPr>
               <w:pStyle w:val="Compact"/>
-              <w:jc w:val="left"/>
             </w:pPr>
             <w:r>
               <w:t xml:space="preserve">CE</w:t>
@@ -792,7 +754,6 @@
           <w:p>
             <w:pPr>
               <w:pStyle w:val="Compact"/>
-              <w:jc w:val="left"/>
             </w:pPr>
             <w:r>
               <w:t xml:space="preserve">Criterio</w:t>
@@ -804,7 +765,6 @@
           <w:p>
             <w:pPr>
               <w:pStyle w:val="Compact"/>
-              <w:jc w:val="left"/>
             </w:pPr>
             <w:r>
               <w:t xml:space="preserve">Dónde se cubre</w:t>
@@ -818,7 +778,6 @@
           <w:p>
             <w:pPr>
               <w:pStyle w:val="Compact"/>
-              <w:jc w:val="left"/>
             </w:pPr>
             <w:r>
               <w:t xml:space="preserve">i)</w:t>
@@ -830,7 +789,6 @@
           <w:p>
             <w:pPr>
               <w:pStyle w:val="Compact"/>
-              <w:jc w:val="left"/>
             </w:pPr>
             <w:r>
               <w:t xml:space="preserve">Filtrado de tráfico (ACLs)</w:t>
@@ -842,7 +800,6 @@
           <w:p>
             <w:pPr>
               <w:pStyle w:val="Compact"/>
-              <w:jc w:val="left"/>
             </w:pPr>
             <w:r>
               <w:t xml:space="preserve">✅ Puntos 1-4 + ⚡ Laboratorio (punto 6)</w:t>
@@ -856,7 +813,6 @@
           <w:p>
             <w:pPr>
               <w:pStyle w:val="Compact"/>
-              <w:jc w:val="left"/>
             </w:pPr>
             <w:r>
               <w:t xml:space="preserve">j)</w:t>
@@ -868,7 +824,6 @@
           <w:p>
             <w:pPr>
               <w:pStyle w:val="Compact"/>
-              <w:jc w:val="left"/>
             </w:pPr>
             <w:r>
               <w:t xml:space="preserve">Listas de control de acceso</w:t>
@@ -880,7 +835,6 @@
           <w:p>
             <w:pPr>
               <w:pStyle w:val="Compact"/>
-              <w:jc w:val="left"/>
             </w:pPr>
             <w:r>
               <w:t xml:space="preserve">✅ Puntos 2-4 + 🧠 Atrévete a pensar (punto 6)</w:t>
@@ -896,8 +850,8 @@
         </w:pict>
       </w:r>
     </w:p>
-    <w:bookmarkEnd w:id="31"/>
-    <w:bookmarkStart w:id="34" w:name="por-dónde-empiezo"/>
+    <w:bookmarkEnd w:id="20"/>
+    <w:bookmarkStart w:id="23" w:name="por-dónde-empiezo"/>
     <w:p>
       <w:pPr>
         <w:pStyle w:val="Heading2"/>
@@ -920,7 +874,7 @@
       <w:r>
         <w:t xml:space="preserve"> </w:t>
       </w:r>
-      <w:hyperlink r:id="rId32">
+      <w:hyperlink r:id="rId21">
         <w:r>
           <w:rPr>
             <w:rStyle w:val="Hyperlink"/>
@@ -949,7 +903,7 @@
       <w:r>
         <w:t xml:space="preserve"> </w:t>
       </w:r>
-      <w:hyperlink r:id="rId26">
+      <w:hyperlink r:id="rId15">
         <w:r>
           <w:rPr>
             <w:rStyle w:val="Hyperlink"/>
@@ -975,7 +929,7 @@
       <w:r>
         <w:t xml:space="preserve"> </w:t>
       </w:r>
-      <w:hyperlink r:id="rId23">
+      <w:hyperlink r:id="rId12">
         <w:r>
           <w:rPr>
             <w:rStyle w:val="Hyperlink"/>
@@ -1000,7 +954,7 @@
         </w:rPr>
         <w:t xml:space="preserve"> </w:t>
       </w:r>
-      <w:hyperlink r:id="rId33">
+      <w:hyperlink r:id="rId22">
         <w:r>
           <w:rPr>
             <w:rStyle w:val="Hyperlink"/>
@@ -1018,9 +972,9 @@
         <w:t xml:space="preserve">.</w:t>
       </w:r>
     </w:p>
-    <w:bookmarkEnd w:id="34"/>
-    <w:bookmarkEnd w:id="35"/>
-    <w:bookmarkStart w:id="45" w:name="de-las-rutas-a-las-acls"/>
+    <w:bookmarkEnd w:id="23"/>
+    <w:bookmarkEnd w:id="24"/>
+    <w:bookmarkStart w:id="34" w:name="de-las-rutas-a-las-acls"/>
     <w:p>
       <w:pPr>
         <w:pStyle w:val="Heading1"/>
@@ -1084,7 +1038,7 @@
         </w:pict>
       </w:r>
     </w:p>
-    <w:bookmarkStart w:id="36" w:name="la-idea-en-una-frase"/>
+    <w:bookmarkStart w:id="25" w:name="la-idea-en-una-frase"/>
     <w:p>
       <w:pPr>
         <w:pStyle w:val="Heading2"/>
@@ -1121,8 +1075,8 @@
         </w:pict>
       </w:r>
     </w:p>
-    <w:bookmarkEnd w:id="36"/>
-    <w:bookmarkStart w:id="37" w:name="el-mapa-mental-del-router"/>
+    <w:bookmarkEnd w:id="25"/>
+    <w:bookmarkStart w:id="26" w:name="el-mapa-mental-del-router"/>
     <w:p>
       <w:pPr>
         <w:pStyle w:val="Heading2"/>
@@ -1141,7 +1095,7 @@
       <w:r>
         <w:t xml:space="preserve"> </w:t>
       </w:r>
-      <w:hyperlink r:id="rId20">
+      <w:hyperlink r:id="rId9">
         <w:r>
           <w:rPr>
             <w:rStyle w:val="Hyperlink"/>
@@ -1248,13 +1202,7 @@
         <w:t xml:space="preserve"> </w:t>
       </w:r>
       <w:r>
-        <w:t xml:space="preserve">“</w:t>
-      </w:r>
-      <w:r>
-        <w:t xml:space="preserve">¿te dejo pasar?</w:t>
-      </w:r>
-      <w:r>
-        <w:t xml:space="preserve">”</w:t>
+        <w:t xml:space="preserve">“¿te dejo pasar?”</w:t>
       </w:r>
       <w:r>
         <w:t xml:space="preserve">. Todo el resto de la unidad gira alrededor de entender ese flujo: qué es</w:t>
@@ -1263,13 +1211,7 @@
         <w:t xml:space="preserve"> </w:t>
       </w:r>
       <w:r>
-        <w:t xml:space="preserve">“</w:t>
-      </w:r>
-      <w:r>
-        <w:t xml:space="preserve">entrada</w:t>
-      </w:r>
-      <w:r>
-        <w:t xml:space="preserve">”</w:t>
+        <w:t xml:space="preserve">“entrada”</w:t>
       </w:r>
       <w:r>
         <w:t xml:space="preserve"> </w:t>
@@ -1281,13 +1223,7 @@
         <w:t xml:space="preserve"> </w:t>
       </w:r>
       <w:r>
-        <w:t xml:space="preserve">“</w:t>
-      </w:r>
-      <w:r>
-        <w:t xml:space="preserve">salida</w:t>
-      </w:r>
-      <w:r>
-        <w:t xml:space="preserve">”</w:t>
+        <w:t xml:space="preserve">“salida”</w:t>
       </w:r>
       <w:r>
         <w:t xml:space="preserve"> </w:t>
@@ -1316,8 +1252,8 @@
         </w:pict>
       </w:r>
     </w:p>
-    <w:bookmarkEnd w:id="37"/>
-    <w:bookmarkStart w:id="38" w:name="X56462977f6126b3ea09b59ce4dde5f6b16e99bb"/>
+    <w:bookmarkEnd w:id="26"/>
+    <w:bookmarkStart w:id="27" w:name="X56462977f6126b3ea09b59ce4dde5f6b16e99bb"/>
     <w:p>
       <w:pPr>
         <w:pStyle w:val="Heading2"/>
@@ -1337,13 +1273,7 @@
         <w:t xml:space="preserve"> </w:t>
       </w:r>
       <w:r>
-        <w:t xml:space="preserve">“</w:t>
-      </w:r>
-      <w:r>
-        <w:t xml:space="preserve">hacia dentro de la empresa</w:t>
-      </w:r>
-      <w:r>
-        <w:t xml:space="preserve">”</w:t>
+        <w:t xml:space="preserve">“hacia dentro de la empresa”</w:t>
       </w:r>
       <w:r>
         <w:t xml:space="preserve"> </w:t>
@@ -1355,13 +1285,7 @@
         <w:t xml:space="preserve"> </w:t>
       </w:r>
       <w:r>
-        <w:t xml:space="preserve">“</w:t>
-      </w:r>
-      <w:r>
-        <w:t xml:space="preserve">hacia Internet</w:t>
-      </w:r>
-      <w:r>
-        <w:t xml:space="preserve">”</w:t>
+        <w:t xml:space="preserve">“hacia Internet”</w:t>
       </w:r>
       <w:r>
         <w:t xml:space="preserve">: son</w:t>
@@ -1384,7 +1308,6 @@
       <w:tblPr>
         <w:tblStyle w:val="Table"/>
         <w:tblW w:type="pct" w:w="5000"/>
-        <w:jc w:val="left"/>
         <w:tblLayout w:type="fixed"/>
         <w:tblLook w:firstRow="1" w:lastRow="0" w:firstColumn="0" w:lastColumn="0" w:noHBand="0" w:noVBand="0" w:val="0020"/>
       </w:tblPr>
@@ -1401,7 +1324,6 @@
           <w:p>
             <w:pPr>
               <w:pStyle w:val="Compact"/>
-              <w:jc w:val="left"/>
             </w:pPr>
             <w:r>
               <w:t xml:space="preserve">Dirección</w:t>
@@ -1413,7 +1335,6 @@
           <w:p>
             <w:pPr>
               <w:pStyle w:val="Compact"/>
-              <w:jc w:val="left"/>
             </w:pPr>
             <w:r>
               <w:t xml:space="preserve">Significado real</w:t>
@@ -1427,7 +1348,6 @@
           <w:p>
             <w:pPr>
               <w:pStyle w:val="Compact"/>
-              <w:jc w:val="left"/>
             </w:pPr>
             <w:r>
               <w:rPr>
@@ -1449,7 +1369,6 @@
           <w:p>
             <w:pPr>
               <w:pStyle w:val="Compact"/>
-              <w:jc w:val="left"/>
             </w:pPr>
             <w:r>
               <w:t xml:space="preserve">El paquete</w:t>
@@ -1479,7 +1398,6 @@
           <w:p>
             <w:pPr>
               <w:pStyle w:val="Compact"/>
-              <w:jc w:val="left"/>
             </w:pPr>
             <w:r>
               <w:rPr>
@@ -1501,7 +1419,6 @@
           <w:p>
             <w:pPr>
               <w:pStyle w:val="Compact"/>
-              <w:jc w:val="left"/>
             </w:pPr>
             <w:r>
               <w:t xml:space="preserve">El paquete</w:t>
@@ -1573,13 +1490,7 @@
         </w:numPr>
       </w:pPr>
       <w:r>
-        <w:t xml:space="preserve">“</w:t>
-      </w:r>
-      <w:r>
-        <w:t xml:space="preserve">Bloquear que la LAN salga a Internet</w:t>
-      </w:r>
-      <w:r>
-        <w:t xml:space="preserve">”</w:t>
+        <w:t xml:space="preserve">“Bloquear que la LAN salga a Internet”</w:t>
       </w:r>
       <w:r>
         <w:t xml:space="preserve"> </w:t>
@@ -1656,13 +1567,7 @@
         </w:numPr>
       </w:pPr>
       <w:r>
-        <w:t xml:space="preserve">“</w:t>
-      </w:r>
-      <w:r>
-        <w:t xml:space="preserve">Proteger la LAN del exterior</w:t>
-      </w:r>
-      <w:r>
-        <w:t xml:space="preserve">”</w:t>
+        <w:t xml:space="preserve">“Proteger la LAN del exterior”</w:t>
       </w:r>
       <w:r>
         <w:t xml:space="preserve"> </w:t>
@@ -1771,8 +1676,8 @@
         </w:pict>
       </w:r>
     </w:p>
-    <w:bookmarkEnd w:id="38"/>
-    <w:bookmarkStart w:id="40" w:name="X3b40dd5ed4b08057f797b77e92d32d4a85f4bf4"/>
+    <w:bookmarkEnd w:id="27"/>
+    <w:bookmarkStart w:id="29" w:name="X3b40dd5ed4b08057f797b77e92d32d4a85f4bf4"/>
     <w:p>
       <w:pPr>
         <w:pStyle w:val="Heading2"/>
@@ -1793,7 +1698,6 @@
       <w:tblPr>
         <w:tblStyle w:val="Table"/>
         <w:tblW w:type="pct" w:w="5000"/>
-        <w:jc w:val="left"/>
         <w:tblLayout w:type="fixed"/>
         <w:tblLook w:firstRow="1" w:lastRow="0" w:firstColumn="0" w:lastColumn="0" w:noHBand="0" w:noVBand="0" w:val="0020"/>
       </w:tblPr>
@@ -1811,7 +1715,6 @@
           <w:p>
             <w:pPr>
               <w:pStyle w:val="Compact"/>
-              <w:jc w:val="left"/>
             </w:pPr>
             <w:r>
               <w:t xml:space="preserve">Capa</w:t>
@@ -1823,7 +1726,6 @@
           <w:p>
             <w:pPr>
               <w:pStyle w:val="Compact"/>
-              <w:jc w:val="left"/>
             </w:pPr>
             <w:r>
               <w:t xml:space="preserve">Herramienta</w:t>
@@ -1835,7 +1737,6 @@
           <w:p>
             <w:pPr>
               <w:pStyle w:val="Compact"/>
-              <w:jc w:val="left"/>
             </w:pPr>
             <w:r>
               <w:t xml:space="preserve">Qué controla</w:t>
@@ -1849,7 +1750,6 @@
           <w:p>
             <w:pPr>
               <w:pStyle w:val="Compact"/>
-              <w:jc w:val="left"/>
             </w:pPr>
             <w:r>
               <w:rPr>
@@ -1865,7 +1765,6 @@
           <w:p>
             <w:pPr>
               <w:pStyle w:val="Compact"/>
-              <w:jc w:val="left"/>
             </w:pPr>
             <w:r>
               <w:t xml:space="preserve">Contraseñas, SSH, listas de acceso a la VTY</w:t>
@@ -1877,7 +1776,6 @@
           <w:p>
             <w:pPr>
               <w:pStyle w:val="Compact"/>
-              <w:jc w:val="left"/>
             </w:pPr>
             <w:r>
               <w:t xml:space="preserve">Quién administra los equipos</w:t>
@@ -1891,7 +1789,6 @@
           <w:p>
             <w:pPr>
               <w:pStyle w:val="Compact"/>
-              <w:jc w:val="left"/>
             </w:pPr>
             <w:r>
               <w:rPr>
@@ -1907,7 +1804,6 @@
           <w:p>
             <w:pPr>
               <w:pStyle w:val="Compact"/>
-              <w:jc w:val="left"/>
             </w:pPr>
             <w:r>
               <w:t xml:space="preserve">ACLs en routers/switches L3</w:t>
@@ -1919,7 +1815,6 @@
           <w:p>
             <w:pPr>
               <w:pStyle w:val="Compact"/>
-              <w:jc w:val="left"/>
             </w:pPr>
             <w:r>
               <w:t xml:space="preserve">Qué red habla con qué red (y qué puertos)</w:t>
@@ -1933,7 +1828,6 @@
           <w:p>
             <w:pPr>
               <w:pStyle w:val="Compact"/>
-              <w:jc w:val="left"/>
             </w:pPr>
             <w:r>
               <w:rPr>
@@ -1949,7 +1843,6 @@
           <w:p>
             <w:pPr>
               <w:pStyle w:val="Compact"/>
-              <w:jc w:val="left"/>
             </w:pPr>
             <w:r>
               <w:t xml:space="preserve">Port Security, firewall, NAC</w:t>
@@ -1961,7 +1854,6 @@
           <w:p>
             <w:pPr>
               <w:pStyle w:val="Compact"/>
-              <w:jc w:val="left"/>
             </w:pPr>
             <w:r>
               <w:t xml:space="preserve">Qué equipo se enchufa y qué servicios usa</w:t>
@@ -1980,7 +1872,7 @@
       <w:r>
         <w:t xml:space="preserve"> </w:t>
       </w:r>
-      <w:hyperlink r:id="rId39">
+      <w:hyperlink r:id="rId28">
         <w:r>
           <w:rPr>
             <w:rStyle w:val="Hyperlink"/>
@@ -1999,8 +1891,8 @@
         </w:pict>
       </w:r>
     </w:p>
-    <w:bookmarkEnd w:id="40"/>
-    <w:bookmarkStart w:id="41" w:name="mini-chequeo"/>
+    <w:bookmarkEnd w:id="29"/>
+    <w:bookmarkStart w:id="30" w:name="mini-chequeo"/>
     <w:p>
       <w:pPr>
         <w:pStyle w:val="Heading2"/>
@@ -2078,13 +1970,7 @@
         <w:t xml:space="preserve"> </w:t>
       </w:r>
       <w:r>
-        <w:t xml:space="preserve">“</w:t>
-      </w:r>
-      <w:r>
-        <w:t xml:space="preserve">in</w:t>
-      </w:r>
-      <w:r>
-        <w:t xml:space="preserve">”</w:t>
+        <w:t xml:space="preserve">“in”</w:t>
       </w:r>
       <w:r>
         <w:t xml:space="preserve"> </w:t>
@@ -2096,13 +1982,7 @@
         <w:t xml:space="preserve"> </w:t>
       </w:r>
       <w:r>
-        <w:t xml:space="preserve">“</w:t>
-      </w:r>
-      <w:r>
-        <w:t xml:space="preserve">out</w:t>
-      </w:r>
-      <w:r>
-        <w:t xml:space="preserve">”</w:t>
+        <w:t xml:space="preserve">“out”</w:t>
       </w:r>
       <w:r>
         <w:t xml:space="preserve"> </w:t>
@@ -2114,13 +1994,7 @@
         <w:t xml:space="preserve"> </w:t>
       </w:r>
       <w:r>
-        <w:t xml:space="preserve">“</w:t>
-      </w:r>
-      <w:r>
-        <w:t xml:space="preserve">de dentro</w:t>
-      </w:r>
-      <w:r>
-        <w:t xml:space="preserve">”</w:t>
+        <w:t xml:space="preserve">“de dentro”</w:t>
       </w:r>
       <w:r>
         <w:t xml:space="preserve"> </w:t>
@@ -2132,13 +2006,7 @@
         <w:t xml:space="preserve"> </w:t>
       </w:r>
       <w:r>
-        <w:t xml:space="preserve">“</w:t>
-      </w:r>
-      <w:r>
-        <w:t xml:space="preserve">de fuera</w:t>
-      </w:r>
-      <w:r>
-        <w:t xml:space="preserve">”</w:t>
+        <w:t xml:space="preserve">“de fuera”</w:t>
       </w:r>
       <w:r>
         <w:t xml:space="preserve"> </w:t>
@@ -2270,13 +2138,7 @@
         <w:t xml:space="preserve"> </w:t>
       </w:r>
       <w:r>
-        <w:t xml:space="preserve">“</w:t>
-      </w:r>
-      <w:r>
-        <w:t xml:space="preserve">in</w:t>
-      </w:r>
-      <w:r>
-        <w:t xml:space="preserve">”</w:t>
+        <w:t xml:space="preserve">“in”</w:t>
       </w:r>
       <w:r>
         <w:t xml:space="preserve"> </w:t>
@@ -2288,13 +2150,7 @@
         <w:t xml:space="preserve"> </w:t>
       </w:r>
       <w:r>
-        <w:t xml:space="preserve">“</w:t>
-      </w:r>
-      <w:r>
-        <w:t xml:space="preserve">out</w:t>
-      </w:r>
-      <w:r>
-        <w:t xml:space="preserve">”</w:t>
+        <w:t xml:space="preserve">“out”</w:t>
       </w:r>
       <w:r>
         <w:t xml:space="preserve"> </w:t>
@@ -2306,13 +2162,7 @@
         <w:t xml:space="preserve"> </w:t>
       </w:r>
       <w:r>
-        <w:t xml:space="preserve">“</w:t>
-      </w:r>
-      <w:r>
-        <w:t xml:space="preserve">dentro</w:t>
-      </w:r>
-      <w:r>
-        <w:t xml:space="preserve">”</w:t>
+        <w:t xml:space="preserve">“dentro”</w:t>
       </w:r>
       <w:r>
         <w:t xml:space="preserve"> </w:t>
@@ -2324,13 +2174,7 @@
         <w:t xml:space="preserve"> </w:t>
       </w:r>
       <w:r>
-        <w:t xml:space="preserve">“</w:t>
-      </w:r>
-      <w:r>
-        <w:t xml:space="preserve">fuera</w:t>
-      </w:r>
-      <w:r>
-        <w:t xml:space="preserve">”</w:t>
+        <w:t xml:space="preserve">“fuera”</w:t>
       </w:r>
       <w:r>
         <w:t xml:space="preserve"> </w:t>
@@ -2346,8 +2190,8 @@
         </w:pict>
       </w:r>
     </w:p>
-    <w:bookmarkEnd w:id="41"/>
-    <w:bookmarkStart w:id="42" w:name="resumen-en-3-frases"/>
+    <w:bookmarkEnd w:id="30"/>
+    <w:bookmarkStart w:id="31" w:name="resumen-en-3-frases"/>
     <w:p>
       <w:pPr>
         <w:pStyle w:val="Heading2"/>
@@ -2415,8 +2259,8 @@
         <w:t xml:space="preserve">Las ACLs controlan el tráfico entre segmentos dentro de las tres capas de seguridad de la red.</w:t>
       </w:r>
     </w:p>
-    <w:bookmarkEnd w:id="42"/>
-    <w:bookmarkStart w:id="44" w:name="vocabulario-rápido"/>
+    <w:bookmarkEnd w:id="31"/>
+    <w:bookmarkStart w:id="33" w:name="vocabulario-rápido"/>
     <w:p>
       <w:pPr>
         <w:pStyle w:val="Heading2"/>
@@ -2429,7 +2273,6 @@
       <w:tblPr>
         <w:tblStyle w:val="Table"/>
         <w:tblW w:type="auto" w:w="0"/>
-        <w:jc w:val="left"/>
         <w:tblLook w:firstRow="1" w:lastRow="0" w:firstColumn="0" w:lastColumn="0" w:noHBand="0" w:noVBand="0" w:val="0020"/>
       </w:tblPr>
       <w:tblGrid>
@@ -2445,7 +2288,6 @@
           <w:p>
             <w:pPr>
               <w:pStyle w:val="Compact"/>
-              <w:jc w:val="left"/>
             </w:pPr>
             <w:r>
               <w:t xml:space="preserve">Término</w:t>
@@ -2457,7 +2299,6 @@
           <w:p>
             <w:pPr>
               <w:pStyle w:val="Compact"/>
-              <w:jc w:val="left"/>
             </w:pPr>
             <w:r>
               <w:t xml:space="preserve">Idea general</w:t>
@@ -2471,7 +2312,6 @@
           <w:p>
             <w:pPr>
               <w:pStyle w:val="Compact"/>
-              <w:jc w:val="left"/>
             </w:pPr>
             <w:r>
               <w:t xml:space="preserve">ACL in/out</w:t>
@@ -2483,7 +2323,6 @@
           <w:p>
             <w:pPr>
               <w:pStyle w:val="Compact"/>
-              <w:jc w:val="left"/>
             </w:pPr>
             <w:r>
               <w:t xml:space="preserve">Filtro en la entrada/salida de una interfaz del router</w:t>
@@ -2497,7 +2336,6 @@
           <w:p>
             <w:pPr>
               <w:pStyle w:val="Compact"/>
-              <w:jc w:val="left"/>
             </w:pPr>
             <w:r>
               <w:t xml:space="preserve">Longest prefix match</w:t>
@@ -2509,7 +2347,6 @@
           <w:p>
             <w:pPr>
               <w:pStyle w:val="Compact"/>
-              <w:jc w:val="left"/>
             </w:pPr>
             <w:r>
               <w:t xml:space="preserve">La ruta más específica gana</w:t>
@@ -2523,7 +2360,6 @@
           <w:p>
             <w:pPr>
               <w:pStyle w:val="Compact"/>
-              <w:jc w:val="left"/>
             </w:pPr>
             <w:r>
               <w:t xml:space="preserve">VTY</w:t>
@@ -2535,7 +2371,6 @@
           <w:p>
             <w:pPr>
               <w:pStyle w:val="Compact"/>
-              <w:jc w:val="left"/>
             </w:pPr>
             <w:r>
               <w:t xml:space="preserve">Las líneas de acceso de administración del equipo</w:t>
@@ -2549,7 +2384,6 @@
           <w:p>
             <w:pPr>
               <w:pStyle w:val="Compact"/>
-              <w:jc w:val="left"/>
             </w:pPr>
             <w:r>
               <w:t xml:space="preserve">Hardening</w:t>
@@ -2561,7 +2395,6 @@
           <w:p>
             <w:pPr>
               <w:pStyle w:val="Compact"/>
-              <w:jc w:val="left"/>
             </w:pPr>
             <w:r>
               <w:t xml:space="preserve">Endurecer la configuración de un equipo</w:t>
@@ -2575,7 +2408,6 @@
           <w:p>
             <w:pPr>
               <w:pStyle w:val="Compact"/>
-              <w:jc w:val="left"/>
             </w:pPr>
             <w:r>
               <w:t xml:space="preserve">Perímetro</w:t>
@@ -2587,7 +2419,6 @@
           <w:p>
             <w:pPr>
               <w:pStyle w:val="Compact"/>
-              <w:jc w:val="left"/>
             </w:pPr>
             <w:r>
               <w:t xml:space="preserve">La frontera entre tu red y el resto del mundo</w:t>
@@ -2613,7 +2444,7 @@
       <w:r>
         <w:t xml:space="preserve"> </w:t>
       </w:r>
-      <w:hyperlink r:id="rId43">
+      <w:hyperlink r:id="rId32">
         <w:r>
           <w:rPr>
             <w:rStyle w:val="Hyperlink"/>
@@ -2640,7 +2471,7 @@
       <w:r>
         <w:t xml:space="preserve"> </w:t>
       </w:r>
-      <w:hyperlink r:id="rId43">
+      <w:hyperlink r:id="rId32">
         <w:r>
           <w:rPr>
             <w:rStyle w:val="Hyperlink"/>
@@ -2667,7 +2498,7 @@
       <w:r>
         <w:t xml:space="preserve"> </w:t>
       </w:r>
-      <w:hyperlink r:id="rId24">
+      <w:hyperlink r:id="rId13">
         <w:r>
           <w:rPr>
             <w:rStyle w:val="Hyperlink"/>
@@ -2676,9 +2507,9 @@
         </w:r>
       </w:hyperlink>
     </w:p>
-    <w:bookmarkEnd w:id="44"/>
-    <w:bookmarkEnd w:id="45"/>
-    <w:bookmarkStart w:id="57" w:name="acls-concepto-y-tipos"/>
+    <w:bookmarkEnd w:id="33"/>
+    <w:bookmarkEnd w:id="34"/>
+    <w:bookmarkStart w:id="46" w:name="acls-concepto-y-tipos"/>
     <w:p>
       <w:pPr>
         <w:pStyle w:val="Heading1"/>
@@ -2742,7 +2573,7 @@
         </w:pict>
       </w:r>
     </w:p>
-    <w:bookmarkStart w:id="46" w:name="la-idea-en-una-frase-1"/>
+    <w:bookmarkStart w:id="35" w:name="la-idea-en-una-frase-1"/>
     <w:p>
       <w:pPr>
         <w:pStyle w:val="Heading2"/>
@@ -2859,8 +2690,8 @@
         </w:pict>
       </w:r>
     </w:p>
-    <w:bookmarkEnd w:id="46"/>
-    <w:bookmarkStart w:id="50" w:name="qué-es-una-acl-y-cómo-se-evalúa"/>
+    <w:bookmarkEnd w:id="35"/>
+    <w:bookmarkStart w:id="39" w:name="qué-es-una-acl-y-cómo-se-evalúa"/>
     <w:p>
       <w:pPr>
         <w:pStyle w:val="Heading2"/>
@@ -2880,13 +2711,7 @@
         <w:t xml:space="preserve"> </w:t>
       </w:r>
       <w:r>
-        <w:t xml:space="preserve">“</w:t>
-      </w:r>
-      <w:r>
-        <w:t xml:space="preserve">concepto</w:t>
-      </w:r>
-      <w:r>
-        <w:t xml:space="preserve">”</w:t>
+        <w:t xml:space="preserve">“concepto”</w:t>
       </w:r>
       <w:r>
         <w:t xml:space="preserve">: es una</w:t>
@@ -2940,12 +2765,12 @@
           <wp:inline>
             <wp:extent cx="5334000" cy="2274545"/>
             <wp:effectExtent b="0" l="0" r="0" t="0"/>
-            <wp:docPr descr="Evaluación de ACL: cada línea se comprueba en orden y la primera coincidencia manda" title="" id="48" name="Picture"/>
+            <wp:docPr descr="Evaluación de ACL: cada línea se comprueba en orden y la primera coincidencia manda" title="" id="37" name="Picture"/>
             <a:graphic>
               <a:graphicData uri="http://schemas.openxmlformats.org/drawingml/2006/picture">
                 <pic:pic>
                   <pic:nvPicPr>
-                    <pic:cNvPr descr="public/diagrams/u11-flujo-acl.svg" id="49" name="Picture"/>
+                    <pic:cNvPr descr="public/diagrams/u11-flujo-acl.svg" id="38" name="Picture"/>
                     <pic:cNvPicPr>
                       <a:picLocks noChangeArrowheads="1" noChangeAspect="1"/>
                     </pic:cNvPicPr>
@@ -2957,7 +2782,7 @@
                           <a14:useLocalDpi xmlns:a14="http://schemas.microsoft.com/office/drawing/2010/main" val="0"/>
                         </a:ext>
                         <a:ext uri="{96DAC541-7B7A-43D3-8B79-37D633B846F1}">
-                          <asvg:svgBlip xmlns:asvg="http://schemas.microsoft.com/office/drawing/2016/SVG/main" r:embed="rId47"/>
+                          <asvg:svgBlip xmlns:asvg="http://schemas.microsoft.com/office/drawing/2016/SVG/main" r:embed="rId36"/>
                         </a:ext>
                       </a:extLst>
                     </a:blip>
@@ -3063,13 +2888,7 @@
         <w:t xml:space="preserve"> </w:t>
       </w:r>
       <w:r>
-        <w:t xml:space="preserve">“</w:t>
-      </w:r>
-      <w:r>
-        <w:t xml:space="preserve">no entra nada</w:t>
-      </w:r>
-      <w:r>
-        <w:t xml:space="preserve">”</w:t>
+        <w:t xml:space="preserve">“no entra nada”</w:t>
       </w:r>
       <w:r>
         <w:t xml:space="preserve"> </w:t>
@@ -3114,13 +2933,7 @@
         <w:t xml:space="preserve"> </w:t>
       </w:r>
       <w:r>
-        <w:t xml:space="preserve">“</w:t>
-      </w:r>
-      <w:r>
-        <w:t xml:space="preserve">come</w:t>
-      </w:r>
-      <w:r>
-        <w:t xml:space="preserve">”</w:t>
+        <w:t xml:space="preserve">“come”</w:t>
       </w:r>
       <w:r>
         <w:t xml:space="preserve"> </w:t>
@@ -3178,8 +2991,8 @@
         </w:pict>
       </w:r>
     </w:p>
-    <w:bookmarkEnd w:id="50"/>
-    <w:bookmarkStart w:id="51" w:name="Xe57f2347a56df5d3ea3c0e60299c78b573962c1"/>
+    <w:bookmarkEnd w:id="39"/>
+    <w:bookmarkStart w:id="40" w:name="Xe57f2347a56df5d3ea3c0e60299c78b573962c1"/>
     <w:p>
       <w:pPr>
         <w:pStyle w:val="Heading2"/>
@@ -3192,7 +3005,6 @@
       <w:tblPr>
         <w:tblStyle w:val="Table"/>
         <w:tblW w:type="pct" w:w="5000"/>
-        <w:jc w:val="left"/>
         <w:tblLayout w:type="fixed"/>
         <w:tblLook w:firstRow="1" w:lastRow="0" w:firstColumn="0" w:lastColumn="0" w:noHBand="0" w:noVBand="0" w:val="0020"/>
       </w:tblPr>
@@ -3211,7 +3023,6 @@
           <w:p>
             <w:pPr>
               <w:pStyle w:val="Compact"/>
-              <w:jc w:val="left"/>
             </w:pPr>
             <w:r>
               <w:t xml:space="preserve">Tipo</w:t>
@@ -3223,7 +3034,6 @@
           <w:p>
             <w:pPr>
               <w:pStyle w:val="Compact"/>
-              <w:jc w:val="left"/>
             </w:pPr>
             <w:r>
               <w:t xml:space="preserve">Rango de números</w:t>
@@ -3235,7 +3045,6 @@
           <w:p>
             <w:pPr>
               <w:pStyle w:val="Compact"/>
-              <w:jc w:val="left"/>
             </w:pPr>
             <w:r>
               <w:t xml:space="preserve">Filtra por</w:t>
@@ -3247,7 +3056,6 @@
           <w:p>
             <w:pPr>
               <w:pStyle w:val="Compact"/>
-              <w:jc w:val="left"/>
             </w:pPr>
             <w:r>
               <w:t xml:space="preserve">Regla de colocación</w:t>
@@ -3261,7 +3069,6 @@
           <w:p>
             <w:pPr>
               <w:pStyle w:val="Compact"/>
-              <w:jc w:val="left"/>
             </w:pPr>
             <w:r>
               <w:rPr>
@@ -3277,7 +3084,6 @@
           <w:p>
             <w:pPr>
               <w:pStyle w:val="Compact"/>
-              <w:jc w:val="left"/>
             </w:pPr>
             <w:r>
               <w:t xml:space="preserve">1-99, 1300-1999</w:t>
@@ -3289,7 +3095,6 @@
           <w:p>
             <w:pPr>
               <w:pStyle w:val="Compact"/>
-              <w:jc w:val="left"/>
             </w:pPr>
             <w:r>
               <w:t xml:space="preserve">Solo IP</w:t>
@@ -3311,7 +3116,6 @@
           <w:p>
             <w:pPr>
               <w:pStyle w:val="Compact"/>
-              <w:jc w:val="left"/>
             </w:pPr>
             <w:r>
               <w:t xml:space="preserve">Lo más cerca posible del</w:t>
@@ -3335,7 +3139,6 @@
           <w:p>
             <w:pPr>
               <w:pStyle w:val="Compact"/>
-              <w:jc w:val="left"/>
             </w:pPr>
             <w:r>
               <w:rPr>
@@ -3351,7 +3154,6 @@
           <w:p>
             <w:pPr>
               <w:pStyle w:val="Compact"/>
-              <w:jc w:val="left"/>
             </w:pPr>
             <w:r>
               <w:t xml:space="preserve">100-199, 2000-2699</w:t>
@@ -3363,7 +3165,6 @@
           <w:p>
             <w:pPr>
               <w:pStyle w:val="Compact"/>
-              <w:jc w:val="left"/>
             </w:pPr>
             <w:r>
               <w:t xml:space="preserve">Origen,</w:t>
@@ -3398,7 +3199,6 @@
           <w:p>
             <w:pPr>
               <w:pStyle w:val="Compact"/>
-              <w:jc w:val="left"/>
             </w:pPr>
             <w:r>
               <w:t xml:space="preserve">Lo más cerca posible del</w:t>
@@ -3422,7 +3222,6 @@
           <w:p>
             <w:pPr>
               <w:pStyle w:val="Compact"/>
-              <w:jc w:val="left"/>
             </w:pPr>
             <w:r>
               <w:rPr>
@@ -3438,7 +3237,6 @@
           <w:p>
             <w:pPr>
               <w:pStyle w:val="Compact"/>
-              <w:jc w:val="left"/>
             </w:pPr>
             <w:r>
               <w:t xml:space="preserve">Nombre personalizado</w:t>
@@ -3450,7 +3248,6 @@
           <w:p>
             <w:pPr>
               <w:pStyle w:val="Compact"/>
-              <w:jc w:val="left"/>
             </w:pPr>
             <w:r>
               <w:t xml:space="preserve">Igual que la extendida (o estándar)</w:t>
@@ -3462,7 +3259,6 @@
           <w:p>
             <w:pPr>
               <w:pStyle w:val="Compact"/>
-              <w:jc w:val="left"/>
             </w:pPr>
             <w:r>
               <w:t xml:space="preserve">Según el tipo que use</w:t>
@@ -3502,13 +3298,7 @@
         <w:t xml:space="preserve"> </w:t>
       </w:r>
       <w:r>
-        <w:t xml:space="preserve">“</w:t>
-      </w:r>
-      <w:r>
-        <w:t xml:space="preserve">permito a los de esta IP</w:t>
-      </w:r>
-      <w:r>
-        <w:t xml:space="preserve">”</w:t>
+        <w:t xml:space="preserve">“permito a los de esta IP”</w:t>
       </w:r>
       <w:r>
         <w:t xml:space="preserve">. Pero como solo mira el origen, si la colocas cerca del origen, bloquea todo lo que venga de esa fuente (aunque vaya a una víctima inocente). Por eso se coloca</w:t>
@@ -3558,13 +3348,7 @@
         <w:t xml:space="preserve"> </w:t>
       </w:r>
       <w:r>
-        <w:t xml:space="preserve">“</w:t>
-      </w:r>
-      <w:r>
-        <w:t xml:space="preserve">permito HTTP desde la 192.168.1.0/24 hacia 8.8.8.8</w:t>
-      </w:r>
-      <w:r>
-        <w:t xml:space="preserve">”</w:t>
+        <w:t xml:space="preserve">“permito HTTP desde la 192.168.1.0/24 hacia 8.8.8.8”</w:t>
       </w:r>
       <w:r>
         <w:t xml:space="preserve">. Como puede ser tan precisa, se coloca</w:t>
@@ -3627,8 +3411,8 @@
         </w:pict>
       </w:r>
     </w:p>
-    <w:bookmarkEnd w:id="51"/>
-    <w:bookmarkStart w:id="52" w:name="dónde-aplicar-la-acl-inbound-u-outbound"/>
+    <w:bookmarkEnd w:id="40"/>
+    <w:bookmarkStart w:id="41" w:name="dónde-aplicar-la-acl-inbound-u-outbound"/>
     <w:p>
       <w:pPr>
         <w:pStyle w:val="Heading2"/>
@@ -3677,7 +3461,6 @@
       <w:tblPr>
         <w:tblStyle w:val="Table"/>
         <w:tblW w:type="pct" w:w="5000"/>
-        <w:jc w:val="left"/>
         <w:tblLayout w:type="fixed"/>
         <w:tblLook w:firstRow="1" w:lastRow="0" w:firstColumn="0" w:lastColumn="0" w:noHBand="0" w:noVBand="0" w:val="0020"/>
       </w:tblPr>
@@ -3695,7 +3478,6 @@
           <w:p>
             <w:pPr>
               <w:pStyle w:val="Compact"/>
-              <w:jc w:val="left"/>
             </w:pPr>
             <w:r>
               <w:t xml:space="preserve">Aplicación</w:t>
@@ -3707,7 +3489,6 @@
           <w:p>
             <w:pPr>
               <w:pStyle w:val="Compact"/>
-              <w:jc w:val="left"/>
             </w:pPr>
             <w:r>
               <w:t xml:space="preserve">Cuándo se evalúa</w:t>
@@ -3719,7 +3500,6 @@
           <w:p>
             <w:pPr>
               <w:pStyle w:val="Compact"/>
-              <w:jc w:val="left"/>
             </w:pPr>
             <w:r>
               <w:t xml:space="preserve">Ejemplo de uso</w:t>
@@ -3733,7 +3513,6 @@
           <w:p>
             <w:pPr>
               <w:pStyle w:val="Compact"/>
-              <w:jc w:val="left"/>
             </w:pPr>
             <w:r>
               <w:rPr>
@@ -3749,7 +3528,6 @@
           <w:p>
             <w:pPr>
               <w:pStyle w:val="Compact"/>
-              <w:jc w:val="left"/>
             </w:pPr>
             <w:r>
               <w:t xml:space="preserve">Antes de que el router enrute (a la entrada de la interfaz)</w:t>
@@ -3761,7 +3539,6 @@
           <w:p>
             <w:pPr>
               <w:pStyle w:val="Compact"/>
-              <w:jc w:val="left"/>
             </w:pPr>
             <w:r>
               <w:t xml:space="preserve">Filtrar tráfico que entra a tu red desde el exterior</w:t>
@@ -3775,7 +3552,6 @@
           <w:p>
             <w:pPr>
               <w:pStyle w:val="Compact"/>
-              <w:jc w:val="left"/>
             </w:pPr>
             <w:r>
               <w:rPr>
@@ -3791,7 +3567,6 @@
           <w:p>
             <w:pPr>
               <w:pStyle w:val="Compact"/>
-              <w:jc w:val="left"/>
             </w:pPr>
             <w:r>
               <w:t xml:space="preserve">Después de que el router enrute, antes de salir por la interfaz</w:t>
@@ -3803,7 +3578,6 @@
           <w:p>
             <w:pPr>
               <w:pStyle w:val="Compact"/>
-              <w:jc w:val="left"/>
             </w:pPr>
             <w:r>
               <w:t xml:space="preserve">Restringir qué sale de tu red hacia fuera</w:t>
@@ -4018,13 +3792,7 @@
         <w:t xml:space="preserve"> </w:t>
       </w:r>
       <w:r>
-        <w:t xml:space="preserve">“</w:t>
-      </w:r>
-      <w:r>
-        <w:t xml:space="preserve">Una ACL por sentido por interfaz: que convivan la in y la out de una interfaz es normal. Lo que sí debes perder de vista es que evalúan en sitios distintos de la cadena. Piensa si quieres trocear antes o después de enrutar.</w:t>
-      </w:r>
-      <w:r>
-        <w:t xml:space="preserve">”</w:t>
+        <w:t xml:space="preserve">“Una ACL por sentido por interfaz: que convivan la in y la out de una interfaz es normal. Lo que sí debes perder de vista es que evalúan en sitios distintos de la cadena. Piensa si quieres trocear antes o después de enrutar.”</w:t>
       </w:r>
     </w:p>
     <w:p>
@@ -4034,8 +3802,8 @@
         </w:pict>
       </w:r>
     </w:p>
-    <w:bookmarkEnd w:id="52"/>
-    <w:bookmarkStart w:id="53" w:name="X4b15b3fcbb3004a11c8619bd1bab79840b4b26f"/>
+    <w:bookmarkEnd w:id="41"/>
+    <w:bookmarkStart w:id="42" w:name="X4b15b3fcbb3004a11c8619bd1bab79840b4b26f"/>
     <w:p>
       <w:pPr>
         <w:pStyle w:val="Heading2"/>
@@ -4075,13 +3843,7 @@
         <w:t xml:space="preserve"> </w:t>
       </w:r>
       <w:r>
-        <w:t xml:space="preserve">“</w:t>
-      </w:r>
-      <w:r>
-        <w:t xml:space="preserve">¿dónde aplico esta ACL?</w:t>
-      </w:r>
-      <w:r>
-        <w:t xml:space="preserve">”</w:t>
+        <w:t xml:space="preserve">“¿dónde aplico esta ACL?”</w:t>
       </w:r>
       <w:r>
         <w:t xml:space="preserve">, responde con eso y tendrás medio ejercicio ganado.</w:t>
@@ -4094,8 +3856,8 @@
         </w:pict>
       </w:r>
     </w:p>
-    <w:bookmarkEnd w:id="53"/>
-    <w:bookmarkStart w:id="54" w:name="mini-chequeo-1"/>
+    <w:bookmarkEnd w:id="42"/>
+    <w:bookmarkStart w:id="43" w:name="mini-chequeo-1"/>
     <w:p>
       <w:pPr>
         <w:pStyle w:val="Heading2"/>
@@ -4119,13 +3881,7 @@
         <w:t xml:space="preserve"> </w:t>
       </w:r>
       <w:r>
-        <w:t xml:space="preserve">“</w:t>
-      </w:r>
-      <w:r>
-        <w:t xml:space="preserve">todas las ACLs llevan escondida al final</w:t>
-      </w:r>
-      <w:r>
-        <w:t xml:space="preserve">”</w:t>
+        <w:t xml:space="preserve">“todas las ACLs llevan escondida al final”</w:t>
       </w:r>
       <w:r>
         <w:t xml:space="preserve">?</w:t>
@@ -4158,13 +3914,7 @@
         <w:t xml:space="preserve"> </w:t>
       </w:r>
       <w:r>
-        <w:t xml:space="preserve">“</w:t>
-      </w:r>
-      <w:r>
-        <w:t xml:space="preserve">inbound</w:t>
-      </w:r>
-      <w:r>
-        <w:t xml:space="preserve">”</w:t>
+        <w:t xml:space="preserve">“inbound”</w:t>
       </w:r>
       <w:r>
         <w:t xml:space="preserve"> </w:t>
@@ -4176,13 +3926,7 @@
         <w:t xml:space="preserve"> </w:t>
       </w:r>
       <w:r>
-        <w:t xml:space="preserve">“</w:t>
-      </w:r>
-      <w:r>
-        <w:t xml:space="preserve">outbound</w:t>
-      </w:r>
-      <w:r>
-        <w:t xml:space="preserve">”</w:t>
+        <w:t xml:space="preserve">“outbound”</w:t>
       </w:r>
       <w:r>
         <w:t xml:space="preserve"> </w:t>
@@ -4322,8 +4066,8 @@
         </w:pict>
       </w:r>
     </w:p>
-    <w:bookmarkEnd w:id="54"/>
-    <w:bookmarkStart w:id="55" w:name="resumen-en-3-frases-1"/>
+    <w:bookmarkEnd w:id="43"/>
+    <w:bookmarkStart w:id="44" w:name="resumen-en-3-frases-1"/>
     <w:p>
       <w:pPr>
         <w:pStyle w:val="Heading2"/>
@@ -4477,8 +4221,8 @@
         <w:t xml:space="preserve">(después de enrutar).</w:t>
       </w:r>
     </w:p>
-    <w:bookmarkEnd w:id="55"/>
-    <w:bookmarkStart w:id="56" w:name="vocabulario-rápido-1"/>
+    <w:bookmarkEnd w:id="44"/>
+    <w:bookmarkStart w:id="45" w:name="vocabulario-rápido-1"/>
     <w:p>
       <w:pPr>
         <w:pStyle w:val="Heading2"/>
@@ -4491,7 +4235,6 @@
       <w:tblPr>
         <w:tblStyle w:val="Table"/>
         <w:tblW w:type="pct" w:w="5000"/>
-        <w:jc w:val="left"/>
         <w:tblLayout w:type="fixed"/>
         <w:tblLook w:firstRow="1" w:lastRow="0" w:firstColumn="0" w:lastColumn="0" w:noHBand="0" w:noVBand="0" w:val="0020"/>
       </w:tblPr>
@@ -4508,7 +4251,6 @@
           <w:p>
             <w:pPr>
               <w:pStyle w:val="Compact"/>
-              <w:jc w:val="left"/>
             </w:pPr>
             <w:r>
               <w:t xml:space="preserve">Término</w:t>
@@ -4520,7 +4262,6 @@
           <w:p>
             <w:pPr>
               <w:pStyle w:val="Compact"/>
-              <w:jc w:val="left"/>
             </w:pPr>
             <w:r>
               <w:t xml:space="preserve">Idea general</w:t>
@@ -4534,7 +4275,6 @@
           <w:p>
             <w:pPr>
               <w:pStyle w:val="Compact"/>
-              <w:jc w:val="left"/>
             </w:pPr>
             <w:r>
               <w:t xml:space="preserve">ACL</w:t>
@@ -4546,7 +4286,6 @@
           <w:p>
             <w:pPr>
               <w:pStyle w:val="Compact"/>
-              <w:jc w:val="left"/>
             </w:pPr>
             <w:r>
               <w:t xml:space="preserve">Lista secuencial de reglas permit/deny</w:t>
@@ -4560,7 +4299,6 @@
           <w:p>
             <w:pPr>
               <w:pStyle w:val="Compact"/>
-              <w:jc w:val="left"/>
             </w:pPr>
             <w:r>
               <w:t xml:space="preserve">Deny any implícito</w:t>
@@ -4572,7 +4310,6 @@
           <w:p>
             <w:pPr>
               <w:pStyle w:val="Compact"/>
-              <w:jc w:val="left"/>
             </w:pPr>
             <w:r>
               <w:t xml:space="preserve">Regla final invisible que descarta lo no permitido</w:t>
@@ -4586,7 +4323,6 @@
           <w:p>
             <w:pPr>
               <w:pStyle w:val="Compact"/>
-              <w:jc w:val="left"/>
             </w:pPr>
             <w:r>
               <w:t xml:space="preserve">ACL estándar</w:t>
@@ -4598,7 +4334,6 @@
           <w:p>
             <w:pPr>
               <w:pStyle w:val="Compact"/>
-              <w:jc w:val="left"/>
             </w:pPr>
             <w:r>
               <w:t xml:space="preserve">Filtra solo por IP origen (números 1-99)</w:t>
@@ -4612,7 +4347,6 @@
           <w:p>
             <w:pPr>
               <w:pStyle w:val="Compact"/>
-              <w:jc w:val="left"/>
             </w:pPr>
             <w:r>
               <w:t xml:space="preserve">ACL extendida</w:t>
@@ -4624,7 +4358,6 @@
           <w:p>
             <w:pPr>
               <w:pStyle w:val="Compact"/>
-              <w:jc w:val="left"/>
             </w:pPr>
             <w:r>
               <w:t xml:space="preserve">Filtra por origen, destino, protocolo y puerto (100-199)</w:t>
@@ -4638,7 +4371,6 @@
           <w:p>
             <w:pPr>
               <w:pStyle w:val="Compact"/>
-              <w:jc w:val="left"/>
             </w:pPr>
             <w:r>
               <w:t xml:space="preserve">ip access-group</w:t>
@@ -4650,7 +4382,6 @@
           <w:p>
             <w:pPr>
               <w:pStyle w:val="Compact"/>
-              <w:jc w:val="left"/>
             </w:pPr>
             <w:r>
               <w:t xml:space="preserve">Comando que aplica la ACL a una interfaz</w:t>
@@ -4664,7 +4395,6 @@
           <w:p>
             <w:pPr>
               <w:pStyle w:val="Compact"/>
-              <w:jc w:val="left"/>
             </w:pPr>
             <w:r>
               <w:t xml:space="preserve">Inbound / Outbound</w:t>
@@ -4676,7 +4406,6 @@
           <w:p>
             <w:pPr>
               <w:pStyle w:val="Compact"/>
-              <w:jc w:val="left"/>
             </w:pPr>
             <w:r>
               <w:t xml:space="preserve">Sentido (entrada / salida) en que se evalúa</w:t>
@@ -4702,7 +4431,7 @@
       <w:r>
         <w:t xml:space="preserve"> </w:t>
       </w:r>
-      <w:hyperlink r:id="rId43">
+      <w:hyperlink r:id="rId32">
         <w:r>
           <w:rPr>
             <w:rStyle w:val="Hyperlink"/>
@@ -4729,7 +4458,7 @@
       <w:r>
         <w:t xml:space="preserve"> </w:t>
       </w:r>
-      <w:hyperlink r:id="rId23">
+      <w:hyperlink r:id="rId12">
         <w:r>
           <w:rPr>
             <w:rStyle w:val="Hyperlink"/>
@@ -4756,7 +4485,7 @@
       <w:r>
         <w:t xml:space="preserve"> </w:t>
       </w:r>
-      <w:hyperlink r:id="rId25">
+      <w:hyperlink r:id="rId14">
         <w:r>
           <w:rPr>
             <w:rStyle w:val="Hyperlink"/>
@@ -4765,9 +4494,9 @@
         </w:r>
       </w:hyperlink>
     </w:p>
-    <w:bookmarkEnd w:id="56"/>
-    <w:bookmarkEnd w:id="57"/>
-    <w:bookmarkStart w:id="69" w:name="acl-estándar"/>
+    <w:bookmarkEnd w:id="45"/>
+    <w:bookmarkEnd w:id="46"/>
+    <w:bookmarkStart w:id="58" w:name="acl-estándar"/>
     <w:p>
       <w:pPr>
         <w:pStyle w:val="Heading1"/>
@@ -4831,7 +4560,7 @@
         </w:pict>
       </w:r>
     </w:p>
-    <w:bookmarkStart w:id="58" w:name="la-idea-en-una-frase-2"/>
+    <w:bookmarkStart w:id="47" w:name="la-idea-en-una-frase-2"/>
     <w:p>
       <w:pPr>
         <w:pStyle w:val="Heading2"/>
@@ -4908,8 +4637,8 @@
         </w:pict>
       </w:r>
     </w:p>
-    <w:bookmarkEnd w:id="58"/>
-    <w:bookmarkStart w:id="59" w:name="sintaxis-y-wildcard-los-números-al-revés"/>
+    <w:bookmarkEnd w:id="47"/>
+    <w:bookmarkStart w:id="48" w:name="sintaxis-y-wildcard-los-números-al-revés"/>
     <w:p>
       <w:pPr>
         <w:pStyle w:val="Heading2"/>
@@ -5007,13 +4736,7 @@
         <w:t xml:space="preserve"> </w:t>
       </w:r>
       <w:r>
-        <w:t xml:space="preserve">“</w:t>
-      </w:r>
-      <w:r>
-        <w:t xml:space="preserve">1 = fijo</w:t>
-      </w:r>
-      <w:r>
-        <w:t xml:space="preserve">”</w:t>
+        <w:t xml:space="preserve">“1 = fijo”</w:t>
       </w:r>
       <w:r>
         <w:t xml:space="preserve">, la wildcard pone</w:t>
@@ -5022,13 +4745,7 @@
         <w:t xml:space="preserve"> </w:t>
       </w:r>
       <w:r>
-        <w:t xml:space="preserve">“</w:t>
-      </w:r>
-      <w:r>
-        <w:t xml:space="preserve">0 = fijo</w:t>
-      </w:r>
-      <w:r>
-        <w:t xml:space="preserve">”</w:t>
+        <w:t xml:space="preserve">“0 = fijo”</w:t>
       </w:r>
       <w:r>
         <w:t xml:space="preserve">; donde la subred dice</w:t>
@@ -5037,13 +4754,7 @@
         <w:t xml:space="preserve"> </w:t>
       </w:r>
       <w:r>
-        <w:t xml:space="preserve">“</w:t>
-      </w:r>
-      <w:r>
-        <w:t xml:space="preserve">0 = libre</w:t>
-      </w:r>
-      <w:r>
-        <w:t xml:space="preserve">”</w:t>
+        <w:t xml:space="preserve">“0 = libre”</w:t>
       </w:r>
       <w:r>
         <w:t xml:space="preserve">, la wildcard pone</w:t>
@@ -5052,13 +4763,7 @@
         <w:t xml:space="preserve"> </w:t>
       </w:r>
       <w:r>
-        <w:t xml:space="preserve">“</w:t>
-      </w:r>
-      <w:r>
-        <w:t xml:space="preserve">1 = cualquier valor</w:t>
-      </w:r>
-      <w:r>
-        <w:t xml:space="preserve">”</w:t>
+        <w:t xml:space="preserve">“1 = cualquier valor”</w:t>
       </w:r>
       <w:r>
         <w:t xml:space="preserve">. Es el espejo:</w:t>
@@ -5068,7 +4773,6 @@
       <w:tblPr>
         <w:tblStyle w:val="Table"/>
         <w:tblW w:type="pct" w:w="5000"/>
-        <w:jc w:val="left"/>
         <w:tblLayout w:type="fixed"/>
         <w:tblLook w:firstRow="1" w:lastRow="0" w:firstColumn="0" w:lastColumn="0" w:noHBand="0" w:noVBand="0" w:val="0020"/>
       </w:tblPr>
@@ -5086,7 +4790,6 @@
           <w:p>
             <w:pPr>
               <w:pStyle w:val="Compact"/>
-              <w:jc w:val="left"/>
             </w:pPr>
             <w:r>
               <w:t xml:space="preserve">Máscara de subred</w:t>
@@ -5098,7 +4801,6 @@
           <w:p>
             <w:pPr>
               <w:pStyle w:val="Compact"/>
-              <w:jc w:val="left"/>
             </w:pPr>
             <w:r>
               <w:t xml:space="preserve">Wildcard equivalente</w:t>
@@ -5110,7 +4812,6 @@
           <w:p>
             <w:pPr>
               <w:pStyle w:val="Compact"/>
-              <w:jc w:val="left"/>
             </w:pPr>
             <w:r>
               <w:t xml:space="preserve">Qué coincide</w:t>
@@ -5124,7 +4825,6 @@
           <w:p>
             <w:pPr>
               <w:pStyle w:val="Compact"/>
-              <w:jc w:val="left"/>
             </w:pPr>
             <w:r>
               <w:rPr>
@@ -5139,7 +4839,6 @@
           <w:p>
             <w:pPr>
               <w:pStyle w:val="Compact"/>
-              <w:jc w:val="left"/>
             </w:pPr>
             <w:r>
               <w:rPr>
@@ -5154,7 +4853,6 @@
           <w:p>
             <w:pPr>
               <w:pStyle w:val="Compact"/>
-              <w:jc w:val="left"/>
             </w:pPr>
             <w:r>
               <w:t xml:space="preserve">Los primeros 24 bits fijos → toda una /24</w:t>
@@ -5168,7 +4866,6 @@
           <w:p>
             <w:pPr>
               <w:pStyle w:val="Compact"/>
-              <w:jc w:val="left"/>
             </w:pPr>
             <w:r>
               <w:rPr>
@@ -5183,7 +4880,6 @@
           <w:p>
             <w:pPr>
               <w:pStyle w:val="Compact"/>
-              <w:jc w:val="left"/>
             </w:pPr>
             <w:r>
               <w:rPr>
@@ -5198,7 +4894,6 @@
           <w:p>
             <w:pPr>
               <w:pStyle w:val="Compact"/>
-              <w:jc w:val="left"/>
             </w:pPr>
             <w:r>
               <w:t xml:space="preserve">Todos los bits fijos →</w:t>
@@ -5228,7 +4923,6 @@
           <w:p>
             <w:pPr>
               <w:pStyle w:val="Compact"/>
-              <w:jc w:val="left"/>
             </w:pPr>
             <w:r>
               <w:rPr>
@@ -5243,7 +4937,6 @@
           <w:p>
             <w:pPr>
               <w:pStyle w:val="Compact"/>
-              <w:jc w:val="left"/>
             </w:pPr>
             <w:r>
               <w:rPr>
@@ -5258,7 +4951,6 @@
           <w:p>
             <w:pPr>
               <w:pStyle w:val="Compact"/>
-              <w:jc w:val="left"/>
             </w:pPr>
             <w:r>
               <w:t xml:space="preserve">Los primeros 16 bits fijos → una /16</w:t>
@@ -5272,7 +4964,6 @@
           <w:p>
             <w:pPr>
               <w:pStyle w:val="Compact"/>
-              <w:jc w:val="left"/>
             </w:pPr>
             <w:r>
               <w:rPr>
@@ -5287,7 +4978,6 @@
           <w:p>
             <w:pPr>
               <w:pStyle w:val="Compact"/>
-              <w:jc w:val="left"/>
             </w:pPr>
             <w:r>
               <w:rPr>
@@ -5302,7 +4992,6 @@
           <w:p>
             <w:pPr>
               <w:pStyle w:val="Compact"/>
-              <w:jc w:val="left"/>
             </w:pPr>
             <w:r>
               <w:t xml:space="preserve">Los primeros 25 bits fijos → una /25</w:t>
@@ -5383,10 +5072,7 @@
         <w:t xml:space="preserve"> </w:t>
       </w:r>
       <w:r>
-        <w:t xml:space="preserve">“</w:t>
-      </w:r>
-      <w:r>
-        <w:t xml:space="preserve">¿Crees que en</w:t>
+        <w:t xml:space="preserve">“¿Crees que en</w:t>
       </w:r>
       <w:r>
         <w:t xml:space="preserve"> </w:t>
@@ -5413,10 +5099,7 @@
         <w:t xml:space="preserve">ip route</w:t>
       </w:r>
       <w:r>
-        <w:t xml:space="preserve">, en la unidad de enrutamiento estático. Dos mundos, dos vocabularios.</w:t>
-      </w:r>
-      <w:r>
-        <w:t xml:space="preserve">”</w:t>
+        <w:t xml:space="preserve">, en la unidad de enrutamiento estático. Dos mundos, dos vocabularios.”</w:t>
       </w:r>
     </w:p>
     <w:p>
@@ -5426,8 +5109,8 @@
         </w:pict>
       </w:r>
     </w:p>
-    <w:bookmarkEnd w:id="59"/>
-    <w:bookmarkStart w:id="60" w:name="X31e71285a26b28f29f4f2418e27db68185ed2b7"/>
+    <w:bookmarkEnd w:id="48"/>
+    <w:bookmarkStart w:id="49" w:name="X31e71285a26b28f29f4f2418e27db68185ed2b7"/>
     <w:p>
       <w:pPr>
         <w:pStyle w:val="Heading2"/>
@@ -5589,10 +5272,7 @@
         <w:t xml:space="preserve"> </w:t>
       </w:r>
       <w:r>
-        <w:t xml:space="preserve">“</w:t>
-      </w:r>
-      <w:r>
-        <w:t xml:space="preserve">permite el tráfico</w:t>
+        <w:t xml:space="preserve">“permite el tráfico</w:t>
       </w:r>
       <w:r>
         <w:t xml:space="preserve"> </w:t>
@@ -5608,10 +5288,7 @@
         <w:t xml:space="preserve"> </w:t>
       </w:r>
       <w:r>
-        <w:t xml:space="preserve">en cualquier IP de 192.168.1.0/24; el resto, a la calle.</w:t>
-      </w:r>
-      <w:r>
-        <w:t xml:space="preserve">”</w:t>
+        <w:t xml:space="preserve">en cualquier IP de 192.168.1.0/24; el resto, a la calle.”</w:t>
       </w:r>
       <w:r>
         <w:t xml:space="preserve"> </w:t>
@@ -5702,8 +5379,8 @@
         </w:pict>
       </w:r>
     </w:p>
-    <w:bookmarkEnd w:id="60"/>
-    <w:bookmarkStart w:id="64" w:name="X9b4467ff7f12537396d7347840b7dbbd0643b6f"/>
+    <w:bookmarkEnd w:id="49"/>
+    <w:bookmarkStart w:id="53" w:name="X9b4467ff7f12537396d7347840b7dbbd0643b6f"/>
     <w:p>
       <w:pPr>
         <w:pStyle w:val="Heading2"/>
@@ -5826,12 +5503,12 @@
           <wp:inline>
             <wp:extent cx="5334000" cy="2111195"/>
             <wp:effectExtent b="0" l="0" r="0" t="0"/>
-            <wp:docPr descr="Colocación A (cerca del origen, incorrecta) frente a B (cerca del destino, correcta)" title="" id="62" name="Picture"/>
+            <wp:docPr descr="Colocación A (cerca del origen, incorrecta) frente a B (cerca del destino, correcta)" title="" id="51" name="Picture"/>
             <a:graphic>
               <a:graphicData uri="http://schemas.openxmlformats.org/drawingml/2006/picture">
                 <pic:pic>
                   <pic:nvPicPr>
-                    <pic:cNvPr descr="public/diagrams/u11-colocacion-acl.svg" id="63" name="Picture"/>
+                    <pic:cNvPr descr="public/diagrams/u11-colocacion-acl.svg" id="52" name="Picture"/>
                     <pic:cNvPicPr>
                       <a:picLocks noChangeArrowheads="1" noChangeAspect="1"/>
                     </pic:cNvPicPr>
@@ -5843,7 +5520,7 @@
                           <a14:useLocalDpi xmlns:a14="http://schemas.microsoft.com/office/drawing/2010/main" val="0"/>
                         </a:ext>
                         <a:ext uri="{96DAC541-7B7A-43D3-8B79-37D633B846F1}">
-                          <asvg:svgBlip xmlns:asvg="http://schemas.microsoft.com/office/drawing/2016/SVG/main" r:embed="rId61"/>
+                          <asvg:svgBlip xmlns:asvg="http://schemas.microsoft.com/office/drawing/2016/SVG/main" r:embed="rId50"/>
                         </a:ext>
                       </a:extLst>
                     </a:blip>
@@ -5940,13 +5617,7 @@
         <w:t xml:space="preserve"> </w:t>
       </w:r>
       <w:r>
-        <w:t xml:space="preserve">“</w:t>
-      </w:r>
-      <w:r>
-        <w:t xml:space="preserve">a quién dejo llegar aquí</w:t>
-      </w:r>
-      <w:r>
-        <w:t xml:space="preserve">”</w:t>
+        <w:t xml:space="preserve">“a quién dejo llegar aquí”</w:t>
       </w:r>
       <w:r>
         <w:t xml:space="preserve">.</w:t>
@@ -5959,8 +5630,8 @@
         </w:pict>
       </w:r>
     </w:p>
-    <w:bookmarkEnd w:id="64"/>
-    <w:bookmarkStart w:id="65" w:name="X57743ff297e5cbce9364e80914a2fc5ab0856dd"/>
+    <w:bookmarkEnd w:id="53"/>
+    <w:bookmarkStart w:id="54" w:name="X57743ff297e5cbce9364e80914a2fc5ab0856dd"/>
     <w:p>
       <w:pPr>
         <w:pStyle w:val="Heading2"/>
@@ -5981,7 +5652,6 @@
       <w:tblPr>
         <w:tblStyle w:val="Table"/>
         <w:tblW w:type="pct" w:w="5000"/>
-        <w:jc w:val="left"/>
         <w:tblLayout w:type="fixed"/>
         <w:tblLook w:firstRow="1" w:lastRow="0" w:firstColumn="0" w:lastColumn="0" w:noHBand="0" w:noVBand="0" w:val="0020"/>
       </w:tblPr>
@@ -5998,7 +5668,6 @@
           <w:p>
             <w:pPr>
               <w:pStyle w:val="Compact"/>
-              <w:jc w:val="left"/>
             </w:pPr>
             <w:r>
               <w:t xml:space="preserve">Comando</w:t>
@@ -6010,7 +5679,6 @@
           <w:p>
             <w:pPr>
               <w:pStyle w:val="Compact"/>
-              <w:jc w:val="left"/>
             </w:pPr>
             <w:r>
               <w:t xml:space="preserve">Qué te dice</w:t>
@@ -6024,7 +5692,6 @@
           <w:p>
             <w:pPr>
               <w:pStyle w:val="Compact"/>
-              <w:jc w:val="left"/>
             </w:pPr>
             <w:r>
               <w:rPr>
@@ -6039,7 +5706,6 @@
           <w:p>
             <w:pPr>
               <w:pStyle w:val="Compact"/>
-              <w:jc w:val="left"/>
             </w:pPr>
             <w:r>
               <w:t xml:space="preserve">Las listas y sus</w:t>
@@ -6069,7 +5735,6 @@
           <w:p>
             <w:pPr>
               <w:pStyle w:val="Compact"/>
-              <w:jc w:val="left"/>
             </w:pPr>
             <w:r>
               <w:rPr>
@@ -6084,7 +5749,6 @@
           <w:p>
             <w:pPr>
               <w:pStyle w:val="Compact"/>
-              <w:jc w:val="left"/>
             </w:pPr>
             <w:r>
               <w:t xml:space="preserve">Solo la ACL 10</w:t>
@@ -6098,7 +5762,6 @@
           <w:p>
             <w:pPr>
               <w:pStyle w:val="Compact"/>
-              <w:jc w:val="left"/>
             </w:pPr>
             <w:r>
               <w:rPr>
@@ -6113,7 +5776,6 @@
           <w:p>
             <w:pPr>
               <w:pStyle w:val="Compact"/>
-              <w:jc w:val="left"/>
             </w:pPr>
             <w:r>
               <w:t xml:space="preserve">Qué ACL está aplicada a esa interfaz (y en qué sentido)</w:t>
@@ -6255,13 +5917,7 @@
         <w:t xml:space="preserve"> </w:t>
       </w:r>
       <w:r>
-        <w:t xml:space="preserve">“</w:t>
-      </w:r>
-      <w:r>
-        <w:t xml:space="preserve">matches</w:t>
-      </w:r>
-      <w:r>
-        <w:t xml:space="preserve">”</w:t>
+        <w:t xml:space="preserve">“matches”</w:t>
       </w:r>
       <w:r>
         <w:t xml:space="preserve">? O no pasa tráfico por ahí, o está mal colocada/escrita: diagnóstico instantáneo.</w:t>
@@ -6274,8 +5930,8 @@
         </w:pict>
       </w:r>
     </w:p>
-    <w:bookmarkEnd w:id="65"/>
-    <w:bookmarkStart w:id="66" w:name="mini-chequeo-2"/>
+    <w:bookmarkEnd w:id="54"/>
+    <w:bookmarkStart w:id="55" w:name="mini-chequeo-2"/>
     <w:p>
       <w:pPr>
         <w:pStyle w:val="Heading2"/>
@@ -6311,13 +5967,7 @@
         <w:t xml:space="preserve"> </w:t>
       </w:r>
       <w:r>
-        <w:t xml:space="preserve">“</w:t>
-      </w:r>
-      <w:r>
-        <w:t xml:space="preserve">libres</w:t>
-      </w:r>
-      <w:r>
-        <w:t xml:space="preserve">”</w:t>
+        <w:t xml:space="preserve">“libres”</w:t>
       </w:r>
       <w:r>
         <w:t xml:space="preserve">?</w:t>
@@ -6463,8 +6113,8 @@
         </w:pict>
       </w:r>
     </w:p>
-    <w:bookmarkEnd w:id="66"/>
-    <w:bookmarkStart w:id="67" w:name="resumen-en-3-frases-2"/>
+    <w:bookmarkEnd w:id="55"/>
+    <w:bookmarkStart w:id="56" w:name="resumen-en-3-frases-2"/>
     <w:p>
       <w:pPr>
         <w:pStyle w:val="Heading2"/>
@@ -6592,8 +6242,8 @@
         <w:t xml:space="preserve">te enseña quién cae en cada línea.</w:t>
       </w:r>
     </w:p>
-    <w:bookmarkEnd w:id="67"/>
-    <w:bookmarkStart w:id="68" w:name="vocabulario-rápido-2"/>
+    <w:bookmarkEnd w:id="56"/>
+    <w:bookmarkStart w:id="57" w:name="vocabulario-rápido-2"/>
     <w:p>
       <w:pPr>
         <w:pStyle w:val="Heading2"/>
@@ -6606,7 +6256,6 @@
       <w:tblPr>
         <w:tblStyle w:val="Table"/>
         <w:tblW w:type="auto" w:w="0"/>
-        <w:jc w:val="left"/>
         <w:tblLook w:firstRow="1" w:lastRow="0" w:firstColumn="0" w:lastColumn="0" w:noHBand="0" w:noVBand="0" w:val="0020"/>
       </w:tblPr>
       <w:tblGrid>
@@ -6622,7 +6271,6 @@
           <w:p>
             <w:pPr>
               <w:pStyle w:val="Compact"/>
-              <w:jc w:val="left"/>
             </w:pPr>
             <w:r>
               <w:t xml:space="preserve">Término</w:t>
@@ -6634,7 +6282,6 @@
           <w:p>
             <w:pPr>
               <w:pStyle w:val="Compact"/>
-              <w:jc w:val="left"/>
             </w:pPr>
             <w:r>
               <w:t xml:space="preserve">Idea general</w:t>
@@ -6648,7 +6295,6 @@
           <w:p>
             <w:pPr>
               <w:pStyle w:val="Compact"/>
-              <w:jc w:val="left"/>
             </w:pPr>
             <w:r>
               <w:t xml:space="preserve">Wildcard mask</w:t>
@@ -6660,7 +6306,6 @@
           <w:p>
             <w:pPr>
               <w:pStyle w:val="Compact"/>
-              <w:jc w:val="left"/>
             </w:pPr>
             <w:r>
               <w:t xml:space="preserve">Inverso de la máscara de subred (0=fijo, 1=libre)</w:t>
@@ -6674,7 +6319,6 @@
           <w:p>
             <w:pPr>
               <w:pStyle w:val="Compact"/>
-              <w:jc w:val="left"/>
             </w:pPr>
             <w:r>
               <w:t xml:space="preserve">Host exacto</w:t>
@@ -6686,7 +6330,6 @@
           <w:p>
             <w:pPr>
               <w:pStyle w:val="Compact"/>
-              <w:jc w:val="left"/>
             </w:pPr>
             <w:r>
               <w:t xml:space="preserve">Wildcard</w:t>
@@ -6712,7 +6355,6 @@
           <w:p>
             <w:pPr>
               <w:pStyle w:val="Compact"/>
-              <w:jc w:val="left"/>
             </w:pPr>
             <w:r>
               <w:t xml:space="preserve">Contadores de hits</w:t>
@@ -6724,7 +6366,6 @@
           <w:p>
             <w:pPr>
               <w:pStyle w:val="Compact"/>
-              <w:jc w:val="left"/>
             </w:pPr>
             <w:r>
               <w:t xml:space="preserve">Paquetes que han coincidido con cada línea</w:t>
@@ -6738,7 +6379,6 @@
           <w:p>
             <w:pPr>
               <w:pStyle w:val="Compact"/>
-              <w:jc w:val="left"/>
             </w:pPr>
             <w:r>
               <w:t xml:space="preserve">ip access-group</w:t>
@@ -6750,7 +6390,6 @@
           <w:p>
             <w:pPr>
               <w:pStyle w:val="Compact"/>
-              <w:jc w:val="left"/>
             </w:pPr>
             <w:r>
               <w:t xml:space="preserve">Aplica la ACL numerada a la interfaz</w:t>
@@ -6764,7 +6403,6 @@
           <w:p>
             <w:pPr>
               <w:pStyle w:val="Compact"/>
-              <w:jc w:val="left"/>
             </w:pPr>
             <w:r>
               <w:t xml:space="preserve">ACL estándar</w:t>
@@ -6776,7 +6414,6 @@
           <w:p>
             <w:pPr>
               <w:pStyle w:val="Compact"/>
-              <w:jc w:val="left"/>
             </w:pPr>
             <w:r>
               <w:t xml:space="preserve">Filtra por IP origen, rango 1-99</w:t>
@@ -6802,7 +6439,7 @@
       <w:r>
         <w:t xml:space="preserve"> </w:t>
       </w:r>
-      <w:hyperlink r:id="rId43">
+      <w:hyperlink r:id="rId32">
         <w:r>
           <w:rPr>
             <w:rStyle w:val="Hyperlink"/>
@@ -6829,7 +6466,7 @@
       <w:r>
         <w:t xml:space="preserve"> </w:t>
       </w:r>
-      <w:hyperlink r:id="rId24">
+      <w:hyperlink r:id="rId13">
         <w:r>
           <w:rPr>
             <w:rStyle w:val="Hyperlink"/>
@@ -6856,7 +6493,7 @@
       <w:r>
         <w:t xml:space="preserve"> </w:t>
       </w:r>
-      <w:hyperlink r:id="rId26">
+      <w:hyperlink r:id="rId15">
         <w:r>
           <w:rPr>
             <w:rStyle w:val="Hyperlink"/>
@@ -6865,9 +6502,9 @@
         </w:r>
       </w:hyperlink>
     </w:p>
-    <w:bookmarkEnd w:id="68"/>
-    <w:bookmarkEnd w:id="69"/>
-    <w:bookmarkStart w:id="79" w:name="acl-extendida-y-nombrada"/>
+    <w:bookmarkEnd w:id="57"/>
+    <w:bookmarkEnd w:id="58"/>
+    <w:bookmarkStart w:id="68" w:name="acl-extendida-y-nombrada"/>
     <w:p>
       <w:pPr>
         <w:pStyle w:val="Heading1"/>
@@ -6931,7 +6568,7 @@
         </w:pict>
       </w:r>
     </w:p>
-    <w:bookmarkStart w:id="70" w:name="la-idea-en-una-frase-3"/>
+    <w:bookmarkStart w:id="59" w:name="la-idea-en-una-frase-3"/>
     <w:p>
       <w:pPr>
         <w:pStyle w:val="Heading2"/>
@@ -7051,13 +6688,7 @@
         <w:t xml:space="preserve"> </w:t>
       </w:r>
       <w:r>
-        <w:t xml:space="preserve">“</w:t>
-      </w:r>
-      <w:r>
-        <w:t xml:space="preserve">HTTP solo hacia Google, en horario laboral, y que vuelva el tráfico de retorno</w:t>
-      </w:r>
-      <w:r>
-        <w:t xml:space="preserve">”</w:t>
+        <w:t xml:space="preserve">“HTTP solo hacia Google, en horario laboral, y que vuelva el tráfico de retorno”</w:t>
       </w:r>
       <w:r>
         <w:t xml:space="preserve">.</w:t>
@@ -7070,8 +6701,8 @@
         </w:pict>
       </w:r>
     </w:p>
-    <w:bookmarkEnd w:id="70"/>
-    <w:bookmarkStart w:id="71" w:name="sintaxis-extendida-más-campos-más-poder"/>
+    <w:bookmarkEnd w:id="59"/>
+    <w:bookmarkStart w:id="60" w:name="sintaxis-extendida-más-campos-más-poder"/>
     <w:p>
       <w:pPr>
         <w:pStyle w:val="Heading2"/>
@@ -7361,7 +6992,6 @@
       <w:tblPr>
         <w:tblStyle w:val="Table"/>
         <w:tblW w:type="pct" w:w="5000"/>
-        <w:jc w:val="left"/>
         <w:tblLayout w:type="fixed"/>
         <w:tblLook w:firstRow="1" w:lastRow="0" w:firstColumn="0" w:lastColumn="0" w:noHBand="0" w:noVBand="0" w:val="0020"/>
       </w:tblPr>
@@ -7378,7 +7008,6 @@
           <w:p>
             <w:pPr>
               <w:pStyle w:val="Compact"/>
-              <w:jc w:val="left"/>
             </w:pPr>
             <w:r>
               <w:t xml:space="preserve">Trozo del comando</w:t>
@@ -7390,7 +7019,6 @@
           <w:p>
             <w:pPr>
               <w:pStyle w:val="Compact"/>
-              <w:jc w:val="left"/>
             </w:pPr>
             <w:r>
               <w:t xml:space="preserve">Significado</w:t>
@@ -7404,7 +7032,6 @@
           <w:p>
             <w:pPr>
               <w:pStyle w:val="Compact"/>
-              <w:jc w:val="left"/>
             </w:pPr>
             <w:r>
               <w:rPr>
@@ -7419,7 +7046,6 @@
           <w:p>
             <w:pPr>
               <w:pStyle w:val="Compact"/>
-              <w:jc w:val="left"/>
             </w:pPr>
             <w:r>
               <w:t xml:space="preserve">Deja pasar TCP originado en la /24</w:t>
@@ -7433,7 +7059,6 @@
           <w:p>
             <w:pPr>
               <w:pStyle w:val="Compact"/>
-              <w:jc w:val="left"/>
             </w:pPr>
             <w:r>
               <w:rPr>
@@ -7448,7 +7073,6 @@
           <w:p>
             <w:pPr>
               <w:pStyle w:val="Compact"/>
-              <w:jc w:val="left"/>
             </w:pPr>
             <w:r>
               <w:t xml:space="preserve">Con destino</w:t>
@@ -7494,7 +7118,6 @@
           <w:p>
             <w:pPr>
               <w:pStyle w:val="Compact"/>
-              <w:jc w:val="left"/>
             </w:pPr>
             <w:r>
               <w:rPr>
@@ -7509,7 +7132,6 @@
           <w:p>
             <w:pPr>
               <w:pStyle w:val="Compact"/>
-              <w:jc w:val="left"/>
             </w:pPr>
             <w:r>
               <w:t xml:space="preserve">Y UDP a cualquier destino en el puerto 53 (DNS)</w:t>
@@ -7523,7 +7145,6 @@
           <w:p>
             <w:pPr>
               <w:pStyle w:val="Compact"/>
-              <w:jc w:val="left"/>
             </w:pPr>
             <w:r>
               <w:rPr>
@@ -7538,7 +7159,6 @@
           <w:p>
             <w:pPr>
               <w:pStyle w:val="Compact"/>
-              <w:jc w:val="left"/>
             </w:pPr>
             <w:r>
               <w:t xml:space="preserve">El resto, fuera (un deny final explícito con el que cerramos)</w:t>
@@ -7604,8 +7224,8 @@
         </w:pict>
       </w:r>
     </w:p>
-    <w:bookmarkEnd w:id="71"/>
-    <w:bookmarkStart w:id="72" w:name="acl-nombrada-la-lista-con-nombre-propio"/>
+    <w:bookmarkEnd w:id="60"/>
+    <w:bookmarkStart w:id="61" w:name="acl-nombrada-la-lista-con-nombre-propio"/>
     <w:p>
       <w:pPr>
         <w:pStyle w:val="Heading2"/>
@@ -8001,8 +7621,8 @@
         </w:pict>
       </w:r>
     </w:p>
-    <w:bookmarkEnd w:id="72"/>
-    <w:bookmarkStart w:id="73" w:name="Xbb13bda028c8fcdd865b5db5556c3dd2c129e77"/>
+    <w:bookmarkEnd w:id="61"/>
+    <w:bookmarkStart w:id="62" w:name="Xbb13bda028c8fcdd865b5db5556c3dd2c129e77"/>
     <w:p>
       <w:pPr>
         <w:pStyle w:val="Heading2"/>
@@ -8531,8 +8151,8 @@
         </w:pict>
       </w:r>
     </w:p>
-    <w:bookmarkEnd w:id="73"/>
-    <w:bookmarkStart w:id="74" w:name="X8f724c9cfefc35c27d8385403e56e68dd86a5d1"/>
+    <w:bookmarkEnd w:id="62"/>
+    <w:bookmarkStart w:id="63" w:name="X8f724c9cfefc35c27d8385403e56e68dd86a5d1"/>
     <w:p>
       <w:pPr>
         <w:pStyle w:val="Heading2"/>
@@ -8706,7 +8326,6 @@
       <w:tblPr>
         <w:tblStyle w:val="Table"/>
         <w:tblW w:type="auto" w:w="0"/>
-        <w:jc w:val="left"/>
         <w:tblLook w:firstRow="1" w:lastRow="0" w:firstColumn="0" w:lastColumn="0" w:noHBand="0" w:noVBand="0" w:val="0020"/>
       </w:tblPr>
       <w:tblGrid>
@@ -8723,7 +8342,6 @@
           <w:p>
             <w:pPr>
               <w:pStyle w:val="Compact"/>
-              <w:jc w:val="left"/>
             </w:pPr>
             <w:r>
               <w:t xml:space="preserve">Estado del paquete</w:t>
@@ -8735,7 +8353,6 @@
           <w:p>
             <w:pPr>
               <w:pStyle w:val="Compact"/>
-              <w:jc w:val="left"/>
             </w:pPr>
             <w:r>
               <w:t xml:space="preserve">Flag</w:t>
@@ -8747,7 +8364,6 @@
           <w:p>
             <w:pPr>
               <w:pStyle w:val="Compact"/>
-              <w:jc w:val="left"/>
             </w:pPr>
             <w:r>
               <w:t xml:space="preserve">¿Pasa con</w:t>
@@ -8773,7 +8389,6 @@
           <w:p>
             <w:pPr>
               <w:pStyle w:val="Compact"/>
-              <w:jc w:val="left"/>
             </w:pPr>
             <w:r>
               <w:t xml:space="preserve">Nueva conexión entrante</w:t>
@@ -8785,7 +8400,6 @@
           <w:p>
             <w:pPr>
               <w:pStyle w:val="Compact"/>
-              <w:jc w:val="left"/>
             </w:pPr>
             <w:r>
               <w:t xml:space="preserve">SYN</w:t>
@@ -8797,7 +8411,6 @@
           <w:p>
             <w:pPr>
               <w:pStyle w:val="Compact"/>
-              <w:jc w:val="left"/>
             </w:pPr>
             <w:r>
               <w:t xml:space="preserve">❌ Se bloquea</w:t>
@@ -8811,7 +8424,6 @@
           <w:p>
             <w:pPr>
               <w:pStyle w:val="Compact"/>
-              <w:jc w:val="left"/>
             </w:pPr>
             <w:r>
               <w:t xml:space="preserve">Retorno de conexión iniciada por ti</w:t>
@@ -8823,7 +8435,6 @@
           <w:p>
             <w:pPr>
               <w:pStyle w:val="Compact"/>
-              <w:jc w:val="left"/>
             </w:pPr>
             <w:r>
               <w:t xml:space="preserve">ACK</w:t>
@@ -8835,7 +8446,6 @@
           <w:p>
             <w:pPr>
               <w:pStyle w:val="Compact"/>
-              <w:jc w:val="left"/>
             </w:pPr>
             <w:r>
               <w:t xml:space="preserve">✅ Pasa</w:t>
@@ -8851,8 +8461,8 @@
         </w:pict>
       </w:r>
     </w:p>
-    <w:bookmarkEnd w:id="74"/>
-    <w:bookmarkStart w:id="75" w:name="verificación-y-troubleshooting"/>
+    <w:bookmarkEnd w:id="63"/>
+    <w:bookmarkStart w:id="64" w:name="verificación-y-troubleshooting"/>
     <w:p>
       <w:pPr>
         <w:pStyle w:val="Heading2"/>
@@ -9091,13 +8701,7 @@
         <w:t xml:space="preserve"> </w:t>
       </w:r>
       <w:r>
-        <w:t xml:space="preserve">“</w:t>
-      </w:r>
-      <w:r>
-        <w:t xml:space="preserve">lo no listado</w:t>
-      </w:r>
-      <w:r>
-        <w:t xml:space="preserve">”</w:t>
+        <w:t xml:space="preserve">“lo no listado”</w:t>
       </w:r>
       <w:r>
         <w:t xml:space="preserve"> </w:t>
@@ -9133,21 +8737,7 @@
           <w:b/>
           <w:bCs/>
         </w:rPr>
-        <w:t xml:space="preserve">“</w:t>
-      </w:r>
-      <w:r>
-        <w:rPr>
-          <w:b/>
-          <w:bCs/>
-        </w:rPr>
-        <w:t xml:space="preserve">no funciona</w:t>
-      </w:r>
-      <w:r>
-        <w:rPr>
-          <w:b/>
-          <w:bCs/>
-        </w:rPr>
-        <w:t xml:space="preserve">”</w:t>
+        <w:t xml:space="preserve">“no funciona”</w:t>
       </w:r>
       <w:r>
         <w:t xml:space="preserve"> </w:t>
@@ -9175,8 +8765,8 @@
         </w:pict>
       </w:r>
     </w:p>
-    <w:bookmarkEnd w:id="75"/>
-    <w:bookmarkStart w:id="76" w:name="mini-chequeo-3"/>
+    <w:bookmarkEnd w:id="64"/>
+    <w:bookmarkStart w:id="65" w:name="mini-chequeo-3"/>
     <w:p>
       <w:pPr>
         <w:pStyle w:val="Heading2"/>
@@ -9388,8 +8978,8 @@
         </w:pict>
       </w:r>
     </w:p>
-    <w:bookmarkEnd w:id="76"/>
-    <w:bookmarkStart w:id="77" w:name="resumen-en-3-frases-3"/>
+    <w:bookmarkEnd w:id="65"/>
+    <w:bookmarkStart w:id="66" w:name="resumen-en-3-frases-3"/>
     <w:p>
       <w:pPr>
         <w:pStyle w:val="Heading2"/>
@@ -9505,8 +9095,8 @@
         <w:t xml:space="preserve">revelan dónde se resuelve cada paquete.</w:t>
       </w:r>
     </w:p>
-    <w:bookmarkEnd w:id="77"/>
-    <w:bookmarkStart w:id="78" w:name="vocabulario-rápido-3"/>
+    <w:bookmarkEnd w:id="66"/>
+    <w:bookmarkStart w:id="67" w:name="vocabulario-rápido-3"/>
     <w:p>
       <w:pPr>
         <w:pStyle w:val="Heading2"/>
@@ -9519,7 +9109,6 @@
       <w:tblPr>
         <w:tblStyle w:val="Table"/>
         <w:tblW w:type="pct" w:w="5000"/>
-        <w:jc w:val="left"/>
         <w:tblLayout w:type="fixed"/>
         <w:tblLook w:firstRow="1" w:lastRow="0" w:firstColumn="0" w:lastColumn="0" w:noHBand="0" w:noVBand="0" w:val="0020"/>
       </w:tblPr>
@@ -9536,7 +9125,6 @@
           <w:p>
             <w:pPr>
               <w:pStyle w:val="Compact"/>
-              <w:jc w:val="left"/>
             </w:pPr>
             <w:r>
               <w:t xml:space="preserve">Término</w:t>
@@ -9548,7 +9136,6 @@
           <w:p>
             <w:pPr>
               <w:pStyle w:val="Compact"/>
-              <w:jc w:val="left"/>
             </w:pPr>
             <w:r>
               <w:t xml:space="preserve">Idea general</w:t>
@@ -9562,7 +9149,6 @@
           <w:p>
             <w:pPr>
               <w:pStyle w:val="Compact"/>
-              <w:jc w:val="left"/>
             </w:pPr>
             <w:r>
               <w:t xml:space="preserve">ACL extendida</w:t>
@@ -9574,7 +9160,6 @@
           <w:p>
             <w:pPr>
               <w:pStyle w:val="Compact"/>
-              <w:jc w:val="left"/>
             </w:pPr>
             <w:r>
               <w:t xml:space="preserve">Filtra por origen, destino, protocolo y puerto</w:t>
@@ -9588,7 +9173,6 @@
           <w:p>
             <w:pPr>
               <w:pStyle w:val="Compact"/>
-              <w:jc w:val="left"/>
             </w:pPr>
             <w:r>
               <w:t xml:space="preserve">ACL nombrada</w:t>
@@ -9600,7 +9184,6 @@
           <w:p>
             <w:pPr>
               <w:pStyle w:val="Compact"/>
-              <w:jc w:val="left"/>
             </w:pPr>
             <w:r>
               <w:t xml:space="preserve">Usa un nombre (</w:t>
@@ -9623,7 +9206,6 @@
           <w:p>
             <w:pPr>
               <w:pStyle w:val="Compact"/>
-              <w:jc w:val="left"/>
             </w:pPr>
             <w:r>
               <w:rPr>
@@ -9638,7 +9220,6 @@
           <w:p>
             <w:pPr>
               <w:pStyle w:val="Compact"/>
-              <w:jc w:val="left"/>
             </w:pPr>
             <w:r>
               <w:t xml:space="preserve">Filtra por puerto destino (80, 443, 53…)</w:t>
@@ -9652,7 +9233,6 @@
           <w:p>
             <w:pPr>
               <w:pStyle w:val="Compact"/>
-              <w:jc w:val="left"/>
             </w:pPr>
             <w:r>
               <w:t xml:space="preserve">time-range</w:t>
@@ -9664,7 +9244,6 @@
           <w:p>
             <w:pPr>
               <w:pStyle w:val="Compact"/>
-              <w:jc w:val="left"/>
             </w:pPr>
             <w:r>
               <w:t xml:space="preserve">Ventana horaria (periodic/absolute) que activa o duerme una regla</w:t>
@@ -9678,7 +9257,6 @@
           <w:p>
             <w:pPr>
               <w:pStyle w:val="Compact"/>
-              <w:jc w:val="left"/>
             </w:pPr>
             <w:r>
               <w:t xml:space="preserve">established</w:t>
@@ -9690,7 +9268,6 @@
           <w:p>
             <w:pPr>
               <w:pStyle w:val="Compact"/>
-              <w:jc w:val="left"/>
             </w:pPr>
             <w:r>
               <w:t xml:space="preserve">Permite tráfico TCP de conversaciones ya iniciadas (ACK)</w:t>
@@ -9704,7 +9281,6 @@
           <w:p>
             <w:pPr>
               <w:pStyle w:val="Compact"/>
-              <w:jc w:val="left"/>
             </w:pPr>
             <w:r>
               <w:t xml:space="preserve">Submodo config-ext-nacl</w:t>
@@ -9716,7 +9292,6 @@
           <w:p>
             <w:pPr>
               <w:pStyle w:val="Compact"/>
-              <w:jc w:val="left"/>
             </w:pPr>
             <w:r>
               <w:t xml:space="preserve">Modo para escribir reglas de una ACL nombrada</w:t>
@@ -9742,7 +9317,7 @@
       <w:r>
         <w:t xml:space="preserve"> </w:t>
       </w:r>
-      <w:hyperlink r:id="rId43">
+      <w:hyperlink r:id="rId32">
         <w:r>
           <w:rPr>
             <w:rStyle w:val="Hyperlink"/>
@@ -9769,7 +9344,7 @@
       <w:r>
         <w:t xml:space="preserve"> </w:t>
       </w:r>
-      <w:hyperlink r:id="rId25">
+      <w:hyperlink r:id="rId14">
         <w:r>
           <w:rPr>
             <w:rStyle w:val="Hyperlink"/>
@@ -9796,7 +9371,7 @@
       <w:r>
         <w:t xml:space="preserve"> </w:t>
       </w:r>
-      <w:hyperlink r:id="rId27">
+      <w:hyperlink r:id="rId16">
         <w:r>
           <w:rPr>
             <w:rStyle w:val="Hyperlink"/>
@@ -9805,9 +9380,9 @@
         </w:r>
       </w:hyperlink>
     </w:p>
-    <w:bookmarkEnd w:id="78"/>
-    <w:bookmarkEnd w:id="79"/>
-    <w:bookmarkStart w:id="90" w:name="port-security"/>
+    <w:bookmarkEnd w:id="67"/>
+    <w:bookmarkEnd w:id="68"/>
+    <w:bookmarkStart w:id="79" w:name="port-security"/>
     <w:p>
       <w:pPr>
         <w:pStyle w:val="Heading1"/>
@@ -9871,7 +9446,7 @@
         </w:pict>
       </w:r>
     </w:p>
-    <w:bookmarkStart w:id="81" w:name="la-idea-en-una-frase-4"/>
+    <w:bookmarkStart w:id="70" w:name="la-idea-en-una-frase-4"/>
     <w:p>
       <w:pPr>
         <w:pStyle w:val="Heading2"/>
@@ -9908,7 +9483,7 @@
       <w:r>
         <w:t xml:space="preserve"> </w:t>
       </w:r>
-      <w:hyperlink r:id="rId80">
+      <w:hyperlink r:id="rId69">
         <w:r>
           <w:rPr>
             <w:rStyle w:val="Hyperlink"/>
@@ -9927,8 +9502,8 @@
         </w:pict>
       </w:r>
     </w:p>
-    <w:bookmarkEnd w:id="81"/>
-    <w:bookmarkStart w:id="82" w:name="qué-problema-resuelve"/>
+    <w:bookmarkEnd w:id="70"/>
+    <w:bookmarkStart w:id="71" w:name="qué-problema-resuelve"/>
     <w:p>
       <w:pPr>
         <w:pStyle w:val="Heading2"/>
@@ -9962,7 +9537,6 @@
       <w:tblPr>
         <w:tblStyle w:val="Table"/>
         <w:tblW w:type="pct" w:w="5000"/>
-        <w:jc w:val="left"/>
         <w:tblLayout w:type="fixed"/>
         <w:tblLook w:firstRow="1" w:lastRow="0" w:firstColumn="0" w:lastColumn="0" w:noHBand="0" w:noVBand="0" w:val="0020"/>
       </w:tblPr>
@@ -9979,7 +9553,6 @@
           <w:p>
             <w:pPr>
               <w:pStyle w:val="Compact"/>
-              <w:jc w:val="left"/>
             </w:pPr>
             <w:r>
               <w:t xml:space="preserve">Ataque</w:t>
@@ -9991,7 +9564,6 @@
           <w:p>
             <w:pPr>
               <w:pStyle w:val="Compact"/>
-              <w:jc w:val="left"/>
             </w:pPr>
             <w:r>
               <w:t xml:space="preserve">Mitigación de Port Security</w:t>
@@ -10005,7 +9577,6 @@
           <w:p>
             <w:pPr>
               <w:pStyle w:val="Compact"/>
-              <w:jc w:val="left"/>
             </w:pPr>
             <w:r>
               <w:t xml:space="preserve">CAM flooding (llenar la tabla MAC)</w:t>
@@ -10017,7 +9588,6 @@
           <w:p>
             <w:pPr>
               <w:pStyle w:val="Compact"/>
-              <w:jc w:val="left"/>
             </w:pPr>
             <w:r>
               <w:rPr>
@@ -10040,7 +9610,6 @@
           <w:p>
             <w:pPr>
               <w:pStyle w:val="Compact"/>
-              <w:jc w:val="left"/>
             </w:pPr>
             <w:r>
               <w:t xml:space="preserve">Portátil no autorizado</w:t>
@@ -10052,7 +9621,6 @@
           <w:p>
             <w:pPr>
               <w:pStyle w:val="Compact"/>
-              <w:jc w:val="left"/>
             </w:pPr>
             <w:r>
               <w:rPr>
@@ -10075,7 +9643,6 @@
           <w:p>
             <w:pPr>
               <w:pStyle w:val="Compact"/>
-              <w:jc w:val="left"/>
             </w:pPr>
             <w:r>
               <w:t xml:space="preserve">Switch no administrado conectado</w:t>
@@ -10087,7 +9654,6 @@
           <w:p>
             <w:pPr>
               <w:pStyle w:val="Compact"/>
-              <w:jc w:val="left"/>
             </w:pPr>
             <w:r>
               <w:t xml:space="preserve">Se supera el máximo y el puerto se desactiva</w:t>
@@ -10103,8 +9669,8 @@
         </w:pict>
       </w:r>
     </w:p>
-    <w:bookmarkEnd w:id="82"/>
-    <w:bookmarkStart w:id="83" w:name="configuración-básica"/>
+    <w:bookmarkEnd w:id="71"/>
+    <w:bookmarkStart w:id="72" w:name="configuración-básica"/>
     <w:p>
       <w:pPr>
         <w:pStyle w:val="Heading2"/>
@@ -10320,8 +9886,8 @@
         </w:pict>
       </w:r>
     </w:p>
-    <w:bookmarkEnd w:id="83"/>
-    <w:bookmarkStart w:id="84" w:name="los-parámetros-clave"/>
+    <w:bookmarkEnd w:id="72"/>
+    <w:bookmarkStart w:id="73" w:name="los-parámetros-clave"/>
     <w:p>
       <w:pPr>
         <w:pStyle w:val="Heading2"/>
@@ -10334,7 +9900,6 @@
       <w:tblPr>
         <w:tblStyle w:val="Table"/>
         <w:tblW w:type="pct" w:w="5000"/>
-        <w:jc w:val="left"/>
         <w:tblLayout w:type="fixed"/>
         <w:tblLook w:firstRow="1" w:lastRow="0" w:firstColumn="0" w:lastColumn="0" w:noHBand="0" w:noVBand="0" w:val="0020"/>
       </w:tblPr>
@@ -10351,7 +9916,6 @@
           <w:p>
             <w:pPr>
               <w:pStyle w:val="Compact"/>
-              <w:jc w:val="left"/>
             </w:pPr>
             <w:r>
               <w:t xml:space="preserve">Parámetro</w:t>
@@ -10363,7 +9927,6 @@
           <w:p>
             <w:pPr>
               <w:pStyle w:val="Compact"/>
-              <w:jc w:val="left"/>
             </w:pPr>
             <w:r>
               <w:t xml:space="preserve">Descripción</w:t>
@@ -10377,7 +9940,6 @@
           <w:p>
             <w:pPr>
               <w:pStyle w:val="Compact"/>
-              <w:jc w:val="left"/>
             </w:pPr>
             <w:r>
               <w:rPr>
@@ -10392,7 +9954,6 @@
           <w:p>
             <w:pPr>
               <w:pStyle w:val="Compact"/>
-              <w:jc w:val="left"/>
             </w:pPr>
             <w:r>
               <w:t xml:space="preserve">Nº máximo de MACs permitidas en el puerto (</w:t>
@@ -10416,7 +9977,6 @@
           <w:p>
             <w:pPr>
               <w:pStyle w:val="Compact"/>
-              <w:jc w:val="left"/>
             </w:pPr>
             <w:r>
               <w:rPr>
@@ -10431,7 +9991,6 @@
           <w:p>
             <w:pPr>
               <w:pStyle w:val="Compact"/>
-              <w:jc w:val="left"/>
             </w:pPr>
             <w:r>
               <w:t xml:space="preserve">Aprende la MAC automáticamente y la</w:t>
@@ -10461,7 +10020,6 @@
           <w:p>
             <w:pPr>
               <w:pStyle w:val="Compact"/>
-              <w:jc w:val="left"/>
             </w:pPr>
             <w:r>
               <w:rPr>
@@ -10476,7 +10034,6 @@
           <w:p>
             <w:pPr>
               <w:pStyle w:val="Compact"/>
-              <w:jc w:val="left"/>
             </w:pPr>
             <w:r>
               <w:rPr>
@@ -10500,7 +10057,6 @@
           <w:p>
             <w:pPr>
               <w:pStyle w:val="Compact"/>
-              <w:jc w:val="left"/>
             </w:pPr>
             <w:r>
               <w:rPr>
@@ -10515,7 +10071,6 @@
           <w:p>
             <w:pPr>
               <w:pStyle w:val="Compact"/>
-              <w:jc w:val="left"/>
             </w:pPr>
             <w:r>
               <w:t xml:space="preserve">Descarta el tráfico extra, genera log y contadores, pero</w:t>
@@ -10545,7 +10100,6 @@
           <w:p>
             <w:pPr>
               <w:pStyle w:val="Compact"/>
-              <w:jc w:val="left"/>
             </w:pPr>
             <w:r>
               <w:rPr>
@@ -10560,7 +10114,6 @@
           <w:p>
             <w:pPr>
               <w:pStyle w:val="Compact"/>
-              <w:jc w:val="left"/>
             </w:pPr>
             <w:r>
               <w:t xml:space="preserve">Descarta el tráfico extra</w:t>
@@ -10653,8 +10206,8 @@
         </w:pict>
       </w:r>
     </w:p>
-    <w:bookmarkEnd w:id="84"/>
-    <w:bookmarkStart w:id="85" w:name="la-violación-en-acción"/>
+    <w:bookmarkEnd w:id="73"/>
+    <w:bookmarkStart w:id="74" w:name="la-violación-en-acción"/>
     <w:p>
       <w:pPr>
         <w:pStyle w:val="Heading2"/>
@@ -10945,8 +10498,8 @@
         </w:pict>
       </w:r>
     </w:p>
-    <w:bookmarkEnd w:id="85"/>
-    <w:bookmarkStart w:id="86" w:name="verificación"/>
+    <w:bookmarkEnd w:id="74"/>
+    <w:bookmarkStart w:id="75" w:name="verificación"/>
     <w:p>
       <w:pPr>
         <w:pStyle w:val="Heading2"/>
@@ -11006,7 +10559,6 @@
       <w:tblPr>
         <w:tblStyle w:val="Table"/>
         <w:tblW w:type="pct" w:w="5000"/>
-        <w:jc w:val="left"/>
         <w:tblLayout w:type="fixed"/>
         <w:tblLook w:firstRow="1" w:lastRow="0" w:firstColumn="0" w:lastColumn="0" w:noHBand="0" w:noVBand="0" w:val="0020"/>
       </w:tblPr>
@@ -11023,7 +10575,6 @@
           <w:p>
             <w:pPr>
               <w:pStyle w:val="Compact"/>
-              <w:jc w:val="left"/>
             </w:pPr>
             <w:r>
               <w:t xml:space="preserve">Comando</w:t>
@@ -11035,7 +10586,6 @@
           <w:p>
             <w:pPr>
               <w:pStyle w:val="Compact"/>
-              <w:jc w:val="left"/>
             </w:pPr>
             <w:r>
               <w:t xml:space="preserve">Qué muestra</w:t>
@@ -11049,7 +10599,6 @@
           <w:p>
             <w:pPr>
               <w:pStyle w:val="Compact"/>
-              <w:jc w:val="left"/>
             </w:pPr>
             <w:r>
               <w:rPr>
@@ -11064,7 +10613,6 @@
           <w:p>
             <w:pPr>
               <w:pStyle w:val="Compact"/>
-              <w:jc w:val="left"/>
             </w:pPr>
             <w:r>
               <w:t xml:space="preserve">Resumen de puertos seguros y violaciones</w:t>
@@ -11078,7 +10626,6 @@
           <w:p>
             <w:pPr>
               <w:pStyle w:val="Compact"/>
-              <w:jc w:val="left"/>
             </w:pPr>
             <w:r>
               <w:rPr>
@@ -11093,7 +10640,6 @@
           <w:p>
             <w:pPr>
               <w:pStyle w:val="Compact"/>
-              <w:jc w:val="left"/>
             </w:pPr>
             <w:r>
               <w:t xml:space="preserve">Estado, máximo, MACs actuales y tipo de violación de un puerto</w:t>
@@ -11107,7 +10653,6 @@
           <w:p>
             <w:pPr>
               <w:pStyle w:val="Compact"/>
-              <w:jc w:val="left"/>
             </w:pPr>
             <w:r>
               <w:rPr>
@@ -11122,7 +10667,6 @@
           <w:p>
             <w:pPr>
               <w:pStyle w:val="Compact"/>
-              <w:jc w:val="left"/>
             </w:pPr>
             <w:r>
               <w:t xml:space="preserve">Las MACs marcadas como SECURE (sticky)</w:t>
@@ -11201,8 +10745,8 @@
         </w:pict>
       </w:r>
     </w:p>
-    <w:bookmarkEnd w:id="86"/>
-    <w:bookmarkStart w:id="87" w:name="mini-chequeo-4"/>
+    <w:bookmarkEnd w:id="75"/>
+    <w:bookmarkStart w:id="76" w:name="mini-chequeo-4"/>
     <w:p>
       <w:pPr>
         <w:pStyle w:val="Heading2"/>
@@ -11378,8 +10922,8 @@
         </w:pict>
       </w:r>
     </w:p>
-    <w:bookmarkEnd w:id="87"/>
-    <w:bookmarkStart w:id="88" w:name="resumen-en-3-frases-4"/>
+    <w:bookmarkEnd w:id="76"/>
+    <w:bookmarkStart w:id="77" w:name="resumen-en-3-frases-4"/>
     <w:p>
       <w:pPr>
         <w:pStyle w:val="Heading2"/>
@@ -11451,8 +10995,8 @@
         <w:t xml:space="preserve">) pone el puerto en errdisable; se recupera a mano o con errdisable recovery.</w:t>
       </w:r>
     </w:p>
-    <w:bookmarkEnd w:id="88"/>
-    <w:bookmarkStart w:id="89" w:name="vocabulario-rápido-4"/>
+    <w:bookmarkEnd w:id="77"/>
+    <w:bookmarkStart w:id="78" w:name="vocabulario-rápido-4"/>
     <w:p>
       <w:pPr>
         <w:pStyle w:val="Heading2"/>
@@ -11465,7 +11009,6 @@
       <w:tblPr>
         <w:tblStyle w:val="Table"/>
         <w:tblW w:type="auto" w:w="0"/>
-        <w:jc w:val="left"/>
         <w:tblLook w:firstRow="1" w:lastRow="0" w:firstColumn="0" w:lastColumn="0" w:noHBand="0" w:noVBand="0" w:val="0020"/>
       </w:tblPr>
       <w:tblGrid>
@@ -11481,7 +11024,6 @@
           <w:p>
             <w:pPr>
               <w:pStyle w:val="Compact"/>
-              <w:jc w:val="left"/>
             </w:pPr>
             <w:r>
               <w:t xml:space="preserve">Término</w:t>
@@ -11493,7 +11035,6 @@
           <w:p>
             <w:pPr>
               <w:pStyle w:val="Compact"/>
-              <w:jc w:val="left"/>
             </w:pPr>
             <w:r>
               <w:t xml:space="preserve">Idea general</w:t>
@@ -11507,7 +11048,6 @@
           <w:p>
             <w:pPr>
               <w:pStyle w:val="Compact"/>
-              <w:jc w:val="left"/>
             </w:pPr>
             <w:r>
               <w:t xml:space="preserve">Port Security</w:t>
@@ -11519,7 +11059,6 @@
           <w:p>
             <w:pPr>
               <w:pStyle w:val="Compact"/>
-              <w:jc w:val="left"/>
             </w:pPr>
             <w:r>
               <w:t xml:space="preserve">Técnica que limita MACs por puerto</w:t>
@@ -11533,7 +11072,6 @@
           <w:p>
             <w:pPr>
               <w:pStyle w:val="Compact"/>
-              <w:jc w:val="left"/>
             </w:pPr>
             <w:r>
               <w:t xml:space="preserve">maximum</w:t>
@@ -11545,7 +11083,6 @@
           <w:p>
             <w:pPr>
               <w:pStyle w:val="Compact"/>
-              <w:jc w:val="left"/>
             </w:pPr>
             <w:r>
               <w:t xml:space="preserve">Nº máximo de MACs permitidas</w:t>
@@ -11559,7 +11096,6 @@
           <w:p>
             <w:pPr>
               <w:pStyle w:val="Compact"/>
-              <w:jc w:val="left"/>
             </w:pPr>
             <w:r>
               <w:t xml:space="preserve">Sticky MAC</w:t>
@@ -11571,7 +11107,6 @@
           <w:p>
             <w:pPr>
               <w:pStyle w:val="Compact"/>
-              <w:jc w:val="left"/>
             </w:pPr>
             <w:r>
               <w:t xml:space="preserve">MAC aprendida y guardada como permanente</w:t>
@@ -11585,7 +11120,6 @@
           <w:p>
             <w:pPr>
               <w:pStyle w:val="Compact"/>
-              <w:jc w:val="left"/>
             </w:pPr>
             <w:r>
               <w:t xml:space="preserve">Violación</w:t>
@@ -11597,7 +11131,6 @@
           <w:p>
             <w:pPr>
               <w:pStyle w:val="Compact"/>
-              <w:jc w:val="left"/>
             </w:pPr>
             <w:r>
               <w:t xml:space="preserve">Superar el máximo permitido en un puerto</w:t>
@@ -11611,7 +11144,6 @@
           <w:p>
             <w:pPr>
               <w:pStyle w:val="Compact"/>
-              <w:jc w:val="left"/>
             </w:pPr>
             <w:r>
               <w:t xml:space="preserve">errdisable</w:t>
@@ -11623,7 +11155,6 @@
           <w:p>
             <w:pPr>
               <w:pStyle w:val="Compact"/>
-              <w:jc w:val="left"/>
             </w:pPr>
             <w:r>
               <w:t xml:space="preserve">Puerto deshabilitado por el switch al detectar un error</w:t>
@@ -11637,7 +11168,6 @@
           <w:p>
             <w:pPr>
               <w:pStyle w:val="Compact"/>
-              <w:jc w:val="left"/>
             </w:pPr>
             <w:r>
               <w:rPr>
@@ -11652,7 +11182,6 @@
           <w:p>
             <w:pPr>
               <w:pStyle w:val="Compact"/>
-              <w:jc w:val="left"/>
             </w:pPr>
             <w:r>
               <w:t xml:space="preserve">Modo que desactiva el puerto al violarse</w:t>
@@ -11678,7 +11207,7 @@
       <w:r>
         <w:t xml:space="preserve"> </w:t>
       </w:r>
-      <w:hyperlink r:id="rId43">
+      <w:hyperlink r:id="rId32">
         <w:r>
           <w:rPr>
             <w:rStyle w:val="Hyperlink"/>
@@ -11705,7 +11234,7 @@
       <w:r>
         <w:t xml:space="preserve"> </w:t>
       </w:r>
-      <w:hyperlink r:id="rId26">
+      <w:hyperlink r:id="rId15">
         <w:r>
           <w:rPr>
             <w:rStyle w:val="Hyperlink"/>
@@ -11732,7 +11261,7 @@
       <w:r>
         <w:t xml:space="preserve"> </w:t>
       </w:r>
-      <w:hyperlink r:id="rId28">
+      <w:hyperlink r:id="rId17">
         <w:r>
           <w:rPr>
             <w:rStyle w:val="Hyperlink"/>
@@ -11741,9 +11270,9 @@
         </w:r>
       </w:hyperlink>
     </w:p>
-    <w:bookmarkEnd w:id="89"/>
-    <w:bookmarkEnd w:id="90"/>
-    <w:bookmarkStart w:id="103" w:name="cierre-consolida-lo-aprendido"/>
+    <w:bookmarkEnd w:id="78"/>
+    <w:bookmarkEnd w:id="79"/>
+    <w:bookmarkStart w:id="92" w:name="cierre-consolida-lo-aprendido"/>
     <w:p>
       <w:pPr>
         <w:pStyle w:val="Heading1"/>
@@ -11817,7 +11346,7 @@
       <w:r>
         <w:t xml:space="preserve"> </w:t>
       </w:r>
-      <w:hyperlink r:id="rId27">
+      <w:hyperlink r:id="rId16">
         <w:r>
           <w:rPr>
             <w:rStyle w:val="Hyperlink"/>
@@ -11839,7 +11368,7 @@
         </w:pict>
       </w:r>
     </w:p>
-    <w:bookmarkStart w:id="91" w:name="sé-el-paquete"/>
+    <w:bookmarkStart w:id="80" w:name="sé-el-paquete"/>
     <w:p>
       <w:pPr>
         <w:pStyle w:val="Heading2"/>
@@ -12082,8 +11611,8 @@
         </w:pict>
       </w:r>
     </w:p>
-    <w:bookmarkEnd w:id="91"/>
-    <w:bookmarkStart w:id="92" w:name="Xa65b68670f24f5cb6d00a714fcd9e709a61a4cb"/>
+    <w:bookmarkEnd w:id="80"/>
+    <w:bookmarkStart w:id="81" w:name="Xa65b68670f24f5cb6d00a714fcd9e709a61a4cb"/>
     <w:p>
       <w:pPr>
         <w:pStyle w:val="Heading2"/>
@@ -12125,13 +11654,7 @@
         <w:t xml:space="preserve"> </w:t>
       </w:r>
       <w:r>
-        <w:t xml:space="preserve">“</w:t>
-      </w:r>
-      <w:r>
-        <w:t xml:space="preserve">que la contabilidad no salga a Internet</w:t>
-      </w:r>
-      <w:r>
-        <w:t xml:space="preserve">”</w:t>
+        <w:t xml:space="preserve">“que la contabilidad no salga a Internet”</w:t>
       </w:r>
       <w:r>
         <w:t xml:space="preserve">, yo basto.</w:t>
@@ -12158,13 +11681,7 @@
         <w:t xml:space="preserve"> </w:t>
       </w:r>
       <w:r>
-        <w:t xml:space="preserve">“</w:t>
-      </w:r>
-      <w:r>
-        <w:t xml:space="preserve">que la contabilidad salga a Internet pero sin FTP, y que nadie de invitados toque el puerto 23</w:t>
-      </w:r>
-      <w:r>
-        <w:t xml:space="preserve">”</w:t>
+        <w:t xml:space="preserve">“que la contabilidad salga a Internet pero sin FTP, y que nadie de invitados toque el puerto 23”</w:t>
       </w:r>
       <w:r>
         <w:t xml:space="preserve">, me necesitas a mí: origen, destino, protocolo y puerto.</w:t>
@@ -12293,8 +11810,8 @@
         </w:pict>
       </w:r>
     </w:p>
-    <w:bookmarkEnd w:id="92"/>
-    <w:bookmarkStart w:id="93" w:name="quién-soy"/>
+    <w:bookmarkEnd w:id="81"/>
+    <w:bookmarkStart w:id="82" w:name="quién-soy"/>
     <w:p>
       <w:pPr>
         <w:pStyle w:val="Heading2"/>
@@ -12465,8 +11982,8 @@
         </w:pict>
       </w:r>
     </w:p>
-    <w:bookmarkEnd w:id="93"/>
-    <w:bookmarkStart w:id="94" w:name="X180b414e61e00d5cb3d6748bb945e3a6a97a860"/>
+    <w:bookmarkEnd w:id="82"/>
+    <w:bookmarkStart w:id="83" w:name="X180b414e61e00d5cb3d6748bb945e3a6a97a860"/>
     <w:p>
       <w:pPr>
         <w:pStyle w:val="Heading2"/>
@@ -12478,13 +11995,7 @@
         <w:t xml:space="preserve"> </w:t>
       </w:r>
       <w:r>
-        <w:t xml:space="preserve">“</w:t>
-      </w:r>
-      <w:r>
-        <w:t xml:space="preserve">Puse la ACL y la red entera se cayó</w:t>
-      </w:r>
-      <w:r>
-        <w:t xml:space="preserve">”</w:t>
+        <w:t xml:space="preserve">“Puse la ACL y la red entera se cayó”</w:t>
       </w:r>
     </w:p>
     <w:p>
@@ -12541,13 +12052,7 @@
         <w:t xml:space="preserve"> </w:t>
       </w:r>
       <w:r>
-        <w:t xml:space="preserve">“</w:t>
-      </w:r>
-      <w:r>
-        <w:t xml:space="preserve">permitir solo X</w:t>
-      </w:r>
-      <w:r>
-        <w:t xml:space="preserve">”</w:t>
+        <w:t xml:space="preserve">“permitir solo X”</w:t>
       </w:r>
       <w:r>
         <w:t xml:space="preserve"> </w:t>
@@ -12559,13 +12064,7 @@
         <w:t xml:space="preserve"> </w:t>
       </w:r>
       <w:r>
-        <w:t xml:space="preserve">“</w:t>
-      </w:r>
-      <w:r>
-        <w:t xml:space="preserve">negar explícitamente el resto o confiar en el implícito</w:t>
-      </w:r>
-      <w:r>
-        <w:t xml:space="preserve">”</w:t>
+        <w:t xml:space="preserve">“negar explícitamente el resto o confiar en el implícito”</w:t>
       </w:r>
       <w:r>
         <w:t xml:space="preserve">. Y si la escribiste al revés de lo planeado, permitiste lo que querías negar.</w:t>
@@ -12626,13 +12125,7 @@
         <w:t xml:space="preserve"> </w:t>
       </w:r>
       <w:r>
-        <w:t xml:space="preserve">“</w:t>
-      </w:r>
-      <w:r>
-        <w:t xml:space="preserve">en caliente</w:t>
-      </w:r>
-      <w:r>
-        <w:t xml:space="preserve">”</w:t>
+        <w:t xml:space="preserve">“en caliente”</w:t>
       </w:r>
       <w:r>
         <w:t xml:space="preserve">. Los tres errores clásicos, en un solo incidente.</w:t>
@@ -12645,8 +12138,8 @@
         </w:pict>
       </w:r>
     </w:p>
-    <w:bookmarkEnd w:id="94"/>
-    <w:bookmarkStart w:id="95" w:name="X984e5d87c17268288c8a4463e8f0318d93cdfd1"/>
+    <w:bookmarkEnd w:id="83"/>
+    <w:bookmarkStart w:id="84" w:name="X984e5d87c17268288c8a4463e8f0318d93cdfd1"/>
     <w:p>
       <w:pPr>
         <w:pStyle w:val="Heading2"/>
@@ -13101,8 +12594,8 @@
         </w:pict>
       </w:r>
     </w:p>
-    <w:bookmarkEnd w:id="95"/>
-    <w:bookmarkStart w:id="96" w:name="logros-de-esta-unidad"/>
+    <w:bookmarkEnd w:id="84"/>
+    <w:bookmarkStart w:id="85" w:name="logros-de-esta-unidad"/>
     <w:p>
       <w:pPr>
         <w:pStyle w:val="Heading2"/>
@@ -13115,7 +12608,6 @@
       <w:tblPr>
         <w:tblStyle w:val="Table"/>
         <w:tblW w:type="pct" w:w="5000"/>
-        <w:jc w:val="left"/>
         <w:tblLayout w:type="fixed"/>
         <w:tblLook w:firstRow="1" w:lastRow="0" w:firstColumn="0" w:lastColumn="0" w:noHBand="0" w:noVBand="0" w:val="0020"/>
       </w:tblPr>
@@ -13132,7 +12624,6 @@
           <w:p>
             <w:pPr>
               <w:pStyle w:val="Compact"/>
-              <w:jc w:val="left"/>
             </w:pPr>
             <w:r>
               <w:t xml:space="preserve">Logro</w:t>
@@ -13144,7 +12635,6 @@
           <w:p>
             <w:pPr>
               <w:pStyle w:val="Compact"/>
-              <w:jc w:val="left"/>
             </w:pPr>
             <w:r>
               <w:t xml:space="preserve">Cómo conseguirlo</w:t>
@@ -13158,7 +12648,6 @@
           <w:p>
             <w:pPr>
               <w:pStyle w:val="Compact"/>
-              <w:jc w:val="left"/>
             </w:pPr>
             <w:r>
               <w:t xml:space="preserve">🏅</w:t>
@@ -13180,7 +12669,6 @@
           <w:p>
             <w:pPr>
               <w:pStyle w:val="Compact"/>
-              <w:jc w:val="left"/>
             </w:pPr>
             <w:r>
               <w:t xml:space="preserve">Las 4 políticas del laboratorio verificadas a la primera</w:t>
@@ -13194,7 +12682,6 @@
           <w:p>
             <w:pPr>
               <w:pStyle w:val="Compact"/>
-              <w:jc w:val="left"/>
             </w:pPr>
             <w:r>
               <w:t xml:space="preserve">🏅</w:t>
@@ -13216,7 +12703,6 @@
           <w:p>
             <w:pPr>
               <w:pStyle w:val="Compact"/>
-              <w:jc w:val="left"/>
             </w:pPr>
             <w:r>
               <w:t xml:space="preserve">Convertir 5 máscaras a wildcards sin papel</w:t>
@@ -13230,7 +12716,6 @@
           <w:p>
             <w:pPr>
               <w:pStyle w:val="Compact"/>
-              <w:jc w:val="left"/>
             </w:pPr>
             <w:r>
               <w:t xml:space="preserve">🏅</w:t>
@@ -13252,7 +12737,6 @@
           <w:p>
             <w:pPr>
               <w:pStyle w:val="Compact"/>
-              <w:jc w:val="left"/>
             </w:pPr>
             <w:r>
               <w:t xml:space="preserve">Justificar la colocación de cada ACL (estándar cerca del destino, extendida cerca del origen)</w:t>
@@ -13266,7 +12750,6 @@
           <w:p>
             <w:pPr>
               <w:pStyle w:val="Compact"/>
-              <w:jc w:val="left"/>
             </w:pPr>
             <w:r>
               <w:t xml:space="preserve">🏅</w:t>
@@ -13288,7 +12771,6 @@
           <w:p>
             <w:pPr>
               <w:pStyle w:val="Compact"/>
-              <w:jc w:val="left"/>
             </w:pPr>
             <w:r>
               <w:t xml:space="preserve">Port Security con shutdown y violación documentada</w:t>
@@ -13304,8 +12786,8 @@
         </w:pict>
       </w:r>
     </w:p>
-    <w:bookmarkEnd w:id="96"/>
-    <w:bookmarkStart w:id="97" w:name="atrévete-a-pensar"/>
+    <w:bookmarkEnd w:id="85"/>
+    <w:bookmarkStart w:id="86" w:name="atrévete-a-pensar"/>
     <w:p>
       <w:pPr>
         <w:pStyle w:val="Heading2"/>
@@ -13329,13 +12811,7 @@
         <w:t xml:space="preserve"> </w:t>
       </w:r>
       <w:r>
-        <w:t xml:space="preserve">“</w:t>
-      </w:r>
-      <w:r>
-        <w:t xml:space="preserve">solo la VLAN 10 puede administrar el router por SSH</w:t>
-      </w:r>
-      <w:r>
-        <w:t xml:space="preserve">”</w:t>
+        <w:t xml:space="preserve">“solo la VLAN 10 puede administrar el router por SSH”</w:t>
       </w:r>
       <w:r>
         <w:t xml:space="preserve">. ¿Dónde lo implementas: ACL de interfaz o access-class en VTY? ¿Por qué?</w:t>
@@ -13368,13 +12844,7 @@
         <w:t xml:space="preserve"> </w:t>
       </w:r>
       <w:r>
-        <w:t xml:space="preserve">“</w:t>
-      </w:r>
-      <w:r>
-        <w:t xml:space="preserve">a medias</w:t>
-      </w:r>
-      <w:r>
-        <w:t xml:space="preserve">”</w:t>
+        <w:t xml:space="preserve">“a medias”</w:t>
       </w:r>
       <w:r>
         <w:t xml:space="preserve"> </w:t>
@@ -13434,7 +12904,7 @@
         <w:rPr>
           <w:rStyle w:val="VerbatimChar"/>
         </w:rPr>
-        <w:t xml:space="preserve">   access-list 130 permit tcp 192.168.99.0 0.0.0.255 host 192.168.20.10 eq 80</w:t>
+        <w:t xml:space="preserve">access-list 130 permit tcp 192.168.99.0 0.0.0.255 host 192.168.20.10 eq 80</w:t>
       </w:r>
       <w:r>
         <w:br/>
@@ -13443,7 +12913,7 @@
         <w:rPr>
           <w:rStyle w:val="VerbatimChar"/>
         </w:rPr>
-        <w:t xml:space="preserve">   access-list 130 permit tcp 192.168.99.0 0.0.0.255 host 192.168.20.10 eq 443</w:t>
+        <w:t xml:space="preserve">access-list 130 permit tcp 192.168.99.0 0.0.0.255 host 192.168.20.10 eq 443</w:t>
       </w:r>
       <w:r>
         <w:br/>
@@ -13452,7 +12922,7 @@
         <w:rPr>
           <w:rStyle w:val="VerbatimChar"/>
         </w:rPr>
-        <w:t xml:space="preserve">   access-list 130 deny   ip  192.168.99.0 0.0.0.255 192.168.20.0 0.0.0.255</w:t>
+        <w:t xml:space="preserve">access-list 130 deny   ip  192.168.99.0 0.0.0.255 192.168.20.0 0.0.0.255</w:t>
       </w:r>
       <w:r>
         <w:br/>
@@ -13461,7 +12931,7 @@
         <w:rPr>
           <w:rStyle w:val="VerbatimChar"/>
         </w:rPr>
-        <w:t xml:space="preserve">   access-list 130 permit ip  192.168.99.0 0.0.0.255 any</w:t>
+        <w:t xml:space="preserve">access-list 130 permit ip  192.168.99.0 0.0.0.255 any</w:t>
       </w:r>
     </w:p>
     <w:p>
@@ -13536,13 +13006,7 @@
         <w:t xml:space="preserve"> </w:t>
       </w:r>
       <w:r>
-        <w:t xml:space="preserve">“</w:t>
-      </w:r>
-      <w:r>
-        <w:t xml:space="preserve">a medias</w:t>
-      </w:r>
-      <w:r>
-        <w:t xml:space="preserve">”</w:t>
+        <w:t xml:space="preserve">“a medias”</w:t>
       </w:r>
       <w:r>
         <w:t xml:space="preserve">: hay que cuidar qué mensajes ICMP se bloquean (y por eso ICMP no se bloquea a lo bruto).</w:t>
@@ -13603,8 +13067,8 @@
         </w:pict>
       </w:r>
     </w:p>
-    <w:bookmarkEnd w:id="97"/>
-    <w:bookmarkStart w:id="98" w:name="crucigrama-de-bits"/>
+    <w:bookmarkEnd w:id="86"/>
+    <w:bookmarkStart w:id="87" w:name="crucigrama-de-bits"/>
     <w:p>
       <w:pPr>
         <w:pStyle w:val="Heading2"/>
@@ -13750,8 +13214,8 @@
         </w:pict>
       </w:r>
     </w:p>
-    <w:bookmarkEnd w:id="98"/>
-    <w:bookmarkStart w:id="99" w:name="preguntas-de-entrevista-de-trabajo"/>
+    <w:bookmarkEnd w:id="87"/>
+    <w:bookmarkStart w:id="88" w:name="preguntas-de-entrevista-de-trabajo"/>
     <w:p>
       <w:pPr>
         <w:pStyle w:val="Heading2"/>
@@ -13773,21 +13237,7 @@
           <w:b/>
           <w:bCs/>
         </w:rPr>
-        <w:t xml:space="preserve">“</w:t>
-      </w:r>
-      <w:r>
-        <w:rPr>
-          <w:b/>
-          <w:bCs/>
-        </w:rPr>
-        <w:t xml:space="preserve">¿Diferencia entre ACL estándar y extendida y dónde colocarías cada una?</w:t>
-      </w:r>
-      <w:r>
-        <w:rPr>
-          <w:b/>
-          <w:bCs/>
-        </w:rPr>
-        <w:t xml:space="preserve">”</w:t>
+        <w:t xml:space="preserve">“¿Diferencia entre ACL estándar y extendida y dónde colocarías cada una?”</w:t>
       </w:r>
     </w:p>
     <w:p>
@@ -13803,21 +13253,7 @@
           <w:b/>
           <w:bCs/>
         </w:rPr>
-        <w:t xml:space="preserve">“</w:t>
-      </w:r>
-      <w:r>
-        <w:rPr>
-          <w:b/>
-          <w:bCs/>
-        </w:rPr>
-        <w:t xml:space="preserve">Escríbeme una ACL que bloquee el telnet a un servidor pero permita SSH.</w:t>
-      </w:r>
-      <w:r>
-        <w:rPr>
-          <w:b/>
-          <w:bCs/>
-        </w:rPr>
-        <w:t xml:space="preserve">”</w:t>
+        <w:t xml:space="preserve">“Escríbeme una ACL que bloquee el telnet a un servidor pero permita SSH.”</w:t>
       </w:r>
     </w:p>
     <w:p>
@@ -13833,21 +13269,7 @@
           <w:b/>
           <w:bCs/>
         </w:rPr>
-        <w:t xml:space="preserve">“</w:t>
-      </w:r>
-      <w:r>
-        <w:rPr>
-          <w:b/>
-          <w:bCs/>
-        </w:rPr>
-        <w:t xml:space="preserve">¿Qué es el deny implícito y qué consecuencias tiene al editar una ACL numerada?</w:t>
-      </w:r>
-      <w:r>
-        <w:rPr>
-          <w:b/>
-          <w:bCs/>
-        </w:rPr>
-        <w:t xml:space="preserve">”</w:t>
+        <w:t xml:space="preserve">“¿Qué es el deny implícito y qué consecuencias tiene al editar una ACL numerada?”</w:t>
       </w:r>
     </w:p>
     <w:p>
@@ -13863,21 +13285,7 @@
           <w:b/>
           <w:bCs/>
         </w:rPr>
-        <w:t xml:space="preserve">“</w:t>
-      </w:r>
-      <w:r>
-        <w:rPr>
-          <w:b/>
-          <w:bCs/>
-        </w:rPr>
-        <w:t xml:space="preserve">¿Cómo protegerías el acceso de administración de un router Cisco?</w:t>
-      </w:r>
-      <w:r>
-        <w:rPr>
-          <w:b/>
-          <w:bCs/>
-        </w:rPr>
-        <w:t xml:space="preserve">”</w:t>
+        <w:t xml:space="preserve">“¿Cómo protegerías el acceso de administración de un router Cisco?”</w:t>
       </w:r>
     </w:p>
     <w:p>
@@ -13893,21 +13301,7 @@
           <w:b/>
           <w:bCs/>
         </w:rPr>
-        <w:t xml:space="preserve">“</w:t>
-      </w:r>
-      <w:r>
-        <w:rPr>
-          <w:b/>
-          <w:bCs/>
-        </w:rPr>
-        <w:t xml:space="preserve">¿Qué es Port Security y cuándo lo activarías?</w:t>
-      </w:r>
-      <w:r>
-        <w:rPr>
-          <w:b/>
-          <w:bCs/>
-        </w:rPr>
-        <w:t xml:space="preserve">”</w:t>
+        <w:t xml:space="preserve">“¿Qué es Port Security y cuándo lo activarías?”</w:t>
       </w:r>
     </w:p>
     <w:p>
@@ -13987,8 +13381,8 @@
         </w:pict>
       </w:r>
     </w:p>
-    <w:bookmarkEnd w:id="99"/>
-    <w:bookmarkStart w:id="100" w:name="no-hay-preguntas-tontas"/>
+    <w:bookmarkEnd w:id="88"/>
+    <w:bookmarkStart w:id="89" w:name="no-hay-preguntas-tontas"/>
     <w:p>
       <w:pPr>
         <w:pStyle w:val="Heading2"/>
@@ -14094,21 +13488,7 @@
           <w:b/>
           <w:bCs/>
         </w:rPr>
-        <w:t xml:space="preserve">“</w:t>
-      </w:r>
-      <w:r>
-        <w:rPr>
-          <w:b/>
-          <w:bCs/>
-        </w:rPr>
-        <w:t xml:space="preserve">confiables</w:t>
-      </w:r>
-      <w:r>
-        <w:rPr>
-          <w:b/>
-          <w:bCs/>
-        </w:rPr>
-        <w:t xml:space="preserve">”</w:t>
+        <w:t xml:space="preserve">“confiables”</w:t>
       </w:r>
       <w:r>
         <w:rPr>
@@ -14133,8 +13513,8 @@
         </w:pict>
       </w:r>
     </w:p>
-    <w:bookmarkEnd w:id="100"/>
-    <w:bookmarkStart w:id="101" w:name="poscréditos"/>
+    <w:bookmarkEnd w:id="89"/>
+    <w:bookmarkStart w:id="90" w:name="poscréditos"/>
     <w:p>
       <w:pPr>
         <w:pStyle w:val="Heading2"/>
@@ -14158,21 +13538,7 @@
           <w:i/>
           <w:iCs/>
         </w:rPr>
-        <w:t xml:space="preserve">“</w:t>
-      </w:r>
-      <w:r>
-        <w:rPr>
-          <w:i/>
-          <w:iCs/>
-        </w:rPr>
-        <w:t xml:space="preserve">Las ACLs no son listas de la compra: son leyes con orden, wildcards y un deny implícito que todo lo abarca. Y si tocas lo que no entiendes, la única lista que te espera es la de despidos.</w:t>
-      </w:r>
-      <w:r>
-        <w:rPr>
-          <w:i/>
-          <w:iCs/>
-        </w:rPr>
-        <w:t xml:space="preserve">”</w:t>
+        <w:t xml:space="preserve">“Las ACLs no son listas de la compra: son leyes con orden, wildcards y un deny implícito que todo lo abarca. Y si tocas lo que no entiendes, la única lista que te espera es la de despidos.”</w:t>
       </w:r>
     </w:p>
     <w:p>
@@ -14200,8 +13566,8 @@
         </w:pict>
       </w:r>
     </w:p>
-    <w:bookmarkEnd w:id="101"/>
-    <w:bookmarkStart w:id="102" w:name="criterios-de-evaluación-cubiertos-ra4-1"/>
+    <w:bookmarkEnd w:id="90"/>
+    <w:bookmarkStart w:id="91" w:name="criterios-de-evaluación-cubiertos-ra4-1"/>
     <w:p>
       <w:pPr>
         <w:pStyle w:val="Heading2"/>
@@ -14226,7 +13592,6 @@
       <w:tblPr>
         <w:tblStyle w:val="Table"/>
         <w:tblW w:type="pct" w:w="5000"/>
-        <w:jc w:val="left"/>
         <w:tblLayout w:type="fixed"/>
         <w:tblLook w:firstRow="1" w:lastRow="0" w:firstColumn="0" w:lastColumn="0" w:noHBand="0" w:noVBand="0" w:val="0020"/>
       </w:tblPr>
@@ -14244,7 +13609,6 @@
           <w:p>
             <w:pPr>
               <w:pStyle w:val="Compact"/>
-              <w:jc w:val="left"/>
             </w:pPr>
             <w:r>
               <w:t xml:space="preserve">CE</w:t>
@@ -14256,7 +13620,6 @@
           <w:p>
             <w:pPr>
               <w:pStyle w:val="Compact"/>
-              <w:jc w:val="left"/>
             </w:pPr>
             <w:r>
               <w:t xml:space="preserve">Criterio</w:t>
@@ -14268,7 +13631,6 @@
           <w:p>
             <w:pPr>
               <w:pStyle w:val="Compact"/>
-              <w:jc w:val="left"/>
             </w:pPr>
             <w:r>
               <w:t xml:space="preserve">Cubierto</w:t>
@@ -14282,7 +13644,6 @@
           <w:p>
             <w:pPr>
               <w:pStyle w:val="Compact"/>
-              <w:jc w:val="left"/>
             </w:pPr>
             <w:r>
               <w:t xml:space="preserve">i)</w:t>
@@ -14294,7 +13655,6 @@
           <w:p>
             <w:pPr>
               <w:pStyle w:val="Compact"/>
-              <w:jc w:val="left"/>
             </w:pPr>
             <w:r>
               <w:t xml:space="preserve">Filtrado de tráfico (ACLs)</w:t>
@@ -14306,7 +13666,6 @@
           <w:p>
             <w:pPr>
               <w:pStyle w:val="Compact"/>
-              <w:jc w:val="left"/>
             </w:pPr>
             <w:r>
               <w:t xml:space="preserve">✅ Puntos 1-4 + ⚡ Laboratorio (punto 6)</w:t>
@@ -14320,7 +13679,6 @@
           <w:p>
             <w:pPr>
               <w:pStyle w:val="Compact"/>
-              <w:jc w:val="left"/>
             </w:pPr>
             <w:r>
               <w:t xml:space="preserve">j)</w:t>
@@ -14332,7 +13690,6 @@
           <w:p>
             <w:pPr>
               <w:pStyle w:val="Compact"/>
-              <w:jc w:val="left"/>
             </w:pPr>
             <w:r>
               <w:t xml:space="preserve">Listas de control de acceso</w:t>
@@ -14344,7 +13701,6 @@
           <w:p>
             <w:pPr>
               <w:pStyle w:val="Compact"/>
-              <w:jc w:val="left"/>
             </w:pPr>
             <w:r>
               <w:t xml:space="preserve">✅ Puntos 2-4 + 🧠 Atrévete a pensar (punto 6)</w:t>
@@ -14370,7 +13726,7 @@
       <w:r>
         <w:t xml:space="preserve"> </w:t>
       </w:r>
-      <w:hyperlink r:id="rId43">
+      <w:hyperlink r:id="rId32">
         <w:r>
           <w:rPr>
             <w:rStyle w:val="Hyperlink"/>
@@ -14397,7 +13753,7 @@
       <w:r>
         <w:t xml:space="preserve"> </w:t>
       </w:r>
-      <w:hyperlink r:id="rId27">
+      <w:hyperlink r:id="rId16">
         <w:r>
           <w:rPr>
             <w:rStyle w:val="Hyperlink"/>
@@ -14424,7 +13780,7 @@
       <w:r>
         <w:t xml:space="preserve"> </w:t>
       </w:r>
-      <w:hyperlink r:id="rId33">
+      <w:hyperlink r:id="rId22">
         <w:r>
           <w:rPr>
             <w:rStyle w:val="Hyperlink"/>
@@ -14433,9 +13789,13 @@
         </w:r>
       </w:hyperlink>
     </w:p>
-    <w:bookmarkEnd w:id="102"/>
-    <w:bookmarkEnd w:id="103"/>
-    <w:sectPr/>
+    <w:bookmarkEnd w:id="91"/>
+    <w:bookmarkEnd w:id="92"/>
+    <w:sectPr>
+      <w:footnotePr>
+        <w:numRestart w:val="eachSect"/>
+      </w:footnotePr>
+    </w:sectPr>
   </w:body>
 </w:document>
 </file>
@@ -14473,7 +13833,7 @@
       <w:lvlText w:val=" "/>
       <w:lvlJc w:val="left"/>
       <w:pPr>
-        <w:ind w:left="720" w:hanging="480"/>
+        <w:ind w:left="720" w:hanging="360"/>
       </w:pPr>
     </w:lvl>
     <w:lvl w:ilvl="1">
@@ -14481,7 +13841,7 @@
       <w:lvlText w:val=" "/>
       <w:lvlJc w:val="left"/>
       <w:pPr>
-        <w:ind w:left="1440" w:hanging="480"/>
+        <w:ind w:left="1440" w:hanging="360"/>
       </w:pPr>
     </w:lvl>
     <w:lvl w:ilvl="2">
@@ -14489,7 +13849,7 @@
       <w:lvlText w:val=" "/>
       <w:lvlJc w:val="left"/>
       <w:pPr>
-        <w:ind w:left="2160" w:hanging="480"/>
+        <w:ind w:left="2160" w:hanging="360"/>
       </w:pPr>
     </w:lvl>
     <w:lvl w:ilvl="3">
@@ -14497,7 +13857,7 @@
       <w:lvlText w:val=" "/>
       <w:lvlJc w:val="left"/>
       <w:pPr>
-        <w:ind w:left="2880" w:hanging="480"/>
+        <w:ind w:left="2880" w:hanging="360"/>
       </w:pPr>
     </w:lvl>
     <w:lvl w:ilvl="4">
@@ -14505,7 +13865,7 @@
       <w:lvlText w:val=" "/>
       <w:lvlJc w:val="left"/>
       <w:pPr>
-        <w:ind w:left="3600" w:hanging="480"/>
+        <w:ind w:left="3600" w:hanging="360"/>
       </w:pPr>
     </w:lvl>
     <w:lvl w:ilvl="5">
@@ -14513,7 +13873,7 @@
       <w:lvlText w:val=" "/>
       <w:lvlJc w:val="left"/>
       <w:pPr>
-        <w:ind w:left="4320" w:hanging="480"/>
+        <w:ind w:left="4320" w:hanging="360"/>
       </w:pPr>
     </w:lvl>
     <w:lvl w:ilvl="6">
@@ -14521,7 +13881,7 @@
       <w:lvlText w:val=" "/>
       <w:lvlJc w:val="left"/>
       <w:pPr>
-        <w:ind w:left="5040" w:hanging="480"/>
+        <w:ind w:left="5040" w:hanging="360"/>
       </w:pPr>
     </w:lvl>
     <w:lvl w:ilvl="7">
@@ -14529,7 +13889,7 @@
       <w:lvlText w:val=" "/>
       <w:lvlJc w:val="left"/>
       <w:pPr>
-        <w:ind w:left="5760" w:hanging="480"/>
+        <w:ind w:left="5760" w:hanging="360"/>
       </w:pPr>
     </w:lvl>
     <w:lvl w:ilvl="8">
@@ -14537,7 +13897,7 @@
       <w:lvlText w:val=" "/>
       <w:lvlJc w:val="left"/>
       <w:pPr>
-        <w:ind w:left="6480" w:hanging="480"/>
+        <w:ind w:left="6480" w:hanging="360"/>
       </w:pPr>
     </w:lvl>
   </w:abstractNum>
@@ -14546,75 +13906,102 @@
     <w:multiLevelType w:val="multilevel"/>
     <w:lvl w:ilvl="0">
       <w:numFmt w:val="bullet"/>
-      <w:lvlText w:val="•"/>
+      <w:lvlText w:val=""/>
       <w:lvlJc w:val="left"/>
       <w:pPr>
-        <w:ind w:left="720" w:hanging="480"/>
-      </w:pPr>
+        <w:ind w:left="720" w:hanging="360"/>
+      </w:pPr>
+      <w:rPr>
+        <w:rFonts w:ascii="Symbol" w:hAnsi="Symbol" w:cs="Symbol" w:hint="default"/>
+      </w:rPr>
     </w:lvl>
     <w:lvl w:ilvl="1">
       <w:numFmt w:val="bullet"/>
-      <w:lvlText w:val="–"/>
+      <w:lvlText w:val="o"/>
       <w:lvlJc w:val="left"/>
       <w:pPr>
-        <w:ind w:left="1440" w:hanging="480"/>
-      </w:pPr>
+        <w:ind w:left="1440" w:hanging="360"/>
+      </w:pPr>
+      <w:rPr>
+        <w:rFonts w:ascii="Courier New" w:hAnsi="Courier New" w:cs="Courier New" w:hint="default"/>
+      </w:rPr>
     </w:lvl>
     <w:lvl w:ilvl="2">
       <w:numFmt w:val="bullet"/>
-      <w:lvlText w:val="•"/>
+      <w:lvlText w:val=""/>
       <w:lvlJc w:val="left"/>
       <w:pPr>
-        <w:ind w:left="2160" w:hanging="480"/>
-      </w:pPr>
+        <w:ind w:left="2160" w:hanging="360"/>
+      </w:pPr>
+      <w:rPr>
+        <w:rFonts w:ascii="Wingdings" w:hAnsi="Wingdings" w:cs="Wingdings" w:hint="default"/>
+      </w:rPr>
     </w:lvl>
     <w:lvl w:ilvl="3">
       <w:numFmt w:val="bullet"/>
-      <w:lvlText w:val="–"/>
+      <w:lvlText w:val=""/>
       <w:lvlJc w:val="left"/>
       <w:pPr>
-        <w:ind w:left="2880" w:hanging="480"/>
-      </w:pPr>
+        <w:ind w:left="2880" w:hanging="360"/>
+      </w:pPr>
+      <w:rPr>
+        <w:rFonts w:ascii="Symbol" w:hAnsi="Symbol" w:cs="Symbol" w:hint="default"/>
+      </w:rPr>
     </w:lvl>
     <w:lvl w:ilvl="4">
       <w:numFmt w:val="bullet"/>
-      <w:lvlText w:val="•"/>
+      <w:lvlText w:val="o"/>
       <w:lvlJc w:val="left"/>
       <w:pPr>
-        <w:ind w:left="3600" w:hanging="480"/>
-      </w:pPr>
+        <w:ind w:left="3600" w:hanging="360"/>
+      </w:pPr>
+      <w:rPr>
+        <w:rFonts w:ascii="Courier New" w:hAnsi="Courier New" w:cs="Courier New" w:hint="default"/>
+      </w:rPr>
     </w:lvl>
     <w:lvl w:ilvl="5">
       <w:numFmt w:val="bullet"/>
-      <w:lvlText w:val="–"/>
+      <w:lvlText w:val=""/>
       <w:lvlJc w:val="left"/>
       <w:pPr>
-        <w:ind w:left="4320" w:hanging="480"/>
-      </w:pPr>
+        <w:ind w:left="4320" w:hanging="360"/>
+      </w:pPr>
+      <w:rPr>
+        <w:rFonts w:ascii="Wingdings" w:hAnsi="Wingdings" w:cs="Wingdings" w:hint="default"/>
+      </w:rPr>
     </w:lvl>
     <w:lvl w:ilvl="6">
       <w:numFmt w:val="bullet"/>
-      <w:lvlText w:val="•"/>
+      <w:lvlText w:val=""/>
       <w:lvlJc w:val="left"/>
       <w:pPr>
-        <w:ind w:left="5040" w:hanging="480"/>
-      </w:pPr>
+        <w:ind w:left="5040" w:hanging="360"/>
+      </w:pPr>
+      <w:rPr>
+        <w:rFonts w:ascii="Symbol" w:hAnsi="Symbol" w:cs="Symbol" w:hint="default"/>
+      </w:rPr>
     </w:lvl>
     <w:lvl w:ilvl="7">
       <w:numFmt w:val="bullet"/>
-      <w:lvlText w:val="–"/>
+      <w:lvlText w:val="o"/>
       <w:lvlJc w:val="left"/>
       <w:pPr>
-        <w:ind w:left="5760" w:hanging="480"/>
-      </w:pPr>
+        <w:ind w:left="5760" w:hanging="360"/>
+      </w:pPr>
+      <w:rPr>
+        <w:rFonts w:ascii="Courier New" w:hAnsi="Courier New" w:cs="Courier New" w:hint="default"/>
+      </w:rPr>
     </w:lvl>
     <w:lvl w:ilvl="8">
       <w:numFmt w:val="bullet"/>
-      <w:lvlText w:val="•"/>
+      <w:lvlText w:val=""/>
       <w:lvlJc w:val="left"/>
       <w:pPr>
-        <w:ind w:left="6480" w:hanging="480"/>
-      </w:pPr>
+        <w:ind w:left="6480" w:hanging="360"/>
+      </w:pPr>
+      <w:rPr>
+        <w:rFonts w:ascii="Wingdings" w:hAnsi="Wingdings" w:cs="Wingdings" w:hint="default"/>
+      </w:rPr>
     </w:lvl>
   </w:abstractNum>
   <w:abstractNum w:abstractNumId="99411">
@@ -14626,7 +14013,7 @@
       <w:lvlText w:val="%1."/>
       <w:lvlJc w:val="left"/>
       <w:pPr>
-        <w:ind w:left="720" w:hanging="480"/>
+        <w:ind w:left="720" w:hanging="360"/>
       </w:pPr>
     </w:lvl>
     <w:lvl w:ilvl="1">
@@ -14635,7 +14022,7 @@
       <w:lvlText w:val="%2."/>
       <w:lvlJc w:val="left"/>
       <w:pPr>
-        <w:ind w:left="1440" w:hanging="480"/>
+        <w:ind w:left="1440" w:hanging="360"/>
       </w:pPr>
     </w:lvl>
     <w:lvl w:ilvl="2">
@@ -14644,7 +14031,7 @@
       <w:lvlText w:val="%3."/>
       <w:lvlJc w:val="left"/>
       <w:pPr>
-        <w:ind w:left="2160" w:hanging="480"/>
+        <w:ind w:left="2160" w:hanging="360"/>
       </w:pPr>
     </w:lvl>
     <w:lvl w:ilvl="3">
@@ -14653,7 +14040,7 @@
       <w:lvlText w:val="%4."/>
       <w:lvlJc w:val="left"/>
       <w:pPr>
-        <w:ind w:left="2880" w:hanging="480"/>
+        <w:ind w:left="2880" w:hanging="360"/>
       </w:pPr>
     </w:lvl>
     <w:lvl w:ilvl="4">
@@ -14662,7 +14049,7 @@
       <w:lvlText w:val="%5."/>
       <w:lvlJc w:val="left"/>
       <w:pPr>
-        <w:ind w:left="3600" w:hanging="480"/>
+        <w:ind w:left="3600" w:hanging="360"/>
       </w:pPr>
     </w:lvl>
     <w:lvl w:ilvl="5">
@@ -14671,7 +14058,7 @@
       <w:lvlText w:val="%6."/>
       <w:lvlJc w:val="left"/>
       <w:pPr>
-        <w:ind w:left="4320" w:hanging="480"/>
+        <w:ind w:left="4320" w:hanging="360"/>
       </w:pPr>
     </w:lvl>
     <w:lvl w:ilvl="6">
@@ -14680,7 +14067,7 @@
       <w:lvlText w:val="%7."/>
       <w:lvlJc w:val="left"/>
       <w:pPr>
-        <w:ind w:left="5040" w:hanging="480"/>
+        <w:ind w:left="5040" w:hanging="360"/>
       </w:pPr>
     </w:lvl>
     <w:lvl w:ilvl="7">
@@ -14689,7 +14076,7 @@
       <w:lvlText w:val="%8."/>
       <w:lvlJc w:val="left"/>
       <w:pPr>
-        <w:ind w:left="5760" w:hanging="480"/>
+        <w:ind w:left="5760" w:hanging="360"/>
       </w:pPr>
     </w:lvl>
     <w:lvl w:ilvl="8">
@@ -14698,7 +14085,7 @@
       <w:lvlText w:val="%9."/>
       <w:lvlJc w:val="left"/>
       <w:pPr>
-        <w:ind w:left="6480" w:hanging="480"/>
+        <w:ind w:left="6480" w:hanging="360"/>
       </w:pPr>
     </w:lvl>
   </w:abstractNum>
@@ -15211,10 +14598,10 @@
   <w:docDefaults>
     <w:rPrDefault>
       <w:rPr>
-        <w:rFonts w:asciiTheme="minorHAnsi" w:cstheme="minorBidi" w:eastAsiaTheme="minorHAnsi" w:hAnsiTheme="minorHAnsi"/>
+        <w:rFonts w:asciiTheme="minorHAnsi" w:cstheme="minorBidi" w:eastAsiaTheme="minorEastAsia" w:hAnsiTheme="minorHAnsi"/>
         <w:sz w:val="24"/>
         <w:szCs w:val="24"/>
-        <w:lang w:bidi="ar-SA" w:eastAsia="en-US" w:val="es-ES"/>
+        <w:lang w:bidi="ar-SA" w:eastAsia="zh-CN" w:val="es-ES"/>
       </w:rPr>
     </w:rPrDefault>
     <w:pPrDefault>
@@ -15255,57 +14642,94 @@
     <w:name w:val="Title"/>
     <w:basedOn w:val="Normal"/>
     <w:next w:val="BodyText"/>
+    <w:link w:val="TitleChar"/>
+    <w:uiPriority w:val="10"/>
     <w:qFormat/>
+    <w:rsid w:val="00A10FD9"/>
     <w:pPr>
-      <w:keepNext/>
-      <w:keepLines/>
-      <w:spacing w:after="240" w:before="480"/>
+      <w:spacing w:after="80" w:line="240" w:lineRule="auto"/>
+      <w:contextualSpacing/>
       <w:jc w:val="center"/>
     </w:pPr>
     <w:rPr>
       <w:rFonts w:asciiTheme="majorHAnsi" w:cstheme="majorBidi" w:eastAsiaTheme="majorEastAsia" w:hAnsiTheme="majorHAnsi"/>
-      <w:b/>
-      <w:bCs/>
-      <w:color w:themeColor="accent1" w:themeShade="B5" w:val="345A8A"/>
-      <w:sz w:val="36"/>
-      <w:szCs w:val="36"/>
+      <w:sz w:val="56"/>
+      <w:szCs w:val="56"/>
+    </w:rPr>
+  </w:style>
+  <w:style w:customStyle="1" w:styleId="TitleChar" w:type="character">
+    <w:name w:val="Title Char"/>
+    <w:basedOn w:val="DefaultParagraphFont"/>
+    <w:link w:val="Title"/>
+    <w:uiPriority w:val="10"/>
+    <w:rsid w:val="00A10FD9"/>
+    <w:rPr>
+      <w:rFonts w:asciiTheme="majorHAnsi" w:cstheme="majorBidi" w:eastAsiaTheme="majorEastAsia" w:hAnsiTheme="majorHAnsi"/>
+      <w:sz w:val="56"/>
+      <w:szCs w:val="56"/>
     </w:rPr>
   </w:style>
   <w:style w:styleId="Subtitle" w:type="paragraph">
     <w:name w:val="Subtitle"/>
     <w:basedOn w:val="Title"/>
     <w:next w:val="BodyText"/>
+    <w:link w:val="SubtitleChar"/>
+    <w:uiPriority w:val="11"/>
     <w:qFormat/>
+    <w:rsid w:val="00A10FD9"/>
     <w:pPr>
-      <w:keepNext/>
-      <w:keepLines/>
-      <w:spacing w:after="240" w:before="240"/>
-      <w:jc w:val="center"/>
+      <w:numPr>
+        <w:ilvl w:val="1"/>
+      </w:numPr>
     </w:pPr>
     <w:rPr>
-      <w:sz w:val="30"/>
-      <w:szCs w:val="30"/>
+      <w:rFonts w:cstheme="majorBidi" w:eastAsiaTheme="majorEastAsia"/>
+      <w:spacing w:val="15"/>
+      <w:sz w:val="28"/>
+      <w:szCs w:val="28"/>
+    </w:rPr>
+  </w:style>
+  <w:style w:customStyle="1" w:styleId="SubtitleChar" w:type="character">
+    <w:name w:val="Subtitle Char"/>
+    <w:basedOn w:val="DefaultParagraphFont"/>
+    <w:link w:val="Subtitle"/>
+    <w:uiPriority w:val="11"/>
+    <w:rsid w:val="00A10FD9"/>
+    <w:rPr>
+      <w:rFonts w:cstheme="majorBidi" w:eastAsiaTheme="majorEastAsia"/>
+      <w:color w:themeColor="text1" w:themeTint="A6" w:val="595959"/>
+      <w:spacing w:val="15"/>
+      <w:sz w:val="28"/>
+      <w:szCs w:val="28"/>
     </w:rPr>
   </w:style>
   <w:style w:customStyle="1" w:styleId="Author" w:type="paragraph">
     <w:name w:val="Author"/>
+    <w:basedOn w:val="Title"/>
     <w:next w:val="BodyText"/>
     <w:qFormat/>
     <w:pPr>
       <w:keepNext/>
       <w:keepLines/>
-      <w:jc w:val="center"/>
     </w:pPr>
+    <w:rPr>
+      <w:sz w:val="24"/>
+      <w:szCs w:val="24"/>
+    </w:rPr>
   </w:style>
   <w:style w:styleId="Date" w:type="paragraph">
     <w:name w:val="Date"/>
+    <w:basedOn w:val="Title"/>
     <w:next w:val="BodyText"/>
     <w:qFormat/>
     <w:pPr>
       <w:keepNext/>
       <w:keepLines/>
-      <w:jc w:val="center"/>
     </w:pPr>
+    <w:rPr>
+      <w:sz w:val="24"/>
+      <w:szCs w:val="24"/>
+    </w:rPr>
   </w:style>
   <w:style w:customStyle="1" w:styleId="AbstractTitle" w:type="paragraph">
     <w:name w:val="Abstract Title"/>
@@ -15320,7 +14744,6 @@
     </w:pPr>
     <w:rPr>
       <w:b/>
-      <w:color w:val="345A8A"/>
       <w:sz w:val="20"/>
       <w:szCs w:val="20"/>
     </w:rPr>
@@ -15349,191 +14772,321 @@
     <w:rPr/>
   </w:style>
   <w:style w:styleId="Heading1" w:type="paragraph">
-    <w:name w:val="Heading 1"/>
+    <w:name w:val="heading 1"/>
     <w:basedOn w:val="Normal"/>
     <w:next w:val="BodyText"/>
+    <w:link w:val="Heading1Char"/>
     <w:uiPriority w:val="9"/>
     <w:qFormat/>
+    <w:rsid w:val="00A10FD9"/>
     <w:pPr>
       <w:keepNext/>
       <w:keepLines/>
-      <w:spacing w:after="0" w:before="480"/>
+      <w:spacing w:after="80" w:before="360"/>
       <w:outlineLvl w:val="0"/>
     </w:pPr>
     <w:rPr>
       <w:rFonts w:asciiTheme="majorHAnsi" w:cstheme="majorBidi" w:eastAsiaTheme="majorEastAsia" w:hAnsiTheme="majorHAnsi"/>
-      <w:b/>
-      <w:bCs/>
-      <w:color w:themeColor="accent1" w:val="4F81BD"/>
+      <w:color w:themeColor="accent1" w:themeShade="BF" w:val="0F4761"/>
+      <w:sz w:val="40"/>
+      <w:szCs w:val="40"/>
+    </w:rPr>
+  </w:style>
+  <w:style w:styleId="Heading2" w:type="paragraph">
+    <w:name w:val="heading 2"/>
+    <w:basedOn w:val="Normal"/>
+    <w:next w:val="BodyText"/>
+    <w:link w:val="Heading2Char"/>
+    <w:uiPriority w:val="9"/>
+    <w:semiHidden/>
+    <w:unhideWhenUsed/>
+    <w:qFormat/>
+    <w:rsid w:val="00A10FD9"/>
+    <w:pPr>
+      <w:keepNext/>
+      <w:keepLines/>
+      <w:spacing w:after="80" w:before="160"/>
+      <w:outlineLvl w:val="1"/>
+    </w:pPr>
+    <w:rPr>
+      <w:rFonts w:asciiTheme="majorHAnsi" w:cstheme="majorBidi" w:eastAsiaTheme="majorEastAsia" w:hAnsiTheme="majorHAnsi"/>
+      <w:color w:themeColor="accent1" w:themeShade="BF" w:val="0F4761"/>
       <w:sz w:val="32"/>
       <w:szCs w:val="32"/>
     </w:rPr>
   </w:style>
-  <w:style w:styleId="Heading2" w:type="paragraph">
-    <w:name w:val="Heading 2"/>
+  <w:style w:styleId="Heading3" w:type="paragraph">
+    <w:name w:val="heading 3"/>
     <w:basedOn w:val="Normal"/>
     <w:next w:val="BodyText"/>
+    <w:link w:val="Heading3Char"/>
     <w:uiPriority w:val="9"/>
+    <w:semiHidden/>
     <w:unhideWhenUsed/>
     <w:qFormat/>
+    <w:rsid w:val="00A10FD9"/>
     <w:pPr>
       <w:keepNext/>
       <w:keepLines/>
-      <w:spacing w:after="0" w:before="200"/>
-      <w:outlineLvl w:val="1"/>
+      <w:spacing w:after="80" w:before="160"/>
+      <w:outlineLvl w:val="2"/>
     </w:pPr>
     <w:rPr>
-      <w:rFonts w:asciiTheme="majorHAnsi" w:cstheme="majorBidi" w:eastAsiaTheme="majorEastAsia" w:hAnsiTheme="majorHAnsi"/>
-      <w:b/>
-      <w:bCs/>
-      <w:color w:themeColor="accent1" w:val="4F81BD"/>
+      <w:rFonts w:cstheme="majorBidi" w:eastAsiaTheme="majorEastAsia"/>
+      <w:color w:themeColor="accent1" w:themeShade="BF" w:val="0F4761"/>
       <w:sz w:val="28"/>
       <w:szCs w:val="28"/>
     </w:rPr>
   </w:style>
-  <w:style w:styleId="Heading3" w:type="paragraph">
-    <w:name w:val="Heading 3"/>
+  <w:style w:styleId="Heading4" w:type="paragraph">
+    <w:name w:val="heading 4"/>
     <w:basedOn w:val="Normal"/>
     <w:next w:val="BodyText"/>
+    <w:link w:val="Heading4Char"/>
     <w:uiPriority w:val="9"/>
+    <w:semiHidden/>
     <w:unhideWhenUsed/>
     <w:qFormat/>
+    <w:rsid w:val="00A10FD9"/>
     <w:pPr>
       <w:keepNext/>
       <w:keepLines/>
-      <w:spacing w:after="0" w:before="200"/>
-      <w:outlineLvl w:val="2"/>
+      <w:spacing w:after="40" w:before="80"/>
+      <w:outlineLvl w:val="3"/>
     </w:pPr>
     <w:rPr>
-      <w:rFonts w:asciiTheme="majorHAnsi" w:cstheme="majorBidi" w:eastAsiaTheme="majorEastAsia" w:hAnsiTheme="majorHAnsi"/>
-      <w:b/>
-      <w:bCs/>
-      <w:color w:themeColor="accent1" w:val="4F81BD"/>
-      <w:sz w:val="24"/>
-      <w:szCs w:val="24"/>
+      <w:rFonts w:cstheme="majorBidi" w:eastAsiaTheme="majorEastAsia"/>
+      <w:i/>
+      <w:iCs/>
+      <w:color w:themeColor="accent1" w:themeShade="BF" w:val="0F4761"/>
     </w:rPr>
   </w:style>
-  <w:style w:styleId="Heading4" w:type="paragraph">
-    <w:name w:val="Heading 4"/>
+  <w:style w:styleId="Heading5" w:type="paragraph">
+    <w:name w:val="heading 5"/>
     <w:basedOn w:val="Normal"/>
     <w:next w:val="BodyText"/>
+    <w:link w:val="Heading5Char"/>
     <w:uiPriority w:val="9"/>
+    <w:semiHidden/>
     <w:unhideWhenUsed/>
     <w:qFormat/>
+    <w:rsid w:val="00A10FD9"/>
     <w:pPr>
       <w:keepNext/>
       <w:keepLines/>
-      <w:spacing w:after="0" w:before="200"/>
-      <w:outlineLvl w:val="3"/>
+      <w:spacing w:after="40" w:before="80"/>
+      <w:outlineLvl w:val="4"/>
     </w:pPr>
     <w:rPr>
-      <w:rFonts w:asciiTheme="majorHAnsi" w:cstheme="majorBidi" w:eastAsiaTheme="majorEastAsia" w:hAnsiTheme="majorHAnsi"/>
-      <w:bCs/>
-      <w:i/>
-      <w:color w:themeColor="accent1" w:val="4F81BD"/>
-      <w:sz w:val="24"/>
-      <w:szCs w:val="24"/>
+      <w:rFonts w:cstheme="majorBidi" w:eastAsiaTheme="majorEastAsia"/>
+      <w:color w:themeColor="accent1" w:themeShade="BF" w:val="0F4761"/>
     </w:rPr>
   </w:style>
-  <w:style w:styleId="Heading5" w:type="paragraph">
-    <w:name w:val="Heading 5"/>
+  <w:style w:styleId="Heading6" w:type="paragraph">
+    <w:name w:val="heading 6"/>
     <w:basedOn w:val="Normal"/>
     <w:next w:val="BodyText"/>
+    <w:link w:val="Heading6Char"/>
     <w:uiPriority w:val="9"/>
+    <w:semiHidden/>
     <w:unhideWhenUsed/>
     <w:qFormat/>
+    <w:rsid w:val="00A10FD9"/>
     <w:pPr>
       <w:keepNext/>
       <w:keepLines/>
-      <w:spacing w:after="0" w:before="200"/>
-      <w:outlineLvl w:val="4"/>
+      <w:spacing w:after="0" w:before="40"/>
+      <w:outlineLvl w:val="5"/>
     </w:pPr>
     <w:rPr>
-      <w:rFonts w:asciiTheme="majorHAnsi" w:cstheme="majorBidi" w:eastAsiaTheme="majorEastAsia" w:hAnsiTheme="majorHAnsi"/>
+      <w:rFonts w:cstheme="majorBidi" w:eastAsiaTheme="majorEastAsia"/>
+      <w:i/>
       <w:iCs/>
-      <w:color w:themeColor="accent1" w:val="4F81BD"/>
-      <w:sz w:val="24"/>
-      <w:szCs w:val="24"/>
+      <w:color w:themeColor="text1" w:themeTint="A6" w:val="595959"/>
     </w:rPr>
   </w:style>
-  <w:style w:styleId="Heading6" w:type="paragraph">
-    <w:name w:val="Heading 6"/>
+  <w:style w:styleId="Heading7" w:type="paragraph">
+    <w:name w:val="heading 7"/>
     <w:basedOn w:val="Normal"/>
     <w:next w:val="BodyText"/>
+    <w:link w:val="Heading7Char"/>
     <w:uiPriority w:val="9"/>
+    <w:semiHidden/>
     <w:unhideWhenUsed/>
     <w:qFormat/>
+    <w:rsid w:val="00A10FD9"/>
     <w:pPr>
       <w:keepNext/>
       <w:keepLines/>
-      <w:spacing w:after="0" w:before="200"/>
-      <w:outlineLvl w:val="5"/>
+      <w:spacing w:after="0" w:before="40"/>
+      <w:outlineLvl w:val="6"/>
     </w:pPr>
     <w:rPr>
-      <w:rFonts w:asciiTheme="majorHAnsi" w:cstheme="majorBidi" w:eastAsiaTheme="majorEastAsia" w:hAnsiTheme="majorHAnsi"/>
-      <w:color w:themeColor="accent1" w:val="4F81BD"/>
-      <w:sz w:val="24"/>
-      <w:szCs w:val="24"/>
+      <w:rFonts w:cstheme="majorBidi" w:eastAsiaTheme="majorEastAsia"/>
+      <w:color w:themeColor="text1" w:themeTint="A6" w:val="595959"/>
     </w:rPr>
   </w:style>
-  <w:style w:styleId="Heading7" w:type="paragraph">
-    <w:name w:val="Heading 7"/>
+  <w:style w:styleId="Heading8" w:type="paragraph">
+    <w:name w:val="heading 8"/>
     <w:basedOn w:val="Normal"/>
     <w:next w:val="BodyText"/>
+    <w:link w:val="Heading8Char"/>
     <w:uiPriority w:val="9"/>
+    <w:semiHidden/>
     <w:unhideWhenUsed/>
     <w:qFormat/>
+    <w:rsid w:val="00A10FD9"/>
     <w:pPr>
       <w:keepNext/>
       <w:keepLines/>
-      <w:spacing w:after="0" w:before="200"/>
-      <w:outlineLvl w:val="6"/>
+      <w:spacing w:after="0"/>
+      <w:outlineLvl w:val="7"/>
     </w:pPr>
     <w:rPr>
-      <w:rFonts w:asciiTheme="majorHAnsi" w:cstheme="majorBidi" w:eastAsiaTheme="majorEastAsia" w:hAnsiTheme="majorHAnsi"/>
-      <w:color w:themeColor="accent1" w:val="4F81BD"/>
-      <w:sz w:val="24"/>
-      <w:szCs w:val="24"/>
+      <w:rFonts w:cstheme="majorBidi" w:eastAsiaTheme="majorEastAsia"/>
+      <w:i/>
+      <w:iCs/>
+      <w:color w:themeColor="text1" w:themeTint="D8" w:val="272727"/>
     </w:rPr>
   </w:style>
-  <w:style w:styleId="Heading8" w:type="paragraph">
-    <w:name w:val="Heading 8"/>
+  <w:style w:styleId="Heading9" w:type="paragraph">
+    <w:name w:val="heading 9"/>
     <w:basedOn w:val="Normal"/>
     <w:next w:val="BodyText"/>
+    <w:link w:val="Heading9Char"/>
     <w:uiPriority w:val="9"/>
+    <w:semiHidden/>
     <w:unhideWhenUsed/>
     <w:qFormat/>
+    <w:rsid w:val="00A10FD9"/>
     <w:pPr>
       <w:keepNext/>
       <w:keepLines/>
-      <w:spacing w:after="0" w:before="200"/>
-      <w:outlineLvl w:val="7"/>
-    </w:pPr>
-    <w:rPr>
-      <w:rFonts w:asciiTheme="majorHAnsi" w:cstheme="majorBidi" w:eastAsiaTheme="majorEastAsia" w:hAnsiTheme="majorHAnsi"/>
-      <w:color w:themeColor="accent1" w:val="4F81BD"/>
-      <w:sz w:val="24"/>
-      <w:szCs w:val="24"/>
-    </w:rPr>
-  </w:style>
-  <w:style w:styleId="Heading9" w:type="paragraph">
-    <w:name w:val="Heading 9"/>
-    <w:basedOn w:val="Normal"/>
-    <w:next w:val="BodyText"/>
-    <w:uiPriority w:val="9"/>
-    <w:unhideWhenUsed/>
-    <w:qFormat/>
-    <w:pPr>
-      <w:keepNext/>
-      <w:keepLines/>
-      <w:spacing w:after="0" w:before="200"/>
+      <w:spacing w:after="0"/>
       <w:outlineLvl w:val="8"/>
     </w:pPr>
     <w:rPr>
+      <w:rFonts w:cstheme="majorBidi" w:eastAsiaTheme="majorEastAsia"/>
+      <w:color w:themeColor="text1" w:themeTint="D8" w:val="272727"/>
+    </w:rPr>
+  </w:style>
+  <w:style w:customStyle="1" w:styleId="Heading1Char" w:type="character">
+    <w:name w:val="Heading 1 Char"/>
+    <w:basedOn w:val="DefaultParagraphFont"/>
+    <w:link w:val="Heading1"/>
+    <w:uiPriority w:val="9"/>
+    <w:rsid w:val="00A10FD9"/>
+    <w:rPr>
       <w:rFonts w:asciiTheme="majorHAnsi" w:cstheme="majorBidi" w:eastAsiaTheme="majorEastAsia" w:hAnsiTheme="majorHAnsi"/>
-      <w:color w:themeColor="accent1" w:val="4F81BD"/>
-      <w:sz w:val="24"/>
-      <w:szCs w:val="24"/>
+      <w:color w:themeColor="accent1" w:themeShade="BF" w:val="0F4761"/>
+      <w:sz w:val="40"/>
+      <w:szCs w:val="40"/>
+    </w:rPr>
+  </w:style>
+  <w:style w:customStyle="1" w:styleId="Heading2Char" w:type="character">
+    <w:name w:val="Heading 2 Char"/>
+    <w:basedOn w:val="DefaultParagraphFont"/>
+    <w:link w:val="Heading2"/>
+    <w:uiPriority w:val="9"/>
+    <w:semiHidden/>
+    <w:rsid w:val="00A10FD9"/>
+    <w:rPr>
+      <w:rFonts w:asciiTheme="majorHAnsi" w:cstheme="majorBidi" w:eastAsiaTheme="majorEastAsia" w:hAnsiTheme="majorHAnsi"/>
+      <w:color w:themeColor="accent1" w:themeShade="BF" w:val="0F4761"/>
+      <w:sz w:val="32"/>
+      <w:szCs w:val="32"/>
+    </w:rPr>
+  </w:style>
+  <w:style w:customStyle="1" w:styleId="Heading3Char" w:type="character">
+    <w:name w:val="Heading 3 Char"/>
+    <w:basedOn w:val="DefaultParagraphFont"/>
+    <w:link w:val="Heading3"/>
+    <w:uiPriority w:val="9"/>
+    <w:semiHidden/>
+    <w:rsid w:val="00A10FD9"/>
+    <w:rPr>
+      <w:rFonts w:cstheme="majorBidi" w:eastAsiaTheme="majorEastAsia"/>
+      <w:color w:themeColor="accent1" w:themeShade="BF" w:val="0F4761"/>
+      <w:sz w:val="28"/>
+      <w:szCs w:val="28"/>
+    </w:rPr>
+  </w:style>
+  <w:style w:customStyle="1" w:styleId="Heading4Char" w:type="character">
+    <w:name w:val="Heading 4 Char"/>
+    <w:basedOn w:val="DefaultParagraphFont"/>
+    <w:link w:val="Heading4"/>
+    <w:uiPriority w:val="9"/>
+    <w:semiHidden/>
+    <w:rsid w:val="00A10FD9"/>
+    <w:rPr>
+      <w:rFonts w:cstheme="majorBidi" w:eastAsiaTheme="majorEastAsia"/>
+      <w:i/>
+      <w:iCs/>
+      <w:color w:themeColor="accent1" w:themeShade="BF" w:val="0F4761"/>
+    </w:rPr>
+  </w:style>
+  <w:style w:customStyle="1" w:styleId="Heading5Char" w:type="character">
+    <w:name w:val="Heading 5 Char"/>
+    <w:basedOn w:val="DefaultParagraphFont"/>
+    <w:link w:val="Heading5"/>
+    <w:uiPriority w:val="9"/>
+    <w:semiHidden/>
+    <w:rsid w:val="00A10FD9"/>
+    <w:rPr>
+      <w:rFonts w:cstheme="majorBidi" w:eastAsiaTheme="majorEastAsia"/>
+      <w:color w:themeColor="accent1" w:themeShade="BF" w:val="0F4761"/>
+    </w:rPr>
+  </w:style>
+  <w:style w:customStyle="1" w:styleId="Heading6Char" w:type="character">
+    <w:name w:val="Heading 6 Char"/>
+    <w:basedOn w:val="DefaultParagraphFont"/>
+    <w:link w:val="Heading6"/>
+    <w:uiPriority w:val="9"/>
+    <w:semiHidden/>
+    <w:rsid w:val="00A10FD9"/>
+    <w:rPr>
+      <w:rFonts w:cstheme="majorBidi" w:eastAsiaTheme="majorEastAsia"/>
+      <w:i/>
+      <w:iCs/>
+      <w:color w:themeColor="text1" w:themeTint="A6" w:val="595959"/>
+    </w:rPr>
+  </w:style>
+  <w:style w:customStyle="1" w:styleId="Heading7Char" w:type="character">
+    <w:name w:val="Heading 7 Char"/>
+    <w:basedOn w:val="DefaultParagraphFont"/>
+    <w:link w:val="Heading7"/>
+    <w:uiPriority w:val="9"/>
+    <w:semiHidden/>
+    <w:rsid w:val="00A10FD9"/>
+    <w:rPr>
+      <w:rFonts w:cstheme="majorBidi" w:eastAsiaTheme="majorEastAsia"/>
+      <w:color w:themeColor="text1" w:themeTint="A6" w:val="595959"/>
+    </w:rPr>
+  </w:style>
+  <w:style w:customStyle="1" w:styleId="Heading8Char" w:type="character">
+    <w:name w:val="Heading 8 Char"/>
+    <w:basedOn w:val="DefaultParagraphFont"/>
+    <w:link w:val="Heading8"/>
+    <w:uiPriority w:val="9"/>
+    <w:semiHidden/>
+    <w:rsid w:val="00A10FD9"/>
+    <w:rPr>
+      <w:rFonts w:cstheme="majorBidi" w:eastAsiaTheme="majorEastAsia"/>
+      <w:i/>
+      <w:iCs/>
+      <w:color w:themeColor="text1" w:themeTint="D8" w:val="272727"/>
+    </w:rPr>
+  </w:style>
+  <w:style w:customStyle="1" w:styleId="Heading9Char" w:type="character">
+    <w:name w:val="Heading 9 Char"/>
+    <w:basedOn w:val="DefaultParagraphFont"/>
+    <w:link w:val="Heading9"/>
+    <w:uiPriority w:val="9"/>
+    <w:semiHidden/>
+    <w:rsid w:val="00A10FD9"/>
+    <w:rPr>
+      <w:rFonts w:cstheme="majorBidi" w:eastAsiaTheme="majorEastAsia"/>
+      <w:color w:themeColor="text1" w:themeTint="D8" w:val="272727"/>
     </w:rPr>
   </w:style>
   <w:style w:styleId="BlockText" w:type="paragraph">
@@ -15558,8 +15111,8 @@
   </w:style>
   <w:style w:styleId="FootnoteBlockText" w:type="paragraph">
     <w:name w:val="Footnote Block Text"/>
-    <w:basedOn w:val="Footnote Text"/>
-    <w:next w:val="Footnote Text"/>
+    <w:basedOn w:val="FootnoteText"/>
+    <w:next w:val="FootnoteText"/>
     <w:uiPriority w:val="9"/>
     <w:unhideWhenUsed/>
     <w:qFormat/>
@@ -15589,13 +15142,6 @@
       </w:tblCellMar>
     </w:tblPr>
     <w:tblStylePr w:type="firstRow">
-      <w:tblPr>
-        <w:jc w:val="left"/>
-        <w:tblInd w:type="dxa" w:w="0"/>
-      </w:tblPr>
-      <w:trPr>
-        <w:jc w:val="left"/>
-      </w:trPr>
       <w:tcPr>
         <w:tcBorders>
           <w:bottom w:val="single"/>
@@ -15951,44 +15497,44 @@
         <a:sysClr val="window" lastClr="FFFFFF"/>
       </a:lt1>
       <a:dk2>
-        <a:srgbClr val="1F497D"/>
+        <a:srgbClr val="0E2841"/>
       </a:dk2>
       <a:lt2>
-        <a:srgbClr val="EEECE1"/>
+        <a:srgbClr val="E8E8E8"/>
       </a:lt2>
       <a:accent1>
-        <a:srgbClr val="4F81BD"/>
+        <a:srgbClr val="156082"/>
       </a:accent1>
       <a:accent2>
-        <a:srgbClr val="C0504D"/>
+        <a:srgbClr val="E97132"/>
       </a:accent2>
       <a:accent3>
-        <a:srgbClr val="9BBB59"/>
+        <a:srgbClr val="196B24"/>
       </a:accent3>
       <a:accent4>
-        <a:srgbClr val="8064A2"/>
+        <a:srgbClr val="0F9ED5"/>
       </a:accent4>
       <a:accent5>
-        <a:srgbClr val="4BACC6"/>
+        <a:srgbClr val="A02B93"/>
       </a:accent5>
       <a:accent6>
-        <a:srgbClr val="F79646"/>
+        <a:srgbClr val="4EA72E"/>
       </a:accent6>
       <a:hlink>
-        <a:srgbClr val="0000FF"/>
+        <a:srgbClr val="467886"/>
       </a:hlink>
       <a:folHlink>
-        <a:srgbClr val="800080"/>
+        <a:srgbClr val="96607D"/>
       </a:folHlink>
     </a:clrScheme>
     <a:fontScheme name="Office">
       <a:majorFont>
-        <a:latin typeface="Calibri"/>
+        <a:latin typeface="Aptos Display" panose="02110004020202020204"/>
         <a:ea typeface=""/>
         <a:cs typeface=""/>
-        <a:font script="Jpan" typeface="ＭＳ ゴシック"/>
+        <a:font script="Jpan" typeface="游ゴシック Light"/>
         <a:font script="Hang" typeface="맑은 고딕"/>
-        <a:font script="Hans" typeface="宋体"/>
+        <a:font script="Hans" typeface="等线 Light"/>
         <a:font script="Hant" typeface="新細明體"/>
         <a:font script="Arab" typeface="Times New Roman"/>
         <a:font script="Hebr" typeface="Times New Roman"/>
@@ -16015,14 +15561,32 @@
         <a:font script="Mong" typeface="Mongolian Baiti"/>
         <a:font script="Viet" typeface="Times New Roman"/>
         <a:font script="Uigh" typeface="Microsoft Uighur"/>
+        <a:font script="Geor" typeface="Sylfaen"/>
+        <a:font script="Armn" typeface="Arial"/>
+        <a:font script="Bugi" typeface="Leelawadee UI"/>
+        <a:font script="Bopo" typeface="Microsoft JhengHei"/>
+        <a:font script="Java" typeface="Javanese Text"/>
+        <a:font script="Lisu" typeface="Segoe UI"/>
+        <a:font script="Mymr" typeface="Myanmar Text"/>
+        <a:font script="Nkoo" typeface="Ebrima"/>
+        <a:font script="Olck" typeface="Nirmala UI"/>
+        <a:font script="Osma" typeface="Ebrima"/>
+        <a:font script="Phag" typeface="Phagspa"/>
+        <a:font script="Syrn" typeface="Estrangelo Edessa"/>
+        <a:font script="Syrj" typeface="Estrangelo Edessa"/>
+        <a:font script="Syre" typeface="Estrangelo Edessa"/>
+        <a:font script="Sora" typeface="Nirmala UI"/>
+        <a:font script="Tale" typeface="Microsoft Tai Le"/>
+        <a:font script="Talu" typeface="Microsoft New Tai Lue"/>
+        <a:font script="Tfng" typeface="Ebrima"/>
       </a:majorFont>
       <a:minorFont>
-        <a:latin typeface="Cambria"/>
+        <a:latin typeface="Aptos" panose="02110004020202020204"/>
         <a:ea typeface=""/>
         <a:cs typeface=""/>
-        <a:font script="Jpan" typeface="ＭＳ 明朝"/>
+        <a:font script="Jpan" typeface="游明朝"/>
         <a:font script="Hang" typeface="맑은 고딕"/>
-        <a:font script="Hans" typeface="宋体"/>
+        <a:font script="Hans" typeface="等线"/>
         <a:font script="Hant" typeface="新細明體"/>
         <a:font script="Arab" typeface="Arial"/>
         <a:font script="Hebr" typeface="Arial"/>
@@ -16049,6 +15613,24 @@
         <a:font script="Mong" typeface="Mongolian Baiti"/>
         <a:font script="Viet" typeface="Arial"/>
         <a:font script="Uigh" typeface="Microsoft Uighur"/>
+        <a:font script="Geor" typeface="Sylfaen"/>
+        <a:font script="Armn" typeface="Arial"/>
+        <a:font script="Bugi" typeface="Leelawadee UI"/>
+        <a:font script="Bopo" typeface="Microsoft JhengHei"/>
+        <a:font script="Java" typeface="Javanese Text"/>
+        <a:font script="Lisu" typeface="Segoe UI"/>
+        <a:font script="Mymr" typeface="Myanmar Text"/>
+        <a:font script="Nkoo" typeface="Ebrima"/>
+        <a:font script="Olck" typeface="Nirmala UI"/>
+        <a:font script="Osma" typeface="Ebrima"/>
+        <a:font script="Phag" typeface="Phagspa"/>
+        <a:font script="Syrn" typeface="Estrangelo Edessa"/>
+        <a:font script="Syrj" typeface="Estrangelo Edessa"/>
+        <a:font script="Syre" typeface="Estrangelo Edessa"/>
+        <a:font script="Sora" typeface="Nirmala UI"/>
+        <a:font script="Tale" typeface="Microsoft Tai Le"/>
+        <a:font script="Talu" typeface="Microsoft New Tai Lue"/>
+        <a:font script="Tfng" typeface="Ebrima"/>
       </a:minorFont>
     </a:fontScheme>
     <a:fmtScheme name="Office">
@@ -16060,200 +15642,141 @@
           <a:gsLst>
             <a:gs pos="0">
               <a:schemeClr val="phClr">
-                <a:tint val="50000"/>
-                <a:satMod val="300000"/>
+                <a:lumMod val="110000"/>
+                <a:satMod val="105000"/>
+                <a:tint val="67000"/>
               </a:schemeClr>
             </a:gs>
-            <a:gs pos="35000">
+            <a:gs pos="50000">
               <a:schemeClr val="phClr">
-                <a:tint val="37000"/>
-                <a:satMod val="300000"/>
+                <a:lumMod val="105000"/>
+                <a:satMod val="103000"/>
+                <a:tint val="73000"/>
               </a:schemeClr>
             </a:gs>
             <a:gs pos="100000">
               <a:schemeClr val="phClr">
-                <a:tint val="15000"/>
-                <a:satMod val="350000"/>
+                <a:lumMod val="105000"/>
+                <a:satMod val="109000"/>
+                <a:tint val="81000"/>
               </a:schemeClr>
             </a:gs>
           </a:gsLst>
-          <a:lin ang="16200000" scaled="1"/>
+          <a:lin ang="5400000" scaled="0"/>
         </a:gradFill>
         <a:gradFill rotWithShape="1">
           <a:gsLst>
             <a:gs pos="0">
               <a:schemeClr val="phClr">
-                <a:tint val="100000"/>
+                <a:satMod val="103000"/>
+                <a:lumMod val="102000"/>
+                <a:tint val="94000"/>
+              </a:schemeClr>
+            </a:gs>
+            <a:gs pos="50000">
+              <a:schemeClr val="phClr">
+                <a:satMod val="110000"/>
+                <a:lumMod val="100000"/>
                 <a:shade val="100000"/>
-                <a:satMod val="130000"/>
               </a:schemeClr>
             </a:gs>
             <a:gs pos="100000">
               <a:schemeClr val="phClr">
-                <a:tint val="50000"/>
-                <a:shade val="100000"/>
-                <a:satMod val="350000"/>
+                <a:lumMod val="99000"/>
+                <a:satMod val="120000"/>
+                <a:shade val="78000"/>
               </a:schemeClr>
             </a:gs>
           </a:gsLst>
-          <a:lin ang="16200000" scaled="0"/>
+          <a:lin ang="5400000" scaled="0"/>
         </a:gradFill>
       </a:fillStyleLst>
       <a:lnStyleLst>
-        <a:ln w="9525" cap="flat" cmpd="sng" algn="ctr">
-          <a:solidFill>
-            <a:schemeClr val="phClr">
-              <a:shade val="95000"/>
-              <a:satMod val="105000"/>
-            </a:schemeClr>
-          </a:solidFill>
-          <a:prstDash val="solid"/>
-        </a:ln>
-        <a:ln w="25400" cap="flat" cmpd="sng" algn="ctr">
+        <a:ln w="6350" cap="flat" cmpd="sng" algn="ctr">
           <a:solidFill>
             <a:schemeClr val="phClr"/>
           </a:solidFill>
           <a:prstDash val="solid"/>
+          <a:miter lim="800000"/>
         </a:ln>
-        <a:ln w="38100" cap="flat" cmpd="sng" algn="ctr">
+        <a:ln w="12700" cap="flat" cmpd="sng" algn="ctr">
           <a:solidFill>
             <a:schemeClr val="phClr"/>
           </a:solidFill>
           <a:prstDash val="solid"/>
+          <a:miter lim="800000"/>
+        </a:ln>
+        <a:ln w="19050" cap="flat" cmpd="sng" algn="ctr">
+          <a:solidFill>
+            <a:schemeClr val="phClr"/>
+          </a:solidFill>
+          <a:prstDash val="solid"/>
+          <a:miter lim="800000"/>
         </a:ln>
       </a:lnStyleLst>
       <a:effectStyleLst>
         <a:effectStyle>
+          <a:effectLst/>
+        </a:effectStyle>
+        <a:effectStyle>
+          <a:effectLst/>
+        </a:effectStyle>
+        <a:effectStyle>
           <a:effectLst>
-            <a:outerShdw blurRad="40000" dist="20000" dir="5400000" rotWithShape="0">
+            <a:outerShdw blurRad="57150" dist="19050" dir="5400000" algn="ctr" rotWithShape="0">
               <a:srgbClr val="000000">
-                <a:alpha val="38000"/>
+                <a:alpha val="63000"/>
               </a:srgbClr>
             </a:outerShdw>
           </a:effectLst>
-        </a:effectStyle>
-        <a:effectStyle>
-          <a:effectLst>
-            <a:outerShdw blurRad="40000" dist="23000" dir="5400000" rotWithShape="0">
-              <a:srgbClr val="000000">
-                <a:alpha val="35000"/>
-              </a:srgbClr>
-            </a:outerShdw>
-          </a:effectLst>
-        </a:effectStyle>
-        <a:effectStyle>
-          <a:effectLst>
-            <a:outerShdw blurRad="40000" dist="23000" dir="5400000" rotWithShape="0">
-              <a:srgbClr val="000000">
-                <a:alpha val="35000"/>
-              </a:srgbClr>
-            </a:outerShdw>
-          </a:effectLst>
-          <a:scene3d>
-            <a:camera prst="orthographicFront">
-              <a:rot lat="0" lon="0" rev="0"/>
-            </a:camera>
-            <a:lightRig rig="threePt" dir="t">
-              <a:rot lat="0" lon="0" rev="1200000"/>
-            </a:lightRig>
-          </a:scene3d>
-          <a:sp3d>
-            <a:bevelT w="63500" h="25400"/>
-          </a:sp3d>
         </a:effectStyle>
       </a:effectStyleLst>
       <a:bgFillStyleLst>
         <a:solidFill>
           <a:schemeClr val="phClr"/>
         </a:solidFill>
+        <a:solidFill>
+          <a:schemeClr val="phClr">
+            <a:tint val="95000"/>
+            <a:satMod val="170000"/>
+          </a:schemeClr>
+        </a:solidFill>
         <a:gradFill rotWithShape="1">
           <a:gsLst>
             <a:gs pos="0">
               <a:schemeClr val="phClr">
-                <a:tint val="40000"/>
-                <a:satMod val="350000"/>
+                <a:tint val="93000"/>
+                <a:satMod val="150000"/>
+                <a:shade val="98000"/>
+                <a:lumMod val="102000"/>
               </a:schemeClr>
             </a:gs>
-            <a:gs pos="40000">
+            <a:gs pos="50000">
               <a:schemeClr val="phClr">
-                <a:tint val="45000"/>
-                <a:shade val="99000"/>
-                <a:satMod val="350000"/>
+                <a:tint val="98000"/>
+                <a:satMod val="130000"/>
+                <a:shade val="90000"/>
+                <a:lumMod val="103000"/>
               </a:schemeClr>
             </a:gs>
             <a:gs pos="100000">
               <a:schemeClr val="phClr">
-                <a:shade val="20000"/>
-                <a:satMod val="255000"/>
+                <a:shade val="63000"/>
+                <a:satMod val="120000"/>
               </a:schemeClr>
             </a:gs>
           </a:gsLst>
-          <a:path path="circle">
-            <a:fillToRect l="50000" t="-80000" r="50000" b="180000"/>
-          </a:path>
-        </a:gradFill>
-        <a:gradFill rotWithShape="1">
-          <a:gsLst>
-            <a:gs pos="0">
-              <a:schemeClr val="phClr">
-                <a:tint val="80000"/>
-                <a:satMod val="300000"/>
-              </a:schemeClr>
-            </a:gs>
-            <a:gs pos="100000">
-              <a:schemeClr val="phClr">
-                <a:shade val="30000"/>
-                <a:satMod val="200000"/>
-              </a:schemeClr>
-            </a:gs>
-          </a:gsLst>
-          <a:path path="circle">
-            <a:fillToRect l="50000" t="50000" r="50000" b="50000"/>
-          </a:path>
+          <a:lin ang="5400000" scaled="0"/>
         </a:gradFill>
       </a:bgFillStyleLst>
     </a:fmtScheme>
   </a:themeElements>
-  <a:objectDefaults>
-    <a:spDef>
-      <a:spPr/>
-      <a:bodyPr/>
-      <a:lstStyle/>
-      <a:style>
-        <a:lnRef idx="1">
-          <a:schemeClr val="accent1"/>
-        </a:lnRef>
-        <a:fillRef idx="3">
-          <a:schemeClr val="accent1"/>
-        </a:fillRef>
-        <a:effectRef idx="2">
-          <a:schemeClr val="accent1"/>
-        </a:effectRef>
-        <a:fontRef idx="minor">
-          <a:schemeClr val="lt1"/>
-        </a:fontRef>
-      </a:style>
-    </a:spDef>
-    <a:lnDef>
-      <a:spPr/>
-      <a:bodyPr/>
-      <a:lstStyle/>
-      <a:style>
-        <a:lnRef idx="2">
-          <a:schemeClr val="accent1"/>
-        </a:lnRef>
-        <a:fillRef idx="0">
-          <a:schemeClr val="accent1"/>
-        </a:fillRef>
-        <a:effectRef idx="1">
-          <a:schemeClr val="accent1"/>
-        </a:effectRef>
-        <a:fontRef idx="minor">
-          <a:schemeClr val="tx1"/>
-        </a:fontRef>
-      </a:style>
-    </a:lnDef>
-  </a:objectDefaults>
+  <a:objectDefaults/>
   <a:extraClrSchemeLst/>
+  <a:extLst>
+    <a:ext uri="{05A4C25C-085E-4340-85A3-A5531E510DB2}">
+      <thm15:themeFamily xmlns:thm15="http://schemas.microsoft.com/office/thememl/2012/main" name="Office Theme" id="{2E142A2C-CD16-42D6-873A-C26D2A0506FA}" vid="{1BDDFF52-6CD6-40A5-AB3C-68EB2F1E4D0A}"/>
+    </a:ext>
+  </a:extLst>
 </a:theme>
 </file>